--- a/cpf-docs/deliverables/아키텍처설계서.docx
+++ b/cpf-docs/deliverables/아키텍처설계서.docx
@@ -2603,6 +2603,14 @@
     </w:p>
     <w:p>
       <w:pPr>
+        <w:pStyle w:val="BodyText"/>
+      </w:pPr>
+      <w:r>
+        <w:t xml:space="preserve">69. 현재 제품 검증 상태와 R6J 사용 경계 </w:t>
+      </w:r>
+    </w:p>
+    <w:p>
+      <w:pPr>
         <w:pStyle w:val="Heading1"/>
         <w:keepNext/>
         <w:bidi w:val="0"/>
@@ -2641,196 +2649,166 @@
         <w:rPr>
           <w:rFonts w:ascii="Noto Sans CJK KR" w:hAnsi="Noto Sans CJK KR" w:eastAsia="Noto Sans CJK KR"/>
         </w:rPr>
-        <w:t xml:space="preserve">기준 </w:t>
-      </w:r>
-      <w:r>
-        <w:rPr>
-          <w:rFonts w:ascii="Noto Sans CJK KR" w:hAnsi="Noto Sans CJK KR" w:eastAsia="Noto Sans CJK KR"/>
-        </w:rPr>
-        <w:t xml:space="preserve">Repository: </w:t>
+        <w:t>기준 Repository: https://github.com/freeangelsun/202412_01_CPF 기준 Branch: master 문서 콘텐츠 기준 Commit: cd5baccb02245a980e5998aa0dc9bac579fc019f (07_04) 기준일: 2026-08-08 Asia/Seoul 기준 Commit: 현재 master 구현 기준 문서. Product Surface·Starter·Tool·EDU 식별자는 아래 기준 Commit의 Source 정본과 대조한다.</w:t>
+      </w:r>
+      <w:r>
+        <w:rPr>
+          <w:rFonts w:ascii="Noto Sans CJK KR" w:hAnsi="Noto Sans CJK KR" w:eastAsia="Noto Sans CJK KR"/>
+        </w:rPr>
       </w:r>
       <w:r>
         <w:rPr>
           <w:rStyle w:val="SourceText"/>
           <w:rFonts w:ascii="Noto Sans CJK KR" w:hAnsi="Noto Sans CJK KR" w:eastAsia="Noto Sans CJK KR"/>
         </w:rPr>
-        <w:t>https://github.com/freeangelsun/202412_01_CPF</w:t>
-      </w:r>
-      <w:r>
-        <w:rPr>
-          <w:rFonts w:ascii="Noto Sans CJK KR" w:hAnsi="Noto Sans CJK KR" w:eastAsia="Noto Sans CJK KR"/>
-        </w:rPr>
-        <w:t xml:space="preserve"> </w:t>
-      </w:r>
-      <w:r>
-        <w:rPr>
-          <w:rFonts w:ascii="Noto Sans CJK KR" w:hAnsi="Noto Sans CJK KR" w:eastAsia="Noto Sans CJK KR"/>
-        </w:rPr>
-        <w:t xml:space="preserve">기준 </w:t>
-      </w:r>
-      <w:r>
-        <w:rPr>
-          <w:rFonts w:ascii="Noto Sans CJK KR" w:hAnsi="Noto Sans CJK KR" w:eastAsia="Noto Sans CJK KR"/>
-        </w:rPr>
-        <w:t xml:space="preserve">Branch: </w:t>
+      </w:r>
+      <w:r>
+        <w:rPr>
+          <w:rFonts w:ascii="Noto Sans CJK KR" w:hAnsi="Noto Sans CJK KR" w:eastAsia="Noto Sans CJK KR"/>
+        </w:rPr>
+      </w:r>
+      <w:r>
+        <w:rPr>
+          <w:rFonts w:ascii="Noto Sans CJK KR" w:hAnsi="Noto Sans CJK KR" w:eastAsia="Noto Sans CJK KR"/>
+        </w:rPr>
+      </w:r>
+      <w:r>
+        <w:rPr>
+          <w:rFonts w:ascii="Noto Sans CJK KR" w:hAnsi="Noto Sans CJK KR" w:eastAsia="Noto Sans CJK KR"/>
+        </w:rPr>
       </w:r>
       <w:r>
         <w:rPr>
           <w:rStyle w:val="SourceText"/>
           <w:rFonts w:ascii="Noto Sans CJK KR" w:hAnsi="Noto Sans CJK KR" w:eastAsia="Noto Sans CJK KR"/>
         </w:rPr>
-        <w:t>master</w:t>
-      </w:r>
-      <w:r>
-        <w:rPr>
-          <w:rFonts w:ascii="Noto Sans CJK KR" w:hAnsi="Noto Sans CJK KR" w:eastAsia="Noto Sans CJK KR"/>
-        </w:rPr>
-        <w:t xml:space="preserve"> </w:t>
-      </w:r>
-      <w:r>
-        <w:rPr>
-          <w:rFonts w:ascii="Noto Sans CJK KR" w:hAnsi="Noto Sans CJK KR" w:eastAsia="Noto Sans CJK KR"/>
-        </w:rPr>
-        <w:t xml:space="preserve">문서 콘텐츠 기준 </w:t>
-      </w:r>
-      <w:r>
-        <w:rPr>
-          <w:rFonts w:ascii="Noto Sans CJK KR" w:hAnsi="Noto Sans CJK KR" w:eastAsia="Noto Sans CJK KR"/>
-        </w:rPr>
-        <w:t xml:space="preserve">Commit: </w:t>
+      </w:r>
+      <w:r>
+        <w:rPr>
+          <w:rFonts w:ascii="Noto Sans CJK KR" w:hAnsi="Noto Sans CJK KR" w:eastAsia="Noto Sans CJK KR"/>
+        </w:rPr>
+      </w:r>
+      <w:r>
+        <w:rPr>
+          <w:rFonts w:ascii="Noto Sans CJK KR" w:hAnsi="Noto Sans CJK KR" w:eastAsia="Noto Sans CJK KR"/>
+        </w:rPr>
+      </w:r>
+      <w:r>
+        <w:rPr>
+          <w:rFonts w:ascii="Noto Sans CJK KR" w:hAnsi="Noto Sans CJK KR" w:eastAsia="Noto Sans CJK KR"/>
+        </w:rPr>
       </w:r>
       <w:r>
         <w:rPr>
           <w:rStyle w:val="SourceText"/>
           <w:rFonts w:ascii="Noto Sans CJK KR" w:hAnsi="Noto Sans CJK KR" w:eastAsia="Noto Sans CJK KR"/>
         </w:rPr>
-        <w:t>3ed676061246c9db3e44f29e254c0393ecca3929</w:t>
-      </w:r>
-      <w:r>
-        <w:rPr>
-          <w:rFonts w:ascii="Noto Sans CJK KR" w:hAnsi="Noto Sans CJK KR" w:eastAsia="Noto Sans CJK KR"/>
-        </w:rPr>
-        <w:t xml:space="preserve"> (</w:t>
+      </w:r>
+      <w:r>
+        <w:rPr>
+          <w:rFonts w:ascii="Noto Sans CJK KR" w:hAnsi="Noto Sans CJK KR" w:eastAsia="Noto Sans CJK KR"/>
+        </w:rPr>
       </w:r>
       <w:r>
         <w:rPr>
           <w:rStyle w:val="SourceText"/>
           <w:rFonts w:ascii="Noto Sans CJK KR" w:hAnsi="Noto Sans CJK KR" w:eastAsia="Noto Sans CJK KR"/>
         </w:rPr>
-        <w:t>07_02</w:t>
-      </w:r>
-      <w:r>
-        <w:rPr>
-          <w:rFonts w:ascii="Noto Sans CJK KR" w:hAnsi="Noto Sans CJK KR" w:eastAsia="Noto Sans CJK KR"/>
-        </w:rPr>
-        <w:t xml:space="preserve">) </w:t>
-      </w:r>
-      <w:r>
-        <w:rPr>
-          <w:rFonts w:ascii="Noto Sans CJK KR" w:hAnsi="Noto Sans CJK KR" w:eastAsia="Noto Sans CJK KR"/>
-        </w:rPr>
-        <w:t>기준일</w:t>
-      </w:r>
-      <w:r>
-        <w:rPr>
-          <w:rFonts w:ascii="Noto Sans CJK KR" w:hAnsi="Noto Sans CJK KR" w:eastAsia="Noto Sans CJK KR"/>
-        </w:rPr>
-        <w:t xml:space="preserve">: </w:t>
+      </w:r>
+      <w:r>
+        <w:rPr>
+          <w:rFonts w:ascii="Noto Sans CJK KR" w:hAnsi="Noto Sans CJK KR" w:eastAsia="Noto Sans CJK KR"/>
+        </w:rPr>
+      </w:r>
+      <w:r>
+        <w:rPr>
+          <w:rFonts w:ascii="Noto Sans CJK KR" w:hAnsi="Noto Sans CJK KR" w:eastAsia="Noto Sans CJK KR"/>
+        </w:rPr>
+      </w:r>
+      <w:r>
+        <w:rPr>
+          <w:rFonts w:ascii="Noto Sans CJK KR" w:hAnsi="Noto Sans CJK KR" w:eastAsia="Noto Sans CJK KR"/>
+        </w:rPr>
       </w:r>
       <w:r>
         <w:rPr>
           <w:rStyle w:val="SourceText"/>
           <w:rFonts w:ascii="Noto Sans CJK KR" w:hAnsi="Noto Sans CJK KR" w:eastAsia="Noto Sans CJK KR"/>
         </w:rPr>
-        <w:t>2026-08-07 Asia/Seoul</w:t>
-      </w:r>
-      <w:r>
-        <w:rPr>
-          <w:rFonts w:ascii="Noto Sans CJK KR" w:hAnsi="Noto Sans CJK KR" w:eastAsia="Noto Sans CJK KR"/>
-        </w:rPr>
-        <w:t xml:space="preserve"> </w:t>
-      </w:r>
-      <w:r>
-        <w:rPr>
-          <w:rFonts w:ascii="Noto Sans CJK KR" w:hAnsi="Noto Sans CJK KR" w:eastAsia="Noto Sans CJK KR"/>
-        </w:rPr>
-        <w:t xml:space="preserve">기준 </w:t>
-      </w:r>
-      <w:r>
-        <w:rPr>
-          <w:rFonts w:ascii="Noto Sans CJK KR" w:hAnsi="Noto Sans CJK KR" w:eastAsia="Noto Sans CJK KR"/>
-        </w:rPr>
-        <w:t xml:space="preserve">Commit: </w:t>
+      </w:r>
+      <w:r>
+        <w:rPr>
+          <w:rFonts w:ascii="Noto Sans CJK KR" w:hAnsi="Noto Sans CJK KR" w:eastAsia="Noto Sans CJK KR"/>
+        </w:rPr>
+      </w:r>
+      <w:r>
+        <w:rPr>
+          <w:rFonts w:ascii="Noto Sans CJK KR" w:hAnsi="Noto Sans CJK KR" w:eastAsia="Noto Sans CJK KR"/>
+        </w:rPr>
+      </w:r>
+      <w:r>
+        <w:rPr>
+          <w:rFonts w:ascii="Noto Sans CJK KR" w:hAnsi="Noto Sans CJK KR" w:eastAsia="Noto Sans CJK KR"/>
+        </w:rPr>
       </w:r>
       <w:r>
         <w:rPr>
           <w:rStyle w:val="Strong"/>
           <w:rFonts w:ascii="Noto Sans CJK KR" w:hAnsi="Noto Sans CJK KR" w:eastAsia="Noto Sans CJK KR"/>
         </w:rPr>
-        <w:t xml:space="preserve">현재 </w:t>
       </w:r>
       <w:r>
         <w:rPr>
           <w:rStyle w:val="SourceText"/>
           <w:rFonts w:ascii="Noto Sans CJK KR" w:hAnsi="Noto Sans CJK KR" w:eastAsia="Noto Sans CJK KR"/>
         </w:rPr>
-        <w:t>master</w:t>
       </w:r>
       <w:r>
         <w:rPr>
           <w:rStyle w:val="Strong"/>
           <w:rFonts w:ascii="Noto Sans CJK KR" w:hAnsi="Noto Sans CJK KR" w:eastAsia="Noto Sans CJK KR"/>
         </w:rPr>
-        <w:t xml:space="preserve"> </w:t>
       </w:r>
       <w:r>
         <w:rPr>
           <w:rStyle w:val="Strong"/>
           <w:rFonts w:ascii="Noto Sans CJK KR" w:hAnsi="Noto Sans CJK KR" w:eastAsia="Noto Sans CJK KR"/>
         </w:rPr>
-        <w:t>구현 기준 문서</w:t>
-      </w:r>
-      <w:r>
-        <w:rPr>
-          <w:rFonts w:ascii="Noto Sans CJK KR" w:hAnsi="Noto Sans CJK KR" w:eastAsia="Noto Sans CJK KR"/>
-        </w:rPr>
-        <w:t xml:space="preserve">. Product Surface·Starter·Tool·EDU </w:t>
-      </w:r>
-      <w:r>
-        <w:rPr>
-          <w:rFonts w:ascii="Noto Sans CJK KR" w:hAnsi="Noto Sans CJK KR" w:eastAsia="Noto Sans CJK KR"/>
-        </w:rPr>
-        <w:t xml:space="preserve">식별자는 아래 기준 </w:t>
-      </w:r>
-      <w:r>
-        <w:rPr>
-          <w:rFonts w:ascii="Noto Sans CJK KR" w:hAnsi="Noto Sans CJK KR" w:eastAsia="Noto Sans CJK KR"/>
-        </w:rPr>
-        <w:t>Commit</w:t>
-      </w:r>
-      <w:r>
-        <w:rPr>
-          <w:rFonts w:ascii="Noto Sans CJK KR" w:hAnsi="Noto Sans CJK KR" w:eastAsia="Noto Sans CJK KR"/>
-        </w:rPr>
-        <w:t xml:space="preserve">의 </w:t>
-      </w:r>
-      <w:r>
-        <w:rPr>
-          <w:rFonts w:ascii="Noto Sans CJK KR" w:hAnsi="Noto Sans CJK KR" w:eastAsia="Noto Sans CJK KR"/>
-        </w:rPr>
-        <w:t xml:space="preserve">Source </w:t>
-      </w:r>
-      <w:r>
-        <w:rPr>
-          <w:rFonts w:ascii="Noto Sans CJK KR" w:hAnsi="Noto Sans CJK KR" w:eastAsia="Noto Sans CJK KR"/>
-        </w:rPr>
-        <w:t>정본과 대조한다</w:t>
-      </w:r>
-      <w:r>
-        <w:rPr>
-          <w:rFonts w:ascii="Noto Sans CJK KR" w:hAnsi="Noto Sans CJK KR" w:eastAsia="Noto Sans CJK KR"/>
-        </w:rPr>
-        <w:t>.</w:t>
+      </w:r>
+      <w:r>
+        <w:rPr>
+          <w:rFonts w:ascii="Noto Sans CJK KR" w:hAnsi="Noto Sans CJK KR" w:eastAsia="Noto Sans CJK KR"/>
+        </w:rPr>
+      </w:r>
+      <w:r>
+        <w:rPr>
+          <w:rFonts w:ascii="Noto Sans CJK KR" w:hAnsi="Noto Sans CJK KR" w:eastAsia="Noto Sans CJK KR"/>
+        </w:rPr>
+      </w:r>
+      <w:r>
+        <w:rPr>
+          <w:rFonts w:ascii="Noto Sans CJK KR" w:hAnsi="Noto Sans CJK KR" w:eastAsia="Noto Sans CJK KR"/>
+        </w:rPr>
+      </w:r>
+      <w:r>
+        <w:rPr>
+          <w:rFonts w:ascii="Noto Sans CJK KR" w:hAnsi="Noto Sans CJK KR" w:eastAsia="Noto Sans CJK KR"/>
+        </w:rPr>
+      </w:r>
+      <w:r>
+        <w:rPr>
+          <w:rFonts w:ascii="Noto Sans CJK KR" w:hAnsi="Noto Sans CJK KR" w:eastAsia="Noto Sans CJK KR"/>
+        </w:rPr>
+      </w:r>
+      <w:r>
+        <w:rPr>
+          <w:rFonts w:ascii="Noto Sans CJK KR" w:hAnsi="Noto Sans CJK KR" w:eastAsia="Noto Sans CJK KR"/>
+        </w:rPr>
+      </w:r>
+      <w:r>
+        <w:rPr>
+          <w:rFonts w:ascii="Noto Sans CJK KR" w:hAnsi="Noto Sans CJK KR" w:eastAsia="Noto Sans CJK KR"/>
+        </w:rPr>
       </w:r>
     </w:p>
     <w:tbl>
@@ -29528,6 +29506,598 @@
           <w:rFonts w:ascii="Noto Sans CJK KR" w:hAnsi="Noto Sans CJK KR" w:eastAsia="Noto Sans CJK KR"/>
         </w:rPr>
         <w:t>.</w:t>
+      </w:r>
+    </w:p>
+    <w:p>
+      <w:pPr>
+        <w:pStyle w:val="Heading2"/>
+      </w:pPr>
+      <w:r>
+        <w:t>69. 현재 제품 검증 상태와 R6J 사용 경계</w:t>
+      </w:r>
+    </w:p>
+    <w:p>
+      <w:r>
+        <w:rPr>
+          <w:b/>
+        </w:rPr>
+        <w:t xml:space="preserve">판정 기준: </w:t>
+      </w:r>
+      <w:r>
+        <w:t xml:space="preserve">master cd5baccb02245a980e5998aa0dc9bac579fc019f (07_04), R6J QA basis 3ed676061246c9db3e44f29e254c0393ecca3929 (07_02). </w:t>
+      </w:r>
+      <w:r>
+        <w:t>07_04 Commit은 전체 프로젝트 100% Finalization Mandate와 QA Scope 보정을 추가했으며 R6J 검수 대상 Product Source는 07_02와 동일하다.</w:t>
+      </w:r>
+    </w:p>
+    <w:p>
+      <w:pPr>
+        <w:pStyle w:val="Normal"/>
+      </w:pPr>
+      <w:r>
+        <w:t>• 07_04 정책에 따라 34개 직접 Rework는 전체 개발 Scope가 아니다. 중앙 Requirement 93/93, Finding 56/56, 최상위 Requirement 전체, Runtime/GA 전체와 작업 중 자체 발견 결함까지 프로젝트 완료 범위로 본다.</w:t>
+      </w:r>
+    </w:p>
+    <w:p>
+      <w:pPr>
+        <w:pStyle w:val="BodyText"/>
+      </w:pPr>
+      <w:r>
+        <w:t>• 현재 Architecture 정본은 제품/EDU 경계와 transactionId/File/DB logging 요구를 포함한다.</w:t>
+      </w:r>
+    </w:p>
+    <w:p>
+      <w:pPr>
+        <w:pStyle w:val="BodyText"/>
+      </w:pPr>
+      <w:r>
+        <w:t>• R6J에서 ADM Product와 EDU-ADM generic duplicate 구조는 Architecture 충돌로 판정됐고 Product 9 / Extension Sample 4 / Merge EDU 4 방향으로 재분류가 필요하다.</w:t>
+      </w:r>
+    </w:p>
+    <w:p>
+      <w:pPr>
+        <w:pStyle w:val="BodyText"/>
+      </w:pPr>
+      <w:r>
+        <w:t>• End-to-End transaction lineage는 ADM one-shot multi-source aggregator와 DB3 linkage, FileLog durable recovery가 닫혀야 Architecture 목표를 충족한다.</w:t>
+      </w:r>
+    </w:p>
+    <w:p>
+      <w:pPr>
+        <w:pStyle w:val="BodyText"/>
+      </w:pPr>
+      <w:r>
+        <w:t>• 현재 master는 문서/QA 현행화 Commit이며 제품 Source는 후속 R6J rework와 runtime qualification 전까지 Release 승인 상태가 아니다.</w:t>
+      </w:r>
+    </w:p>
+    <w:p>
+      <w:r>
+        <w:t>이 문서에 직접 영향을 주는 R6J 재개발 항목: 11개. 아래 항목이 후속 exact SHA에서 닫히기 전에는 해당 기능을 Release 승인 근거로 사용하지 않는다.</w:t>
+      </w:r>
+      <w:r>
+        <w:t xml:space="preserve"> 이 표는 문서 영향 매핑이며 전체 프로젝트 Scope를 제한하지 않는다.</w:t>
+      </w:r>
+    </w:p>
+    <w:tbl>
+      <w:tblPr>
+        <w:tblW w:type="auto" w:w="0"/>
+        <w:jc w:val="center"/>
+        <w:tblLook w:firstColumn="1" w:firstRow="1" w:lastColumn="0" w:lastRow="0" w:noHBand="0" w:noVBand="1" w:val="04A0"/>
+      </w:tblPr>
+      <w:tblGrid>
+        <w:gridCol w:w="2551"/>
+        <w:gridCol w:w="2551"/>
+        <w:gridCol w:w="2551"/>
+        <w:gridCol w:w="2551"/>
+      </w:tblGrid>
+      <w:tr>
+        <w:tc>
+          <w:tcPr>
+            <w:tcW w:type="dxa" w:w="2551"/>
+          </w:tcPr>
+          <w:p>
+            <w:r>
+              <w:t>ID</w:t>
+            </w:r>
+          </w:p>
+        </w:tc>
+        <w:tc>
+          <w:tcPr>
+            <w:tcW w:type="dxa" w:w="2551"/>
+          </w:tcPr>
+          <w:p>
+            <w:r>
+              <w:t>우선순위</w:t>
+            </w:r>
+          </w:p>
+        </w:tc>
+        <w:tc>
+          <w:tcPr>
+            <w:tcW w:type="dxa" w:w="2551"/>
+          </w:tcPr>
+          <w:p>
+            <w:r>
+              <w:t>영역</w:t>
+            </w:r>
+          </w:p>
+        </w:tc>
+        <w:tc>
+          <w:tcPr>
+            <w:tcW w:type="dxa" w:w="2551"/>
+          </w:tcPr>
+          <w:p>
+            <w:r>
+              <w:t>현재 조치 기준</w:t>
+            </w:r>
+          </w:p>
+        </w:tc>
+      </w:tr>
+      <w:tr>
+        <w:tc>
+          <w:tcPr>
+            <w:tcW w:type="dxa" w:w="2551"/>
+          </w:tcPr>
+          <w:p>
+            <w:r>
+              <w:t>AB-R6-002</w:t>
+            </w:r>
+          </w:p>
+        </w:tc>
+        <w:tc>
+          <w:tcPr>
+            <w:tcW w:type="dxa" w:w="2551"/>
+          </w:tcPr>
+          <w:p>
+            <w:r>
+              <w:t>P0</w:t>
+            </w:r>
+          </w:p>
+        </w:tc>
+        <w:tc>
+          <w:tcPr>
+            <w:tcW w:type="dxa" w:w="2551"/>
+          </w:tcPr>
+          <w:p>
+            <w:r>
+              <w:t>Runtime/Release</w:t>
+            </w:r>
+          </w:p>
+        </w:tc>
+        <w:tc>
+          <w:tcPr>
+            <w:tcW w:type="dxa" w:w="2551"/>
+          </w:tcPr>
+          <w:p>
+            <w:r>
+              <w:t>Current master Push에 Release Workflow 실행 근거 없음</w:t>
+            </w:r>
+          </w:p>
+        </w:tc>
+      </w:tr>
+      <w:tr>
+        <w:tc>
+          <w:tcPr>
+            <w:tcW w:type="dxa" w:w="2551"/>
+          </w:tcPr>
+          <w:p>
+            <w:r>
+              <w:t>AB-R6-020</w:t>
+            </w:r>
+          </w:p>
+        </w:tc>
+        <w:tc>
+          <w:tcPr>
+            <w:tcW w:type="dxa" w:w="2551"/>
+          </w:tcPr>
+          <w:p>
+            <w:r>
+              <w:t>P0</w:t>
+            </w:r>
+          </w:p>
+        </w:tc>
+        <w:tc>
+          <w:tcPr>
+            <w:tcW w:type="dxa" w:w="2551"/>
+          </w:tcPr>
+          <w:p>
+            <w:r>
+              <w:t>Approval/Security</w:t>
+            </w:r>
+          </w:p>
+        </w:tc>
+        <w:tc>
+          <w:tcPr>
+            <w:tcW w:type="dxa" w:w="2551"/>
+          </w:tcPr>
+          <w:p>
+            <w:r>
+              <w:t>Process Kill 후 Approval RUNNING/EXECUTING 고착 경로</w:t>
+            </w:r>
+          </w:p>
+        </w:tc>
+      </w:tr>
+      <w:tr>
+        <w:tc>
+          <w:tcPr>
+            <w:tcW w:type="dxa" w:w="2551"/>
+          </w:tcPr>
+          <w:p>
+            <w:r>
+              <w:t>AB-R6-025</w:t>
+            </w:r>
+          </w:p>
+        </w:tc>
+        <w:tc>
+          <w:tcPr>
+            <w:tcW w:type="dxa" w:w="2551"/>
+          </w:tcPr>
+          <w:p>
+            <w:r>
+              <w:t>P0</w:t>
+            </w:r>
+          </w:p>
+        </w:tc>
+        <w:tc>
+          <w:tcPr>
+            <w:tcW w:type="dxa" w:w="2551"/>
+          </w:tcPr>
+          <w:p>
+            <w:r>
+              <w:t>Runtime/Release</w:t>
+            </w:r>
+          </w:p>
+        </w:tc>
+        <w:tc>
+          <w:tcPr>
+            <w:tcW w:type="dxa" w:w="2551"/>
+          </w:tcPr>
+          <w:p>
+            <w:r>
+              <w:t>Owner success 후 DB finalization 장애 시 durable UNKNOWN 보장 부족</w:t>
+            </w:r>
+          </w:p>
+        </w:tc>
+      </w:tr>
+      <w:tr>
+        <w:tc>
+          <w:tcPr>
+            <w:tcW w:type="dxa" w:w="2551"/>
+          </w:tcPr>
+          <w:p>
+            <w:r>
+              <w:t>AB-R6-030</w:t>
+            </w:r>
+          </w:p>
+        </w:tc>
+        <w:tc>
+          <w:tcPr>
+            <w:tcW w:type="dxa" w:w="2551"/>
+          </w:tcPr>
+          <w:p>
+            <w:r>
+              <w:t>P0</w:t>
+            </w:r>
+          </w:p>
+        </w:tc>
+        <w:tc>
+          <w:tcPr>
+            <w:tcW w:type="dxa" w:w="2551"/>
+          </w:tcPr>
+          <w:p>
+            <w:r>
+              <w:t>EDU/Sample</w:t>
+            </w:r>
+          </w:p>
+        </w:tc>
+        <w:tc>
+          <w:tcPr>
+            <w:tcW w:type="dxa" w:w="2551"/>
+          </w:tcPr>
+          <w:p>
+            <w:r>
+              <w:t>EDU-ADM 17의 generic product-mimic 구조</w:t>
+            </w:r>
+          </w:p>
+        </w:tc>
+      </w:tr>
+      <w:tr>
+        <w:tc>
+          <w:tcPr>
+            <w:tcW w:type="dxa" w:w="2551"/>
+          </w:tcPr>
+          <w:p>
+            <w:r>
+              <w:t>AB-R6-037</w:t>
+            </w:r>
+          </w:p>
+        </w:tc>
+        <w:tc>
+          <w:tcPr>
+            <w:tcW w:type="dxa" w:w="2551"/>
+          </w:tcPr>
+          <w:p>
+            <w:r>
+              <w:t>P0</w:t>
+            </w:r>
+          </w:p>
+        </w:tc>
+        <w:tc>
+          <w:tcPr>
+            <w:tcW w:type="dxa" w:w="2551"/>
+          </w:tcPr>
+          <w:p>
+            <w:r>
+              <w:t>EDU/Sample</w:t>
+            </w:r>
+          </w:p>
+        </w:tc>
+        <w:tc>
+          <w:tcPr>
+            <w:tcW w:type="dxa" w:w="2551"/>
+          </w:tcPr>
+          <w:p>
+            <w:r>
+              <w:t>EDU-ADM-12~17이 제품 기능을 generic JDBC 상태로 모사</w:t>
+            </w:r>
+          </w:p>
+        </w:tc>
+      </w:tr>
+      <w:tr>
+        <w:tc>
+          <w:tcPr>
+            <w:tcW w:type="dxa" w:w="2551"/>
+          </w:tcPr>
+          <w:p>
+            <w:r>
+              <w:t>R6J-CENTRAL-NEW-001</w:t>
+            </w:r>
+          </w:p>
+        </w:tc>
+        <w:tc>
+          <w:tcPr>
+            <w:tcW w:type="dxa" w:w="2551"/>
+          </w:tcPr>
+          <w:p>
+            <w:r>
+              <w:t>P0</w:t>
+            </w:r>
+          </w:p>
+        </w:tc>
+        <w:tc>
+          <w:tcPr>
+            <w:tcW w:type="dxa" w:w="2551"/>
+          </w:tcPr>
+          <w:p>
+            <w:r>
+              <w:t>Architecture/EDU</w:t>
+            </w:r>
+          </w:p>
+        </w:tc>
+        <w:tc>
+          <w:tcPr>
+            <w:tcW w:type="dxa" w:w="2551"/>
+          </w:tcPr>
+          <w:p>
+            <w:r>
+              <w:t>ADM Product와 EDU-ADM generic duplicate implementation Architecture 충돌</w:t>
+            </w:r>
+          </w:p>
+        </w:tc>
+      </w:tr>
+      <w:tr>
+        <w:tc>
+          <w:tcPr>
+            <w:tcW w:type="dxa" w:w="2551"/>
+          </w:tcPr>
+          <w:p>
+            <w:r>
+              <w:t>R6J-CENTRAL-NEW-005</w:t>
+            </w:r>
+          </w:p>
+        </w:tc>
+        <w:tc>
+          <w:tcPr>
+            <w:tcW w:type="dxa" w:w="2551"/>
+          </w:tcPr>
+          <w:p>
+            <w:r>
+              <w:t>P0</w:t>
+            </w:r>
+          </w:p>
+        </w:tc>
+        <w:tc>
+          <w:tcPr>
+            <w:tcW w:type="dxa" w:w="2551"/>
+          </w:tcPr>
+          <w:p>
+            <w:r>
+              <w:t>Management/Requirement</w:t>
+            </w:r>
+          </w:p>
+        </w:tc>
+        <w:tc>
+          <w:tcPr>
+            <w:tcW w:type="dxa" w:w="2551"/>
+          </w:tcPr>
+          <w:p>
+            <w:r>
+              <w:t>거래/File/DB Logging 신규 정본이 이전 개발원장에 미반영</w:t>
+            </w:r>
+          </w:p>
+        </w:tc>
+      </w:tr>
+      <w:tr>
+        <w:tc>
+          <w:tcPr>
+            <w:tcW w:type="dxa" w:w="2551"/>
+          </w:tcPr>
+          <w:p>
+            <w:r>
+              <w:t>R6J-CENTRAL-NEW-006</w:t>
+            </w:r>
+          </w:p>
+        </w:tc>
+        <w:tc>
+          <w:tcPr>
+            <w:tcW w:type="dxa" w:w="2551"/>
+          </w:tcPr>
+          <w:p>
+            <w:r>
+              <w:t>P0</w:t>
+            </w:r>
+          </w:p>
+        </w:tc>
+        <w:tc>
+          <w:tcPr>
+            <w:tcW w:type="dxa" w:w="2551"/>
+          </w:tcPr>
+          <w:p>
+            <w:r>
+              <w:t>ADM/Transaction Timeline</w:t>
+            </w:r>
+          </w:p>
+        </w:tc>
+        <w:tc>
+          <w:tcPr>
+            <w:tcW w:type="dxa" w:w="2551"/>
+          </w:tcPr>
+          <w:p>
+            <w:r>
+              <w:t>ADM transactionId one-shot가 Message/DLQ/Batch/File/Trace/Audit까지 통합하지 못함</w:t>
+            </w:r>
+          </w:p>
+        </w:tc>
+      </w:tr>
+      <w:tr>
+        <w:tc>
+          <w:tcPr>
+            <w:tcW w:type="dxa" w:w="2551"/>
+          </w:tcPr>
+          <w:p>
+            <w:r>
+              <w:t>R6J-CENTRAL-NEW-007</w:t>
+            </w:r>
+          </w:p>
+        </w:tc>
+        <w:tc>
+          <w:tcPr>
+            <w:tcW w:type="dxa" w:w="2551"/>
+          </w:tcPr>
+          <w:p>
+            <w:r>
+              <w:t>P0</w:t>
+            </w:r>
+          </w:p>
+        </w:tc>
+        <w:tc>
+          <w:tcPr>
+            <w:tcW w:type="dxa" w:w="2551"/>
+          </w:tcPr>
+          <w:p>
+            <w:r>
+              <w:t>DB/Transaction Logging</w:t>
+            </w:r>
+          </w:p>
+        </w:tc>
+        <w:tc>
+          <w:tcPr>
+            <w:tcW w:type="dxa" w:w="2551"/>
+          </w:tcPr>
+          <w:p>
+            <w:r>
+              <w:t>DB3 transaction schema/query의 표준 식별자·join/index/retention 부족</w:t>
+            </w:r>
+          </w:p>
+        </w:tc>
+      </w:tr>
+      <w:tr>
+        <w:tc>
+          <w:tcPr>
+            <w:tcW w:type="dxa" w:w="2551"/>
+          </w:tcPr>
+          <w:p>
+            <w:r>
+              <w:t>R6J-CENTRAL-NEW-012</w:t>
+            </w:r>
+          </w:p>
+        </w:tc>
+        <w:tc>
+          <w:tcPr>
+            <w:tcW w:type="dxa" w:w="2551"/>
+          </w:tcPr>
+          <w:p>
+            <w:r>
+              <w:t>P0</w:t>
+            </w:r>
+          </w:p>
+        </w:tc>
+        <w:tc>
+          <w:tcPr>
+            <w:tcW w:type="dxa" w:w="2551"/>
+          </w:tcPr>
+          <w:p>
+            <w:r>
+              <w:t>Approval/Recovery</w:t>
+            </w:r>
+          </w:p>
+        </w:tc>
+        <w:tc>
+          <w:tcPr>
+            <w:tcW w:type="dxa" w:w="2551"/>
+          </w:tcPr>
+          <w:p>
+            <w:r>
+              <w:t>UNKNOWN-producing Approval Owner의 observation reconcile 누락</w:t>
+            </w:r>
+          </w:p>
+        </w:tc>
+      </w:tr>
+      <w:tr>
+        <w:tc>
+          <w:tcPr>
+            <w:tcW w:type="dxa" w:w="2551"/>
+          </w:tcPr>
+          <w:p>
+            <w:r>
+              <w:t>R6J-CENTRAL-NEW-014</w:t>
+            </w:r>
+          </w:p>
+        </w:tc>
+        <w:tc>
+          <w:tcPr>
+            <w:tcW w:type="dxa" w:w="2551"/>
+          </w:tcPr>
+          <w:p>
+            <w:r>
+              <w:t>P0</w:t>
+            </w:r>
+          </w:p>
+        </w:tc>
+        <w:tc>
+          <w:tcPr>
+            <w:tcW w:type="dxa" w:w="2551"/>
+          </w:tcPr>
+          <w:p>
+            <w:r>
+              <w:t>Core/Logging</w:t>
+            </w:r>
+          </w:p>
+        </w:tc>
+        <w:tc>
+          <w:tcPr>
+            <w:tcW w:type="dxa" w:w="2551"/>
+          </w:tcPr>
+          <w:p>
+            <w:r>
+              <w:t>CPF-LOGFAIL durable spool/retry/dedup/loss recovery Owner 부재</w:t>
+            </w:r>
+          </w:p>
+        </w:tc>
+      </w:tr>
+    </w:tbl>
+    <w:p>
+      <w:r>
+        <w:t>정상화 판정은 Source 존재가 아니라 실제 Consumer·권한·실패·동시성·복구가 current exact SHA에서 실행되고, generated diff 0과 Evidence hash가 결속된 결과로 한다.</w:t>
       </w:r>
     </w:p>
     <w:sectPr>

--- a/cpf-docs/deliverables/아키텍처설계서.docx
+++ b/cpf-docs/deliverables/아키텍처설계서.docx
@@ -369,11 +369,8 @@
             </w:tcMar>
           </w:tcPr>
           <w:p>
-            <w:pPr>
-              <w:jc w:val="center"/>
-            </w:pPr>
-            <w:r>
-              <w:t>4870b2073387 · 07_06</w:t>
+            <w:r>
+              <w:t>b4b6b18b43e9 · 07_09</w:t>
             </w:r>
           </w:p>
         </w:tc>
@@ -389,11 +386,8 @@
             </w:tcMar>
           </w:tcPr>
           <w:p>
-            <w:pPr>
-              <w:jc w:val="center"/>
-            </w:pPr>
-            <w:r>
-              <w:t>34/34 반영 · 신규 31 Action</w:t>
+            <w:r>
+              <w:t>07_08 Product Source rework · QA 재검수 대기</w:t>
             </w:r>
           </w:p>
         </w:tc>
@@ -451,7 +445,7 @@
         <w:spacing w:before="200" w:after="80"/>
       </w:pPr>
       <w:r>
-        <w:t>07_06 Final QA 반영</w:t>
+        <w:t>07_09 문서 기준 · 07_08 Product Source rework 반영</w:t>
       </w:r>
     </w:p>
     <w:tbl>
@@ -1859,6 +1853,2199 @@
     <w:p>
       <w:pPr>
         <w:pStyle w:val="Heading2"/>
+      </w:pPr>
+      <w:r>
+        <w:t>0. Architecture 기능 Navigator — 질문에서 View로</w:t>
+      </w:r>
+    </w:p>
+    <w:tbl>
+      <w:tblPr>
+        <w:tblW w:type="auto" w:w="0"/>
+        <w:jc w:val="center"/>
+        <w:tblLook w:firstColumn="1" w:firstRow="1" w:lastColumn="0" w:lastRow="0" w:noHBand="0" w:noVBand="1" w:val="04A0"/>
+        <w:tblBorders>
+          <w:top w:val="single" w:sz="6" w:space="0" w:color="B7C9D6"/>
+          <w:left w:val="single" w:sz="6" w:space="0" w:color="B7C9D6"/>
+          <w:bottom w:val="single" w:sz="6" w:space="0" w:color="B7C9D6"/>
+          <w:right w:val="single" w:sz="6" w:space="0" w:color="B7C9D6"/>
+          <w:insideH w:val="single" w:sz="6" w:space="0" w:color="B7C9D6"/>
+          <w:insideV w:val="single" w:sz="6" w:space="0" w:color="B7C9D6"/>
+        </w:tblBorders>
+      </w:tblPr>
+      <w:tblGrid>
+        <w:gridCol w:w="3307"/>
+        <w:gridCol w:w="3307"/>
+        <w:gridCol w:w="3307"/>
+      </w:tblGrid>
+      <w:tr>
+        <w:trPr>
+          <w:cantSplit/>
+          <w:tblHeader w:val="true"/>
+        </w:trPr>
+        <w:tc>
+          <w:tcPr>
+            <w:tcW w:type="dxa" w:w="5184"/>
+            <w:vAlign w:val="center"/>
+            <w:tcMar>
+              <w:top w:w="90" w:type="dxa"/>
+              <w:start w:w="110" w:type="dxa"/>
+              <w:bottom w:w="90" w:type="dxa"/>
+              <w:end w:w="110" w:type="dxa"/>
+            </w:tcMar>
+            <w:shd w:fill="DCE6F1"/>
+          </w:tcPr>
+          <w:p>
+            <w:pPr>
+              <w:spacing w:after="30" w:before="30"/>
+            </w:pPr>
+            <w:r>
+              <w:rPr>
+                <w:b/>
+                <w:color w:val="1F374F"/>
+                <w:sz w:val="16"/>
+              </w:rPr>
+              <w:t>질문</w:t>
+            </w:r>
+          </w:p>
+        </w:tc>
+        <w:tc>
+          <w:tcPr>
+            <w:tcW w:type="dxa" w:w="3672"/>
+            <w:vAlign w:val="center"/>
+            <w:tcMar>
+              <w:top w:w="90" w:type="dxa"/>
+              <w:start w:w="110" w:type="dxa"/>
+              <w:bottom w:w="90" w:type="dxa"/>
+              <w:end w:w="110" w:type="dxa"/>
+            </w:tcMar>
+            <w:shd w:fill="DCE6F1"/>
+          </w:tcPr>
+          <w:p>
+            <w:pPr>
+              <w:spacing w:after="30" w:before="30"/>
+            </w:pPr>
+            <w:r>
+              <w:rPr>
+                <w:b/>
+                <w:color w:val="1F374F"/>
+                <w:sz w:val="16"/>
+              </w:rPr>
+              <w:t>Architecture View</w:t>
+            </w:r>
+          </w:p>
+        </w:tc>
+        <w:tc>
+          <w:tcPr>
+            <w:tcW w:type="dxa" w:w="2664"/>
+            <w:vAlign w:val="center"/>
+            <w:tcMar>
+              <w:top w:w="90" w:type="dxa"/>
+              <w:start w:w="110" w:type="dxa"/>
+              <w:bottom w:w="90" w:type="dxa"/>
+              <w:end w:w="110" w:type="dxa"/>
+            </w:tcMar>
+            <w:shd w:fill="DCE6F1"/>
+          </w:tcPr>
+          <w:p>
+            <w:pPr>
+              <w:spacing w:after="30" w:before="30"/>
+            </w:pPr>
+            <w:r>
+              <w:rPr>
+                <w:b/>
+                <w:color w:val="1F374F"/>
+                <w:sz w:val="16"/>
+              </w:rPr>
+              <w:t>상세</w:t>
+            </w:r>
+          </w:p>
+        </w:tc>
+      </w:tr>
+      <w:tr>
+        <w:trPr>
+          <w:cantSplit/>
+        </w:trPr>
+        <w:tc>
+          <w:tcPr>
+            <w:tcW w:type="dxa" w:w="5184"/>
+            <w:vAlign w:val="center"/>
+            <w:tcMar>
+              <w:top w:w="90" w:type="dxa"/>
+              <w:start w:w="110" w:type="dxa"/>
+              <w:bottom w:w="90" w:type="dxa"/>
+              <w:end w:w="110" w:type="dxa"/>
+            </w:tcMar>
+          </w:tcPr>
+          <w:p>
+            <w:pPr>
+              <w:spacing w:after="30" w:before="30"/>
+            </w:pPr>
+            <w:r>
+              <w:rPr>
+                <w:sz w:val="16"/>
+              </w:rPr>
+              <w:t>모듈/의존 방향이 궁금하다</w:t>
+            </w:r>
+          </w:p>
+        </w:tc>
+        <w:tc>
+          <w:tcPr>
+            <w:tcW w:type="dxa" w:w="3672"/>
+            <w:vAlign w:val="center"/>
+            <w:tcMar>
+              <w:top w:w="90" w:type="dxa"/>
+              <w:start w:w="110" w:type="dxa"/>
+              <w:bottom w:w="90" w:type="dxa"/>
+              <w:end w:w="110" w:type="dxa"/>
+            </w:tcMar>
+          </w:tcPr>
+          <w:p>
+            <w:pPr>
+              <w:spacing w:after="30" w:before="30"/>
+            </w:pPr>
+            <w:r>
+              <w:rPr>
+                <w:sz w:val="16"/>
+              </w:rPr>
+              <w:t>Module + Dependency View</w:t>
+            </w:r>
+          </w:p>
+        </w:tc>
+        <w:tc>
+          <w:tcPr>
+            <w:tcW w:type="dxa" w:w="2664"/>
+            <w:vAlign w:val="center"/>
+            <w:tcMar>
+              <w:top w:w="90" w:type="dxa"/>
+              <w:start w:w="110" w:type="dxa"/>
+              <w:bottom w:w="90" w:type="dxa"/>
+              <w:end w:w="110" w:type="dxa"/>
+            </w:tcMar>
+          </w:tcPr>
+          <w:p>
+            <w:pPr>
+              <w:spacing w:after="30" w:before="30"/>
+            </w:pPr>
+            <w:r>
+              <w:rPr>
+                <w:sz w:val="16"/>
+              </w:rPr>
+              <w:t>§3~5, §29~30</w:t>
+            </w:r>
+          </w:p>
+        </w:tc>
+      </w:tr>
+      <w:tr>
+        <w:trPr>
+          <w:cantSplit/>
+        </w:trPr>
+        <w:tc>
+          <w:tcPr>
+            <w:tcW w:type="dxa" w:w="5184"/>
+            <w:vAlign w:val="center"/>
+            <w:tcMar>
+              <w:top w:w="90" w:type="dxa"/>
+              <w:start w:w="110" w:type="dxa"/>
+              <w:bottom w:w="90" w:type="dxa"/>
+              <w:end w:w="110" w:type="dxa"/>
+            </w:tcMar>
+            <w:shd w:fill="F7F9FC"/>
+          </w:tcPr>
+          <w:p>
+            <w:pPr>
+              <w:spacing w:after="30" w:before="30"/>
+            </w:pPr>
+            <w:r>
+              <w:rPr>
+                <w:sz w:val="16"/>
+              </w:rPr>
+              <w:t>MSA/Modular Monolith/Local/Remote를 고른다</w:t>
+            </w:r>
+          </w:p>
+        </w:tc>
+        <w:tc>
+          <w:tcPr>
+            <w:tcW w:type="dxa" w:w="3672"/>
+            <w:vAlign w:val="center"/>
+            <w:tcMar>
+              <w:top w:w="90" w:type="dxa"/>
+              <w:start w:w="110" w:type="dxa"/>
+              <w:bottom w:w="90" w:type="dxa"/>
+              <w:end w:w="110" w:type="dxa"/>
+            </w:tcMar>
+            <w:shd w:fill="F7F9FC"/>
+          </w:tcPr>
+          <w:p>
+            <w:pPr>
+              <w:spacing w:after="30" w:before="30"/>
+            </w:pPr>
+            <w:r>
+              <w:rPr>
+                <w:sz w:val="16"/>
+              </w:rPr>
+              <w:t>Topology + Local/Remote</w:t>
+            </w:r>
+          </w:p>
+        </w:tc>
+        <w:tc>
+          <w:tcPr>
+            <w:tcW w:type="dxa" w:w="2664"/>
+            <w:vAlign w:val="center"/>
+            <w:tcMar>
+              <w:top w:w="90" w:type="dxa"/>
+              <w:start w:w="110" w:type="dxa"/>
+              <w:bottom w:w="90" w:type="dxa"/>
+              <w:end w:w="110" w:type="dxa"/>
+            </w:tcMar>
+            <w:shd w:fill="F7F9FC"/>
+          </w:tcPr>
+          <w:p>
+            <w:pPr>
+              <w:spacing w:after="30" w:before="30"/>
+            </w:pPr>
+            <w:r>
+              <w:rPr>
+                <w:sz w:val="16"/>
+              </w:rPr>
+              <w:t>§15, §31~35</w:t>
+            </w:r>
+          </w:p>
+        </w:tc>
+      </w:tr>
+      <w:tr>
+        <w:trPr>
+          <w:cantSplit/>
+        </w:trPr>
+        <w:tc>
+          <w:tcPr>
+            <w:tcW w:type="dxa" w:w="5184"/>
+            <w:vAlign w:val="center"/>
+            <w:tcMar>
+              <w:top w:w="90" w:type="dxa"/>
+              <w:start w:w="110" w:type="dxa"/>
+              <w:bottom w:w="90" w:type="dxa"/>
+              <w:end w:w="110" w:type="dxa"/>
+            </w:tcMar>
+          </w:tcPr>
+          <w:p>
+            <w:pPr>
+              <w:spacing w:after="30" w:before="30"/>
+            </w:pPr>
+            <w:r>
+              <w:rPr>
+                <w:sz w:val="16"/>
+              </w:rPr>
+              <w:t>Transaction을 어디서 끊을지 판단한다</w:t>
+            </w:r>
+          </w:p>
+        </w:tc>
+        <w:tc>
+          <w:tcPr>
+            <w:tcW w:type="dxa" w:w="3672"/>
+            <w:vAlign w:val="center"/>
+            <w:tcMar>
+              <w:top w:w="90" w:type="dxa"/>
+              <w:start w:w="110" w:type="dxa"/>
+              <w:bottom w:w="90" w:type="dxa"/>
+              <w:end w:w="110" w:type="dxa"/>
+            </w:tcMar>
+          </w:tcPr>
+          <w:p>
+            <w:pPr>
+              <w:spacing w:after="30" w:before="30"/>
+            </w:pPr>
+            <w:r>
+              <w:rPr>
+                <w:sz w:val="16"/>
+              </w:rPr>
+              <w:t>Consistency View</w:t>
+            </w:r>
+          </w:p>
+        </w:tc>
+        <w:tc>
+          <w:tcPr>
+            <w:tcW w:type="dxa" w:w="2664"/>
+            <w:vAlign w:val="center"/>
+            <w:tcMar>
+              <w:top w:w="90" w:type="dxa"/>
+              <w:start w:w="110" w:type="dxa"/>
+              <w:bottom w:w="90" w:type="dxa"/>
+              <w:end w:w="110" w:type="dxa"/>
+            </w:tcMar>
+          </w:tcPr>
+          <w:p>
+            <w:pPr>
+              <w:spacing w:after="30" w:before="30"/>
+            </w:pPr>
+            <w:r>
+              <w:rPr>
+                <w:sz w:val="16"/>
+              </w:rPr>
+              <w:t>§36 + 0.1</w:t>
+            </w:r>
+          </w:p>
+        </w:tc>
+      </w:tr>
+      <w:tr>
+        <w:trPr>
+          <w:cantSplit/>
+        </w:trPr>
+        <w:tc>
+          <w:tcPr>
+            <w:tcW w:type="dxa" w:w="5184"/>
+            <w:vAlign w:val="center"/>
+            <w:tcMar>
+              <w:top w:w="90" w:type="dxa"/>
+              <w:start w:w="110" w:type="dxa"/>
+              <w:bottom w:w="90" w:type="dxa"/>
+              <w:end w:w="110" w:type="dxa"/>
+            </w:tcMar>
+            <w:shd w:fill="F7F9FC"/>
+          </w:tcPr>
+          <w:p>
+            <w:pPr>
+              <w:spacing w:after="30" w:before="30"/>
+            </w:pPr>
+            <w:r>
+              <w:rPr>
+                <w:sz w:val="16"/>
+              </w:rPr>
+              <w:t>A→B→C 다중 인스턴스 계보/로그</w:t>
+            </w:r>
+          </w:p>
+        </w:tc>
+        <w:tc>
+          <w:tcPr>
+            <w:tcW w:type="dxa" w:w="3672"/>
+            <w:vAlign w:val="center"/>
+            <w:tcMar>
+              <w:top w:w="90" w:type="dxa"/>
+              <w:start w:w="110" w:type="dxa"/>
+              <w:bottom w:w="90" w:type="dxa"/>
+              <w:end w:w="110" w:type="dxa"/>
+            </w:tcMar>
+            <w:shd w:fill="F7F9FC"/>
+          </w:tcPr>
+          <w:p>
+            <w:pPr>
+              <w:spacing w:after="30" w:before="30"/>
+            </w:pPr>
+            <w:r>
+              <w:rPr>
+                <w:sz w:val="16"/>
+              </w:rPr>
+              <w:t>Transaction Lineage View</w:t>
+            </w:r>
+          </w:p>
+        </w:tc>
+        <w:tc>
+          <w:tcPr>
+            <w:tcW w:type="dxa" w:w="2664"/>
+            <w:vAlign w:val="center"/>
+            <w:tcMar>
+              <w:top w:w="90" w:type="dxa"/>
+              <w:start w:w="110" w:type="dxa"/>
+              <w:bottom w:w="90" w:type="dxa"/>
+              <w:end w:w="110" w:type="dxa"/>
+            </w:tcMar>
+            <w:shd w:fill="F7F9FC"/>
+          </w:tcPr>
+          <w:p>
+            <w:pPr>
+              <w:spacing w:after="30" w:before="30"/>
+            </w:pPr>
+            <w:r>
+              <w:rPr>
+                <w:sz w:val="16"/>
+              </w:rPr>
+              <w:t>§53, §68 + 0.2</w:t>
+            </w:r>
+          </w:p>
+        </w:tc>
+      </w:tr>
+      <w:tr>
+        <w:trPr>
+          <w:cantSplit/>
+        </w:trPr>
+        <w:tc>
+          <w:tcPr>
+            <w:tcW w:type="dxa" w:w="5184"/>
+            <w:vAlign w:val="center"/>
+            <w:tcMar>
+              <w:top w:w="90" w:type="dxa"/>
+              <w:start w:w="110" w:type="dxa"/>
+              <w:bottom w:w="90" w:type="dxa"/>
+              <w:end w:w="110" w:type="dxa"/>
+            </w:tcMar>
+          </w:tcPr>
+          <w:p>
+            <w:pPr>
+              <w:spacing w:after="30" w:before="30"/>
+            </w:pPr>
+            <w:r>
+              <w:rPr>
+                <w:sz w:val="16"/>
+              </w:rPr>
+              <w:t>Kafka/Outbox/Saga</w:t>
+            </w:r>
+          </w:p>
+        </w:tc>
+        <w:tc>
+          <w:tcPr>
+            <w:tcW w:type="dxa" w:w="3672"/>
+            <w:vAlign w:val="center"/>
+            <w:tcMar>
+              <w:top w:w="90" w:type="dxa"/>
+              <w:start w:w="110" w:type="dxa"/>
+              <w:bottom w:w="90" w:type="dxa"/>
+              <w:end w:w="110" w:type="dxa"/>
+            </w:tcMar>
+          </w:tcPr>
+          <w:p>
+            <w:pPr>
+              <w:spacing w:after="30" w:before="30"/>
+            </w:pPr>
+            <w:r>
+              <w:rPr>
+                <w:sz w:val="16"/>
+              </w:rPr>
+              <w:t>Async/Saga View</w:t>
+            </w:r>
+          </w:p>
+        </w:tc>
+        <w:tc>
+          <w:tcPr>
+            <w:tcW w:type="dxa" w:w="2664"/>
+            <w:vAlign w:val="center"/>
+            <w:tcMar>
+              <w:top w:w="90" w:type="dxa"/>
+              <w:start w:w="110" w:type="dxa"/>
+              <w:bottom w:w="90" w:type="dxa"/>
+              <w:end w:w="110" w:type="dxa"/>
+            </w:tcMar>
+          </w:tcPr>
+          <w:p>
+            <w:pPr>
+              <w:spacing w:after="30" w:before="30"/>
+            </w:pPr>
+            <w:r>
+              <w:rPr>
+                <w:sz w:val="16"/>
+              </w:rPr>
+              <w:t>§7, §19, §37</w:t>
+            </w:r>
+          </w:p>
+        </w:tc>
+      </w:tr>
+      <w:tr>
+        <w:trPr>
+          <w:cantSplit/>
+        </w:trPr>
+        <w:tc>
+          <w:tcPr>
+            <w:tcW w:type="dxa" w:w="5184"/>
+            <w:vAlign w:val="center"/>
+            <w:tcMar>
+              <w:top w:w="90" w:type="dxa"/>
+              <w:start w:w="110" w:type="dxa"/>
+              <w:bottom w:w="90" w:type="dxa"/>
+              <w:end w:w="110" w:type="dxa"/>
+            </w:tcMar>
+            <w:shd w:fill="F7F9FC"/>
+          </w:tcPr>
+          <w:p>
+            <w:pPr>
+              <w:spacing w:after="30" w:before="30"/>
+            </w:pPr>
+            <w:r>
+              <w:rPr>
+                <w:sz w:val="16"/>
+              </w:rPr>
+              <w:t>Batch/Worker/Partition</w:t>
+            </w:r>
+          </w:p>
+        </w:tc>
+        <w:tc>
+          <w:tcPr>
+            <w:tcW w:type="dxa" w:w="3672"/>
+            <w:vAlign w:val="center"/>
+            <w:tcMar>
+              <w:top w:w="90" w:type="dxa"/>
+              <w:start w:w="110" w:type="dxa"/>
+              <w:bottom w:w="90" w:type="dxa"/>
+              <w:end w:w="110" w:type="dxa"/>
+            </w:tcMar>
+            <w:shd w:fill="F7F9FC"/>
+          </w:tcPr>
+          <w:p>
+            <w:pPr>
+              <w:spacing w:after="30" w:before="30"/>
+            </w:pPr>
+            <w:r>
+              <w:rPr>
+                <w:sz w:val="16"/>
+              </w:rPr>
+              <w:t>Batch View</w:t>
+            </w:r>
+          </w:p>
+        </w:tc>
+        <w:tc>
+          <w:tcPr>
+            <w:tcW w:type="dxa" w:w="2664"/>
+            <w:vAlign w:val="center"/>
+            <w:tcMar>
+              <w:top w:w="90" w:type="dxa"/>
+              <w:start w:w="110" w:type="dxa"/>
+              <w:bottom w:w="90" w:type="dxa"/>
+              <w:end w:w="110" w:type="dxa"/>
+            </w:tcMar>
+            <w:shd w:fill="F7F9FC"/>
+          </w:tcPr>
+          <w:p>
+            <w:pPr>
+              <w:spacing w:after="30" w:before="30"/>
+            </w:pPr>
+            <w:r>
+              <w:rPr>
+                <w:sz w:val="16"/>
+              </w:rPr>
+              <w:t>§8, §40~41</w:t>
+            </w:r>
+          </w:p>
+        </w:tc>
+      </w:tr>
+      <w:tr>
+        <w:trPr>
+          <w:cantSplit/>
+        </w:trPr>
+        <w:tc>
+          <w:tcPr>
+            <w:tcW w:type="dxa" w:w="5184"/>
+            <w:vAlign w:val="center"/>
+            <w:tcMar>
+              <w:top w:w="90" w:type="dxa"/>
+              <w:start w:w="110" w:type="dxa"/>
+              <w:bottom w:w="90" w:type="dxa"/>
+              <w:end w:w="110" w:type="dxa"/>
+            </w:tcMar>
+          </w:tcPr>
+          <w:p>
+            <w:pPr>
+              <w:spacing w:after="30" w:before="30"/>
+            </w:pPr>
+            <w:r>
+              <w:rPr>
+                <w:sz w:val="16"/>
+              </w:rPr>
+              <w:t>실패/UNKNOWN/복구</w:t>
+            </w:r>
+          </w:p>
+        </w:tc>
+        <w:tc>
+          <w:tcPr>
+            <w:tcW w:type="dxa" w:w="3672"/>
+            <w:vAlign w:val="center"/>
+            <w:tcMar>
+              <w:top w:w="90" w:type="dxa"/>
+              <w:start w:w="110" w:type="dxa"/>
+              <w:bottom w:w="90" w:type="dxa"/>
+              <w:end w:w="110" w:type="dxa"/>
+            </w:tcMar>
+          </w:tcPr>
+          <w:p>
+            <w:pPr>
+              <w:spacing w:after="30" w:before="30"/>
+            </w:pPr>
+            <w:r>
+              <w:rPr>
+                <w:sz w:val="16"/>
+              </w:rPr>
+              <w:t>Failure/Recovery View</w:t>
+            </w:r>
+          </w:p>
+        </w:tc>
+        <w:tc>
+          <w:tcPr>
+            <w:tcW w:type="dxa" w:w="2664"/>
+            <w:vAlign w:val="center"/>
+            <w:tcMar>
+              <w:top w:w="90" w:type="dxa"/>
+              <w:start w:w="110" w:type="dxa"/>
+              <w:bottom w:w="90" w:type="dxa"/>
+              <w:end w:w="110" w:type="dxa"/>
+            </w:tcMar>
+          </w:tcPr>
+          <w:p>
+            <w:pPr>
+              <w:spacing w:after="30" w:before="30"/>
+            </w:pPr>
+            <w:r>
+              <w:rPr>
+                <w:sz w:val="16"/>
+              </w:rPr>
+              <w:t>§16, §25, §59~61</w:t>
+            </w:r>
+          </w:p>
+        </w:tc>
+      </w:tr>
+      <w:tr>
+        <w:trPr>
+          <w:cantSplit/>
+        </w:trPr>
+        <w:tc>
+          <w:tcPr>
+            <w:tcW w:type="dxa" w:w="5184"/>
+            <w:vAlign w:val="center"/>
+            <w:tcMar>
+              <w:top w:w="90" w:type="dxa"/>
+              <w:start w:w="110" w:type="dxa"/>
+              <w:bottom w:w="90" w:type="dxa"/>
+              <w:end w:w="110" w:type="dxa"/>
+            </w:tcMar>
+            <w:shd w:fill="F7F9FC"/>
+          </w:tcPr>
+          <w:p>
+            <w:pPr>
+              <w:spacing w:after="30" w:before="30"/>
+            </w:pPr>
+            <w:r>
+              <w:rPr>
+                <w:sz w:val="16"/>
+              </w:rPr>
+              <w:t>ADM/BZA/Gateway</w:t>
+            </w:r>
+          </w:p>
+        </w:tc>
+        <w:tc>
+          <w:tcPr>
+            <w:tcW w:type="dxa" w:w="3672"/>
+            <w:vAlign w:val="center"/>
+            <w:tcMar>
+              <w:top w:w="90" w:type="dxa"/>
+              <w:start w:w="110" w:type="dxa"/>
+              <w:bottom w:w="90" w:type="dxa"/>
+              <w:end w:w="110" w:type="dxa"/>
+            </w:tcMar>
+            <w:shd w:fill="F7F9FC"/>
+          </w:tcPr>
+          <w:p>
+            <w:pPr>
+              <w:spacing w:after="30" w:before="30"/>
+            </w:pPr>
+            <w:r>
+              <w:rPr>
+                <w:sz w:val="16"/>
+              </w:rPr>
+              <w:t>Control Plane Views</w:t>
+            </w:r>
+          </w:p>
+        </w:tc>
+        <w:tc>
+          <w:tcPr>
+            <w:tcW w:type="dxa" w:w="2664"/>
+            <w:vAlign w:val="center"/>
+            <w:tcMar>
+              <w:top w:w="90" w:type="dxa"/>
+              <w:start w:w="110" w:type="dxa"/>
+              <w:bottom w:w="90" w:type="dxa"/>
+              <w:end w:w="110" w:type="dxa"/>
+            </w:tcMar>
+            <w:shd w:fill="F7F9FC"/>
+          </w:tcPr>
+          <w:p>
+            <w:pPr>
+              <w:spacing w:after="30" w:before="30"/>
+            </w:pPr>
+            <w:r>
+              <w:rPr>
+                <w:sz w:val="16"/>
+              </w:rPr>
+              <w:t>§9~11, §42~46</w:t>
+            </w:r>
+          </w:p>
+        </w:tc>
+      </w:tr>
+    </w:tbl>
+    <w:p>
+      <w:pPr>
+        <w:pStyle w:val="Heading3"/>
+      </w:pPr>
+      <w:r>
+        <w:t>0.1 Transaction Boundary Architecture</w:t>
+      </w:r>
+    </w:p>
+    <w:p>
+      <w:pPr>
+        <w:spacing w:before="100" w:after="60"/>
+        <w:jc w:val="center"/>
+      </w:pPr>
+      <w:r>
+        <w:drawing>
+          <wp:inline xmlns:a="http://schemas.openxmlformats.org/drawingml/2006/main">
+            <wp:extent cx="6537960" cy="3813810"/>
+            <wp:docPr id="4" name="Picture 4"/>
+            <wp:cNvGraphicFramePr>
+              <a:graphicFrameLocks noChangeAspect="1"/>
+            </wp:cNvGraphicFramePr>
+            <a:graphic>
+              <a:graphicData uri="http://schemas.openxmlformats.org/drawingml/2006/picture">
+                <pic:pic>
+                  <pic:nvPicPr>
+                    <pic:cNvPr id="0" name="transaction_decision.png"/>
+                    <pic:cNvPicPr/>
+                  </pic:nvPicPr>
+                  <pic:blipFill>
+                    <a:blip r:embed="rId14"/>
+                    <a:stretch>
+                      <a:fillRect/>
+                    </a:stretch>
+                  </pic:blipFill>
+                  <pic:spPr>
+                    <a:xfrm>
+                      <a:off x="0" y="0"/>
+                      <a:ext cx="6537960" cy="3813810"/>
+                    </a:xfrm>
+                    <a:prstGeom prst="rect"/>
+                  </pic:spPr>
+                </pic:pic>
+              </a:graphicData>
+            </a:graphic>
+          </wp:inline>
+        </w:drawing>
+      </w:r>
+    </w:p>
+    <w:p>
+      <w:pPr>
+        <w:pStyle w:val="CPFCaption"/>
+        <w:spacing w:after="140"/>
+        <w:jc w:val="center"/>
+      </w:pPr>
+      <w:r>
+        <w:t>그림 0-1. Transaction Boundary 의사결정 View</w:t>
+      </w:r>
+    </w:p>
+    <w:tbl>
+      <w:tblPr>
+        <w:tblW w:type="auto" w:w="0"/>
+        <w:jc w:val="center"/>
+        <w:tblLook w:firstColumn="1" w:firstRow="1" w:lastColumn="0" w:lastRow="0" w:noHBand="0" w:noVBand="1" w:val="04A0"/>
+        <w:tblBorders>
+          <w:top w:val="single" w:sz="6" w:space="0" w:color="B7C9D6"/>
+          <w:left w:val="single" w:sz="6" w:space="0" w:color="B7C9D6"/>
+          <w:bottom w:val="single" w:sz="6" w:space="0" w:color="B7C9D6"/>
+          <w:right w:val="single" w:sz="6" w:space="0" w:color="B7C9D6"/>
+          <w:insideH w:val="single" w:sz="6" w:space="0" w:color="B7C9D6"/>
+          <w:insideV w:val="single" w:sz="6" w:space="0" w:color="B7C9D6"/>
+        </w:tblBorders>
+      </w:tblPr>
+      <w:tblGrid>
+        <w:gridCol w:w="3307"/>
+        <w:gridCol w:w="3307"/>
+        <w:gridCol w:w="3307"/>
+      </w:tblGrid>
+      <w:tr>
+        <w:trPr>
+          <w:cantSplit/>
+          <w:tblHeader w:val="true"/>
+        </w:trPr>
+        <w:tc>
+          <w:tcPr>
+            <w:tcW w:type="dxa" w:w="5184"/>
+            <w:vAlign w:val="center"/>
+            <w:tcMar>
+              <w:top w:w="90" w:type="dxa"/>
+              <w:start w:w="110" w:type="dxa"/>
+              <w:bottom w:w="90" w:type="dxa"/>
+              <w:end w:w="110" w:type="dxa"/>
+            </w:tcMar>
+            <w:shd w:fill="DCE6F1"/>
+          </w:tcPr>
+          <w:p>
+            <w:pPr>
+              <w:spacing w:after="30" w:before="30"/>
+            </w:pPr>
+            <w:r>
+              <w:rPr>
+                <w:b/>
+                <w:color w:val="1F374F"/>
+                <w:sz w:val="16"/>
+              </w:rPr>
+              <w:t>Resource/Owner</w:t>
+            </w:r>
+          </w:p>
+        </w:tc>
+        <w:tc>
+          <w:tcPr>
+            <w:tcW w:type="dxa" w:w="2088"/>
+            <w:vAlign w:val="center"/>
+            <w:tcMar>
+              <w:top w:w="90" w:type="dxa"/>
+              <w:start w:w="110" w:type="dxa"/>
+              <w:bottom w:w="90" w:type="dxa"/>
+              <w:end w:w="110" w:type="dxa"/>
+            </w:tcMar>
+            <w:shd w:fill="DCE6F1"/>
+          </w:tcPr>
+          <w:p>
+            <w:pPr>
+              <w:spacing w:after="30" w:before="30"/>
+            </w:pPr>
+            <w:r>
+              <w:rPr>
+                <w:b/>
+                <w:color w:val="1F374F"/>
+                <w:sz w:val="16"/>
+              </w:rPr>
+              <w:t>같은 Local TX?</w:t>
+            </w:r>
+          </w:p>
+        </w:tc>
+        <w:tc>
+          <w:tcPr>
+            <w:tcW w:type="dxa" w:w="4320"/>
+            <w:vAlign w:val="center"/>
+            <w:tcMar>
+              <w:top w:w="90" w:type="dxa"/>
+              <w:start w:w="110" w:type="dxa"/>
+              <w:bottom w:w="90" w:type="dxa"/>
+              <w:end w:w="110" w:type="dxa"/>
+            </w:tcMar>
+            <w:shd w:fill="DCE6F1"/>
+          </w:tcPr>
+          <w:p>
+            <w:pPr>
+              <w:spacing w:after="30" w:before="30"/>
+            </w:pPr>
+            <w:r>
+              <w:rPr>
+                <w:b/>
+                <w:color w:val="1F374F"/>
+                <w:sz w:val="16"/>
+              </w:rPr>
+              <w:t>이유/대안</w:t>
+            </w:r>
+          </w:p>
+        </w:tc>
+      </w:tr>
+      <w:tr>
+        <w:trPr>
+          <w:cantSplit/>
+        </w:trPr>
+        <w:tc>
+          <w:tcPr>
+            <w:tcW w:type="dxa" w:w="5184"/>
+            <w:vAlign w:val="center"/>
+            <w:tcMar>
+              <w:top w:w="90" w:type="dxa"/>
+              <w:start w:w="110" w:type="dxa"/>
+              <w:bottom w:w="90" w:type="dxa"/>
+              <w:end w:w="110" w:type="dxa"/>
+            </w:tcMar>
+          </w:tcPr>
+          <w:p>
+            <w:pPr>
+              <w:spacing w:after="30" w:before="30"/>
+            </w:pPr>
+            <w:r>
+              <w:rPr>
+                <w:sz w:val="16"/>
+              </w:rPr>
+              <w:t>같은 Owner DB Current + History + Audit + Outbox</w:t>
+            </w:r>
+          </w:p>
+        </w:tc>
+        <w:tc>
+          <w:tcPr>
+            <w:tcW w:type="dxa" w:w="2088"/>
+            <w:vAlign w:val="center"/>
+            <w:tcMar>
+              <w:top w:w="90" w:type="dxa"/>
+              <w:start w:w="110" w:type="dxa"/>
+              <w:bottom w:w="90" w:type="dxa"/>
+              <w:end w:w="110" w:type="dxa"/>
+            </w:tcMar>
+          </w:tcPr>
+          <w:p>
+            <w:pPr>
+              <w:spacing w:after="30" w:before="30"/>
+            </w:pPr>
+            <w:r>
+              <w:rPr>
+                <w:sz w:val="16"/>
+              </w:rPr>
+              <w:t>가능/필요 시 권장</w:t>
+            </w:r>
+          </w:p>
+        </w:tc>
+        <w:tc>
+          <w:tcPr>
+            <w:tcW w:type="dxa" w:w="4320"/>
+            <w:vAlign w:val="center"/>
+            <w:tcMar>
+              <w:top w:w="90" w:type="dxa"/>
+              <w:start w:w="110" w:type="dxa"/>
+              <w:bottom w:w="90" w:type="dxa"/>
+              <w:end w:w="110" w:type="dxa"/>
+            </w:tcMar>
+          </w:tcPr>
+          <w:p>
+            <w:pPr>
+              <w:spacing w:after="30" w:before="30"/>
+            </w:pPr>
+            <w:r>
+              <w:rPr>
+                <w:sz w:val="16"/>
+              </w:rPr>
+              <w:t>같이 Commit되어야 하는 원자성 요구</w:t>
+            </w:r>
+          </w:p>
+        </w:tc>
+      </w:tr>
+      <w:tr>
+        <w:trPr>
+          <w:cantSplit/>
+        </w:trPr>
+        <w:tc>
+          <w:tcPr>
+            <w:tcW w:type="dxa" w:w="5184"/>
+            <w:vAlign w:val="center"/>
+            <w:tcMar>
+              <w:top w:w="90" w:type="dxa"/>
+              <w:start w:w="110" w:type="dxa"/>
+              <w:bottom w:w="90" w:type="dxa"/>
+              <w:end w:w="110" w:type="dxa"/>
+            </w:tcMar>
+            <w:shd w:fill="F7F9FC"/>
+          </w:tcPr>
+          <w:p>
+            <w:pPr>
+              <w:spacing w:after="30" w:before="30"/>
+            </w:pPr>
+            <w:r>
+              <w:rPr>
+                <w:sz w:val="16"/>
+              </w:rPr>
+              <w:t>다른 서비스/다른 Owner DB</w:t>
+            </w:r>
+          </w:p>
+        </w:tc>
+        <w:tc>
+          <w:tcPr>
+            <w:tcW w:type="dxa" w:w="2088"/>
+            <w:vAlign w:val="center"/>
+            <w:tcMar>
+              <w:top w:w="90" w:type="dxa"/>
+              <w:start w:w="110" w:type="dxa"/>
+              <w:bottom w:w="90" w:type="dxa"/>
+              <w:end w:w="110" w:type="dxa"/>
+            </w:tcMar>
+            <w:shd w:fill="F7F9FC"/>
+          </w:tcPr>
+          <w:p>
+            <w:pPr>
+              <w:spacing w:after="30" w:before="30"/>
+            </w:pPr>
+            <w:r>
+              <w:rPr>
+                <w:sz w:val="16"/>
+              </w:rPr>
+              <w:t>아니오</w:t>
+            </w:r>
+          </w:p>
+        </w:tc>
+        <w:tc>
+          <w:tcPr>
+            <w:tcW w:type="dxa" w:w="4320"/>
+            <w:vAlign w:val="center"/>
+            <w:tcMar>
+              <w:top w:w="90" w:type="dxa"/>
+              <w:start w:w="110" w:type="dxa"/>
+              <w:bottom w:w="90" w:type="dxa"/>
+              <w:end w:w="110" w:type="dxa"/>
+            </w:tcMar>
+            <w:shd w:fill="F7F9FC"/>
+          </w:tcPr>
+          <w:p>
+            <w:pPr>
+              <w:spacing w:after="30" w:before="30"/>
+            </w:pPr>
+            <w:r>
+              <w:rPr>
+                <w:sz w:val="16"/>
+              </w:rPr>
+              <w:t>Remote call + 각 Owner Local TX + Saga/Compensation</w:t>
+            </w:r>
+          </w:p>
+        </w:tc>
+      </w:tr>
+      <w:tr>
+        <w:trPr>
+          <w:cantSplit/>
+        </w:trPr>
+        <w:tc>
+          <w:tcPr>
+            <w:tcW w:type="dxa" w:w="5184"/>
+            <w:vAlign w:val="center"/>
+            <w:tcMar>
+              <w:top w:w="90" w:type="dxa"/>
+              <w:start w:w="110" w:type="dxa"/>
+              <w:bottom w:w="90" w:type="dxa"/>
+              <w:end w:w="110" w:type="dxa"/>
+            </w:tcMar>
+          </w:tcPr>
+          <w:p>
+            <w:pPr>
+              <w:spacing w:after="30" w:before="30"/>
+            </w:pPr>
+            <w:r>
+              <w:rPr>
+                <w:sz w:val="16"/>
+              </w:rPr>
+              <w:t>Broker publish</w:t>
+            </w:r>
+          </w:p>
+        </w:tc>
+        <w:tc>
+          <w:tcPr>
+            <w:tcW w:type="dxa" w:w="2088"/>
+            <w:vAlign w:val="center"/>
+            <w:tcMar>
+              <w:top w:w="90" w:type="dxa"/>
+              <w:start w:w="110" w:type="dxa"/>
+              <w:bottom w:w="90" w:type="dxa"/>
+              <w:end w:w="110" w:type="dxa"/>
+            </w:tcMar>
+          </w:tcPr>
+          <w:p>
+            <w:pPr>
+              <w:spacing w:after="30" w:before="30"/>
+            </w:pPr>
+            <w:r>
+              <w:rPr>
+                <w:sz w:val="16"/>
+              </w:rPr>
+              <w:t>직접 묶지 않음</w:t>
+            </w:r>
+          </w:p>
+        </w:tc>
+        <w:tc>
+          <w:tcPr>
+            <w:tcW w:type="dxa" w:w="4320"/>
+            <w:vAlign w:val="center"/>
+            <w:tcMar>
+              <w:top w:w="90" w:type="dxa"/>
+              <w:start w:w="110" w:type="dxa"/>
+              <w:bottom w:w="90" w:type="dxa"/>
+              <w:end w:w="110" w:type="dxa"/>
+            </w:tcMar>
+          </w:tcPr>
+          <w:p>
+            <w:pPr>
+              <w:spacing w:after="30" w:before="30"/>
+            </w:pPr>
+            <w:r>
+              <w:rPr>
+                <w:sz w:val="16"/>
+              </w:rPr>
+              <w:t>DB Outbox Commit 후 publisher</w:t>
+            </w:r>
+          </w:p>
+        </w:tc>
+      </w:tr>
+      <w:tr>
+        <w:trPr>
+          <w:cantSplit/>
+        </w:trPr>
+        <w:tc>
+          <w:tcPr>
+            <w:tcW w:type="dxa" w:w="5184"/>
+            <w:vAlign w:val="center"/>
+            <w:tcMar>
+              <w:top w:w="90" w:type="dxa"/>
+              <w:start w:w="110" w:type="dxa"/>
+              <w:bottom w:w="90" w:type="dxa"/>
+              <w:end w:w="110" w:type="dxa"/>
+            </w:tcMar>
+            <w:shd w:fill="F7F9FC"/>
+          </w:tcPr>
+          <w:p>
+            <w:pPr>
+              <w:spacing w:after="30" w:before="30"/>
+            </w:pPr>
+            <w:r>
+              <w:rPr>
+                <w:sz w:val="16"/>
+              </w:rPr>
+              <w:t>외부 HTTP/TCP</w:t>
+            </w:r>
+          </w:p>
+        </w:tc>
+        <w:tc>
+          <w:tcPr>
+            <w:tcW w:type="dxa" w:w="2088"/>
+            <w:vAlign w:val="center"/>
+            <w:tcMar>
+              <w:top w:w="90" w:type="dxa"/>
+              <w:start w:w="110" w:type="dxa"/>
+              <w:bottom w:w="90" w:type="dxa"/>
+              <w:end w:w="110" w:type="dxa"/>
+            </w:tcMar>
+            <w:shd w:fill="F7F9FC"/>
+          </w:tcPr>
+          <w:p>
+            <w:pPr>
+              <w:spacing w:after="30" w:before="30"/>
+            </w:pPr>
+            <w:r>
+              <w:rPr>
+                <w:sz w:val="16"/>
+              </w:rPr>
+              <w:t>아니오</w:t>
+            </w:r>
+          </w:p>
+        </w:tc>
+        <w:tc>
+          <w:tcPr>
+            <w:tcW w:type="dxa" w:w="4320"/>
+            <w:vAlign w:val="center"/>
+            <w:tcMar>
+              <w:top w:w="90" w:type="dxa"/>
+              <w:start w:w="110" w:type="dxa"/>
+              <w:bottom w:w="90" w:type="dxa"/>
+              <w:end w:w="110" w:type="dxa"/>
+            </w:tcMar>
+            <w:shd w:fill="F7F9FC"/>
+          </w:tcPr>
+          <w:p>
+            <w:pPr>
+              <w:spacing w:after="30" w:before="30"/>
+            </w:pPr>
+            <w:r>
+              <w:rPr>
+                <w:sz w:val="16"/>
+              </w:rPr>
+              <w:t>Attempt/Timeout/UNKNOWN/Reconcile</w:t>
+            </w:r>
+          </w:p>
+        </w:tc>
+      </w:tr>
+      <w:tr>
+        <w:trPr>
+          <w:cantSplit/>
+        </w:trPr>
+        <w:tc>
+          <w:tcPr>
+            <w:tcW w:type="dxa" w:w="5184"/>
+            <w:vAlign w:val="center"/>
+            <w:tcMar>
+              <w:top w:w="90" w:type="dxa"/>
+              <w:start w:w="110" w:type="dxa"/>
+              <w:bottom w:w="90" w:type="dxa"/>
+              <w:end w:w="110" w:type="dxa"/>
+            </w:tcMar>
+          </w:tcPr>
+          <w:p>
+            <w:pPr>
+              <w:spacing w:after="30" w:before="30"/>
+            </w:pPr>
+            <w:r>
+              <w:rPr>
+                <w:sz w:val="16"/>
+              </w:rPr>
+              <w:t>File/Object Store</w:t>
+            </w:r>
+          </w:p>
+        </w:tc>
+        <w:tc>
+          <w:tcPr>
+            <w:tcW w:type="dxa" w:w="2088"/>
+            <w:vAlign w:val="center"/>
+            <w:tcMar>
+              <w:top w:w="90" w:type="dxa"/>
+              <w:start w:w="110" w:type="dxa"/>
+              <w:bottom w:w="90" w:type="dxa"/>
+              <w:end w:w="110" w:type="dxa"/>
+            </w:tcMar>
+          </w:tcPr>
+          <w:p>
+            <w:pPr>
+              <w:spacing w:after="30" w:before="30"/>
+            </w:pPr>
+            <w:r>
+              <w:rPr>
+                <w:sz w:val="16"/>
+              </w:rPr>
+              <w:t>아니오</w:t>
+            </w:r>
+          </w:p>
+        </w:tc>
+        <w:tc>
+          <w:tcPr>
+            <w:tcW w:type="dxa" w:w="4320"/>
+            <w:vAlign w:val="center"/>
+            <w:tcMar>
+              <w:top w:w="90" w:type="dxa"/>
+              <w:start w:w="110" w:type="dxa"/>
+              <w:bottom w:w="90" w:type="dxa"/>
+              <w:end w:w="110" w:type="dxa"/>
+            </w:tcMar>
+          </w:tcPr>
+          <w:p>
+            <w:pPr>
+              <w:spacing w:after="30" w:before="30"/>
+            </w:pPr>
+            <w:r>
+              <w:rPr>
+                <w:sz w:val="16"/>
+              </w:rPr>
+              <w:t>Metadata TX와 Side Effect/검사/복구 분리</w:t>
+            </w:r>
+          </w:p>
+        </w:tc>
+      </w:tr>
+    </w:tbl>
+    <w:p>
+      <w:pPr>
+        <w:pStyle w:val="Heading3"/>
+      </w:pPr>
+      <w:r>
+        <w:t>0.2 A→B→C Multi-instance Lineage View</w:t>
+      </w:r>
+    </w:p>
+    <w:p>
+      <w:pPr>
+        <w:spacing w:before="100" w:after="60"/>
+        <w:jc w:val="center"/>
+      </w:pPr>
+      <w:r>
+        <w:drawing>
+          <wp:inline xmlns:a="http://schemas.openxmlformats.org/drawingml/2006/main">
+            <wp:extent cx="6537960" cy="3853955"/>
+            <wp:docPr id="5" name="Picture 5"/>
+            <wp:cNvGraphicFramePr>
+              <a:graphicFrameLocks noChangeAspect="1"/>
+            </wp:cNvGraphicFramePr>
+            <a:graphic>
+              <a:graphicData uri="http://schemas.openxmlformats.org/drawingml/2006/picture">
+                <pic:pic>
+                  <pic:nvPicPr>
+                    <pic:cNvPr id="0" name="abc_multi_instance_lineage.png"/>
+                    <pic:cNvPicPr/>
+                  </pic:nvPicPr>
+                  <pic:blipFill>
+                    <a:blip r:embed="rId15"/>
+                    <a:stretch>
+                      <a:fillRect/>
+                    </a:stretch>
+                  </pic:blipFill>
+                  <pic:spPr>
+                    <a:xfrm>
+                      <a:off x="0" y="0"/>
+                      <a:ext cx="6537960" cy="3853955"/>
+                    </a:xfrm>
+                    <a:prstGeom prst="rect"/>
+                  </pic:spPr>
+                </pic:pic>
+              </a:graphicData>
+            </a:graphic>
+          </wp:inline>
+        </w:drawing>
+      </w:r>
+    </w:p>
+    <w:p>
+      <w:pPr>
+        <w:pStyle w:val="CPFCaption"/>
+        <w:spacing w:after="140"/>
+        <w:jc w:val="center"/>
+      </w:pPr>
+      <w:r>
+        <w:t>그림 0-2. 다중 인스턴스/다중 Owner 거래 계보 View</w:t>
+      </w:r>
+    </w:p>
+    <w:tbl>
+      <w:tblPr>
+        <w:tblW w:type="auto" w:w="0"/>
+        <w:jc w:val="center"/>
+        <w:tblLook w:firstColumn="1" w:firstRow="1" w:lastColumn="0" w:lastRow="0" w:noHBand="0" w:noVBand="1" w:val="04A0"/>
+        <w:tblBorders>
+          <w:top w:val="single" w:sz="6" w:space="0" w:color="B7C9D6"/>
+          <w:left w:val="single" w:sz="6" w:space="0" w:color="B7C9D6"/>
+          <w:bottom w:val="single" w:sz="6" w:space="0" w:color="B7C9D6"/>
+          <w:right w:val="single" w:sz="6" w:space="0" w:color="B7C9D6"/>
+          <w:insideH w:val="single" w:sz="6" w:space="0" w:color="B7C9D6"/>
+          <w:insideV w:val="single" w:sz="6" w:space="0" w:color="B7C9D6"/>
+        </w:tblBorders>
+      </w:tblPr>
+      <w:tblGrid>
+        <w:gridCol w:w="2480"/>
+        <w:gridCol w:w="2480"/>
+        <w:gridCol w:w="2480"/>
+        <w:gridCol w:w="2480"/>
+      </w:tblGrid>
+      <w:tr>
+        <w:trPr>
+          <w:cantSplit/>
+          <w:tblHeader w:val="true"/>
+        </w:trPr>
+        <w:tc>
+          <w:tcPr>
+            <w:tcW w:type="dxa" w:w="1656"/>
+            <w:vAlign w:val="center"/>
+            <w:tcMar>
+              <w:top w:w="90" w:type="dxa"/>
+              <w:start w:w="110" w:type="dxa"/>
+              <w:bottom w:w="90" w:type="dxa"/>
+              <w:end w:w="110" w:type="dxa"/>
+            </w:tcMar>
+            <w:shd w:fill="DCE6F1"/>
+          </w:tcPr>
+          <w:p>
+            <w:pPr>
+              <w:spacing w:after="30" w:before="30"/>
+            </w:pPr>
+            <w:r>
+              <w:rPr>
+                <w:b/>
+                <w:color w:val="1F374F"/>
+                <w:sz w:val="15"/>
+              </w:rPr>
+              <w:t>단계</w:t>
+            </w:r>
+          </w:p>
+        </w:tc>
+        <w:tc>
+          <w:tcPr>
+            <w:tcW w:type="dxa" w:w="1800"/>
+            <w:vAlign w:val="center"/>
+            <w:tcMar>
+              <w:top w:w="90" w:type="dxa"/>
+              <w:start w:w="110" w:type="dxa"/>
+              <w:bottom w:w="90" w:type="dxa"/>
+              <w:end w:w="110" w:type="dxa"/>
+            </w:tcMar>
+            <w:shd w:fill="DCE6F1"/>
+          </w:tcPr>
+          <w:p>
+            <w:pPr>
+              <w:spacing w:after="30" w:before="30"/>
+            </w:pPr>
+            <w:r>
+              <w:rPr>
+                <w:b/>
+                <w:color w:val="1F374F"/>
+                <w:sz w:val="15"/>
+              </w:rPr>
+              <w:t>Segment</w:t>
+            </w:r>
+          </w:p>
+        </w:tc>
+        <w:tc>
+          <w:tcPr>
+            <w:tcW w:type="dxa" w:w="4824"/>
+            <w:vAlign w:val="center"/>
+            <w:tcMar>
+              <w:top w:w="90" w:type="dxa"/>
+              <w:start w:w="110" w:type="dxa"/>
+              <w:bottom w:w="90" w:type="dxa"/>
+              <w:end w:w="110" w:type="dxa"/>
+            </w:tcMar>
+            <w:shd w:fill="DCE6F1"/>
+          </w:tcPr>
+          <w:p>
+            <w:pPr>
+              <w:spacing w:after="30" w:before="30"/>
+            </w:pPr>
+            <w:r>
+              <w:rPr>
+                <w:b/>
+                <w:color w:val="1F374F"/>
+                <w:sz w:val="15"/>
+              </w:rPr>
+              <w:t>거래/복구 의미</w:t>
+            </w:r>
+          </w:p>
+        </w:tc>
+        <w:tc>
+          <w:tcPr>
+            <w:tcW w:type="dxa" w:w="3024"/>
+            <w:vAlign w:val="center"/>
+            <w:tcMar>
+              <w:top w:w="90" w:type="dxa"/>
+              <w:start w:w="110" w:type="dxa"/>
+              <w:bottom w:w="90" w:type="dxa"/>
+              <w:end w:w="110" w:type="dxa"/>
+            </w:tcMar>
+            <w:shd w:fill="DCE6F1"/>
+          </w:tcPr>
+          <w:p>
+            <w:pPr>
+              <w:spacing w:after="30" w:before="30"/>
+            </w:pPr>
+            <w:r>
+              <w:rPr>
+                <w:b/>
+                <w:color w:val="1F374F"/>
+                <w:sz w:val="15"/>
+              </w:rPr>
+              <w:t>관측·로그</w:t>
+            </w:r>
+          </w:p>
+        </w:tc>
+      </w:tr>
+      <w:tr>
+        <w:trPr>
+          <w:cantSplit/>
+        </w:trPr>
+        <w:tc>
+          <w:tcPr>
+            <w:tcW w:type="dxa" w:w="1656"/>
+            <w:vAlign w:val="center"/>
+            <w:tcMar>
+              <w:top w:w="90" w:type="dxa"/>
+              <w:start w:w="110" w:type="dxa"/>
+              <w:bottom w:w="90" w:type="dxa"/>
+              <w:end w:w="110" w:type="dxa"/>
+            </w:tcMar>
+          </w:tcPr>
+          <w:p>
+            <w:pPr>
+              <w:spacing w:after="30" w:before="30"/>
+            </w:pPr>
+            <w:r>
+              <w:rPr>
+                <w:sz w:val="15"/>
+              </w:rPr>
+              <w:t>1. A 진입</w:t>
+            </w:r>
+          </w:p>
+        </w:tc>
+        <w:tc>
+          <w:tcPr>
+            <w:tcW w:type="dxa" w:w="1800"/>
+            <w:vAlign w:val="center"/>
+            <w:tcMar>
+              <w:top w:w="90" w:type="dxa"/>
+              <w:start w:w="110" w:type="dxa"/>
+              <w:bottom w:w="90" w:type="dxa"/>
+              <w:end w:w="110" w:type="dxa"/>
+            </w:tcMar>
+          </w:tcPr>
+          <w:p>
+            <w:pPr>
+              <w:spacing w:after="30" w:before="30"/>
+            </w:pPr>
+            <w:r>
+              <w:rPr>
+                <w:sz w:val="15"/>
+              </w:rPr>
+              <w:t>A-01</w:t>
+            </w:r>
+          </w:p>
+        </w:tc>
+        <w:tc>
+          <w:tcPr>
+            <w:tcW w:type="dxa" w:w="4824"/>
+            <w:vAlign w:val="center"/>
+            <w:tcMar>
+              <w:top w:w="90" w:type="dxa"/>
+              <w:start w:w="110" w:type="dxa"/>
+              <w:bottom w:w="90" w:type="dxa"/>
+              <w:end w:w="110" w:type="dxa"/>
+            </w:tcMar>
+          </w:tcPr>
+          <w:p>
+            <w:pPr>
+              <w:spacing w:after="30" w:before="30"/>
+            </w:pPr>
+            <w:r>
+              <w:rPr>
+                <w:sz w:val="15"/>
+              </w:rPr>
+              <w:t>Root transactionId T를 생성/확보. 외부 caller header는 내부 권위 식별자로 신뢰하지 않는다.</w:t>
+            </w:r>
+          </w:p>
+        </w:tc>
+        <w:tc>
+          <w:tcPr>
+            <w:tcW w:type="dxa" w:w="3024"/>
+            <w:vAlign w:val="center"/>
+            <w:tcMar>
+              <w:top w:w="90" w:type="dxa"/>
+              <w:start w:w="110" w:type="dxa"/>
+              <w:bottom w:w="90" w:type="dxa"/>
+              <w:end w:w="110" w:type="dxa"/>
+            </w:tcMar>
+          </w:tcPr>
+          <w:p>
+            <w:pPr>
+              <w:spacing w:after="30" w:before="30"/>
+            </w:pPr>
+            <w:r>
+              <w:rPr>
+                <w:sz w:val="15"/>
+              </w:rPr>
+              <w:t>A instance log: T/A-01/attempt=1/trace</w:t>
+            </w:r>
+          </w:p>
+        </w:tc>
+      </w:tr>
+      <w:tr>
+        <w:trPr>
+          <w:cantSplit/>
+        </w:trPr>
+        <w:tc>
+          <w:tcPr>
+            <w:tcW w:type="dxa" w:w="1656"/>
+            <w:vAlign w:val="center"/>
+            <w:tcMar>
+              <w:top w:w="90" w:type="dxa"/>
+              <w:start w:w="110" w:type="dxa"/>
+              <w:bottom w:w="90" w:type="dxa"/>
+              <w:end w:w="110" w:type="dxa"/>
+            </w:tcMar>
+            <w:shd w:fill="F7F9FC"/>
+          </w:tcPr>
+          <w:p>
+            <w:pPr>
+              <w:spacing w:after="30" w:before="30"/>
+            </w:pPr>
+            <w:r>
+              <w:rPr>
+                <w:sz w:val="15"/>
+              </w:rPr>
+              <w:t>2. A Local TX</w:t>
+            </w:r>
+          </w:p>
+        </w:tc>
+        <w:tc>
+          <w:tcPr>
+            <w:tcW w:type="dxa" w:w="1800"/>
+            <w:vAlign w:val="center"/>
+            <w:tcMar>
+              <w:top w:w="90" w:type="dxa"/>
+              <w:start w:w="110" w:type="dxa"/>
+              <w:bottom w:w="90" w:type="dxa"/>
+              <w:end w:w="110" w:type="dxa"/>
+            </w:tcMar>
+            <w:shd w:fill="F7F9FC"/>
+          </w:tcPr>
+          <w:p>
+            <w:pPr>
+              <w:spacing w:after="30" w:before="30"/>
+            </w:pPr>
+            <w:r>
+              <w:rPr>
+                <w:sz w:val="15"/>
+              </w:rPr>
+              <w:t>A-01</w:t>
+            </w:r>
+          </w:p>
+        </w:tc>
+        <w:tc>
+          <w:tcPr>
+            <w:tcW w:type="dxa" w:w="4824"/>
+            <w:vAlign w:val="center"/>
+            <w:tcMar>
+              <w:top w:w="90" w:type="dxa"/>
+              <w:start w:w="110" w:type="dxa"/>
+              <w:bottom w:w="90" w:type="dxa"/>
+              <w:end w:w="110" w:type="dxa"/>
+            </w:tcMar>
+            <w:shd w:fill="F7F9FC"/>
+          </w:tcPr>
+          <w:p>
+            <w:pPr>
+              <w:spacing w:after="30" w:before="30"/>
+            </w:pPr>
+            <w:r>
+              <w:rPr>
+                <w:sz w:val="15"/>
+              </w:rPr>
+              <w:t>A의 Current/History/Audit/필요 시 Outbox를 A DB Local TX로 Commit.</w:t>
+            </w:r>
+          </w:p>
+        </w:tc>
+        <w:tc>
+          <w:tcPr>
+            <w:tcW w:type="dxa" w:w="3024"/>
+            <w:vAlign w:val="center"/>
+            <w:tcMar>
+              <w:top w:w="90" w:type="dxa"/>
+              <w:start w:w="110" w:type="dxa"/>
+              <w:bottom w:w="90" w:type="dxa"/>
+              <w:end w:w="110" w:type="dxa"/>
+            </w:tcMar>
+            <w:shd w:fill="F7F9FC"/>
+          </w:tcPr>
+          <w:p>
+            <w:pPr>
+              <w:spacing w:after="30" w:before="30"/>
+            </w:pPr>
+            <w:r>
+              <w:rPr>
+                <w:sz w:val="15"/>
+              </w:rPr>
+              <w:t>DB commit과 File log flush는 같은 원자성으로 간주하지 않음</w:t>
+            </w:r>
+          </w:p>
+        </w:tc>
+      </w:tr>
+      <w:tr>
+        <w:trPr>
+          <w:cantSplit/>
+        </w:trPr>
+        <w:tc>
+          <w:tcPr>
+            <w:tcW w:type="dxa" w:w="1656"/>
+            <w:vAlign w:val="center"/>
+            <w:tcMar>
+              <w:top w:w="90" w:type="dxa"/>
+              <w:start w:w="110" w:type="dxa"/>
+              <w:bottom w:w="90" w:type="dxa"/>
+              <w:end w:w="110" w:type="dxa"/>
+            </w:tcMar>
+          </w:tcPr>
+          <w:p>
+            <w:pPr>
+              <w:spacing w:after="30" w:before="30"/>
+            </w:pPr>
+            <w:r>
+              <w:rPr>
+                <w:sz w:val="15"/>
+              </w:rPr>
+              <w:t>3. A → B</w:t>
+            </w:r>
+          </w:p>
+        </w:tc>
+        <w:tc>
+          <w:tcPr>
+            <w:tcW w:type="dxa" w:w="1800"/>
+            <w:vAlign w:val="center"/>
+            <w:tcMar>
+              <w:top w:w="90" w:type="dxa"/>
+              <w:start w:w="110" w:type="dxa"/>
+              <w:bottom w:w="90" w:type="dxa"/>
+              <w:end w:w="110" w:type="dxa"/>
+            </w:tcMar>
+          </w:tcPr>
+          <w:p>
+            <w:pPr>
+              <w:spacing w:after="30" w:before="30"/>
+            </w:pPr>
+            <w:r>
+              <w:rPr>
+                <w:sz w:val="15"/>
+              </w:rPr>
+              <w:t>B-01(parent=A-01)</w:t>
+            </w:r>
+          </w:p>
+        </w:tc>
+        <w:tc>
+          <w:tcPr>
+            <w:tcW w:type="dxa" w:w="4824"/>
+            <w:vAlign w:val="center"/>
+            <w:tcMar>
+              <w:top w:w="90" w:type="dxa"/>
+              <w:start w:w="110" w:type="dxa"/>
+              <w:bottom w:w="90" w:type="dxa"/>
+              <w:end w:w="110" w:type="dxa"/>
+            </w:tcMar>
+          </w:tcPr>
+          <w:p>
+            <w:pPr>
+              <w:spacing w:after="30" w:before="30"/>
+            </w:pPr>
+            <w:r>
+              <w:rPr>
+                <w:sz w:val="15"/>
+              </w:rPr>
+              <w:t>신뢰된 내부 호출에서 root T를 전파하고 B child segment를 만든다. B는 자기 DB TX를 소유.</w:t>
+            </w:r>
+          </w:p>
+        </w:tc>
+        <w:tc>
+          <w:tcPr>
+            <w:tcW w:type="dxa" w:w="3024"/>
+            <w:vAlign w:val="center"/>
+            <w:tcMar>
+              <w:top w:w="90" w:type="dxa"/>
+              <w:start w:w="110" w:type="dxa"/>
+              <w:bottom w:w="90" w:type="dxa"/>
+              <w:end w:w="110" w:type="dxa"/>
+            </w:tcMar>
+          </w:tcPr>
+          <w:p>
+            <w:pPr>
+              <w:spacing w:after="30" w:before="30"/>
+            </w:pPr>
+            <w:r>
+              <w:rPr>
+                <w:sz w:val="15"/>
+              </w:rPr>
+              <w:t>caller/target/instanceId/traceId/spanId 기록</w:t>
+            </w:r>
+          </w:p>
+        </w:tc>
+      </w:tr>
+      <w:tr>
+        <w:trPr>
+          <w:cantSplit/>
+        </w:trPr>
+        <w:tc>
+          <w:tcPr>
+            <w:tcW w:type="dxa" w:w="1656"/>
+            <w:vAlign w:val="center"/>
+            <w:tcMar>
+              <w:top w:w="90" w:type="dxa"/>
+              <w:start w:w="110" w:type="dxa"/>
+              <w:bottom w:w="90" w:type="dxa"/>
+              <w:end w:w="110" w:type="dxa"/>
+            </w:tcMar>
+            <w:shd w:fill="F7F9FC"/>
+          </w:tcPr>
+          <w:p>
+            <w:pPr>
+              <w:spacing w:after="30" w:before="30"/>
+            </w:pPr>
+            <w:r>
+              <w:rPr>
+                <w:sz w:val="15"/>
+              </w:rPr>
+              <w:t>4. B → C</w:t>
+            </w:r>
+          </w:p>
+        </w:tc>
+        <w:tc>
+          <w:tcPr>
+            <w:tcW w:type="dxa" w:w="1800"/>
+            <w:vAlign w:val="center"/>
+            <w:tcMar>
+              <w:top w:w="90" w:type="dxa"/>
+              <w:start w:w="110" w:type="dxa"/>
+              <w:bottom w:w="90" w:type="dxa"/>
+              <w:end w:w="110" w:type="dxa"/>
+            </w:tcMar>
+            <w:shd w:fill="F7F9FC"/>
+          </w:tcPr>
+          <w:p>
+            <w:pPr>
+              <w:spacing w:after="30" w:before="30"/>
+            </w:pPr>
+            <w:r>
+              <w:rPr>
+                <w:sz w:val="15"/>
+              </w:rPr>
+              <w:t>C-01(parent=B-01)</w:t>
+            </w:r>
+          </w:p>
+        </w:tc>
+        <w:tc>
+          <w:tcPr>
+            <w:tcW w:type="dxa" w:w="4824"/>
+            <w:vAlign w:val="center"/>
+            <w:tcMar>
+              <w:top w:w="90" w:type="dxa"/>
+              <w:start w:w="110" w:type="dxa"/>
+              <w:bottom w:w="90" w:type="dxa"/>
+              <w:end w:w="110" w:type="dxa"/>
+            </w:tcMar>
+            <w:shd w:fill="F7F9FC"/>
+          </w:tcPr>
+          <w:p>
+            <w:pPr>
+              <w:spacing w:after="30" w:before="30"/>
+            </w:pPr>
+            <w:r>
+              <w:rPr>
+                <w:sz w:val="15"/>
+              </w:rPr>
+              <w:t>C도 독립 Local TX. A/B/C DB를 하나의 Global TX로 묶었다고 가정하지 않는다.</w:t>
+            </w:r>
+          </w:p>
+        </w:tc>
+        <w:tc>
+          <w:tcPr>
+            <w:tcW w:type="dxa" w:w="3024"/>
+            <w:vAlign w:val="center"/>
+            <w:tcMar>
+              <w:top w:w="90" w:type="dxa"/>
+              <w:start w:w="110" w:type="dxa"/>
+              <w:bottom w:w="90" w:type="dxa"/>
+              <w:end w:w="110" w:type="dxa"/>
+            </w:tcMar>
+            <w:shd w:fill="F7F9FC"/>
+          </w:tcPr>
+          <w:p>
+            <w:pPr>
+              <w:spacing w:after="30" w:before="30"/>
+            </w:pPr>
+            <w:r>
+              <w:rPr>
+                <w:sz w:val="15"/>
+              </w:rPr>
+              <w:t>동일 T + 독립 segment/attempt</w:t>
+            </w:r>
+          </w:p>
+        </w:tc>
+      </w:tr>
+      <w:tr>
+        <w:trPr>
+          <w:cantSplit/>
+        </w:trPr>
+        <w:tc>
+          <w:tcPr>
+            <w:tcW w:type="dxa" w:w="1656"/>
+            <w:vAlign w:val="center"/>
+            <w:tcMar>
+              <w:top w:w="90" w:type="dxa"/>
+              <w:start w:w="110" w:type="dxa"/>
+              <w:bottom w:w="90" w:type="dxa"/>
+              <w:end w:w="110" w:type="dxa"/>
+            </w:tcMar>
+          </w:tcPr>
+          <w:p>
+            <w:pPr>
+              <w:spacing w:after="30" w:before="30"/>
+            </w:pPr>
+            <w:r>
+              <w:rPr>
+                <w:sz w:val="15"/>
+              </w:rPr>
+              <w:t>5. C 응답 유실</w:t>
+            </w:r>
+          </w:p>
+        </w:tc>
+        <w:tc>
+          <w:tcPr>
+            <w:tcW w:type="dxa" w:w="1800"/>
+            <w:vAlign w:val="center"/>
+            <w:tcMar>
+              <w:top w:w="90" w:type="dxa"/>
+              <w:start w:w="110" w:type="dxa"/>
+              <w:bottom w:w="90" w:type="dxa"/>
+              <w:end w:w="110" w:type="dxa"/>
+            </w:tcMar>
+          </w:tcPr>
+          <w:p>
+            <w:pPr>
+              <w:spacing w:after="30" w:before="30"/>
+            </w:pPr>
+            <w:r>
+              <w:rPr>
+                <w:sz w:val="15"/>
+              </w:rPr>
+              <w:t>C-01 attempt=1</w:t>
+            </w:r>
+          </w:p>
+        </w:tc>
+        <w:tc>
+          <w:tcPr>
+            <w:tcW w:type="dxa" w:w="4824"/>
+            <w:vAlign w:val="center"/>
+            <w:tcMar>
+              <w:top w:w="90" w:type="dxa"/>
+              <w:start w:w="110" w:type="dxa"/>
+              <w:bottom w:w="90" w:type="dxa"/>
+              <w:end w:w="110" w:type="dxa"/>
+            </w:tcMar>
+          </w:tcPr>
+          <w:p>
+            <w:pPr>
+              <w:spacing w:after="30" w:before="30"/>
+            </w:pPr>
+            <w:r>
+              <w:rPr>
+                <w:sz w:val="15"/>
+              </w:rPr>
+              <w:t>C Commit 여부가 불명하면 B는 UNKNOWN_RESULT. Blind retry 대신 idempotency/status query/reconcile.</w:t>
+            </w:r>
+          </w:p>
+        </w:tc>
+        <w:tc>
+          <w:tcPr>
+            <w:tcW w:type="dxa" w:w="3024"/>
+            <w:vAlign w:val="center"/>
+            <w:tcMar>
+              <w:top w:w="90" w:type="dxa"/>
+              <w:start w:w="110" w:type="dxa"/>
+              <w:bottom w:w="90" w:type="dxa"/>
+              <w:end w:w="110" w:type="dxa"/>
+            </w:tcMar>
+          </w:tcPr>
+          <w:p>
+            <w:pPr>
+              <w:spacing w:after="30" w:before="30"/>
+            </w:pPr>
+            <w:r>
+              <w:rPr>
+                <w:sz w:val="15"/>
+              </w:rPr>
+              <w:t>UNKNOWN source + failureStage + reconcileState</w:t>
+            </w:r>
+          </w:p>
+        </w:tc>
+      </w:tr>
+      <w:tr>
+        <w:trPr>
+          <w:cantSplit/>
+        </w:trPr>
+        <w:tc>
+          <w:tcPr>
+            <w:tcW w:type="dxa" w:w="1656"/>
+            <w:vAlign w:val="center"/>
+            <w:tcMar>
+              <w:top w:w="90" w:type="dxa"/>
+              <w:start w:w="110" w:type="dxa"/>
+              <w:bottom w:w="90" w:type="dxa"/>
+              <w:end w:w="110" w:type="dxa"/>
+            </w:tcMar>
+            <w:shd w:fill="F7F9FC"/>
+          </w:tcPr>
+          <w:p>
+            <w:pPr>
+              <w:spacing w:after="30" w:before="30"/>
+            </w:pPr>
+            <w:r>
+              <w:rPr>
+                <w:sz w:val="15"/>
+              </w:rPr>
+              <w:t>6. B/A 후속 판단</w:t>
+            </w:r>
+          </w:p>
+        </w:tc>
+        <w:tc>
+          <w:tcPr>
+            <w:tcW w:type="dxa" w:w="1800"/>
+            <w:vAlign w:val="center"/>
+            <w:tcMar>
+              <w:top w:w="90" w:type="dxa"/>
+              <w:start w:w="110" w:type="dxa"/>
+              <w:bottom w:w="90" w:type="dxa"/>
+              <w:end w:w="110" w:type="dxa"/>
+            </w:tcMar>
+            <w:shd w:fill="F7F9FC"/>
+          </w:tcPr>
+          <w:p>
+            <w:pPr>
+              <w:spacing w:after="30" w:before="30"/>
+            </w:pPr>
+            <w:r>
+              <w:rPr>
+                <w:sz w:val="15"/>
+              </w:rPr>
+              <w:t>B-02/A-02</w:t>
+            </w:r>
+          </w:p>
+        </w:tc>
+        <w:tc>
+          <w:tcPr>
+            <w:tcW w:type="dxa" w:w="4824"/>
+            <w:vAlign w:val="center"/>
+            <w:tcMar>
+              <w:top w:w="90" w:type="dxa"/>
+              <w:start w:w="110" w:type="dxa"/>
+              <w:bottom w:w="90" w:type="dxa"/>
+              <w:end w:w="110" w:type="dxa"/>
+            </w:tcMar>
+            <w:shd w:fill="F7F9FC"/>
+          </w:tcPr>
+          <w:p>
+            <w:pPr>
+              <w:spacing w:after="30" w:before="30"/>
+            </w:pPr>
+            <w:r>
+              <w:rPr>
+                <w:sz w:val="15"/>
+              </w:rPr>
+              <w:t>이미 Commit된 Owner는 물리 Rollback 대신 업무 보상(Compensation) 또는 수동 확정.</w:t>
+            </w:r>
+          </w:p>
+        </w:tc>
+        <w:tc>
+          <w:tcPr>
+            <w:tcW w:type="dxa" w:w="3024"/>
+            <w:vAlign w:val="center"/>
+            <w:tcMar>
+              <w:top w:w="90" w:type="dxa"/>
+              <w:start w:w="110" w:type="dxa"/>
+              <w:bottom w:w="90" w:type="dxa"/>
+              <w:end w:w="110" w:type="dxa"/>
+            </w:tcMar>
+            <w:shd w:fill="F7F9FC"/>
+          </w:tcPr>
+          <w:p>
+            <w:pPr>
+              <w:spacing w:after="30" w:before="30"/>
+            </w:pPr>
+            <w:r>
+              <w:rPr>
+                <w:sz w:val="15"/>
+              </w:rPr>
+              <w:t>원 T 유지, 보상 segment/operation 연결</w:t>
+            </w:r>
+          </w:p>
+        </w:tc>
+      </w:tr>
+      <w:tr>
+        <w:trPr>
+          <w:cantSplit/>
+        </w:trPr>
+        <w:tc>
+          <w:tcPr>
+            <w:tcW w:type="dxa" w:w="1656"/>
+            <w:vAlign w:val="center"/>
+            <w:tcMar>
+              <w:top w:w="90" w:type="dxa"/>
+              <w:start w:w="110" w:type="dxa"/>
+              <w:bottom w:w="90" w:type="dxa"/>
+              <w:end w:w="110" w:type="dxa"/>
+            </w:tcMar>
+          </w:tcPr>
+          <w:p>
+            <w:pPr>
+              <w:spacing w:after="30" w:before="30"/>
+            </w:pPr>
+            <w:r>
+              <w:rPr>
+                <w:sz w:val="15"/>
+              </w:rPr>
+              <w:t>7. 운영 조회</w:t>
+            </w:r>
+          </w:p>
+        </w:tc>
+        <w:tc>
+          <w:tcPr>
+            <w:tcW w:type="dxa" w:w="1800"/>
+            <w:vAlign w:val="center"/>
+            <w:tcMar>
+              <w:top w:w="90" w:type="dxa"/>
+              <w:start w:w="110" w:type="dxa"/>
+              <w:bottom w:w="90" w:type="dxa"/>
+              <w:end w:w="110" w:type="dxa"/>
+            </w:tcMar>
+          </w:tcPr>
+          <w:p>
+            <w:pPr>
+              <w:spacing w:after="30" w:before="30"/>
+            </w:pPr>
+            <w:r>
+              <w:rPr>
+                <w:sz w:val="15"/>
+              </w:rPr>
+              <w:t>T 전체</w:t>
+            </w:r>
+          </w:p>
+        </w:tc>
+        <w:tc>
+          <w:tcPr>
+            <w:tcW w:type="dxa" w:w="4824"/>
+            <w:vAlign w:val="center"/>
+            <w:tcMar>
+              <w:top w:w="90" w:type="dxa"/>
+              <w:start w:w="110" w:type="dxa"/>
+              <w:bottom w:w="90" w:type="dxa"/>
+              <w:end w:w="110" w:type="dxa"/>
+            </w:tcMar>
+          </w:tcPr>
+          <w:p>
+            <w:pPr>
+              <w:spacing w:after="30" w:before="30"/>
+            </w:pPr>
+            <w:r>
+              <w:rPr>
+                <w:sz w:val="15"/>
+              </w:rPr>
+              <w:t>ADM/운영은 transactionId 하나로 LOCAL/REMOTE/MESSAGE/DLQ/FILE/UNKNOWN/TRACE/AUDIT 계보를 조합.</w:t>
+            </w:r>
+          </w:p>
+        </w:tc>
+        <w:tc>
+          <w:tcPr>
+            <w:tcW w:type="dxa" w:w="3024"/>
+            <w:vAlign w:val="center"/>
+            <w:tcMar>
+              <w:top w:w="90" w:type="dxa"/>
+              <w:start w:w="110" w:type="dxa"/>
+              <w:bottom w:w="90" w:type="dxa"/>
+              <w:end w:w="110" w:type="dxa"/>
+            </w:tcMar>
+          </w:tcPr>
+          <w:p>
+            <w:pPr>
+              <w:spacing w:after="30" w:before="30"/>
+            </w:pPr>
+            <w:r>
+              <w:rPr>
+                <w:sz w:val="15"/>
+              </w:rPr>
+              <w:t>APPLICABLE/NOT_APPLICABLE와 AVAILABLE/FAILED/MISSING/STALE를 구분하고 실제 실패·누락·지연을 성공으로 숨기지 않음</w:t>
+            </w:r>
+          </w:p>
+        </w:tc>
+      </w:tr>
+    </w:tbl>
+    <w:p>
+      <w:pPr>
+        <w:pStyle w:val="BodyText"/>
+        <w:spacing w:after="100"/>
+      </w:pPr>
+      <w:r>
+        <w:t>CpfTransactionTimelineQueryPort는 운영 모듈이 CPF 거래 테이블에 직접 결합되지 않도록 공개 query port를 제공하며, findLineage/sourceFreshness로 one-shot 계보와 freshness를 노출합니다. 구현 Facade는 여러 framework-owned Source를 조회·mask·dedup·시간순 정렬합니다.</w:t>
+      </w:r>
+    </w:p>
+    <w:p>
+      <w:pPr>
+        <w:spacing w:before="100" w:after="60"/>
+        <w:jc w:val="center"/>
+      </w:pPr>
+      <w:r>
+        <w:drawing>
+          <wp:inline xmlns:a="http://schemas.openxmlformats.org/drawingml/2006/main">
+            <wp:extent cx="6537960" cy="3995420"/>
+            <wp:docPr id="6" name="Picture 6"/>
+            <wp:cNvGraphicFramePr>
+              <a:graphicFrameLocks noChangeAspect="1"/>
+            </wp:cNvGraphicFramePr>
+            <a:graphic>
+              <a:graphicData uri="http://schemas.openxmlformats.org/drawingml/2006/picture">
+                <pic:pic>
+                  <pic:nvPicPr>
+                    <pic:cNvPr id="0" name="transaction_lineage_sources.png"/>
+                    <pic:cNvPicPr/>
+                  </pic:nvPicPr>
+                  <pic:blipFill>
+                    <a:blip r:embed="rId16"/>
+                    <a:stretch>
+                      <a:fillRect/>
+                    </a:stretch>
+                  </pic:blipFill>
+                  <pic:spPr>
+                    <a:xfrm>
+                      <a:off x="0" y="0"/>
+                      <a:ext cx="6537960" cy="3995420"/>
+                    </a:xfrm>
+                    <a:prstGeom prst="rect"/>
+                  </pic:spPr>
+                </pic:pic>
+              </a:graphicData>
+            </a:graphic>
+          </wp:inline>
+        </w:drawing>
+      </w:r>
+    </w:p>
+    <w:p>
+      <w:pPr>
+        <w:pStyle w:val="CPFCaption"/>
+        <w:spacing w:after="140"/>
+        <w:jc w:val="center"/>
+      </w:pPr>
+      <w:r>
+        <w:t>그림 0-3. Framework-owned Source를 조합하는 one-shot lineage View</w:t>
+      </w:r>
+    </w:p>
+    <w:p>
+      <w:pPr>
+        <w:pStyle w:val="Heading2"/>
         <w:keepNext/>
         <w:bidi w:val="0"/>
         <w:ind w:hanging="0" w:left="0" w:right="0"/>
@@ -35807,7 +37994,7 @@
               <w:rPr/>
             </w:pPr>
             <w:r>
-              <w:t>4870b2073387…</w:t>
+              <w:t>b4b6b18b43e9…</w:t>
             </w:r>
           </w:p>
         </w:tc>
@@ -35964,7 +38151,7 @@
               <w:rPr/>
             </w:pPr>
             <w:r>
-              <w:t>4870b2073387…</w:t>
+              <w:t>b4b6b18b43e9…</w:t>
             </w:r>
           </w:p>
         </w:tc>
@@ -36121,7 +38308,7 @@
               <w:rPr/>
             </w:pPr>
             <w:r>
-              <w:t>4870b2073387…</w:t>
+              <w:t>b4b6b18b43e9…</w:t>
             </w:r>
           </w:p>
         </w:tc>
@@ -36278,7 +38465,7 @@
               <w:rPr/>
             </w:pPr>
             <w:r>
-              <w:t>4870b2073387…</w:t>
+              <w:t>b4b6b18b43e9…</w:t>
             </w:r>
           </w:p>
         </w:tc>
@@ -36435,7 +38622,7 @@
               <w:rPr/>
             </w:pPr>
             <w:r>
-              <w:t>4870b2073387…</w:t>
+              <w:t>b4b6b18b43e9…</w:t>
             </w:r>
           </w:p>
         </w:tc>
@@ -36592,7 +38779,7 @@
               <w:rPr/>
             </w:pPr>
             <w:r>
-              <w:t>4870b2073387…</w:t>
+              <w:t>b4b6b18b43e9…</w:t>
             </w:r>
           </w:p>
         </w:tc>
@@ -36749,7 +38936,7 @@
               <w:rPr/>
             </w:pPr>
             <w:r>
-              <w:t>4870b2073387…</w:t>
+              <w:t>b4b6b18b43e9…</w:t>
             </w:r>
           </w:p>
         </w:tc>
@@ -36906,7 +39093,7 @@
               <w:rPr/>
             </w:pPr>
             <w:r>
-              <w:t>4870b2073387…</w:t>
+              <w:t>b4b6b18b43e9…</w:t>
             </w:r>
           </w:p>
         </w:tc>
@@ -37063,7 +39250,7 @@
               <w:rPr/>
             </w:pPr>
             <w:r>
-              <w:t>4870b2073387…</w:t>
+              <w:t>b4b6b18b43e9…</w:t>
             </w:r>
           </w:p>
         </w:tc>
@@ -37220,7 +39407,7 @@
               <w:rPr/>
             </w:pPr>
             <w:r>
-              <w:t>4870b2073387…</w:t>
+              <w:t>b4b6b18b43e9…</w:t>
             </w:r>
           </w:p>
         </w:tc>
@@ -37377,7 +39564,7 @@
               <w:rPr/>
             </w:pPr>
             <w:r>
-              <w:t>4870b2073387…</w:t>
+              <w:t>b4b6b18b43e9…</w:t>
             </w:r>
           </w:p>
         </w:tc>
@@ -37534,7 +39721,7 @@
               <w:rPr/>
             </w:pPr>
             <w:r>
-              <w:t>4870b2073387…</w:t>
+              <w:t>b4b6b18b43e9…</w:t>
             </w:r>
           </w:p>
         </w:tc>
@@ -37691,7 +39878,7 @@
               <w:rPr/>
             </w:pPr>
             <w:r>
-              <w:t>4870b2073387…</w:t>
+              <w:t>b4b6b18b43e9…</w:t>
             </w:r>
           </w:p>
         </w:tc>
@@ -37848,7 +40035,7 @@
               <w:rPr/>
             </w:pPr>
             <w:r>
-              <w:t>4870b2073387…</w:t>
+              <w:t>b4b6b18b43e9…</w:t>
             </w:r>
           </w:p>
         </w:tc>
@@ -38005,7 +40192,7 @@
               <w:rPr/>
             </w:pPr>
             <w:r>
-              <w:t>4870b2073387…</w:t>
+              <w:t>b4b6b18b43e9…</w:t>
             </w:r>
           </w:p>
         </w:tc>
@@ -38162,7 +40349,7 @@
               <w:rPr/>
             </w:pPr>
             <w:r>
-              <w:t>4870b2073387…</w:t>
+              <w:t>b4b6b18b43e9…</w:t>
             </w:r>
           </w:p>
         </w:tc>
@@ -39818,7 +42005,7 @@
           <w:color w:val="2F6FEB"/>
           <w:sz w:val="18"/>
         </w:rPr>
-        <w:t>67. Product/EDU Ownership - 07_06 현행 기준</w:t>
+        <w:t>67. Product/EDU Ownership - 07_08 Product Source 현행 기준</w:t>
       </w:r>
     </w:p>
     <w:p>
@@ -40300,7 +42487,7 @@
         <w:pStyle w:val="CPFCallout"/>
       </w:pPr>
       <w:r>
-        <w:t>07_06 Final QA 중앙 Merge: 현재 master는 07_05 제품 Source 위에 QA/Control 산출물을 추가한 Commit이며 Product Source 변경은 없다. Final verdict는 FAIL / REDEVELOPMENT REQUIRED + UNVERIFIED / RELEASE_BLOCKED다. Canonical 완료 분모는 169 Requirement이고, 신규 독립 개발 Action은 31개(P0 22 / P1 9)다. 전체 Scope는 169 Requirement + 기존 56 Finding + 신규 31 + self-found + Runtime 13 + 개발 중 추가 발견 전체이며, 34/34 direct rework 구현 사실만으로 완료 판정하지 않는다.</w:t>
+        <w:t>현재 master 기준은 b4b6b18b43e9(07_09)이며 실제 Product Source 변경 기준은 f0aa49f29cba(07_08)이다. Developer current-state 보고에서는 Canonical 169, 중앙 Action 31, 기존 Finding 56에 대한 Source 구현/재점검을 마쳤다고 기록한다. 중앙 Release 판단은 UNVERIFIED / RELEASE_BLOCKED이며 Java 25·Gradle 9.1 exact-SHA clean build, live Oracle/PostgreSQL/MariaDB, 인증 Browser, 2+ instance/process-kill, Broker/Network/DB fault, 성능·보안·DR, Generator fresh-consumer, ADM 전체 Runtime consumer, 독립 Codex, multi-system Transaction/Logging E2E와 QA A/B·Special Review 재검수가 남아 있다.</w:t>
       </w:r>
     </w:p>
     <w:p>
@@ -40332,12 +42519,7 @@
         <w:ind w:left="198" w:hanging="102"/>
       </w:pPr>
       <w:r>
-        <w:rPr>
-          <w:rFonts w:ascii="NanumBarunGothic" w:hAnsi="NanumBarunGothic" w:eastAsia="NanumBarunGothic"/>
-          <w:color w:val="17212B"/>
-          <w:sz w:val="18"/>
-        </w:rPr>
-        <w:t>• 07_05 Source에 EDU-ADM 17의 9/4/4 Architecture Decision이 반영됐다: PRODUCT_ADM 9, EXTENSION_SAMPLE 4, MERGE_EDU 4. Product/Merge 항목은 executable=false로 정리하고 Extension Sample만 실제 Public Extension consumer 교육으로 유지한다.</w:t>
+        <w:t>• 현재 EDU-ADM Architecture는 PRODUCT_ADM/MERGE_EDU를 runtime handler로 노출하지 않고 reference/redirect metadata로 비실행화하며, retained EXTENSION_SAMPLE만 canonical 역할 계약으로 실행한다.</w:t>
       </w:r>
     </w:p>
     <w:p>
@@ -40347,12 +42529,7 @@
         <w:ind w:left="198" w:hanging="102"/>
       </w:pPr>
       <w:r>
-        <w:rPr>
-          <w:rFonts w:ascii="NanumBarunGothic" w:hAnsi="NanumBarunGothic" w:eastAsia="NanumBarunGothic"/>
-          <w:color w:val="17212B"/>
-          <w:sz w:val="18"/>
-        </w:rPr>
-        <w:t>• 07_05 Source는 CpfTransactionTimelineQueryFacade의 one-shot lineage와 DB3 transaction_lineage를 추가해 LOCAL/REMOTE/MESSAGE/DLQ/FILE/UNKNOWN/TRACE/AUDIT 등의 연결을 보강했다. 2+ instance·Broker·Batch·ADM을 포함한 실제 end-to-end lineage는 Runtime 미검증이다.</w:t>
+        <w:t>• 현재 Product Source는 CpfTransactionTimelineQueryFacade와 DB3 transaction_lineage projection을 통해 LOCAL/REMOTE/MESSAGE/DLQ/BATCH/FILE/UNKNOWN/TRACE/AUDIT 계보와 source applicability를 보강했다. live multi-system E2E는 미검증이다.</w:t>
       </w:r>
     </w:p>
     <w:p>
@@ -40362,12 +42539,7 @@
         <w:ind w:left="198" w:hanging="102"/>
       </w:pPr>
       <w:r>
-        <w:rPr>
-          <w:rFonts w:ascii="NanumBarunGothic" w:hAnsi="NanumBarunGothic" w:eastAsia="NanumBarunGothic"/>
-          <w:color w:val="17212B"/>
-          <w:sz w:val="18"/>
-        </w:rPr>
-        <w:t>• 현재 master 4870b2073387(07_06)는 07_05 Product Source rework와 07_06 Final QA/Control 판정을 함께 포함한다. Architecture 9/4/4 EDU 재분류, transaction lineage, FileLog recovery와 action permission 변경을 이 문서에 반영한다.</w:t>
+        <w:t>• 현재 master b4b6b18b43e9(07_09)는 Product Source f0aa49f29cba(07_08)의 rework와 중앙 QA currentization을 포함한다. Release 승인은 Runtime qualification과 QA A/B 재검수 이후 별도 판정한다.</w:t>
       </w:r>
     </w:p>
     <w:p>
@@ -40494,6 +42666,14 @@
         </w:tc>
       </w:tr>
     </w:tbl>
+    <w:p>
+      <w:pPr>
+        <w:pStyle w:val="CPFCaption"/>
+      </w:pPr>
+      <w:r>
+        <w:t>문서 기준: master b4b6b18b43e9 (07_09). Product Source 기준은 f0aa49f29cba (07_08)이며 중앙 Release 상태는 UNVERIFIED / RELEASE_BLOCKED이다.</w:t>
+      </w:r>
+    </w:p>
     <w:sectPr>
       <w:headerReference w:type="default" r:id="rId6"/>
       <w:footerReference w:type="default" r:id="rId7"/>
@@ -40661,7 +42841,7 @@
       </w:pBdr>
     </w:pPr>
     <w:r>
-      <w:t>CPF 아키텍처 설계서   |   Master 07_06 · 4870b2073387</w:t>
+      <w:t>CPF 아키텍처 설계서   |   Master 07_09 · b4b6b18b43e9</w:t>
     </w:r>
   </w:p>
 </w:hdr>

--- a/cpf-docs/deliverables/아키텍처설계서.docx
+++ b/cpf-docs/deliverables/아키텍처설계서.docx
@@ -131,7 +131,7 @@
           <w:color w:val="5F6368"/>
           <w:sz w:val="19"/>
         </w:rPr>
-        <w:t xml:space="preserve">Harness v1.1.3 / </w:t>
+        <w:t xml:space="preserve">Harness v1.2.5 / </w:t>
       </w:r>
       <w:r>
         <w:rPr>
@@ -147,7 +147,7 @@
           <w:color w:val="5F6368"/>
           <w:sz w:val="19"/>
         </w:rPr>
-        <w:t>Rev. 1</w:t>
+        <w:t>Rev. 2</w:t>
       </w:r>
       <w:r>
         <w:rPr>
@@ -206,7 +206,7 @@
           <w:color w:val="5F6368"/>
           <w:sz w:val="19"/>
         </w:rPr>
-        <w:t>2026-08-25</w:t>
+        <w:t>2026-08-26</w:t>
       </w:r>
     </w:p>
     <w:p>
@@ -226,951 +226,1092 @@
         <w:t>목차</w:t>
       </w:r>
     </w:p>
-    <w:sdt>
-      <w:sdtPr>
-        <w:docPartObj>
-          <w:docPartGallery w:val="Table of Contents"/>
-          <w:docPartUnique w:val="true"/>
-        </w:docPartObj>
-      </w:sdtPr>
-      <w:sdtContent>
-        <w:p>
-          <w:pPr>
-            <w:pStyle w:val="TOC1"/>
-            <w:tabs>
-              <w:tab w:val="clear" w:pos="15818"/>
-              <w:tab w:val="right" w:pos="15817" w:leader="dot"/>
-            </w:tabs>
-            <w:rPr/>
-          </w:pPr>
-          <w:r>
-            <w:fldChar w:fldCharType="begin"/>
-          </w:r>
-          <w:r>
-            <w:rPr>
-              <w:webHidden/>
-              <w:rStyle w:val="IndexLink"/>
-            </w:rPr>
-            <w:instrText xml:space="preserve"> TOC \z \o "1-2" \u \h</w:instrText>
-          </w:r>
-          <w:r>
-            <w:rPr>
-              <w:webHidden/>
-              <w:rStyle w:val="IndexLink"/>
-            </w:rPr>
-            <w:fldChar w:fldCharType="separate"/>
-          </w:r>
-          <w:hyperlink w:anchor="__RefHeading___Toc8499_1069379125">
-            <w:r>
-              <w:rPr>
-                <w:webHidden/>
-                <w:rStyle w:val="IndexLink"/>
-              </w:rPr>
-              <w:t xml:space="preserve">1. Architecture </w:t>
-            </w:r>
-            <w:r>
-              <w:rPr>
-                <w:rStyle w:val="IndexLink"/>
-              </w:rPr>
-              <w:t xml:space="preserve">원칙과 </w:t>
-            </w:r>
-            <w:r>
-              <w:rPr>
-                <w:rStyle w:val="IndexLink"/>
-              </w:rPr>
-              <w:t>Module Ownership</w:t>
-              <w:tab/>
-              <w:t>3</w:t>
-            </w:r>
-          </w:hyperlink>
-        </w:p>
-        <w:p>
-          <w:pPr>
-            <w:pStyle w:val="TOC2"/>
-            <w:tabs>
-              <w:tab w:val="clear" w:pos="15535"/>
-              <w:tab w:val="right" w:pos="15817" w:leader="dot"/>
-            </w:tabs>
-            <w:rPr/>
-          </w:pPr>
-          <w:hyperlink w:anchor="__RefHeading___Toc8501_1069379125">
-            <w:r>
-              <w:rPr>
-                <w:webHidden/>
-                <w:rStyle w:val="IndexLink"/>
-              </w:rPr>
-              <w:t>1.1 Owner</w:t>
-            </w:r>
-            <w:r>
-              <w:rPr>
-                <w:rStyle w:val="IndexLink"/>
-              </w:rPr>
-              <w:t>와 책임</w:t>
-            </w:r>
-            <w:r>
-              <w:rPr>
-                <w:rStyle w:val="IndexLink"/>
-              </w:rPr>
-              <w:tab/>
-              <w:t>3</w:t>
-            </w:r>
-          </w:hyperlink>
-        </w:p>
-        <w:p>
-          <w:pPr>
-            <w:pStyle w:val="TOC2"/>
-            <w:tabs>
-              <w:tab w:val="clear" w:pos="15535"/>
-              <w:tab w:val="right" w:pos="15817" w:leader="dot"/>
-            </w:tabs>
-            <w:rPr/>
-          </w:pPr>
-          <w:hyperlink w:anchor="__RefHeading___Toc8503_1069379125">
-            <w:r>
-              <w:rPr>
-                <w:webHidden/>
-                <w:rStyle w:val="IndexLink"/>
-              </w:rPr>
-              <w:t xml:space="preserve">1.2 Dependency </w:t>
-            </w:r>
-            <w:r>
-              <w:rPr>
-                <w:rStyle w:val="IndexLink"/>
-              </w:rPr>
-              <w:t>방향</w:t>
-            </w:r>
-            <w:r>
-              <w:rPr>
-                <w:rStyle w:val="IndexLink"/>
-              </w:rPr>
-              <w:tab/>
-              <w:t>3</w:t>
-            </w:r>
-          </w:hyperlink>
-        </w:p>
-        <w:p>
-          <w:pPr>
-            <w:pStyle w:val="TOC2"/>
-            <w:tabs>
-              <w:tab w:val="clear" w:pos="15535"/>
-              <w:tab w:val="right" w:pos="15817" w:leader="dot"/>
-            </w:tabs>
-            <w:rPr/>
-          </w:pPr>
-          <w:hyperlink w:anchor="__RefHeading___Toc8505_1069379125">
-            <w:r>
-              <w:rPr>
-                <w:webHidden/>
-                <w:rStyle w:val="IndexLink"/>
-              </w:rPr>
-              <w:t xml:space="preserve">1.3 Public/SPI/Internal </w:t>
-            </w:r>
-            <w:r>
-              <w:rPr>
-                <w:rStyle w:val="IndexLink"/>
-              </w:rPr>
-              <w:t>경계</w:t>
-            </w:r>
-            <w:r>
-              <w:rPr>
-                <w:rStyle w:val="IndexLink"/>
-              </w:rPr>
-              <w:tab/>
-              <w:t>3</w:t>
-            </w:r>
-          </w:hyperlink>
-        </w:p>
-        <w:p>
-          <w:pPr>
-            <w:pStyle w:val="TOC1"/>
-            <w:tabs>
-              <w:tab w:val="clear" w:pos="15818"/>
-              <w:tab w:val="right" w:pos="15817" w:leader="dot"/>
-            </w:tabs>
-            <w:rPr/>
-          </w:pPr>
-          <w:hyperlink w:anchor="__RefHeading___Toc8507_1069379125">
-            <w:r>
-              <w:rPr>
-                <w:webHidden/>
-                <w:rStyle w:val="IndexLink"/>
-              </w:rPr>
-              <w:t xml:space="preserve">2. CPF </w:t>
-            </w:r>
-            <w:r>
-              <w:rPr>
-                <w:rStyle w:val="IndexLink"/>
-              </w:rPr>
-              <w:t xml:space="preserve">전체 </w:t>
-            </w:r>
-            <w:r>
-              <w:rPr>
-                <w:rStyle w:val="IndexLink"/>
-              </w:rPr>
-              <w:t>Architecture Map</w:t>
-              <w:tab/>
-              <w:t>4</w:t>
-            </w:r>
-          </w:hyperlink>
-        </w:p>
-        <w:p>
-          <w:pPr>
-            <w:pStyle w:val="TOC2"/>
-            <w:tabs>
-              <w:tab w:val="clear" w:pos="15535"/>
-              <w:tab w:val="right" w:pos="15817" w:leader="dot"/>
-            </w:tabs>
-            <w:rPr/>
-          </w:pPr>
-          <w:hyperlink w:anchor="__RefHeading___Toc8509_1069379125">
-            <w:r>
-              <w:rPr>
-                <w:webHidden/>
-                <w:rStyle w:val="IndexLink"/>
-              </w:rPr>
-              <w:t>2.1 Business Domain</w:t>
-              <w:tab/>
-              <w:t>4</w:t>
-            </w:r>
-          </w:hyperlink>
-        </w:p>
-        <w:p>
-          <w:pPr>
-            <w:pStyle w:val="TOC2"/>
-            <w:tabs>
-              <w:tab w:val="clear" w:pos="15535"/>
-              <w:tab w:val="right" w:pos="15817" w:leader="dot"/>
-            </w:tabs>
-            <w:rPr/>
-          </w:pPr>
-          <w:hyperlink w:anchor="__RefHeading___Toc8511_1069379125">
-            <w:r>
-              <w:rPr>
-                <w:webHidden/>
-                <w:rStyle w:val="IndexLink"/>
-              </w:rPr>
-              <w:t>2.2 Framework/Starter/Common</w:t>
-              <w:tab/>
-              <w:t>5</w:t>
-            </w:r>
-          </w:hyperlink>
-        </w:p>
-        <w:p>
-          <w:pPr>
-            <w:pStyle w:val="TOC2"/>
-            <w:tabs>
-              <w:tab w:val="clear" w:pos="15535"/>
-              <w:tab w:val="right" w:pos="15817" w:leader="dot"/>
-            </w:tabs>
-            <w:rPr/>
-          </w:pPr>
-          <w:hyperlink w:anchor="__RefHeading___Toc8513_1069379125">
-            <w:r>
-              <w:rPr>
-                <w:webHidden/>
-                <w:rStyle w:val="IndexLink"/>
-              </w:rPr>
-              <w:t>2.3 Gateway/Backoffice</w:t>
-              <w:tab/>
-              <w:t>5</w:t>
-            </w:r>
-          </w:hyperlink>
-        </w:p>
-        <w:p>
-          <w:pPr>
-            <w:pStyle w:val="TOC2"/>
-            <w:tabs>
-              <w:tab w:val="clear" w:pos="15535"/>
-              <w:tab w:val="right" w:pos="15817" w:leader="dot"/>
-            </w:tabs>
-            <w:rPr/>
-          </w:pPr>
-          <w:hyperlink w:anchor="__RefHeading___Toc8515_1069379125">
-            <w:r>
-              <w:rPr>
-                <w:webHidden/>
-                <w:rStyle w:val="IndexLink"/>
-              </w:rPr>
-              <w:t>2.4 Batch</w:t>
-              <w:tab/>
-              <w:t>5</w:t>
-            </w:r>
-          </w:hyperlink>
-        </w:p>
-        <w:p>
-          <w:pPr>
-            <w:pStyle w:val="TOC2"/>
-            <w:tabs>
-              <w:tab w:val="clear" w:pos="15535"/>
-              <w:tab w:val="right" w:pos="15817" w:leader="dot"/>
-            </w:tabs>
-            <w:rPr/>
-          </w:pPr>
-          <w:hyperlink w:anchor="__RefHeading___Toc8517_1069379125">
-            <w:r>
-              <w:rPr>
-                <w:webHidden/>
-                <w:rStyle w:val="IndexLink"/>
-              </w:rPr>
-              <w:t>2.5 DB/Operations</w:t>
-              <w:tab/>
-              <w:t>5</w:t>
-            </w:r>
-          </w:hyperlink>
-        </w:p>
-        <w:p>
-          <w:pPr>
-            <w:pStyle w:val="TOC1"/>
-            <w:tabs>
-              <w:tab w:val="clear" w:pos="15818"/>
-              <w:tab w:val="right" w:pos="15817" w:leader="dot"/>
-            </w:tabs>
-            <w:rPr/>
-          </w:pPr>
-          <w:hyperlink w:anchor="__RefHeading___Toc8519_1069379125">
-            <w:r>
-              <w:rPr>
-                <w:webHidden/>
-                <w:rStyle w:val="IndexLink"/>
-              </w:rPr>
-              <w:t>3. Same JVM·Remote·Domain Invocation</w:t>
-              <w:tab/>
-              <w:t>5</w:t>
-            </w:r>
-          </w:hyperlink>
-        </w:p>
-        <w:p>
-          <w:pPr>
-            <w:pStyle w:val="TOC2"/>
-            <w:tabs>
-              <w:tab w:val="clear" w:pos="15535"/>
-              <w:tab w:val="right" w:pos="15817" w:leader="dot"/>
-            </w:tabs>
-            <w:rPr/>
-          </w:pPr>
-          <w:hyperlink w:anchor="__RefHeading___Toc8521_1069379125">
-            <w:r>
-              <w:rPr>
-                <w:webHidden/>
-                <w:rStyle w:val="IndexLink"/>
-              </w:rPr>
-              <w:t>3.1 Same JVM</w:t>
-              <w:tab/>
-              <w:t>6</w:t>
-            </w:r>
-          </w:hyperlink>
-        </w:p>
-        <w:p>
-          <w:pPr>
-            <w:pStyle w:val="TOC2"/>
-            <w:tabs>
-              <w:tab w:val="clear" w:pos="15535"/>
-              <w:tab w:val="right" w:pos="15817" w:leader="dot"/>
-            </w:tabs>
-            <w:rPr/>
-          </w:pPr>
-          <w:hyperlink w:anchor="__RefHeading___Toc8523_1069379125">
-            <w:r>
-              <w:rPr>
-                <w:webHidden/>
-                <w:rStyle w:val="IndexLink"/>
-              </w:rPr>
-              <w:t>3.2 Remote/MSA</w:t>
-              <w:tab/>
-              <w:t>6</w:t>
-            </w:r>
-          </w:hyperlink>
-        </w:p>
-        <w:p>
-          <w:pPr>
-            <w:pStyle w:val="TOC2"/>
-            <w:tabs>
-              <w:tab w:val="clear" w:pos="15535"/>
-              <w:tab w:val="right" w:pos="15817" w:leader="dot"/>
-            </w:tabs>
-            <w:rPr/>
-          </w:pPr>
-          <w:hyperlink w:anchor="__RefHeading___Toc8525_1069379125">
-            <w:r>
-              <w:rPr>
-                <w:webHidden/>
-                <w:rStyle w:val="IndexLink"/>
-              </w:rPr>
-              <w:t>3.3 Domain Invocation</w:t>
-              <w:tab/>
-              <w:t>7</w:t>
-            </w:r>
-          </w:hyperlink>
-        </w:p>
-        <w:p>
-          <w:pPr>
-            <w:pStyle w:val="TOC2"/>
-            <w:tabs>
-              <w:tab w:val="clear" w:pos="15535"/>
-              <w:tab w:val="right" w:pos="15817" w:leader="dot"/>
-            </w:tabs>
-            <w:rPr/>
-          </w:pPr>
-          <w:hyperlink w:anchor="__RefHeading___Toc8527_1069379125">
-            <w:r>
-              <w:rPr>
-                <w:webHidden/>
-                <w:rStyle w:val="IndexLink"/>
-              </w:rPr>
-              <w:t xml:space="preserve">3.4 Self-HTTP </w:t>
-            </w:r>
-            <w:r>
-              <w:rPr>
-                <w:rStyle w:val="IndexLink"/>
-              </w:rPr>
-              <w:t>금지</w:t>
-            </w:r>
-            <w:r>
-              <w:rPr>
-                <w:rStyle w:val="IndexLink"/>
-              </w:rPr>
-              <w:tab/>
-              <w:t>7</w:t>
-            </w:r>
-          </w:hyperlink>
-        </w:p>
-        <w:p>
-          <w:pPr>
-            <w:pStyle w:val="TOC1"/>
-            <w:tabs>
-              <w:tab w:val="clear" w:pos="15818"/>
-              <w:tab w:val="right" w:pos="15817" w:leader="dot"/>
-            </w:tabs>
-            <w:rPr/>
-          </w:pPr>
-          <w:hyperlink w:anchor="__RefHeading___Toc8529_1069379125">
-            <w:r>
-              <w:rPr>
-                <w:webHidden/>
-                <w:rStyle w:val="IndexLink"/>
-              </w:rPr>
-              <w:t>4. Context·Security Boundary</w:t>
-              <w:tab/>
-              <w:t>7</w:t>
-            </w:r>
-          </w:hyperlink>
-        </w:p>
-        <w:p>
-          <w:pPr>
-            <w:pStyle w:val="TOC2"/>
-            <w:tabs>
-              <w:tab w:val="clear" w:pos="15535"/>
-              <w:tab w:val="right" w:pos="15817" w:leader="dot"/>
-            </w:tabs>
-            <w:rPr/>
-          </w:pPr>
-          <w:hyperlink w:anchor="__RefHeading___Toc8531_1069379125">
-            <w:r>
-              <w:rPr>
-                <w:webHidden/>
-                <w:rStyle w:val="IndexLink"/>
-              </w:rPr>
-              <w:t>4.1 System6</w:t>
-              <w:tab/>
-              <w:t>8</w:t>
-            </w:r>
-          </w:hyperlink>
-        </w:p>
-        <w:p>
-          <w:pPr>
-            <w:pStyle w:val="TOC2"/>
-            <w:tabs>
-              <w:tab w:val="clear" w:pos="15535"/>
-              <w:tab w:val="right" w:pos="15817" w:leader="dot"/>
-            </w:tabs>
-            <w:rPr/>
-          </w:pPr>
-          <w:hyperlink w:anchor="__RefHeading___Toc8533_1069379125">
-            <w:r>
-              <w:rPr>
-                <w:webHidden/>
-                <w:rStyle w:val="IndexLink"/>
-              </w:rPr>
-              <w:t>4.2 Trust/Security Boundary</w:t>
-              <w:tab/>
-              <w:t>8</w:t>
-            </w:r>
-          </w:hyperlink>
-        </w:p>
-        <w:p>
-          <w:pPr>
-            <w:pStyle w:val="TOC2"/>
-            <w:tabs>
-              <w:tab w:val="clear" w:pos="15535"/>
-              <w:tab w:val="right" w:pos="15817" w:leader="dot"/>
-            </w:tabs>
-            <w:rPr/>
-          </w:pPr>
-          <w:hyperlink w:anchor="__RefHeading___Toc8535_1069379125">
-            <w:r>
-              <w:rPr>
-                <w:webHidden/>
-                <w:rStyle w:val="IndexLink"/>
-              </w:rPr>
-              <w:t>4.3 Operation/Instance Identity</w:t>
-              <w:tab/>
-              <w:t>8</w:t>
-            </w:r>
-          </w:hyperlink>
-        </w:p>
-        <w:p>
-          <w:pPr>
-            <w:pStyle w:val="TOC1"/>
-            <w:tabs>
-              <w:tab w:val="clear" w:pos="15818"/>
-              <w:tab w:val="right" w:pos="15817" w:leader="dot"/>
-            </w:tabs>
-            <w:rPr/>
-          </w:pPr>
-          <w:hyperlink w:anchor="__RefHeading___Toc8537_1069379125">
-            <w:r>
-              <w:rPr>
-                <w:webHidden/>
-                <w:rStyle w:val="IndexLink"/>
-              </w:rPr>
-              <w:t>5. Gateway·Backoffice</w:t>
-              <w:tab/>
-              <w:t>9</w:t>
-            </w:r>
-          </w:hyperlink>
-        </w:p>
-        <w:p>
-          <w:pPr>
-            <w:pStyle w:val="TOC2"/>
-            <w:tabs>
-              <w:tab w:val="clear" w:pos="15535"/>
-              <w:tab w:val="right" w:pos="15817" w:leader="dot"/>
-            </w:tabs>
-            <w:rPr/>
-          </w:pPr>
-          <w:hyperlink w:anchor="__RefHeading___Toc8539_1069379125">
-            <w:r>
-              <w:rPr>
-                <w:webHidden/>
-                <w:rStyle w:val="IndexLink"/>
-              </w:rPr>
-              <w:t>5.1 Gateway Optionality</w:t>
-              <w:tab/>
-              <w:t>9</w:t>
-            </w:r>
-          </w:hyperlink>
-        </w:p>
-        <w:p>
-          <w:pPr>
-            <w:pStyle w:val="TOC2"/>
-            <w:tabs>
-              <w:tab w:val="clear" w:pos="15535"/>
-              <w:tab w:val="right" w:pos="15817" w:leader="dot"/>
-            </w:tabs>
-            <w:rPr/>
-          </w:pPr>
-          <w:hyperlink w:anchor="__RefHeading___Toc8541_1069379125">
-            <w:r>
-              <w:rPr>
-                <w:webHidden/>
-                <w:rStyle w:val="IndexLink"/>
-              </w:rPr>
-              <w:t xml:space="preserve">5.2 Backoffice/Owner Domain </w:t>
-            </w:r>
-            <w:r>
-              <w:rPr>
-                <w:rStyle w:val="IndexLink"/>
-              </w:rPr>
-              <w:t>경계</w:t>
-            </w:r>
-            <w:r>
-              <w:rPr>
-                <w:rStyle w:val="IndexLink"/>
-              </w:rPr>
-              <w:tab/>
-              <w:t>10</w:t>
-            </w:r>
-          </w:hyperlink>
-        </w:p>
-        <w:p>
-          <w:pPr>
-            <w:pStyle w:val="TOC1"/>
-            <w:tabs>
-              <w:tab w:val="clear" w:pos="15818"/>
-              <w:tab w:val="right" w:pos="15817" w:leader="dot"/>
-            </w:tabs>
-            <w:rPr/>
-          </w:pPr>
-          <w:hyperlink w:anchor="__RefHeading___Toc8543_1069379125">
-            <w:r>
-              <w:rPr>
-                <w:webHidden/>
-                <w:rStyle w:val="IndexLink"/>
-              </w:rPr>
-              <w:t>6. Batch Architecture</w:t>
-              <w:tab/>
-              <w:t>10</w:t>
-            </w:r>
-          </w:hyperlink>
-        </w:p>
-        <w:p>
-          <w:pPr>
-            <w:pStyle w:val="TOC2"/>
-            <w:tabs>
-              <w:tab w:val="clear" w:pos="15535"/>
-              <w:tab w:val="right" w:pos="15817" w:leader="dot"/>
-            </w:tabs>
-            <w:rPr/>
-          </w:pPr>
-          <w:hyperlink w:anchor="__RefHeading___Toc8545_1069379125">
-            <w:r>
-              <w:rPr>
-                <w:webHidden/>
-                <w:rStyle w:val="IndexLink"/>
-              </w:rPr>
-              <w:t>6.1 Control Plane/Scheduler/Worker</w:t>
-              <w:tab/>
-              <w:t>11</w:t>
-            </w:r>
-          </w:hyperlink>
-        </w:p>
-        <w:p>
-          <w:pPr>
-            <w:pStyle w:val="TOC2"/>
-            <w:tabs>
-              <w:tab w:val="clear" w:pos="15535"/>
-              <w:tab w:val="right" w:pos="15817" w:leader="dot"/>
-            </w:tabs>
-            <w:rPr/>
-          </w:pPr>
-          <w:hyperlink w:anchor="__RefHeading___Toc8547_1069379125">
-            <w:r>
-              <w:rPr>
-                <w:webHidden/>
-                <w:rStyle w:val="IndexLink"/>
-              </w:rPr>
-              <w:t>6.2 Center-Cut/Agent</w:t>
-              <w:tab/>
-              <w:t>11</w:t>
-            </w:r>
-          </w:hyperlink>
-        </w:p>
-        <w:p>
-          <w:pPr>
-            <w:pStyle w:val="TOC2"/>
-            <w:tabs>
-              <w:tab w:val="clear" w:pos="15535"/>
-              <w:tab w:val="right" w:pos="15817" w:leader="dot"/>
-            </w:tabs>
-            <w:rPr/>
-          </w:pPr>
-          <w:hyperlink w:anchor="__RefHeading___Toc8549_1069379125">
-            <w:r>
-              <w:rPr>
-                <w:webHidden/>
-                <w:rStyle w:val="IndexLink"/>
-              </w:rPr>
-              <w:t>6.3 Lease/Fencing/Heartbeat</w:t>
-              <w:tab/>
-              <w:t>12</w:t>
-            </w:r>
-          </w:hyperlink>
-        </w:p>
-        <w:p>
-          <w:pPr>
-            <w:pStyle w:val="TOC1"/>
-            <w:tabs>
-              <w:tab w:val="clear" w:pos="15818"/>
-              <w:tab w:val="right" w:pos="15817" w:leader="dot"/>
-            </w:tabs>
-            <w:rPr/>
-          </w:pPr>
-          <w:hyperlink w:anchor="__RefHeading___Toc8551_1069379125">
-            <w:r>
-              <w:rPr>
-                <w:webHidden/>
-                <w:rStyle w:val="IndexLink"/>
-              </w:rPr>
-              <w:t>7. Persistence·DB Ownership</w:t>
-              <w:tab/>
-              <w:t>12</w:t>
-            </w:r>
-          </w:hyperlink>
-        </w:p>
-        <w:p>
-          <w:pPr>
-            <w:pStyle w:val="TOC2"/>
-            <w:tabs>
-              <w:tab w:val="clear" w:pos="15535"/>
-              <w:tab w:val="right" w:pos="15817" w:leader="dot"/>
-            </w:tabs>
-            <w:rPr/>
-          </w:pPr>
-          <w:hyperlink w:anchor="__RefHeading___Toc8553_1069379125">
-            <w:r>
-              <w:rPr>
-                <w:webHidden/>
-                <w:rStyle w:val="IndexLink"/>
-              </w:rPr>
-              <w:t>7.1 DB Owner</w:t>
-              <w:tab/>
-              <w:t>12</w:t>
-            </w:r>
-          </w:hyperlink>
-        </w:p>
-        <w:p>
-          <w:pPr>
-            <w:pStyle w:val="TOC2"/>
-            <w:tabs>
-              <w:tab w:val="clear" w:pos="15535"/>
-              <w:tab w:val="right" w:pos="15817" w:leader="dot"/>
-            </w:tabs>
-            <w:rPr/>
-          </w:pPr>
-          <w:hyperlink w:anchor="__RefHeading___Toc8555_1069379125">
-            <w:r>
-              <w:rPr>
-                <w:webHidden/>
-                <w:rStyle w:val="IndexLink"/>
-              </w:rPr>
-              <w:t>7.2 Oracle/PostgreSQL/MariaDB</w:t>
-              <w:tab/>
-              <w:t>12</w:t>
-            </w:r>
-          </w:hyperlink>
-        </w:p>
-        <w:p>
-          <w:pPr>
-            <w:pStyle w:val="TOC2"/>
-            <w:tabs>
-              <w:tab w:val="clear" w:pos="15535"/>
-              <w:tab w:val="right" w:pos="15817" w:leader="dot"/>
-            </w:tabs>
-            <w:rPr/>
-          </w:pPr>
-          <w:hyperlink w:anchor="__RefHeading___Toc8557_1069379125">
-            <w:r>
-              <w:rPr>
-                <w:webHidden/>
-                <w:rStyle w:val="IndexLink"/>
-              </w:rPr>
-              <w:t xml:space="preserve">7.3 Migration/Upgrade/Rollback </w:t>
-            </w:r>
-            <w:r>
-              <w:rPr>
-                <w:rStyle w:val="IndexLink"/>
-              </w:rPr>
-              <w:t>경계</w:t>
-            </w:r>
-            <w:r>
-              <w:rPr>
-                <w:rStyle w:val="IndexLink"/>
-              </w:rPr>
-              <w:tab/>
-              <w:t>13</w:t>
-            </w:r>
-          </w:hyperlink>
-        </w:p>
-        <w:p>
-          <w:pPr>
-            <w:pStyle w:val="TOC1"/>
-            <w:tabs>
-              <w:tab w:val="clear" w:pos="15818"/>
-              <w:tab w:val="right" w:pos="15817" w:leader="dot"/>
-            </w:tabs>
-            <w:rPr/>
-          </w:pPr>
-          <w:hyperlink w:anchor="__RefHeading___Toc8559_1069379125">
-            <w:r>
-              <w:rPr>
-                <w:webHidden/>
-                <w:rStyle w:val="IndexLink"/>
-              </w:rPr>
-              <w:t>8. Observability·Multi-instance·HA</w:t>
-              <w:tab/>
-              <w:t>13</w:t>
-            </w:r>
-          </w:hyperlink>
-        </w:p>
-        <w:p>
-          <w:pPr>
-            <w:pStyle w:val="TOC2"/>
-            <w:tabs>
-              <w:tab w:val="clear" w:pos="15535"/>
-              <w:tab w:val="right" w:pos="15817" w:leader="dot"/>
-            </w:tabs>
-            <w:rPr/>
-          </w:pPr>
-          <w:hyperlink w:anchor="__RefHeading___Toc8561_1069379125">
-            <w:r>
-              <w:rPr>
-                <w:webHidden/>
-                <w:rStyle w:val="IndexLink"/>
-              </w:rPr>
-              <w:t>8.1 Log/Trace/Timeline</w:t>
-              <w:tab/>
-              <w:t>14</w:t>
-            </w:r>
-          </w:hyperlink>
-        </w:p>
-        <w:p>
-          <w:pPr>
-            <w:pStyle w:val="TOC2"/>
-            <w:tabs>
-              <w:tab w:val="clear" w:pos="15535"/>
-              <w:tab w:val="right" w:pos="15817" w:leader="dot"/>
-            </w:tabs>
-            <w:rPr/>
-          </w:pPr>
-          <w:hyperlink w:anchor="__RefHeading___Toc8563_1069379125">
-            <w:r>
-              <w:rPr>
-                <w:webHidden/>
-                <w:rStyle w:val="IndexLink"/>
-              </w:rPr>
-              <w:t>8.2 Multi-instance</w:t>
-              <w:tab/>
-              <w:t>14</w:t>
-            </w:r>
-          </w:hyperlink>
-        </w:p>
-        <w:p>
-          <w:pPr>
-            <w:pStyle w:val="TOC2"/>
-            <w:tabs>
-              <w:tab w:val="clear" w:pos="15535"/>
-              <w:tab w:val="right" w:pos="15817" w:leader="dot"/>
-            </w:tabs>
-            <w:rPr/>
-          </w:pPr>
-          <w:hyperlink w:anchor="__RefHeading___Toc8565_1069379125">
-            <w:r>
-              <w:rPr>
-                <w:webHidden/>
-                <w:rStyle w:val="IndexLink"/>
-              </w:rPr>
-              <w:t>8.3 HA/Failure Domain</w:t>
-              <w:tab/>
-              <w:t>15</w:t>
-            </w:r>
-          </w:hyperlink>
-        </w:p>
-        <w:p>
-          <w:pPr>
-            <w:pStyle w:val="TOC1"/>
-            <w:tabs>
-              <w:tab w:val="clear" w:pos="15818"/>
-              <w:tab w:val="right" w:pos="15817" w:leader="dot"/>
-            </w:tabs>
-            <w:rPr/>
-          </w:pPr>
-          <w:hyperlink w:anchor="__RefHeading___Toc8567_1069379125">
-            <w:r>
-              <w:rPr>
-                <w:webHidden/>
-                <w:rStyle w:val="IndexLink"/>
-              </w:rPr>
-              <w:t>9. Deployment·</w:t>
-            </w:r>
-            <w:r>
-              <w:rPr>
-                <w:rStyle w:val="IndexLink"/>
-              </w:rPr>
-              <w:t>금지 패턴</w:t>
-            </w:r>
-            <w:r>
-              <w:rPr>
-                <w:rStyle w:val="IndexLink"/>
-              </w:rPr>
-              <w:t>·Decision</w:t>
-              <w:tab/>
-              <w:t>15</w:t>
-            </w:r>
-          </w:hyperlink>
-        </w:p>
-        <w:p>
-          <w:pPr>
-            <w:pStyle w:val="TOC2"/>
-            <w:tabs>
-              <w:tab w:val="clear" w:pos="15535"/>
-              <w:tab w:val="right" w:pos="15817" w:leader="dot"/>
-            </w:tabs>
-            <w:rPr/>
-          </w:pPr>
-          <w:hyperlink w:anchor="__RefHeading___Toc8569_1069379125">
-            <w:r>
-              <w:rPr>
-                <w:webHidden/>
-                <w:rStyle w:val="IndexLink"/>
-              </w:rPr>
-              <w:t>9.1 Deployment Topology</w:t>
-              <w:tab/>
-              <w:t>15</w:t>
-            </w:r>
-          </w:hyperlink>
-        </w:p>
-        <w:p>
-          <w:pPr>
-            <w:pStyle w:val="TOC2"/>
-            <w:tabs>
-              <w:tab w:val="clear" w:pos="15535"/>
-              <w:tab w:val="right" w:pos="15817" w:leader="dot"/>
-            </w:tabs>
-            <w:rPr/>
-          </w:pPr>
-          <w:hyperlink w:anchor="__RefHeading___Toc8571_1069379125">
-            <w:r>
-              <w:rPr>
-                <w:webHidden/>
-                <w:rStyle w:val="IndexLink"/>
-              </w:rPr>
-              <w:t xml:space="preserve">9.2 </w:t>
-            </w:r>
-            <w:r>
-              <w:rPr>
-                <w:rStyle w:val="IndexLink"/>
-              </w:rPr>
-              <w:t xml:space="preserve">금지 </w:t>
-            </w:r>
-            <w:r>
-              <w:rPr>
-                <w:rStyle w:val="IndexLink"/>
-              </w:rPr>
-              <w:t>Architecture</w:t>
-              <w:tab/>
-              <w:t>15</w:t>
-            </w:r>
-          </w:hyperlink>
-        </w:p>
-        <w:p>
-          <w:pPr>
-            <w:pStyle w:val="TOC2"/>
-            <w:tabs>
-              <w:tab w:val="clear" w:pos="15535"/>
-              <w:tab w:val="right" w:pos="15817" w:leader="dot"/>
-            </w:tabs>
-            <w:rPr/>
-          </w:pPr>
-          <w:hyperlink w:anchor="__RefHeading___Toc8573_1069379125">
-            <w:r>
-              <w:rPr>
-                <w:webHidden/>
-                <w:rStyle w:val="IndexLink"/>
-              </w:rPr>
-              <w:t>9.3 Topology Decision Matrix</w:t>
-              <w:tab/>
-              <w:t>15</w:t>
-            </w:r>
-          </w:hyperlink>
-          <w:r>
-            <w:rPr>
-              <w:rStyle w:val="IndexLink"/>
-            </w:rPr>
-            <w:fldChar w:fldCharType="end"/>
-          </w:r>
-        </w:p>
-      </w:sdtContent>
-    </w:sdt>
+    <w:tbl>
+      <w:tblPr>
+        <w:tblW w:type="auto" w:w="0"/>
+        <w:tblLayout w:type="fixed"/>
+        <w:tblLook w:firstColumn="1" w:firstRow="1" w:lastColumn="0" w:lastRow="0" w:noHBand="0" w:noVBand="1" w:val="04A0"/>
+        <w:tblBorders>
+          <w:top w:val="nil"/>
+          <w:left w:val="nil"/>
+          <w:bottom w:val="nil"/>
+          <w:right w:val="nil"/>
+          <w:insideH w:val="nil"/>
+          <w:insideV w:val="nil"/>
+        </w:tblBorders>
+      </w:tblPr>
+      <w:tblGrid>
+        <w:gridCol w:w="4535"/>
+        <w:gridCol w:w="4535"/>
+      </w:tblGrid>
+      <w:tr>
+        <w:trPr>
+          <w:tblHeader w:val="true"/>
+        </w:trPr>
+        <w:tc>
+          <w:tcPr>
+            <w:tcW w:type="dxa" w:w="7909"/>
+            <w:vAlign w:val="top"/>
+            <w:tcMar>
+              <w:top w:w="60" w:type="dxa"/>
+              <w:start w:w="80" w:type="dxa"/>
+              <w:bottom w:w="60" w:type="dxa"/>
+              <w:end w:w="80" w:type="dxa"/>
+            </w:tcMar>
+          </w:tcPr>
+          <w:p>
+            <w:pPr>
+              <w:spacing w:before="0" w:after="20" w:line="240" w:lineRule="auto"/>
+              <w:jc w:val="left"/>
+            </w:pPr>
+            <w:r>
+              <w:rPr>
+                <w:rFonts w:ascii="Noto Sans CJK KR" w:hAnsi="Noto Sans CJK KR"/>
+                <w:b/>
+                <w:color w:val="17324D"/>
+                <w:sz w:val="16"/>
+              </w:rPr>
+              <w:t>1. Architecture 원칙과 Module Ownership  ·  p.2</w:t>
+            </w:r>
+          </w:p>
+        </w:tc>
+        <w:tc>
+          <w:tcPr>
+            <w:tcW w:type="dxa" w:w="7909"/>
+            <w:vAlign w:val="top"/>
+            <w:tcMar>
+              <w:top w:w="60" w:type="dxa"/>
+              <w:start w:w="80" w:type="dxa"/>
+              <w:bottom w:w="60" w:type="dxa"/>
+              <w:end w:w="80" w:type="dxa"/>
+            </w:tcMar>
+          </w:tcPr>
+          <w:p>
+            <w:pPr>
+              <w:spacing w:before="0" w:after="20" w:line="240" w:lineRule="auto"/>
+              <w:jc w:val="left"/>
+            </w:pPr>
+            <w:r>
+              <w:rPr>
+                <w:rFonts w:ascii="Noto Sans CJK KR" w:hAnsi="Noto Sans CJK KR"/>
+                <w:b/>
+                <w:color w:val="17324D"/>
+                <w:sz w:val="16"/>
+              </w:rPr>
+              <w:t>5. Gateway·Backoffice  ·  p.7</w:t>
+            </w:r>
+          </w:p>
+        </w:tc>
+      </w:tr>
+      <w:tr>
+        <w:tc>
+          <w:tcPr>
+            <w:tcW w:type="dxa" w:w="7909"/>
+            <w:vAlign w:val="top"/>
+            <w:tcMar>
+              <w:top w:w="60" w:type="dxa"/>
+              <w:start w:w="80" w:type="dxa"/>
+              <w:bottom w:w="60" w:type="dxa"/>
+              <w:end w:w="80" w:type="dxa"/>
+            </w:tcMar>
+          </w:tcPr>
+          <w:p>
+            <w:pPr>
+              <w:spacing w:before="0" w:after="20" w:line="240" w:lineRule="auto"/>
+              <w:jc w:val="left"/>
+            </w:pPr>
+            <w:r>
+              <w:rPr>
+                <w:rFonts w:ascii="Noto Sans CJK KR" w:hAnsi="Noto Sans CJK KR"/>
+                <w:b w:val="0"/>
+                <w:color w:val="52667A"/>
+                <w:sz w:val="15"/>
+              </w:rPr>
+              <w:t xml:space="preserve">   1.1 Owner와 책임  ·  p.2</w:t>
+            </w:r>
+          </w:p>
+        </w:tc>
+        <w:tc>
+          <w:tcPr>
+            <w:tcW w:type="dxa" w:w="7909"/>
+            <w:vAlign w:val="top"/>
+            <w:tcMar>
+              <w:top w:w="60" w:type="dxa"/>
+              <w:start w:w="80" w:type="dxa"/>
+              <w:bottom w:w="60" w:type="dxa"/>
+              <w:end w:w="80" w:type="dxa"/>
+            </w:tcMar>
+          </w:tcPr>
+          <w:p>
+            <w:pPr>
+              <w:spacing w:before="0" w:after="20" w:line="240" w:lineRule="auto"/>
+              <w:jc w:val="left"/>
+            </w:pPr>
+            <w:r>
+              <w:rPr>
+                <w:rFonts w:ascii="Noto Sans CJK KR" w:hAnsi="Noto Sans CJK KR"/>
+                <w:b w:val="0"/>
+                <w:color w:val="52667A"/>
+                <w:sz w:val="15"/>
+              </w:rPr>
+              <w:t xml:space="preserve">   5.1 Gateway Optionality  ·  p.7</w:t>
+            </w:r>
+          </w:p>
+        </w:tc>
+      </w:tr>
+      <w:tr>
+        <w:tc>
+          <w:tcPr>
+            <w:tcW w:type="dxa" w:w="7909"/>
+            <w:vAlign w:val="top"/>
+            <w:tcMar>
+              <w:top w:w="60" w:type="dxa"/>
+              <w:start w:w="80" w:type="dxa"/>
+              <w:bottom w:w="60" w:type="dxa"/>
+              <w:end w:w="80" w:type="dxa"/>
+            </w:tcMar>
+          </w:tcPr>
+          <w:p>
+            <w:pPr>
+              <w:spacing w:before="0" w:after="20" w:line="240" w:lineRule="auto"/>
+              <w:jc w:val="left"/>
+            </w:pPr>
+            <w:r>
+              <w:rPr>
+                <w:rFonts w:ascii="Noto Sans CJK KR" w:hAnsi="Noto Sans CJK KR"/>
+                <w:b w:val="0"/>
+                <w:color w:val="52667A"/>
+                <w:sz w:val="15"/>
+              </w:rPr>
+              <w:t xml:space="preserve">   1.2 Dependency 방향  ·  p.3</w:t>
+            </w:r>
+          </w:p>
+        </w:tc>
+        <w:tc>
+          <w:tcPr>
+            <w:tcW w:type="dxa" w:w="7909"/>
+            <w:vAlign w:val="top"/>
+            <w:tcMar>
+              <w:top w:w="60" w:type="dxa"/>
+              <w:start w:w="80" w:type="dxa"/>
+              <w:bottom w:w="60" w:type="dxa"/>
+              <w:end w:w="80" w:type="dxa"/>
+            </w:tcMar>
+          </w:tcPr>
+          <w:p>
+            <w:pPr>
+              <w:spacing w:before="0" w:after="20" w:line="240" w:lineRule="auto"/>
+              <w:jc w:val="left"/>
+            </w:pPr>
+            <w:r>
+              <w:rPr>
+                <w:rFonts w:ascii="Noto Sans CJK KR" w:hAnsi="Noto Sans CJK KR"/>
+                <w:b w:val="0"/>
+                <w:color w:val="52667A"/>
+                <w:sz w:val="15"/>
+              </w:rPr>
+              <w:t xml:space="preserve">   5.2 Backoffice/Owner Domain 경계  ·  p.7</w:t>
+            </w:r>
+          </w:p>
+        </w:tc>
+      </w:tr>
+      <w:tr>
+        <w:tc>
+          <w:tcPr>
+            <w:tcW w:type="dxa" w:w="7909"/>
+            <w:vAlign w:val="top"/>
+            <w:tcMar>
+              <w:top w:w="60" w:type="dxa"/>
+              <w:start w:w="80" w:type="dxa"/>
+              <w:bottom w:w="60" w:type="dxa"/>
+              <w:end w:w="80" w:type="dxa"/>
+            </w:tcMar>
+          </w:tcPr>
+          <w:p>
+            <w:pPr>
+              <w:spacing w:before="0" w:after="20" w:line="240" w:lineRule="auto"/>
+              <w:jc w:val="left"/>
+            </w:pPr>
+            <w:r>
+              <w:rPr>
+                <w:rFonts w:ascii="Noto Sans CJK KR" w:hAnsi="Noto Sans CJK KR"/>
+                <w:b w:val="0"/>
+                <w:color w:val="52667A"/>
+                <w:sz w:val="15"/>
+              </w:rPr>
+              <w:t xml:space="preserve">   1.3 Public/SPI/Internal 경계  ·  p.3</w:t>
+            </w:r>
+          </w:p>
+        </w:tc>
+        <w:tc>
+          <w:tcPr>
+            <w:tcW w:type="dxa" w:w="7909"/>
+            <w:vAlign w:val="top"/>
+            <w:tcMar>
+              <w:top w:w="60" w:type="dxa"/>
+              <w:start w:w="80" w:type="dxa"/>
+              <w:bottom w:w="60" w:type="dxa"/>
+              <w:end w:w="80" w:type="dxa"/>
+            </w:tcMar>
+          </w:tcPr>
+          <w:p>
+            <w:pPr>
+              <w:spacing w:before="0" w:after="20" w:line="240" w:lineRule="auto"/>
+              <w:jc w:val="left"/>
+            </w:pPr>
+            <w:r>
+              <w:rPr>
+                <w:rFonts w:ascii="Noto Sans CJK KR" w:hAnsi="Noto Sans CJK KR"/>
+                <w:b/>
+                <w:color w:val="17324D"/>
+                <w:sz w:val="16"/>
+              </w:rPr>
+              <w:t>6. Batch Architecture  ·  p.8</w:t>
+            </w:r>
+          </w:p>
+        </w:tc>
+      </w:tr>
+      <w:tr>
+        <w:tc>
+          <w:tcPr>
+            <w:tcW w:type="dxa" w:w="7909"/>
+            <w:vAlign w:val="top"/>
+            <w:tcMar>
+              <w:top w:w="60" w:type="dxa"/>
+              <w:start w:w="80" w:type="dxa"/>
+              <w:bottom w:w="60" w:type="dxa"/>
+              <w:end w:w="80" w:type="dxa"/>
+            </w:tcMar>
+          </w:tcPr>
+          <w:p>
+            <w:pPr>
+              <w:spacing w:before="0" w:after="20" w:line="240" w:lineRule="auto"/>
+              <w:jc w:val="left"/>
+            </w:pPr>
+            <w:r>
+              <w:rPr>
+                <w:rFonts w:ascii="Noto Sans CJK KR" w:hAnsi="Noto Sans CJK KR"/>
+                <w:b/>
+                <w:color w:val="17324D"/>
+                <w:sz w:val="16"/>
+              </w:rPr>
+              <w:t>2. CPF 전체 Architecture Map  ·  p.3</w:t>
+            </w:r>
+          </w:p>
+        </w:tc>
+        <w:tc>
+          <w:tcPr>
+            <w:tcW w:type="dxa" w:w="7909"/>
+            <w:vAlign w:val="top"/>
+            <w:tcMar>
+              <w:top w:w="60" w:type="dxa"/>
+              <w:start w:w="80" w:type="dxa"/>
+              <w:bottom w:w="60" w:type="dxa"/>
+              <w:end w:w="80" w:type="dxa"/>
+            </w:tcMar>
+          </w:tcPr>
+          <w:p>
+            <w:pPr>
+              <w:spacing w:before="0" w:after="20" w:line="240" w:lineRule="auto"/>
+              <w:jc w:val="left"/>
+            </w:pPr>
+            <w:r>
+              <w:rPr>
+                <w:rFonts w:ascii="Noto Sans CJK KR" w:hAnsi="Noto Sans CJK KR"/>
+                <w:b w:val="0"/>
+                <w:color w:val="52667A"/>
+                <w:sz w:val="15"/>
+              </w:rPr>
+              <w:t xml:space="preserve">   6.1 Control Plane/Scheduler/Worker  ·  p.8</w:t>
+            </w:r>
+          </w:p>
+        </w:tc>
+      </w:tr>
+      <w:tr>
+        <w:tc>
+          <w:tcPr>
+            <w:tcW w:type="dxa" w:w="7909"/>
+            <w:vAlign w:val="top"/>
+            <w:tcMar>
+              <w:top w:w="60" w:type="dxa"/>
+              <w:start w:w="80" w:type="dxa"/>
+              <w:bottom w:w="60" w:type="dxa"/>
+              <w:end w:w="80" w:type="dxa"/>
+            </w:tcMar>
+          </w:tcPr>
+          <w:p>
+            <w:pPr>
+              <w:spacing w:before="0" w:after="20" w:line="240" w:lineRule="auto"/>
+              <w:jc w:val="left"/>
+            </w:pPr>
+            <w:r>
+              <w:rPr>
+                <w:rFonts w:ascii="Noto Sans CJK KR" w:hAnsi="Noto Sans CJK KR"/>
+                <w:b w:val="0"/>
+                <w:color w:val="52667A"/>
+                <w:sz w:val="15"/>
+              </w:rPr>
+              <w:t xml:space="preserve">   2.1 Business Domain  ·  p.4</w:t>
+            </w:r>
+          </w:p>
+        </w:tc>
+        <w:tc>
+          <w:tcPr>
+            <w:tcW w:type="dxa" w:w="7909"/>
+            <w:vAlign w:val="top"/>
+            <w:tcMar>
+              <w:top w:w="60" w:type="dxa"/>
+              <w:start w:w="80" w:type="dxa"/>
+              <w:bottom w:w="60" w:type="dxa"/>
+              <w:end w:w="80" w:type="dxa"/>
+            </w:tcMar>
+          </w:tcPr>
+          <w:p>
+            <w:pPr>
+              <w:spacing w:before="0" w:after="20" w:line="240" w:lineRule="auto"/>
+              <w:jc w:val="left"/>
+            </w:pPr>
+            <w:r>
+              <w:rPr>
+                <w:rFonts w:ascii="Noto Sans CJK KR" w:hAnsi="Noto Sans CJK KR"/>
+                <w:b w:val="0"/>
+                <w:color w:val="52667A"/>
+                <w:sz w:val="15"/>
+              </w:rPr>
+              <w:t xml:space="preserve">   6.2 Center-Cut/Agent  ·  p.9</w:t>
+            </w:r>
+          </w:p>
+        </w:tc>
+      </w:tr>
+      <w:tr>
+        <w:tc>
+          <w:tcPr>
+            <w:tcW w:type="dxa" w:w="7909"/>
+            <w:vAlign w:val="top"/>
+            <w:tcMar>
+              <w:top w:w="60" w:type="dxa"/>
+              <w:start w:w="80" w:type="dxa"/>
+              <w:bottom w:w="60" w:type="dxa"/>
+              <w:end w:w="80" w:type="dxa"/>
+            </w:tcMar>
+          </w:tcPr>
+          <w:p>
+            <w:pPr>
+              <w:spacing w:before="0" w:after="20" w:line="240" w:lineRule="auto"/>
+              <w:jc w:val="left"/>
+            </w:pPr>
+            <w:r>
+              <w:rPr>
+                <w:rFonts w:ascii="Noto Sans CJK KR" w:hAnsi="Noto Sans CJK KR"/>
+                <w:b w:val="0"/>
+                <w:color w:val="52667A"/>
+                <w:sz w:val="15"/>
+              </w:rPr>
+              <w:t xml:space="preserve">   2.2 Framework/Starter/Common  ·  p.4</w:t>
+            </w:r>
+          </w:p>
+        </w:tc>
+        <w:tc>
+          <w:tcPr>
+            <w:tcW w:type="dxa" w:w="7909"/>
+            <w:vAlign w:val="top"/>
+            <w:tcMar>
+              <w:top w:w="60" w:type="dxa"/>
+              <w:start w:w="80" w:type="dxa"/>
+              <w:bottom w:w="60" w:type="dxa"/>
+              <w:end w:w="80" w:type="dxa"/>
+            </w:tcMar>
+          </w:tcPr>
+          <w:p>
+            <w:pPr>
+              <w:spacing w:before="0" w:after="20" w:line="240" w:lineRule="auto"/>
+              <w:jc w:val="left"/>
+            </w:pPr>
+            <w:r>
+              <w:rPr>
+                <w:rFonts w:ascii="Noto Sans CJK KR" w:hAnsi="Noto Sans CJK KR"/>
+                <w:b w:val="0"/>
+                <w:color w:val="52667A"/>
+                <w:sz w:val="15"/>
+              </w:rPr>
+              <w:t xml:space="preserve">   6.3 Lease/Fencing/Heartbeat  ·  p.9</w:t>
+            </w:r>
+          </w:p>
+        </w:tc>
+      </w:tr>
+      <w:tr>
+        <w:tc>
+          <w:tcPr>
+            <w:tcW w:type="dxa" w:w="7909"/>
+            <w:vAlign w:val="top"/>
+            <w:tcMar>
+              <w:top w:w="60" w:type="dxa"/>
+              <w:start w:w="80" w:type="dxa"/>
+              <w:bottom w:w="60" w:type="dxa"/>
+              <w:end w:w="80" w:type="dxa"/>
+            </w:tcMar>
+          </w:tcPr>
+          <w:p>
+            <w:pPr>
+              <w:spacing w:before="0" w:after="20" w:line="240" w:lineRule="auto"/>
+              <w:jc w:val="left"/>
+            </w:pPr>
+            <w:r>
+              <w:rPr>
+                <w:rFonts w:ascii="Noto Sans CJK KR" w:hAnsi="Noto Sans CJK KR"/>
+                <w:b w:val="0"/>
+                <w:color w:val="52667A"/>
+                <w:sz w:val="15"/>
+              </w:rPr>
+              <w:t xml:space="preserve">   2.3 Gateway/Backoffice  ·  p.4</w:t>
+            </w:r>
+          </w:p>
+        </w:tc>
+        <w:tc>
+          <w:tcPr>
+            <w:tcW w:type="dxa" w:w="7909"/>
+            <w:vAlign w:val="top"/>
+            <w:tcMar>
+              <w:top w:w="60" w:type="dxa"/>
+              <w:start w:w="80" w:type="dxa"/>
+              <w:bottom w:w="60" w:type="dxa"/>
+              <w:end w:w="80" w:type="dxa"/>
+            </w:tcMar>
+          </w:tcPr>
+          <w:p>
+            <w:pPr>
+              <w:spacing w:before="0" w:after="20" w:line="240" w:lineRule="auto"/>
+              <w:jc w:val="left"/>
+            </w:pPr>
+            <w:r>
+              <w:rPr>
+                <w:rFonts w:ascii="Noto Sans CJK KR" w:hAnsi="Noto Sans CJK KR"/>
+                <w:b/>
+                <w:color w:val="17324D"/>
+                <w:sz w:val="16"/>
+              </w:rPr>
+              <w:t>7. Persistence·DB Ownership  ·  p.9</w:t>
+            </w:r>
+          </w:p>
+        </w:tc>
+      </w:tr>
+      <w:tr>
+        <w:tc>
+          <w:tcPr>
+            <w:tcW w:type="dxa" w:w="7909"/>
+            <w:vAlign w:val="top"/>
+            <w:tcMar>
+              <w:top w:w="60" w:type="dxa"/>
+              <w:start w:w="80" w:type="dxa"/>
+              <w:bottom w:w="60" w:type="dxa"/>
+              <w:end w:w="80" w:type="dxa"/>
+            </w:tcMar>
+          </w:tcPr>
+          <w:p>
+            <w:pPr>
+              <w:spacing w:before="0" w:after="20" w:line="240" w:lineRule="auto"/>
+              <w:jc w:val="left"/>
+            </w:pPr>
+            <w:r>
+              <w:rPr>
+                <w:rFonts w:ascii="Noto Sans CJK KR" w:hAnsi="Noto Sans CJK KR"/>
+                <w:b w:val="0"/>
+                <w:color w:val="52667A"/>
+                <w:sz w:val="15"/>
+              </w:rPr>
+              <w:t xml:space="preserve">   2.4 Batch  ·  p.4</w:t>
+            </w:r>
+          </w:p>
+        </w:tc>
+        <w:tc>
+          <w:tcPr>
+            <w:tcW w:type="dxa" w:w="7909"/>
+            <w:vAlign w:val="top"/>
+            <w:tcMar>
+              <w:top w:w="60" w:type="dxa"/>
+              <w:start w:w="80" w:type="dxa"/>
+              <w:bottom w:w="60" w:type="dxa"/>
+              <w:end w:w="80" w:type="dxa"/>
+            </w:tcMar>
+          </w:tcPr>
+          <w:p>
+            <w:pPr>
+              <w:spacing w:before="0" w:after="20" w:line="240" w:lineRule="auto"/>
+              <w:jc w:val="left"/>
+            </w:pPr>
+            <w:r>
+              <w:rPr>
+                <w:rFonts w:ascii="Noto Sans CJK KR" w:hAnsi="Noto Sans CJK KR"/>
+                <w:b w:val="0"/>
+                <w:color w:val="52667A"/>
+                <w:sz w:val="15"/>
+              </w:rPr>
+              <w:t xml:space="preserve">   7.1 DB Owner  ·  p.9</w:t>
+            </w:r>
+          </w:p>
+        </w:tc>
+      </w:tr>
+      <w:tr>
+        <w:tc>
+          <w:tcPr>
+            <w:tcW w:type="dxa" w:w="7909"/>
+            <w:vAlign w:val="top"/>
+            <w:tcMar>
+              <w:top w:w="60" w:type="dxa"/>
+              <w:start w:w="80" w:type="dxa"/>
+              <w:bottom w:w="60" w:type="dxa"/>
+              <w:end w:w="80" w:type="dxa"/>
+            </w:tcMar>
+          </w:tcPr>
+          <w:p>
+            <w:pPr>
+              <w:spacing w:before="0" w:after="20" w:line="240" w:lineRule="auto"/>
+              <w:jc w:val="left"/>
+            </w:pPr>
+            <w:r>
+              <w:rPr>
+                <w:rFonts w:ascii="Noto Sans CJK KR" w:hAnsi="Noto Sans CJK KR"/>
+                <w:b w:val="0"/>
+                <w:color w:val="52667A"/>
+                <w:sz w:val="15"/>
+              </w:rPr>
+              <w:t xml:space="preserve">   2.5 DB/Operations  ·  p.4</w:t>
+            </w:r>
+          </w:p>
+        </w:tc>
+        <w:tc>
+          <w:tcPr>
+            <w:tcW w:type="dxa" w:w="7909"/>
+            <w:vAlign w:val="top"/>
+            <w:tcMar>
+              <w:top w:w="60" w:type="dxa"/>
+              <w:start w:w="80" w:type="dxa"/>
+              <w:bottom w:w="60" w:type="dxa"/>
+              <w:end w:w="80" w:type="dxa"/>
+            </w:tcMar>
+          </w:tcPr>
+          <w:p>
+            <w:pPr>
+              <w:spacing w:before="0" w:after="20" w:line="240" w:lineRule="auto"/>
+              <w:jc w:val="left"/>
+            </w:pPr>
+            <w:r>
+              <w:rPr>
+                <w:rFonts w:ascii="Noto Sans CJK KR" w:hAnsi="Noto Sans CJK KR"/>
+                <w:b w:val="0"/>
+                <w:color w:val="52667A"/>
+                <w:sz w:val="15"/>
+              </w:rPr>
+              <w:t xml:space="preserve">   7.2 Oracle/PostgreSQL/MariaDB  ·  p.10</w:t>
+            </w:r>
+          </w:p>
+        </w:tc>
+      </w:tr>
+      <w:tr>
+        <w:tc>
+          <w:tcPr>
+            <w:tcW w:type="dxa" w:w="7909"/>
+            <w:vAlign w:val="top"/>
+            <w:tcMar>
+              <w:top w:w="60" w:type="dxa"/>
+              <w:start w:w="80" w:type="dxa"/>
+              <w:bottom w:w="60" w:type="dxa"/>
+              <w:end w:w="80" w:type="dxa"/>
+            </w:tcMar>
+          </w:tcPr>
+          <w:p>
+            <w:pPr>
+              <w:spacing w:before="0" w:after="20" w:line="240" w:lineRule="auto"/>
+              <w:jc w:val="left"/>
+            </w:pPr>
+            <w:r>
+              <w:rPr>
+                <w:rFonts w:ascii="Noto Sans CJK KR" w:hAnsi="Noto Sans CJK KR"/>
+                <w:b/>
+                <w:color w:val="17324D"/>
+                <w:sz w:val="16"/>
+              </w:rPr>
+              <w:t>3. Same JVM·Remote·Domain Invocation  ·  p.5</w:t>
+            </w:r>
+          </w:p>
+        </w:tc>
+        <w:tc>
+          <w:tcPr>
+            <w:tcW w:type="dxa" w:w="7909"/>
+            <w:vAlign w:val="top"/>
+            <w:tcMar>
+              <w:top w:w="60" w:type="dxa"/>
+              <w:start w:w="80" w:type="dxa"/>
+              <w:bottom w:w="60" w:type="dxa"/>
+              <w:end w:w="80" w:type="dxa"/>
+            </w:tcMar>
+          </w:tcPr>
+          <w:p>
+            <w:pPr>
+              <w:spacing w:before="0" w:after="20" w:line="240" w:lineRule="auto"/>
+              <w:jc w:val="left"/>
+            </w:pPr>
+            <w:r>
+              <w:rPr>
+                <w:rFonts w:ascii="Noto Sans CJK KR" w:hAnsi="Noto Sans CJK KR"/>
+                <w:b w:val="0"/>
+                <w:color w:val="52667A"/>
+                <w:sz w:val="15"/>
+              </w:rPr>
+              <w:t xml:space="preserve">   7.3 Migration/Upgrade/Rollback 경계  ·  p.10</w:t>
+            </w:r>
+          </w:p>
+        </w:tc>
+      </w:tr>
+      <w:tr>
+        <w:tc>
+          <w:tcPr>
+            <w:tcW w:type="dxa" w:w="7909"/>
+            <w:vAlign w:val="top"/>
+            <w:tcMar>
+              <w:top w:w="60" w:type="dxa"/>
+              <w:start w:w="80" w:type="dxa"/>
+              <w:bottom w:w="60" w:type="dxa"/>
+              <w:end w:w="80" w:type="dxa"/>
+            </w:tcMar>
+          </w:tcPr>
+          <w:p>
+            <w:pPr>
+              <w:spacing w:before="0" w:after="20" w:line="240" w:lineRule="auto"/>
+              <w:jc w:val="left"/>
+            </w:pPr>
+            <w:r>
+              <w:rPr>
+                <w:rFonts w:ascii="Noto Sans CJK KR" w:hAnsi="Noto Sans CJK KR"/>
+                <w:b w:val="0"/>
+                <w:color w:val="52667A"/>
+                <w:sz w:val="15"/>
+              </w:rPr>
+              <w:t xml:space="preserve">   3.1 Same JVM  ·  p.5</w:t>
+            </w:r>
+          </w:p>
+        </w:tc>
+        <w:tc>
+          <w:tcPr>
+            <w:tcW w:type="dxa" w:w="7909"/>
+            <w:vAlign w:val="top"/>
+            <w:tcMar>
+              <w:top w:w="60" w:type="dxa"/>
+              <w:start w:w="80" w:type="dxa"/>
+              <w:bottom w:w="60" w:type="dxa"/>
+              <w:end w:w="80" w:type="dxa"/>
+            </w:tcMar>
+          </w:tcPr>
+          <w:p>
+            <w:pPr>
+              <w:spacing w:before="0" w:after="20" w:line="240" w:lineRule="auto"/>
+              <w:jc w:val="left"/>
+            </w:pPr>
+            <w:r>
+              <w:rPr>
+                <w:rFonts w:ascii="Noto Sans CJK KR" w:hAnsi="Noto Sans CJK KR"/>
+                <w:b/>
+                <w:color w:val="17324D"/>
+                <w:sz w:val="16"/>
+              </w:rPr>
+              <w:t>8. Observability·Multi-instance·HA  ·  p.11</w:t>
+            </w:r>
+          </w:p>
+        </w:tc>
+      </w:tr>
+      <w:tr>
+        <w:tc>
+          <w:tcPr>
+            <w:tcW w:type="dxa" w:w="7909"/>
+            <w:vAlign w:val="top"/>
+            <w:tcMar>
+              <w:top w:w="60" w:type="dxa"/>
+              <w:start w:w="80" w:type="dxa"/>
+              <w:bottom w:w="60" w:type="dxa"/>
+              <w:end w:w="80" w:type="dxa"/>
+            </w:tcMar>
+          </w:tcPr>
+          <w:p>
+            <w:pPr>
+              <w:spacing w:before="0" w:after="20" w:line="240" w:lineRule="auto"/>
+              <w:jc w:val="left"/>
+            </w:pPr>
+            <w:r>
+              <w:rPr>
+                <w:rFonts w:ascii="Noto Sans CJK KR" w:hAnsi="Noto Sans CJK KR"/>
+                <w:b w:val="0"/>
+                <w:color w:val="52667A"/>
+                <w:sz w:val="15"/>
+              </w:rPr>
+              <w:t xml:space="preserve">   3.2 Remote/MSA  ·  p.5</w:t>
+            </w:r>
+          </w:p>
+        </w:tc>
+        <w:tc>
+          <w:tcPr>
+            <w:tcW w:type="dxa" w:w="7909"/>
+            <w:vAlign w:val="top"/>
+            <w:tcMar>
+              <w:top w:w="60" w:type="dxa"/>
+              <w:start w:w="80" w:type="dxa"/>
+              <w:bottom w:w="60" w:type="dxa"/>
+              <w:end w:w="80" w:type="dxa"/>
+            </w:tcMar>
+          </w:tcPr>
+          <w:p>
+            <w:pPr>
+              <w:spacing w:before="0" w:after="20" w:line="240" w:lineRule="auto"/>
+              <w:jc w:val="left"/>
+            </w:pPr>
+            <w:r>
+              <w:rPr>
+                <w:rFonts w:ascii="Noto Sans CJK KR" w:hAnsi="Noto Sans CJK KR"/>
+                <w:b w:val="0"/>
+                <w:color w:val="52667A"/>
+                <w:sz w:val="15"/>
+              </w:rPr>
+              <w:t xml:space="preserve">   8.1 Log/Trace/Timeline  ·  p.11</w:t>
+            </w:r>
+          </w:p>
+        </w:tc>
+      </w:tr>
+      <w:tr>
+        <w:tc>
+          <w:tcPr>
+            <w:tcW w:type="dxa" w:w="7909"/>
+            <w:vAlign w:val="top"/>
+            <w:tcMar>
+              <w:top w:w="60" w:type="dxa"/>
+              <w:start w:w="80" w:type="dxa"/>
+              <w:bottom w:w="60" w:type="dxa"/>
+              <w:end w:w="80" w:type="dxa"/>
+            </w:tcMar>
+          </w:tcPr>
+          <w:p>
+            <w:pPr>
+              <w:spacing w:before="0" w:after="20" w:line="240" w:lineRule="auto"/>
+              <w:jc w:val="left"/>
+            </w:pPr>
+            <w:r>
+              <w:rPr>
+                <w:rFonts w:ascii="Noto Sans CJK KR" w:hAnsi="Noto Sans CJK KR"/>
+                <w:b w:val="0"/>
+                <w:color w:val="52667A"/>
+                <w:sz w:val="15"/>
+              </w:rPr>
+              <w:t xml:space="preserve">   3.3 Domain Invocation  ·  p.5</w:t>
+            </w:r>
+          </w:p>
+        </w:tc>
+        <w:tc>
+          <w:tcPr>
+            <w:tcW w:type="dxa" w:w="7909"/>
+            <w:vAlign w:val="top"/>
+            <w:tcMar>
+              <w:top w:w="60" w:type="dxa"/>
+              <w:start w:w="80" w:type="dxa"/>
+              <w:bottom w:w="60" w:type="dxa"/>
+              <w:end w:w="80" w:type="dxa"/>
+            </w:tcMar>
+          </w:tcPr>
+          <w:p>
+            <w:pPr>
+              <w:spacing w:before="0" w:after="20" w:line="240" w:lineRule="auto"/>
+              <w:jc w:val="left"/>
+            </w:pPr>
+            <w:r>
+              <w:rPr>
+                <w:rFonts w:ascii="Noto Sans CJK KR" w:hAnsi="Noto Sans CJK KR"/>
+                <w:b w:val="0"/>
+                <w:color w:val="52667A"/>
+                <w:sz w:val="15"/>
+              </w:rPr>
+              <w:t xml:space="preserve">   8.2 Multi-instance  ·  p.11</w:t>
+            </w:r>
+          </w:p>
+        </w:tc>
+      </w:tr>
+      <w:tr>
+        <w:tc>
+          <w:tcPr>
+            <w:tcW w:type="dxa" w:w="7909"/>
+            <w:vAlign w:val="top"/>
+            <w:tcMar>
+              <w:top w:w="60" w:type="dxa"/>
+              <w:start w:w="80" w:type="dxa"/>
+              <w:bottom w:w="60" w:type="dxa"/>
+              <w:end w:w="80" w:type="dxa"/>
+            </w:tcMar>
+          </w:tcPr>
+          <w:p>
+            <w:pPr>
+              <w:spacing w:before="0" w:after="20" w:line="240" w:lineRule="auto"/>
+              <w:jc w:val="left"/>
+            </w:pPr>
+            <w:r>
+              <w:rPr>
+                <w:rFonts w:ascii="Noto Sans CJK KR" w:hAnsi="Noto Sans CJK KR"/>
+                <w:b w:val="0"/>
+                <w:color w:val="52667A"/>
+                <w:sz w:val="15"/>
+              </w:rPr>
+              <w:t xml:space="preserve">   3.4 Self-HTTP 금지  ·  p.5</w:t>
+            </w:r>
+          </w:p>
+        </w:tc>
+        <w:tc>
+          <w:tcPr>
+            <w:tcW w:type="dxa" w:w="7909"/>
+            <w:vAlign w:val="top"/>
+            <w:tcMar>
+              <w:top w:w="60" w:type="dxa"/>
+              <w:start w:w="80" w:type="dxa"/>
+              <w:bottom w:w="60" w:type="dxa"/>
+              <w:end w:w="80" w:type="dxa"/>
+            </w:tcMar>
+          </w:tcPr>
+          <w:p>
+            <w:pPr>
+              <w:spacing w:before="0" w:after="20" w:line="240" w:lineRule="auto"/>
+              <w:jc w:val="left"/>
+            </w:pPr>
+            <w:r>
+              <w:rPr>
+                <w:rFonts w:ascii="Noto Sans CJK KR" w:hAnsi="Noto Sans CJK KR"/>
+                <w:b w:val="0"/>
+                <w:color w:val="52667A"/>
+                <w:sz w:val="15"/>
+              </w:rPr>
+              <w:t xml:space="preserve">   8.3 HA/Failure Domain  ·  p.11</w:t>
+            </w:r>
+          </w:p>
+        </w:tc>
+      </w:tr>
+      <w:tr>
+        <w:tc>
+          <w:tcPr>
+            <w:tcW w:type="dxa" w:w="7909"/>
+            <w:vAlign w:val="top"/>
+            <w:tcMar>
+              <w:top w:w="60" w:type="dxa"/>
+              <w:start w:w="80" w:type="dxa"/>
+              <w:bottom w:w="60" w:type="dxa"/>
+              <w:end w:w="80" w:type="dxa"/>
+            </w:tcMar>
+          </w:tcPr>
+          <w:p>
+            <w:pPr>
+              <w:spacing w:before="0" w:after="20" w:line="240" w:lineRule="auto"/>
+              <w:jc w:val="left"/>
+            </w:pPr>
+            <w:r>
+              <w:rPr>
+                <w:rFonts w:ascii="Noto Sans CJK KR" w:hAnsi="Noto Sans CJK KR"/>
+                <w:b/>
+                <w:color w:val="17324D"/>
+                <w:sz w:val="16"/>
+              </w:rPr>
+              <w:t>4. Context·Security Boundary  ·  p.6</w:t>
+            </w:r>
+          </w:p>
+        </w:tc>
+        <w:tc>
+          <w:tcPr>
+            <w:tcW w:type="dxa" w:w="7909"/>
+            <w:vAlign w:val="top"/>
+            <w:tcMar>
+              <w:top w:w="60" w:type="dxa"/>
+              <w:start w:w="80" w:type="dxa"/>
+              <w:bottom w:w="60" w:type="dxa"/>
+              <w:end w:w="80" w:type="dxa"/>
+            </w:tcMar>
+          </w:tcPr>
+          <w:p>
+            <w:pPr>
+              <w:spacing w:before="0" w:after="20" w:line="240" w:lineRule="auto"/>
+              <w:jc w:val="left"/>
+            </w:pPr>
+            <w:r>
+              <w:rPr>
+                <w:rFonts w:ascii="Noto Sans CJK KR" w:hAnsi="Noto Sans CJK KR"/>
+                <w:b/>
+                <w:color w:val="17324D"/>
+                <w:sz w:val="16"/>
+              </w:rPr>
+              <w:t>9. Deployment·금지 패턴·Decision  ·  p.12</w:t>
+            </w:r>
+          </w:p>
+        </w:tc>
+      </w:tr>
+      <w:tr>
+        <w:tc>
+          <w:tcPr>
+            <w:tcW w:type="dxa" w:w="7909"/>
+            <w:vAlign w:val="top"/>
+            <w:tcMar>
+              <w:top w:w="60" w:type="dxa"/>
+              <w:start w:w="80" w:type="dxa"/>
+              <w:bottom w:w="60" w:type="dxa"/>
+              <w:end w:w="80" w:type="dxa"/>
+            </w:tcMar>
+          </w:tcPr>
+          <w:p>
+            <w:pPr>
+              <w:spacing w:before="0" w:after="20" w:line="240" w:lineRule="auto"/>
+              <w:jc w:val="left"/>
+            </w:pPr>
+            <w:r>
+              <w:rPr>
+                <w:rFonts w:ascii="Noto Sans CJK KR" w:hAnsi="Noto Sans CJK KR"/>
+                <w:b w:val="0"/>
+                <w:color w:val="52667A"/>
+                <w:sz w:val="15"/>
+              </w:rPr>
+              <w:t xml:space="preserve">   4.1 System6  ·  p.6</w:t>
+            </w:r>
+          </w:p>
+        </w:tc>
+        <w:tc>
+          <w:tcPr>
+            <w:tcW w:type="dxa" w:w="7909"/>
+            <w:vAlign w:val="top"/>
+            <w:tcMar>
+              <w:top w:w="60" w:type="dxa"/>
+              <w:start w:w="80" w:type="dxa"/>
+              <w:bottom w:w="60" w:type="dxa"/>
+              <w:end w:w="80" w:type="dxa"/>
+            </w:tcMar>
+          </w:tcPr>
+          <w:p>
+            <w:pPr>
+              <w:spacing w:before="0" w:after="20" w:line="240" w:lineRule="auto"/>
+              <w:jc w:val="left"/>
+            </w:pPr>
+            <w:r>
+              <w:rPr>
+                <w:rFonts w:ascii="Noto Sans CJK KR" w:hAnsi="Noto Sans CJK KR"/>
+                <w:b w:val="0"/>
+                <w:color w:val="52667A"/>
+                <w:sz w:val="15"/>
+              </w:rPr>
+              <w:t xml:space="preserve">   9.1 Deployment Topology  ·  p.12</w:t>
+            </w:r>
+          </w:p>
+        </w:tc>
+      </w:tr>
+      <w:tr>
+        <w:tc>
+          <w:tcPr>
+            <w:tcW w:type="dxa" w:w="7909"/>
+            <w:vAlign w:val="top"/>
+            <w:tcMar>
+              <w:top w:w="60" w:type="dxa"/>
+              <w:start w:w="80" w:type="dxa"/>
+              <w:bottom w:w="60" w:type="dxa"/>
+              <w:end w:w="80" w:type="dxa"/>
+            </w:tcMar>
+          </w:tcPr>
+          <w:p>
+            <w:pPr>
+              <w:spacing w:before="0" w:after="20" w:line="240" w:lineRule="auto"/>
+              <w:jc w:val="left"/>
+            </w:pPr>
+            <w:r>
+              <w:rPr>
+                <w:rFonts w:ascii="Noto Sans CJK KR" w:hAnsi="Noto Sans CJK KR"/>
+                <w:b w:val="0"/>
+                <w:color w:val="52667A"/>
+                <w:sz w:val="15"/>
+              </w:rPr>
+              <w:t xml:space="preserve">   4.2 Trust/Security Boundary  ·  p.6</w:t>
+            </w:r>
+          </w:p>
+        </w:tc>
+        <w:tc>
+          <w:tcPr>
+            <w:tcW w:type="dxa" w:w="7909"/>
+            <w:vAlign w:val="top"/>
+            <w:tcMar>
+              <w:top w:w="60" w:type="dxa"/>
+              <w:start w:w="80" w:type="dxa"/>
+              <w:bottom w:w="60" w:type="dxa"/>
+              <w:end w:w="80" w:type="dxa"/>
+            </w:tcMar>
+          </w:tcPr>
+          <w:p>
+            <w:pPr>
+              <w:spacing w:before="0" w:after="20" w:line="240" w:lineRule="auto"/>
+              <w:jc w:val="left"/>
+            </w:pPr>
+            <w:r>
+              <w:rPr>
+                <w:rFonts w:ascii="Noto Sans CJK KR" w:hAnsi="Noto Sans CJK KR"/>
+                <w:b w:val="0"/>
+                <w:color w:val="52667A"/>
+                <w:sz w:val="15"/>
+              </w:rPr>
+              <w:t xml:space="preserve">   9.2 금지 Architecture  ·  p.12</w:t>
+            </w:r>
+          </w:p>
+        </w:tc>
+      </w:tr>
+      <w:tr>
+        <w:tc>
+          <w:tcPr>
+            <w:tcW w:type="dxa" w:w="7909"/>
+            <w:vAlign w:val="top"/>
+            <w:tcMar>
+              <w:top w:w="60" w:type="dxa"/>
+              <w:start w:w="80" w:type="dxa"/>
+              <w:bottom w:w="60" w:type="dxa"/>
+              <w:end w:w="80" w:type="dxa"/>
+            </w:tcMar>
+          </w:tcPr>
+          <w:p>
+            <w:pPr>
+              <w:spacing w:before="0" w:after="20" w:line="240" w:lineRule="auto"/>
+              <w:jc w:val="left"/>
+            </w:pPr>
+            <w:r>
+              <w:rPr>
+                <w:rFonts w:ascii="Noto Sans CJK KR" w:hAnsi="Noto Sans CJK KR"/>
+                <w:b w:val="0"/>
+                <w:color w:val="52667A"/>
+                <w:sz w:val="15"/>
+              </w:rPr>
+              <w:t xml:space="preserve">   4.3 Operation/Instance Identity  ·  p.6</w:t>
+            </w:r>
+          </w:p>
+        </w:tc>
+        <w:tc>
+          <w:tcPr>
+            <w:tcW w:type="dxa" w:w="7909"/>
+            <w:vAlign w:val="top"/>
+            <w:tcMar>
+              <w:top w:w="60" w:type="dxa"/>
+              <w:start w:w="80" w:type="dxa"/>
+              <w:bottom w:w="60" w:type="dxa"/>
+              <w:end w:w="80" w:type="dxa"/>
+            </w:tcMar>
+          </w:tcPr>
+          <w:p>
+            <w:pPr>
+              <w:spacing w:before="0" w:after="20" w:line="240" w:lineRule="auto"/>
+              <w:jc w:val="left"/>
+            </w:pPr>
+            <w:r>
+              <w:rPr>
+                <w:rFonts w:ascii="Noto Sans CJK KR" w:hAnsi="Noto Sans CJK KR"/>
+                <w:b w:val="0"/>
+                <w:color w:val="52667A"/>
+                <w:sz w:val="15"/>
+              </w:rPr>
+              <w:t xml:space="preserve">   9.3 Topology Decision Matrix  ·  p.12</w:t>
+            </w:r>
+          </w:p>
+        </w:tc>
+      </w:tr>
+    </w:tbl>
     <w:p>
       <w:pPr>
         <w:pStyle w:val="Heading1"/>
@@ -1181,9 +1322,7 @@
         <w:spacing w:before="0" w:after="160"/>
         <w:rPr/>
       </w:pPr>
-      <w:r>
-        <w:br w:type="page"/>
-      </w:r>
+      <w:r/>
       <w:bookmarkStart w:id="0" w:name="__RefHeading___Toc8499_1069379125"/>
       <w:bookmarkEnd w:id="0"/>
       <w:r>
@@ -2664,44 +2803,6 @@
       </w:pPr>
       <w:r>
         <w:rPr/>
-        <w:drawing>
-          <wp:inline distT="0" distB="0" distL="0" distR="0">
-            <wp:extent cx="7487920" cy="4211955"/>
-            <wp:effectExtent l="0" t="0" r="0" b="0"/>
-            <wp:docPr id="1" name="Picture 1" descr="CPF README_ARCHITECTURE_MAP - 2장 구조와 흐름" title=""/>
-            <wp:cNvGraphicFramePr>
-              <a:graphicFrameLocks xmlns:a="http://schemas.openxmlformats.org/drawingml/2006/main" noChangeAspect="1"/>
-            </wp:cNvGraphicFramePr>
-            <a:graphic xmlns:a="http://schemas.openxmlformats.org/drawingml/2006/main">
-              <a:graphicData uri="http://schemas.openxmlformats.org/drawingml/2006/picture">
-                <pic:pic xmlns:pic="http://schemas.openxmlformats.org/drawingml/2006/picture">
-                  <pic:nvPicPr>
-                    <pic:cNvPr id="1" name="Picture 1" descr="CPF README_ARCHITECTURE_MAP - 2장 구조와 흐름" title=""/>
-                    <pic:cNvPicPr>
-                      <a:picLocks noChangeAspect="1" noChangeArrowheads="1"/>
-                    </pic:cNvPicPr>
-                  </pic:nvPicPr>
-                  <pic:blipFill>
-                    <a:blip r:embed="rId8"/>
-                    <a:stretch>
-                      <a:fillRect/>
-                    </a:stretch>
-                  </pic:blipFill>
-                  <pic:spPr bwMode="auto">
-                    <a:xfrm>
-                      <a:off x="0" y="0"/>
-                      <a:ext cx="7487920" cy="4211955"/>
-                    </a:xfrm>
-                    <a:prstGeom prst="rect">
-                      <a:avLst/>
-                    </a:prstGeom>
-                    <a:noFill/>
-                  </pic:spPr>
-                </pic:pic>
-              </a:graphicData>
-            </a:graphic>
-          </wp:inline>
-        </w:drawing>
       </w:r>
     </w:p>
     <w:p>
@@ -2710,28 +2811,7 @@
         <w:rPr/>
       </w:pPr>
       <w:r>
-        <w:rPr/>
-        <w:t xml:space="preserve">그림 </w:t>
-      </w:r>
-      <w:r>
-        <w:rPr/>
-        <w:t xml:space="preserve">2-1. Readme Architecture Map - </w:t>
-      </w:r>
-      <w:r>
-        <w:rPr/>
-        <w:t xml:space="preserve">이 절의 </w:t>
-      </w:r>
-      <w:r>
-        <w:rPr/>
-        <w:t xml:space="preserve">Owner, </w:t>
-      </w:r>
-      <w:r>
-        <w:rPr/>
-        <w:t>흐름 또는 상태 전이를 한눈에 확인합니다</w:t>
-      </w:r>
-      <w:r>
-        <w:rPr/>
-        <w:t>.</w:t>
+        <w:t>그림 2-1. Readme Architecture Map - 업무 Owner, CPF Runtime, Batch, DB3, Operations와 외부 경계를 한 장에서 확인합니다.</w:t>
       </w:r>
     </w:p>
     <w:p>
@@ -3586,44 +3666,6 @@
       </w:pPr>
       <w:r>
         <w:rPr/>
-        <w:drawing>
-          <wp:inline distT="0" distB="0" distL="0" distR="0">
-            <wp:extent cx="7487920" cy="4211955"/>
-            <wp:effectExtent l="0" t="0" r="0" b="0"/>
-            <wp:docPr id="2" name="Picture 2" descr="CPF SPLIT_COMPARE - 3장 구조와 흐름" title=""/>
-            <wp:cNvGraphicFramePr>
-              <a:graphicFrameLocks xmlns:a="http://schemas.openxmlformats.org/drawingml/2006/main" noChangeAspect="1"/>
-            </wp:cNvGraphicFramePr>
-            <a:graphic xmlns:a="http://schemas.openxmlformats.org/drawingml/2006/main">
-              <a:graphicData uri="http://schemas.openxmlformats.org/drawingml/2006/picture">
-                <pic:pic xmlns:pic="http://schemas.openxmlformats.org/drawingml/2006/picture">
-                  <pic:nvPicPr>
-                    <pic:cNvPr id="2" name="Picture 2" descr="CPF SPLIT_COMPARE - 3장 구조와 흐름" title=""/>
-                    <pic:cNvPicPr>
-                      <a:picLocks noChangeAspect="1" noChangeArrowheads="1"/>
-                    </pic:cNvPicPr>
-                  </pic:nvPicPr>
-                  <pic:blipFill>
-                    <a:blip r:embed="rId9"/>
-                    <a:stretch>
-                      <a:fillRect/>
-                    </a:stretch>
-                  </pic:blipFill>
-                  <pic:spPr bwMode="auto">
-                    <a:xfrm>
-                      <a:off x="0" y="0"/>
-                      <a:ext cx="7487920" cy="4211955"/>
-                    </a:xfrm>
-                    <a:prstGeom prst="rect">
-                      <a:avLst/>
-                    </a:prstGeom>
-                    <a:noFill/>
-                  </pic:spPr>
-                </pic:pic>
-              </a:graphicData>
-            </a:graphic>
-          </wp:inline>
-        </w:drawing>
       </w:r>
     </w:p>
     <w:p>
@@ -3632,28 +3674,7 @@
         <w:rPr/>
       </w:pPr>
       <w:r>
-        <w:rPr/>
-        <w:t xml:space="preserve">그림 </w:t>
-      </w:r>
-      <w:r>
-        <w:rPr/>
-        <w:t xml:space="preserve">3-1. Split Compare - </w:t>
-      </w:r>
-      <w:r>
-        <w:rPr/>
-        <w:t xml:space="preserve">이 절의 </w:t>
-      </w:r>
-      <w:r>
-        <w:rPr/>
-        <w:t xml:space="preserve">Owner, </w:t>
-      </w:r>
-      <w:r>
-        <w:rPr/>
-        <w:t>흐름 또는 상태 전이를 한눈에 확인합니다</w:t>
-      </w:r>
-      <w:r>
-        <w:rPr/>
-        <w:t>.</w:t>
+        <w:t>그림 3-1. Split Compare - Same JVM과 Remote 배포에서 동일 Domain Invocation 계약을 유지하는 구조입니다.</w:t>
       </w:r>
     </w:p>
     <w:p>
@@ -6661,44 +6682,6 @@
       </w:pPr>
       <w:r>
         <w:rPr/>
-        <w:drawing>
-          <wp:inline distT="0" distB="0" distL="0" distR="0">
-            <wp:extent cx="7487920" cy="4211955"/>
-            <wp:effectExtent l="0" t="0" r="0" b="0"/>
-            <wp:docPr id="3" name="Picture 3" descr="CPF OWNERSHIP_BOUNDARY - 5장 구조와 흐름" title=""/>
-            <wp:cNvGraphicFramePr>
-              <a:graphicFrameLocks xmlns:a="http://schemas.openxmlformats.org/drawingml/2006/main" noChangeAspect="1"/>
-            </wp:cNvGraphicFramePr>
-            <a:graphic xmlns:a="http://schemas.openxmlformats.org/drawingml/2006/main">
-              <a:graphicData uri="http://schemas.openxmlformats.org/drawingml/2006/picture">
-                <pic:pic xmlns:pic="http://schemas.openxmlformats.org/drawingml/2006/picture">
-                  <pic:nvPicPr>
-                    <pic:cNvPr id="3" name="Picture 3" descr="CPF OWNERSHIP_BOUNDARY - 5장 구조와 흐름" title=""/>
-                    <pic:cNvPicPr>
-                      <a:picLocks noChangeAspect="1" noChangeArrowheads="1"/>
-                    </pic:cNvPicPr>
-                  </pic:nvPicPr>
-                  <pic:blipFill>
-                    <a:blip r:embed="rId10"/>
-                    <a:stretch>
-                      <a:fillRect/>
-                    </a:stretch>
-                  </pic:blipFill>
-                  <pic:spPr bwMode="auto">
-                    <a:xfrm>
-                      <a:off x="0" y="0"/>
-                      <a:ext cx="7487920" cy="4211955"/>
-                    </a:xfrm>
-                    <a:prstGeom prst="rect">
-                      <a:avLst/>
-                    </a:prstGeom>
-                    <a:noFill/>
-                  </pic:spPr>
-                </pic:pic>
-              </a:graphicData>
-            </a:graphic>
-          </wp:inline>
-        </w:drawing>
       </w:r>
     </w:p>
     <w:p>
@@ -6707,28 +6690,7 @@
         <w:rPr/>
       </w:pPr>
       <w:r>
-        <w:rPr/>
-        <w:t xml:space="preserve">그림 </w:t>
-      </w:r>
-      <w:r>
-        <w:rPr/>
-        <w:t xml:space="preserve">5-1. Ownership Boundary - </w:t>
-      </w:r>
-      <w:r>
-        <w:rPr/>
-        <w:t xml:space="preserve">이 절의 </w:t>
-      </w:r>
-      <w:r>
-        <w:rPr/>
-        <w:t xml:space="preserve">Owner, </w:t>
-      </w:r>
-      <w:r>
-        <w:rPr/>
-        <w:t>흐름 또는 상태 전이를 한눈에 확인합니다</w:t>
-      </w:r>
-      <w:r>
-        <w:rPr/>
-        <w:t>.</w:t>
+        <w:t>그림 5-1. Ownership Boundary - Channel/Gateway/Backoffice는 업무 원장을 직접 소유하지 않고 Owner Domain 계약을 사용합니다.</w:t>
       </w:r>
     </w:p>
     <w:p>
@@ -8215,44 +8177,6 @@
       </w:pPr>
       <w:r>
         <w:rPr/>
-        <w:drawing>
-          <wp:inline distT="0" distB="0" distL="0" distR="0">
-            <wp:extent cx="7487920" cy="4211955"/>
-            <wp:effectExtent l="0" t="0" r="0" b="0"/>
-            <wp:docPr id="4" name="Picture 4" descr="CPF BATCH_CONTROL_EXECUTION_MAP - 6장 구조와 흐름" title=""/>
-            <wp:cNvGraphicFramePr>
-              <a:graphicFrameLocks xmlns:a="http://schemas.openxmlformats.org/drawingml/2006/main" noChangeAspect="1"/>
-            </wp:cNvGraphicFramePr>
-            <a:graphic xmlns:a="http://schemas.openxmlformats.org/drawingml/2006/main">
-              <a:graphicData uri="http://schemas.openxmlformats.org/drawingml/2006/picture">
-                <pic:pic xmlns:pic="http://schemas.openxmlformats.org/drawingml/2006/picture">
-                  <pic:nvPicPr>
-                    <pic:cNvPr id="4" name="Picture 4" descr="CPF BATCH_CONTROL_EXECUTION_MAP - 6장 구조와 흐름" title=""/>
-                    <pic:cNvPicPr>
-                      <a:picLocks noChangeAspect="1" noChangeArrowheads="1"/>
-                    </pic:cNvPicPr>
-                  </pic:nvPicPr>
-                  <pic:blipFill>
-                    <a:blip r:embed="rId11"/>
-                    <a:stretch>
-                      <a:fillRect/>
-                    </a:stretch>
-                  </pic:blipFill>
-                  <pic:spPr bwMode="auto">
-                    <a:xfrm>
-                      <a:off x="0" y="0"/>
-                      <a:ext cx="7487920" cy="4211955"/>
-                    </a:xfrm>
-                    <a:prstGeom prst="rect">
-                      <a:avLst/>
-                    </a:prstGeom>
-                    <a:noFill/>
-                  </pic:spPr>
-                </pic:pic>
-              </a:graphicData>
-            </a:graphic>
-          </wp:inline>
-        </w:drawing>
       </w:r>
     </w:p>
     <w:p>
@@ -8261,28 +8185,7 @@
         <w:rPr/>
       </w:pPr>
       <w:r>
-        <w:rPr/>
-        <w:t xml:space="preserve">그림 </w:t>
-      </w:r>
-      <w:r>
-        <w:rPr/>
-        <w:t xml:space="preserve">6-1. Batch Control Execution Map - </w:t>
-      </w:r>
-      <w:r>
-        <w:rPr/>
-        <w:t xml:space="preserve">이 절의 </w:t>
-      </w:r>
-      <w:r>
-        <w:rPr/>
-        <w:t xml:space="preserve">Owner, </w:t>
-      </w:r>
-      <w:r>
-        <w:rPr/>
-        <w:t>흐름 또는 상태 전이를 한눈에 확인합니다</w:t>
-      </w:r>
-      <w:r>
-        <w:rPr/>
-        <w:t>.</w:t>
+        <w:t>그림 6-1. Batch Control Execution Map - Control Plane과 실행 Worker를 분리하고 Lease/Fencing으로 실행 소유권을 보호합니다.</w:t>
       </w:r>
     </w:p>
     <w:p>
@@ -11459,44 +11362,6 @@
       </w:pPr>
       <w:r>
         <w:rPr/>
-        <w:drawing>
-          <wp:inline distT="0" distB="0" distL="0" distR="0">
-            <wp:extent cx="7487920" cy="4211955"/>
-            <wp:effectExtent l="0" t="0" r="0" b="0"/>
-            <wp:docPr id="5" name="Picture 5" descr="CPF OPERATIONS_TRACE - 8장 구조와 흐름" title=""/>
-            <wp:cNvGraphicFramePr>
-              <a:graphicFrameLocks xmlns:a="http://schemas.openxmlformats.org/drawingml/2006/main" noChangeAspect="1"/>
-            </wp:cNvGraphicFramePr>
-            <a:graphic xmlns:a="http://schemas.openxmlformats.org/drawingml/2006/main">
-              <a:graphicData uri="http://schemas.openxmlformats.org/drawingml/2006/picture">
-                <pic:pic xmlns:pic="http://schemas.openxmlformats.org/drawingml/2006/picture">
-                  <pic:nvPicPr>
-                    <pic:cNvPr id="5" name="Picture 5" descr="CPF OPERATIONS_TRACE - 8장 구조와 흐름" title=""/>
-                    <pic:cNvPicPr>
-                      <a:picLocks noChangeAspect="1" noChangeArrowheads="1"/>
-                    </pic:cNvPicPr>
-                  </pic:nvPicPr>
-                  <pic:blipFill>
-                    <a:blip r:embed="rId12"/>
-                    <a:stretch>
-                      <a:fillRect/>
-                    </a:stretch>
-                  </pic:blipFill>
-                  <pic:spPr bwMode="auto">
-                    <a:xfrm>
-                      <a:off x="0" y="0"/>
-                      <a:ext cx="7487920" cy="4211955"/>
-                    </a:xfrm>
-                    <a:prstGeom prst="rect">
-                      <a:avLst/>
-                    </a:prstGeom>
-                    <a:noFill/>
-                  </pic:spPr>
-                </pic:pic>
-              </a:graphicData>
-            </a:graphic>
-          </wp:inline>
-        </w:drawing>
       </w:r>
     </w:p>
     <w:p>
@@ -11505,28 +11370,7 @@
         <w:rPr/>
       </w:pPr>
       <w:r>
-        <w:rPr/>
-        <w:t xml:space="preserve">그림 </w:t>
-      </w:r>
-      <w:r>
-        <w:rPr/>
-        <w:t xml:space="preserve">8-1. Operations Trace - </w:t>
-      </w:r>
-      <w:r>
-        <w:rPr/>
-        <w:t xml:space="preserve">이 절의 </w:t>
-      </w:r>
-      <w:r>
-        <w:rPr/>
-        <w:t xml:space="preserve">Owner, </w:t>
-      </w:r>
-      <w:r>
-        <w:rPr/>
-        <w:t>흐름 또는 상태 전이를 한눈에 확인합니다</w:t>
-      </w:r>
-      <w:r>
-        <w:rPr/>
-        <w:t>.</w:t>
+        <w:t>그림 8-1. Operations Trace - transactionId → operationId → instanceId → Log/Trace를 같은 흐름으로 좁혀 갑니다.</w:t>
       </w:r>
     </w:p>
     <w:p>
@@ -13159,10 +13003,49 @@
   <w:p>
     <w:pPr>
       <w:pStyle w:val="Footer"/>
+      <w:tabs>
+        <w:tab w:pos="9354" w:val="right"/>
+      </w:tabs>
       <w:rPr/>
     </w:pPr>
     <w:r>
-      <w:rPr/>
+      <w:rPr>
+        <w:rFonts w:ascii="Noto Sans CJK KR" w:hAnsi="Noto Sans CJK KR"/>
+        <w:color w:val="5F6368"/>
+        <w:sz w:val="16"/>
+      </w:rPr>
+      <w:t>Core Platform Framework</w:t>
+    </w:r>
+    <w:r>
+      <w:tab/>
+    </w:r>
+    <w:r>
+      <w:rPr>
+        <w:rFonts w:ascii="Noto Sans CJK KR" w:hAnsi="Noto Sans CJK KR"/>
+        <w:color w:val="5F6368"/>
+        <w:sz w:val="16"/>
+      </w:rPr>
+      <w:t xml:space="preserve">p. </w:t>
+    </w:r>
+    <w:r>
+      <w:fldChar w:fldCharType="begin"/>
+    </w:r>
+    <w:r>
+      <w:instrText xml:space="preserve"> PAGE </w:instrText>
+    </w:r>
+    <w:r>
+      <w:fldChar w:fldCharType="separate"/>
+    </w:r>
+    <w:r>
+      <w:rPr>
+        <w:rFonts w:ascii="Noto Sans CJK KR" w:hAnsi="Noto Sans CJK KR"/>
+        <w:color w:val="5F6368"/>
+        <w:sz w:val="16"/>
+      </w:rPr>
+      <w:t>1</w:t>
+    </w:r>
+    <w:r>
+      <w:fldChar w:fldCharType="end"/>
     </w:r>
   </w:p>
 </w:ftr>
@@ -13201,46 +13084,48 @@
   <w:p>
     <w:pPr>
       <w:pStyle w:val="Footer"/>
+      <w:tabs>
+        <w:tab w:pos="9354" w:val="right"/>
+      </w:tabs>
       <w:rPr/>
     </w:pPr>
     <w:r>
       <w:rPr>
-        <w:rFonts w:eastAsia="Noto Sans CJK KR"/>
+        <w:rFonts w:ascii="Noto Sans CJK KR" w:hAnsi="Noto Sans CJK KR"/>
         <w:color w:val="5F6368"/>
         <w:sz w:val="16"/>
       </w:rPr>
       <w:t>Core Platform Framework</w:t>
     </w:r>
     <w:r>
-      <w:rPr/>
-      <w:t xml:space="preserve">            </w:t>
+      <w:tab/>
     </w:r>
     <w:r>
       <w:rPr>
-        <w:rFonts w:eastAsia="Noto Sans CJK KR"/>
+        <w:rFonts w:ascii="Noto Sans CJK KR" w:hAnsi="Noto Sans CJK KR"/>
         <w:color w:val="5F6368"/>
         <w:sz w:val="16"/>
       </w:rPr>
       <w:t xml:space="preserve">p. </w:t>
     </w:r>
     <w:r>
-      <w:rPr/>
       <w:fldChar w:fldCharType="begin"/>
     </w:r>
     <w:r>
-      <w:rPr/>
       <w:instrText xml:space="preserve"> PAGE </w:instrText>
     </w:r>
     <w:r>
-      <w:rPr/>
       <w:fldChar w:fldCharType="separate"/>
     </w:r>
     <w:r>
-      <w:rPr/>
-      <w:t>16</w:t>
+      <w:rPr>
+        <w:rFonts w:ascii="Noto Sans CJK KR" w:hAnsi="Noto Sans CJK KR"/>
+        <w:color w:val="5F6368"/>
+        <w:sz w:val="16"/>
+      </w:rPr>
+      <w:t>1</w:t>
     </w:r>
     <w:r>
-      <w:rPr/>
       <w:fldChar w:fldCharType="end"/>
     </w:r>
   </w:p>
@@ -13385,7 +13270,7 @@
         <w:color w:val="5F6368"/>
         <w:sz w:val="16"/>
       </w:rPr>
-      <w:t xml:space="preserve">Harness v1.1.3 / </w:t>
+      <w:t xml:space="preserve">Harness v1.2.5 / </w:t>
     </w:r>
     <w:r>
       <w:rPr>
@@ -13401,7 +13286,7 @@
         <w:color w:val="5F6368"/>
         <w:sz w:val="16"/>
       </w:rPr>
-      <w:t>Rev. 1</w:t>
+      <w:t>Rev. 2</w:t>
     </w:r>
   </w:p>
 </w:hdr>
@@ -13438,7 +13323,7 @@
         <w:color w:val="5F6368"/>
         <w:sz w:val="16"/>
       </w:rPr>
-      <w:t xml:space="preserve">Harness v1.1.3 / </w:t>
+      <w:t xml:space="preserve">Harness v1.2.5 / </w:t>
     </w:r>
     <w:r>
       <w:rPr>

--- a/cpf-docs/deliverables/아키텍처설계서.docx
+++ b/cpf-docs/deliverables/아키텍처설계서.docx
@@ -2,73 +2,239 @@
 <file path=word/document.xml><?xml version="1.0" encoding="utf-8"?>
 <w:document xmlns:wpc="http://schemas.microsoft.com/office/word/2010/wordprocessingCanvas" xmlns:mo="http://schemas.microsoft.com/office/mac/office/2008/main" xmlns:mc="http://schemas.openxmlformats.org/markup-compatibility/2006" xmlns:mv="urn:schemas-microsoft-com:mac:vml" xmlns:o="urn:schemas-microsoft-com:office:office" xmlns:r="http://schemas.openxmlformats.org/officeDocument/2006/relationships" xmlns:m="http://schemas.openxmlformats.org/officeDocument/2006/math" xmlns:v="urn:schemas-microsoft-com:vml" xmlns:wp14="http://schemas.microsoft.com/office/word/2010/wordprocessingDrawing" xmlns:wp="http://schemas.openxmlformats.org/drawingml/2006/wordprocessingDrawing" xmlns:w10="urn:schemas-microsoft-com:office:word" xmlns:w="http://schemas.openxmlformats.org/wordprocessingml/2006/main" xmlns:w14="http://schemas.microsoft.com/office/word/2010/wordml" xmlns:wpg="http://schemas.microsoft.com/office/word/2010/wordprocessingGroup" xmlns:wpi="http://schemas.microsoft.com/office/word/2010/wordprocessingInk" xmlns:wne="http://schemas.microsoft.com/office/word/2006/wordml" xmlns:wps="http://schemas.microsoft.com/office/word/2010/wordprocessingShape" mc:Ignorable="w14 wp14">
   <w:body>
+    <w:p>
+      <w:pPr>
+        <w:spacing w:before="280"/>
+      </w:pPr>
+      <w:r>
+        <w:rPr>
+          <w:rFonts w:ascii="Noto Sans KR" w:hAnsi="Noto Sans KR"/>
+          <w:b/>
+          <w:color w:val="00B882"/>
+          <w:sz w:val="22"/>
+        </w:rPr>
+        <w:t>CORE PLATFORM FRAMEWORK</w:t>
+      </w:r>
+    </w:p>
+    <w:p>
+      <w:pPr>
+        <w:pStyle w:val="Title"/>
+      </w:pPr>
+      <w:r>
+        <w:t>아키텍처설계서</w:t>
+      </w:r>
+    </w:p>
+    <w:p>
+      <w:pPr>
+        <w:pStyle w:val="Subtitle"/>
+      </w:pPr>
+      <w:r>
+        <w:t>모듈 Owner·호출 경계·Generated Domain·DB3·Operations 구조</w:t>
+      </w:r>
+    </w:p>
+    <w:p>
+      <w:pPr>
+        <w:spacing w:before="240" w:after="160"/>
+      </w:pPr>
+    </w:p>
     <w:tbl>
       <w:tblPr>
         <w:tblW w:type="auto" w:w="0"/>
         <w:jc w:val="left"/>
+        <w:tblLayout w:type="fixed"/>
         <w:tblLook w:firstColumn="1" w:firstRow="1" w:lastColumn="0" w:lastRow="0" w:noHBand="0" w:noVBand="1" w:val="04A0"/>
       </w:tblPr>
       <w:tblGrid>
-        <w:gridCol w:w="10880"/>
+        <w:gridCol w:w="7625"/>
+        <w:gridCol w:w="7625"/>
       </w:tblGrid>
       <w:tr>
+        <w:trPr>
+          <w:tblHeader w:val="true"/>
+        </w:trPr>
         <w:tc>
           <w:tcPr>
-            <w:tcW w:type="dxa" w:w="10880"/>
-            <w:shd w:fill="0B2137"/>
+            <w:tcW w:type="dxa" w:w="7625"/>
             <w:tcMar>
-              <w:top w:w="220" w:type="dxa"/>
-              <w:start w:w="260" w:type="dxa"/>
-              <w:bottom w:w="220" w:type="dxa"/>
-              <w:end w:w="260" w:type="dxa"/>
+              <w:top w:w="100" w:type="dxa"/>
+              <w:start w:w="150" w:type="dxa"/>
+              <w:bottom w:w="100" w:type="dxa"/>
+              <w:end w:w="150" w:type="dxa"/>
+            </w:tcMar>
+            <w:shd w:fill="17324D"/>
+          </w:tcPr>
+          <w:p>
+            <w:r>
+              <w:rPr>
+                <w:b/>
+                <w:color w:val="FFFFFF"/>
+                <w:sz w:val="18"/>
+              </w:rPr>
+              <w:t>누가 보는가</w:t>
+            </w:r>
+          </w:p>
+        </w:tc>
+        <w:tc>
+          <w:tcPr>
+            <w:tcW w:type="dxa" w:w="7625"/>
+            <w:tcMar>
+              <w:top w:w="100" w:type="dxa"/>
+              <w:start w:w="150" w:type="dxa"/>
+              <w:bottom w:w="100" w:type="dxa"/>
+              <w:end w:w="150" w:type="dxa"/>
             </w:tcMar>
           </w:tcPr>
           <w:p>
             <w:r>
               <w:rPr>
-                <w:rFonts w:ascii="Noto Sans CJK KR" w:hAnsi="Noto Sans CJK KR"/>
-                <w:b/>
-                <w:color w:val="FFFFFF"/>
-                <w:sz w:val="28"/>
+                <w:sz w:val="18"/>
               </w:rPr>
-              <w:t>CPF  |  Core Platform Framework</w:t>
-            </w:r>
-          </w:p>
-          <w:p>
-            <w:pPr>
-              <w:spacing w:before="80" w:after="0"/>
-            </w:pPr>
-            <w:r>
-              <w:rPr>
-                <w:rFonts w:ascii="Noto Sans CJK KR" w:hAnsi="Noto Sans CJK KR"/>
-                <w:color w:val="CFE2F5"/>
-                <w:sz w:val="19"/>
-              </w:rPr>
-              <w:t>Business Platform Documentation</w:t>
+              <w:t>아키텍트·개발 리드·운영 리드</w:t>
             </w:r>
           </w:p>
         </w:tc>
-        <w:trPr>
-          <w:tblHeader/>
-        </w:trPr>
+      </w:tr>
+      <w:tr>
+        <w:tc>
+          <w:tcPr>
+            <w:tcW w:type="dxa" w:w="7625"/>
+            <w:tcMar>
+              <w:top w:w="100" w:type="dxa"/>
+              <w:start w:w="150" w:type="dxa"/>
+              <w:bottom w:w="100" w:type="dxa"/>
+              <w:end w:w="150" w:type="dxa"/>
+            </w:tcMar>
+            <w:shd w:fill="17324D"/>
+          </w:tcPr>
+          <w:p>
+            <w:r>
+              <w:rPr>
+                <w:b/>
+                <w:color w:val="FFFFFF"/>
+                <w:sz w:val="18"/>
+              </w:rPr>
+              <w:t>이 문서로 끝낼 일</w:t>
+            </w:r>
+          </w:p>
+        </w:tc>
+        <w:tc>
+          <w:tcPr>
+            <w:tcW w:type="dxa" w:w="7625"/>
+            <w:tcMar>
+              <w:top w:w="100" w:type="dxa"/>
+              <w:start w:w="150" w:type="dxa"/>
+              <w:bottom w:w="100" w:type="dxa"/>
+              <w:end w:w="150" w:type="dxa"/>
+            </w:tcMar>
+          </w:tcPr>
+          <w:p>
+            <w:r>
+              <w:rPr>
+                <w:sz w:val="18"/>
+              </w:rPr>
+              <w:t>어디에 구현하고 어떤 방향으로 호출해야 하는지 결정한다</w:t>
+            </w:r>
+          </w:p>
+        </w:tc>
+      </w:tr>
+      <w:tr>
+        <w:tc>
+          <w:tcPr>
+            <w:tcW w:type="dxa" w:w="7625"/>
+            <w:tcMar>
+              <w:top w:w="100" w:type="dxa"/>
+              <w:start w:w="150" w:type="dxa"/>
+              <w:bottom w:w="100" w:type="dxa"/>
+              <w:end w:w="150" w:type="dxa"/>
+            </w:tcMar>
+            <w:shd w:fill="17324D"/>
+          </w:tcPr>
+          <w:p>
+            <w:r>
+              <w:rPr>
+                <w:b/>
+                <w:color w:val="FFFFFF"/>
+                <w:sz w:val="18"/>
+              </w:rPr>
+              <w:t>기준</w:t>
+            </w:r>
+          </w:p>
+        </w:tc>
+        <w:tc>
+          <w:tcPr>
+            <w:tcW w:type="dxa" w:w="7625"/>
+            <w:tcMar>
+              <w:top w:w="100" w:type="dxa"/>
+              <w:start w:w="150" w:type="dxa"/>
+              <w:bottom w:w="100" w:type="dxa"/>
+              <w:end w:w="150" w:type="dxa"/>
+            </w:tcMar>
+          </w:tcPr>
+          <w:p>
+            <w:r>
+              <w:rPr>
+                <w:sz w:val="18"/>
+              </w:rPr>
+              <w:t>Harness 2.2.0 · Source 054d894b47f4 · Oracle/PostgreSQL/MariaDB</w:t>
+            </w:r>
+          </w:p>
+        </w:tc>
       </w:tr>
     </w:tbl>
     <w:p>
       <w:pPr>
-        <w:pStyle w:val="Title"/>
-        <w:spacing w:before="680"/>
+        <w:spacing w:before="200"/>
+      </w:pPr>
+    </w:p>
+    <w:p>
+      <w:pPr>
+        <w:pStyle w:val="ListBullet"/>
+        <w:spacing w:after="60"/>
+        <w:ind w:left="283"/>
       </w:pPr>
       <w:r>
-        <w:t>CPF 아키텍처설계서</w:t>
+        <w:t>Owner와 Dependency 방향을 먼저 확인합니다.</w:t>
       </w:r>
     </w:p>
     <w:p>
       <w:pPr>
-        <w:pStyle w:val="Subtitle"/>
-        <w:spacing w:after="440"/>
+        <w:pStyle w:val="ListBullet"/>
+        <w:spacing w:after="60"/>
+        <w:ind w:left="283"/>
       </w:pPr>
       <w:r>
-        <w:t>Module Owner, Topology, Domain Invocation, Gateway, Batch, DB와 운영 경계를 한 구조로 설명합니다.</w:t>
+        <w:t>Same JVM/Remote/External 경계를 구분합니다.</w:t>
+      </w:r>
+    </w:p>
+    <w:p>
+      <w:pPr>
+        <w:pStyle w:val="ListBullet"/>
+        <w:spacing w:after="60"/>
+        <w:ind w:left="283"/>
+      </w:pPr>
+      <w:r>
+        <w:t>DB3와 Operations까지 lifecycle로 연결합니다.</w:t>
+      </w:r>
+    </w:p>
+    <w:p>
+      <w:r>
+        <w:br w:type="page"/>
+      </w:r>
+    </w:p>
+    <w:p>
+      <w:pPr>
+        <w:pStyle w:val="Heading1"/>
+      </w:pPr>
+      <w:r>
+        <w:t>찾아보기</w:t>
+      </w:r>
+    </w:p>
+    <w:p>
+      <w:pPr>
+        <w:spacing w:after="100"/>
+      </w:pPr>
+      <w:r>
+        <w:t>필요한 작업을 먼저 찾고 해당 장으로 이동합니다. 페이지 번호는 최종 PDF 기준입니다.</w:t>
       </w:r>
     </w:p>
     <w:tbl>
@@ -79,153 +245,349 @@
         <w:tblLook w:firstColumn="1" w:firstRow="1" w:lastColumn="0" w:lastRow="0" w:noHBand="0" w:noVBand="1" w:val="04A0"/>
       </w:tblPr>
       <w:tblGrid>
-        <w:gridCol w:w="5440"/>
-        <w:gridCol w:w="5440"/>
+        <w:gridCol w:w="5083"/>
+        <w:gridCol w:w="5083"/>
+        <w:gridCol w:w="5083"/>
       </w:tblGrid>
       <w:tr>
+        <w:trPr>
+          <w:tblHeader w:val="true"/>
+        </w:trPr>
         <w:tc>
           <w:tcPr>
-            <w:tcW w:type="dxa" w:w="2154"/>
-            <w:shd w:fill="F4F7FA"/>
+            <w:tcW w:type="dxa" w:w="1247"/>
+            <w:shd w:fill="17324D"/>
+          </w:tcPr>
+          <w:p>
+            <w:r>
+              <w:rPr>
+                <w:b/>
+                <w:color w:val="FFFFFF"/>
+                <w:sz w:val="17"/>
+              </w:rPr>
+              <w:t>구분</w:t>
+            </w:r>
+          </w:p>
+        </w:tc>
+        <w:tc>
+          <w:tcPr>
+            <w:tcW w:type="dxa" w:w="12190"/>
+            <w:shd w:fill="17324D"/>
+          </w:tcPr>
+          <w:p>
+            <w:r>
+              <w:rPr>
+                <w:b/>
+                <w:color w:val="FFFFFF"/>
+                <w:sz w:val="17"/>
+              </w:rPr>
+              <w:t>내용</w:t>
+            </w:r>
+          </w:p>
+        </w:tc>
+        <w:tc>
+          <w:tcPr>
+            <w:tcW w:type="dxa" w:w="1020"/>
+            <w:shd w:fill="17324D"/>
+          </w:tcPr>
+          <w:p>
+            <w:r>
+              <w:rPr>
+                <w:b/>
+                <w:color w:val="FFFFFF"/>
+                <w:sz w:val="17"/>
+              </w:rPr>
+              <w:t>쪽</w:t>
+            </w:r>
+          </w:p>
+        </w:tc>
+      </w:tr>
+      <w:tr>
+        <w:trPr>
+          <w:cantSplit/>
+        </w:trPr>
+        <w:tc>
+          <w:tcPr>
+            <w:tcW w:type="dxa" w:w="1247"/>
+            <w:shd w:fill="E9F6F2"/>
             <w:tcMar>
-              <w:top w:w="80" w:type="dxa"/>
-              <w:start w:w="90" w:type="dxa"/>
-              <w:bottom w:w="80" w:type="dxa"/>
-              <w:end w:w="90" w:type="dxa"/>
+              <w:top w:w="70" w:type="dxa"/>
+              <w:start w:w="100" w:type="dxa"/>
+              <w:bottom w:w="70" w:type="dxa"/>
+              <w:end w:w="100" w:type="dxa"/>
+            </w:tcMar>
+          </w:tcPr>
+          <w:p>
+            <w:r>
+              <w:t>대메뉴</w:t>
+            </w:r>
+          </w:p>
+        </w:tc>
+        <w:tc>
+          <w:tcPr>
+            <w:tcW w:type="dxa" w:w="12190"/>
+            <w:tcMar>
+              <w:top w:w="70" w:type="dxa"/>
+              <w:start w:w="100" w:type="dxa"/>
+              <w:bottom w:w="70" w:type="dxa"/>
+              <w:end w:w="100" w:type="dxa"/>
             </w:tcMar>
           </w:tcPr>
           <w:p>
             <w:r>
               <w:rPr>
-                <w:rFonts w:ascii="Noto Sans CJK KR" w:hAnsi="Noto Sans CJK KR"/>
                 <w:b/>
-                <w:sz w:val="18"/>
               </w:rPr>
-              <w:t>문서 기준</w:t>
+              <w:t>1 전체 구조를 한눈에 읽기</w:t>
             </w:r>
           </w:p>
         </w:tc>
         <w:tc>
           <w:tcPr>
-            <w:tcW w:type="dxa" w:w="7370"/>
+            <w:tcW w:type="dxa" w:w="1020"/>
             <w:tcMar>
-              <w:top w:w="80" w:type="dxa"/>
-              <w:start w:w="90" w:type="dxa"/>
-              <w:bottom w:w="80" w:type="dxa"/>
-              <w:end w:w="90" w:type="dxa"/>
+              <w:top w:w="70" w:type="dxa"/>
+              <w:start w:w="100" w:type="dxa"/>
+              <w:bottom w:w="70" w:type="dxa"/>
+              <w:end w:w="100" w:type="dxa"/>
+            </w:tcMar>
+          </w:tcPr>
+          <w:p>
+            <w:r>
+              <w:t>3</w:t>
+            </w:r>
+          </w:p>
+        </w:tc>
+      </w:tr>
+      <w:tr>
+        <w:trPr>
+          <w:cantSplit/>
+        </w:trPr>
+        <w:tc>
+          <w:tcPr>
+            <w:tcW w:type="dxa" w:w="1247"/>
+            <w:shd w:fill="E9F6F2"/>
+            <w:tcMar>
+              <w:top w:w="70" w:type="dxa"/>
+              <w:start w:w="100" w:type="dxa"/>
+              <w:bottom w:w="70" w:type="dxa"/>
+              <w:end w:w="100" w:type="dxa"/>
+            </w:tcMar>
+          </w:tcPr>
+          <w:p>
+            <w:r>
+              <w:t>대메뉴</w:t>
+            </w:r>
+          </w:p>
+        </w:tc>
+        <w:tc>
+          <w:tcPr>
+            <w:tcW w:type="dxa" w:w="12190"/>
+            <w:tcMar>
+              <w:top w:w="70" w:type="dxa"/>
+              <w:start w:w="100" w:type="dxa"/>
+              <w:bottom w:w="70" w:type="dxa"/>
+              <w:end w:w="100" w:type="dxa"/>
             </w:tcMar>
           </w:tcPr>
           <w:p>
             <w:r>
               <w:rPr>
-                <w:rFonts w:ascii="Noto Sans CJK KR" w:hAnsi="Noto Sans CJK KR"/>
-                <w:sz w:val="18"/>
+                <w:b/>
               </w:rPr>
-              <w:t>Documentation Harness v2.1.0</w:t>
+              <w:t>2 호출 경계</w:t>
             </w:r>
           </w:p>
         </w:tc>
-        <w:trPr>
-          <w:tblHeader/>
-        </w:trPr>
+        <w:tc>
+          <w:tcPr>
+            <w:tcW w:type="dxa" w:w="1020"/>
+            <w:tcMar>
+              <w:top w:w="70" w:type="dxa"/>
+              <w:start w:w="100" w:type="dxa"/>
+              <w:bottom w:w="70" w:type="dxa"/>
+              <w:end w:w="100" w:type="dxa"/>
+            </w:tcMar>
+          </w:tcPr>
+          <w:p>
+            <w:r>
+              <w:t>4</w:t>
+            </w:r>
+          </w:p>
+        </w:tc>
       </w:tr>
       <w:tr>
+        <w:trPr>
+          <w:cantSplit/>
+        </w:trPr>
         <w:tc>
           <w:tcPr>
-            <w:tcW w:type="dxa" w:w="2154"/>
-            <w:shd w:fill="F4F7FA"/>
+            <w:tcW w:type="dxa" w:w="1247"/>
+            <w:shd w:fill="E9F6F2"/>
             <w:tcMar>
-              <w:top w:w="80" w:type="dxa"/>
-              <w:start w:w="90" w:type="dxa"/>
-              <w:bottom w:w="80" w:type="dxa"/>
-              <w:end w:w="90" w:type="dxa"/>
+              <w:top w:w="70" w:type="dxa"/>
+              <w:start w:w="100" w:type="dxa"/>
+              <w:bottom w:w="70" w:type="dxa"/>
+              <w:end w:w="100" w:type="dxa"/>
+            </w:tcMar>
+          </w:tcPr>
+          <w:p>
+            <w:r>
+              <w:t>대메뉴</w:t>
+            </w:r>
+          </w:p>
+        </w:tc>
+        <w:tc>
+          <w:tcPr>
+            <w:tcW w:type="dxa" w:w="12190"/>
+            <w:tcMar>
+              <w:top w:w="70" w:type="dxa"/>
+              <w:start w:w="100" w:type="dxa"/>
+              <w:bottom w:w="70" w:type="dxa"/>
+              <w:end w:w="100" w:type="dxa"/>
             </w:tcMar>
           </w:tcPr>
           <w:p>
             <w:r>
               <w:rPr>
-                <w:rFonts w:ascii="Noto Sans CJK KR" w:hAnsi="Noto Sans CJK KR"/>
                 <w:b/>
-                <w:sz w:val="18"/>
               </w:rPr>
-              <w:t>기준 Source</w:t>
+              <w:t>3 Generated Domain과 Starter</w:t>
             </w:r>
           </w:p>
         </w:tc>
         <w:tc>
           <w:tcPr>
-            <w:tcW w:type="dxa" w:w="7370"/>
+            <w:tcW w:type="dxa" w:w="1020"/>
             <w:tcMar>
-              <w:top w:w="80" w:type="dxa"/>
-              <w:start w:w="90" w:type="dxa"/>
-              <w:bottom w:w="80" w:type="dxa"/>
-              <w:end w:w="90" w:type="dxa"/>
+              <w:top w:w="70" w:type="dxa"/>
+              <w:start w:w="100" w:type="dxa"/>
+              <w:bottom w:w="70" w:type="dxa"/>
+              <w:end w:w="100" w:type="dxa"/>
+            </w:tcMar>
+          </w:tcPr>
+          <w:p>
+            <w:r>
+              <w:t>6</w:t>
+            </w:r>
+          </w:p>
+        </w:tc>
+      </w:tr>
+      <w:tr>
+        <w:trPr>
+          <w:cantSplit/>
+        </w:trPr>
+        <w:tc>
+          <w:tcPr>
+            <w:tcW w:type="dxa" w:w="1247"/>
+            <w:shd w:fill="E9F6F2"/>
+            <w:tcMar>
+              <w:top w:w="70" w:type="dxa"/>
+              <w:start w:w="100" w:type="dxa"/>
+              <w:bottom w:w="70" w:type="dxa"/>
+              <w:end w:w="100" w:type="dxa"/>
+            </w:tcMar>
+          </w:tcPr>
+          <w:p>
+            <w:r>
+              <w:t>대메뉴</w:t>
+            </w:r>
+          </w:p>
+        </w:tc>
+        <w:tc>
+          <w:tcPr>
+            <w:tcW w:type="dxa" w:w="12190"/>
+            <w:tcMar>
+              <w:top w:w="70" w:type="dxa"/>
+              <w:start w:w="100" w:type="dxa"/>
+              <w:bottom w:w="70" w:type="dxa"/>
+              <w:end w:w="100" w:type="dxa"/>
             </w:tcMar>
           </w:tcPr>
           <w:p>
             <w:r>
               <w:rPr>
-                <w:rFonts w:ascii="Noto Sans CJK KR" w:hAnsi="Noto Sans CJK KR"/>
-                <w:sz w:val="18"/>
+                <w:b/>
               </w:rPr>
-              <w:t>master 054d894b47f4be8323439dc6f9e58b7d8b60fe54</w:t>
+              <w:t>4 DB3 Lifecycle</w:t>
+            </w:r>
+          </w:p>
+        </w:tc>
+        <w:tc>
+          <w:tcPr>
+            <w:tcW w:type="dxa" w:w="1020"/>
+            <w:tcMar>
+              <w:top w:w="70" w:type="dxa"/>
+              <w:start w:w="100" w:type="dxa"/>
+              <w:bottom w:w="70" w:type="dxa"/>
+              <w:end w:w="100" w:type="dxa"/>
+            </w:tcMar>
+          </w:tcPr>
+          <w:p>
+            <w:r>
+              <w:t>6</w:t>
             </w:r>
           </w:p>
         </w:tc>
       </w:tr>
       <w:tr>
+        <w:trPr>
+          <w:cantSplit/>
+        </w:trPr>
         <w:tc>
           <w:tcPr>
-            <w:tcW w:type="dxa" w:w="2154"/>
-            <w:shd w:fill="F4F7FA"/>
+            <w:tcW w:type="dxa" w:w="1247"/>
+            <w:shd w:fill="E9F6F2"/>
             <w:tcMar>
-              <w:top w:w="80" w:type="dxa"/>
-              <w:start w:w="90" w:type="dxa"/>
-              <w:bottom w:w="80" w:type="dxa"/>
-              <w:end w:w="90" w:type="dxa"/>
+              <w:top w:w="70" w:type="dxa"/>
+              <w:start w:w="100" w:type="dxa"/>
+              <w:bottom w:w="70" w:type="dxa"/>
+              <w:end w:w="100" w:type="dxa"/>
+            </w:tcMar>
+          </w:tcPr>
+          <w:p>
+            <w:r>
+              <w:t>대메뉴</w:t>
+            </w:r>
+          </w:p>
+        </w:tc>
+        <w:tc>
+          <w:tcPr>
+            <w:tcW w:type="dxa" w:w="12190"/>
+            <w:tcMar>
+              <w:top w:w="70" w:type="dxa"/>
+              <w:start w:w="100" w:type="dxa"/>
+              <w:bottom w:w="70" w:type="dxa"/>
+              <w:end w:w="100" w:type="dxa"/>
             </w:tcMar>
           </w:tcPr>
           <w:p>
             <w:r>
               <w:rPr>
-                <w:rFonts w:ascii="Noto Sans CJK KR" w:hAnsi="Noto Sans CJK KR"/>
                 <w:b/>
-                <w:sz w:val="18"/>
               </w:rPr>
-              <w:t>기준일</w:t>
+              <w:t>5 운영 · 보안 · 추적</w:t>
             </w:r>
           </w:p>
         </w:tc>
         <w:tc>
           <w:tcPr>
-            <w:tcW w:type="dxa" w:w="7370"/>
+            <w:tcW w:type="dxa" w:w="1020"/>
             <w:tcMar>
-              <w:top w:w="80" w:type="dxa"/>
-              <w:start w:w="90" w:type="dxa"/>
-              <w:bottom w:w="80" w:type="dxa"/>
-              <w:end w:w="90" w:type="dxa"/>
+              <w:top w:w="70" w:type="dxa"/>
+              <w:start w:w="100" w:type="dxa"/>
+              <w:bottom w:w="70" w:type="dxa"/>
+              <w:end w:w="100" w:type="dxa"/>
             </w:tcMar>
           </w:tcPr>
           <w:p>
             <w:r>
-              <w:rPr>
-                <w:rFonts w:ascii="Noto Sans CJK KR" w:hAnsi="Noto Sans CJK KR"/>
-                <w:sz w:val="18"/>
-              </w:rPr>
-              <w:t>2026-08-26</w:t>
+              <w:t>6</w:t>
             </w:r>
           </w:p>
         </w:tc>
       </w:tr>
     </w:tbl>
-    <w:p>
-      <w:pPr>
-        <w:pStyle w:val="Subtitle"/>
-      </w:pPr>
-      <w:r>
-        <w:t>이 문서는 최신 Source의 공개 계약과 운영 경계를 기준으로 작성하며, 실행하지 않은 검증을 성공으로 기록하지 않습니다.</w:t>
-      </w:r>
-    </w:p>
     <w:p>
       <w:r>
         <w:br w:type="page"/>
@@ -233,18 +595,10 @@
     </w:p>
     <w:p>
       <w:pPr>
-        <w:pStyle w:val="Title"/>
+        <w:pStyle w:val="Heading1"/>
       </w:pPr>
       <w:r>
-        <w:t>목차</w:t>
-      </w:r>
-    </w:p>
-    <w:p>
-      <w:pPr>
-        <w:pStyle w:val="Subtitle"/>
-      </w:pPr>
-      <w:r>
-        <w:t>역할과 질문을 기준으로 필요한 절을 빠르게 찾습니다.</w:t>
+        <w:t>1 전체 구조를 한눈에 읽기</w:t>
       </w:r>
     </w:p>
     <w:tbl>
@@ -255,1239 +609,62 @@
         <w:tblLook w:firstColumn="1" w:firstRow="1" w:lastColumn="0" w:lastRow="0" w:noHBand="0" w:noVBand="1" w:val="04A0"/>
       </w:tblPr>
       <w:tblGrid>
-        <w:gridCol w:w="5440"/>
-        <w:gridCol w:w="5440"/>
+        <w:gridCol w:w="7625"/>
+        <w:gridCol w:w="7625"/>
       </w:tblGrid>
       <w:tr>
+        <w:trPr>
+          <w:tblHeader w:val="true"/>
+        </w:trPr>
         <w:tc>
           <w:tcPr>
-            <w:tcW w:type="dxa" w:w="5440"/>
+            <w:tcW w:type="dxa" w:w="1927"/>
+            <w:shd w:fill="17324D"/>
             <w:tcMar>
-              <w:top w:w="0" w:type="dxa"/>
-              <w:start w:w="0" w:type="dxa"/>
-              <w:bottom w:w="0" w:type="dxa"/>
-              <w:end w:w="130" w:type="dxa"/>
+              <w:top w:w="110" w:type="dxa"/>
+              <w:start w:w="140" w:type="dxa"/>
+              <w:bottom w:w="110" w:type="dxa"/>
+              <w:end w:w="140" w:type="dxa"/>
             </w:tcMar>
-            <w:tcBorders>
-              <w:top w:val="nil"/>
-              <w:left w:val="nil"/>
-              <w:bottom w:val="nil"/>
-              <w:right w:val="nil"/>
-              <w:insideH w:val="nil"/>
-              <w:insideV w:val="nil"/>
-            </w:tcBorders>
           </w:tcPr>
           <w:p>
-            <w:pPr>
-              <w:pStyle w:val="TOC1"/>
-              <w:spacing w:after="28"/>
-            </w:pPr>
-            <w:r/>
             <w:r>
-              <w:t>1. Architecture 원칙과 Module Ownership</w:t>
-            </w:r>
-          </w:p>
-          <w:p>
-            <w:pPr>
-              <w:pStyle w:val="TOC2"/>
-              <w:spacing w:after="12"/>
-            </w:pPr>
-            <w:r>
-              <w:t>1.1 Owner와 책임</w:t>
-            </w:r>
-          </w:p>
-          <w:p>
-            <w:pPr>
-              <w:pStyle w:val="TOC2"/>
-              <w:spacing w:after="12"/>
-            </w:pPr>
-            <w:r>
-              <w:t>1.2 Dependency 방향</w:t>
-            </w:r>
-          </w:p>
-          <w:p>
-            <w:pPr>
-              <w:pStyle w:val="TOC2"/>
-              <w:spacing w:after="12"/>
-            </w:pPr>
-            <w:r>
-              <w:t>1.3 Public/SPI/Internal 경계</w:t>
-            </w:r>
-          </w:p>
-          <w:p>
-            <w:pPr>
-              <w:pStyle w:val="TOC1"/>
-              <w:spacing w:after="28"/>
-            </w:pPr>
-            <w:r>
-              <w:t>2. CPF 전체 Architecture Map</w:t>
-            </w:r>
-          </w:p>
-          <w:p>
-            <w:pPr>
-              <w:pStyle w:val="TOC2"/>
-              <w:spacing w:after="12"/>
-            </w:pPr>
-            <w:r>
-              <w:t>2.1 Business Domain</w:t>
-            </w:r>
-          </w:p>
-          <w:p>
-            <w:pPr>
-              <w:pStyle w:val="TOC2"/>
-              <w:spacing w:after="12"/>
-            </w:pPr>
-            <w:r>
-              <w:t>2.2 Framework/Starter/Common</w:t>
-            </w:r>
-          </w:p>
-          <w:p>
-            <w:pPr>
-              <w:pStyle w:val="TOC2"/>
-              <w:spacing w:after="12"/>
-            </w:pPr>
-            <w:r>
-              <w:t>2.3 Gateway/Backoffice</w:t>
-            </w:r>
-          </w:p>
-          <w:p>
-            <w:pPr>
-              <w:pStyle w:val="TOC2"/>
-              <w:spacing w:after="12"/>
-            </w:pPr>
-            <w:r>
-              <w:t>2.4 Batch</w:t>
-            </w:r>
-          </w:p>
-          <w:p>
-            <w:pPr>
-              <w:pStyle w:val="TOC2"/>
-              <w:spacing w:after="12"/>
-            </w:pPr>
-            <w:r>
-              <w:t>2.5 DB/Operations</w:t>
-            </w:r>
-          </w:p>
-          <w:p>
-            <w:pPr>
-              <w:pStyle w:val="TOC1"/>
-              <w:spacing w:after="28"/>
-            </w:pPr>
-            <w:r>
-              <w:t>3. Same JVM·Remote·Domain Invocation</w:t>
-            </w:r>
-          </w:p>
-          <w:p>
-            <w:pPr>
-              <w:pStyle w:val="TOC2"/>
-              <w:spacing w:after="12"/>
-            </w:pPr>
-            <w:r>
-              <w:t>3.1 Same JVM</w:t>
-            </w:r>
-          </w:p>
-          <w:p>
-            <w:pPr>
-              <w:pStyle w:val="TOC2"/>
-              <w:spacing w:after="12"/>
-            </w:pPr>
-            <w:r>
-              <w:t>3.2 Remote/MSA</w:t>
-            </w:r>
-          </w:p>
-          <w:p>
-            <w:pPr>
-              <w:pStyle w:val="TOC2"/>
-              <w:spacing w:after="12"/>
-            </w:pPr>
-            <w:r>
-              <w:t>3.3 Domain Invocation</w:t>
-            </w:r>
-          </w:p>
-          <w:p>
-            <w:pPr>
-              <w:pStyle w:val="TOC2"/>
-              <w:spacing w:after="12"/>
-            </w:pPr>
-            <w:r>
-              <w:t>3.4 Self-HTTP 금지</w:t>
-            </w:r>
-          </w:p>
-          <w:p>
-            <w:pPr>
-              <w:pStyle w:val="TOC1"/>
-              <w:spacing w:after="28"/>
-            </w:pPr>
-            <w:r>
-              <w:t>4. Context·Security Boundary</w:t>
-            </w:r>
-          </w:p>
-          <w:p>
-            <w:pPr>
-              <w:pStyle w:val="TOC2"/>
-              <w:spacing w:after="12"/>
-            </w:pPr>
-            <w:r>
-              <w:t>4.1 System6</w:t>
-            </w:r>
-          </w:p>
-          <w:p>
-            <w:pPr>
-              <w:pStyle w:val="TOC2"/>
-              <w:spacing w:after="12"/>
-            </w:pPr>
-            <w:r>
-              <w:t>4.2 Trust/Security Boundary</w:t>
-            </w:r>
-          </w:p>
-          <w:p>
-            <w:pPr>
-              <w:pStyle w:val="TOC2"/>
-              <w:spacing w:after="12"/>
-            </w:pPr>
-            <w:r>
-              <w:t>4.3 Operation/Instance Identity</w:t>
+              <w:rPr>
+                <w:b/>
+                <w:color w:val="FFFFFF"/>
+              </w:rPr>
+              <w:t>이 장을 보는 이유</w:t>
             </w:r>
           </w:p>
         </w:tc>
         <w:tc>
           <w:tcPr>
-            <w:tcW w:type="dxa" w:w="5440"/>
+            <w:tcW w:type="dxa" w:w="11623"/>
             <w:tcMar>
-              <w:top w:w="0" w:type="dxa"/>
-              <w:start w:w="0" w:type="dxa"/>
-              <w:bottom w:w="0" w:type="dxa"/>
-              <w:end w:w="130" w:type="dxa"/>
+              <w:top w:w="110" w:type="dxa"/>
+              <w:start w:w="140" w:type="dxa"/>
+              <w:bottom w:w="110" w:type="dxa"/>
+              <w:end w:w="140" w:type="dxa"/>
             </w:tcMar>
-            <w:tcBorders>
-              <w:top w:val="nil"/>
-              <w:left w:val="nil"/>
-              <w:bottom w:val="nil"/>
-              <w:right w:val="nil"/>
-              <w:insideH w:val="nil"/>
-              <w:insideV w:val="nil"/>
-            </w:tcBorders>
-          </w:tcPr>
-          <w:p>
-            <w:pPr>
-              <w:pStyle w:val="TOC1"/>
-              <w:spacing w:after="28"/>
-            </w:pPr>
-            <w:r/>
-            <w:r>
-              <w:t>5. Gateway·Backoffice</w:t>
-            </w:r>
-          </w:p>
-          <w:p>
-            <w:pPr>
-              <w:pStyle w:val="TOC2"/>
-              <w:spacing w:after="12"/>
-            </w:pPr>
-            <w:r>
-              <w:t>5.1 Gateway Optionality</w:t>
-            </w:r>
-          </w:p>
-          <w:p>
-            <w:pPr>
-              <w:pStyle w:val="TOC2"/>
-              <w:spacing w:after="12"/>
-            </w:pPr>
-            <w:r>
-              <w:t>5.2 Backoffice/Owner Domain 경계</w:t>
-            </w:r>
-          </w:p>
-          <w:p>
-            <w:pPr>
-              <w:pStyle w:val="TOC1"/>
-              <w:spacing w:after="28"/>
-            </w:pPr>
-            <w:r>
-              <w:t>6. Batch Architecture</w:t>
-            </w:r>
-          </w:p>
-          <w:p>
-            <w:pPr>
-              <w:pStyle w:val="TOC2"/>
-              <w:spacing w:after="12"/>
-            </w:pPr>
-            <w:r>
-              <w:t>6.1 Control Plane/Scheduler/Worker</w:t>
-            </w:r>
-          </w:p>
-          <w:p>
-            <w:pPr>
-              <w:pStyle w:val="TOC2"/>
-              <w:spacing w:after="12"/>
-            </w:pPr>
-            <w:r>
-              <w:t>6.2 Center-Cut/Agent</w:t>
-            </w:r>
-          </w:p>
-          <w:p>
-            <w:pPr>
-              <w:pStyle w:val="TOC2"/>
-              <w:spacing w:after="12"/>
-            </w:pPr>
-            <w:r>
-              <w:t>6.3 Lease/Fencing/Heartbeat</w:t>
-            </w:r>
-          </w:p>
-          <w:p>
-            <w:pPr>
-              <w:pStyle w:val="TOC1"/>
-              <w:spacing w:after="28"/>
-            </w:pPr>
-            <w:r>
-              <w:t>7. Persistence·DB Ownership</w:t>
-            </w:r>
-          </w:p>
-          <w:p>
-            <w:pPr>
-              <w:pStyle w:val="TOC2"/>
-              <w:spacing w:after="12"/>
-            </w:pPr>
-            <w:r>
-              <w:t>7.1 DB Owner</w:t>
-            </w:r>
-          </w:p>
-          <w:p>
-            <w:pPr>
-              <w:pStyle w:val="TOC2"/>
-              <w:spacing w:after="12"/>
-            </w:pPr>
-            <w:r>
-              <w:t>7.2 Oracle/PostgreSQL/MariaDB</w:t>
-            </w:r>
-          </w:p>
-          <w:p>
-            <w:pPr>
-              <w:pStyle w:val="TOC2"/>
-              <w:spacing w:after="12"/>
-            </w:pPr>
-            <w:r>
-              <w:t>7.3 Migration/Upgrade/Rollback 경계</w:t>
-            </w:r>
-          </w:p>
-          <w:p>
-            <w:pPr>
-              <w:pStyle w:val="TOC1"/>
-              <w:spacing w:after="28"/>
-            </w:pPr>
-            <w:r>
-              <w:t>8. Observability·Multi-instance·HA</w:t>
-            </w:r>
-          </w:p>
-          <w:p>
-            <w:pPr>
-              <w:pStyle w:val="TOC2"/>
-              <w:spacing w:after="12"/>
-            </w:pPr>
-            <w:r>
-              <w:t>8.1 Log/Trace/Timeline</w:t>
-            </w:r>
-          </w:p>
-          <w:p>
-            <w:pPr>
-              <w:pStyle w:val="TOC2"/>
-              <w:spacing w:after="12"/>
-            </w:pPr>
-            <w:r>
-              <w:t>8.2 Multi-instance</w:t>
-            </w:r>
-          </w:p>
-          <w:p>
-            <w:pPr>
-              <w:pStyle w:val="TOC2"/>
-              <w:spacing w:after="12"/>
-            </w:pPr>
-            <w:r>
-              <w:t>8.3 HA/Failure Domain</w:t>
-            </w:r>
-          </w:p>
-          <w:p>
-            <w:pPr>
-              <w:pStyle w:val="TOC1"/>
-              <w:spacing w:after="28"/>
-            </w:pPr>
-            <w:r>
-              <w:t>9. Deployment·금지 패턴·Decision</w:t>
-            </w:r>
-          </w:p>
-          <w:p>
-            <w:pPr>
-              <w:pStyle w:val="TOC2"/>
-              <w:spacing w:after="12"/>
-            </w:pPr>
-            <w:r>
-              <w:t>9.1 Deployment Topology</w:t>
-            </w:r>
-          </w:p>
-          <w:p>
-            <w:pPr>
-              <w:pStyle w:val="TOC2"/>
-              <w:spacing w:after="12"/>
-            </w:pPr>
-            <w:r>
-              <w:t>9.2 금지 Architecture</w:t>
-            </w:r>
-          </w:p>
-          <w:p>
-            <w:pPr>
-              <w:pStyle w:val="TOC2"/>
-              <w:spacing w:after="12"/>
-            </w:pPr>
-            <w:r>
-              <w:t>9.3 Topology Decision Matrix</w:t>
-            </w:r>
-          </w:p>
-        </w:tc>
-        <w:trPr>
-          <w:tblHeader/>
-        </w:trPr>
-      </w:tr>
-    </w:tbl>
-    <w:p>
-      <w:r>
-        <w:br w:type="page"/>
-      </w:r>
-    </w:p>
-    <w:p>
-      <w:pPr>
-        <w:pStyle w:val="Heading1"/>
-        <w:keepNext/>
-        <w:keepLines/>
-        <w:widowControl/>
-      </w:pPr>
-      <w:r>
-        <w:t>1. Architecture 원칙과 Module Ownership</w:t>
-      </w:r>
-    </w:p>
-    <w:p>
-      <w:pPr>
-        <w:pStyle w:val="Heading2"/>
-        <w:keepNext/>
-        <w:keepLines/>
-        <w:widowControl/>
-      </w:pPr>
-      <w:r>
-        <w:t>1.1 Owner와 책임</w:t>
-      </w:r>
-    </w:p>
-    <w:p>
-      <w:pPr>
-        <w:pStyle w:val="BodyRail"/>
-      </w:pPr>
-      <w:r>
-        <w:t>Owner는 기능을 실제로 소유하고 변경 책임을 지는 Module을 뜻합니다. CPF는 기술 Kernel, 업무 공통, 운영, Batch, Gateway, Business Domain의 책임을 분리합니다.</w:t>
-      </w:r>
-    </w:p>
-    <w:p>
-      <w:pPr>
-        <w:pStyle w:val="BulletRail"/>
-      </w:pPr>
-      <w:r>
-        <w:t>•  다른 Owner의 internal package나 DB를 직접 참조하지 않습니다.</w:t>
-      </w:r>
-    </w:p>
-    <w:p>
-      <w:pPr>
-        <w:pStyle w:val="BulletRail"/>
-      </w:pPr>
-      <w:r>
-        <w:t>•  Public API/SPI를 Consumer가 실제 호출하는 경로로 연결합니다.</w:t>
-      </w:r>
-    </w:p>
-    <w:p>
-      <w:pPr>
-        <w:pStyle w:val="Heading2"/>
-        <w:keepNext/>
-        <w:keepLines/>
-        <w:widowControl/>
-      </w:pPr>
-      <w:r>
-        <w:t>1.2 Dependency 방향</w:t>
-      </w:r>
-    </w:p>
-    <w:p>
-      <w:pPr>
-        <w:pStyle w:val="BodyRail"/>
-      </w:pPr>
-      <w:r>
-        <w:t>의존성은 Business Domain에서 Public Starter/API를 거쳐 Capability Runtime과 cpf-core Kernel 방향으로 흐릅니다. 역방향 또는 Owner 간 순환 의존은 허용하지 않습니다.</w:t>
-      </w:r>
-    </w:p>
-    <w:p>
-      <w:pPr>
-        <w:pStyle w:val="BulletRail"/>
-      </w:pPr>
-      <w:r>
-        <w:t>•  cpf-core는 Spring Runtime·Admin·Batch·Gateway 구현을 소유하지 않습니다.</w:t>
-      </w:r>
-    </w:p>
-    <w:p>
-      <w:pPr>
-        <w:pStyle w:val="BulletRail"/>
-      </w:pPr>
-      <w:r>
-        <w:t>•  Generated Domain은 Provider/Internal leaf를 직접 컴파일 Surface로 노출하지 않습니다.</w:t>
-      </w:r>
-    </w:p>
-    <w:p>
-      <w:pPr>
-        <w:pStyle w:val="Heading2"/>
-        <w:keepNext/>
-        <w:keepLines/>
-        <w:widowControl/>
-      </w:pPr>
-      <w:r>
-        <w:t>1.3 Public/SPI/Internal 경계</w:t>
-      </w:r>
-    </w:p>
-    <w:p>
-      <w:pPr>
-        <w:pStyle w:val="BodyRail"/>
-      </w:pPr>
-      <w:r>
-        <w:t>Public API는 고객 Application이 직접 사용할 안정 계약이고 SPI는 확장 구현 계약입니다. Internal type은 Public BOM·Generated Domain compile surface에 노출하지 않습니다.</w:t>
-      </w:r>
-    </w:p>
-    <w:p>
-      <w:pPr>
-        <w:pStyle w:val="BulletRail"/>
-      </w:pPr>
-      <w:r>
-        <w:t>•  확장점에는 lifecycle·호환성·실패 의미를 함께 정의합니다.</w:t>
-      </w:r>
-    </w:p>
-    <w:p>
-      <w:pPr>
-        <w:pStyle w:val="BulletRail"/>
-      </w:pPr>
-      <w:r>
-        <w:t>•  Native Spring/OSS API가 더 적합한 경우 escape hatch를 유지합니다.</w:t>
-      </w:r>
-    </w:p>
-    <w:p>
-      <w:pPr>
-        <w:pStyle w:val="BodyRail"/>
-      </w:pPr>
-      <w:r>
-        <w:t>Module별 Owner 책임과 직접 참조 금지 경계를 확인합니다.</w:t>
-      </w:r>
-    </w:p>
-    <w:p>
-      <w:pPr>
-        <w:pStyle w:val="TableTitle"/>
-        <w:keepNext/>
-        <w:keepLines/>
-        <w:widowControl/>
-      </w:pPr>
-      <w:r>
-        <w:t>표 1-1. 영역/Module / 책임 / 소유/경계 / 주요 Consumer</w:t>
-      </w:r>
-    </w:p>
-    <w:p>
-      <w:pPr>
-        <w:pStyle w:val="TablePurpose"/>
-        <w:keepNext/>
-        <w:keepLines/>
-        <w:widowControl/>
-      </w:pPr>
-      <w:r>
-        <w:t>비교·선택·확인에 필요한 항목만 압축해 정리합니다.</w:t>
-      </w:r>
-    </w:p>
-    <w:tbl>
-      <w:tblPr>
-        <w:tblW w:type="auto" w:w="0"/>
-        <w:jc w:val="left"/>
-        <w:tblLayout w:type="autofit"/>
-        <w:tblLook w:firstColumn="1" w:firstRow="1" w:lastColumn="0" w:lastRow="0" w:noHBand="0" w:noVBand="1" w:val="04A0"/>
-      </w:tblPr>
-      <w:tblGrid>
-        <w:gridCol w:w="2720"/>
-        <w:gridCol w:w="2720"/>
-        <w:gridCol w:w="2720"/>
-        <w:gridCol w:w="2720"/>
-      </w:tblGrid>
-      <w:tr>
-        <w:trPr>
-          <w:cantSplit/>
-          <w:tblHeader w:val="true"/>
-        </w:trPr>
-        <w:tc>
-          <w:tcPr>
-            <w:tcW w:type="dxa" w:w="2720"/>
-            <w:tcMar>
-              <w:top w:w="70" w:type="dxa"/>
-              <w:start w:w="80" w:type="dxa"/>
-              <w:bottom w:w="70" w:type="dxa"/>
-              <w:end w:w="80" w:type="dxa"/>
-            </w:tcMar>
-            <w:vAlign w:val="top"/>
-            <w:shd w:fill="17324D"/>
           </w:tcPr>
           <w:p>
             <w:r>
-              <w:rPr>
-                <w:rFonts w:ascii="Noto Sans CJK KR" w:hAnsi="Noto Sans CJK KR"/>
-                <w:b/>
-                <w:color w:val="FFFFFF"/>
-                <w:sz w:val="17"/>
-              </w:rPr>
-              <w:t>영역/Module</w:t>
-            </w:r>
-          </w:p>
-        </w:tc>
-        <w:tc>
-          <w:tcPr>
-            <w:tcW w:type="dxa" w:w="2720"/>
-            <w:tcMar>
-              <w:top w:w="70" w:type="dxa"/>
-              <w:start w:w="80" w:type="dxa"/>
-              <w:bottom w:w="70" w:type="dxa"/>
-              <w:end w:w="80" w:type="dxa"/>
-            </w:tcMar>
-            <w:vAlign w:val="top"/>
-            <w:shd w:fill="17324D"/>
-          </w:tcPr>
-          <w:p>
-            <w:r>
-              <w:rPr>
-                <w:rFonts w:ascii="Noto Sans CJK KR" w:hAnsi="Noto Sans CJK KR"/>
-                <w:b/>
-                <w:color w:val="FFFFFF"/>
-                <w:sz w:val="17"/>
-              </w:rPr>
-              <w:t>책임</w:t>
-            </w:r>
-          </w:p>
-        </w:tc>
-        <w:tc>
-          <w:tcPr>
-            <w:tcW w:type="dxa" w:w="2720"/>
-            <w:tcMar>
-              <w:top w:w="70" w:type="dxa"/>
-              <w:start w:w="80" w:type="dxa"/>
-              <w:bottom w:w="70" w:type="dxa"/>
-              <w:end w:w="80" w:type="dxa"/>
-            </w:tcMar>
-            <w:vAlign w:val="top"/>
-            <w:shd w:fill="17324D"/>
-          </w:tcPr>
-          <w:p>
-            <w:r>
-              <w:rPr>
-                <w:rFonts w:ascii="Noto Sans CJK KR" w:hAnsi="Noto Sans CJK KR"/>
-                <w:b/>
-                <w:color w:val="FFFFFF"/>
-                <w:sz w:val="17"/>
-              </w:rPr>
-              <w:t>소유/경계</w:t>
-            </w:r>
-          </w:p>
-        </w:tc>
-        <w:tc>
-          <w:tcPr>
-            <w:tcW w:type="dxa" w:w="2720"/>
-            <w:tcMar>
-              <w:top w:w="70" w:type="dxa"/>
-              <w:start w:w="80" w:type="dxa"/>
-              <w:bottom w:w="70" w:type="dxa"/>
-              <w:end w:w="80" w:type="dxa"/>
-            </w:tcMar>
-            <w:vAlign w:val="top"/>
-            <w:shd w:fill="17324D"/>
-          </w:tcPr>
-          <w:p>
-            <w:r>
-              <w:rPr>
-                <w:rFonts w:ascii="Noto Sans CJK KR" w:hAnsi="Noto Sans CJK KR"/>
-                <w:b/>
-                <w:color w:val="FFFFFF"/>
-                <w:sz w:val="17"/>
-              </w:rPr>
-              <w:t>주요 Consumer</w:t>
-            </w:r>
-          </w:p>
-        </w:tc>
-      </w:tr>
-      <w:tr>
-        <w:trPr>
-          <w:cantSplit/>
-        </w:trPr>
-        <w:tc>
-          <w:tcPr>
-            <w:tcW w:type="dxa" w:w="2720"/>
-            <w:tcMar>
-              <w:top w:w="70" w:type="dxa"/>
-              <w:start w:w="80" w:type="dxa"/>
-              <w:bottom w:w="70" w:type="dxa"/>
-              <w:end w:w="80" w:type="dxa"/>
-            </w:tcMar>
-            <w:vAlign w:val="top"/>
-            <w:shd w:fill="F4F7FA"/>
-          </w:tcPr>
-          <w:p>
-            <w:pPr>
-              <w:spacing w:after="0" w:line="252" w:lineRule="auto"/>
-            </w:pPr>
-            <w:r>
-              <w:rPr>
-                <w:rFonts w:ascii="Noto Sans CJK KR" w:hAnsi="Noto Sans CJK KR"/>
-                <w:color w:val="202124"/>
-                <w:sz w:val="17"/>
-              </w:rPr>
-              <w:t>cpf-core</w:t>
-            </w:r>
-          </w:p>
-        </w:tc>
-        <w:tc>
-          <w:tcPr>
-            <w:tcW w:type="dxa" w:w="2720"/>
-            <w:tcMar>
-              <w:top w:w="70" w:type="dxa"/>
-              <w:start w:w="80" w:type="dxa"/>
-              <w:bottom w:w="70" w:type="dxa"/>
-              <w:end w:w="80" w:type="dxa"/>
-            </w:tcMar>
-            <w:vAlign w:val="top"/>
-          </w:tcPr>
-          <w:p>
-            <w:pPr>
-              <w:spacing w:after="0" w:line="252" w:lineRule="auto"/>
-            </w:pPr>
-            <w:r>
-              <w:rPr>
-                <w:rFonts w:ascii="Noto Sans CJK KR" w:hAnsi="Noto Sans CJK KR"/>
-                <w:color w:val="202124"/>
-                <w:sz w:val="17"/>
-              </w:rPr>
-              <w:t>Kernel 의미</w:t>
-            </w:r>
-          </w:p>
-        </w:tc>
-        <w:tc>
-          <w:tcPr>
-            <w:tcW w:type="dxa" w:w="2720"/>
-            <w:tcMar>
-              <w:top w:w="70" w:type="dxa"/>
-              <w:start w:w="80" w:type="dxa"/>
-              <w:bottom w:w="70" w:type="dxa"/>
-              <w:end w:w="80" w:type="dxa"/>
-            </w:tcMar>
-            <w:vAlign w:val="top"/>
-          </w:tcPr>
-          <w:p>
-            <w:pPr>
-              <w:spacing w:after="0" w:line="252" w:lineRule="auto"/>
-            </w:pPr>
-            <w:r>
-              <w:rPr>
-                <w:rFonts w:ascii="Noto Sans CJK KR" w:hAnsi="Noto Sans CJK KR"/>
-                <w:color w:val="202124"/>
-                <w:sz w:val="17"/>
-              </w:rPr>
-              <w:t>Runtime 구현 금지</w:t>
-            </w:r>
-          </w:p>
-        </w:tc>
-        <w:tc>
-          <w:tcPr>
-            <w:tcW w:type="dxa" w:w="2720"/>
-            <w:tcMar>
-              <w:top w:w="70" w:type="dxa"/>
-              <w:start w:w="80" w:type="dxa"/>
-              <w:bottom w:w="70" w:type="dxa"/>
-              <w:end w:w="80" w:type="dxa"/>
-            </w:tcMar>
-            <w:vAlign w:val="top"/>
-          </w:tcPr>
-          <w:p>
-            <w:pPr>
-              <w:spacing w:after="0" w:line="252" w:lineRule="auto"/>
-            </w:pPr>
-            <w:r>
-              <w:rPr>
-                <w:rFonts w:ascii="Noto Sans CJK KR" w:hAnsi="Noto Sans CJK KR"/>
-                <w:color w:val="202124"/>
-                <w:sz w:val="17"/>
-              </w:rPr>
-              <w:t>Starter/Owner Runtime</w:t>
-            </w:r>
-          </w:p>
-        </w:tc>
-      </w:tr>
-      <w:tr>
-        <w:trPr>
-          <w:cantSplit/>
-        </w:trPr>
-        <w:tc>
-          <w:tcPr>
-            <w:tcW w:type="dxa" w:w="2720"/>
-            <w:tcMar>
-              <w:top w:w="70" w:type="dxa"/>
-              <w:start w:w="80" w:type="dxa"/>
-              <w:bottom w:w="70" w:type="dxa"/>
-              <w:end w:w="80" w:type="dxa"/>
-            </w:tcMar>
-            <w:vAlign w:val="top"/>
-            <w:shd w:fill="F4F7FA"/>
-          </w:tcPr>
-          <w:p>
-            <w:pPr>
-              <w:spacing w:after="0" w:line="252" w:lineRule="auto"/>
-            </w:pPr>
-            <w:r>
-              <w:rPr>
-                <w:rFonts w:ascii="Noto Sans CJK KR" w:hAnsi="Noto Sans CJK KR"/>
-                <w:color w:val="202124"/>
-                <w:sz w:val="17"/>
-              </w:rPr>
-              <w:t>cpf-common</w:t>
-            </w:r>
-          </w:p>
-        </w:tc>
-        <w:tc>
-          <w:tcPr>
-            <w:tcW w:type="dxa" w:w="2720"/>
-            <w:tcMar>
-              <w:top w:w="70" w:type="dxa"/>
-              <w:start w:w="80" w:type="dxa"/>
-              <w:bottom w:w="70" w:type="dxa"/>
-              <w:end w:w="80" w:type="dxa"/>
-            </w:tcMar>
-            <w:vAlign w:val="top"/>
-          </w:tcPr>
-          <w:p>
-            <w:pPr>
-              <w:spacing w:after="0" w:line="252" w:lineRule="auto"/>
-            </w:pPr>
-            <w:r>
-              <w:rPr>
-                <w:rFonts w:ascii="Noto Sans CJK KR" w:hAnsi="Noto Sans CJK KR"/>
-                <w:color w:val="202124"/>
-                <w:sz w:val="17"/>
-              </w:rPr>
-              <w:t>고객 업무 공통</w:t>
-            </w:r>
-          </w:p>
-        </w:tc>
-        <w:tc>
-          <w:tcPr>
-            <w:tcW w:type="dxa" w:w="2720"/>
-            <w:tcMar>
-              <w:top w:w="70" w:type="dxa"/>
-              <w:start w:w="80" w:type="dxa"/>
-              <w:bottom w:w="70" w:type="dxa"/>
-              <w:end w:w="80" w:type="dxa"/>
-            </w:tcMar>
-            <w:vAlign w:val="top"/>
-          </w:tcPr>
-          <w:p>
-            <w:pPr>
-              <w:spacing w:after="0" w:line="252" w:lineRule="auto"/>
-            </w:pPr>
-            <w:r>
-              <w:rPr>
-                <w:rFonts w:ascii="Noto Sans CJK KR" w:hAnsi="Noto Sans CJK KR"/>
-                <w:color w:val="202124"/>
-                <w:sz w:val="17"/>
-              </w:rPr>
-              <w:t>기술 Kernel 금지</w:t>
-            </w:r>
-          </w:p>
-        </w:tc>
-        <w:tc>
-          <w:tcPr>
-            <w:tcW w:type="dxa" w:w="2720"/>
-            <w:tcMar>
-              <w:top w:w="70" w:type="dxa"/>
-              <w:start w:w="80" w:type="dxa"/>
-              <w:bottom w:w="70" w:type="dxa"/>
-              <w:end w:w="80" w:type="dxa"/>
-            </w:tcMar>
-            <w:vAlign w:val="top"/>
-          </w:tcPr>
-          <w:p>
-            <w:pPr>
-              <w:spacing w:after="0" w:line="252" w:lineRule="auto"/>
-            </w:pPr>
-            <w:r>
-              <w:rPr>
-                <w:rFonts w:ascii="Noto Sans CJK KR" w:hAnsi="Noto Sans CJK KR"/>
-                <w:color w:val="202124"/>
-                <w:sz w:val="17"/>
-              </w:rPr>
-              <w:t>Business Domain</w:t>
-            </w:r>
-          </w:p>
-        </w:tc>
-      </w:tr>
-      <w:tr>
-        <w:trPr>
-          <w:cantSplit/>
-        </w:trPr>
-        <w:tc>
-          <w:tcPr>
-            <w:tcW w:type="dxa" w:w="2720"/>
-            <w:tcMar>
-              <w:top w:w="70" w:type="dxa"/>
-              <w:start w:w="80" w:type="dxa"/>
-              <w:bottom w:w="70" w:type="dxa"/>
-              <w:end w:w="80" w:type="dxa"/>
-            </w:tcMar>
-            <w:vAlign w:val="top"/>
-            <w:shd w:fill="F4F7FA"/>
-          </w:tcPr>
-          <w:p>
-            <w:pPr>
-              <w:spacing w:after="0" w:line="252" w:lineRule="auto"/>
-            </w:pPr>
-            <w:r>
-              <w:rPr>
-                <w:rFonts w:ascii="Noto Sans CJK KR" w:hAnsi="Noto Sans CJK KR"/>
-                <w:color w:val="202124"/>
-                <w:sz w:val="17"/>
-              </w:rPr>
-              <w:t>cpf-admin</w:t>
-            </w:r>
-          </w:p>
-        </w:tc>
-        <w:tc>
-          <w:tcPr>
-            <w:tcW w:type="dxa" w:w="2720"/>
-            <w:tcMar>
-              <w:top w:w="70" w:type="dxa"/>
-              <w:start w:w="80" w:type="dxa"/>
-              <w:bottom w:w="70" w:type="dxa"/>
-              <w:end w:w="80" w:type="dxa"/>
-            </w:tcMar>
-            <w:vAlign w:val="top"/>
-          </w:tcPr>
-          <w:p>
-            <w:pPr>
-              <w:spacing w:after="0" w:line="252" w:lineRule="auto"/>
-            </w:pPr>
-            <w:r>
-              <w:rPr>
-                <w:rFonts w:ascii="Noto Sans CJK KR" w:hAnsi="Noto Sans CJK KR"/>
-                <w:color w:val="202124"/>
-                <w:sz w:val="17"/>
-              </w:rPr>
-              <w:t>플랫폼 운영</w:t>
-            </w:r>
-          </w:p>
-        </w:tc>
-        <w:tc>
-          <w:tcPr>
-            <w:tcW w:type="dxa" w:w="2720"/>
-            <w:tcMar>
-              <w:top w:w="70" w:type="dxa"/>
-              <w:start w:w="80" w:type="dxa"/>
-              <w:bottom w:w="70" w:type="dxa"/>
-              <w:end w:w="80" w:type="dxa"/>
-            </w:tcMar>
-            <w:vAlign w:val="top"/>
-          </w:tcPr>
-          <w:p>
-            <w:pPr>
-              <w:spacing w:after="0" w:line="252" w:lineRule="auto"/>
-            </w:pPr>
-            <w:r>
-              <w:rPr>
-                <w:rFonts w:ascii="Noto Sans CJK KR" w:hAnsi="Noto Sans CJK KR"/>
-                <w:color w:val="202124"/>
-                <w:sz w:val="17"/>
-              </w:rPr>
-              <w:t>업무 원장 금지</w:t>
-            </w:r>
-          </w:p>
-        </w:tc>
-        <w:tc>
-          <w:tcPr>
-            <w:tcW w:type="dxa" w:w="2720"/>
-            <w:tcMar>
-              <w:top w:w="70" w:type="dxa"/>
-              <w:start w:w="80" w:type="dxa"/>
-              <w:bottom w:w="70" w:type="dxa"/>
-              <w:end w:w="80" w:type="dxa"/>
-            </w:tcMar>
-            <w:vAlign w:val="top"/>
-          </w:tcPr>
-          <w:p>
-            <w:pPr>
-              <w:spacing w:after="0" w:line="252" w:lineRule="auto"/>
-            </w:pPr>
-            <w:r>
-              <w:rPr>
-                <w:rFonts w:ascii="Noto Sans CJK KR" w:hAnsi="Noto Sans CJK KR"/>
-                <w:color w:val="202124"/>
-                <w:sz w:val="17"/>
-              </w:rPr>
-              <w:t>운영자/Frontend</w:t>
-            </w:r>
-          </w:p>
-        </w:tc>
-      </w:tr>
-      <w:tr>
-        <w:trPr>
-          <w:cantSplit/>
-        </w:trPr>
-        <w:tc>
-          <w:tcPr>
-            <w:tcW w:type="dxa" w:w="2720"/>
-            <w:tcMar>
-              <w:top w:w="70" w:type="dxa"/>
-              <w:start w:w="80" w:type="dxa"/>
-              <w:bottom w:w="70" w:type="dxa"/>
-              <w:end w:w="80" w:type="dxa"/>
-            </w:tcMar>
-            <w:vAlign w:val="top"/>
-            <w:shd w:fill="F4F7FA"/>
-          </w:tcPr>
-          <w:p>
-            <w:pPr>
-              <w:spacing w:after="0" w:line="252" w:lineRule="auto"/>
-            </w:pPr>
-            <w:r>
-              <w:rPr>
-                <w:rFonts w:ascii="Noto Sans CJK KR" w:hAnsi="Noto Sans CJK KR"/>
-                <w:color w:val="202124"/>
-                <w:sz w:val="17"/>
-              </w:rPr>
-              <w:t>cpf-batch</w:t>
-            </w:r>
-          </w:p>
-        </w:tc>
-        <w:tc>
-          <w:tcPr>
-            <w:tcW w:type="dxa" w:w="2720"/>
-            <w:tcMar>
-              <w:top w:w="70" w:type="dxa"/>
-              <w:start w:w="80" w:type="dxa"/>
-              <w:bottom w:w="70" w:type="dxa"/>
-              <w:end w:w="80" w:type="dxa"/>
-            </w:tcMar>
-            <w:vAlign w:val="top"/>
-          </w:tcPr>
-          <w:p>
-            <w:pPr>
-              <w:spacing w:after="0" w:line="252" w:lineRule="auto"/>
-            </w:pPr>
-            <w:r>
-              <w:rPr>
-                <w:rFonts w:ascii="Noto Sans CJK KR" w:hAnsi="Noto Sans CJK KR"/>
-                <w:color w:val="202124"/>
-                <w:sz w:val="17"/>
-              </w:rPr>
-              <w:t>Batch Runtime</w:t>
-            </w:r>
-          </w:p>
-        </w:tc>
-        <w:tc>
-          <w:tcPr>
-            <w:tcW w:type="dxa" w:w="2720"/>
-            <w:tcMar>
-              <w:top w:w="70" w:type="dxa"/>
-              <w:start w:w="80" w:type="dxa"/>
-              <w:bottom w:w="70" w:type="dxa"/>
-              <w:end w:w="80" w:type="dxa"/>
-            </w:tcMar>
-            <w:vAlign w:val="top"/>
-          </w:tcPr>
-          <w:p>
-            <w:pPr>
-              <w:spacing w:after="0" w:line="252" w:lineRule="auto"/>
-            </w:pPr>
-            <w:r>
-              <w:rPr>
-                <w:rFonts w:ascii="Noto Sans CJK KR" w:hAnsi="Noto Sans CJK KR"/>
-                <w:color w:val="202124"/>
-                <w:sz w:val="17"/>
-              </w:rPr>
-              <w:t>업무 master 금지</w:t>
-            </w:r>
-          </w:p>
-        </w:tc>
-        <w:tc>
-          <w:tcPr>
-            <w:tcW w:type="dxa" w:w="2720"/>
-            <w:tcMar>
-              <w:top w:w="70" w:type="dxa"/>
-              <w:start w:w="80" w:type="dxa"/>
-              <w:bottom w:w="70" w:type="dxa"/>
-              <w:end w:w="80" w:type="dxa"/>
-            </w:tcMar>
-            <w:vAlign w:val="top"/>
-          </w:tcPr>
-          <w:p>
-            <w:pPr>
-              <w:spacing w:after="0" w:line="252" w:lineRule="auto"/>
-            </w:pPr>
-            <w:r>
-              <w:rPr>
-                <w:rFonts w:ascii="Noto Sans CJK KR" w:hAnsi="Noto Sans CJK KR"/>
-                <w:color w:val="202124"/>
-                <w:sz w:val="17"/>
-              </w:rPr>
-              <w:t>Scheduler/Worker</w:t>
-            </w:r>
-          </w:p>
-        </w:tc>
-      </w:tr>
-      <w:tr>
-        <w:trPr>
-          <w:cantSplit/>
-        </w:trPr>
-        <w:tc>
-          <w:tcPr>
-            <w:tcW w:type="dxa" w:w="2720"/>
-            <w:tcMar>
-              <w:top w:w="70" w:type="dxa"/>
-              <w:start w:w="80" w:type="dxa"/>
-              <w:bottom w:w="70" w:type="dxa"/>
-              <w:end w:w="80" w:type="dxa"/>
-            </w:tcMar>
-            <w:vAlign w:val="top"/>
-            <w:shd w:fill="F4F7FA"/>
-          </w:tcPr>
-          <w:p>
-            <w:pPr>
-              <w:spacing w:after="0" w:line="252" w:lineRule="auto"/>
-            </w:pPr>
-            <w:r>
-              <w:rPr>
-                <w:rFonts w:ascii="Noto Sans CJK KR" w:hAnsi="Noto Sans CJK KR"/>
-                <w:color w:val="202124"/>
-                <w:sz w:val="17"/>
-              </w:rPr>
-              <w:t>cpf-gateway</w:t>
-            </w:r>
-          </w:p>
-        </w:tc>
-        <w:tc>
-          <w:tcPr>
-            <w:tcW w:type="dxa" w:w="2720"/>
-            <w:tcMar>
-              <w:top w:w="70" w:type="dxa"/>
-              <w:start w:w="80" w:type="dxa"/>
-              <w:bottom w:w="70" w:type="dxa"/>
-              <w:end w:w="80" w:type="dxa"/>
-            </w:tcMar>
-            <w:vAlign w:val="top"/>
-          </w:tcPr>
-          <w:p>
-            <w:pPr>
-              <w:spacing w:after="0" w:line="252" w:lineRule="auto"/>
-            </w:pPr>
-            <w:r>
-              <w:rPr>
-                <w:rFonts w:ascii="Noto Sans CJK KR" w:hAnsi="Noto Sans CJK KR"/>
-                <w:color w:val="202124"/>
-                <w:sz w:val="17"/>
-              </w:rPr>
-              <w:t>Edge/Routing</w:t>
-            </w:r>
-          </w:p>
-        </w:tc>
-        <w:tc>
-          <w:tcPr>
-            <w:tcW w:type="dxa" w:w="2720"/>
-            <w:tcMar>
-              <w:top w:w="70" w:type="dxa"/>
-              <w:start w:w="80" w:type="dxa"/>
-              <w:bottom w:w="70" w:type="dxa"/>
-              <w:end w:w="80" w:type="dxa"/>
-            </w:tcMar>
-            <w:vAlign w:val="top"/>
-          </w:tcPr>
-          <w:p>
-            <w:pPr>
-              <w:spacing w:after="0" w:line="252" w:lineRule="auto"/>
-            </w:pPr>
-            <w:r>
-              <w:rPr>
-                <w:rFonts w:ascii="Noto Sans CJK KR" w:hAnsi="Noto Sans CJK KR"/>
-                <w:color w:val="202124"/>
-                <w:sz w:val="17"/>
-              </w:rPr>
-              <w:t>업무 로직 금지</w:t>
-            </w:r>
-          </w:p>
-        </w:tc>
-        <w:tc>
-          <w:tcPr>
-            <w:tcW w:type="dxa" w:w="2720"/>
-            <w:tcMar>
-              <w:top w:w="70" w:type="dxa"/>
-              <w:start w:w="80" w:type="dxa"/>
-              <w:bottom w:w="70" w:type="dxa"/>
-              <w:end w:w="80" w:type="dxa"/>
-            </w:tcMar>
-            <w:vAlign w:val="top"/>
-          </w:tcPr>
-          <w:p>
-            <w:pPr>
-              <w:spacing w:after="0" w:line="252" w:lineRule="auto"/>
-            </w:pPr>
-            <w:r>
-              <w:rPr>
-                <w:rFonts w:ascii="Noto Sans CJK KR" w:hAnsi="Noto Sans CJK KR"/>
-                <w:color w:val="202124"/>
-                <w:sz w:val="17"/>
-              </w:rPr>
-              <w:t>외부 Client/Domain</w:t>
+              <w:t>어떤 모듈이 무엇을 소유하고 호출 방향이 어디로 향하는지 확인합니다.</w:t>
             </w:r>
           </w:p>
         </w:tc>
       </w:tr>
     </w:tbl>
-    <w:p/>
     <w:p>
       <w:pPr>
-        <w:pStyle w:val="SourceRail"/>
-      </w:pPr>
-      <w:r>
-        <w:t>Source 길찾기 settings.gradle</w:t>
-      </w:r>
-    </w:p>
-    <w:p>
-      <w:pPr>
-        <w:pStyle w:val="Heading1"/>
-        <w:keepNext/>
-        <w:keepLines/>
-        <w:widowControl/>
-      </w:pPr>
-      <w:r>
-        <w:t>2. CPF 전체 Architecture Map</w:t>
-      </w:r>
-    </w:p>
-    <w:p>
-      <w:pPr>
-        <w:pStyle w:val="FigureCaption"/>
-        <w:jc w:val="left"/>
-        <w:keepNext/>
-        <w:keepLines/>
-        <w:widowControl/>
-      </w:pPr>
-      <w:r>
-        <w:t>그림 2-1. CPF 전체 Architecture</w:t>
-      </w:r>
-    </w:p>
-    <w:p>
-      <w:pPr>
-        <w:spacing w:after="40"/>
+        <w:spacing w:before="60" w:after="40"/>
         <w:jc w:val="center"/>
-        <w:keepNext/>
-        <w:keepLines/>
-        <w:widowControl/>
       </w:pPr>
       <w:r>
         <w:drawing>
           <wp:inline xmlns:a="http://schemas.openxmlformats.org/drawingml/2006/main" xmlns:pic="http://schemas.openxmlformats.org/drawingml/2006/picture">
-            <wp:extent cx="6408000" cy="3204000"/>
-            <wp:docPr id="1" name="Picture 1" descr="그림 2-1. CPF 전체 Architecture - Business Ownership, Framework Capability, Optional Edge, Batch, Operations, DB3를 분리합니다." title="그림 2-1. CPF 전체 Architecture"/>
+            <wp:extent cx="8251545" cy="4584192"/>
+            <wp:docPr id="1" name="Picture 1" descr="CPF 전체 Architecture Map" title="CPF 전체 Architecture Map"/>
             <wp:cNvGraphicFramePr>
               <a:graphicFrameLocks noChangeAspect="1"/>
             </wp:cNvGraphicFramePr>
@@ -1507,7 +684,7 @@
                   <pic:spPr>
                     <a:xfrm>
                       <a:off x="0" y="0"/>
-                      <a:ext cx="6408000" cy="3204000"/>
+                      <a:ext cx="8251545" cy="4584192"/>
                     </a:xfrm>
                     <a:prstGeom prst="rect"/>
                   </pic:spPr>
@@ -1520,201 +697,818 @@
     </w:p>
     <w:p>
       <w:pPr>
-        <w:pStyle w:val="FigureExplain"/>
-        <w:keepLines/>
-        <w:widowControl/>
+        <w:pStyle w:val="CPFCaption"/>
+        <w:jc w:val="left"/>
       </w:pPr>
       <w:r>
-        <w:t>Business Ownership, Framework Capability, Optional Edge, Batch, Operations, DB3를 분리합니다.</w:t>
+        <w:t>Generated Business Domain, Framework/Capability, 선택형 Gateway/Backoffice, Operations, DB3의 Owner 경계를 한 화면에서 구분합니다.</w:t>
       </w:r>
     </w:p>
     <w:p>
       <w:pPr>
-        <w:pStyle w:val="Heading2"/>
-        <w:keepNext/>
-        <w:keepLines/>
-        <w:widowControl/>
+        <w:pStyle w:val="CPFLabel"/>
       </w:pPr>
       <w:r>
-        <w:t>2.1 Business Domain</w:t>
+        <w:t>공식 Owner</w:t>
       </w:r>
     </w:p>
-    <w:p>
-      <w:pPr>
-        <w:pStyle w:val="BodyRail"/>
-      </w:pPr>
-      <w:r>
-        <w:t>Generated Business Domain은 업무 기능과 Owner DB를 소유하고 CPF Public API/Starter를 통해 공통 기능을 사용합니다. 다른 Domain의 internal package나 DB를 직접 참조하지 않습니다.</w:t>
-      </w:r>
-    </w:p>
-    <w:p>
-      <w:pPr>
-        <w:pStyle w:val="BulletRail"/>
-      </w:pPr>
-      <w:r>
-        <w:t>•  민감정보 전송·보존 정책을 Provider 경계에서 적용합니다.</w:t>
-      </w:r>
-    </w:p>
-    <w:p>
-      <w:pPr>
-        <w:pStyle w:val="BulletRail"/>
-      </w:pPr>
-      <w:r>
-        <w:t>•  Business Domain은 자신의 업무 원장과 규칙을 소유하고 다른 Domain의 Internal/DB를 직접 참조하지 않습니다.</w:t>
-      </w:r>
-    </w:p>
-    <w:p>
-      <w:pPr>
-        <w:pStyle w:val="Heading2"/>
-        <w:keepNext/>
-        <w:keepLines/>
-        <w:widowControl/>
-      </w:pPr>
-      <w:r>
-        <w:t>2.2 Framework/Starter/Common</w:t>
-      </w:r>
-    </w:p>
-    <w:p>
-      <w:pPr>
-        <w:pStyle w:val="BodyRail"/>
-      </w:pPr>
-      <w:r>
-        <w:t>Starter는 Application이 필요한 Capability를 명시적으로 선택하는 Public Entry입니다. Provider는 명시 선택하고 충돌 시 fail-fast하며 Internal leaf는 개발자 선택 Surface로 노출하지 않습니다.</w:t>
-      </w:r>
-    </w:p>
-    <w:p>
-      <w:pPr>
-        <w:pStyle w:val="BulletRail"/>
-      </w:pPr>
-      <w:r>
-        <w:t>•  한 Deployable은 기본적으로 exactly-one Top-level Profile을 선택합니다.</w:t>
-      </w:r>
-    </w:p>
-    <w:p>
-      <w:pPr>
-        <w:pStyle w:val="BulletRail"/>
-      </w:pPr>
-      <w:r>
-        <w:t>•  선택하지 않은 Optional Capability는 bean/thread/config/sql/endpoint Side Effect가 없어야 합니다.</w:t>
-      </w:r>
-    </w:p>
-    <w:p>
-      <w:pPr>
-        <w:pStyle w:val="Heading2"/>
-        <w:keepNext/>
-        <w:keepLines/>
-        <w:widowControl/>
-      </w:pPr>
-      <w:r>
-        <w:t>2.3 Gateway/Backoffice</w:t>
-      </w:r>
-    </w:p>
-    <w:p>
-      <w:pPr>
-        <w:pStyle w:val="BodyRail"/>
-      </w:pPr>
-      <w:r>
-        <w:t>cpf-backoffice는 Optional Prebuilt Business Domain이고 cpf-backoffice-web은 DB-less Channel/BFF Reference입니다. Browser는 Channel을 통해 호출하고 Business 원장은 Owner Domain이 유지합니다.</w:t>
-      </w:r>
-    </w:p>
-    <w:p>
-      <w:pPr>
-        <w:pStyle w:val="BulletRail"/>
-      </w:pPr>
-      <w:r>
-        <w:t>•  Backoffice가 Member 등 다른 Domain DB를 직접 조회하지 않습니다.</w:t>
-      </w:r>
-    </w:p>
-    <w:p>
-      <w:pPr>
-        <w:pStyle w:val="BulletRail"/>
-      </w:pPr>
-      <w:r>
-        <w:t>•  선택형 Backoffice를 제거해도 core/common/admin/gateway/다른 Domain이 정상 동작해야 합니다.</w:t>
-      </w:r>
-    </w:p>
-    <w:p>
-      <w:pPr>
-        <w:pStyle w:val="Heading2"/>
-        <w:keepNext/>
-        <w:keepLines/>
-        <w:widowControl/>
-      </w:pPr>
-      <w:r>
-        <w:t>2.4 Batch</w:t>
-      </w:r>
-    </w:p>
-    <w:p>
-      <w:pPr>
-        <w:pStyle w:val="BodyRail"/>
-      </w:pPr>
-      <w:r>
-        <w:t>Batch는 cpf-batch가 Control Plane·Scheduler·Worker·Center-Cut·Agent Runtime을 소유하고 업무 Domain의 batch module은 Job 정의와 업무 처리를 연결합니다. 실행은 LOCAL·PARALLEL_STEPS·LOCAL_PARTITION 및 DB 기반 claim/lease/fencing을 사용하며 Batch 전용 Kafka Remote Execution은 사용하지 않습니다.</w:t>
-      </w:r>
-    </w:p>
-    <w:p>
-      <w:pPr>
-        <w:pStyle w:val="Heading2"/>
-        <w:keepNext/>
-        <w:keepLines/>
-        <w:widowControl/>
-      </w:pPr>
-      <w:r>
-        <w:t>2.5 DB/Operations</w:t>
-      </w:r>
-    </w:p>
-    <w:p>
-      <w:pPr>
-        <w:pStyle w:val="BodyRail"/>
-      </w:pPr>
-      <w:r>
-        <w:t>DB는 Owner별 원장을 유지하면서 DB3 lifecycle을 따르고 Operations는 transaction·operation·instance 축으로 상태와 Trace를 조회합니다. 운영 계층이 업무 원장을 직접 소유하지 않습니다.</w:t>
-      </w:r>
-    </w:p>
-    <w:p>
-      <w:pPr>
-        <w:pStyle w:val="SourceRail"/>
-      </w:pPr>
-      <w:r>
-        <w:t>Source 길찾기 cpf-tools/db</w:t>
-      </w:r>
-    </w:p>
+    <w:tbl>
+      <w:tblPr>
+        <w:tblW w:type="auto" w:w="0"/>
+        <w:jc w:val="left"/>
+        <w:tblLayout w:type="fixed"/>
+        <w:tblLook w:firstColumn="1" w:firstRow="1" w:lastColumn="0" w:lastRow="0" w:noHBand="0" w:noVBand="1" w:val="04A0"/>
+      </w:tblPr>
+      <w:tblGrid>
+        <w:gridCol w:w="3812"/>
+        <w:gridCol w:w="3812"/>
+        <w:gridCol w:w="3812"/>
+        <w:gridCol w:w="3812"/>
+      </w:tblGrid>
+      <w:tr>
+        <w:trPr>
+          <w:tblHeader w:val="true"/>
+        </w:trPr>
+        <w:tc>
+          <w:tcPr>
+            <w:tcW w:type="dxa" w:w="2003"/>
+            <w:shd w:fill="17324D"/>
+            <w:tcMar>
+              <w:top w:w="90" w:type="dxa"/>
+              <w:start w:w="110" w:type="dxa"/>
+              <w:bottom w:w="90" w:type="dxa"/>
+              <w:end w:w="110" w:type="dxa"/>
+            </w:tcMar>
+          </w:tcPr>
+          <w:p>
+            <w:r>
+              <w:rPr>
+                <w:b/>
+                <w:color w:val="FFFFFF"/>
+                <w:sz w:val="16"/>
+              </w:rPr>
+              <w:t>영역</w:t>
+            </w:r>
+          </w:p>
+        </w:tc>
+        <w:tc>
+          <w:tcPr>
+            <w:tcW w:type="dxa" w:w="3105"/>
+            <w:shd w:fill="17324D"/>
+            <w:tcMar>
+              <w:top w:w="90" w:type="dxa"/>
+              <w:start w:w="110" w:type="dxa"/>
+              <w:bottom w:w="90" w:type="dxa"/>
+              <w:end w:w="110" w:type="dxa"/>
+            </w:tcMar>
+          </w:tcPr>
+          <w:p>
+            <w:r>
+              <w:rPr>
+                <w:b/>
+                <w:color w:val="FFFFFF"/>
+                <w:sz w:val="16"/>
+              </w:rPr>
+              <w:t>Owner</w:t>
+            </w:r>
+          </w:p>
+        </w:tc>
+        <w:tc>
+          <w:tcPr>
+            <w:tcW w:type="dxa" w:w="5409"/>
+            <w:shd w:fill="17324D"/>
+            <w:tcMar>
+              <w:top w:w="90" w:type="dxa"/>
+              <w:start w:w="110" w:type="dxa"/>
+              <w:bottom w:w="90" w:type="dxa"/>
+              <w:end w:w="110" w:type="dxa"/>
+            </w:tcMar>
+          </w:tcPr>
+          <w:p>
+            <w:r>
+              <w:rPr>
+                <w:b/>
+                <w:color w:val="FFFFFF"/>
+                <w:sz w:val="16"/>
+              </w:rPr>
+              <w:t>책임</w:t>
+            </w:r>
+          </w:p>
+        </w:tc>
+        <w:tc>
+          <w:tcPr>
+            <w:tcW w:type="dxa" w:w="4507"/>
+            <w:shd w:fill="17324D"/>
+            <w:tcMar>
+              <w:top w:w="90" w:type="dxa"/>
+              <w:start w:w="110" w:type="dxa"/>
+              <w:bottom w:w="90" w:type="dxa"/>
+              <w:end w:w="110" w:type="dxa"/>
+            </w:tcMar>
+          </w:tcPr>
+          <w:p>
+            <w:r>
+              <w:rPr>
+                <w:b/>
+                <w:color w:val="FFFFFF"/>
+                <w:sz w:val="16"/>
+              </w:rPr>
+              <w:t>금지</w:t>
+            </w:r>
+          </w:p>
+        </w:tc>
+      </w:tr>
+      <w:tr>
+        <w:trPr>
+          <w:cantSplit/>
+        </w:trPr>
+        <w:tc>
+          <w:tcPr>
+            <w:tcW w:type="dxa" w:w="2003"/>
+            <w:tcMar>
+              <w:top w:w="80" w:type="dxa"/>
+              <w:start w:w="100" w:type="dxa"/>
+              <w:bottom w:w="80" w:type="dxa"/>
+              <w:end w:w="100" w:type="dxa"/>
+            </w:tcMar>
+            <w:vAlign w:val="center"/>
+          </w:tcPr>
+          <w:p>
+            <w:pPr>
+              <w:spacing w:after="0" w:line="252" w:lineRule="auto"/>
+            </w:pPr>
+            <w:r>
+              <w:rPr>
+                <w:rFonts w:ascii="Noto Sans KR" w:hAnsi="Noto Sans KR" w:eastAsia="Noto Sans KR"/>
+                <w:sz w:val="16"/>
+              </w:rPr>
+              <w:t>기술 핵심</w:t>
+            </w:r>
+          </w:p>
+        </w:tc>
+        <w:tc>
+          <w:tcPr>
+            <w:tcW w:type="dxa" w:w="3105"/>
+            <w:tcMar>
+              <w:top w:w="80" w:type="dxa"/>
+              <w:start w:w="100" w:type="dxa"/>
+              <w:bottom w:w="80" w:type="dxa"/>
+              <w:end w:w="100" w:type="dxa"/>
+            </w:tcMar>
+            <w:vAlign w:val="center"/>
+          </w:tcPr>
+          <w:p>
+            <w:pPr>
+              <w:spacing w:after="0" w:line="252" w:lineRule="auto"/>
+            </w:pPr>
+            <w:r>
+              <w:rPr>
+                <w:rFonts w:ascii="Noto Sans KR" w:hAnsi="Noto Sans KR" w:eastAsia="Noto Sans KR"/>
+                <w:sz w:val="16"/>
+              </w:rPr>
+              <w:t>cpf-core</w:t>
+            </w:r>
+          </w:p>
+        </w:tc>
+        <w:tc>
+          <w:tcPr>
+            <w:tcW w:type="dxa" w:w="5409"/>
+            <w:tcMar>
+              <w:top w:w="80" w:type="dxa"/>
+              <w:start w:w="100" w:type="dxa"/>
+              <w:bottom w:w="80" w:type="dxa"/>
+              <w:end w:w="100" w:type="dxa"/>
+            </w:tcMar>
+            <w:vAlign w:val="center"/>
+          </w:tcPr>
+          <w:p>
+            <w:pPr>
+              <w:spacing w:after="0" w:line="252" w:lineRule="auto"/>
+            </w:pPr>
+            <w:r>
+              <w:rPr>
+                <w:rFonts w:ascii="Noto Sans KR" w:hAnsi="Noto Sans KR" w:eastAsia="Noto Sans KR"/>
+                <w:sz w:val="16"/>
+              </w:rPr>
+              <w:t>topology-independent core contracts</w:t>
+            </w:r>
+          </w:p>
+        </w:tc>
+        <w:tc>
+          <w:tcPr>
+            <w:tcW w:type="dxa" w:w="4507"/>
+            <w:tcMar>
+              <w:top w:w="80" w:type="dxa"/>
+              <w:start w:w="100" w:type="dxa"/>
+              <w:bottom w:w="80" w:type="dxa"/>
+              <w:end w:w="100" w:type="dxa"/>
+            </w:tcMar>
+            <w:vAlign w:val="center"/>
+          </w:tcPr>
+          <w:p>
+            <w:pPr>
+              <w:spacing w:after="0" w:line="252" w:lineRule="auto"/>
+            </w:pPr>
+            <w:r>
+              <w:rPr>
+                <w:rFonts w:ascii="Noto Sans KR" w:hAnsi="Noto Sans KR" w:eastAsia="Noto Sans KR"/>
+                <w:sz w:val="16"/>
+              </w:rPr>
+              <w:t>Admin/Batch Runtime/업무 구현 적치 금지</w:t>
+            </w:r>
+          </w:p>
+        </w:tc>
+      </w:tr>
+      <w:tr>
+        <w:trPr>
+          <w:cantSplit/>
+        </w:trPr>
+        <w:tc>
+          <w:tcPr>
+            <w:tcW w:type="dxa" w:w="2003"/>
+            <w:tcMar>
+              <w:top w:w="80" w:type="dxa"/>
+              <w:start w:w="100" w:type="dxa"/>
+              <w:bottom w:w="80" w:type="dxa"/>
+              <w:end w:w="100" w:type="dxa"/>
+            </w:tcMar>
+            <w:vAlign w:val="center"/>
+            <w:shd w:fill="F7FAFC"/>
+          </w:tcPr>
+          <w:p>
+            <w:pPr>
+              <w:spacing w:after="0" w:line="252" w:lineRule="auto"/>
+            </w:pPr>
+            <w:r>
+              <w:rPr>
+                <w:rFonts w:ascii="Noto Sans KR" w:hAnsi="Noto Sans KR" w:eastAsia="Noto Sans KR"/>
+                <w:sz w:val="16"/>
+              </w:rPr>
+              <w:t>프레임워크 공통</w:t>
+            </w:r>
+          </w:p>
+        </w:tc>
+        <w:tc>
+          <w:tcPr>
+            <w:tcW w:type="dxa" w:w="3105"/>
+            <w:tcMar>
+              <w:top w:w="80" w:type="dxa"/>
+              <w:start w:w="100" w:type="dxa"/>
+              <w:bottom w:w="80" w:type="dxa"/>
+              <w:end w:w="100" w:type="dxa"/>
+            </w:tcMar>
+            <w:vAlign w:val="center"/>
+            <w:shd w:fill="F7FAFC"/>
+          </w:tcPr>
+          <w:p>
+            <w:pPr>
+              <w:spacing w:after="0" w:line="252" w:lineRule="auto"/>
+            </w:pPr>
+            <w:r>
+              <w:rPr>
+                <w:rFonts w:ascii="Noto Sans KR" w:hAnsi="Noto Sans KR" w:eastAsia="Noto Sans KR"/>
+                <w:sz w:val="16"/>
+              </w:rPr>
+              <w:t>cpf-common</w:t>
+            </w:r>
+          </w:p>
+        </w:tc>
+        <w:tc>
+          <w:tcPr>
+            <w:tcW w:type="dxa" w:w="5409"/>
+            <w:tcMar>
+              <w:top w:w="80" w:type="dxa"/>
+              <w:start w:w="100" w:type="dxa"/>
+              <w:bottom w:w="80" w:type="dxa"/>
+              <w:end w:w="100" w:type="dxa"/>
+            </w:tcMar>
+            <w:vAlign w:val="center"/>
+            <w:shd w:fill="F7FAFC"/>
+          </w:tcPr>
+          <w:p>
+            <w:pPr>
+              <w:spacing w:after="0" w:line="252" w:lineRule="auto"/>
+            </w:pPr>
+            <w:r>
+              <w:rPr>
+                <w:rFonts w:ascii="Noto Sans KR" w:hAnsi="Noto Sans KR" w:eastAsia="Noto Sans KR"/>
+                <w:sz w:val="16"/>
+              </w:rPr>
+              <w:t>공통 기능/계약</w:t>
+            </w:r>
+          </w:p>
+        </w:tc>
+        <w:tc>
+          <w:tcPr>
+            <w:tcW w:type="dxa" w:w="4507"/>
+            <w:tcMar>
+              <w:top w:w="80" w:type="dxa"/>
+              <w:start w:w="100" w:type="dxa"/>
+              <w:bottom w:w="80" w:type="dxa"/>
+              <w:end w:w="100" w:type="dxa"/>
+            </w:tcMar>
+            <w:vAlign w:val="center"/>
+            <w:shd w:fill="F7FAFC"/>
+          </w:tcPr>
+          <w:p>
+            <w:pPr>
+              <w:spacing w:after="0" w:line="252" w:lineRule="auto"/>
+            </w:pPr>
+            <w:r>
+              <w:rPr>
+                <w:rFonts w:ascii="Noto Sans KR" w:hAnsi="Noto Sans KR" w:eastAsia="Noto Sans KR"/>
+                <w:sz w:val="16"/>
+              </w:rPr>
+              <w:t>특정 고객 Domain 원장 소유 금지</w:t>
+            </w:r>
+          </w:p>
+        </w:tc>
+      </w:tr>
+      <w:tr>
+        <w:trPr>
+          <w:cantSplit/>
+        </w:trPr>
+        <w:tc>
+          <w:tcPr>
+            <w:tcW w:type="dxa" w:w="2003"/>
+            <w:tcMar>
+              <w:top w:w="80" w:type="dxa"/>
+              <w:start w:w="100" w:type="dxa"/>
+              <w:bottom w:w="80" w:type="dxa"/>
+              <w:end w:w="100" w:type="dxa"/>
+            </w:tcMar>
+            <w:vAlign w:val="center"/>
+          </w:tcPr>
+          <w:p>
+            <w:pPr>
+              <w:spacing w:after="0" w:line="252" w:lineRule="auto"/>
+            </w:pPr>
+            <w:r>
+              <w:rPr>
+                <w:rFonts w:ascii="Noto Sans KR" w:hAnsi="Noto Sans KR" w:eastAsia="Noto Sans KR"/>
+                <w:sz w:val="16"/>
+              </w:rPr>
+              <w:t>플랫폼 운영</w:t>
+            </w:r>
+          </w:p>
+        </w:tc>
+        <w:tc>
+          <w:tcPr>
+            <w:tcW w:type="dxa" w:w="3105"/>
+            <w:tcMar>
+              <w:top w:w="80" w:type="dxa"/>
+              <w:start w:w="100" w:type="dxa"/>
+              <w:bottom w:w="80" w:type="dxa"/>
+              <w:end w:w="100" w:type="dxa"/>
+            </w:tcMar>
+            <w:vAlign w:val="center"/>
+          </w:tcPr>
+          <w:p>
+            <w:pPr>
+              <w:spacing w:after="0" w:line="252" w:lineRule="auto"/>
+            </w:pPr>
+            <w:r>
+              <w:rPr>
+                <w:rFonts w:ascii="Noto Sans KR" w:hAnsi="Noto Sans KR" w:eastAsia="Noto Sans KR"/>
+                <w:sz w:val="16"/>
+              </w:rPr>
+              <w:t>cpf-admin</w:t>
+            </w:r>
+          </w:p>
+        </w:tc>
+        <w:tc>
+          <w:tcPr>
+            <w:tcW w:type="dxa" w:w="5409"/>
+            <w:tcMar>
+              <w:top w:w="80" w:type="dxa"/>
+              <w:start w:w="100" w:type="dxa"/>
+              <w:bottom w:w="80" w:type="dxa"/>
+              <w:end w:w="100" w:type="dxa"/>
+            </w:tcMar>
+            <w:vAlign w:val="center"/>
+          </w:tcPr>
+          <w:p>
+            <w:pPr>
+              <w:spacing w:after="0" w:line="252" w:lineRule="auto"/>
+            </w:pPr>
+            <w:r>
+              <w:rPr>
+                <w:rFonts w:ascii="Noto Sans KR" w:hAnsi="Noto Sans KR" w:eastAsia="Noto Sans KR"/>
+                <w:sz w:val="16"/>
+              </w:rPr>
+              <w:t>플랫폼 운영/관리</w:t>
+            </w:r>
+          </w:p>
+        </w:tc>
+        <w:tc>
+          <w:tcPr>
+            <w:tcW w:type="dxa" w:w="4507"/>
+            <w:tcMar>
+              <w:top w:w="80" w:type="dxa"/>
+              <w:start w:w="100" w:type="dxa"/>
+              <w:bottom w:w="80" w:type="dxa"/>
+              <w:end w:w="100" w:type="dxa"/>
+            </w:tcMar>
+            <w:vAlign w:val="center"/>
+          </w:tcPr>
+          <w:p>
+            <w:pPr>
+              <w:spacing w:after="0" w:line="252" w:lineRule="auto"/>
+            </w:pPr>
+            <w:r>
+              <w:rPr>
+                <w:rFonts w:ascii="Noto Sans KR" w:hAnsi="Noto Sans KR" w:eastAsia="Noto Sans KR"/>
+                <w:sz w:val="16"/>
+              </w:rPr>
+              <w:t>업무 원장 직접 소유 금지</w:t>
+            </w:r>
+          </w:p>
+        </w:tc>
+      </w:tr>
+      <w:tr>
+        <w:trPr>
+          <w:cantSplit/>
+        </w:trPr>
+        <w:tc>
+          <w:tcPr>
+            <w:tcW w:type="dxa" w:w="2003"/>
+            <w:tcMar>
+              <w:top w:w="80" w:type="dxa"/>
+              <w:start w:w="100" w:type="dxa"/>
+              <w:bottom w:w="80" w:type="dxa"/>
+              <w:end w:w="100" w:type="dxa"/>
+            </w:tcMar>
+            <w:vAlign w:val="center"/>
+            <w:shd w:fill="F7FAFC"/>
+          </w:tcPr>
+          <w:p>
+            <w:pPr>
+              <w:spacing w:after="0" w:line="252" w:lineRule="auto"/>
+            </w:pPr>
+            <w:r>
+              <w:rPr>
+                <w:rFonts w:ascii="Noto Sans KR" w:hAnsi="Noto Sans KR" w:eastAsia="Noto Sans KR"/>
+                <w:sz w:val="16"/>
+              </w:rPr>
+              <w:t>Backoffice</w:t>
+            </w:r>
+          </w:p>
+        </w:tc>
+        <w:tc>
+          <w:tcPr>
+            <w:tcW w:type="dxa" w:w="3105"/>
+            <w:tcMar>
+              <w:top w:w="80" w:type="dxa"/>
+              <w:start w:w="100" w:type="dxa"/>
+              <w:bottom w:w="80" w:type="dxa"/>
+              <w:end w:w="100" w:type="dxa"/>
+            </w:tcMar>
+            <w:vAlign w:val="center"/>
+            <w:shd w:fill="F7FAFC"/>
+          </w:tcPr>
+          <w:p>
+            <w:pPr>
+              <w:spacing w:after="0" w:line="252" w:lineRule="auto"/>
+            </w:pPr>
+            <w:r>
+              <w:rPr>
+                <w:rFonts w:ascii="Noto Sans KR" w:hAnsi="Noto Sans KR" w:eastAsia="Noto Sans KR"/>
+                <w:sz w:val="16"/>
+              </w:rPr>
+              <w:t>cpf-backoffice</w:t>
+            </w:r>
+          </w:p>
+        </w:tc>
+        <w:tc>
+          <w:tcPr>
+            <w:tcW w:type="dxa" w:w="5409"/>
+            <w:tcMar>
+              <w:top w:w="80" w:type="dxa"/>
+              <w:start w:w="100" w:type="dxa"/>
+              <w:bottom w:w="80" w:type="dxa"/>
+              <w:end w:w="100" w:type="dxa"/>
+            </w:tcMar>
+            <w:vAlign w:val="center"/>
+            <w:shd w:fill="F7FAFC"/>
+          </w:tcPr>
+          <w:p>
+            <w:pPr>
+              <w:spacing w:after="0" w:line="252" w:lineRule="auto"/>
+            </w:pPr>
+            <w:r>
+              <w:rPr>
+                <w:rFonts w:ascii="Noto Sans KR" w:hAnsi="Noto Sans KR" w:eastAsia="Noto Sans KR"/>
+                <w:sz w:val="16"/>
+              </w:rPr>
+              <w:t>업무 관리자/Backoffice Owner</w:t>
+            </w:r>
+          </w:p>
+        </w:tc>
+        <w:tc>
+          <w:tcPr>
+            <w:tcW w:type="dxa" w:w="4507"/>
+            <w:tcMar>
+              <w:top w:w="80" w:type="dxa"/>
+              <w:start w:w="100" w:type="dxa"/>
+              <w:bottom w:w="80" w:type="dxa"/>
+              <w:end w:w="100" w:type="dxa"/>
+            </w:tcMar>
+            <w:vAlign w:val="center"/>
+            <w:shd w:fill="F7FAFC"/>
+          </w:tcPr>
+          <w:p>
+            <w:pPr>
+              <w:spacing w:after="0" w:line="252" w:lineRule="auto"/>
+            </w:pPr>
+            <w:r>
+              <w:rPr>
+                <w:rFonts w:ascii="Noto Sans KR" w:hAnsi="Noto Sans KR" w:eastAsia="Noto Sans KR"/>
+                <w:sz w:val="16"/>
+              </w:rPr>
+              <w:t>Backoffice 외 별도 업무 관리자 Owner 중복 금지</w:t>
+            </w:r>
+          </w:p>
+        </w:tc>
+      </w:tr>
+      <w:tr>
+        <w:trPr>
+          <w:cantSplit/>
+        </w:trPr>
+        <w:tc>
+          <w:tcPr>
+            <w:tcW w:type="dxa" w:w="2003"/>
+            <w:tcMar>
+              <w:top w:w="80" w:type="dxa"/>
+              <w:start w:w="100" w:type="dxa"/>
+              <w:bottom w:w="80" w:type="dxa"/>
+              <w:end w:w="100" w:type="dxa"/>
+            </w:tcMar>
+            <w:vAlign w:val="center"/>
+          </w:tcPr>
+          <w:p>
+            <w:pPr>
+              <w:spacing w:after="0" w:line="252" w:lineRule="auto"/>
+            </w:pPr>
+            <w:r>
+              <w:rPr>
+                <w:rFonts w:ascii="Noto Sans KR" w:hAnsi="Noto Sans KR" w:eastAsia="Noto Sans KR"/>
+                <w:sz w:val="16"/>
+              </w:rPr>
+              <w:t>Batch</w:t>
+            </w:r>
+          </w:p>
+        </w:tc>
+        <w:tc>
+          <w:tcPr>
+            <w:tcW w:type="dxa" w:w="3105"/>
+            <w:tcMar>
+              <w:top w:w="80" w:type="dxa"/>
+              <w:start w:w="100" w:type="dxa"/>
+              <w:bottom w:w="80" w:type="dxa"/>
+              <w:end w:w="100" w:type="dxa"/>
+            </w:tcMar>
+            <w:vAlign w:val="center"/>
+          </w:tcPr>
+          <w:p>
+            <w:pPr>
+              <w:spacing w:after="0" w:line="252" w:lineRule="auto"/>
+            </w:pPr>
+            <w:r>
+              <w:rPr>
+                <w:rFonts w:ascii="Noto Sans KR" w:hAnsi="Noto Sans KR" w:eastAsia="Noto Sans KR"/>
+                <w:sz w:val="16"/>
+              </w:rPr>
+              <w:t>cpf-batch</w:t>
+            </w:r>
+          </w:p>
+        </w:tc>
+        <w:tc>
+          <w:tcPr>
+            <w:tcW w:type="dxa" w:w="5409"/>
+            <w:tcMar>
+              <w:top w:w="80" w:type="dxa"/>
+              <w:start w:w="100" w:type="dxa"/>
+              <w:bottom w:w="80" w:type="dxa"/>
+              <w:end w:w="100" w:type="dxa"/>
+            </w:tcMar>
+            <w:vAlign w:val="center"/>
+          </w:tcPr>
+          <w:p>
+            <w:pPr>
+              <w:spacing w:after="0" w:line="252" w:lineRule="auto"/>
+            </w:pPr>
+            <w:r>
+              <w:rPr>
+                <w:rFonts w:ascii="Noto Sans KR" w:hAnsi="Noto Sans KR" w:eastAsia="Noto Sans KR"/>
+                <w:sz w:val="16"/>
+              </w:rPr>
+              <w:t>Batch/Worker/Scheduler/Center-Cut</w:t>
+            </w:r>
+          </w:p>
+        </w:tc>
+        <w:tc>
+          <w:tcPr>
+            <w:tcW w:type="dxa" w:w="4507"/>
+            <w:tcMar>
+              <w:top w:w="80" w:type="dxa"/>
+              <w:start w:w="100" w:type="dxa"/>
+              <w:bottom w:w="80" w:type="dxa"/>
+              <w:end w:w="100" w:type="dxa"/>
+            </w:tcMar>
+            <w:vAlign w:val="center"/>
+          </w:tcPr>
+          <w:p>
+            <w:pPr>
+              <w:spacing w:after="0" w:line="252" w:lineRule="auto"/>
+            </w:pPr>
+            <w:r>
+              <w:rPr>
+                <w:rFonts w:ascii="Noto Sans KR" w:hAnsi="Noto Sans KR" w:eastAsia="Noto Sans KR"/>
+                <w:sz w:val="16"/>
+              </w:rPr>
+              <w:t>core로 Runtime 역유입 금지</w:t>
+            </w:r>
+          </w:p>
+        </w:tc>
+      </w:tr>
+      <w:tr>
+        <w:trPr>
+          <w:cantSplit/>
+        </w:trPr>
+        <w:tc>
+          <w:tcPr>
+            <w:tcW w:type="dxa" w:w="2003"/>
+            <w:tcMar>
+              <w:top w:w="80" w:type="dxa"/>
+              <w:start w:w="100" w:type="dxa"/>
+              <w:bottom w:w="80" w:type="dxa"/>
+              <w:end w:w="100" w:type="dxa"/>
+            </w:tcMar>
+            <w:vAlign w:val="center"/>
+            <w:shd w:fill="F7FAFC"/>
+          </w:tcPr>
+          <w:p>
+            <w:pPr>
+              <w:spacing w:after="0" w:line="252" w:lineRule="auto"/>
+            </w:pPr>
+            <w:r>
+              <w:rPr>
+                <w:rFonts w:ascii="Noto Sans KR" w:hAnsi="Noto Sans KR" w:eastAsia="Noto Sans KR"/>
+                <w:sz w:val="16"/>
+              </w:rPr>
+              <w:t>업무 Domain</w:t>
+            </w:r>
+          </w:p>
+        </w:tc>
+        <w:tc>
+          <w:tcPr>
+            <w:tcW w:type="dxa" w:w="3105"/>
+            <w:tcMar>
+              <w:top w:w="80" w:type="dxa"/>
+              <w:start w:w="100" w:type="dxa"/>
+              <w:bottom w:w="80" w:type="dxa"/>
+              <w:end w:w="100" w:type="dxa"/>
+            </w:tcMar>
+            <w:vAlign w:val="center"/>
+            <w:shd w:fill="F7FAFC"/>
+          </w:tcPr>
+          <w:p>
+            <w:pPr>
+              <w:spacing w:after="0" w:line="252" w:lineRule="auto"/>
+            </w:pPr>
+            <w:r>
+              <w:rPr>
+                <w:rFonts w:ascii="Noto Sans KR" w:hAnsi="Noto Sans KR" w:eastAsia="Noto Sans KR"/>
+                <w:sz w:val="16"/>
+              </w:rPr>
+              <w:t>Generated cpf-&lt;domain&gt;</w:t>
+            </w:r>
+          </w:p>
+        </w:tc>
+        <w:tc>
+          <w:tcPr>
+            <w:tcW w:type="dxa" w:w="5409"/>
+            <w:tcMar>
+              <w:top w:w="80" w:type="dxa"/>
+              <w:start w:w="100" w:type="dxa"/>
+              <w:bottom w:w="80" w:type="dxa"/>
+              <w:end w:w="100" w:type="dxa"/>
+            </w:tcMar>
+            <w:vAlign w:val="center"/>
+            <w:shd w:fill="F7FAFC"/>
+          </w:tcPr>
+          <w:p>
+            <w:pPr>
+              <w:spacing w:after="0" w:line="252" w:lineRule="auto"/>
+            </w:pPr>
+            <w:r>
+              <w:rPr>
+                <w:rFonts w:ascii="Noto Sans KR" w:hAnsi="Noto Sans KR" w:eastAsia="Noto Sans KR"/>
+                <w:sz w:val="16"/>
+              </w:rPr>
+              <w:t>업무 원장/Operation</w:t>
+            </w:r>
+          </w:p>
+        </w:tc>
+        <w:tc>
+          <w:tcPr>
+            <w:tcW w:type="dxa" w:w="4507"/>
+            <w:tcMar>
+              <w:top w:w="80" w:type="dxa"/>
+              <w:start w:w="100" w:type="dxa"/>
+              <w:bottom w:w="80" w:type="dxa"/>
+              <w:end w:w="100" w:type="dxa"/>
+            </w:tcMar>
+            <w:vAlign w:val="center"/>
+            <w:shd w:fill="F7FAFC"/>
+          </w:tcPr>
+          <w:p>
+            <w:pPr>
+              <w:spacing w:after="0" w:line="252" w:lineRule="auto"/>
+            </w:pPr>
+            <w:r>
+              <w:rPr>
+                <w:rFonts w:ascii="Noto Sans KR" w:hAnsi="Noto Sans KR" w:eastAsia="Noto Sans KR"/>
+                <w:sz w:val="16"/>
+              </w:rPr>
+              <w:t>타 Domain DB 직접 접근 금지</w:t>
+            </w:r>
+          </w:p>
+        </w:tc>
+      </w:tr>
+    </w:tbl>
     <w:p>
       <w:pPr>
         <w:pStyle w:val="Heading1"/>
-        <w:keepNext/>
-        <w:keepLines/>
-        <w:widowControl/>
       </w:pPr>
       <w:r>
-        <w:t>3. Same JVM·Remote·Domain Invocation</w:t>
+        <w:t>2 호출 경계</w:t>
       </w:r>
     </w:p>
+    <w:tbl>
+      <w:tblPr>
+        <w:tblW w:type="auto" w:w="0"/>
+        <w:jc w:val="left"/>
+        <w:tblLayout w:type="fixed"/>
+        <w:tblLook w:firstColumn="1" w:firstRow="1" w:lastColumn="0" w:lastRow="0" w:noHBand="0" w:noVBand="1" w:val="04A0"/>
+      </w:tblPr>
+      <w:tblGrid>
+        <w:gridCol w:w="7625"/>
+        <w:gridCol w:w="7625"/>
+      </w:tblGrid>
+      <w:tr>
+        <w:trPr>
+          <w:tblHeader w:val="true"/>
+        </w:trPr>
+        <w:tc>
+          <w:tcPr>
+            <w:tcW w:type="dxa" w:w="1927"/>
+            <w:shd w:fill="17324D"/>
+            <w:tcMar>
+              <w:top w:w="110" w:type="dxa"/>
+              <w:start w:w="140" w:type="dxa"/>
+              <w:bottom w:w="110" w:type="dxa"/>
+              <w:end w:w="140" w:type="dxa"/>
+            </w:tcMar>
+          </w:tcPr>
+          <w:p>
+            <w:r>
+              <w:rPr>
+                <w:b/>
+                <w:color w:val="FFFFFF"/>
+              </w:rPr>
+              <w:t>이 장을 보는 이유</w:t>
+            </w:r>
+          </w:p>
+        </w:tc>
+        <w:tc>
+          <w:tcPr>
+            <w:tcW w:type="dxa" w:w="11623"/>
+            <w:tcMar>
+              <w:top w:w="110" w:type="dxa"/>
+              <w:start w:w="140" w:type="dxa"/>
+              <w:bottom w:w="110" w:type="dxa"/>
+              <w:end w:w="140" w:type="dxa"/>
+            </w:tcMar>
+          </w:tcPr>
+          <w:p>
+            <w:r>
+              <w:t>Same JVM과 Remote를 같은 업무 계약으로 유지하되 물리 호출과 Transaction 경계는 구분합니다.</w:t>
+            </w:r>
+          </w:p>
+        </w:tc>
+      </w:tr>
+    </w:tbl>
     <w:p>
       <w:pPr>
-        <w:pStyle w:val="FigureCaption"/>
-        <w:jc w:val="left"/>
-        <w:keepNext/>
-        <w:keepLines/>
-        <w:widowControl/>
-      </w:pPr>
-      <w:r>
-        <w:t>그림 3-1. Domain Invocation</w:t>
-      </w:r>
-    </w:p>
-    <w:p>
-      <w:pPr>
-        <w:spacing w:after="40"/>
+        <w:spacing w:before="60" w:after="40"/>
         <w:jc w:val="center"/>
-        <w:keepNext/>
-        <w:keepLines/>
-        <w:widowControl/>
       </w:pPr>
       <w:r>
         <w:drawing>
           <wp:inline xmlns:a="http://schemas.openxmlformats.org/drawingml/2006/main" xmlns:pic="http://schemas.openxmlformats.org/drawingml/2006/picture">
-            <wp:extent cx="6408000" cy="3204000"/>
-            <wp:docPr id="2" name="Picture 2" descr="그림 3-1. Domain Invocation - 배포 방식과 무관하게 Domain 계약을 유지하고 내부 호출에 Gateway를 강제하지 않습니다." title="그림 3-1. Domain Invocation"/>
+            <wp:extent cx="8251545" cy="4584192"/>
+            <wp:docPr id="2" name="Picture 2" descr="Same JVM과 Remote 호출 경계" title="Same JVM과 Remote 호출 경계"/>
             <wp:cNvGraphicFramePr>
               <a:graphicFrameLocks noChangeAspect="1"/>
             </wp:cNvGraphicFramePr>
@@ -1734,7 +1528,7 @@
                   <pic:spPr>
                     <a:xfrm>
                       <a:off x="0" y="0"/>
-                      <a:ext cx="6408000" cy="3204000"/>
+                      <a:ext cx="8251545" cy="4584192"/>
                     </a:xfrm>
                     <a:prstGeom prst="rect"/>
                   </pic:spPr>
@@ -1747,295 +1541,123 @@
     </w:p>
     <w:p>
       <w:pPr>
-        <w:pStyle w:val="FigureExplain"/>
-        <w:keepLines/>
-        <w:widowControl/>
+        <w:pStyle w:val="CPFCaption"/>
+        <w:jc w:val="left"/>
       </w:pPr>
       <w:r>
-        <w:t>배포 방식과 무관하게 Domain 계약을 유지하고 내부 호출에 Gateway를 강제하지 않습니다.</w:t>
+        <w:t>같은 JVM에서는 in-process binding을 사용하고 self-HTTP를 만들지 않습니다. 분리 WAS에서는 Remote Adapter와 Registry를 사용하지만 내부 호출을 Gateway로 보내지 않습니다.</w:t>
       </w:r>
     </w:p>
     <w:p>
       <w:pPr>
-        <w:pStyle w:val="Heading2"/>
-        <w:keepNext/>
-        <w:keepLines/>
-        <w:widowControl/>
+        <w:pStyle w:val="CPFLabel"/>
       </w:pPr>
       <w:r>
-        <w:t>3.1 Same JVM</w:t>
-      </w:r>
-    </w:p>
-    <w:p>
-      <w:pPr>
-        <w:pStyle w:val="BodyRail"/>
-      </w:pPr>
-      <w:r>
-        <w:t>업무 Source는 배치 방식에 따라 local/remote 분기를 작성하지 않습니다. 공식 Domain Invocation 계층이 Same JVM과 Remote route를 선택하면서 동일한 operation·context·error 의미를 유지합니다.</w:t>
-      </w:r>
-    </w:p>
-    <w:p>
-      <w:pPr>
-        <w:pStyle w:val="BulletRail"/>
-      </w:pPr>
-      <w:r>
-        <w:t>•  Same JVM은 CpfContext 계열 논리 Context를 사용하고 self-HTTP를 하지 않습니다.</w:t>
-      </w:r>
-    </w:p>
-    <w:p>
-      <w:pPr>
-        <w:pStyle w:val="BulletRail"/>
-      </w:pPr>
-      <w:r>
-        <w:t>•  Remote는 System6, timeout/deadline, retry, trace와 UNKNOWN/reconcile 계약을 경계에서 적용합니다.</w:t>
-      </w:r>
-    </w:p>
-    <w:p>
-      <w:pPr>
-        <w:pStyle w:val="Heading2"/>
-        <w:keepNext/>
-        <w:keepLines/>
-        <w:widowControl/>
-      </w:pPr>
-      <w:r>
-        <w:t>3.2 Remote/MSA</w:t>
-      </w:r>
-    </w:p>
-    <w:p>
-      <w:pPr>
-        <w:pStyle w:val="BodyRail"/>
-      </w:pPr>
-      <w:r>
-        <w:t>Remote 호출은 Registry와 Routing이 endpoint를 선택하고 CPF가 경계 Context를 직렬화합니다. 호출자는 endpoint 위치가 아니라 Domain/Operation 계약을 기준으로 호출합니다.</w:t>
-      </w:r>
-    </w:p>
-    <w:p>
-      <w:pPr>
-        <w:pStyle w:val="BulletRail"/>
-      </w:pPr>
-      <w:r>
-        <w:t>•  timeout/deadline budget을 초과한 재시도는 금지합니다.</w:t>
-      </w:r>
-    </w:p>
-    <w:p>
-      <w:pPr>
-        <w:pStyle w:val="BulletRail"/>
-      </w:pPr>
-      <w:r>
-        <w:t>•  결과를 확정할 수 없으면 UNKNOWN으로 남겨 Reconcile 경로로 연결합니다.</w:t>
-      </w:r>
-    </w:p>
-    <w:p>
-      <w:pPr>
-        <w:pStyle w:val="Heading2"/>
-        <w:keepNext/>
-        <w:keepLines/>
-        <w:widowControl/>
-      </w:pPr>
-      <w:r>
-        <w:t>3.3 Domain Invocation</w:t>
-      </w:r>
-    </w:p>
-    <w:p>
-      <w:pPr>
-        <w:pStyle w:val="BodyRail"/>
-      </w:pPr>
-      <w:r>
-        <w:t>Domain Invocation은 호출자가 local/remote transport를 직접 분기하지 않게 하고 대상 해석, Context 전파, timeout/error 의미를 하나의 Public Contract로 유지합니다.</w:t>
-      </w:r>
-    </w:p>
-    <w:p>
-      <w:pPr>
-        <w:pStyle w:val="BulletRail"/>
-      </w:pPr>
-      <w:r>
-        <w:t>•  Local route는 동일 JVM binding을 사용하고 원격 transport를 거치지 않습니다.</w:t>
-      </w:r>
-    </w:p>
-    <w:p>
-      <w:pPr>
-        <w:pStyle w:val="BulletRail"/>
-      </w:pPr>
-      <w:r>
-        <w:t>•  Remote route는 System6·deadline·retry·trace와 UNKNOWN/Reconcile 계약을 transport 경계에서 적용합니다.</w:t>
-      </w:r>
-    </w:p>
-    <w:p>
-      <w:pPr>
-        <w:pStyle w:val="Heading2"/>
-        <w:keepNext/>
-        <w:keepLines/>
-        <w:widowControl/>
-      </w:pPr>
-      <w:r>
-        <w:t>3.4 Self-HTTP 금지</w:t>
-      </w:r>
-    </w:p>
-    <w:p>
-      <w:pPr>
-        <w:pStyle w:val="BodyRail"/>
-      </w:pPr>
-      <w:r>
-        <w:t>동일 JVM에서 자기 Domain이나 다른 Domain을 HTTP로 재진입하는 self-HTTP는 금지합니다. 같은 호출 의미는 Domain Invocation의 local route가 처리합니다.</w:t>
-      </w:r>
-    </w:p>
-    <w:p>
-      <w:pPr>
-        <w:pStyle w:val="BulletRail"/>
-      </w:pPr>
-      <w:r>
-        <w:t>•  HTTP 우회로 Security/Trace/Transaction 의미를 중복 구현하지 않습니다.</w:t>
-      </w:r>
-    </w:p>
-    <w:p>
-      <w:pPr>
-        <w:pStyle w:val="BulletRail"/>
-      </w:pPr>
-      <w:r>
-        <w:t>•  배포 형태가 바뀌어도 업무 Service 코드는 변경하지 않는 것을 목표로 합니다.</w:t>
-      </w:r>
-    </w:p>
-    <w:p>
-      <w:pPr>
-        <w:pStyle w:val="BodyRail"/>
-      </w:pPr>
-      <w:r>
-        <w:t>배포 방식이 달라도 유지해야 할 호출 계약을 비교합니다.</w:t>
-      </w:r>
-    </w:p>
-    <w:p>
-      <w:pPr>
-        <w:pStyle w:val="TableTitle"/>
-        <w:keepNext/>
-        <w:keepLines/>
-        <w:widowControl/>
-      </w:pPr>
-      <w:r>
-        <w:t>표 3-1. 관점 / Same JVM / Remote / 공통 계약</w:t>
-      </w:r>
-    </w:p>
-    <w:p>
-      <w:pPr>
-        <w:pStyle w:val="TablePurpose"/>
-        <w:keepNext/>
-        <w:keepLines/>
-        <w:widowControl/>
-      </w:pPr>
-      <w:r>
-        <w:t>비교·선택·확인에 필요한 항목만 압축해 정리합니다.</w:t>
+        <w:t>경계별 책임</w:t>
       </w:r>
     </w:p>
     <w:tbl>
       <w:tblPr>
         <w:tblW w:type="auto" w:w="0"/>
         <w:jc w:val="left"/>
-        <w:tblLayout w:type="autofit"/>
+        <w:tblLayout w:type="fixed"/>
         <w:tblLook w:firstColumn="1" w:firstRow="1" w:lastColumn="0" w:lastRow="0" w:noHBand="0" w:noVBand="1" w:val="04A0"/>
       </w:tblPr>
       <w:tblGrid>
-        <w:gridCol w:w="2720"/>
-        <w:gridCol w:w="2720"/>
-        <w:gridCol w:w="2720"/>
-        <w:gridCol w:w="2720"/>
+        <w:gridCol w:w="3812"/>
+        <w:gridCol w:w="3812"/>
+        <w:gridCol w:w="3812"/>
+        <w:gridCol w:w="3812"/>
       </w:tblGrid>
       <w:tr>
         <w:trPr>
-          <w:cantSplit/>
           <w:tblHeader w:val="true"/>
         </w:trPr>
         <w:tc>
           <w:tcPr>
-            <w:tcW w:type="dxa" w:w="2720"/>
+            <w:tcW w:type="dxa" w:w="2404"/>
+            <w:shd w:fill="17324D"/>
             <w:tcMar>
-              <w:top w:w="70" w:type="dxa"/>
-              <w:start w:w="80" w:type="dxa"/>
-              <w:bottom w:w="70" w:type="dxa"/>
-              <w:end w:w="80" w:type="dxa"/>
+              <w:top w:w="90" w:type="dxa"/>
+              <w:start w:w="110" w:type="dxa"/>
+              <w:bottom w:w="90" w:type="dxa"/>
+              <w:end w:w="110" w:type="dxa"/>
             </w:tcMar>
-            <w:vAlign w:val="top"/>
-            <w:shd w:fill="17324D"/>
           </w:tcPr>
           <w:p>
             <w:r>
               <w:rPr>
-                <w:rFonts w:ascii="Noto Sans CJK KR" w:hAnsi="Noto Sans CJK KR"/>
                 <w:b/>
                 <w:color w:val="FFFFFF"/>
-                <w:sz w:val="17"/>
+                <w:sz w:val="16"/>
               </w:rPr>
-              <w:t>관점</w:t>
+              <w:t>경계</w:t>
             </w:r>
           </w:p>
         </w:tc>
         <w:tc>
           <w:tcPr>
-            <w:tcW w:type="dxa" w:w="2720"/>
+            <w:tcW w:type="dxa" w:w="3906"/>
+            <w:shd w:fill="17324D"/>
             <w:tcMar>
-              <w:top w:w="70" w:type="dxa"/>
-              <w:start w:w="80" w:type="dxa"/>
-              <w:bottom w:w="70" w:type="dxa"/>
-              <w:end w:w="80" w:type="dxa"/>
+              <w:top w:w="90" w:type="dxa"/>
+              <w:start w:w="110" w:type="dxa"/>
+              <w:bottom w:w="90" w:type="dxa"/>
+              <w:end w:w="110" w:type="dxa"/>
             </w:tcMar>
-            <w:vAlign w:val="top"/>
-            <w:shd w:fill="17324D"/>
           </w:tcPr>
           <w:p>
             <w:r>
               <w:rPr>
-                <w:rFonts w:ascii="Noto Sans CJK KR" w:hAnsi="Noto Sans CJK KR"/>
                 <w:b/>
                 <w:color w:val="FFFFFF"/>
-                <w:sz w:val="17"/>
+                <w:sz w:val="16"/>
               </w:rPr>
-              <w:t>Same JVM</w:t>
+              <w:t>Context</w:t>
             </w:r>
           </w:p>
         </w:tc>
         <w:tc>
           <w:tcPr>
-            <w:tcW w:type="dxa" w:w="2720"/>
+            <w:tcW w:type="dxa" w:w="3906"/>
+            <w:shd w:fill="17324D"/>
             <w:tcMar>
-              <w:top w:w="70" w:type="dxa"/>
-              <w:start w:w="80" w:type="dxa"/>
-              <w:bottom w:w="70" w:type="dxa"/>
-              <w:end w:w="80" w:type="dxa"/>
+              <w:top w:w="90" w:type="dxa"/>
+              <w:start w:w="110" w:type="dxa"/>
+              <w:bottom w:w="90" w:type="dxa"/>
+              <w:end w:w="110" w:type="dxa"/>
             </w:tcMar>
-            <w:vAlign w:val="top"/>
-            <w:shd w:fill="17324D"/>
           </w:tcPr>
           <w:p>
             <w:r>
               <w:rPr>
-                <w:rFonts w:ascii="Noto Sans CJK KR" w:hAnsi="Noto Sans CJK KR"/>
                 <w:b/>
                 <w:color w:val="FFFFFF"/>
-                <w:sz w:val="17"/>
+                <w:sz w:val="16"/>
               </w:rPr>
-              <w:t>Remote</w:t>
+              <w:t>Transaction</w:t>
             </w:r>
           </w:p>
         </w:tc>
         <w:tc>
           <w:tcPr>
-            <w:tcW w:type="dxa" w:w="2720"/>
+            <w:tcW w:type="dxa" w:w="4808"/>
+            <w:shd w:fill="17324D"/>
             <w:tcMar>
-              <w:top w:w="70" w:type="dxa"/>
-              <w:start w:w="80" w:type="dxa"/>
-              <w:bottom w:w="70" w:type="dxa"/>
-              <w:end w:w="80" w:type="dxa"/>
+              <w:top w:w="90" w:type="dxa"/>
+              <w:start w:w="110" w:type="dxa"/>
+              <w:bottom w:w="90" w:type="dxa"/>
+              <w:end w:w="110" w:type="dxa"/>
             </w:tcMar>
-            <w:vAlign w:val="top"/>
-            <w:shd w:fill="17324D"/>
           </w:tcPr>
           <w:p>
             <w:r>
               <w:rPr>
-                <w:rFonts w:ascii="Noto Sans CJK KR" w:hAnsi="Noto Sans CJK KR"/>
                 <w:b/>
                 <w:color w:val="FFFFFF"/>
-                <w:sz w:val="17"/>
+                <w:sz w:val="16"/>
               </w:rPr>
-              <w:t>공통 계약</w:t>
+              <w:t>복구</w:t>
             </w:r>
           </w:p>
         </w:tc>
@@ -2046,15 +1668,14 @@
         </w:trPr>
         <w:tc>
           <w:tcPr>
-            <w:tcW w:type="dxa" w:w="2720"/>
+            <w:tcW w:type="dxa" w:w="2404"/>
             <w:tcMar>
-              <w:top w:w="70" w:type="dxa"/>
-              <w:start w:w="80" w:type="dxa"/>
-              <w:bottom w:w="70" w:type="dxa"/>
-              <w:end w:w="80" w:type="dxa"/>
+              <w:top w:w="80" w:type="dxa"/>
+              <w:start w:w="100" w:type="dxa"/>
+              <w:bottom w:w="80" w:type="dxa"/>
+              <w:end w:w="100" w:type="dxa"/>
             </w:tcMar>
-            <w:vAlign w:val="top"/>
-            <w:shd w:fill="F4F7FA"/>
+            <w:vAlign w:val="center"/>
           </w:tcPr>
           <w:p>
             <w:pPr>
@@ -2062,24 +1683,23 @@
             </w:pPr>
             <w:r>
               <w:rPr>
-                <w:rFonts w:ascii="Noto Sans CJK KR" w:hAnsi="Noto Sans CJK KR"/>
-                <w:color w:val="202124"/>
-                <w:sz w:val="17"/>
+                <w:rFonts w:ascii="Noto Sans KR" w:hAnsi="Noto Sans KR" w:eastAsia="Noto Sans KR"/>
+                <w:sz w:val="16"/>
               </w:rPr>
-              <w:t>호출 경로</w:t>
+              <w:t>Same JVM</w:t>
             </w:r>
           </w:p>
         </w:tc>
         <w:tc>
           <w:tcPr>
-            <w:tcW w:type="dxa" w:w="2720"/>
+            <w:tcW w:type="dxa" w:w="3906"/>
             <w:tcMar>
-              <w:top w:w="70" w:type="dxa"/>
-              <w:start w:w="80" w:type="dxa"/>
-              <w:bottom w:w="70" w:type="dxa"/>
-              <w:end w:w="80" w:type="dxa"/>
+              <w:top w:w="80" w:type="dxa"/>
+              <w:start w:w="100" w:type="dxa"/>
+              <w:bottom w:w="80" w:type="dxa"/>
+              <w:end w:w="100" w:type="dxa"/>
             </w:tcMar>
-            <w:vAlign w:val="top"/>
+            <w:vAlign w:val="center"/>
           </w:tcPr>
           <w:p>
             <w:pPr>
@@ -2087,24 +1707,23 @@
             </w:pPr>
             <w:r>
               <w:rPr>
-                <w:rFonts w:ascii="Noto Sans CJK KR" w:hAnsi="Noto Sans CJK KR"/>
-                <w:color w:val="202124"/>
-                <w:sz w:val="17"/>
+                <w:rFonts w:ascii="Noto Sans KR" w:hAnsi="Noto Sans KR" w:eastAsia="Noto Sans KR"/>
+                <w:sz w:val="16"/>
               </w:rPr>
-              <w:t>In-process route</w:t>
+              <w:t>CpfContext</w:t>
             </w:r>
           </w:p>
         </w:tc>
         <w:tc>
           <w:tcPr>
-            <w:tcW w:type="dxa" w:w="2720"/>
+            <w:tcW w:type="dxa" w:w="3906"/>
             <w:tcMar>
-              <w:top w:w="70" w:type="dxa"/>
-              <w:start w:w="80" w:type="dxa"/>
-              <w:bottom w:w="70" w:type="dxa"/>
-              <w:end w:w="80" w:type="dxa"/>
+              <w:top w:w="80" w:type="dxa"/>
+              <w:start w:w="100" w:type="dxa"/>
+              <w:bottom w:w="80" w:type="dxa"/>
+              <w:end w:w="100" w:type="dxa"/>
             </w:tcMar>
-            <w:vAlign w:val="top"/>
+            <w:vAlign w:val="center"/>
           </w:tcPr>
           <w:p>
             <w:pPr>
@@ -2112,24 +1731,23 @@
             </w:pPr>
             <w:r>
               <w:rPr>
-                <w:rFonts w:ascii="Noto Sans CJK KR" w:hAnsi="Noto Sans CJK KR"/>
-                <w:color w:val="202124"/>
-                <w:sz w:val="17"/>
+                <w:rFonts w:ascii="Noto Sans KR" w:hAnsi="Noto Sans KR" w:eastAsia="Noto Sans KR"/>
+                <w:sz w:val="16"/>
               </w:rPr>
-              <w:t>Registry+transport</w:t>
+              <w:t>현재 Local Tx 정책</w:t>
             </w:r>
           </w:p>
         </w:tc>
         <w:tc>
           <w:tcPr>
-            <w:tcW w:type="dxa" w:w="2720"/>
+            <w:tcW w:type="dxa" w:w="4808"/>
             <w:tcMar>
-              <w:top w:w="70" w:type="dxa"/>
-              <w:start w:w="80" w:type="dxa"/>
-              <w:bottom w:w="70" w:type="dxa"/>
-              <w:end w:w="80" w:type="dxa"/>
+              <w:top w:w="80" w:type="dxa"/>
+              <w:start w:w="100" w:type="dxa"/>
+              <w:bottom w:w="80" w:type="dxa"/>
+              <w:end w:w="100" w:type="dxa"/>
             </w:tcMar>
-            <w:vAlign w:val="top"/>
+            <w:vAlign w:val="center"/>
           </w:tcPr>
           <w:p>
             <w:pPr>
@@ -2137,11 +1755,10 @@
             </w:pPr>
             <w:r>
               <w:rPr>
-                <w:rFonts w:ascii="Noto Sans CJK KR" w:hAnsi="Noto Sans CJK KR"/>
-                <w:color w:val="202124"/>
-                <w:sz w:val="17"/>
+                <w:rFonts w:ascii="Noto Sans KR" w:hAnsi="Noto Sans KR" w:eastAsia="Noto Sans KR"/>
+                <w:sz w:val="16"/>
               </w:rPr>
-              <w:t>Domain Invocation</w:t>
+              <w:t>즉시 결과</w:t>
             </w:r>
           </w:p>
         </w:tc>
@@ -2152,15 +1769,15 @@
         </w:trPr>
         <w:tc>
           <w:tcPr>
-            <w:tcW w:type="dxa" w:w="2720"/>
+            <w:tcW w:type="dxa" w:w="2404"/>
             <w:tcMar>
-              <w:top w:w="70" w:type="dxa"/>
-              <w:start w:w="80" w:type="dxa"/>
-              <w:bottom w:w="70" w:type="dxa"/>
-              <w:end w:w="80" w:type="dxa"/>
+              <w:top w:w="80" w:type="dxa"/>
+              <w:start w:w="100" w:type="dxa"/>
+              <w:bottom w:w="80" w:type="dxa"/>
+              <w:end w:w="100" w:type="dxa"/>
             </w:tcMar>
-            <w:vAlign w:val="top"/>
-            <w:shd w:fill="F4F7FA"/>
+            <w:vAlign w:val="center"/>
+            <w:shd w:fill="F7FAFC"/>
           </w:tcPr>
           <w:p>
             <w:pPr>
@@ -2168,24 +1785,24 @@
             </w:pPr>
             <w:r>
               <w:rPr>
-                <w:rFonts w:ascii="Noto Sans CJK KR" w:hAnsi="Noto Sans CJK KR"/>
-                <w:color w:val="202124"/>
-                <w:sz w:val="17"/>
+                <w:rFonts w:ascii="Noto Sans KR" w:hAnsi="Noto Sans KR" w:eastAsia="Noto Sans KR"/>
+                <w:sz w:val="16"/>
               </w:rPr>
-              <w:t>Context</w:t>
+              <w:t>Remote Domain</w:t>
             </w:r>
           </w:p>
         </w:tc>
         <w:tc>
           <w:tcPr>
-            <w:tcW w:type="dxa" w:w="2720"/>
+            <w:tcW w:type="dxa" w:w="3906"/>
             <w:tcMar>
-              <w:top w:w="70" w:type="dxa"/>
-              <w:start w:w="80" w:type="dxa"/>
-              <w:bottom w:w="70" w:type="dxa"/>
-              <w:end w:w="80" w:type="dxa"/>
+              <w:top w:w="80" w:type="dxa"/>
+              <w:start w:w="100" w:type="dxa"/>
+              <w:bottom w:w="80" w:type="dxa"/>
+              <w:end w:w="100" w:type="dxa"/>
             </w:tcMar>
-            <w:vAlign w:val="top"/>
+            <w:vAlign w:val="center"/>
+            <w:shd w:fill="F7FAFC"/>
           </w:tcPr>
           <w:p>
             <w:pPr>
@@ -2193,24 +1810,24 @@
             </w:pPr>
             <w:r>
               <w:rPr>
-                <w:rFonts w:ascii="Noto Sans CJK KR" w:hAnsi="Noto Sans CJK KR"/>
-                <w:color w:val="202124"/>
-                <w:sz w:val="17"/>
+                <w:rFonts w:ascii="Noto Sans KR" w:hAnsi="Noto Sans KR" w:eastAsia="Noto Sans KR"/>
+                <w:sz w:val="16"/>
               </w:rPr>
-              <w:t>CpfContext</w:t>
+              <w:t>System6 serialize</w:t>
             </w:r>
           </w:p>
         </w:tc>
         <w:tc>
           <w:tcPr>
-            <w:tcW w:type="dxa" w:w="2720"/>
+            <w:tcW w:type="dxa" w:w="3906"/>
             <w:tcMar>
-              <w:top w:w="70" w:type="dxa"/>
-              <w:start w:w="80" w:type="dxa"/>
-              <w:bottom w:w="70" w:type="dxa"/>
-              <w:end w:w="80" w:type="dxa"/>
+              <w:top w:w="80" w:type="dxa"/>
+              <w:start w:w="100" w:type="dxa"/>
+              <w:bottom w:w="80" w:type="dxa"/>
+              <w:end w:w="100" w:type="dxa"/>
             </w:tcMar>
-            <w:vAlign w:val="top"/>
+            <w:vAlign w:val="center"/>
+            <w:shd w:fill="F7FAFC"/>
           </w:tcPr>
           <w:p>
             <w:pPr>
@@ -2218,24 +1835,24 @@
             </w:pPr>
             <w:r>
               <w:rPr>
-                <w:rFonts w:ascii="Noto Sans CJK KR" w:hAnsi="Noto Sans CJK KR"/>
-                <w:color w:val="202124"/>
-                <w:sz w:val="17"/>
+                <w:rFonts w:ascii="Noto Sans KR" w:hAnsi="Noto Sans KR" w:eastAsia="Noto Sans KR"/>
+                <w:sz w:val="16"/>
               </w:rPr>
-              <w:t>System6 serialize</w:t>
+              <w:t>WAS별 Local Tx</w:t>
             </w:r>
           </w:p>
         </w:tc>
         <w:tc>
           <w:tcPr>
-            <w:tcW w:type="dxa" w:w="2720"/>
+            <w:tcW w:type="dxa" w:w="4808"/>
             <w:tcMar>
-              <w:top w:w="70" w:type="dxa"/>
-              <w:start w:w="80" w:type="dxa"/>
-              <w:bottom w:w="70" w:type="dxa"/>
-              <w:end w:w="80" w:type="dxa"/>
+              <w:top w:w="80" w:type="dxa"/>
+              <w:start w:w="100" w:type="dxa"/>
+              <w:bottom w:w="80" w:type="dxa"/>
+              <w:end w:w="100" w:type="dxa"/>
             </w:tcMar>
-            <w:vAlign w:val="top"/>
+            <w:vAlign w:val="center"/>
+            <w:shd w:fill="F7FAFC"/>
           </w:tcPr>
           <w:p>
             <w:pPr>
@@ -2243,11 +1860,10 @@
             </w:pPr>
             <w:r>
               <w:rPr>
-                <w:rFonts w:ascii="Noto Sans CJK KR" w:hAnsi="Noto Sans CJK KR"/>
-                <w:color w:val="202124"/>
-                <w:sz w:val="17"/>
+                <w:rFonts w:ascii="Noto Sans KR" w:hAnsi="Noto Sans KR" w:eastAsia="Noto Sans KR"/>
+                <w:sz w:val="16"/>
               </w:rPr>
-              <w:t>동일 논리 Context</w:t>
+              <w:t>UNKNOWN/Reconcile 가능</w:t>
             </w:r>
           </w:p>
         </w:tc>
@@ -2258,15 +1874,14 @@
         </w:trPr>
         <w:tc>
           <w:tcPr>
-            <w:tcW w:type="dxa" w:w="2720"/>
+            <w:tcW w:type="dxa" w:w="2404"/>
             <w:tcMar>
-              <w:top w:w="70" w:type="dxa"/>
-              <w:start w:w="80" w:type="dxa"/>
-              <w:bottom w:w="70" w:type="dxa"/>
-              <w:end w:w="80" w:type="dxa"/>
+              <w:top w:w="80" w:type="dxa"/>
+              <w:start w:w="100" w:type="dxa"/>
+              <w:bottom w:w="80" w:type="dxa"/>
+              <w:end w:w="100" w:type="dxa"/>
             </w:tcMar>
-            <w:vAlign w:val="top"/>
-            <w:shd w:fill="F4F7FA"/>
+            <w:vAlign w:val="center"/>
           </w:tcPr>
           <w:p>
             <w:pPr>
@@ -2274,24 +1889,23 @@
             </w:pPr>
             <w:r>
               <w:rPr>
-                <w:rFonts w:ascii="Noto Sans CJK KR" w:hAnsi="Noto Sans CJK KR"/>
-                <w:color w:val="202124"/>
-                <w:sz w:val="17"/>
+                <w:rFonts w:ascii="Noto Sans KR" w:hAnsi="Noto Sans KR" w:eastAsia="Noto Sans KR"/>
+                <w:sz w:val="16"/>
               </w:rPr>
-              <w:t>실패</w:t>
+              <w:t>External Integration</w:t>
             </w:r>
           </w:p>
         </w:tc>
         <w:tc>
           <w:tcPr>
-            <w:tcW w:type="dxa" w:w="2720"/>
+            <w:tcW w:type="dxa" w:w="3906"/>
             <w:tcMar>
-              <w:top w:w="70" w:type="dxa"/>
-              <w:start w:w="80" w:type="dxa"/>
-              <w:bottom w:w="70" w:type="dxa"/>
-              <w:end w:w="80" w:type="dxa"/>
+              <w:top w:w="80" w:type="dxa"/>
+              <w:start w:w="100" w:type="dxa"/>
+              <w:bottom w:w="80" w:type="dxa"/>
+              <w:end w:w="100" w:type="dxa"/>
             </w:tcMar>
-            <w:vAlign w:val="top"/>
+            <w:vAlign w:val="center"/>
           </w:tcPr>
           <w:p>
             <w:pPr>
@@ -2299,24 +1913,23 @@
             </w:pPr>
             <w:r>
               <w:rPr>
-                <w:rFonts w:ascii="Noto Sans CJK KR" w:hAnsi="Noto Sans CJK KR"/>
-                <w:color w:val="202124"/>
-                <w:sz w:val="17"/>
+                <w:rFonts w:ascii="Noto Sans KR" w:hAnsi="Noto Sans KR" w:eastAsia="Noto Sans KR"/>
+                <w:sz w:val="16"/>
               </w:rPr>
-              <w:t>직접 예외/Result</w:t>
+              <w:t>System6/Integration Context</w:t>
             </w:r>
           </w:p>
         </w:tc>
         <w:tc>
           <w:tcPr>
-            <w:tcW w:type="dxa" w:w="2720"/>
+            <w:tcW w:type="dxa" w:w="3906"/>
             <w:tcMar>
-              <w:top w:w="70" w:type="dxa"/>
-              <w:start w:w="80" w:type="dxa"/>
-              <w:bottom w:w="70" w:type="dxa"/>
-              <w:end w:w="80" w:type="dxa"/>
+              <w:top w:w="80" w:type="dxa"/>
+              <w:start w:w="100" w:type="dxa"/>
+              <w:bottom w:w="80" w:type="dxa"/>
+              <w:end w:w="100" w:type="dxa"/>
             </w:tcMar>
-            <w:vAlign w:val="top"/>
+            <w:vAlign w:val="center"/>
           </w:tcPr>
           <w:p>
             <w:pPr>
@@ -2324,24 +1937,23 @@
             </w:pPr>
             <w:r>
               <w:rPr>
-                <w:rFonts w:ascii="Noto Sans CJK KR" w:hAnsi="Noto Sans CJK KR"/>
-                <w:color w:val="202124"/>
-                <w:sz w:val="17"/>
+                <w:rFonts w:ascii="Noto Sans KR" w:hAnsi="Noto Sans KR" w:eastAsia="Noto Sans KR"/>
+                <w:sz w:val="16"/>
               </w:rPr>
-              <w:t>timeout·network</w:t>
+              <w:t>Local Tx와 분리</w:t>
             </w:r>
           </w:p>
         </w:tc>
         <w:tc>
           <w:tcPr>
-            <w:tcW w:type="dxa" w:w="2720"/>
+            <w:tcW w:type="dxa" w:w="4808"/>
             <w:tcMar>
-              <w:top w:w="70" w:type="dxa"/>
-              <w:start w:w="80" w:type="dxa"/>
-              <w:bottom w:w="70" w:type="dxa"/>
-              <w:end w:w="80" w:type="dxa"/>
+              <w:top w:w="80" w:type="dxa"/>
+              <w:start w:w="100" w:type="dxa"/>
+              <w:bottom w:w="80" w:type="dxa"/>
+              <w:end w:w="100" w:type="dxa"/>
             </w:tcMar>
-            <w:vAlign w:val="top"/>
+            <w:vAlign w:val="center"/>
           </w:tcPr>
           <w:p>
             <w:pPr>
@@ -2349,11 +1961,10 @@
             </w:pPr>
             <w:r>
               <w:rPr>
-                <w:rFonts w:ascii="Noto Sans CJK KR" w:hAnsi="Noto Sans CJK KR"/>
-                <w:color w:val="202124"/>
-                <w:sz w:val="17"/>
+                <w:rFonts w:ascii="Noto Sans KR" w:hAnsi="Noto Sans KR" w:eastAsia="Noto Sans KR"/>
+                <w:sz w:val="16"/>
               </w:rPr>
-              <w:t>표준 Error/UNKNOWN</w:t>
+              <w:t>Timeout/Retry/Idempotency</w:t>
             </w:r>
           </w:p>
         </w:tc>
@@ -2364,15 +1975,15 @@
         </w:trPr>
         <w:tc>
           <w:tcPr>
-            <w:tcW w:type="dxa" w:w="2720"/>
+            <w:tcW w:type="dxa" w:w="2404"/>
             <w:tcMar>
-              <w:top w:w="70" w:type="dxa"/>
-              <w:start w:w="80" w:type="dxa"/>
-              <w:bottom w:w="70" w:type="dxa"/>
-              <w:end w:w="80" w:type="dxa"/>
+              <w:top w:w="80" w:type="dxa"/>
+              <w:start w:w="100" w:type="dxa"/>
+              <w:bottom w:w="80" w:type="dxa"/>
+              <w:end w:w="100" w:type="dxa"/>
             </w:tcMar>
-            <w:vAlign w:val="top"/>
-            <w:shd w:fill="F4F7FA"/>
+            <w:vAlign w:val="center"/>
+            <w:shd w:fill="F7FAFC"/>
           </w:tcPr>
           <w:p>
             <w:pPr>
@@ -2380,24 +1991,24 @@
             </w:pPr>
             <w:r>
               <w:rPr>
-                <w:rFonts w:ascii="Noto Sans CJK KR" w:hAnsi="Noto Sans CJK KR"/>
-                <w:color w:val="202124"/>
-                <w:sz w:val="17"/>
+                <w:rFonts w:ascii="Noto Sans KR" w:hAnsi="Noto Sans KR" w:eastAsia="Noto Sans KR"/>
+                <w:sz w:val="16"/>
               </w:rPr>
-              <w:t>관측</w:t>
+              <w:t>Async/Message</w:t>
             </w:r>
           </w:p>
         </w:tc>
         <w:tc>
           <w:tcPr>
-            <w:tcW w:type="dxa" w:w="2720"/>
+            <w:tcW w:type="dxa" w:w="3906"/>
             <w:tcMar>
-              <w:top w:w="70" w:type="dxa"/>
-              <w:start w:w="80" w:type="dxa"/>
-              <w:bottom w:w="70" w:type="dxa"/>
-              <w:end w:w="80" w:type="dxa"/>
+              <w:top w:w="80" w:type="dxa"/>
+              <w:start w:w="100" w:type="dxa"/>
+              <w:bottom w:w="80" w:type="dxa"/>
+              <w:end w:w="100" w:type="dxa"/>
             </w:tcMar>
-            <w:vAlign w:val="top"/>
+            <w:vAlign w:val="center"/>
+            <w:shd w:fill="F7FAFC"/>
           </w:tcPr>
           <w:p>
             <w:pPr>
@@ -2405,24 +2016,24 @@
             </w:pPr>
             <w:r>
               <w:rPr>
-                <w:rFonts w:ascii="Noto Sans CJK KR" w:hAnsi="Noto Sans CJK KR"/>
-                <w:color w:val="202124"/>
-                <w:sz w:val="17"/>
+                <w:rFonts w:ascii="Noto Sans KR" w:hAnsi="Noto Sans KR" w:eastAsia="Noto Sans KR"/>
+                <w:sz w:val="16"/>
               </w:rPr>
-              <w:t>동일 trace</w:t>
+              <w:t>Context snapshot/header</w:t>
             </w:r>
           </w:p>
         </w:tc>
         <w:tc>
           <w:tcPr>
-            <w:tcW w:type="dxa" w:w="2720"/>
+            <w:tcW w:type="dxa" w:w="3906"/>
             <w:tcMar>
-              <w:top w:w="70" w:type="dxa"/>
-              <w:start w:w="80" w:type="dxa"/>
-              <w:bottom w:w="70" w:type="dxa"/>
-              <w:end w:w="80" w:type="dxa"/>
+              <w:top w:w="80" w:type="dxa"/>
+              <w:start w:w="100" w:type="dxa"/>
+              <w:bottom w:w="80" w:type="dxa"/>
+              <w:end w:w="100" w:type="dxa"/>
             </w:tcMar>
-            <w:vAlign w:val="top"/>
+            <w:vAlign w:val="center"/>
+            <w:shd w:fill="F7FAFC"/>
           </w:tcPr>
           <w:p>
             <w:pPr>
@@ -2430,24 +2041,24 @@
             </w:pPr>
             <w:r>
               <w:rPr>
-                <w:rFonts w:ascii="Noto Sans CJK KR" w:hAnsi="Noto Sans CJK KR"/>
-                <w:color w:val="202124"/>
-                <w:sz w:val="17"/>
+                <w:rFonts w:ascii="Noto Sans KR" w:hAnsi="Noto Sans KR" w:eastAsia="Noto Sans KR"/>
+                <w:sz w:val="16"/>
               </w:rPr>
-              <w:t>hop trace</w:t>
+              <w:t>consumer Local Tx</w:t>
             </w:r>
           </w:p>
         </w:tc>
         <w:tc>
           <w:tcPr>
-            <w:tcW w:type="dxa" w:w="2720"/>
+            <w:tcW w:type="dxa" w:w="4808"/>
             <w:tcMar>
-              <w:top w:w="70" w:type="dxa"/>
-              <w:start w:w="80" w:type="dxa"/>
-              <w:bottom w:w="70" w:type="dxa"/>
-              <w:end w:w="80" w:type="dxa"/>
+              <w:top w:w="80" w:type="dxa"/>
+              <w:start w:w="100" w:type="dxa"/>
+              <w:bottom w:w="80" w:type="dxa"/>
+              <w:end w:w="100" w:type="dxa"/>
             </w:tcMar>
-            <w:vAlign w:val="top"/>
+            <w:vAlign w:val="center"/>
+            <w:shd w:fill="F7FAFC"/>
           </w:tcPr>
           <w:p>
             <w:pPr>
@@ -2455,282 +2066,243 @@
             </w:pPr>
             <w:r>
               <w:rPr>
-                <w:rFonts w:ascii="Noto Sans CJK KR" w:hAnsi="Noto Sans CJK KR"/>
-                <w:color w:val="202124"/>
-                <w:sz w:val="17"/>
+                <w:rFonts w:ascii="Noto Sans KR" w:hAnsi="Noto Sans KR" w:eastAsia="Noto Sans KR"/>
+                <w:sz w:val="16"/>
               </w:rPr>
-              <w:t>transaction/operation 유지</w:t>
+              <w:t>Inbox/Idempotency/DLQ</w:t>
             </w:r>
           </w:p>
         </w:tc>
       </w:tr>
     </w:tbl>
-    <w:p/>
-    <w:p>
-      <w:pPr>
-        <w:pStyle w:val="SourceRail"/>
-      </w:pPr>
-      <w:r>
-        <w:t>Source 길찾기 cpf-core/src/main/java/com/cpf/core/api/domain/CpfDomainClient.java</w:t>
-      </w:r>
-    </w:p>
     <w:p>
       <w:pPr>
         <w:pStyle w:val="Heading1"/>
-        <w:keepNext/>
-        <w:keepLines/>
-        <w:widowControl/>
       </w:pPr>
       <w:r>
-        <w:t>4. Context·Security Boundary</w:t>
-      </w:r>
-    </w:p>
-    <w:p>
-      <w:pPr>
-        <w:pStyle w:val="Heading2"/>
-        <w:keepNext/>
-        <w:keepLines/>
-        <w:widowControl/>
-      </w:pPr>
-      <w:r>
-        <w:t>4.1 System6</w:t>
-      </w:r>
-    </w:p>
-    <w:p>
-      <w:pPr>
-        <w:pStyle w:val="BodyRail"/>
-      </w:pPr>
-      <w:r>
-        <w:t>업무 Online Transaction은 Controller 실행 전에 Canonical System6를 갖습니다. Transaction/Original은 유지하고 System/Caller/Target/Operation은 Hop 기준으로 CPF가 확정합니다.</w:t>
-      </w:r>
-    </w:p>
-    <w:p>
-      <w:pPr>
-        <w:pStyle w:val="BulletRail"/>
-      </w:pPr>
-      <w:r>
-        <w:t>•  Browser가 Protected Header를 보내도 신뢰하지 않고 Trusted Entry에서 재구성합니다.</w:t>
-      </w:r>
-    </w:p>
-    <w:p>
-      <w:pPr>
-        <w:pStyle w:val="BulletRail"/>
-      </w:pPr>
-      <w:r>
-        <w:t>•  수신 System/Target/Operation이 실제 Runtime/Handler와 다르면 업무 Controller를 호출하지 않습니다.</w:t>
-      </w:r>
-    </w:p>
-    <w:p>
-      <w:pPr>
-        <w:pStyle w:val="Heading2"/>
-        <w:keepNext/>
-        <w:keepLines/>
-        <w:widowControl/>
-      </w:pPr>
-      <w:r>
-        <w:t>4.2 Trust/Security Boundary</w:t>
-      </w:r>
-    </w:p>
-    <w:p>
-      <w:pPr>
-        <w:pStyle w:val="BodyRail"/>
-      </w:pPr>
-      <w:r>
-        <w:t>신뢰 경계에서는 호출자가 보낸 Protected Header와 논리 System identity를 분리합니다. Gateway/BFF는 Registry·Runtime 설정으로 검증된 SystemCode를 사용합니다.</w:t>
-      </w:r>
-    </w:p>
-    <w:p>
-      <w:pPr>
-        <w:pStyle w:val="BulletRail"/>
-      </w:pPr>
-      <w:r>
-        <w:t>•  미등록·비활성·spoofed identity는 ALL 정책이어도 허용하지 않습니다.</w:t>
-      </w:r>
-    </w:p>
-    <w:p>
-      <w:pPr>
-        <w:pStyle w:val="BulletRail"/>
-      </w:pPr>
-      <w:r>
-        <w:t>•  관리 API에는 업무 System6를 억지 적용하지 않고 일반 Security/Trace/Audit를 적용합니다.</w:t>
-      </w:r>
-    </w:p>
-    <w:p>
-      <w:pPr>
-        <w:pStyle w:val="Heading2"/>
-        <w:keepNext/>
-        <w:keepLines/>
-        <w:widowControl/>
-      </w:pPr>
-      <w:r>
-        <w:t>4.3 Operation/Instance Identity</w:t>
-      </w:r>
-    </w:p>
-    <w:p>
-      <w:pPr>
-        <w:pStyle w:val="BodyRail"/>
-      </w:pPr>
-      <w:r>
-        <w:t>operationId는 Annotation, OpenAPI, Domain Client, Registry, ADM, Log/Trace가 공유하는 안정 실행 정의 ID입니다. 개별 실행 건의 executionId와 분리합니다.</w:t>
-      </w:r>
-    </w:p>
-    <w:p>
-      <w:pPr>
-        <w:pStyle w:val="BulletRail"/>
-      </w:pPr>
-      <w:r>
-        <w:t>•  Source는 operation metadata를, ADM Policy는 enabled/allowlist/override를 소유합니다.</w:t>
-      </w:r>
-    </w:p>
-    <w:p>
-      <w:pPr>
-        <w:pStyle w:val="BulletRail"/>
-      </w:pPr>
-      <w:r>
-        <w:t>•  Discovery에서 일시 미발견된 Operation을 자동 삭제하지 않습니다.</w:t>
-      </w:r>
-    </w:p>
-    <w:p>
-      <w:pPr>
-        <w:pStyle w:val="BodyRail"/>
-      </w:pPr>
-      <w:r>
-        <w:t>각 Header의 설정 주체·변경 규칙·수신 검증을 확인합니다.</w:t>
-      </w:r>
-    </w:p>
-    <w:p>
-      <w:pPr>
-        <w:pStyle w:val="TableTitle"/>
-        <w:keepNext/>
-        <w:keepLines/>
-        <w:widowControl/>
-      </w:pPr>
-      <w:r>
-        <w:t>표 4-1. Header / 설정 주체 / 변경 규칙 / 검증/주의</w:t>
-      </w:r>
-    </w:p>
-    <w:p>
-      <w:pPr>
-        <w:pStyle w:val="TablePurpose"/>
-        <w:keepNext/>
-        <w:keepLines/>
-        <w:widowControl/>
-      </w:pPr>
-      <w:r>
-        <w:t>비교·선택·확인에 필요한 항목만 압축해 정리합니다.</w:t>
+        <w:t>3 Generated Domain과 Starter</w:t>
       </w:r>
     </w:p>
     <w:tbl>
       <w:tblPr>
         <w:tblW w:type="auto" w:w="0"/>
         <w:jc w:val="left"/>
-        <w:tblLayout w:type="autofit"/>
+        <w:tblLayout w:type="fixed"/>
         <w:tblLook w:firstColumn="1" w:firstRow="1" w:lastColumn="0" w:lastRow="0" w:noHBand="0" w:noVBand="1" w:val="04A0"/>
       </w:tblPr>
       <w:tblGrid>
-        <w:gridCol w:w="2720"/>
-        <w:gridCol w:w="2720"/>
-        <w:gridCol w:w="2720"/>
-        <w:gridCol w:w="2720"/>
+        <w:gridCol w:w="7625"/>
+        <w:gridCol w:w="7625"/>
       </w:tblGrid>
       <w:tr>
         <w:trPr>
-          <w:cantSplit/>
           <w:tblHeader w:val="true"/>
         </w:trPr>
         <w:tc>
           <w:tcPr>
-            <w:tcW w:type="dxa" w:w="2720"/>
+            <w:tcW w:type="dxa" w:w="1927"/>
+            <w:shd w:fill="17324D"/>
             <w:tcMar>
-              <w:top w:w="70" w:type="dxa"/>
-              <w:start w:w="80" w:type="dxa"/>
-              <w:bottom w:w="70" w:type="dxa"/>
-              <w:end w:w="80" w:type="dxa"/>
+              <w:top w:w="110" w:type="dxa"/>
+              <w:start w:w="140" w:type="dxa"/>
+              <w:bottom w:w="110" w:type="dxa"/>
+              <w:end w:w="140" w:type="dxa"/>
             </w:tcMar>
-            <w:vAlign w:val="top"/>
-            <w:shd w:fill="17324D"/>
           </w:tcPr>
           <w:p>
             <w:r>
               <w:rPr>
-                <w:rFonts w:ascii="Noto Sans CJK KR" w:hAnsi="Noto Sans CJK KR"/>
                 <w:b/>
                 <w:color w:val="FFFFFF"/>
-                <w:sz w:val="17"/>
               </w:rPr>
-              <w:t>Header</w:t>
+              <w:t>이 장을 보는 이유</w:t>
             </w:r>
           </w:p>
         </w:tc>
         <w:tc>
           <w:tcPr>
-            <w:tcW w:type="dxa" w:w="2720"/>
+            <w:tcW w:type="dxa" w:w="11623"/>
             <w:tcMar>
-              <w:top w:w="70" w:type="dxa"/>
-              <w:start w:w="80" w:type="dxa"/>
-              <w:bottom w:w="70" w:type="dxa"/>
-              <w:end w:w="80" w:type="dxa"/>
+              <w:top w:w="110" w:type="dxa"/>
+              <w:start w:w="140" w:type="dxa"/>
+              <w:bottom w:w="110" w:type="dxa"/>
+              <w:end w:w="140" w:type="dxa"/>
             </w:tcMar>
-            <w:vAlign w:val="top"/>
+          </w:tcPr>
+          <w:p>
+            <w:r>
+              <w:t>Generator가 만든 Domain은 Public Starter와 Canonical package IA를 사용합니다.</w:t>
+            </w:r>
+          </w:p>
+        </w:tc>
+      </w:tr>
+    </w:tbl>
+    <w:p>
+      <w:pPr>
+        <w:pStyle w:val="ListBullet"/>
+        <w:spacing w:after="40"/>
+        <w:ind w:left="454" w:hanging="198"/>
+      </w:pPr>
+      <w:r>
+        <w:t>Canonical: cpf-&lt;domain&gt;/online/src/main/java/&lt;domain-package&gt;/&lt;business-feature&gt;/&lt;technical-role&gt;.</w:t>
+      </w:r>
+    </w:p>
+    <w:p>
+      <w:pPr>
+        <w:pStyle w:val="ListBullet"/>
+        <w:spacing w:after="40"/>
+        <w:ind w:left="454" w:hanging="198"/>
+      </w:pPr>
+      <w:r>
+        <w:t>중복 &lt;domain&gt;.online.&lt;domain&gt; 또는 &lt;domain&gt;/&lt;domain&gt; 구조를 생성하지 않습니다.</w:t>
+      </w:r>
+    </w:p>
+    <w:p>
+      <w:pPr>
+        <w:pStyle w:val="ListBullet"/>
+        <w:spacing w:after="40"/>
+        <w:ind w:left="454" w:hanging="198"/>
+      </w:pPr>
+      <w:r>
+        <w:t>online은 필수, batch는 선택입니다.</w:t>
+      </w:r>
+    </w:p>
+    <w:p>
+      <w:pPr>
+        <w:pStyle w:val="ListBullet"/>
+        <w:spacing w:after="40"/>
+        <w:ind w:left="454" w:hanging="198"/>
+      </w:pPr>
+      <w:r>
+        <w:t>Public BOM에는 Internal Leaf를 노출하지 않습니다.</w:t>
+      </w:r>
+    </w:p>
+    <w:p>
+      <w:pPr>
+        <w:pStyle w:val="Heading1"/>
+      </w:pPr>
+      <w:r>
+        <w:t>4 DB3 Lifecycle</w:t>
+      </w:r>
+    </w:p>
+    <w:tbl>
+      <w:tblPr>
+        <w:tblW w:type="auto" w:w="0"/>
+        <w:jc w:val="left"/>
+        <w:tblLayout w:type="fixed"/>
+        <w:tblLook w:firstColumn="1" w:firstRow="1" w:lastColumn="0" w:lastRow="0" w:noHBand="0" w:noVBand="1" w:val="04A0"/>
+      </w:tblPr>
+      <w:tblGrid>
+        <w:gridCol w:w="7625"/>
+        <w:gridCol w:w="7625"/>
+      </w:tblGrid>
+      <w:tr>
+        <w:trPr>
+          <w:tblHeader w:val="true"/>
+        </w:trPr>
+        <w:tc>
+          <w:tcPr>
+            <w:tcW w:type="dxa" w:w="1927"/>
             <w:shd w:fill="17324D"/>
+            <w:tcMar>
+              <w:top w:w="110" w:type="dxa"/>
+              <w:start w:w="140" w:type="dxa"/>
+              <w:bottom w:w="110" w:type="dxa"/>
+              <w:end w:w="140" w:type="dxa"/>
+            </w:tcMar>
           </w:tcPr>
           <w:p>
             <w:r>
               <w:rPr>
-                <w:rFonts w:ascii="Noto Sans CJK KR" w:hAnsi="Noto Sans CJK KR"/>
                 <w:b/>
                 <w:color w:val="FFFFFF"/>
-                <w:sz w:val="17"/>
               </w:rPr>
-              <w:t>설정 주체</w:t>
+              <w:t>이 장을 보는 이유</w:t>
             </w:r>
           </w:p>
         </w:tc>
         <w:tc>
           <w:tcPr>
-            <w:tcW w:type="dxa" w:w="2720"/>
+            <w:tcW w:type="dxa" w:w="11623"/>
             <w:tcMar>
-              <w:top w:w="70" w:type="dxa"/>
-              <w:start w:w="80" w:type="dxa"/>
-              <w:bottom w:w="70" w:type="dxa"/>
-              <w:end w:w="80" w:type="dxa"/>
+              <w:top w:w="110" w:type="dxa"/>
+              <w:start w:w="140" w:type="dxa"/>
+              <w:bottom w:w="110" w:type="dxa"/>
+              <w:end w:w="140" w:type="dxa"/>
             </w:tcMar>
-            <w:vAlign w:val="top"/>
+          </w:tcPr>
+          <w:p>
+            <w:r>
+              <w:t>Canonical DB Source가 Oracle/PostgreSQL/MariaDB의 Install/Upgrade/Rollback/Runtime까지 이어집니다.</w:t>
+            </w:r>
+          </w:p>
+        </w:tc>
+      </w:tr>
+    </w:tbl>
+    <w:p>
+      <w:pPr>
+        <w:pStyle w:val="CPFLabel"/>
+      </w:pPr>
+      <w:r>
+        <w:t>DB lifecycle</w:t>
+      </w:r>
+    </w:p>
+    <w:tbl>
+      <w:tblPr>
+        <w:tblW w:type="auto" w:w="0"/>
+        <w:jc w:val="left"/>
+        <w:tblLayout w:type="fixed"/>
+        <w:tblLook w:firstColumn="1" w:firstRow="1" w:lastColumn="0" w:lastRow="0" w:noHBand="0" w:noVBand="1" w:val="04A0"/>
+      </w:tblPr>
+      <w:tblGrid>
+        <w:gridCol w:w="7625"/>
+        <w:gridCol w:w="7625"/>
+      </w:tblGrid>
+      <w:tr>
+        <w:trPr>
+          <w:tblHeader w:val="true"/>
+        </w:trPr>
+        <w:tc>
+          <w:tcPr>
+            <w:tcW w:type="dxa" w:w="3555"/>
             <w:shd w:fill="17324D"/>
+            <w:tcMar>
+              <w:top w:w="90" w:type="dxa"/>
+              <w:start w:w="110" w:type="dxa"/>
+              <w:bottom w:w="90" w:type="dxa"/>
+              <w:end w:w="110" w:type="dxa"/>
+            </w:tcMar>
           </w:tcPr>
           <w:p>
             <w:r>
               <w:rPr>
-                <w:rFonts w:ascii="Noto Sans CJK KR" w:hAnsi="Noto Sans CJK KR"/>
                 <w:b/>
                 <w:color w:val="FFFFFF"/>
-                <w:sz w:val="17"/>
+                <w:sz w:val="16"/>
               </w:rPr>
-              <w:t>변경 규칙</w:t>
+              <w:t>단계</w:t>
             </w:r>
           </w:p>
         </w:tc>
         <w:tc>
           <w:tcPr>
-            <w:tcW w:type="dxa" w:w="2720"/>
+            <w:tcW w:type="dxa" w:w="11469"/>
+            <w:shd w:fill="17324D"/>
             <w:tcMar>
-              <w:top w:w="70" w:type="dxa"/>
-              <w:start w:w="80" w:type="dxa"/>
-              <w:bottom w:w="70" w:type="dxa"/>
-              <w:end w:w="80" w:type="dxa"/>
+              <w:top w:w="90" w:type="dxa"/>
+              <w:start w:w="110" w:type="dxa"/>
+              <w:bottom w:w="90" w:type="dxa"/>
+              <w:end w:w="110" w:type="dxa"/>
             </w:tcMar>
-            <w:vAlign w:val="top"/>
-            <w:shd w:fill="17324D"/>
           </w:tcPr>
           <w:p>
             <w:r>
               <w:rPr>
-                <w:rFonts w:ascii="Noto Sans CJK KR" w:hAnsi="Noto Sans CJK KR"/>
                 <w:b/>
                 <w:color w:val="FFFFFF"/>
-                <w:sz w:val="17"/>
+                <w:sz w:val="16"/>
               </w:rPr>
-              <w:t>검증/주의</w:t>
+              <w:t>필수 결과</w:t>
             </w:r>
           </w:p>
         </w:tc>
@@ -2741,15 +2313,14 @@
         </w:trPr>
         <w:tc>
           <w:tcPr>
-            <w:tcW w:type="dxa" w:w="2720"/>
+            <w:tcW w:type="dxa" w:w="3555"/>
             <w:tcMar>
-              <w:top w:w="70" w:type="dxa"/>
-              <w:start w:w="80" w:type="dxa"/>
-              <w:bottom w:w="70" w:type="dxa"/>
-              <w:end w:w="80" w:type="dxa"/>
+              <w:top w:w="80" w:type="dxa"/>
+              <w:start w:w="100" w:type="dxa"/>
+              <w:bottom w:w="80" w:type="dxa"/>
+              <w:end w:w="100" w:type="dxa"/>
             </w:tcMar>
-            <w:vAlign w:val="top"/>
-            <w:shd w:fill="F4F7FA"/>
+            <w:vAlign w:val="center"/>
           </w:tcPr>
           <w:p>
             <w:pPr>
@@ -2757,24 +2328,23 @@
             </w:pPr>
             <w:r>
               <w:rPr>
-                <w:rFonts w:ascii="Noto Sans CJK KR" w:hAnsi="Noto Sans CJK KR"/>
-                <w:color w:val="202124"/>
-                <w:sz w:val="17"/>
+                <w:rFonts w:ascii="Noto Sans KR" w:hAnsi="Noto Sans KR" w:eastAsia="Noto Sans KR"/>
+                <w:sz w:val="16"/>
               </w:rPr>
-              <w:t>X-Transaction-Id</w:t>
+              <w:t>Canonical Source</w:t>
             </w:r>
           </w:p>
         </w:tc>
         <w:tc>
           <w:tcPr>
-            <w:tcW w:type="dxa" w:w="2720"/>
+            <w:tcW w:type="dxa" w:w="11469"/>
             <w:tcMar>
-              <w:top w:w="70" w:type="dxa"/>
-              <w:start w:w="80" w:type="dxa"/>
-              <w:bottom w:w="70" w:type="dxa"/>
-              <w:end w:w="80" w:type="dxa"/>
+              <w:top w:w="80" w:type="dxa"/>
+              <w:start w:w="100" w:type="dxa"/>
+              <w:bottom w:w="80" w:type="dxa"/>
+              <w:end w:w="100" w:type="dxa"/>
             </w:tcMar>
-            <w:vAlign w:val="top"/>
+            <w:vAlign w:val="center"/>
           </w:tcPr>
           <w:p>
             <w:pPr>
@@ -2782,61 +2352,10 @@
             </w:pPr>
             <w:r>
               <w:rPr>
-                <w:rFonts w:ascii="Noto Sans CJK KR" w:hAnsi="Noto Sans CJK KR"/>
-                <w:color w:val="202124"/>
-                <w:sz w:val="17"/>
+                <w:rFonts w:ascii="Noto Sans KR" w:hAnsi="Noto Sans KR" w:eastAsia="Noto Sans KR"/>
+                <w:sz w:val="16"/>
               </w:rPr>
-              <w:t>CPF</w:t>
-            </w:r>
-          </w:p>
-        </w:tc>
-        <w:tc>
-          <w:tcPr>
-            <w:tcW w:type="dxa" w:w="2720"/>
-            <w:tcMar>
-              <w:top w:w="70" w:type="dxa"/>
-              <w:start w:w="80" w:type="dxa"/>
-              <w:bottom w:w="70" w:type="dxa"/>
-              <w:end w:w="80" w:type="dxa"/>
-            </w:tcMar>
-            <w:vAlign w:val="top"/>
-          </w:tcPr>
-          <w:p>
-            <w:pPr>
-              <w:spacing w:after="0" w:line="252" w:lineRule="auto"/>
-            </w:pPr>
-            <w:r>
-              <w:rPr>
-                <w:rFonts w:ascii="Noto Sans CJK KR" w:hAnsi="Noto Sans CJK KR"/>
-                <w:color w:val="202124"/>
-                <w:sz w:val="17"/>
-              </w:rPr>
-              <w:t>최초 생성 후 불변</w:t>
-            </w:r>
-          </w:p>
-        </w:tc>
-        <w:tc>
-          <w:tcPr>
-            <w:tcW w:type="dxa" w:w="2720"/>
-            <w:tcMar>
-              <w:top w:w="70" w:type="dxa"/>
-              <w:start w:w="80" w:type="dxa"/>
-              <w:bottom w:w="70" w:type="dxa"/>
-              <w:end w:w="80" w:type="dxa"/>
-            </w:tcMar>
-            <w:vAlign w:val="top"/>
-          </w:tcPr>
-          <w:p>
-            <w:pPr>
-              <w:spacing w:after="0" w:line="252" w:lineRule="auto"/>
-            </w:pPr>
-            <w:r>
-              <w:rPr>
-                <w:rFonts w:ascii="Noto Sans CJK KR" w:hAnsi="Noto Sans CJK KR"/>
-                <w:color w:val="202124"/>
-                <w:sz w:val="17"/>
-              </w:rPr>
-              <w:t>거래 전체 correlation</w:t>
+              <w:t>단일 정의/metadata</w:t>
             </w:r>
           </w:p>
         </w:tc>
@@ -2847,15 +2366,15 @@
         </w:trPr>
         <w:tc>
           <w:tcPr>
-            <w:tcW w:type="dxa" w:w="2720"/>
+            <w:tcW w:type="dxa" w:w="3555"/>
             <w:tcMar>
-              <w:top w:w="70" w:type="dxa"/>
-              <w:start w:w="80" w:type="dxa"/>
-              <w:bottom w:w="70" w:type="dxa"/>
-              <w:end w:w="80" w:type="dxa"/>
+              <w:top w:w="80" w:type="dxa"/>
+              <w:start w:w="100" w:type="dxa"/>
+              <w:bottom w:w="80" w:type="dxa"/>
+              <w:end w:w="100" w:type="dxa"/>
             </w:tcMar>
-            <w:vAlign w:val="top"/>
-            <w:shd w:fill="F4F7FA"/>
+            <w:vAlign w:val="center"/>
+            <w:shd w:fill="F7FAFC"/>
           </w:tcPr>
           <w:p>
             <w:pPr>
@@ -2863,24 +2382,24 @@
             </w:pPr>
             <w:r>
               <w:rPr>
-                <w:rFonts w:ascii="Noto Sans CJK KR" w:hAnsi="Noto Sans CJK KR"/>
-                <w:color w:val="202124"/>
-                <w:sz w:val="17"/>
+                <w:rFonts w:ascii="Noto Sans KR" w:hAnsi="Noto Sans KR" w:eastAsia="Noto Sans KR"/>
+                <w:sz w:val="16"/>
               </w:rPr>
-              <w:t>X-Original-System-Code</w:t>
+              <w:t>Vendor Render</w:t>
             </w:r>
           </w:p>
         </w:tc>
         <w:tc>
           <w:tcPr>
-            <w:tcW w:type="dxa" w:w="2720"/>
+            <w:tcW w:type="dxa" w:w="11469"/>
             <w:tcMar>
-              <w:top w:w="70" w:type="dxa"/>
-              <w:start w:w="80" w:type="dxa"/>
-              <w:bottom w:w="70" w:type="dxa"/>
-              <w:end w:w="80" w:type="dxa"/>
+              <w:top w:w="80" w:type="dxa"/>
+              <w:start w:w="100" w:type="dxa"/>
+              <w:bottom w:w="80" w:type="dxa"/>
+              <w:end w:w="100" w:type="dxa"/>
             </w:tcMar>
-            <w:vAlign w:val="top"/>
+            <w:vAlign w:val="center"/>
+            <w:shd w:fill="F7FAFC"/>
           </w:tcPr>
           <w:p>
             <w:pPr>
@@ -2888,61 +2407,10 @@
             </w:pPr>
             <w:r>
               <w:rPr>
-                <w:rFonts w:ascii="Noto Sans CJK KR" w:hAnsi="Noto Sans CJK KR"/>
-                <w:color w:val="202124"/>
-                <w:sz w:val="17"/>
+                <w:rFonts w:ascii="Noto Sans KR" w:hAnsi="Noto Sans KR" w:eastAsia="Noto Sans KR"/>
+                <w:sz w:val="16"/>
               </w:rPr>
-              <w:t>CPF Trusted Entry</w:t>
-            </w:r>
-          </w:p>
-        </w:tc>
-        <w:tc>
-          <w:tcPr>
-            <w:tcW w:type="dxa" w:w="2720"/>
-            <w:tcMar>
-              <w:top w:w="70" w:type="dxa"/>
-              <w:start w:w="80" w:type="dxa"/>
-              <w:bottom w:w="70" w:type="dxa"/>
-              <w:end w:w="80" w:type="dxa"/>
-            </w:tcMar>
-            <w:vAlign w:val="top"/>
-          </w:tcPr>
-          <w:p>
-            <w:pPr>
-              <w:spacing w:after="0" w:line="252" w:lineRule="auto"/>
-            </w:pPr>
-            <w:r>
-              <w:rPr>
-                <w:rFonts w:ascii="Noto Sans CJK KR" w:hAnsi="Noto Sans CJK KR"/>
-                <w:color w:val="202124"/>
-                <w:sz w:val="17"/>
-              </w:rPr>
-              <w:t>최초 확정 후 불변</w:t>
-            </w:r>
-          </w:p>
-        </w:tc>
-        <w:tc>
-          <w:tcPr>
-            <w:tcW w:type="dxa" w:w="2720"/>
-            <w:tcMar>
-              <w:top w:w="70" w:type="dxa"/>
-              <w:start w:w="80" w:type="dxa"/>
-              <w:bottom w:w="70" w:type="dxa"/>
-              <w:end w:w="80" w:type="dxa"/>
-            </w:tcMar>
-            <w:vAlign w:val="top"/>
-          </w:tcPr>
-          <w:p>
-            <w:pPr>
-              <w:spacing w:after="0" w:line="252" w:lineRule="auto"/>
-            </w:pPr>
-            <w:r>
-              <w:rPr>
-                <w:rFonts w:ascii="Noto Sans CJK KR" w:hAnsi="Noto Sans CJK KR"/>
-                <w:color w:val="202124"/>
-                <w:sz w:val="17"/>
-              </w:rPr>
-              <w:t>호출자가 임의 변경 금지</w:t>
+              <w:t>Oracle/PostgreSQL/MariaDB</w:t>
             </w:r>
           </w:p>
         </w:tc>
@@ -2953,15 +2421,14 @@
         </w:trPr>
         <w:tc>
           <w:tcPr>
-            <w:tcW w:type="dxa" w:w="2720"/>
+            <w:tcW w:type="dxa" w:w="3555"/>
             <w:tcMar>
-              <w:top w:w="70" w:type="dxa"/>
-              <w:start w:w="80" w:type="dxa"/>
-              <w:bottom w:w="70" w:type="dxa"/>
-              <w:end w:w="80" w:type="dxa"/>
+              <w:top w:w="80" w:type="dxa"/>
+              <w:start w:w="100" w:type="dxa"/>
+              <w:bottom w:w="80" w:type="dxa"/>
+              <w:end w:w="100" w:type="dxa"/>
             </w:tcMar>
-            <w:vAlign w:val="top"/>
-            <w:shd w:fill="F4F7FA"/>
+            <w:vAlign w:val="center"/>
           </w:tcPr>
           <w:p>
             <w:pPr>
@@ -2969,24 +2436,23 @@
             </w:pPr>
             <w:r>
               <w:rPr>
-                <w:rFonts w:ascii="Noto Sans CJK KR" w:hAnsi="Noto Sans CJK KR"/>
-                <w:color w:val="202124"/>
-                <w:sz w:val="17"/>
+                <w:rFonts w:ascii="Noto Sans KR" w:hAnsi="Noto Sans KR" w:eastAsia="Noto Sans KR"/>
+                <w:sz w:val="16"/>
               </w:rPr>
-              <w:t>X-System-Code</w:t>
+              <w:t>Migration</w:t>
             </w:r>
           </w:p>
         </w:tc>
         <w:tc>
           <w:tcPr>
-            <w:tcW w:type="dxa" w:w="2720"/>
+            <w:tcW w:type="dxa" w:w="11469"/>
             <w:tcMar>
-              <w:top w:w="70" w:type="dxa"/>
-              <w:start w:w="80" w:type="dxa"/>
-              <w:bottom w:w="70" w:type="dxa"/>
-              <w:end w:w="80" w:type="dxa"/>
+              <w:top w:w="80" w:type="dxa"/>
+              <w:start w:w="100" w:type="dxa"/>
+              <w:bottom w:w="80" w:type="dxa"/>
+              <w:end w:w="100" w:type="dxa"/>
             </w:tcMar>
-            <w:vAlign w:val="top"/>
+            <w:vAlign w:val="center"/>
           </w:tcPr>
           <w:p>
             <w:pPr>
@@ -2994,61 +2460,10 @@
             </w:pPr>
             <w:r>
               <w:rPr>
-                <w:rFonts w:ascii="Noto Sans CJK KR" w:hAnsi="Noto Sans CJK KR"/>
-                <w:color w:val="202124"/>
-                <w:sz w:val="17"/>
+                <w:rFonts w:ascii="Noto Sans KR" w:hAnsi="Noto Sans KR" w:eastAsia="Noto Sans KR"/>
+                <w:sz w:val="16"/>
               </w:rPr>
-              <w:t>CPF</w:t>
-            </w:r>
-          </w:p>
-        </w:tc>
-        <w:tc>
-          <w:tcPr>
-            <w:tcW w:type="dxa" w:w="2720"/>
-            <w:tcMar>
-              <w:top w:w="70" w:type="dxa"/>
-              <w:start w:w="80" w:type="dxa"/>
-              <w:bottom w:w="70" w:type="dxa"/>
-              <w:end w:w="80" w:type="dxa"/>
-            </w:tcMar>
-            <w:vAlign w:val="top"/>
-          </w:tcPr>
-          <w:p>
-            <w:pPr>
-              <w:spacing w:after="0" w:line="252" w:lineRule="auto"/>
-            </w:pPr>
-            <w:r>
-              <w:rPr>
-                <w:rFonts w:ascii="Noto Sans CJK KR" w:hAnsi="Noto Sans CJK KR"/>
-                <w:color w:val="202124"/>
-                <w:sz w:val="17"/>
-              </w:rPr>
-              <w:t>Hop마다 현재 처리 System</w:t>
-            </w:r>
-          </w:p>
-        </w:tc>
-        <w:tc>
-          <w:tcPr>
-            <w:tcW w:type="dxa" w:w="2720"/>
-            <w:tcMar>
-              <w:top w:w="70" w:type="dxa"/>
-              <w:start w:w="80" w:type="dxa"/>
-              <w:bottom w:w="70" w:type="dxa"/>
-              <w:end w:w="80" w:type="dxa"/>
-            </w:tcMar>
-            <w:vAlign w:val="top"/>
-          </w:tcPr>
-          <w:p>
-            <w:pPr>
-              <w:spacing w:after="0" w:line="252" w:lineRule="auto"/>
-            </w:pPr>
-            <w:r>
-              <w:rPr>
-                <w:rFonts w:ascii="Noto Sans CJK KR" w:hAnsi="Noto Sans CJK KR"/>
-                <w:color w:val="202124"/>
-                <w:sz w:val="17"/>
-              </w:rPr>
-              <w:t>수신 Runtime과 일치</w:t>
+              <w:t>upgrade plan/hash</w:t>
             </w:r>
           </w:p>
         </w:tc>
@@ -3059,15 +2474,15 @@
         </w:trPr>
         <w:tc>
           <w:tcPr>
-            <w:tcW w:type="dxa" w:w="2720"/>
+            <w:tcW w:type="dxa" w:w="3555"/>
             <w:tcMar>
-              <w:top w:w="70" w:type="dxa"/>
-              <w:start w:w="80" w:type="dxa"/>
-              <w:bottom w:w="70" w:type="dxa"/>
-              <w:end w:w="80" w:type="dxa"/>
+              <w:top w:w="80" w:type="dxa"/>
+              <w:start w:w="100" w:type="dxa"/>
+              <w:bottom w:w="80" w:type="dxa"/>
+              <w:end w:w="100" w:type="dxa"/>
             </w:tcMar>
-            <w:vAlign w:val="top"/>
-            <w:shd w:fill="F4F7FA"/>
+            <w:vAlign w:val="center"/>
+            <w:shd w:fill="F7FAFC"/>
           </w:tcPr>
           <w:p>
             <w:pPr>
@@ -3075,24 +2490,24 @@
             </w:pPr>
             <w:r>
               <w:rPr>
-                <w:rFonts w:ascii="Noto Sans CJK KR" w:hAnsi="Noto Sans CJK KR"/>
-                <w:color w:val="202124"/>
-                <w:sz w:val="17"/>
+                <w:rFonts w:ascii="Noto Sans KR" w:hAnsi="Noto Sans KR" w:eastAsia="Noto Sans KR"/>
+                <w:sz w:val="16"/>
               </w:rPr>
-              <w:t>X-Caller-System-Code</w:t>
+              <w:t>Seed</w:t>
             </w:r>
           </w:p>
         </w:tc>
         <w:tc>
           <w:tcPr>
-            <w:tcW w:type="dxa" w:w="2720"/>
+            <w:tcW w:type="dxa" w:w="11469"/>
             <w:tcMar>
-              <w:top w:w="70" w:type="dxa"/>
-              <w:start w:w="80" w:type="dxa"/>
-              <w:bottom w:w="70" w:type="dxa"/>
-              <w:end w:w="80" w:type="dxa"/>
+              <w:top w:w="80" w:type="dxa"/>
+              <w:start w:w="100" w:type="dxa"/>
+              <w:bottom w:w="80" w:type="dxa"/>
+              <w:end w:w="100" w:type="dxa"/>
             </w:tcMar>
-            <w:vAlign w:val="top"/>
+            <w:vAlign w:val="center"/>
+            <w:shd w:fill="F7FAFC"/>
           </w:tcPr>
           <w:p>
             <w:pPr>
@@ -3100,61 +2515,10 @@
             </w:pPr>
             <w:r>
               <w:rPr>
-                <w:rFonts w:ascii="Noto Sans CJK KR" w:hAnsi="Noto Sans CJK KR"/>
-                <w:color w:val="202124"/>
-                <w:sz w:val="17"/>
+                <w:rFonts w:ascii="Noto Sans KR" w:hAnsi="Noto Sans KR" w:eastAsia="Noto Sans KR"/>
+                <w:sz w:val="16"/>
               </w:rPr>
-              <w:t>CPF</w:t>
-            </w:r>
-          </w:p>
-        </w:tc>
-        <w:tc>
-          <w:tcPr>
-            <w:tcW w:type="dxa" w:w="2720"/>
-            <w:tcMar>
-              <w:top w:w="70" w:type="dxa"/>
-              <w:start w:w="80" w:type="dxa"/>
-              <w:bottom w:w="70" w:type="dxa"/>
-              <w:end w:w="80" w:type="dxa"/>
-            </w:tcMar>
-            <w:vAlign w:val="top"/>
-          </w:tcPr>
-          <w:p>
-            <w:pPr>
-              <w:spacing w:after="0" w:line="252" w:lineRule="auto"/>
-            </w:pPr>
-            <w:r>
-              <w:rPr>
-                <w:rFonts w:ascii="Noto Sans CJK KR" w:hAnsi="Noto Sans CJK KR"/>
-                <w:color w:val="202124"/>
-                <w:sz w:val="17"/>
-              </w:rPr>
-              <w:t>Hop마다 직전 Caller</w:t>
-            </w:r>
-          </w:p>
-        </w:tc>
-        <w:tc>
-          <w:tcPr>
-            <w:tcW w:type="dxa" w:w="2720"/>
-            <w:tcMar>
-              <w:top w:w="70" w:type="dxa"/>
-              <w:start w:w="80" w:type="dxa"/>
-              <w:bottom w:w="70" w:type="dxa"/>
-              <w:end w:w="80" w:type="dxa"/>
-            </w:tcMar>
-            <w:vAlign w:val="top"/>
-          </w:tcPr>
-          <w:p>
-            <w:pPr>
-              <w:spacing w:after="0" w:line="252" w:lineRule="auto"/>
-            </w:pPr>
-            <w:r>
-              <w:rPr>
-                <w:rFonts w:ascii="Noto Sans CJK KR" w:hAnsi="Noto Sans CJK KR"/>
-                <w:color w:val="202124"/>
-                <w:sz w:val="17"/>
-              </w:rPr>
-              <w:t>신뢰 System identity 사용</w:t>
+              <w:t>초기 업무/운영 데이터</w:t>
             </w:r>
           </w:p>
         </w:tc>
@@ -3165,15 +2529,14 @@
         </w:trPr>
         <w:tc>
           <w:tcPr>
-            <w:tcW w:type="dxa" w:w="2720"/>
+            <w:tcW w:type="dxa" w:w="3555"/>
             <w:tcMar>
-              <w:top w:w="70" w:type="dxa"/>
-              <w:start w:w="80" w:type="dxa"/>
-              <w:bottom w:w="70" w:type="dxa"/>
-              <w:end w:w="80" w:type="dxa"/>
+              <w:top w:w="80" w:type="dxa"/>
+              <w:start w:w="100" w:type="dxa"/>
+              <w:bottom w:w="80" w:type="dxa"/>
+              <w:end w:w="100" w:type="dxa"/>
             </w:tcMar>
-            <w:vAlign w:val="top"/>
-            <w:shd w:fill="F4F7FA"/>
+            <w:vAlign w:val="center"/>
           </w:tcPr>
           <w:p>
             <w:pPr>
@@ -3181,24 +2544,23 @@
             </w:pPr>
             <w:r>
               <w:rPr>
-                <w:rFonts w:ascii="Noto Sans CJK KR" w:hAnsi="Noto Sans CJK KR"/>
-                <w:color w:val="202124"/>
-                <w:sz w:val="17"/>
+                <w:rFonts w:ascii="Noto Sans KR" w:hAnsi="Noto Sans KR" w:eastAsia="Noto Sans KR"/>
+                <w:sz w:val="16"/>
               </w:rPr>
-              <w:t>X-Target-System-Code</w:t>
+              <w:t>Runtime</w:t>
             </w:r>
           </w:p>
         </w:tc>
         <w:tc>
           <w:tcPr>
-            <w:tcW w:type="dxa" w:w="2720"/>
+            <w:tcW w:type="dxa" w:w="11469"/>
             <w:tcMar>
-              <w:top w:w="70" w:type="dxa"/>
-              <w:start w:w="80" w:type="dxa"/>
-              <w:bottom w:w="70" w:type="dxa"/>
-              <w:end w:w="80" w:type="dxa"/>
+              <w:top w:w="80" w:type="dxa"/>
+              <w:start w:w="100" w:type="dxa"/>
+              <w:bottom w:w="80" w:type="dxa"/>
+              <w:end w:w="100" w:type="dxa"/>
             </w:tcMar>
-            <w:vAlign w:val="top"/>
+            <w:vAlign w:val="center"/>
           </w:tcPr>
           <w:p>
             <w:pPr>
@@ -3206,61 +2568,10 @@
             </w:pPr>
             <w:r>
               <w:rPr>
-                <w:rFonts w:ascii="Noto Sans CJK KR" w:hAnsi="Noto Sans CJK KR"/>
-                <w:color w:val="202124"/>
-                <w:sz w:val="17"/>
+                <w:rFonts w:ascii="Noto Sans KR" w:hAnsi="Noto Sans KR" w:eastAsia="Noto Sans KR"/>
+                <w:sz w:val="16"/>
               </w:rPr>
-              <w:t>CPF</w:t>
-            </w:r>
-          </w:p>
-        </w:tc>
-        <w:tc>
-          <w:tcPr>
-            <w:tcW w:type="dxa" w:w="2720"/>
-            <w:tcMar>
-              <w:top w:w="70" w:type="dxa"/>
-              <w:start w:w="80" w:type="dxa"/>
-              <w:bottom w:w="70" w:type="dxa"/>
-              <w:end w:w="80" w:type="dxa"/>
-            </w:tcMar>
-            <w:vAlign w:val="top"/>
-          </w:tcPr>
-          <w:p>
-            <w:pPr>
-              <w:spacing w:after="0" w:line="252" w:lineRule="auto"/>
-            </w:pPr>
-            <w:r>
-              <w:rPr>
-                <w:rFonts w:ascii="Noto Sans CJK KR" w:hAnsi="Noto Sans CJK KR"/>
-                <w:color w:val="202124"/>
-                <w:sz w:val="17"/>
-              </w:rPr>
-              <w:t>Hop마다 Target</w:t>
-            </w:r>
-          </w:p>
-        </w:tc>
-        <w:tc>
-          <w:tcPr>
-            <w:tcW w:type="dxa" w:w="2720"/>
-            <w:tcMar>
-              <w:top w:w="70" w:type="dxa"/>
-              <w:start w:w="80" w:type="dxa"/>
-              <w:bottom w:w="70" w:type="dxa"/>
-              <w:end w:w="80" w:type="dxa"/>
-            </w:tcMar>
-            <w:vAlign w:val="top"/>
-          </w:tcPr>
-          <w:p>
-            <w:pPr>
-              <w:spacing w:after="0" w:line="252" w:lineRule="auto"/>
-            </w:pPr>
-            <w:r>
-              <w:rPr>
-                <w:rFonts w:ascii="Noto Sans CJK KR" w:hAnsi="Noto Sans CJK KR"/>
-                <w:color w:val="202124"/>
-                <w:sz w:val="17"/>
-              </w:rPr>
-              <w:t>수신 Runtime과 일치</w:t>
+              <w:t>Repository/Query/Index/FK</w:t>
             </w:r>
           </w:p>
         </w:tc>
@@ -3271,15 +2582,15 @@
         </w:trPr>
         <w:tc>
           <w:tcPr>
-            <w:tcW w:type="dxa" w:w="2720"/>
+            <w:tcW w:type="dxa" w:w="3555"/>
             <w:tcMar>
-              <w:top w:w="70" w:type="dxa"/>
-              <w:start w:w="80" w:type="dxa"/>
-              <w:bottom w:w="70" w:type="dxa"/>
-              <w:end w:w="80" w:type="dxa"/>
+              <w:top w:w="80" w:type="dxa"/>
+              <w:start w:w="100" w:type="dxa"/>
+              <w:bottom w:w="80" w:type="dxa"/>
+              <w:end w:w="100" w:type="dxa"/>
             </w:tcMar>
-            <w:vAlign w:val="top"/>
-            <w:shd w:fill="F4F7FA"/>
+            <w:vAlign w:val="center"/>
+            <w:shd w:fill="F7FAFC"/>
           </w:tcPr>
           <w:p>
             <w:pPr>
@@ -3287,24 +2598,24 @@
             </w:pPr>
             <w:r>
               <w:rPr>
-                <w:rFonts w:ascii="Noto Sans CJK KR" w:hAnsi="Noto Sans CJK KR"/>
-                <w:color w:val="202124"/>
-                <w:sz w:val="17"/>
+                <w:rFonts w:ascii="Noto Sans KR" w:hAnsi="Noto Sans KR" w:eastAsia="Noto Sans KR"/>
+                <w:sz w:val="16"/>
               </w:rPr>
-              <w:t>X-Target-Operation-Id</w:t>
+              <w:t>Rollback/Recovery</w:t>
             </w:r>
           </w:p>
         </w:tc>
         <w:tc>
           <w:tcPr>
-            <w:tcW w:type="dxa" w:w="2720"/>
+            <w:tcW w:type="dxa" w:w="11469"/>
             <w:tcMar>
-              <w:top w:w="70" w:type="dxa"/>
-              <w:start w:w="80" w:type="dxa"/>
-              <w:bottom w:w="70" w:type="dxa"/>
-              <w:end w:w="80" w:type="dxa"/>
+              <w:top w:w="80" w:type="dxa"/>
+              <w:start w:w="100" w:type="dxa"/>
+              <w:bottom w:w="80" w:type="dxa"/>
+              <w:end w:w="100" w:type="dxa"/>
             </w:tcMar>
-            <w:vAlign w:val="top"/>
+            <w:vAlign w:val="center"/>
+            <w:shd w:fill="F7FAFC"/>
           </w:tcPr>
           <w:p>
             <w:pPr>
@@ -3312,24 +2623,28 @@
             </w:pPr>
             <w:r>
               <w:rPr>
-                <w:rFonts w:ascii="Noto Sans CJK KR" w:hAnsi="Noto Sans CJK KR"/>
-                <w:color w:val="202124"/>
-                <w:sz w:val="17"/>
+                <w:rFonts w:ascii="Noto Sans KR" w:hAnsi="Noto Sans KR" w:eastAsia="Noto Sans KR"/>
+                <w:sz w:val="16"/>
               </w:rPr>
-              <w:t>CPF</w:t>
+              <w:t>명시적 reverse 또는 recovery</w:t>
             </w:r>
           </w:p>
         </w:tc>
+      </w:tr>
+      <w:tr>
+        <w:trPr>
+          <w:cantSplit/>
+        </w:trPr>
         <w:tc>
           <w:tcPr>
-            <w:tcW w:type="dxa" w:w="2720"/>
+            <w:tcW w:type="dxa" w:w="3555"/>
             <w:tcMar>
-              <w:top w:w="70" w:type="dxa"/>
-              <w:start w:w="80" w:type="dxa"/>
-              <w:bottom w:w="70" w:type="dxa"/>
-              <w:end w:w="80" w:type="dxa"/>
+              <w:top w:w="80" w:type="dxa"/>
+              <w:start w:w="100" w:type="dxa"/>
+              <w:bottom w:w="80" w:type="dxa"/>
+              <w:end w:w="100" w:type="dxa"/>
             </w:tcMar>
-            <w:vAlign w:val="top"/>
+            <w:vAlign w:val="center"/>
           </w:tcPr>
           <w:p>
             <w:pPr>
@@ -3337,24 +2652,23 @@
             </w:pPr>
             <w:r>
               <w:rPr>
-                <w:rFonts w:ascii="Noto Sans CJK KR" w:hAnsi="Noto Sans CJK KR"/>
-                <w:color w:val="202124"/>
-                <w:sz w:val="17"/>
+                <w:rFonts w:ascii="Noto Sans KR" w:hAnsi="Noto Sans KR" w:eastAsia="Noto Sans KR"/>
+                <w:sz w:val="16"/>
               </w:rPr>
-              <w:t>Operation마다 갱신</w:t>
+              <w:t>Generator/Test</w:t>
             </w:r>
           </w:p>
         </w:tc>
         <w:tc>
           <w:tcPr>
-            <w:tcW w:type="dxa" w:w="2720"/>
+            <w:tcW w:type="dxa" w:w="11469"/>
             <w:tcMar>
-              <w:top w:w="70" w:type="dxa"/>
-              <w:start w:w="80" w:type="dxa"/>
-              <w:bottom w:w="70" w:type="dxa"/>
-              <w:end w:w="80" w:type="dxa"/>
+              <w:top w:w="80" w:type="dxa"/>
+              <w:start w:w="100" w:type="dxa"/>
+              <w:bottom w:w="80" w:type="dxa"/>
+              <w:end w:w="100" w:type="dxa"/>
             </w:tcMar>
-            <w:vAlign w:val="top"/>
+            <w:vAlign w:val="center"/>
           </w:tcPr>
           <w:p>
             <w:pPr>
@@ -3362,61 +2676,87 @@
             </w:pPr>
             <w:r>
               <w:rPr>
-                <w:rFonts w:ascii="Noto Sans CJK KR" w:hAnsi="Noto Sans CJK KR"/>
-                <w:color w:val="202124"/>
-                <w:sz w:val="17"/>
+                <w:rFonts w:ascii="Noto Sans KR" w:hAnsi="Noto Sans KR" w:eastAsia="Noto Sans KR"/>
+                <w:sz w:val="16"/>
               </w:rPr>
-              <w:t>실제 Handler와 일치</w:t>
+              <w:t>생성 Domain + DB3 parity</w:t>
             </w:r>
           </w:p>
         </w:tc>
       </w:tr>
     </w:tbl>
-    <w:p/>
-    <w:p>
-      <w:pPr>
-        <w:pStyle w:val="SourceRail"/>
-      </w:pPr>
-      <w:r>
-        <w:t>Source 길찾기 cpf-core/src/main/java/com/cpf/core/api/context/CpfContext.java</w:t>
-      </w:r>
-    </w:p>
     <w:p>
       <w:pPr>
         <w:pStyle w:val="Heading1"/>
-        <w:keepNext/>
-        <w:keepLines/>
-        <w:widowControl/>
       </w:pPr>
       <w:r>
-        <w:t>5. Gateway·Backoffice</w:t>
+        <w:t>5 운영 · 보안 · 추적</w:t>
       </w:r>
     </w:p>
+    <w:tbl>
+      <w:tblPr>
+        <w:tblW w:type="auto" w:w="0"/>
+        <w:jc w:val="left"/>
+        <w:tblLayout w:type="fixed"/>
+        <w:tblLook w:firstColumn="1" w:firstRow="1" w:lastColumn="0" w:lastRow="0" w:noHBand="0" w:noVBand="1" w:val="04A0"/>
+      </w:tblPr>
+      <w:tblGrid>
+        <w:gridCol w:w="7625"/>
+        <w:gridCol w:w="7625"/>
+      </w:tblGrid>
+      <w:tr>
+        <w:trPr>
+          <w:tblHeader w:val="true"/>
+        </w:trPr>
+        <w:tc>
+          <w:tcPr>
+            <w:tcW w:type="dxa" w:w="1927"/>
+            <w:shd w:fill="17324D"/>
+            <w:tcMar>
+              <w:top w:w="110" w:type="dxa"/>
+              <w:start w:w="140" w:type="dxa"/>
+              <w:bottom w:w="110" w:type="dxa"/>
+              <w:end w:w="140" w:type="dxa"/>
+            </w:tcMar>
+          </w:tcPr>
+          <w:p>
+            <w:r>
+              <w:rPr>
+                <w:b/>
+                <w:color w:val="FFFFFF"/>
+              </w:rPr>
+              <w:t>이 장을 보는 이유</w:t>
+            </w:r>
+          </w:p>
+        </w:tc>
+        <w:tc>
+          <w:tcPr>
+            <w:tcW w:type="dxa" w:w="11623"/>
+            <w:tcMar>
+              <w:top w:w="110" w:type="dxa"/>
+              <w:start w:w="140" w:type="dxa"/>
+              <w:bottom w:w="110" w:type="dxa"/>
+              <w:end w:w="140" w:type="dxa"/>
+            </w:tcMar>
+          </w:tcPr>
+          <w:p>
+            <w:r>
+              <w:t>거래·실행·인스턴스를 연결하고 위험 조치는 승인과 감사를 남깁니다.</w:t>
+            </w:r>
+          </w:p>
+        </w:tc>
+      </w:tr>
+    </w:tbl>
     <w:p>
       <w:pPr>
-        <w:pStyle w:val="FigureCaption"/>
-        <w:jc w:val="left"/>
-        <w:keepNext/>
-        <w:keepLines/>
-        <w:widowControl/>
-      </w:pPr>
-      <w:r>
-        <w:t>그림 5-1. Gateway Optional Boundary</w:t>
-      </w:r>
-    </w:p>
-    <w:p>
-      <w:pPr>
-        <w:spacing w:after="40"/>
+        <w:spacing w:before="60" w:after="40"/>
         <w:jc w:val="center"/>
-        <w:keepNext/>
-        <w:keepLines/>
-        <w:widowControl/>
       </w:pPr>
       <w:r>
         <w:drawing>
           <wp:inline xmlns:a="http://schemas.openxmlformats.org/drawingml/2006/main" xmlns:pic="http://schemas.openxmlformats.org/drawingml/2006/picture">
-            <wp:extent cx="6408000" cy="3204000"/>
-            <wp:docPr id="3" name="Picture 3" descr="그림 5-1. Gateway Optional Boundary - 외부 진입 정책만 Gateway에 두고 업무 Owner 경계는 Domain에 남깁니다." title="그림 5-1. Gateway Optional Boundary"/>
+            <wp:extent cx="8251545" cy="4584192"/>
+            <wp:docPr id="3" name="Picture 3" descr="CPF Operations Plane" title="CPF Operations Plane"/>
             <wp:cNvGraphicFramePr>
               <a:graphicFrameLocks noChangeAspect="1"/>
             </wp:cNvGraphicFramePr>
@@ -3424,7 +2764,7 @@
               <a:graphicData uri="http://schemas.openxmlformats.org/drawingml/2006/picture">
                 <pic:pic>
                   <pic:nvPicPr>
-                    <pic:cNvPr id="0" name="gateway.png"/>
+                    <pic:cNvPr id="0" name="ops.png"/>
                     <pic:cNvPicPr/>
                   </pic:nvPicPr>
                   <pic:blipFill>
@@ -3436,7 +2776,7 @@
                   <pic:spPr>
                     <a:xfrm>
                       <a:off x="0" y="0"/>
-                      <a:ext cx="6408000" cy="3204000"/>
+                      <a:ext cx="8251545" cy="4584192"/>
                     </a:xfrm>
                     <a:prstGeom prst="rect"/>
                   </pic:spPr>
@@ -3449,3277 +2789,27 @@
     </w:p>
     <w:p>
       <w:pPr>
-        <w:pStyle w:val="FigureExplain"/>
-        <w:keepLines/>
-        <w:widowControl/>
+        <w:pStyle w:val="CPFCaption"/>
+        <w:jc w:val="left"/>
       </w:pPr>
       <w:r>
-        <w:t>외부 진입 정책만 Gateway에 두고 업무 Owner 경계는 Domain에 남깁니다.</w:t>
+        <w:t>Transaction/Operation/Instance 단위 추적과 Permission/Approval/Audit/Recovery를 하나의 운영 흐름으로 연결합니다.</w:t>
       </w:r>
     </w:p>
     <w:p>
       <w:pPr>
-        <w:pStyle w:val="Heading2"/>
-        <w:keepNext/>
-        <w:keepLines/>
-        <w:widowControl/>
+        <w:pStyle w:val="CPFCaption"/>
+        <w:spacing w:before="160"/>
       </w:pPr>
       <w:r>
-        <w:t>5.1 Gateway Optionality</w:t>
-      </w:r>
-    </w:p>
-    <w:p>
-      <w:pPr>
-        <w:pStyle w:val="BodyRail"/>
-      </w:pPr>
-      <w:r>
-        <w:t>Gateway는 외부 진입·trust normalization·routing·rate/resilience를 담당하는 Optional Edge입니다. 업무 로직과 Business DB는 Gateway에 두지 않습니다.</w:t>
-      </w:r>
-    </w:p>
-    <w:p>
-      <w:pPr>
-        <w:pStyle w:val="BulletRail"/>
-      </w:pPr>
-      <w:r>
-        <w:t>•  Gateway 없이 배포하는 topology도 공식 Domain 계약을 유지합니다.</w:t>
-      </w:r>
-    </w:p>
-    <w:p>
-      <w:pPr>
-        <w:pStyle w:val="BulletRail"/>
-      </w:pPr>
-      <w:r>
-        <w:t>•  Route 변경은 health/draining/canary/rollback과 함께 운영합니다.</w:t>
-      </w:r>
-    </w:p>
-    <w:p>
-      <w:pPr>
-        <w:pStyle w:val="Heading2"/>
-        <w:keepNext/>
-        <w:keepLines/>
-        <w:widowControl/>
-      </w:pPr>
-      <w:r>
-        <w:t>5.2 Backoffice/Owner Domain 경계</w:t>
-      </w:r>
-    </w:p>
-    <w:p>
-      <w:pPr>
-        <w:pStyle w:val="BodyRail"/>
-      </w:pPr>
-      <w:r>
-        <w:t>Backoffice는 사용자/운영 요청을 Channel/BFF 경계에서 받아 공식 Domain Invocation으로 Owner Domain에 전달합니다. Backoffice가 Business 원장을 직접 조회·수정하지 않습니다.</w:t>
-      </w:r>
-    </w:p>
-    <w:p>
-      <w:pPr>
-        <w:pStyle w:val="BodyRail"/>
-      </w:pPr>
-      <w:r>
-        <w:t>상황에 맞는 선택과 피해야 할 경로를 판단합니다.</w:t>
-      </w:r>
-    </w:p>
-    <w:p>
-      <w:pPr>
-        <w:pStyle w:val="BodyRail"/>
-      </w:pPr>
-      <w:r>
-        <w:t>Module별 Owner 책임과 직접 참조 금지 경계를 확인합니다.</w:t>
-      </w:r>
-    </w:p>
-    <w:p>
-      <w:pPr>
-        <w:pStyle w:val="TableTitle"/>
-        <w:keepNext/>
-        <w:keepLines/>
-        <w:widowControl/>
-      </w:pPr>
-      <w:r>
-        <w:t>표 5-1. 영역/Module / 책임 / 소유/경계 / 주요 Consumer</w:t>
-      </w:r>
-    </w:p>
-    <w:p>
-      <w:pPr>
-        <w:pStyle w:val="TablePurpose"/>
-        <w:keepNext/>
-        <w:keepLines/>
-        <w:widowControl/>
-      </w:pPr>
-      <w:r>
-        <w:t>비교·선택·확인에 필요한 항목만 압축해 정리합니다.</w:t>
-      </w:r>
-    </w:p>
-    <w:tbl>
-      <w:tblPr>
-        <w:tblW w:type="auto" w:w="0"/>
-        <w:jc w:val="left"/>
-        <w:tblLayout w:type="autofit"/>
-        <w:tblLook w:firstColumn="1" w:firstRow="1" w:lastColumn="0" w:lastRow="0" w:noHBand="0" w:noVBand="1" w:val="04A0"/>
-      </w:tblPr>
-      <w:tblGrid>
-        <w:gridCol w:w="2720"/>
-        <w:gridCol w:w="2720"/>
-        <w:gridCol w:w="2720"/>
-        <w:gridCol w:w="2720"/>
-      </w:tblGrid>
-      <w:tr>
-        <w:trPr>
-          <w:cantSplit/>
-          <w:tblHeader w:val="true"/>
-        </w:trPr>
-        <w:tc>
-          <w:tcPr>
-            <w:tcW w:type="dxa" w:w="2720"/>
-            <w:tcMar>
-              <w:top w:w="70" w:type="dxa"/>
-              <w:start w:w="80" w:type="dxa"/>
-              <w:bottom w:w="70" w:type="dxa"/>
-              <w:end w:w="80" w:type="dxa"/>
-            </w:tcMar>
-            <w:vAlign w:val="top"/>
-            <w:shd w:fill="17324D"/>
-          </w:tcPr>
-          <w:p>
-            <w:r>
-              <w:rPr>
-                <w:rFonts w:ascii="Noto Sans CJK KR" w:hAnsi="Noto Sans CJK KR"/>
-                <w:b/>
-                <w:color w:val="FFFFFF"/>
-                <w:sz w:val="17"/>
-              </w:rPr>
-              <w:t>영역/Module</w:t>
-            </w:r>
-          </w:p>
-        </w:tc>
-        <w:tc>
-          <w:tcPr>
-            <w:tcW w:type="dxa" w:w="2720"/>
-            <w:tcMar>
-              <w:top w:w="70" w:type="dxa"/>
-              <w:start w:w="80" w:type="dxa"/>
-              <w:bottom w:w="70" w:type="dxa"/>
-              <w:end w:w="80" w:type="dxa"/>
-            </w:tcMar>
-            <w:vAlign w:val="top"/>
-            <w:shd w:fill="17324D"/>
-          </w:tcPr>
-          <w:p>
-            <w:r>
-              <w:rPr>
-                <w:rFonts w:ascii="Noto Sans CJK KR" w:hAnsi="Noto Sans CJK KR"/>
-                <w:b/>
-                <w:color w:val="FFFFFF"/>
-                <w:sz w:val="17"/>
-              </w:rPr>
-              <w:t>책임</w:t>
-            </w:r>
-          </w:p>
-        </w:tc>
-        <w:tc>
-          <w:tcPr>
-            <w:tcW w:type="dxa" w:w="2720"/>
-            <w:tcMar>
-              <w:top w:w="70" w:type="dxa"/>
-              <w:start w:w="80" w:type="dxa"/>
-              <w:bottom w:w="70" w:type="dxa"/>
-              <w:end w:w="80" w:type="dxa"/>
-            </w:tcMar>
-            <w:vAlign w:val="top"/>
-            <w:shd w:fill="17324D"/>
-          </w:tcPr>
-          <w:p>
-            <w:r>
-              <w:rPr>
-                <w:rFonts w:ascii="Noto Sans CJK KR" w:hAnsi="Noto Sans CJK KR"/>
-                <w:b/>
-                <w:color w:val="FFFFFF"/>
-                <w:sz w:val="17"/>
-              </w:rPr>
-              <w:t>소유/경계</w:t>
-            </w:r>
-          </w:p>
-        </w:tc>
-        <w:tc>
-          <w:tcPr>
-            <w:tcW w:type="dxa" w:w="2720"/>
-            <w:tcMar>
-              <w:top w:w="70" w:type="dxa"/>
-              <w:start w:w="80" w:type="dxa"/>
-              <w:bottom w:w="70" w:type="dxa"/>
-              <w:end w:w="80" w:type="dxa"/>
-            </w:tcMar>
-            <w:vAlign w:val="top"/>
-            <w:shd w:fill="17324D"/>
-          </w:tcPr>
-          <w:p>
-            <w:r>
-              <w:rPr>
-                <w:rFonts w:ascii="Noto Sans CJK KR" w:hAnsi="Noto Sans CJK KR"/>
-                <w:b/>
-                <w:color w:val="FFFFFF"/>
-                <w:sz w:val="17"/>
-              </w:rPr>
-              <w:t>주요 Consumer</w:t>
-            </w:r>
-          </w:p>
-        </w:tc>
-      </w:tr>
-      <w:tr>
-        <w:trPr>
-          <w:cantSplit/>
-        </w:trPr>
-        <w:tc>
-          <w:tcPr>
-            <w:tcW w:type="dxa" w:w="2720"/>
-            <w:tcMar>
-              <w:top w:w="70" w:type="dxa"/>
-              <w:start w:w="80" w:type="dxa"/>
-              <w:bottom w:w="70" w:type="dxa"/>
-              <w:end w:w="80" w:type="dxa"/>
-            </w:tcMar>
-            <w:vAlign w:val="top"/>
-            <w:shd w:fill="F4F7FA"/>
-          </w:tcPr>
-          <w:p>
-            <w:pPr>
-              <w:spacing w:after="0" w:line="252" w:lineRule="auto"/>
-            </w:pPr>
-            <w:r>
-              <w:rPr>
-                <w:rFonts w:ascii="Noto Sans CJK KR" w:hAnsi="Noto Sans CJK KR"/>
-                <w:color w:val="202124"/>
-                <w:sz w:val="17"/>
-              </w:rPr>
-              <w:t>cpf-core</w:t>
-            </w:r>
-          </w:p>
-        </w:tc>
-        <w:tc>
-          <w:tcPr>
-            <w:tcW w:type="dxa" w:w="2720"/>
-            <w:tcMar>
-              <w:top w:w="70" w:type="dxa"/>
-              <w:start w:w="80" w:type="dxa"/>
-              <w:bottom w:w="70" w:type="dxa"/>
-              <w:end w:w="80" w:type="dxa"/>
-            </w:tcMar>
-            <w:vAlign w:val="top"/>
-          </w:tcPr>
-          <w:p>
-            <w:pPr>
-              <w:spacing w:after="0" w:line="252" w:lineRule="auto"/>
-            </w:pPr>
-            <w:r>
-              <w:rPr>
-                <w:rFonts w:ascii="Noto Sans CJK KR" w:hAnsi="Noto Sans CJK KR"/>
-                <w:color w:val="202124"/>
-                <w:sz w:val="17"/>
-              </w:rPr>
-              <w:t>Kernel 의미</w:t>
-            </w:r>
-          </w:p>
-        </w:tc>
-        <w:tc>
-          <w:tcPr>
-            <w:tcW w:type="dxa" w:w="2720"/>
-            <w:tcMar>
-              <w:top w:w="70" w:type="dxa"/>
-              <w:start w:w="80" w:type="dxa"/>
-              <w:bottom w:w="70" w:type="dxa"/>
-              <w:end w:w="80" w:type="dxa"/>
-            </w:tcMar>
-            <w:vAlign w:val="top"/>
-          </w:tcPr>
-          <w:p>
-            <w:pPr>
-              <w:spacing w:after="0" w:line="252" w:lineRule="auto"/>
-            </w:pPr>
-            <w:r>
-              <w:rPr>
-                <w:rFonts w:ascii="Noto Sans CJK KR" w:hAnsi="Noto Sans CJK KR"/>
-                <w:color w:val="202124"/>
-                <w:sz w:val="17"/>
-              </w:rPr>
-              <w:t>Runtime 구현 금지</w:t>
-            </w:r>
-          </w:p>
-        </w:tc>
-        <w:tc>
-          <w:tcPr>
-            <w:tcW w:type="dxa" w:w="2720"/>
-            <w:tcMar>
-              <w:top w:w="70" w:type="dxa"/>
-              <w:start w:w="80" w:type="dxa"/>
-              <w:bottom w:w="70" w:type="dxa"/>
-              <w:end w:w="80" w:type="dxa"/>
-            </w:tcMar>
-            <w:vAlign w:val="top"/>
-          </w:tcPr>
-          <w:p>
-            <w:pPr>
-              <w:spacing w:after="0" w:line="252" w:lineRule="auto"/>
-            </w:pPr>
-            <w:r>
-              <w:rPr>
-                <w:rFonts w:ascii="Noto Sans CJK KR" w:hAnsi="Noto Sans CJK KR"/>
-                <w:color w:val="202124"/>
-                <w:sz w:val="17"/>
-              </w:rPr>
-              <w:t>Starter/Owner Runtime</w:t>
-            </w:r>
-          </w:p>
-        </w:tc>
-      </w:tr>
-      <w:tr>
-        <w:trPr>
-          <w:cantSplit/>
-        </w:trPr>
-        <w:tc>
-          <w:tcPr>
-            <w:tcW w:type="dxa" w:w="2720"/>
-            <w:tcMar>
-              <w:top w:w="70" w:type="dxa"/>
-              <w:start w:w="80" w:type="dxa"/>
-              <w:bottom w:w="70" w:type="dxa"/>
-              <w:end w:w="80" w:type="dxa"/>
-            </w:tcMar>
-            <w:vAlign w:val="top"/>
-            <w:shd w:fill="F4F7FA"/>
-          </w:tcPr>
-          <w:p>
-            <w:pPr>
-              <w:spacing w:after="0" w:line="252" w:lineRule="auto"/>
-            </w:pPr>
-            <w:r>
-              <w:rPr>
-                <w:rFonts w:ascii="Noto Sans CJK KR" w:hAnsi="Noto Sans CJK KR"/>
-                <w:color w:val="202124"/>
-                <w:sz w:val="17"/>
-              </w:rPr>
-              <w:t>cpf-common</w:t>
-            </w:r>
-          </w:p>
-        </w:tc>
-        <w:tc>
-          <w:tcPr>
-            <w:tcW w:type="dxa" w:w="2720"/>
-            <w:tcMar>
-              <w:top w:w="70" w:type="dxa"/>
-              <w:start w:w="80" w:type="dxa"/>
-              <w:bottom w:w="70" w:type="dxa"/>
-              <w:end w:w="80" w:type="dxa"/>
-            </w:tcMar>
-            <w:vAlign w:val="top"/>
-          </w:tcPr>
-          <w:p>
-            <w:pPr>
-              <w:spacing w:after="0" w:line="252" w:lineRule="auto"/>
-            </w:pPr>
-            <w:r>
-              <w:rPr>
-                <w:rFonts w:ascii="Noto Sans CJK KR" w:hAnsi="Noto Sans CJK KR"/>
-                <w:color w:val="202124"/>
-                <w:sz w:val="17"/>
-              </w:rPr>
-              <w:t>고객 업무 공통</w:t>
-            </w:r>
-          </w:p>
-        </w:tc>
-        <w:tc>
-          <w:tcPr>
-            <w:tcW w:type="dxa" w:w="2720"/>
-            <w:tcMar>
-              <w:top w:w="70" w:type="dxa"/>
-              <w:start w:w="80" w:type="dxa"/>
-              <w:bottom w:w="70" w:type="dxa"/>
-              <w:end w:w="80" w:type="dxa"/>
-            </w:tcMar>
-            <w:vAlign w:val="top"/>
-          </w:tcPr>
-          <w:p>
-            <w:pPr>
-              <w:spacing w:after="0" w:line="252" w:lineRule="auto"/>
-            </w:pPr>
-            <w:r>
-              <w:rPr>
-                <w:rFonts w:ascii="Noto Sans CJK KR" w:hAnsi="Noto Sans CJK KR"/>
-                <w:color w:val="202124"/>
-                <w:sz w:val="17"/>
-              </w:rPr>
-              <w:t>기술 Kernel 금지</w:t>
-            </w:r>
-          </w:p>
-        </w:tc>
-        <w:tc>
-          <w:tcPr>
-            <w:tcW w:type="dxa" w:w="2720"/>
-            <w:tcMar>
-              <w:top w:w="70" w:type="dxa"/>
-              <w:start w:w="80" w:type="dxa"/>
-              <w:bottom w:w="70" w:type="dxa"/>
-              <w:end w:w="80" w:type="dxa"/>
-            </w:tcMar>
-            <w:vAlign w:val="top"/>
-          </w:tcPr>
-          <w:p>
-            <w:pPr>
-              <w:spacing w:after="0" w:line="252" w:lineRule="auto"/>
-            </w:pPr>
-            <w:r>
-              <w:rPr>
-                <w:rFonts w:ascii="Noto Sans CJK KR" w:hAnsi="Noto Sans CJK KR"/>
-                <w:color w:val="202124"/>
-                <w:sz w:val="17"/>
-              </w:rPr>
-              <w:t>Business Domain</w:t>
-            </w:r>
-          </w:p>
-        </w:tc>
-      </w:tr>
-      <w:tr>
-        <w:trPr>
-          <w:cantSplit/>
-        </w:trPr>
-        <w:tc>
-          <w:tcPr>
-            <w:tcW w:type="dxa" w:w="2720"/>
-            <w:tcMar>
-              <w:top w:w="70" w:type="dxa"/>
-              <w:start w:w="80" w:type="dxa"/>
-              <w:bottom w:w="70" w:type="dxa"/>
-              <w:end w:w="80" w:type="dxa"/>
-            </w:tcMar>
-            <w:vAlign w:val="top"/>
-            <w:shd w:fill="F4F7FA"/>
-          </w:tcPr>
-          <w:p>
-            <w:pPr>
-              <w:spacing w:after="0" w:line="252" w:lineRule="auto"/>
-            </w:pPr>
-            <w:r>
-              <w:rPr>
-                <w:rFonts w:ascii="Noto Sans CJK KR" w:hAnsi="Noto Sans CJK KR"/>
-                <w:color w:val="202124"/>
-                <w:sz w:val="17"/>
-              </w:rPr>
-              <w:t>cpf-admin</w:t>
-            </w:r>
-          </w:p>
-        </w:tc>
-        <w:tc>
-          <w:tcPr>
-            <w:tcW w:type="dxa" w:w="2720"/>
-            <w:tcMar>
-              <w:top w:w="70" w:type="dxa"/>
-              <w:start w:w="80" w:type="dxa"/>
-              <w:bottom w:w="70" w:type="dxa"/>
-              <w:end w:w="80" w:type="dxa"/>
-            </w:tcMar>
-            <w:vAlign w:val="top"/>
-          </w:tcPr>
-          <w:p>
-            <w:pPr>
-              <w:spacing w:after="0" w:line="252" w:lineRule="auto"/>
-            </w:pPr>
-            <w:r>
-              <w:rPr>
-                <w:rFonts w:ascii="Noto Sans CJK KR" w:hAnsi="Noto Sans CJK KR"/>
-                <w:color w:val="202124"/>
-                <w:sz w:val="17"/>
-              </w:rPr>
-              <w:t>플랫폼 운영</w:t>
-            </w:r>
-          </w:p>
-        </w:tc>
-        <w:tc>
-          <w:tcPr>
-            <w:tcW w:type="dxa" w:w="2720"/>
-            <w:tcMar>
-              <w:top w:w="70" w:type="dxa"/>
-              <w:start w:w="80" w:type="dxa"/>
-              <w:bottom w:w="70" w:type="dxa"/>
-              <w:end w:w="80" w:type="dxa"/>
-            </w:tcMar>
-            <w:vAlign w:val="top"/>
-          </w:tcPr>
-          <w:p>
-            <w:pPr>
-              <w:spacing w:after="0" w:line="252" w:lineRule="auto"/>
-            </w:pPr>
-            <w:r>
-              <w:rPr>
-                <w:rFonts w:ascii="Noto Sans CJK KR" w:hAnsi="Noto Sans CJK KR"/>
-                <w:color w:val="202124"/>
-                <w:sz w:val="17"/>
-              </w:rPr>
-              <w:t>업무 원장 금지</w:t>
-            </w:r>
-          </w:p>
-        </w:tc>
-        <w:tc>
-          <w:tcPr>
-            <w:tcW w:type="dxa" w:w="2720"/>
-            <w:tcMar>
-              <w:top w:w="70" w:type="dxa"/>
-              <w:start w:w="80" w:type="dxa"/>
-              <w:bottom w:w="70" w:type="dxa"/>
-              <w:end w:w="80" w:type="dxa"/>
-            </w:tcMar>
-            <w:vAlign w:val="top"/>
-          </w:tcPr>
-          <w:p>
-            <w:pPr>
-              <w:spacing w:after="0" w:line="252" w:lineRule="auto"/>
-            </w:pPr>
-            <w:r>
-              <w:rPr>
-                <w:rFonts w:ascii="Noto Sans CJK KR" w:hAnsi="Noto Sans CJK KR"/>
-                <w:color w:val="202124"/>
-                <w:sz w:val="17"/>
-              </w:rPr>
-              <w:t>운영자/Frontend</w:t>
-            </w:r>
-          </w:p>
-        </w:tc>
-      </w:tr>
-      <w:tr>
-        <w:trPr>
-          <w:cantSplit/>
-        </w:trPr>
-        <w:tc>
-          <w:tcPr>
-            <w:tcW w:type="dxa" w:w="2720"/>
-            <w:tcMar>
-              <w:top w:w="70" w:type="dxa"/>
-              <w:start w:w="80" w:type="dxa"/>
-              <w:bottom w:w="70" w:type="dxa"/>
-              <w:end w:w="80" w:type="dxa"/>
-            </w:tcMar>
-            <w:vAlign w:val="top"/>
-            <w:shd w:fill="F4F7FA"/>
-          </w:tcPr>
-          <w:p>
-            <w:pPr>
-              <w:spacing w:after="0" w:line="252" w:lineRule="auto"/>
-            </w:pPr>
-            <w:r>
-              <w:rPr>
-                <w:rFonts w:ascii="Noto Sans CJK KR" w:hAnsi="Noto Sans CJK KR"/>
-                <w:color w:val="202124"/>
-                <w:sz w:val="17"/>
-              </w:rPr>
-              <w:t>cpf-batch</w:t>
-            </w:r>
-          </w:p>
-        </w:tc>
-        <w:tc>
-          <w:tcPr>
-            <w:tcW w:type="dxa" w:w="2720"/>
-            <w:tcMar>
-              <w:top w:w="70" w:type="dxa"/>
-              <w:start w:w="80" w:type="dxa"/>
-              <w:bottom w:w="70" w:type="dxa"/>
-              <w:end w:w="80" w:type="dxa"/>
-            </w:tcMar>
-            <w:vAlign w:val="top"/>
-          </w:tcPr>
-          <w:p>
-            <w:pPr>
-              <w:spacing w:after="0" w:line="252" w:lineRule="auto"/>
-            </w:pPr>
-            <w:r>
-              <w:rPr>
-                <w:rFonts w:ascii="Noto Sans CJK KR" w:hAnsi="Noto Sans CJK KR"/>
-                <w:color w:val="202124"/>
-                <w:sz w:val="17"/>
-              </w:rPr>
-              <w:t>Batch Runtime</w:t>
-            </w:r>
-          </w:p>
-        </w:tc>
-        <w:tc>
-          <w:tcPr>
-            <w:tcW w:type="dxa" w:w="2720"/>
-            <w:tcMar>
-              <w:top w:w="70" w:type="dxa"/>
-              <w:start w:w="80" w:type="dxa"/>
-              <w:bottom w:w="70" w:type="dxa"/>
-              <w:end w:w="80" w:type="dxa"/>
-            </w:tcMar>
-            <w:vAlign w:val="top"/>
-          </w:tcPr>
-          <w:p>
-            <w:pPr>
-              <w:spacing w:after="0" w:line="252" w:lineRule="auto"/>
-            </w:pPr>
-            <w:r>
-              <w:rPr>
-                <w:rFonts w:ascii="Noto Sans CJK KR" w:hAnsi="Noto Sans CJK KR"/>
-                <w:color w:val="202124"/>
-                <w:sz w:val="17"/>
-              </w:rPr>
-              <w:t>업무 master 금지</w:t>
-            </w:r>
-          </w:p>
-        </w:tc>
-        <w:tc>
-          <w:tcPr>
-            <w:tcW w:type="dxa" w:w="2720"/>
-            <w:tcMar>
-              <w:top w:w="70" w:type="dxa"/>
-              <w:start w:w="80" w:type="dxa"/>
-              <w:bottom w:w="70" w:type="dxa"/>
-              <w:end w:w="80" w:type="dxa"/>
-            </w:tcMar>
-            <w:vAlign w:val="top"/>
-          </w:tcPr>
-          <w:p>
-            <w:pPr>
-              <w:spacing w:after="0" w:line="252" w:lineRule="auto"/>
-            </w:pPr>
-            <w:r>
-              <w:rPr>
-                <w:rFonts w:ascii="Noto Sans CJK KR" w:hAnsi="Noto Sans CJK KR"/>
-                <w:color w:val="202124"/>
-                <w:sz w:val="17"/>
-              </w:rPr>
-              <w:t>Scheduler/Worker</w:t>
-            </w:r>
-          </w:p>
-        </w:tc>
-      </w:tr>
-      <w:tr>
-        <w:trPr>
-          <w:cantSplit/>
-        </w:trPr>
-        <w:tc>
-          <w:tcPr>
-            <w:tcW w:type="dxa" w:w="2720"/>
-            <w:tcMar>
-              <w:top w:w="70" w:type="dxa"/>
-              <w:start w:w="80" w:type="dxa"/>
-              <w:bottom w:w="70" w:type="dxa"/>
-              <w:end w:w="80" w:type="dxa"/>
-            </w:tcMar>
-            <w:vAlign w:val="top"/>
-            <w:shd w:fill="F4F7FA"/>
-          </w:tcPr>
-          <w:p>
-            <w:pPr>
-              <w:spacing w:after="0" w:line="252" w:lineRule="auto"/>
-            </w:pPr>
-            <w:r>
-              <w:rPr>
-                <w:rFonts w:ascii="Noto Sans CJK KR" w:hAnsi="Noto Sans CJK KR"/>
-                <w:color w:val="202124"/>
-                <w:sz w:val="17"/>
-              </w:rPr>
-              <w:t>cpf-gateway</w:t>
-            </w:r>
-          </w:p>
-        </w:tc>
-        <w:tc>
-          <w:tcPr>
-            <w:tcW w:type="dxa" w:w="2720"/>
-            <w:tcMar>
-              <w:top w:w="70" w:type="dxa"/>
-              <w:start w:w="80" w:type="dxa"/>
-              <w:bottom w:w="70" w:type="dxa"/>
-              <w:end w:w="80" w:type="dxa"/>
-            </w:tcMar>
-            <w:vAlign w:val="top"/>
-          </w:tcPr>
-          <w:p>
-            <w:pPr>
-              <w:spacing w:after="0" w:line="252" w:lineRule="auto"/>
-            </w:pPr>
-            <w:r>
-              <w:rPr>
-                <w:rFonts w:ascii="Noto Sans CJK KR" w:hAnsi="Noto Sans CJK KR"/>
-                <w:color w:val="202124"/>
-                <w:sz w:val="17"/>
-              </w:rPr>
-              <w:t>Edge/Routing</w:t>
-            </w:r>
-          </w:p>
-        </w:tc>
-        <w:tc>
-          <w:tcPr>
-            <w:tcW w:type="dxa" w:w="2720"/>
-            <w:tcMar>
-              <w:top w:w="70" w:type="dxa"/>
-              <w:start w:w="80" w:type="dxa"/>
-              <w:bottom w:w="70" w:type="dxa"/>
-              <w:end w:w="80" w:type="dxa"/>
-            </w:tcMar>
-            <w:vAlign w:val="top"/>
-          </w:tcPr>
-          <w:p>
-            <w:pPr>
-              <w:spacing w:after="0" w:line="252" w:lineRule="auto"/>
-            </w:pPr>
-            <w:r>
-              <w:rPr>
-                <w:rFonts w:ascii="Noto Sans CJK KR" w:hAnsi="Noto Sans CJK KR"/>
-                <w:color w:val="202124"/>
-                <w:sz w:val="17"/>
-              </w:rPr>
-              <w:t>업무 로직 금지</w:t>
-            </w:r>
-          </w:p>
-        </w:tc>
-        <w:tc>
-          <w:tcPr>
-            <w:tcW w:type="dxa" w:w="2720"/>
-            <w:tcMar>
-              <w:top w:w="70" w:type="dxa"/>
-              <w:start w:w="80" w:type="dxa"/>
-              <w:bottom w:w="70" w:type="dxa"/>
-              <w:end w:w="80" w:type="dxa"/>
-            </w:tcMar>
-            <w:vAlign w:val="top"/>
-          </w:tcPr>
-          <w:p>
-            <w:pPr>
-              <w:spacing w:after="0" w:line="252" w:lineRule="auto"/>
-            </w:pPr>
-            <w:r>
-              <w:rPr>
-                <w:rFonts w:ascii="Noto Sans CJK KR" w:hAnsi="Noto Sans CJK KR"/>
-                <w:color w:val="202124"/>
-                <w:sz w:val="17"/>
-              </w:rPr>
-              <w:t>외부 Client/Domain</w:t>
-            </w:r>
-          </w:p>
-        </w:tc>
-      </w:tr>
-    </w:tbl>
-    <w:p/>
-    <w:p>
-      <w:pPr>
-        <w:pStyle w:val="SourceRail"/>
-      </w:pPr>
-      <w:r>
-        <w:t>Source 길찾기 cpf-backoffice</w:t>
-      </w:r>
-    </w:p>
-    <w:p>
-      <w:pPr>
-        <w:pStyle w:val="Heading1"/>
-        <w:keepNext/>
-        <w:keepLines/>
-        <w:widowControl/>
-      </w:pPr>
-      <w:r>
-        <w:t>6. Batch Architecture</w:t>
-      </w:r>
-    </w:p>
-    <w:p>
-      <w:pPr>
-        <w:pStyle w:val="FigureCaption"/>
-        <w:jc w:val="left"/>
-        <w:keepNext/>
-        <w:keepLines/>
-        <w:widowControl/>
-      </w:pPr>
-      <w:r>
-        <w:t>그림 6-1. Batch Architecture</w:t>
-      </w:r>
-    </w:p>
-    <w:p>
-      <w:pPr>
-        <w:spacing w:after="40"/>
-        <w:jc w:val="center"/>
-        <w:keepNext/>
-        <w:keepLines/>
-        <w:widowControl/>
-      </w:pPr>
-      <w:r>
-        <w:drawing>
-          <wp:inline xmlns:a="http://schemas.openxmlformats.org/drawingml/2006/main" xmlns:pic="http://schemas.openxmlformats.org/drawingml/2006/picture">
-            <wp:extent cx="6408000" cy="3204000"/>
-            <wp:docPr id="4" name="Picture 4" descr="그림 6-1. Batch Architecture - 제어와 실행을 분리해 Lease/Fencing과 Process Kill 복구를 운영 계약으로 만듭니다." title="그림 6-1. Batch Architecture"/>
-            <wp:cNvGraphicFramePr>
-              <a:graphicFrameLocks noChangeAspect="1"/>
-            </wp:cNvGraphicFramePr>
-            <a:graphic>
-              <a:graphicData uri="http://schemas.openxmlformats.org/drawingml/2006/picture">
-                <pic:pic>
-                  <pic:nvPicPr>
-                    <pic:cNvPr id="0" name="batch.png"/>
-                    <pic:cNvPicPr/>
-                  </pic:nvPicPr>
-                  <pic:blipFill>
-                    <a:blip r:embed="rId14"/>
-                    <a:stretch>
-                      <a:fillRect/>
-                    </a:stretch>
-                  </pic:blipFill>
-                  <pic:spPr>
-                    <a:xfrm>
-                      <a:off x="0" y="0"/>
-                      <a:ext cx="6408000" cy="3204000"/>
-                    </a:xfrm>
-                    <a:prstGeom prst="rect"/>
-                  </pic:spPr>
-                </pic:pic>
-              </a:graphicData>
-            </a:graphic>
-          </wp:inline>
-        </w:drawing>
-      </w:r>
-    </w:p>
-    <w:p>
-      <w:pPr>
-        <w:pStyle w:val="FigureExplain"/>
-        <w:keepLines/>
-        <w:widowControl/>
-      </w:pPr>
-      <w:r>
-        <w:t>제어와 실행을 분리해 Lease/Fencing과 Process Kill 복구를 운영 계약으로 만듭니다.</w:t>
-      </w:r>
-    </w:p>
-    <w:p>
-      <w:pPr>
-        <w:pStyle w:val="Heading2"/>
-        <w:keepNext/>
-        <w:keepLines/>
-        <w:widowControl/>
-      </w:pPr>
-      <w:r>
-        <w:t>6.1 Control Plane/Scheduler/Worker</w:t>
-      </w:r>
-    </w:p>
-    <w:p>
-      <w:pPr>
-        <w:pStyle w:val="BodyRail"/>
-      </w:pPr>
-      <w:r>
-        <w:t>Batch Runtime은 Control Plane, Scheduler, Worker, Center-Cut, Agent의 역할을 분리합니다. 제어 명령과 실제 실행 상태를 같은 Process 내부 변수로만 관리하지 않으며 Batch 전용 Kafka/Broker Remote Execution을 사용하지 않습니다.</w:t>
-      </w:r>
-    </w:p>
-    <w:p>
-      <w:pPr>
-        <w:pStyle w:val="BulletRail"/>
-      </w:pPr>
-      <w:r>
-        <w:t>•  Scheduler는 실행 계획/trigger를, Worker는 실제 Job 실행을 소유합니다.</w:t>
-      </w:r>
-    </w:p>
-    <w:p>
-      <w:pPr>
-        <w:pStyle w:val="BulletRail"/>
-      </w:pPr>
-      <w:r>
-        <w:t>•  Center-Cut/Agent는 대상 분할·Process 실행과 lease/fencing 상태를 추적합니다.</w:t>
-      </w:r>
-    </w:p>
-    <w:p>
-      <w:pPr>
-        <w:pStyle w:val="Heading2"/>
-        <w:keepNext/>
-        <w:keepLines/>
-        <w:widowControl/>
-      </w:pPr>
-      <w:r>
-        <w:t>6.2 Center-Cut/Agent</w:t>
-      </w:r>
-    </w:p>
-    <w:p>
-      <w:pPr>
-        <w:pStyle w:val="BodyRail"/>
-      </w:pPr>
-      <w:r>
-        <w:t>Center-Cut은 대량 대상 분할·집계를 관리하고 Agent는 Job Pack/Process 실행 경계를 담당하며 Batch 전용 Broker Remote Transport는 사용하지 않습니다. lease/fencing/heartbeat로 다중 인스턴스 소유권을 보호합니다.</w:t>
-      </w:r>
-    </w:p>
-    <w:p>
-      <w:pPr>
-        <w:pStyle w:val="BulletRail"/>
-      </w:pPr>
-      <w:r>
-        <w:t>•  Scheduler는 실행 계획/trigger를, Worker는 실제 Job 실행을 소유합니다.</w:t>
-      </w:r>
-    </w:p>
-    <w:p>
-      <w:pPr>
-        <w:pStyle w:val="BulletRail"/>
-      </w:pPr>
-      <w:r>
-        <w:t>•  Center-Cut/Agent는 대상 분할·Process 실행과 lease/fencing 상태를 추적합니다.</w:t>
-      </w:r>
-    </w:p>
-    <w:p>
-      <w:pPr>
-        <w:pStyle w:val="Heading2"/>
-        <w:keepNext/>
-        <w:keepLines/>
-        <w:widowControl/>
-      </w:pPr>
-      <w:r>
-        <w:t>6.3 Lease/Fencing/Heartbeat</w:t>
-      </w:r>
-    </w:p>
-    <w:p>
-      <w:pPr>
-        <w:pStyle w:val="BodyRail"/>
-      </w:pPr>
-      <w:r>
-        <w:t>Lease는 작업 소유권의 유효기간이고 Fencing은 stale Worker의 늦은 쓰기를 차단하는 토큰입니다. Heartbeat만 살아 있다고 소유권을 무기한 인정하지 않습니다.</w:t>
-      </w:r>
-    </w:p>
-    <w:p>
-      <w:pPr>
-        <w:pStyle w:val="BulletRail"/>
-      </w:pPr>
-      <w:r>
-        <w:t>•  lease 만료 후 재할당 시 fencing token이 증가해야 합니다.</w:t>
-      </w:r>
-    </w:p>
-    <w:p>
-      <w:pPr>
-        <w:pStyle w:val="BulletRail"/>
-      </w:pPr>
-      <w:r>
-        <w:t>•  clock/timeout 경계와 DB update 조건을 동시성 Test로 검증합니다.</w:t>
-      </w:r>
-    </w:p>
-    <w:p>
-      <w:pPr>
-        <w:pStyle w:val="BodyRail"/>
-      </w:pPr>
-      <w:r>
-        <w:t>각 역할의 책임과 장애 시 영향을 구분합니다.</w:t>
-      </w:r>
-    </w:p>
-    <w:p>
-      <w:pPr>
-        <w:pStyle w:val="TableTitle"/>
-        <w:keepNext/>
-        <w:keepLines/>
-        <w:widowControl/>
-      </w:pPr>
-      <w:r>
-        <w:t>표 6-1. 역할 / 책임 / 소유/경계 / 장애 영향</w:t>
-      </w:r>
-    </w:p>
-    <w:p>
-      <w:pPr>
-        <w:pStyle w:val="TablePurpose"/>
-        <w:keepNext/>
-        <w:keepLines/>
-        <w:widowControl/>
-      </w:pPr>
-      <w:r>
-        <w:t>비교·선택·확인에 필요한 항목만 압축해 정리합니다.</w:t>
-      </w:r>
-    </w:p>
-    <w:tbl>
-      <w:tblPr>
-        <w:tblW w:type="auto" w:w="0"/>
-        <w:jc w:val="left"/>
-        <w:tblLayout w:type="autofit"/>
-        <w:tblLook w:firstColumn="1" w:firstRow="1" w:lastColumn="0" w:lastRow="0" w:noHBand="0" w:noVBand="1" w:val="04A0"/>
-      </w:tblPr>
-      <w:tblGrid>
-        <w:gridCol w:w="2720"/>
-        <w:gridCol w:w="2720"/>
-        <w:gridCol w:w="2720"/>
-        <w:gridCol w:w="2720"/>
-      </w:tblGrid>
-      <w:tr>
-        <w:trPr>
-          <w:cantSplit/>
-          <w:tblHeader w:val="true"/>
-        </w:trPr>
-        <w:tc>
-          <w:tcPr>
-            <w:tcW w:type="dxa" w:w="2720"/>
-            <w:tcMar>
-              <w:top w:w="70" w:type="dxa"/>
-              <w:start w:w="80" w:type="dxa"/>
-              <w:bottom w:w="70" w:type="dxa"/>
-              <w:end w:w="80" w:type="dxa"/>
-            </w:tcMar>
-            <w:vAlign w:val="top"/>
-            <w:shd w:fill="17324D"/>
-          </w:tcPr>
-          <w:p>
-            <w:r>
-              <w:rPr>
-                <w:rFonts w:ascii="Noto Sans CJK KR" w:hAnsi="Noto Sans CJK KR"/>
-                <w:b/>
-                <w:color w:val="FFFFFF"/>
-                <w:sz w:val="17"/>
-              </w:rPr>
-              <w:t>역할</w:t>
-            </w:r>
-          </w:p>
-        </w:tc>
-        <w:tc>
-          <w:tcPr>
-            <w:tcW w:type="dxa" w:w="2720"/>
-            <w:tcMar>
-              <w:top w:w="70" w:type="dxa"/>
-              <w:start w:w="80" w:type="dxa"/>
-              <w:bottom w:w="70" w:type="dxa"/>
-              <w:end w:w="80" w:type="dxa"/>
-            </w:tcMar>
-            <w:vAlign w:val="top"/>
-            <w:shd w:fill="17324D"/>
-          </w:tcPr>
-          <w:p>
-            <w:r>
-              <w:rPr>
-                <w:rFonts w:ascii="Noto Sans CJK KR" w:hAnsi="Noto Sans CJK KR"/>
-                <w:b/>
-                <w:color w:val="FFFFFF"/>
-                <w:sz w:val="17"/>
-              </w:rPr>
-              <w:t>책임</w:t>
-            </w:r>
-          </w:p>
-        </w:tc>
-        <w:tc>
-          <w:tcPr>
-            <w:tcW w:type="dxa" w:w="2720"/>
-            <w:tcMar>
-              <w:top w:w="70" w:type="dxa"/>
-              <w:start w:w="80" w:type="dxa"/>
-              <w:bottom w:w="70" w:type="dxa"/>
-              <w:end w:w="80" w:type="dxa"/>
-            </w:tcMar>
-            <w:vAlign w:val="top"/>
-            <w:shd w:fill="17324D"/>
-          </w:tcPr>
-          <w:p>
-            <w:r>
-              <w:rPr>
-                <w:rFonts w:ascii="Noto Sans CJK KR" w:hAnsi="Noto Sans CJK KR"/>
-                <w:b/>
-                <w:color w:val="FFFFFF"/>
-                <w:sz w:val="17"/>
-              </w:rPr>
-              <w:t>소유/경계</w:t>
-            </w:r>
-          </w:p>
-        </w:tc>
-        <w:tc>
-          <w:tcPr>
-            <w:tcW w:type="dxa" w:w="2720"/>
-            <w:tcMar>
-              <w:top w:w="70" w:type="dxa"/>
-              <w:start w:w="80" w:type="dxa"/>
-              <w:bottom w:w="70" w:type="dxa"/>
-              <w:end w:w="80" w:type="dxa"/>
-            </w:tcMar>
-            <w:vAlign w:val="top"/>
-            <w:shd w:fill="17324D"/>
-          </w:tcPr>
-          <w:p>
-            <w:r>
-              <w:rPr>
-                <w:rFonts w:ascii="Noto Sans CJK KR" w:hAnsi="Noto Sans CJK KR"/>
-                <w:b/>
-                <w:color w:val="FFFFFF"/>
-                <w:sz w:val="17"/>
-              </w:rPr>
-              <w:t>장애 영향</w:t>
-            </w:r>
-          </w:p>
-        </w:tc>
-      </w:tr>
-      <w:tr>
-        <w:trPr>
-          <w:cantSplit/>
-        </w:trPr>
-        <w:tc>
-          <w:tcPr>
-            <w:tcW w:type="dxa" w:w="2720"/>
-            <w:tcMar>
-              <w:top w:w="70" w:type="dxa"/>
-              <w:start w:w="80" w:type="dxa"/>
-              <w:bottom w:w="70" w:type="dxa"/>
-              <w:end w:w="80" w:type="dxa"/>
-            </w:tcMar>
-            <w:vAlign w:val="top"/>
-            <w:shd w:fill="F4F7FA"/>
-          </w:tcPr>
-          <w:p>
-            <w:pPr>
-              <w:spacing w:after="0" w:line="252" w:lineRule="auto"/>
-            </w:pPr>
-            <w:r>
-              <w:rPr>
-                <w:rFonts w:ascii="Noto Sans CJK KR" w:hAnsi="Noto Sans CJK KR"/>
-                <w:color w:val="202124"/>
-                <w:sz w:val="17"/>
-              </w:rPr>
-              <w:t>Control Plane</w:t>
-            </w:r>
-          </w:p>
-        </w:tc>
-        <w:tc>
-          <w:tcPr>
-            <w:tcW w:type="dxa" w:w="2720"/>
-            <w:tcMar>
-              <w:top w:w="70" w:type="dxa"/>
-              <w:start w:w="80" w:type="dxa"/>
-              <w:bottom w:w="70" w:type="dxa"/>
-              <w:end w:w="80" w:type="dxa"/>
-            </w:tcMar>
-            <w:vAlign w:val="top"/>
-          </w:tcPr>
-          <w:p>
-            <w:pPr>
-              <w:spacing w:after="0" w:line="252" w:lineRule="auto"/>
-            </w:pPr>
-            <w:r>
-              <w:rPr>
-                <w:rFonts w:ascii="Noto Sans CJK KR" w:hAnsi="Noto Sans CJK KR"/>
-                <w:color w:val="202124"/>
-                <w:sz w:val="17"/>
-              </w:rPr>
-              <w:t>정의·제어·상태</w:t>
-            </w:r>
-          </w:p>
-        </w:tc>
-        <w:tc>
-          <w:tcPr>
-            <w:tcW w:type="dxa" w:w="2720"/>
-            <w:tcMar>
-              <w:top w:w="70" w:type="dxa"/>
-              <w:start w:w="80" w:type="dxa"/>
-              <w:bottom w:w="70" w:type="dxa"/>
-              <w:end w:w="80" w:type="dxa"/>
-            </w:tcMar>
-            <w:vAlign w:val="top"/>
-          </w:tcPr>
-          <w:p>
-            <w:pPr>
-              <w:spacing w:after="0" w:line="252" w:lineRule="auto"/>
-            </w:pPr>
-            <w:r>
-              <w:rPr>
-                <w:rFonts w:ascii="Noto Sans CJK KR" w:hAnsi="Noto Sans CJK KR"/>
-                <w:color w:val="202124"/>
-                <w:sz w:val="17"/>
-              </w:rPr>
-              <w:t>제어 Owner</w:t>
-            </w:r>
-          </w:p>
-        </w:tc>
-        <w:tc>
-          <w:tcPr>
-            <w:tcW w:type="dxa" w:w="2720"/>
-            <w:tcMar>
-              <w:top w:w="70" w:type="dxa"/>
-              <w:start w:w="80" w:type="dxa"/>
-              <w:bottom w:w="70" w:type="dxa"/>
-              <w:end w:w="80" w:type="dxa"/>
-            </w:tcMar>
-            <w:vAlign w:val="top"/>
-          </w:tcPr>
-          <w:p>
-            <w:pPr>
-              <w:spacing w:after="0" w:line="252" w:lineRule="auto"/>
-            </w:pPr>
-            <w:r>
-              <w:rPr>
-                <w:rFonts w:ascii="Noto Sans CJK KR" w:hAnsi="Noto Sans CJK KR"/>
-                <w:color w:val="202124"/>
-                <w:sz w:val="17"/>
-              </w:rPr>
-              <w:t>명령/상태 불일치</w:t>
-            </w:r>
-          </w:p>
-        </w:tc>
-      </w:tr>
-      <w:tr>
-        <w:trPr>
-          <w:cantSplit/>
-        </w:trPr>
-        <w:tc>
-          <w:tcPr>
-            <w:tcW w:type="dxa" w:w="2720"/>
-            <w:tcMar>
-              <w:top w:w="70" w:type="dxa"/>
-              <w:start w:w="80" w:type="dxa"/>
-              <w:bottom w:w="70" w:type="dxa"/>
-              <w:end w:w="80" w:type="dxa"/>
-            </w:tcMar>
-            <w:vAlign w:val="top"/>
-            <w:shd w:fill="F4F7FA"/>
-          </w:tcPr>
-          <w:p>
-            <w:pPr>
-              <w:spacing w:after="0" w:line="252" w:lineRule="auto"/>
-            </w:pPr>
-            <w:r>
-              <w:rPr>
-                <w:rFonts w:ascii="Noto Sans CJK KR" w:hAnsi="Noto Sans CJK KR"/>
-                <w:color w:val="202124"/>
-                <w:sz w:val="17"/>
-              </w:rPr>
-              <w:t>Scheduler</w:t>
-            </w:r>
-          </w:p>
-        </w:tc>
-        <w:tc>
-          <w:tcPr>
-            <w:tcW w:type="dxa" w:w="2720"/>
-            <w:tcMar>
-              <w:top w:w="70" w:type="dxa"/>
-              <w:start w:w="80" w:type="dxa"/>
-              <w:bottom w:w="70" w:type="dxa"/>
-              <w:end w:w="80" w:type="dxa"/>
-            </w:tcMar>
-            <w:vAlign w:val="top"/>
-          </w:tcPr>
-          <w:p>
-            <w:pPr>
-              <w:spacing w:after="0" w:line="252" w:lineRule="auto"/>
-            </w:pPr>
-            <w:r>
-              <w:rPr>
-                <w:rFonts w:ascii="Noto Sans CJK KR" w:hAnsi="Noto Sans CJK KR"/>
-                <w:color w:val="202124"/>
-                <w:sz w:val="17"/>
-              </w:rPr>
-              <w:t>Trigger·할당</w:t>
-            </w:r>
-          </w:p>
-        </w:tc>
-        <w:tc>
-          <w:tcPr>
-            <w:tcW w:type="dxa" w:w="2720"/>
-            <w:tcMar>
-              <w:top w:w="70" w:type="dxa"/>
-              <w:start w:w="80" w:type="dxa"/>
-              <w:bottom w:w="70" w:type="dxa"/>
-              <w:end w:w="80" w:type="dxa"/>
-            </w:tcMar>
-            <w:vAlign w:val="top"/>
-          </w:tcPr>
-          <w:p>
-            <w:pPr>
-              <w:spacing w:after="0" w:line="252" w:lineRule="auto"/>
-            </w:pPr>
-            <w:r>
-              <w:rPr>
-                <w:rFonts w:ascii="Noto Sans CJK KR" w:hAnsi="Noto Sans CJK KR"/>
-                <w:color w:val="202124"/>
-                <w:sz w:val="17"/>
-              </w:rPr>
-              <w:t>실행 계획</w:t>
-            </w:r>
-          </w:p>
-        </w:tc>
-        <w:tc>
-          <w:tcPr>
-            <w:tcW w:type="dxa" w:w="2720"/>
-            <w:tcMar>
-              <w:top w:w="70" w:type="dxa"/>
-              <w:start w:w="80" w:type="dxa"/>
-              <w:bottom w:w="70" w:type="dxa"/>
-              <w:end w:w="80" w:type="dxa"/>
-            </w:tcMar>
-            <w:vAlign w:val="top"/>
-          </w:tcPr>
-          <w:p>
-            <w:pPr>
-              <w:spacing w:after="0" w:line="252" w:lineRule="auto"/>
-            </w:pPr>
-            <w:r>
-              <w:rPr>
-                <w:rFonts w:ascii="Noto Sans CJK KR" w:hAnsi="Noto Sans CJK KR"/>
-                <w:color w:val="202124"/>
-                <w:sz w:val="17"/>
-              </w:rPr>
-              <w:t>중복 scheduling</w:t>
-            </w:r>
-          </w:p>
-        </w:tc>
-      </w:tr>
-      <w:tr>
-        <w:trPr>
-          <w:cantSplit/>
-        </w:trPr>
-        <w:tc>
-          <w:tcPr>
-            <w:tcW w:type="dxa" w:w="2720"/>
-            <w:tcMar>
-              <w:top w:w="70" w:type="dxa"/>
-              <w:start w:w="80" w:type="dxa"/>
-              <w:bottom w:w="70" w:type="dxa"/>
-              <w:end w:w="80" w:type="dxa"/>
-            </w:tcMar>
-            <w:vAlign w:val="top"/>
-            <w:shd w:fill="F4F7FA"/>
-          </w:tcPr>
-          <w:p>
-            <w:pPr>
-              <w:spacing w:after="0" w:line="252" w:lineRule="auto"/>
-            </w:pPr>
-            <w:r>
-              <w:rPr>
-                <w:rFonts w:ascii="Noto Sans CJK KR" w:hAnsi="Noto Sans CJK KR"/>
-                <w:color w:val="202124"/>
-                <w:sz w:val="17"/>
-              </w:rPr>
-              <w:t>Worker</w:t>
-            </w:r>
-          </w:p>
-        </w:tc>
-        <w:tc>
-          <w:tcPr>
-            <w:tcW w:type="dxa" w:w="2720"/>
-            <w:tcMar>
-              <w:top w:w="70" w:type="dxa"/>
-              <w:start w:w="80" w:type="dxa"/>
-              <w:bottom w:w="70" w:type="dxa"/>
-              <w:end w:w="80" w:type="dxa"/>
-            </w:tcMar>
-            <w:vAlign w:val="top"/>
-          </w:tcPr>
-          <w:p>
-            <w:pPr>
-              <w:spacing w:after="0" w:line="252" w:lineRule="auto"/>
-            </w:pPr>
-            <w:r>
-              <w:rPr>
-                <w:rFonts w:ascii="Noto Sans CJK KR" w:hAnsi="Noto Sans CJK KR"/>
-                <w:color w:val="202124"/>
-                <w:sz w:val="17"/>
-              </w:rPr>
-              <w:t>Job 실행</w:t>
-            </w:r>
-          </w:p>
-        </w:tc>
-        <w:tc>
-          <w:tcPr>
-            <w:tcW w:type="dxa" w:w="2720"/>
-            <w:tcMar>
-              <w:top w:w="70" w:type="dxa"/>
-              <w:start w:w="80" w:type="dxa"/>
-              <w:bottom w:w="70" w:type="dxa"/>
-              <w:end w:w="80" w:type="dxa"/>
-            </w:tcMar>
-            <w:vAlign w:val="top"/>
-          </w:tcPr>
-          <w:p>
-            <w:pPr>
-              <w:spacing w:after="0" w:line="252" w:lineRule="auto"/>
-            </w:pPr>
-            <w:r>
-              <w:rPr>
-                <w:rFonts w:ascii="Noto Sans CJK KR" w:hAnsi="Noto Sans CJK KR"/>
-                <w:color w:val="202124"/>
-                <w:sz w:val="17"/>
-              </w:rPr>
-              <w:t>execution</w:t>
-            </w:r>
-          </w:p>
-        </w:tc>
-        <w:tc>
-          <w:tcPr>
-            <w:tcW w:type="dxa" w:w="2720"/>
-            <w:tcMar>
-              <w:top w:w="70" w:type="dxa"/>
-              <w:start w:w="80" w:type="dxa"/>
-              <w:bottom w:w="70" w:type="dxa"/>
-              <w:end w:w="80" w:type="dxa"/>
-            </w:tcMar>
-            <w:vAlign w:val="top"/>
-          </w:tcPr>
-          <w:p>
-            <w:pPr>
-              <w:spacing w:after="0" w:line="252" w:lineRule="auto"/>
-            </w:pPr>
-            <w:r>
-              <w:rPr>
-                <w:rFonts w:ascii="Noto Sans CJK KR" w:hAnsi="Noto Sans CJK KR"/>
-                <w:color w:val="202124"/>
-                <w:sz w:val="17"/>
-              </w:rPr>
-              <w:t>Process kill</w:t>
-            </w:r>
-          </w:p>
-        </w:tc>
-      </w:tr>
-      <w:tr>
-        <w:trPr>
-          <w:cantSplit/>
-        </w:trPr>
-        <w:tc>
-          <w:tcPr>
-            <w:tcW w:type="dxa" w:w="2720"/>
-            <w:tcMar>
-              <w:top w:w="70" w:type="dxa"/>
-              <w:start w:w="80" w:type="dxa"/>
-              <w:bottom w:w="70" w:type="dxa"/>
-              <w:end w:w="80" w:type="dxa"/>
-            </w:tcMar>
-            <w:vAlign w:val="top"/>
-            <w:shd w:fill="F4F7FA"/>
-          </w:tcPr>
-          <w:p>
-            <w:pPr>
-              <w:spacing w:after="0" w:line="252" w:lineRule="auto"/>
-            </w:pPr>
-            <w:r>
-              <w:rPr>
-                <w:rFonts w:ascii="Noto Sans CJK KR" w:hAnsi="Noto Sans CJK KR"/>
-                <w:color w:val="202124"/>
-                <w:sz w:val="17"/>
-              </w:rPr>
-              <w:t>Center-Cut</w:t>
-            </w:r>
-          </w:p>
-        </w:tc>
-        <w:tc>
-          <w:tcPr>
-            <w:tcW w:type="dxa" w:w="2720"/>
-            <w:tcMar>
-              <w:top w:w="70" w:type="dxa"/>
-              <w:start w:w="80" w:type="dxa"/>
-              <w:bottom w:w="70" w:type="dxa"/>
-              <w:end w:w="80" w:type="dxa"/>
-            </w:tcMar>
-            <w:vAlign w:val="top"/>
-          </w:tcPr>
-          <w:p>
-            <w:pPr>
-              <w:spacing w:after="0" w:line="252" w:lineRule="auto"/>
-            </w:pPr>
-            <w:r>
-              <w:rPr>
-                <w:rFonts w:ascii="Noto Sans CJK KR" w:hAnsi="Noto Sans CJK KR"/>
-                <w:color w:val="202124"/>
-                <w:sz w:val="17"/>
-              </w:rPr>
-              <w:t>대상 분할·조정</w:t>
-            </w:r>
-          </w:p>
-        </w:tc>
-        <w:tc>
-          <w:tcPr>
-            <w:tcW w:type="dxa" w:w="2720"/>
-            <w:tcMar>
-              <w:top w:w="70" w:type="dxa"/>
-              <w:start w:w="80" w:type="dxa"/>
-              <w:bottom w:w="70" w:type="dxa"/>
-              <w:end w:w="80" w:type="dxa"/>
-            </w:tcMar>
-            <w:vAlign w:val="top"/>
-          </w:tcPr>
-          <w:p>
-            <w:pPr>
-              <w:spacing w:after="0" w:line="252" w:lineRule="auto"/>
-            </w:pPr>
-            <w:r>
-              <w:rPr>
-                <w:rFonts w:ascii="Noto Sans CJK KR" w:hAnsi="Noto Sans CJK KR"/>
-                <w:color w:val="202124"/>
-                <w:sz w:val="17"/>
-              </w:rPr>
-              <w:t>대량 실행</w:t>
-            </w:r>
-          </w:p>
-        </w:tc>
-        <w:tc>
-          <w:tcPr>
-            <w:tcW w:type="dxa" w:w="2720"/>
-            <w:tcMar>
-              <w:top w:w="70" w:type="dxa"/>
-              <w:start w:w="80" w:type="dxa"/>
-              <w:bottom w:w="70" w:type="dxa"/>
-              <w:end w:w="80" w:type="dxa"/>
-            </w:tcMar>
-            <w:vAlign w:val="top"/>
-          </w:tcPr>
-          <w:p>
-            <w:pPr>
-              <w:spacing w:after="0" w:line="252" w:lineRule="auto"/>
-            </w:pPr>
-            <w:r>
-              <w:rPr>
-                <w:rFonts w:ascii="Noto Sans CJK KR" w:hAnsi="Noto Sans CJK KR"/>
-                <w:color w:val="202124"/>
-                <w:sz w:val="17"/>
-              </w:rPr>
-              <w:t>부분 실패</w:t>
-            </w:r>
-          </w:p>
-        </w:tc>
-      </w:tr>
-      <w:tr>
-        <w:trPr>
-          <w:cantSplit/>
-        </w:trPr>
-        <w:tc>
-          <w:tcPr>
-            <w:tcW w:type="dxa" w:w="2720"/>
-            <w:tcMar>
-              <w:top w:w="70" w:type="dxa"/>
-              <w:start w:w="80" w:type="dxa"/>
-              <w:bottom w:w="70" w:type="dxa"/>
-              <w:end w:w="80" w:type="dxa"/>
-            </w:tcMar>
-            <w:vAlign w:val="top"/>
-            <w:shd w:fill="F4F7FA"/>
-          </w:tcPr>
-          <w:p>
-            <w:pPr>
-              <w:spacing w:after="0" w:line="252" w:lineRule="auto"/>
-            </w:pPr>
-            <w:r>
-              <w:rPr>
-                <w:rFonts w:ascii="Noto Sans CJK KR" w:hAnsi="Noto Sans CJK KR"/>
-                <w:color w:val="202124"/>
-                <w:sz w:val="17"/>
-              </w:rPr>
-              <w:t>Agent</w:t>
-            </w:r>
-          </w:p>
-        </w:tc>
-        <w:tc>
-          <w:tcPr>
-            <w:tcW w:type="dxa" w:w="2720"/>
-            <w:tcMar>
-              <w:top w:w="70" w:type="dxa"/>
-              <w:start w:w="80" w:type="dxa"/>
-              <w:bottom w:w="70" w:type="dxa"/>
-              <w:end w:w="80" w:type="dxa"/>
-            </w:tcMar>
-            <w:vAlign w:val="top"/>
-          </w:tcPr>
-          <w:p>
-            <w:pPr>
-              <w:spacing w:after="0" w:line="252" w:lineRule="auto"/>
-            </w:pPr>
-            <w:r>
-              <w:rPr>
-                <w:rFonts w:ascii="Noto Sans CJK KR" w:hAnsi="Noto Sans CJK KR"/>
-                <w:color w:val="202124"/>
-                <w:sz w:val="17"/>
-              </w:rPr>
-              <w:t>Job Pack/Process 실행·heartbeat</w:t>
-            </w:r>
-          </w:p>
-        </w:tc>
-        <w:tc>
-          <w:tcPr>
-            <w:tcW w:type="dxa" w:w="2720"/>
-            <w:tcMar>
-              <w:top w:w="70" w:type="dxa"/>
-              <w:start w:w="80" w:type="dxa"/>
-              <w:bottom w:w="70" w:type="dxa"/>
-              <w:end w:w="80" w:type="dxa"/>
-            </w:tcMar>
-            <w:vAlign w:val="top"/>
-          </w:tcPr>
-          <w:p>
-            <w:pPr>
-              <w:spacing w:after="0" w:line="252" w:lineRule="auto"/>
-            </w:pPr>
-            <w:r>
-              <w:rPr>
-                <w:rFonts w:ascii="Noto Sans CJK KR" w:hAnsi="Noto Sans CJK KR"/>
-                <w:color w:val="202124"/>
-                <w:sz w:val="17"/>
-              </w:rPr>
-              <w:t>instance/lease</w:t>
-            </w:r>
-          </w:p>
-        </w:tc>
-        <w:tc>
-          <w:tcPr>
-            <w:tcW w:type="dxa" w:w="2720"/>
-            <w:tcMar>
-              <w:top w:w="70" w:type="dxa"/>
-              <w:start w:w="80" w:type="dxa"/>
-              <w:bottom w:w="70" w:type="dxa"/>
-              <w:end w:w="80" w:type="dxa"/>
-            </w:tcMar>
-            <w:vAlign w:val="top"/>
-          </w:tcPr>
-          <w:p>
-            <w:pPr>
-              <w:spacing w:after="0" w:line="252" w:lineRule="auto"/>
-            </w:pPr>
-            <w:r>
-              <w:rPr>
-                <w:rFonts w:ascii="Noto Sans CJK KR" w:hAnsi="Noto Sans CJK KR"/>
-                <w:color w:val="202124"/>
-                <w:sz w:val="17"/>
-              </w:rPr>
-              <w:t>stale agent</w:t>
-            </w:r>
-          </w:p>
-        </w:tc>
-      </w:tr>
-    </w:tbl>
-    <w:p/>
-    <w:p>
-      <w:pPr>
-        <w:pStyle w:val="SourceRail"/>
-      </w:pPr>
-      <w:r>
-        <w:t>Source 길찾기 cpf-batch/api/src/main/java/com/cpf/batch/spi/BatchFencingPort.java</w:t>
-      </w:r>
-    </w:p>
-    <w:p>
-      <w:pPr>
-        <w:pStyle w:val="Heading1"/>
-        <w:keepNext/>
-        <w:keepLines/>
-        <w:widowControl/>
-      </w:pPr>
-      <w:r>
-        <w:t>7. Persistence·DB Ownership</w:t>
-      </w:r>
-    </w:p>
-    <w:p>
-      <w:pPr>
-        <w:pStyle w:val="Heading2"/>
-        <w:keepNext/>
-        <w:keepLines/>
-        <w:widowControl/>
-      </w:pPr>
-      <w:r>
-        <w:t>7.1 DB Owner</w:t>
-      </w:r>
-    </w:p>
-    <w:p>
-      <w:pPr>
-        <w:pStyle w:val="BodyRail"/>
-      </w:pPr>
-      <w:r>
-        <w:t>Business 원장은 해당 Owner Domain이 소유하고 Admin·Gateway·Backoffice가 직접 DB 접근으로 우회하지 않습니다. DB 변경은 Owner와 migration lifecycle을 함께 따라야 합니다.</w:t>
-      </w:r>
-    </w:p>
-    <w:p>
-      <w:pPr>
-        <w:pStyle w:val="Heading2"/>
-        <w:keepNext/>
-        <w:keepLines/>
-        <w:widowControl/>
-      </w:pPr>
-      <w:r>
-        <w:t>7.2 Oracle/PostgreSQL/MariaDB</w:t>
-      </w:r>
-    </w:p>
-    <w:p>
-      <w:pPr>
-        <w:pStyle w:val="BodyRail"/>
-      </w:pPr>
-      <w:r>
-        <w:t>CPF의 공식 DB Vendor는 Oracle, PostgreSQL, MariaDB입니다. 하나의 Canonical DB 의미를 기준으로 Vendor별 DDL·runtime query 차이를 명시적으로 render/검증합니다.</w:t>
-      </w:r>
-    </w:p>
-    <w:p>
-      <w:pPr>
-        <w:pStyle w:val="BodyRail"/>
-      </w:pPr>
-      <w:r>
-        <w:t>공식 DB Vendor는 Oracle·PostgreSQL·MariaDB만 사용하며 세 Vendor의 DDL·Migration·Rollback·Runtime 동작을 함께 검증합니다.</w:t>
-      </w:r>
-    </w:p>
-    <w:p>
-      <w:pPr>
-        <w:pStyle w:val="BulletRail"/>
-      </w:pPr>
-      <w:r>
-        <w:t>•  Vendor 차이는 datatype·identity·locking·DDL syntax처럼 실제 동작 차이가 있는 지점에서만 분기합니다.</w:t>
-      </w:r>
-    </w:p>
-    <w:p>
-      <w:pPr>
-        <w:pStyle w:val="Heading2"/>
-        <w:keepNext/>
-        <w:keepLines/>
-        <w:widowControl/>
-      </w:pPr>
-      <w:r>
-        <w:t>7.3 Migration/Upgrade/Rollback 경계</w:t>
-      </w:r>
-    </w:p>
-    <w:p>
-      <w:pPr>
-        <w:pStyle w:val="BodyRail"/>
-      </w:pPr>
-      <w:r>
-        <w:t>DB 변경은 Canonical Source→Fresh Init→Vendor Render→Migration→Seed→Upgrade→Rollback/Recovery→Runtime Query→Test를 하나의 Lifecycle로 닫습니다.</w:t>
-      </w:r>
-    </w:p>
-    <w:p>
-      <w:pPr>
-        <w:pStyle w:val="BulletRail"/>
-      </w:pPr>
-      <w:r>
-        <w:t>•  DDL 한 파일 변경만으로 완료 처리하지 않습니다.</w:t>
-      </w:r>
-    </w:p>
-    <w:p>
-      <w:pPr>
-        <w:pStyle w:val="BulletRail"/>
-      </w:pPr>
-      <w:r>
-        <w:t>•  Rollback이 위험하거나 불가능하면 명시적 recovery 절차와 Evidence를 남깁니다.</w:t>
-      </w:r>
-    </w:p>
-    <w:p>
-      <w:pPr>
-        <w:pStyle w:val="BodyRail"/>
-      </w:pPr>
-      <w:r>
-        <w:t>Oracle·PostgreSQL·MariaDB의 공통 의미와 검증 지점을 비교합니다.</w:t>
-      </w:r>
-    </w:p>
-    <w:p>
-      <w:pPr>
-        <w:pStyle w:val="TableTitle"/>
-        <w:keepNext/>
-        <w:keepLines/>
-        <w:widowControl/>
-      </w:pPr>
-      <w:r>
-        <w:t>표 7-1. 항목 / Oracle / PostgreSQL / MariaDB</w:t>
-      </w:r>
-    </w:p>
-    <w:p>
-      <w:pPr>
-        <w:pStyle w:val="TablePurpose"/>
-        <w:keepNext/>
-        <w:keepLines/>
-        <w:widowControl/>
-      </w:pPr>
-      <w:r>
-        <w:t>비교·선택·확인에 필요한 항목만 압축해 정리합니다.</w:t>
-      </w:r>
-    </w:p>
-    <w:tbl>
-      <w:tblPr>
-        <w:tblW w:type="auto" w:w="0"/>
-        <w:jc w:val="left"/>
-        <w:tblLayout w:type="autofit"/>
-        <w:tblLook w:firstColumn="1" w:firstRow="1" w:lastColumn="0" w:lastRow="0" w:noHBand="0" w:noVBand="1" w:val="04A0"/>
-      </w:tblPr>
-      <w:tblGrid>
-        <w:gridCol w:w="2720"/>
-        <w:gridCol w:w="2720"/>
-        <w:gridCol w:w="2720"/>
-        <w:gridCol w:w="2720"/>
-      </w:tblGrid>
-      <w:tr>
-        <w:trPr>
-          <w:cantSplit/>
-          <w:tblHeader w:val="true"/>
-        </w:trPr>
-        <w:tc>
-          <w:tcPr>
-            <w:tcW w:type="dxa" w:w="2720"/>
-            <w:tcMar>
-              <w:top w:w="70" w:type="dxa"/>
-              <w:start w:w="80" w:type="dxa"/>
-              <w:bottom w:w="70" w:type="dxa"/>
-              <w:end w:w="80" w:type="dxa"/>
-            </w:tcMar>
-            <w:vAlign w:val="top"/>
-            <w:shd w:fill="17324D"/>
-          </w:tcPr>
-          <w:p>
-            <w:r>
-              <w:rPr>
-                <w:rFonts w:ascii="Noto Sans CJK KR" w:hAnsi="Noto Sans CJK KR"/>
-                <w:b/>
-                <w:color w:val="FFFFFF"/>
-                <w:sz w:val="17"/>
-              </w:rPr>
-              <w:t>항목</w:t>
-            </w:r>
-          </w:p>
-        </w:tc>
-        <w:tc>
-          <w:tcPr>
-            <w:tcW w:type="dxa" w:w="2720"/>
-            <w:tcMar>
-              <w:top w:w="70" w:type="dxa"/>
-              <w:start w:w="80" w:type="dxa"/>
-              <w:bottom w:w="70" w:type="dxa"/>
-              <w:end w:w="80" w:type="dxa"/>
-            </w:tcMar>
-            <w:vAlign w:val="top"/>
-            <w:shd w:fill="17324D"/>
-          </w:tcPr>
-          <w:p>
-            <w:r>
-              <w:rPr>
-                <w:rFonts w:ascii="Noto Sans CJK KR" w:hAnsi="Noto Sans CJK KR"/>
-                <w:b/>
-                <w:color w:val="FFFFFF"/>
-                <w:sz w:val="17"/>
-              </w:rPr>
-              <w:t>Oracle</w:t>
-            </w:r>
-          </w:p>
-        </w:tc>
-        <w:tc>
-          <w:tcPr>
-            <w:tcW w:type="dxa" w:w="2720"/>
-            <w:tcMar>
-              <w:top w:w="70" w:type="dxa"/>
-              <w:start w:w="80" w:type="dxa"/>
-              <w:bottom w:w="70" w:type="dxa"/>
-              <w:end w:w="80" w:type="dxa"/>
-            </w:tcMar>
-            <w:vAlign w:val="top"/>
-            <w:shd w:fill="17324D"/>
-          </w:tcPr>
-          <w:p>
-            <w:r>
-              <w:rPr>
-                <w:rFonts w:ascii="Noto Sans CJK KR" w:hAnsi="Noto Sans CJK KR"/>
-                <w:b/>
-                <w:color w:val="FFFFFF"/>
-                <w:sz w:val="17"/>
-              </w:rPr>
-              <w:t>PostgreSQL</w:t>
-            </w:r>
-          </w:p>
-        </w:tc>
-        <w:tc>
-          <w:tcPr>
-            <w:tcW w:type="dxa" w:w="2720"/>
-            <w:tcMar>
-              <w:top w:w="70" w:type="dxa"/>
-              <w:start w:w="80" w:type="dxa"/>
-              <w:bottom w:w="70" w:type="dxa"/>
-              <w:end w:w="80" w:type="dxa"/>
-            </w:tcMar>
-            <w:vAlign w:val="top"/>
-            <w:shd w:fill="17324D"/>
-          </w:tcPr>
-          <w:p>
-            <w:r>
-              <w:rPr>
-                <w:rFonts w:ascii="Noto Sans CJK KR" w:hAnsi="Noto Sans CJK KR"/>
-                <w:b/>
-                <w:color w:val="FFFFFF"/>
-                <w:sz w:val="17"/>
-              </w:rPr>
-              <w:t>MariaDB</w:t>
-            </w:r>
-          </w:p>
-        </w:tc>
-      </w:tr>
-      <w:tr>
-        <w:trPr>
-          <w:cantSplit/>
-        </w:trPr>
-        <w:tc>
-          <w:tcPr>
-            <w:tcW w:type="dxa" w:w="2720"/>
-            <w:tcMar>
-              <w:top w:w="70" w:type="dxa"/>
-              <w:start w:w="80" w:type="dxa"/>
-              <w:bottom w:w="70" w:type="dxa"/>
-              <w:end w:w="80" w:type="dxa"/>
-            </w:tcMar>
-            <w:vAlign w:val="top"/>
-            <w:shd w:fill="F4F7FA"/>
-          </w:tcPr>
-          <w:p>
-            <w:pPr>
-              <w:spacing w:after="0" w:line="252" w:lineRule="auto"/>
-            </w:pPr>
-            <w:r>
-              <w:rPr>
-                <w:rFonts w:ascii="Noto Sans CJK KR" w:hAnsi="Noto Sans CJK KR"/>
-                <w:color w:val="202124"/>
-                <w:sz w:val="17"/>
-              </w:rPr>
-              <w:t>공식 지원</w:t>
-            </w:r>
-          </w:p>
-        </w:tc>
-        <w:tc>
-          <w:tcPr>
-            <w:tcW w:type="dxa" w:w="2720"/>
-            <w:tcMar>
-              <w:top w:w="70" w:type="dxa"/>
-              <w:start w:w="80" w:type="dxa"/>
-              <w:bottom w:w="70" w:type="dxa"/>
-              <w:end w:w="80" w:type="dxa"/>
-            </w:tcMar>
-            <w:vAlign w:val="top"/>
-          </w:tcPr>
-          <w:p>
-            <w:pPr>
-              <w:spacing w:after="0" w:line="252" w:lineRule="auto"/>
-            </w:pPr>
-            <w:r>
-              <w:rPr>
-                <w:rFonts w:ascii="Noto Sans CJK KR" w:hAnsi="Noto Sans CJK KR"/>
-                <w:color w:val="202124"/>
-                <w:sz w:val="17"/>
-              </w:rPr>
-              <w:t>지원</w:t>
-            </w:r>
-          </w:p>
-        </w:tc>
-        <w:tc>
-          <w:tcPr>
-            <w:tcW w:type="dxa" w:w="2720"/>
-            <w:tcMar>
-              <w:top w:w="70" w:type="dxa"/>
-              <w:start w:w="80" w:type="dxa"/>
-              <w:bottom w:w="70" w:type="dxa"/>
-              <w:end w:w="80" w:type="dxa"/>
-            </w:tcMar>
-            <w:vAlign w:val="top"/>
-          </w:tcPr>
-          <w:p>
-            <w:pPr>
-              <w:spacing w:after="0" w:line="252" w:lineRule="auto"/>
-            </w:pPr>
-            <w:r>
-              <w:rPr>
-                <w:rFonts w:ascii="Noto Sans CJK KR" w:hAnsi="Noto Sans CJK KR"/>
-                <w:color w:val="202124"/>
-                <w:sz w:val="17"/>
-              </w:rPr>
-              <w:t>지원</w:t>
-            </w:r>
-          </w:p>
-        </w:tc>
-        <w:tc>
-          <w:tcPr>
-            <w:tcW w:type="dxa" w:w="2720"/>
-            <w:tcMar>
-              <w:top w:w="70" w:type="dxa"/>
-              <w:start w:w="80" w:type="dxa"/>
-              <w:bottom w:w="70" w:type="dxa"/>
-              <w:end w:w="80" w:type="dxa"/>
-            </w:tcMar>
-            <w:vAlign w:val="top"/>
-          </w:tcPr>
-          <w:p>
-            <w:pPr>
-              <w:spacing w:after="0" w:line="252" w:lineRule="auto"/>
-            </w:pPr>
-            <w:r>
-              <w:rPr>
-                <w:rFonts w:ascii="Noto Sans CJK KR" w:hAnsi="Noto Sans CJK KR"/>
-                <w:color w:val="202124"/>
-                <w:sz w:val="17"/>
-              </w:rPr>
-              <w:t>지원</w:t>
-            </w:r>
-          </w:p>
-        </w:tc>
-      </w:tr>
-      <w:tr>
-        <w:trPr>
-          <w:cantSplit/>
-        </w:trPr>
-        <w:tc>
-          <w:tcPr>
-            <w:tcW w:type="dxa" w:w="2720"/>
-            <w:tcMar>
-              <w:top w:w="70" w:type="dxa"/>
-              <w:start w:w="80" w:type="dxa"/>
-              <w:bottom w:w="70" w:type="dxa"/>
-              <w:end w:w="80" w:type="dxa"/>
-            </w:tcMar>
-            <w:vAlign w:val="top"/>
-            <w:shd w:fill="F4F7FA"/>
-          </w:tcPr>
-          <w:p>
-            <w:pPr>
-              <w:spacing w:after="0" w:line="252" w:lineRule="auto"/>
-            </w:pPr>
-            <w:r>
-              <w:rPr>
-                <w:rFonts w:ascii="Noto Sans CJK KR" w:hAnsi="Noto Sans CJK KR"/>
-                <w:color w:val="202124"/>
-                <w:sz w:val="17"/>
-              </w:rPr>
-              <w:t>Canonical 의미</w:t>
-            </w:r>
-          </w:p>
-        </w:tc>
-        <w:tc>
-          <w:tcPr>
-            <w:tcW w:type="dxa" w:w="2720"/>
-            <w:tcMar>
-              <w:top w:w="70" w:type="dxa"/>
-              <w:start w:w="80" w:type="dxa"/>
-              <w:bottom w:w="70" w:type="dxa"/>
-              <w:end w:w="80" w:type="dxa"/>
-            </w:tcMar>
-            <w:vAlign w:val="top"/>
-          </w:tcPr>
-          <w:p>
-            <w:pPr>
-              <w:spacing w:after="0" w:line="252" w:lineRule="auto"/>
-            </w:pPr>
-            <w:r>
-              <w:rPr>
-                <w:rFonts w:ascii="Noto Sans CJK KR" w:hAnsi="Noto Sans CJK KR"/>
-                <w:color w:val="202124"/>
-                <w:sz w:val="17"/>
-              </w:rPr>
-              <w:t>공통</w:t>
-            </w:r>
-          </w:p>
-        </w:tc>
-        <w:tc>
-          <w:tcPr>
-            <w:tcW w:type="dxa" w:w="2720"/>
-            <w:tcMar>
-              <w:top w:w="70" w:type="dxa"/>
-              <w:start w:w="80" w:type="dxa"/>
-              <w:bottom w:w="70" w:type="dxa"/>
-              <w:end w:w="80" w:type="dxa"/>
-            </w:tcMar>
-            <w:vAlign w:val="top"/>
-          </w:tcPr>
-          <w:p>
-            <w:pPr>
-              <w:spacing w:after="0" w:line="252" w:lineRule="auto"/>
-            </w:pPr>
-            <w:r>
-              <w:rPr>
-                <w:rFonts w:ascii="Noto Sans CJK KR" w:hAnsi="Noto Sans CJK KR"/>
-                <w:color w:val="202124"/>
-                <w:sz w:val="17"/>
-              </w:rPr>
-              <w:t>공통</w:t>
-            </w:r>
-          </w:p>
-        </w:tc>
-        <w:tc>
-          <w:tcPr>
-            <w:tcW w:type="dxa" w:w="2720"/>
-            <w:tcMar>
-              <w:top w:w="70" w:type="dxa"/>
-              <w:start w:w="80" w:type="dxa"/>
-              <w:bottom w:w="70" w:type="dxa"/>
-              <w:end w:w="80" w:type="dxa"/>
-            </w:tcMar>
-            <w:vAlign w:val="top"/>
-          </w:tcPr>
-          <w:p>
-            <w:pPr>
-              <w:spacing w:after="0" w:line="252" w:lineRule="auto"/>
-            </w:pPr>
-            <w:r>
-              <w:rPr>
-                <w:rFonts w:ascii="Noto Sans CJK KR" w:hAnsi="Noto Sans CJK KR"/>
-                <w:color w:val="202124"/>
-                <w:sz w:val="17"/>
-              </w:rPr>
-              <w:t>공통</w:t>
-            </w:r>
-          </w:p>
-        </w:tc>
-      </w:tr>
-      <w:tr>
-        <w:trPr>
-          <w:cantSplit/>
-        </w:trPr>
-        <w:tc>
-          <w:tcPr>
-            <w:tcW w:type="dxa" w:w="2720"/>
-            <w:tcMar>
-              <w:top w:w="70" w:type="dxa"/>
-              <w:start w:w="80" w:type="dxa"/>
-              <w:bottom w:w="70" w:type="dxa"/>
-              <w:end w:w="80" w:type="dxa"/>
-            </w:tcMar>
-            <w:vAlign w:val="top"/>
-            <w:shd w:fill="F4F7FA"/>
-          </w:tcPr>
-          <w:p>
-            <w:pPr>
-              <w:spacing w:after="0" w:line="252" w:lineRule="auto"/>
-            </w:pPr>
-            <w:r>
-              <w:rPr>
-                <w:rFonts w:ascii="Noto Sans CJK KR" w:hAnsi="Noto Sans CJK KR"/>
-                <w:color w:val="202124"/>
-                <w:sz w:val="17"/>
-              </w:rPr>
-              <w:t>Vendor Render</w:t>
-            </w:r>
-          </w:p>
-        </w:tc>
-        <w:tc>
-          <w:tcPr>
-            <w:tcW w:type="dxa" w:w="2720"/>
-            <w:tcMar>
-              <w:top w:w="70" w:type="dxa"/>
-              <w:start w:w="80" w:type="dxa"/>
-              <w:bottom w:w="70" w:type="dxa"/>
-              <w:end w:w="80" w:type="dxa"/>
-            </w:tcMar>
-            <w:vAlign w:val="top"/>
-          </w:tcPr>
-          <w:p>
-            <w:pPr>
-              <w:spacing w:after="0" w:line="252" w:lineRule="auto"/>
-            </w:pPr>
-            <w:r>
-              <w:rPr>
-                <w:rFonts w:ascii="Noto Sans CJK KR" w:hAnsi="Noto Sans CJK KR"/>
-                <w:color w:val="202124"/>
-                <w:sz w:val="17"/>
-              </w:rPr>
-              <w:t>oracle</w:t>
-            </w:r>
-          </w:p>
-        </w:tc>
-        <w:tc>
-          <w:tcPr>
-            <w:tcW w:type="dxa" w:w="2720"/>
-            <w:tcMar>
-              <w:top w:w="70" w:type="dxa"/>
-              <w:start w:w="80" w:type="dxa"/>
-              <w:bottom w:w="70" w:type="dxa"/>
-              <w:end w:w="80" w:type="dxa"/>
-            </w:tcMar>
-            <w:vAlign w:val="top"/>
-          </w:tcPr>
-          <w:p>
-            <w:pPr>
-              <w:spacing w:after="0" w:line="252" w:lineRule="auto"/>
-            </w:pPr>
-            <w:r>
-              <w:rPr>
-                <w:rFonts w:ascii="Noto Sans CJK KR" w:hAnsi="Noto Sans CJK KR"/>
-                <w:color w:val="202124"/>
-                <w:sz w:val="17"/>
-              </w:rPr>
-              <w:t>postgresql</w:t>
-            </w:r>
-          </w:p>
-        </w:tc>
-        <w:tc>
-          <w:tcPr>
-            <w:tcW w:type="dxa" w:w="2720"/>
-            <w:tcMar>
-              <w:top w:w="70" w:type="dxa"/>
-              <w:start w:w="80" w:type="dxa"/>
-              <w:bottom w:w="70" w:type="dxa"/>
-              <w:end w:w="80" w:type="dxa"/>
-            </w:tcMar>
-            <w:vAlign w:val="top"/>
-          </w:tcPr>
-          <w:p>
-            <w:pPr>
-              <w:spacing w:after="0" w:line="252" w:lineRule="auto"/>
-            </w:pPr>
-            <w:r>
-              <w:rPr>
-                <w:rFonts w:ascii="Noto Sans CJK KR" w:hAnsi="Noto Sans CJK KR"/>
-                <w:color w:val="202124"/>
-                <w:sz w:val="17"/>
-              </w:rPr>
-              <w:t>mariadb</w:t>
-            </w:r>
-          </w:p>
-        </w:tc>
-      </w:tr>
-      <w:tr>
-        <w:trPr>
-          <w:cantSplit/>
-        </w:trPr>
-        <w:tc>
-          <w:tcPr>
-            <w:tcW w:type="dxa" w:w="2720"/>
-            <w:tcMar>
-              <w:top w:w="70" w:type="dxa"/>
-              <w:start w:w="80" w:type="dxa"/>
-              <w:bottom w:w="70" w:type="dxa"/>
-              <w:end w:w="80" w:type="dxa"/>
-            </w:tcMar>
-            <w:vAlign w:val="top"/>
-            <w:shd w:fill="F4F7FA"/>
-          </w:tcPr>
-          <w:p>
-            <w:pPr>
-              <w:spacing w:after="0" w:line="252" w:lineRule="auto"/>
-            </w:pPr>
-            <w:r>
-              <w:rPr>
-                <w:rFonts w:ascii="Noto Sans CJK KR" w:hAnsi="Noto Sans CJK KR"/>
-                <w:color w:val="202124"/>
-                <w:sz w:val="17"/>
-              </w:rPr>
-              <w:t>검증</w:t>
-            </w:r>
-          </w:p>
-        </w:tc>
-        <w:tc>
-          <w:tcPr>
-            <w:tcW w:type="dxa" w:w="2720"/>
-            <w:tcMar>
-              <w:top w:w="70" w:type="dxa"/>
-              <w:start w:w="80" w:type="dxa"/>
-              <w:bottom w:w="70" w:type="dxa"/>
-              <w:end w:w="80" w:type="dxa"/>
-            </w:tcMar>
-            <w:vAlign w:val="top"/>
-          </w:tcPr>
-          <w:p>
-            <w:pPr>
-              <w:spacing w:after="0" w:line="252" w:lineRule="auto"/>
-            </w:pPr>
-            <w:r>
-              <w:rPr>
-                <w:rFonts w:ascii="Noto Sans CJK KR" w:hAnsi="Noto Sans CJK KR"/>
-                <w:color w:val="202124"/>
-                <w:sz w:val="17"/>
-              </w:rPr>
-              <w:t>DDL·Runtime</w:t>
-            </w:r>
-          </w:p>
-        </w:tc>
-        <w:tc>
-          <w:tcPr>
-            <w:tcW w:type="dxa" w:w="2720"/>
-            <w:tcMar>
-              <w:top w:w="70" w:type="dxa"/>
-              <w:start w:w="80" w:type="dxa"/>
-              <w:bottom w:w="70" w:type="dxa"/>
-              <w:end w:w="80" w:type="dxa"/>
-            </w:tcMar>
-            <w:vAlign w:val="top"/>
-          </w:tcPr>
-          <w:p>
-            <w:pPr>
-              <w:spacing w:after="0" w:line="252" w:lineRule="auto"/>
-            </w:pPr>
-            <w:r>
-              <w:rPr>
-                <w:rFonts w:ascii="Noto Sans CJK KR" w:hAnsi="Noto Sans CJK KR"/>
-                <w:color w:val="202124"/>
-                <w:sz w:val="17"/>
-              </w:rPr>
-              <w:t>DDL·Runtime</w:t>
-            </w:r>
-          </w:p>
-        </w:tc>
-        <w:tc>
-          <w:tcPr>
-            <w:tcW w:type="dxa" w:w="2720"/>
-            <w:tcMar>
-              <w:top w:w="70" w:type="dxa"/>
-              <w:start w:w="80" w:type="dxa"/>
-              <w:bottom w:w="70" w:type="dxa"/>
-              <w:end w:w="80" w:type="dxa"/>
-            </w:tcMar>
-            <w:vAlign w:val="top"/>
-          </w:tcPr>
-          <w:p>
-            <w:pPr>
-              <w:spacing w:after="0" w:line="252" w:lineRule="auto"/>
-            </w:pPr>
-            <w:r>
-              <w:rPr>
-                <w:rFonts w:ascii="Noto Sans CJK KR" w:hAnsi="Noto Sans CJK KR"/>
-                <w:color w:val="202124"/>
-                <w:sz w:val="17"/>
-              </w:rPr>
-              <w:t>DDL·Runtime</w:t>
-            </w:r>
-          </w:p>
-        </w:tc>
-      </w:tr>
-    </w:tbl>
-    <w:p/>
-    <w:p>
-      <w:pPr>
-        <w:pStyle w:val="BodyRail"/>
-      </w:pPr>
-      <w:r>
-        <w:t>DB 변경이 Fresh Init부터 Runtime Query까지 닫혔는지 확인합니다.</w:t>
-      </w:r>
-    </w:p>
-    <w:p>
-      <w:pPr>
-        <w:pStyle w:val="TableTitle"/>
-        <w:keepNext/>
-        <w:keepLines/>
-        <w:widowControl/>
-      </w:pPr>
-      <w:r>
-        <w:t>표 7-2. 단계 / Canonical / Vendor 영향 / 검증/복구</w:t>
-      </w:r>
-    </w:p>
-    <w:p>
-      <w:pPr>
-        <w:pStyle w:val="TablePurpose"/>
-        <w:keepNext/>
-        <w:keepLines/>
-        <w:widowControl/>
-      </w:pPr>
-      <w:r>
-        <w:t>비교·선택·확인에 필요한 항목만 압축해 정리합니다.</w:t>
-      </w:r>
-    </w:p>
-    <w:tbl>
-      <w:tblPr>
-        <w:tblW w:type="auto" w:w="0"/>
-        <w:jc w:val="left"/>
-        <w:tblLayout w:type="autofit"/>
-        <w:tblLook w:firstColumn="1" w:firstRow="1" w:lastColumn="0" w:lastRow="0" w:noHBand="0" w:noVBand="1" w:val="04A0"/>
-      </w:tblPr>
-      <w:tblGrid>
-        <w:gridCol w:w="2720"/>
-        <w:gridCol w:w="2720"/>
-        <w:gridCol w:w="2720"/>
-        <w:gridCol w:w="2720"/>
-      </w:tblGrid>
-      <w:tr>
-        <w:trPr>
-          <w:cantSplit/>
-          <w:tblHeader w:val="true"/>
-        </w:trPr>
-        <w:tc>
-          <w:tcPr>
-            <w:tcW w:type="dxa" w:w="2720"/>
-            <w:tcMar>
-              <w:top w:w="70" w:type="dxa"/>
-              <w:start w:w="80" w:type="dxa"/>
-              <w:bottom w:w="70" w:type="dxa"/>
-              <w:end w:w="80" w:type="dxa"/>
-            </w:tcMar>
-            <w:vAlign w:val="top"/>
-            <w:shd w:fill="17324D"/>
-          </w:tcPr>
-          <w:p>
-            <w:r>
-              <w:rPr>
-                <w:rFonts w:ascii="Noto Sans CJK KR" w:hAnsi="Noto Sans CJK KR"/>
-                <w:b/>
-                <w:color w:val="FFFFFF"/>
-                <w:sz w:val="17"/>
-              </w:rPr>
-              <w:t>단계</w:t>
-            </w:r>
-          </w:p>
-        </w:tc>
-        <w:tc>
-          <w:tcPr>
-            <w:tcW w:type="dxa" w:w="2720"/>
-            <w:tcMar>
-              <w:top w:w="70" w:type="dxa"/>
-              <w:start w:w="80" w:type="dxa"/>
-              <w:bottom w:w="70" w:type="dxa"/>
-              <w:end w:w="80" w:type="dxa"/>
-            </w:tcMar>
-            <w:vAlign w:val="top"/>
-            <w:shd w:fill="17324D"/>
-          </w:tcPr>
-          <w:p>
-            <w:r>
-              <w:rPr>
-                <w:rFonts w:ascii="Noto Sans CJK KR" w:hAnsi="Noto Sans CJK KR"/>
-                <w:b/>
-                <w:color w:val="FFFFFF"/>
-                <w:sz w:val="17"/>
-              </w:rPr>
-              <w:t>Canonical</w:t>
-            </w:r>
-          </w:p>
-        </w:tc>
-        <w:tc>
-          <w:tcPr>
-            <w:tcW w:type="dxa" w:w="2720"/>
-            <w:tcMar>
-              <w:top w:w="70" w:type="dxa"/>
-              <w:start w:w="80" w:type="dxa"/>
-              <w:bottom w:w="70" w:type="dxa"/>
-              <w:end w:w="80" w:type="dxa"/>
-            </w:tcMar>
-            <w:vAlign w:val="top"/>
-            <w:shd w:fill="17324D"/>
-          </w:tcPr>
-          <w:p>
-            <w:r>
-              <w:rPr>
-                <w:rFonts w:ascii="Noto Sans CJK KR" w:hAnsi="Noto Sans CJK KR"/>
-                <w:b/>
-                <w:color w:val="FFFFFF"/>
-                <w:sz w:val="17"/>
-              </w:rPr>
-              <w:t>Vendor 영향</w:t>
-            </w:r>
-          </w:p>
-        </w:tc>
-        <w:tc>
-          <w:tcPr>
-            <w:tcW w:type="dxa" w:w="2720"/>
-            <w:tcMar>
-              <w:top w:w="70" w:type="dxa"/>
-              <w:start w:w="80" w:type="dxa"/>
-              <w:bottom w:w="70" w:type="dxa"/>
-              <w:end w:w="80" w:type="dxa"/>
-            </w:tcMar>
-            <w:vAlign w:val="top"/>
-            <w:shd w:fill="17324D"/>
-          </w:tcPr>
-          <w:p>
-            <w:r>
-              <w:rPr>
-                <w:rFonts w:ascii="Noto Sans CJK KR" w:hAnsi="Noto Sans CJK KR"/>
-                <w:b/>
-                <w:color w:val="FFFFFF"/>
-                <w:sz w:val="17"/>
-              </w:rPr>
-              <w:t>검증/복구</w:t>
-            </w:r>
-          </w:p>
-        </w:tc>
-      </w:tr>
-      <w:tr>
-        <w:trPr>
-          <w:cantSplit/>
-        </w:trPr>
-        <w:tc>
-          <w:tcPr>
-            <w:tcW w:type="dxa" w:w="2720"/>
-            <w:tcMar>
-              <w:top w:w="70" w:type="dxa"/>
-              <w:start w:w="80" w:type="dxa"/>
-              <w:bottom w:w="70" w:type="dxa"/>
-              <w:end w:w="80" w:type="dxa"/>
-            </w:tcMar>
-            <w:vAlign w:val="top"/>
-            <w:shd w:fill="F4F7FA"/>
-          </w:tcPr>
-          <w:p>
-            <w:pPr>
-              <w:spacing w:after="0" w:line="252" w:lineRule="auto"/>
-            </w:pPr>
-            <w:r>
-              <w:rPr>
-                <w:rFonts w:ascii="Noto Sans CJK KR" w:hAnsi="Noto Sans CJK KR"/>
-                <w:color w:val="202124"/>
-                <w:sz w:val="17"/>
-              </w:rPr>
-              <w:t>Fresh Init</w:t>
-            </w:r>
-          </w:p>
-        </w:tc>
-        <w:tc>
-          <w:tcPr>
-            <w:tcW w:type="dxa" w:w="2720"/>
-            <w:tcMar>
-              <w:top w:w="70" w:type="dxa"/>
-              <w:start w:w="80" w:type="dxa"/>
-              <w:bottom w:w="70" w:type="dxa"/>
-              <w:end w:w="80" w:type="dxa"/>
-            </w:tcMar>
-            <w:vAlign w:val="top"/>
-          </w:tcPr>
-          <w:p>
-            <w:pPr>
-              <w:spacing w:after="0" w:line="252" w:lineRule="auto"/>
-            </w:pPr>
-            <w:r>
-              <w:rPr>
-                <w:rFonts w:ascii="Noto Sans CJK KR" w:hAnsi="Noto Sans CJK KR"/>
-                <w:color w:val="202124"/>
-                <w:sz w:val="17"/>
-              </w:rPr>
-              <w:t>Canonical schema</w:t>
-            </w:r>
-          </w:p>
-        </w:tc>
-        <w:tc>
-          <w:tcPr>
-            <w:tcW w:type="dxa" w:w="2720"/>
-            <w:tcMar>
-              <w:top w:w="70" w:type="dxa"/>
-              <w:start w:w="80" w:type="dxa"/>
-              <w:bottom w:w="70" w:type="dxa"/>
-              <w:end w:w="80" w:type="dxa"/>
-            </w:tcMar>
-            <w:vAlign w:val="top"/>
-          </w:tcPr>
-          <w:p>
-            <w:pPr>
-              <w:spacing w:after="0" w:line="252" w:lineRule="auto"/>
-            </w:pPr>
-            <w:r>
-              <w:rPr>
-                <w:rFonts w:ascii="Noto Sans CJK KR" w:hAnsi="Noto Sans CJK KR"/>
-                <w:color w:val="202124"/>
-                <w:sz w:val="17"/>
-              </w:rPr>
-              <w:t>Vendor별 DDL</w:t>
-            </w:r>
-          </w:p>
-        </w:tc>
-        <w:tc>
-          <w:tcPr>
-            <w:tcW w:type="dxa" w:w="2720"/>
-            <w:tcMar>
-              <w:top w:w="70" w:type="dxa"/>
-              <w:start w:w="80" w:type="dxa"/>
-              <w:bottom w:w="70" w:type="dxa"/>
-              <w:end w:w="80" w:type="dxa"/>
-            </w:tcMar>
-            <w:vAlign w:val="top"/>
-          </w:tcPr>
-          <w:p>
-            <w:pPr>
-              <w:spacing w:after="0" w:line="252" w:lineRule="auto"/>
-            </w:pPr>
-            <w:r>
-              <w:rPr>
-                <w:rFonts w:ascii="Noto Sans CJK KR" w:hAnsi="Noto Sans CJK KR"/>
-                <w:color w:val="202124"/>
-                <w:sz w:val="17"/>
-              </w:rPr>
-              <w:t>깨끗한 초기화</w:t>
-            </w:r>
-          </w:p>
-        </w:tc>
-      </w:tr>
-      <w:tr>
-        <w:trPr>
-          <w:cantSplit/>
-        </w:trPr>
-        <w:tc>
-          <w:tcPr>
-            <w:tcW w:type="dxa" w:w="2720"/>
-            <w:tcMar>
-              <w:top w:w="70" w:type="dxa"/>
-              <w:start w:w="80" w:type="dxa"/>
-              <w:bottom w:w="70" w:type="dxa"/>
-              <w:end w:w="80" w:type="dxa"/>
-            </w:tcMar>
-            <w:vAlign w:val="top"/>
-            <w:shd w:fill="F4F7FA"/>
-          </w:tcPr>
-          <w:p>
-            <w:pPr>
-              <w:spacing w:after="0" w:line="252" w:lineRule="auto"/>
-            </w:pPr>
-            <w:r>
-              <w:rPr>
-                <w:rFonts w:ascii="Noto Sans CJK KR" w:hAnsi="Noto Sans CJK KR"/>
-                <w:color w:val="202124"/>
-                <w:sz w:val="17"/>
-              </w:rPr>
-              <w:t>Migration</w:t>
-            </w:r>
-          </w:p>
-        </w:tc>
-        <w:tc>
-          <w:tcPr>
-            <w:tcW w:type="dxa" w:w="2720"/>
-            <w:tcMar>
-              <w:top w:w="70" w:type="dxa"/>
-              <w:start w:w="80" w:type="dxa"/>
-              <w:bottom w:w="70" w:type="dxa"/>
-              <w:end w:w="80" w:type="dxa"/>
-            </w:tcMar>
-            <w:vAlign w:val="top"/>
-          </w:tcPr>
-          <w:p>
-            <w:pPr>
-              <w:spacing w:after="0" w:line="252" w:lineRule="auto"/>
-            </w:pPr>
-            <w:r>
-              <w:rPr>
-                <w:rFonts w:ascii="Noto Sans CJK KR" w:hAnsi="Noto Sans CJK KR"/>
-                <w:color w:val="202124"/>
-                <w:sz w:val="17"/>
-              </w:rPr>
-              <w:t>변경 정의</w:t>
-            </w:r>
-          </w:p>
-        </w:tc>
-        <w:tc>
-          <w:tcPr>
-            <w:tcW w:type="dxa" w:w="2720"/>
-            <w:tcMar>
-              <w:top w:w="70" w:type="dxa"/>
-              <w:start w:w="80" w:type="dxa"/>
-              <w:bottom w:w="70" w:type="dxa"/>
-              <w:end w:w="80" w:type="dxa"/>
-            </w:tcMar>
-            <w:vAlign w:val="top"/>
-          </w:tcPr>
-          <w:p>
-            <w:pPr>
-              <w:spacing w:after="0" w:line="252" w:lineRule="auto"/>
-            </w:pPr>
-            <w:r>
-              <w:rPr>
-                <w:rFonts w:ascii="Noto Sans CJK KR" w:hAnsi="Noto Sans CJK KR"/>
-                <w:color w:val="202124"/>
-                <w:sz w:val="17"/>
-              </w:rPr>
-              <w:t>문법/락 차이</w:t>
-            </w:r>
-          </w:p>
-        </w:tc>
-        <w:tc>
-          <w:tcPr>
-            <w:tcW w:type="dxa" w:w="2720"/>
-            <w:tcMar>
-              <w:top w:w="70" w:type="dxa"/>
-              <w:start w:w="80" w:type="dxa"/>
-              <w:bottom w:w="70" w:type="dxa"/>
-              <w:end w:w="80" w:type="dxa"/>
-            </w:tcMar>
-            <w:vAlign w:val="top"/>
-          </w:tcPr>
-          <w:p>
-            <w:pPr>
-              <w:spacing w:after="0" w:line="252" w:lineRule="auto"/>
-            </w:pPr>
-            <w:r>
-              <w:rPr>
-                <w:rFonts w:ascii="Noto Sans CJK KR" w:hAnsi="Noto Sans CJK KR"/>
-                <w:color w:val="202124"/>
-                <w:sz w:val="17"/>
-              </w:rPr>
-              <w:t>upgrade 실행</w:t>
-            </w:r>
-          </w:p>
-        </w:tc>
-      </w:tr>
-      <w:tr>
-        <w:trPr>
-          <w:cantSplit/>
-        </w:trPr>
-        <w:tc>
-          <w:tcPr>
-            <w:tcW w:type="dxa" w:w="2720"/>
-            <w:tcMar>
-              <w:top w:w="70" w:type="dxa"/>
-              <w:start w:w="80" w:type="dxa"/>
-              <w:bottom w:w="70" w:type="dxa"/>
-              <w:end w:w="80" w:type="dxa"/>
-            </w:tcMar>
-            <w:vAlign w:val="top"/>
-            <w:shd w:fill="F4F7FA"/>
-          </w:tcPr>
-          <w:p>
-            <w:pPr>
-              <w:spacing w:after="0" w:line="252" w:lineRule="auto"/>
-            </w:pPr>
-            <w:r>
-              <w:rPr>
-                <w:rFonts w:ascii="Noto Sans CJK KR" w:hAnsi="Noto Sans CJK KR"/>
-                <w:color w:val="202124"/>
-                <w:sz w:val="17"/>
-              </w:rPr>
-              <w:t>Seed</w:t>
-            </w:r>
-          </w:p>
-        </w:tc>
-        <w:tc>
-          <w:tcPr>
-            <w:tcW w:type="dxa" w:w="2720"/>
-            <w:tcMar>
-              <w:top w:w="70" w:type="dxa"/>
-              <w:start w:w="80" w:type="dxa"/>
-              <w:bottom w:w="70" w:type="dxa"/>
-              <w:end w:w="80" w:type="dxa"/>
-            </w:tcMar>
-            <w:vAlign w:val="top"/>
-          </w:tcPr>
-          <w:p>
-            <w:pPr>
-              <w:spacing w:after="0" w:line="252" w:lineRule="auto"/>
-            </w:pPr>
-            <w:r>
-              <w:rPr>
-                <w:rFonts w:ascii="Noto Sans CJK KR" w:hAnsi="Noto Sans CJK KR"/>
-                <w:color w:val="202124"/>
-                <w:sz w:val="17"/>
-              </w:rPr>
-              <w:t>공통 기준 데이터</w:t>
-            </w:r>
-          </w:p>
-        </w:tc>
-        <w:tc>
-          <w:tcPr>
-            <w:tcW w:type="dxa" w:w="2720"/>
-            <w:tcMar>
-              <w:top w:w="70" w:type="dxa"/>
-              <w:start w:w="80" w:type="dxa"/>
-              <w:bottom w:w="70" w:type="dxa"/>
-              <w:end w:w="80" w:type="dxa"/>
-            </w:tcMar>
-            <w:vAlign w:val="top"/>
-          </w:tcPr>
-          <w:p>
-            <w:pPr>
-              <w:spacing w:after="0" w:line="252" w:lineRule="auto"/>
-            </w:pPr>
-            <w:r>
-              <w:rPr>
-                <w:rFonts w:ascii="Noto Sans CJK KR" w:hAnsi="Noto Sans CJK KR"/>
-                <w:color w:val="202124"/>
-                <w:sz w:val="17"/>
-              </w:rPr>
-              <w:t>DML 차이</w:t>
-            </w:r>
-          </w:p>
-        </w:tc>
-        <w:tc>
-          <w:tcPr>
-            <w:tcW w:type="dxa" w:w="2720"/>
-            <w:tcMar>
-              <w:top w:w="70" w:type="dxa"/>
-              <w:start w:w="80" w:type="dxa"/>
-              <w:bottom w:w="70" w:type="dxa"/>
-              <w:end w:w="80" w:type="dxa"/>
-            </w:tcMar>
-            <w:vAlign w:val="top"/>
-          </w:tcPr>
-          <w:p>
-            <w:pPr>
-              <w:spacing w:after="0" w:line="252" w:lineRule="auto"/>
-            </w:pPr>
-            <w:r>
-              <w:rPr>
-                <w:rFonts w:ascii="Noto Sans CJK KR" w:hAnsi="Noto Sans CJK KR"/>
-                <w:color w:val="202124"/>
-                <w:sz w:val="17"/>
-              </w:rPr>
-              <w:t>재실행 안전성</w:t>
-            </w:r>
-          </w:p>
-        </w:tc>
-      </w:tr>
-      <w:tr>
-        <w:trPr>
-          <w:cantSplit/>
-        </w:trPr>
-        <w:tc>
-          <w:tcPr>
-            <w:tcW w:type="dxa" w:w="2720"/>
-            <w:tcMar>
-              <w:top w:w="70" w:type="dxa"/>
-              <w:start w:w="80" w:type="dxa"/>
-              <w:bottom w:w="70" w:type="dxa"/>
-              <w:end w:w="80" w:type="dxa"/>
-            </w:tcMar>
-            <w:vAlign w:val="top"/>
-            <w:shd w:fill="F4F7FA"/>
-          </w:tcPr>
-          <w:p>
-            <w:pPr>
-              <w:spacing w:after="0" w:line="252" w:lineRule="auto"/>
-            </w:pPr>
-            <w:r>
-              <w:rPr>
-                <w:rFonts w:ascii="Noto Sans CJK KR" w:hAnsi="Noto Sans CJK KR"/>
-                <w:color w:val="202124"/>
-                <w:sz w:val="17"/>
-              </w:rPr>
-              <w:t>Rollback/Recovery</w:t>
-            </w:r>
-          </w:p>
-        </w:tc>
-        <w:tc>
-          <w:tcPr>
-            <w:tcW w:type="dxa" w:w="2720"/>
-            <w:tcMar>
-              <w:top w:w="70" w:type="dxa"/>
-              <w:start w:w="80" w:type="dxa"/>
-              <w:bottom w:w="70" w:type="dxa"/>
-              <w:end w:w="80" w:type="dxa"/>
-            </w:tcMar>
-            <w:vAlign w:val="top"/>
-          </w:tcPr>
-          <w:p>
-            <w:pPr>
-              <w:spacing w:after="0" w:line="252" w:lineRule="auto"/>
-            </w:pPr>
-            <w:r>
-              <w:rPr>
-                <w:rFonts w:ascii="Noto Sans CJK KR" w:hAnsi="Noto Sans CJK KR"/>
-                <w:color w:val="202124"/>
-                <w:sz w:val="17"/>
-              </w:rPr>
-              <w:t>역변경/복구</w:t>
-            </w:r>
-          </w:p>
-        </w:tc>
-        <w:tc>
-          <w:tcPr>
-            <w:tcW w:type="dxa" w:w="2720"/>
-            <w:tcMar>
-              <w:top w:w="70" w:type="dxa"/>
-              <w:start w:w="80" w:type="dxa"/>
-              <w:bottom w:w="70" w:type="dxa"/>
-              <w:end w:w="80" w:type="dxa"/>
-            </w:tcMar>
-            <w:vAlign w:val="top"/>
-          </w:tcPr>
-          <w:p>
-            <w:pPr>
-              <w:spacing w:after="0" w:line="252" w:lineRule="auto"/>
-            </w:pPr>
-            <w:r>
-              <w:rPr>
-                <w:rFonts w:ascii="Noto Sans CJK KR" w:hAnsi="Noto Sans CJK KR"/>
-                <w:color w:val="202124"/>
-                <w:sz w:val="17"/>
-              </w:rPr>
-              <w:t>Vendor별 절차</w:t>
-            </w:r>
-          </w:p>
-        </w:tc>
-        <w:tc>
-          <w:tcPr>
-            <w:tcW w:type="dxa" w:w="2720"/>
-            <w:tcMar>
-              <w:top w:w="70" w:type="dxa"/>
-              <w:start w:w="80" w:type="dxa"/>
-              <w:bottom w:w="70" w:type="dxa"/>
-              <w:end w:w="80" w:type="dxa"/>
-            </w:tcMar>
-            <w:vAlign w:val="top"/>
-          </w:tcPr>
-          <w:p>
-            <w:pPr>
-              <w:spacing w:after="0" w:line="252" w:lineRule="auto"/>
-            </w:pPr>
-            <w:r>
-              <w:rPr>
-                <w:rFonts w:ascii="Noto Sans CJK KR" w:hAnsi="Noto Sans CJK KR"/>
-                <w:color w:val="202124"/>
-                <w:sz w:val="17"/>
-              </w:rPr>
-              <w:t>실패 복구 Evidence</w:t>
-            </w:r>
-          </w:p>
-        </w:tc>
-      </w:tr>
-      <w:tr>
-        <w:trPr>
-          <w:cantSplit/>
-        </w:trPr>
-        <w:tc>
-          <w:tcPr>
-            <w:tcW w:type="dxa" w:w="2720"/>
-            <w:tcMar>
-              <w:top w:w="70" w:type="dxa"/>
-              <w:start w:w="80" w:type="dxa"/>
-              <w:bottom w:w="70" w:type="dxa"/>
-              <w:end w:w="80" w:type="dxa"/>
-            </w:tcMar>
-            <w:vAlign w:val="top"/>
-            <w:shd w:fill="F4F7FA"/>
-          </w:tcPr>
-          <w:p>
-            <w:pPr>
-              <w:spacing w:after="0" w:line="252" w:lineRule="auto"/>
-            </w:pPr>
-            <w:r>
-              <w:rPr>
-                <w:rFonts w:ascii="Noto Sans CJK KR" w:hAnsi="Noto Sans CJK KR"/>
-                <w:color w:val="202124"/>
-                <w:sz w:val="17"/>
-              </w:rPr>
-              <w:t>Runtime Query</w:t>
-            </w:r>
-          </w:p>
-        </w:tc>
-        <w:tc>
-          <w:tcPr>
-            <w:tcW w:type="dxa" w:w="2720"/>
-            <w:tcMar>
-              <w:top w:w="70" w:type="dxa"/>
-              <w:start w:w="80" w:type="dxa"/>
-              <w:bottom w:w="70" w:type="dxa"/>
-              <w:end w:w="80" w:type="dxa"/>
-            </w:tcMar>
-            <w:vAlign w:val="top"/>
-          </w:tcPr>
-          <w:p>
-            <w:pPr>
-              <w:spacing w:after="0" w:line="252" w:lineRule="auto"/>
-            </w:pPr>
-            <w:r>
-              <w:rPr>
-                <w:rFonts w:ascii="Noto Sans CJK KR" w:hAnsi="Noto Sans CJK KR"/>
-                <w:color w:val="202124"/>
-                <w:sz w:val="17"/>
-              </w:rPr>
-              <w:t>Repository 의미</w:t>
-            </w:r>
-          </w:p>
-        </w:tc>
-        <w:tc>
-          <w:tcPr>
-            <w:tcW w:type="dxa" w:w="2720"/>
-            <w:tcMar>
-              <w:top w:w="70" w:type="dxa"/>
-              <w:start w:w="80" w:type="dxa"/>
-              <w:bottom w:w="70" w:type="dxa"/>
-              <w:end w:w="80" w:type="dxa"/>
-            </w:tcMar>
-            <w:vAlign w:val="top"/>
-          </w:tcPr>
-          <w:p>
-            <w:pPr>
-              <w:spacing w:after="0" w:line="252" w:lineRule="auto"/>
-            </w:pPr>
-            <w:r>
-              <w:rPr>
-                <w:rFonts w:ascii="Noto Sans CJK KR" w:hAnsi="Noto Sans CJK KR"/>
-                <w:color w:val="202124"/>
-                <w:sz w:val="17"/>
-              </w:rPr>
-              <w:t>SQL 차이</w:t>
-            </w:r>
-          </w:p>
-        </w:tc>
-        <w:tc>
-          <w:tcPr>
-            <w:tcW w:type="dxa" w:w="2720"/>
-            <w:tcMar>
-              <w:top w:w="70" w:type="dxa"/>
-              <w:start w:w="80" w:type="dxa"/>
-              <w:bottom w:w="70" w:type="dxa"/>
-              <w:end w:w="80" w:type="dxa"/>
-            </w:tcMar>
-            <w:vAlign w:val="top"/>
-          </w:tcPr>
-          <w:p>
-            <w:pPr>
-              <w:spacing w:after="0" w:line="252" w:lineRule="auto"/>
-            </w:pPr>
-            <w:r>
-              <w:rPr>
-                <w:rFonts w:ascii="Noto Sans CJK KR" w:hAnsi="Noto Sans CJK KR"/>
-                <w:color w:val="202124"/>
-                <w:sz w:val="17"/>
-              </w:rPr>
-              <w:t>실거래 검증</w:t>
-            </w:r>
-          </w:p>
-        </w:tc>
-      </w:tr>
-    </w:tbl>
-    <w:p/>
-    <w:p>
-      <w:pPr>
-        <w:pStyle w:val="SourceRail"/>
-      </w:pPr>
-      <w:r>
-        <w:t>Source 길찾기 cpf-tools/db</w:t>
-      </w:r>
-    </w:p>
-    <w:p>
-      <w:pPr>
-        <w:pStyle w:val="Heading1"/>
-        <w:keepNext/>
-        <w:keepLines/>
-        <w:widowControl/>
-      </w:pPr>
-      <w:r>
-        <w:t>8. Observability·Multi-instance·HA</w:t>
-      </w:r>
-    </w:p>
-    <w:p>
-      <w:pPr>
-        <w:pStyle w:val="FigureCaption"/>
-        <w:jc w:val="left"/>
-        <w:keepNext/>
-        <w:keepLines/>
-        <w:widowControl/>
-      </w:pPr>
-      <w:r>
-        <w:t>그림 8-1. Runtime Trace</w:t>
-      </w:r>
-    </w:p>
-    <w:p>
-      <w:pPr>
-        <w:spacing w:after="40"/>
-        <w:jc w:val="center"/>
-        <w:keepNext/>
-        <w:keepLines/>
-        <w:widowControl/>
-      </w:pPr>
-      <w:r>
-        <w:drawing>
-          <wp:inline xmlns:a="http://schemas.openxmlformats.org/drawingml/2006/main" xmlns:pic="http://schemas.openxmlformats.org/drawingml/2006/picture">
-            <wp:extent cx="6408000" cy="3204000"/>
-            <wp:docPr id="5" name="Picture 5" descr="그림 8-1. Runtime Trace - 거래·Operation·Instance 식별자로 다중 인스턴스 장애를 추적합니다." title="그림 8-1. Runtime Trace"/>
-            <wp:cNvGraphicFramePr>
-              <a:graphicFrameLocks noChangeAspect="1"/>
-            </wp:cNvGraphicFramePr>
-            <a:graphic>
-              <a:graphicData uri="http://schemas.openxmlformats.org/drawingml/2006/picture">
-                <pic:pic>
-                  <pic:nvPicPr>
-                    <pic:cNvPr id="0" name="ops.png"/>
-                    <pic:cNvPicPr/>
-                  </pic:nvPicPr>
-                  <pic:blipFill>
-                    <a:blip r:embed="rId15"/>
-                    <a:stretch>
-                      <a:fillRect/>
-                    </a:stretch>
-                  </pic:blipFill>
-                  <pic:spPr>
-                    <a:xfrm>
-                      <a:off x="0" y="0"/>
-                      <a:ext cx="6408000" cy="3204000"/>
-                    </a:xfrm>
-                    <a:prstGeom prst="rect"/>
-                  </pic:spPr>
-                </pic:pic>
-              </a:graphicData>
-            </a:graphic>
-          </wp:inline>
-        </w:drawing>
-      </w:r>
-    </w:p>
-    <w:p>
-      <w:pPr>
-        <w:pStyle w:val="FigureExplain"/>
-        <w:keepLines/>
-        <w:widowControl/>
-      </w:pPr>
-      <w:r>
-        <w:t>거래·Operation·Instance 식별자로 다중 인스턴스 장애를 추적합니다.</w:t>
-      </w:r>
-    </w:p>
-    <w:p>
-      <w:pPr>
-        <w:pStyle w:val="Heading2"/>
-        <w:keepNext/>
-        <w:keepLines/>
-        <w:widowControl/>
-      </w:pPr>
-      <w:r>
-        <w:t>8.1 Log/Trace/Timeline</w:t>
-      </w:r>
-    </w:p>
-    <w:p>
-      <w:pPr>
-        <w:pStyle w:val="BodyRail"/>
-      </w:pPr>
-      <w:r>
-        <w:t>Observability는 transactionId·operationId·instanceId를 중심으로 Log, Trace, Metric, Timeline을 연결합니다. 운영자는 코드 위치보다 거래·실행 식별자에서 시작해 원인을 좁힐 수 있어야 합니다.</w:t>
-      </w:r>
-    </w:p>
-    <w:p>
-      <w:pPr>
-        <w:pStyle w:val="BulletRail"/>
-      </w:pPr>
-      <w:r>
-        <w:t>•  민감정보는 structured log에서도 마스킹합니다.</w:t>
-      </w:r>
-    </w:p>
-    <w:p>
-      <w:pPr>
-        <w:pStyle w:val="BulletRail"/>
-      </w:pPr>
-      <w:r>
-        <w:t>•  재시도/복구 segment가 원 거래와 단절되지 않도록 correlation을 유지합니다.</w:t>
-      </w:r>
-    </w:p>
-    <w:p>
-      <w:pPr>
-        <w:pStyle w:val="Heading2"/>
-        <w:keepNext/>
-        <w:keepLines/>
-        <w:widowControl/>
-      </w:pPr>
-      <w:r>
-        <w:t>8.2 Multi-instance</w:t>
-      </w:r>
-    </w:p>
-    <w:p>
-      <w:pPr>
-        <w:pStyle w:val="BodyRail"/>
-      </w:pPr>
-      <w:r>
-        <w:t>instanceId는 현재 Process를 식별하는 Runtime 축이며 System6 Header에는 포함하지 않습니다. 기동 시 설정→환경변수→Hostname 순으로 한 번 확정하고 Process 수명 동안 유지합니다.</w:t>
-      </w:r>
-    </w:p>
-    <w:p>
-      <w:pPr>
-        <w:pStyle w:val="BulletRail"/>
-      </w:pPr>
-      <w:r>
-        <w:t>•  localhost/unknown/Domain명 같은 fallback으로 READY를 허용하지 않습니다.</w:t>
-      </w:r>
-    </w:p>
-    <w:p>
-      <w:pPr>
-        <w:pStyle w:val="BulletRail"/>
-      </w:pPr>
-      <w:r>
-        <w:t>•  동일 Host의 동일 System 다중 Process는 explicit instanceId가 필요합니다.</w:t>
-      </w:r>
-    </w:p>
-    <w:p>
-      <w:pPr>
-        <w:pStyle w:val="Heading2"/>
-        <w:keepNext/>
-        <w:keepLines/>
-        <w:widowControl/>
-      </w:pPr>
-      <w:r>
-        <w:t>8.3 HA/Failure Domain</w:t>
-      </w:r>
-    </w:p>
-    <w:p>
-      <w:pPr>
-        <w:pStyle w:val="BodyRail"/>
-      </w:pPr>
-      <w:r>
-        <w:t>HA는 System 전체를 하나의 생존 여부로 보지 않고 instance·provider·DB·Gateway·Worker 등 Failure Domain별로 격리합니다. 한 instance 장애가 다른 Owner의 상태를 임의 변경하지 않습니다.</w:t>
-      </w:r>
-    </w:p>
-    <w:p>
-      <w:pPr>
-        <w:pStyle w:val="BulletRail"/>
-      </w:pPr>
-      <w:r>
-        <w:t>•  민감정보 전송·보존 정책을 Provider 경계에서 적용합니다.</w:t>
-      </w:r>
-    </w:p>
-    <w:p>
-      <w:pPr>
-        <w:pStyle w:val="BulletRail"/>
-      </w:pPr>
-      <w:r>
-        <w:t>•  Failover는 해당 Failure Domain 안에서 수행하며 보안·Owner 경계를 자동 우회하지 않습니다.</w:t>
-      </w:r>
-    </w:p>
-    <w:p>
-      <w:pPr>
-        <w:pStyle w:val="SourceRail"/>
-      </w:pPr>
-      <w:r>
-        <w:t>Source 길찾기 cpf-starters/base/runtime/src/main/java/com/cpf/foundation/runtime/CpfInstanceIdentity.java</w:t>
-      </w:r>
-    </w:p>
-    <w:p>
-      <w:pPr>
-        <w:pStyle w:val="Heading1"/>
-        <w:keepNext/>
-        <w:keepLines/>
-        <w:widowControl/>
-      </w:pPr>
-      <w:r>
-        <w:t>9. Deployment·금지 패턴·Decision</w:t>
-      </w:r>
-    </w:p>
-    <w:p>
-      <w:pPr>
-        <w:pStyle w:val="Heading2"/>
-        <w:keepNext/>
-        <w:keepLines/>
-        <w:widowControl/>
-      </w:pPr>
-      <w:r>
-        <w:t>9.1 Deployment Topology</w:t>
-      </w:r>
-    </w:p>
-    <w:p>
-      <w:pPr>
-        <w:pStyle w:val="BodyRail"/>
-      </w:pPr>
-      <w:r>
-        <w:t>CPF는 Same JVM, 분리 WAS, MSA, 다중 인스턴스 topology에서 동일 Domain 계약을 유지합니다. 배포 형태가 바뀌어도 업무 Source가 local/remote 분기를 직접 구현하지 않습니다.</w:t>
-      </w:r>
-    </w:p>
-    <w:p>
-      <w:pPr>
-        <w:pStyle w:val="Heading2"/>
-        <w:keepNext/>
-        <w:keepLines/>
-        <w:widowControl/>
-      </w:pPr>
-      <w:r>
-        <w:t>9.2 금지 Architecture</w:t>
-      </w:r>
-    </w:p>
-    <w:p>
-      <w:pPr>
-        <w:pStyle w:val="BodyRail"/>
-      </w:pPr>
-      <w:r>
-        <w:t>금지 패턴은 Owner·Topology·신뢰 경계를 우회하거나 운영 Evidence를 잃게 만드는 구현을 빠르게 차단하기 위한 Review Gate입니다.</w:t>
-      </w:r>
-    </w:p>
-    <w:p>
-      <w:pPr>
-        <w:pStyle w:val="BulletRail"/>
-      </w:pPr>
-      <w:r>
-        <w:t>•  self-HTTP, 타 Owner DB/Internal 직접 참조, secret 원문 로그를 금지합니다.</w:t>
-      </w:r>
-    </w:p>
-    <w:p>
-      <w:pPr>
-        <w:pStyle w:val="BulletRail"/>
-      </w:pPr>
-      <w:r>
-        <w:t>•  미실행 검증·stale Evidence·Optional 기능의 숨은 Side Effect를 완료 근거로 사용하지 않습니다.</w:t>
-      </w:r>
-    </w:p>
-    <w:p>
-      <w:pPr>
-        <w:pStyle w:val="Heading2"/>
-        <w:keepNext/>
-        <w:keepLines/>
-        <w:widowControl/>
-      </w:pPr>
-      <w:r>
-        <w:t>9.3 Topology Decision Matrix</w:t>
-      </w:r>
-    </w:p>
-    <w:p>
-      <w:pPr>
-        <w:pStyle w:val="BodyRail"/>
-      </w:pPr>
-      <w:r>
-        <w:t>Topology는 latency, 장애 격리, 독립 배포, 운영 복잡도와 데이터 Owner 경계를 기준으로 선택합니다. Gateway/Backoffice 같은 Optional Runtime은 제거해도 핵심 Domain 계약이 유지되어야 합니다.</w:t>
-      </w:r>
-    </w:p>
-    <w:p>
-      <w:pPr>
-        <w:pStyle w:val="BodyRail"/>
-      </w:pPr>
-      <w:r>
-        <w:t>상황에 맞는 선택과 피해야 할 경로를 판단합니다.</w:t>
-      </w:r>
-    </w:p>
-    <w:p>
-      <w:pPr>
-        <w:pStyle w:val="SourceRail"/>
-      </w:pPr>
-      <w:r>
-        <w:t>Source 길찾기 settings.gradle</w:t>
+        <w:t>근거: Source snapshot ZIP-SHA256:B47BCE7700700BF4의 Public 계약과 CPF 정본 문서. Source에 없는 API·옵션은 작성하지 않음.</w:t>
       </w:r>
     </w:p>
     <w:sectPr>
       <w:headerReference w:type="default" r:id="rId9"/>
       <w:footerReference w:type="default" r:id="rId10"/>
-      <w:pgSz w:w="12240" w:h="15840"/>
-      <w:pgMar w:top="510" w:right="680" w:bottom="510" w:left="680" w:header="255" w:footer="312" w:gutter="0"/>
+      <w:pgSz w:w="16838" w:h="11906" w:orient="landscape"/>
+      <w:pgMar w:top="737" w:right="794" w:bottom="794" w:left="794" w:header="397" w:footer="454" w:gutter="0"/>
       <w:cols w:space="720"/>
       <w:docGrid w:linePitch="360"/>
     </w:sectPr>
@@ -6732,16 +2822,21 @@
   <w:p>
     <w:pPr>
       <w:pStyle w:val="Footer"/>
-      <w:jc w:val="right"/>
+      <w:jc w:val="center"/>
     </w:pPr>
     <w:r>
       <w:rPr>
-        <w:color w:val="5F738A"/>
-        <w:sz w:val="16"/>
-      </w:rPr>
-      <w:t xml:space="preserve">Harness v2.1.0  ·  Source 054d894b47f4  ·  </w:t>
+        <w:rFonts w:ascii="Noto Sans KR" w:hAnsi="Noto Sans KR"/>
+        <w:color w:val="5E7186"/>
+        <w:sz w:val="15"/>
+      </w:rPr>
+      <w:t xml:space="preserve">Core Platform Framework  |  </w:t>
     </w:r>
-    <w:fldSimple w:instr="PAGE"/>
+    <w:r>
+      <w:fldChar w:fldCharType="begin"/>
+      <w:instrText xml:space="preserve"> PAGE </w:instrText>
+      <w:fldChar w:fldCharType="end"/>
+    </w:r>
   </w:p>
 </w:ftr>
 </file>
@@ -6749,13 +2844,17 @@
 <file path=word/header1.xml><?xml version="1.0" encoding="utf-8"?>
 <w:hdr xmlns:m="http://schemas.openxmlformats.org/officeDocument/2006/math" xmlns:mc="http://schemas.openxmlformats.org/markup-compatibility/2006" xmlns:mo="http://schemas.microsoft.com/office/mac/office/2008/main" xmlns:mv="urn:schemas-microsoft-com:mac:vml" xmlns:o="urn:schemas-microsoft-com:office:office" xmlns:r="http://schemas.openxmlformats.org/officeDocument/2006/relationships" xmlns:v="urn:schemas-microsoft-com:vml" xmlns:w10="urn:schemas-microsoft-com:office:word" xmlns:w14="http://schemas.microsoft.com/office/word/2010/wordml" xmlns:w="http://schemas.openxmlformats.org/wordprocessingml/2006/main" xmlns:wne="http://schemas.microsoft.com/office/word/2006/wordml" xmlns:wp14="http://schemas.microsoft.com/office/word/2010/wordprocessingDrawing" xmlns:wp="http://schemas.openxmlformats.org/drawingml/2006/wordprocessingDrawing" xmlns:wpc="http://schemas.microsoft.com/office/word/2010/wordprocessingCanvas" xmlns:wpg="http://schemas.microsoft.com/office/word/2010/wordprocessingGroup" xmlns:wpi="http://schemas.microsoft.com/office/word/2010/wordprocessingInk" xmlns:wps="http://schemas.microsoft.com/office/word/2010/wordprocessingShape" mc:Ignorable="w14 wp14">
   <w:p>
-    <w:pPr/>
+    <w:pPr>
+      <w:pStyle w:val="Header"/>
+      <w:jc w:val="right"/>
+    </w:pPr>
     <w:r>
       <w:rPr>
-        <w:color w:val="5F738A"/>
-        <w:sz w:val="16"/>
-      </w:rPr>
-      <w:t>CPF  |  Core Platform Framework</w:t>
+        <w:rFonts w:ascii="Noto Sans KR" w:hAnsi="Noto Sans KR"/>
+        <w:color w:val="5E7186"/>
+        <w:sz w:val="15"/>
+      </w:rPr>
+      <w:t>CPF  ·  아키텍처설계서</w:t>
     </w:r>
   </w:p>
 </w:hdr>
@@ -7125,12 +3224,12 @@
     <w:qFormat/>
     <w:rsid w:val="00FC693F"/>
     <w:pPr>
-      <w:spacing w:after="100" w:line="281" w:lineRule="auto"/>
+      <w:spacing w:after="86" w:line="283" w:lineRule="auto"/>
     </w:pPr>
     <w:rPr>
-      <w:rFonts w:ascii="Noto Sans CJK KR" w:hAnsi="Noto Sans CJK KR"/>
-      <w:color w:val="202124"/>
-      <w:sz w:val="20"/>
+      <w:rFonts w:ascii="Noto Sans KR" w:hAnsi="Noto Sans KR" w:eastAsia="Noto Sans KR"/>
+      <w:color w:val="243547"/>
+      <w:sz w:val="18"/>
     </w:rPr>
   </w:style>
   <w:style w:type="paragraph" w:styleId="Header">
@@ -7188,11 +3287,11 @@
     <w:pPr>
       <w:keepNext/>
       <w:keepLines/>
-      <w:spacing w:before="560" w:after="240"/>
+      <w:spacing w:before="300" w:after="100"/>
       <w:outlineLvl w:val="0"/>
     </w:pPr>
     <w:rPr>
-      <w:rFonts w:asciiTheme="majorHAnsi" w:eastAsiaTheme="majorEastAsia" w:hAnsiTheme="majorHAnsi" w:cstheme="majorBidi" w:ascii="Noto Sans CJK KR" w:hAnsi="Noto Sans CJK KR"/>
+      <w:rFonts w:asciiTheme="majorHAnsi" w:eastAsiaTheme="majorEastAsia" w:hAnsiTheme="majorHAnsi" w:cstheme="majorBidi" w:ascii="Noto Sans KR" w:hAnsi="Noto Sans KR" w:eastAsia="Noto Sans KR"/>
       <w:b/>
       <w:bCs/>
       <w:color w:val="17324D"/>
@@ -7212,15 +3311,16 @@
     <w:pPr>
       <w:keepNext/>
       <w:keepLines/>
-      <w:spacing w:before="320" w:after="70"/>
+      <w:spacing w:before="200" w:after="60"/>
+      <w:ind w:left="113"/>
       <w:outlineLvl w:val="1"/>
     </w:pPr>
     <w:rPr>
-      <w:rFonts w:asciiTheme="majorHAnsi" w:eastAsiaTheme="majorEastAsia" w:hAnsiTheme="majorHAnsi" w:cstheme="majorBidi" w:ascii="Noto Sans CJK KR" w:hAnsi="Noto Sans CJK KR"/>
+      <w:rFonts w:asciiTheme="majorHAnsi" w:eastAsiaTheme="majorEastAsia" w:hAnsiTheme="majorHAnsi" w:cstheme="majorBidi" w:ascii="Noto Sans KR" w:hAnsi="Noto Sans KR" w:eastAsia="Noto Sans KR"/>
       <w:b/>
       <w:bCs/>
       <w:color w:val="17324D"/>
-      <w:sz w:val="27"/>
+      <w:sz w:val="25"/>
       <w:szCs w:val="26"/>
     </w:rPr>
   </w:style>
@@ -7236,15 +3336,16 @@
     <w:pPr>
       <w:keepNext/>
       <w:keepLines/>
-      <w:spacing w:before="200" w:after="60"/>
+      <w:spacing w:before="140" w:after="40"/>
+      <w:ind w:left="255"/>
       <w:outlineLvl w:val="2"/>
     </w:pPr>
     <w:rPr>
-      <w:rFonts w:asciiTheme="majorHAnsi" w:eastAsiaTheme="majorEastAsia" w:hAnsiTheme="majorHAnsi" w:cstheme="majorBidi" w:ascii="Noto Sans CJK KR" w:hAnsi="Noto Sans CJK KR"/>
+      <w:rFonts w:asciiTheme="majorHAnsi" w:eastAsiaTheme="majorEastAsia" w:hAnsiTheme="majorHAnsi" w:cstheme="majorBidi" w:ascii="Noto Sans KR" w:hAnsi="Noto Sans KR" w:eastAsia="Noto Sans KR"/>
       <w:b/>
       <w:bCs/>
-      <w:color w:val="2563EB"/>
-      <w:sz w:val="23"/>
+      <w:color w:val="7154C7"/>
+      <w:sz w:val="21"/>
     </w:rPr>
   </w:style>
   <w:style w:type="paragraph" w:styleId="Heading4">
@@ -7478,16 +3579,16 @@
       <w:pBdr>
         <w:bottom w:val="single" w:sz="8" w:space="4" w:color="4F81BD" w:themeColor="accent1"/>
       </w:pBdr>
-      <w:spacing w:after="240" w:line="240" w:lineRule="auto" w:before="0"/>
+      <w:spacing w:after="300" w:line="240" w:lineRule="auto"/>
       <w:contextualSpacing/>
     </w:pPr>
     <w:rPr>
-      <w:rFonts w:asciiTheme="majorHAnsi" w:eastAsiaTheme="majorEastAsia" w:hAnsiTheme="majorHAnsi" w:cstheme="majorBidi" w:ascii="Noto Sans CJK KR" w:hAnsi="Noto Sans CJK KR"/>
+      <w:rFonts w:asciiTheme="majorHAnsi" w:eastAsiaTheme="majorEastAsia" w:hAnsiTheme="majorHAnsi" w:cstheme="majorBidi" w:ascii="Noto Sans KR" w:hAnsi="Noto Sans KR" w:eastAsia="Noto Sans KR"/>
       <w:b/>
-      <w:color w:val="17324D"/>
+      <w:color w:val="071A2B"/>
       <w:spacing w:val="5"/>
       <w:kern w:val="28"/>
-      <w:sz w:val="48"/>
+      <w:sz w:val="60"/>
       <w:szCs w:val="52"/>
     </w:rPr>
   </w:style>
@@ -7518,16 +3619,15 @@
       <w:numPr>
         <w:ilvl w:val="1"/>
       </w:numPr>
-      <w:spacing w:after="100"/>
     </w:pPr>
     <w:rPr>
-      <w:rFonts w:asciiTheme="majorHAnsi" w:eastAsiaTheme="majorEastAsia" w:hAnsiTheme="majorHAnsi" w:cstheme="majorBidi" w:ascii="Noto Sans CJK KR" w:hAnsi="Noto Sans CJK KR"/>
+      <w:rFonts w:asciiTheme="majorHAnsi" w:eastAsiaTheme="majorEastAsia" w:hAnsiTheme="majorHAnsi" w:cstheme="majorBidi" w:ascii="Noto Sans KR" w:hAnsi="Noto Sans KR" w:eastAsia="Noto Sans KR"/>
       <w:b w:val="0"/>
       <w:i/>
       <w:iCs/>
-      <w:color w:val="60738A"/>
+      <w:color w:val="5E7186"/>
       <w:spacing w:val="15"/>
-      <w:sz w:val="23"/>
+      <w:sz w:val="22"/>
       <w:szCs w:val="24"/>
     </w:rPr>
   </w:style>
@@ -18819,117 +14919,42 @@
       </w:tcPr>
     </w:tblStylePr>
   </w:style>
-  <w:style w:type="paragraph" w:customStyle="1" w:styleId="BodyRail">
-    <w:name w:val="Body Rail"/>
+  <w:style w:type="paragraph" w:customStyle="1" w:styleId="CPFCode">
+    <w:name w:val="CPF Code"/>
     <w:pPr>
-      <w:spacing w:after="100"/>
+      <w:spacing w:before="40" w:after="80"/>
+      <w:ind w:left="283" w:right="170"/>
+    </w:pPr>
+    <w:rPr>
+      <w:rFonts w:ascii="DejaVu Sans Mono" w:hAnsi="DejaVu Sans Mono" w:eastAsia="DejaVu Sans Mono"/>
+      <w:color w:val="071A2B"/>
+      <w:sz w:val="16"/>
+    </w:rPr>
+  </w:style>
+  <w:style w:type="paragraph" w:customStyle="1" w:styleId="CPFCaption">
+    <w:name w:val="CPF Caption"/>
+    <w:pPr>
+      <w:spacing w:before="40" w:after="100"/>
+      <w:ind w:left="255" w:right="255"/>
+    </w:pPr>
+    <w:rPr>
+      <w:rFonts w:ascii="Noto Sans KR" w:hAnsi="Noto Sans KR" w:eastAsia="Noto Sans KR"/>
+      <w:color w:val="5E7186"/>
+      <w:sz w:val="16"/>
+    </w:rPr>
+  </w:style>
+  <w:style w:type="paragraph" w:customStyle="1" w:styleId="CPFLabel">
+    <w:name w:val="CPF Label"/>
+    <w:pPr>
+      <w:keepNext/>
+      <w:spacing w:before="140" w:after="40"/>
       <w:ind w:left="255"/>
     </w:pPr>
     <w:rPr>
-      <w:rFonts w:ascii="Noto Sans CJK KR" w:hAnsi="Noto Sans CJK KR"/>
-      <w:b w:val="0"/>
-      <w:color w:val="202124"/>
-      <w:sz w:val="20"/>
-    </w:rPr>
-  </w:style>
-  <w:style w:type="paragraph" w:customStyle="1" w:styleId="BulletRail">
-    <w:name w:val="Bullet Rail"/>
-    <w:pPr>
-      <w:spacing w:after="60"/>
-      <w:ind w:left="425" w:hanging="170"/>
-    </w:pPr>
-    <w:rPr>
-      <w:rFonts w:ascii="Noto Sans CJK KR" w:hAnsi="Noto Sans CJK KR"/>
-      <w:b w:val="0"/>
-      <w:color w:val="202124"/>
-      <w:sz w:val="20"/>
-    </w:rPr>
-  </w:style>
-  <w:style w:type="paragraph" w:customStyle="1" w:styleId="FigureCaption">
-    <w:name w:val="Figure Caption"/>
-    <w:pPr>
-      <w:spacing w:after="60"/>
-    </w:pPr>
-    <w:rPr>
-      <w:rFonts w:ascii="Noto Sans CJK KR" w:hAnsi="Noto Sans CJK KR"/>
+      <w:rFonts w:ascii="Noto Sans KR" w:hAnsi="Noto Sans KR" w:eastAsia="Noto Sans KR"/>
       <w:b/>
-      <w:color w:val="17324D"/>
-      <w:sz w:val="18"/>
-    </w:rPr>
-  </w:style>
-  <w:style w:type="paragraph" w:customStyle="1" w:styleId="FigureExplain">
-    <w:name w:val="Figure Explain"/>
-    <w:pPr>
-      <w:spacing w:after="160"/>
-      <w:ind w:left="255"/>
-    </w:pPr>
-    <w:rPr>
-      <w:rFonts w:ascii="Noto Sans CJK KR" w:hAnsi="Noto Sans CJK KR"/>
-      <w:b w:val="0"/>
-      <w:color w:val="60738A"/>
-      <w:sz w:val="18"/>
-    </w:rPr>
-  </w:style>
-  <w:style w:type="paragraph" w:customStyle="1" w:styleId="SourceRail">
-    <w:name w:val="Source Rail"/>
-    <w:pPr>
-      <w:spacing w:after="120"/>
-      <w:ind w:left="255"/>
-    </w:pPr>
-    <w:rPr>
-      <w:rFonts w:ascii="Noto Sans CJK KR" w:hAnsi="Noto Sans CJK KR"/>
-      <w:b w:val="0"/>
-      <w:color w:val="2563EB"/>
-      <w:sz w:val="18"/>
-    </w:rPr>
-  </w:style>
-  <w:style w:type="paragraph" w:customStyle="1" w:styleId="TableTitle">
-    <w:name w:val="Table Title"/>
-    <w:pPr>
-      <w:spacing w:after="40"/>
-    </w:pPr>
-    <w:rPr>
-      <w:rFonts w:ascii="Noto Sans CJK KR" w:hAnsi="Noto Sans CJK KR"/>
-      <w:b/>
-      <w:color w:val="17324D"/>
-      <w:sz w:val="20"/>
-    </w:rPr>
-  </w:style>
-  <w:style w:type="paragraph" w:customStyle="1" w:styleId="TablePurpose">
-    <w:name w:val="Table Purpose"/>
-    <w:pPr>
-      <w:spacing w:after="100"/>
-    </w:pPr>
-    <w:rPr>
-      <w:rFonts w:ascii="Noto Sans CJK KR" w:hAnsi="Noto Sans CJK KR"/>
-      <w:b w:val="0"/>
-      <w:color w:val="60738A"/>
-      <w:sz w:val="18"/>
-    </w:rPr>
-  </w:style>
-  <w:style w:type="paragraph" w:customStyle="1" w:styleId="TOC1">
-    <w:name w:val="TOC 1"/>
-    <w:pPr>
-      <w:spacing w:after="40"/>
-    </w:pPr>
-    <w:rPr>
-      <w:rFonts w:ascii="Noto Sans CJK KR" w:hAnsi="Noto Sans CJK KR"/>
-      <w:b/>
-      <w:color w:val="17324D"/>
+      <w:color w:val="7154C7"/>
       <w:sz w:val="21"/>
-    </w:rPr>
-  </w:style>
-  <w:style w:type="paragraph" w:customStyle="1" w:styleId="TOC2">
-    <w:name w:val="TOC 2"/>
-    <w:pPr>
-      <w:spacing w:after="20"/>
-      <w:ind w:left="340"/>
-    </w:pPr>
-    <w:rPr>
-      <w:rFonts w:ascii="Noto Sans CJK KR" w:hAnsi="Noto Sans CJK KR"/>
-      <w:b w:val="0"/>
-      <w:color w:val="60738A"/>
-      <w:sz w:val="19"/>
     </w:rPr>
   </w:style>
 </w:styles>

--- a/cpf-docs/deliverables/아키텍처설계서.docx
+++ b/cpf-docs/deliverables/아키텍처설계서.docx
@@ -40,7 +40,7 @@
     <w:tbl>
       <w:tblPr>
         <w:tblW w:type="auto" w:w="0"/>
-        <w:jc w:val="left"/>
+        <w:jc w:val="center"/>
         <w:tblLayout w:type="fixed"/>
         <w:tblLook w:firstColumn="1" w:firstRow="1" w:lastColumn="0" w:lastRow="0" w:noHBand="0" w:noVBand="1" w:val="04A0"/>
       </w:tblPr>
@@ -54,21 +54,26 @@
         </w:trPr>
         <w:tc>
           <w:tcPr>
-            <w:tcW w:type="dxa" w:w="7625"/>
+            <w:tcW w:type="dxa" w:w="3660"/>
             <w:tcMar>
-              <w:top w:w="100" w:type="dxa"/>
-              <w:start w:w="150" w:type="dxa"/>
-              <w:bottom w:w="100" w:type="dxa"/>
-              <w:end w:w="150" w:type="dxa"/>
+              <w:top w:w="90" w:type="dxa"/>
+              <w:start w:w="100" w:type="dxa"/>
+              <w:bottom w:w="90" w:type="dxa"/>
+              <w:end w:w="100" w:type="dxa"/>
             </w:tcMar>
-            <w:shd w:fill="17324D"/>
+            <w:shd w:fill="223A57"/>
+            <w:vAlign w:val="center"/>
           </w:tcPr>
           <w:p>
+            <w:pPr>
+              <w:spacing w:before="0" w:after="0" w:line="252" w:lineRule="auto"/>
+              <w:jc w:val="left"/>
+            </w:pPr>
             <w:r>
               <w:rPr>
                 <w:b/>
                 <w:color w:val="FFFFFF"/>
-                <w:sz w:val="18"/>
+                <w:sz w:val="16"/>
               </w:rPr>
               <w:t>누가 보는가</w:t>
             </w:r>
@@ -76,18 +81,26 @@
         </w:tc>
         <w:tc>
           <w:tcPr>
-            <w:tcW w:type="dxa" w:w="7625"/>
+            <w:tcW w:type="dxa" w:w="11590"/>
             <w:tcMar>
-              <w:top w:w="100" w:type="dxa"/>
-              <w:start w:w="150" w:type="dxa"/>
-              <w:bottom w:w="100" w:type="dxa"/>
-              <w:end w:w="150" w:type="dxa"/>
+              <w:top w:w="90" w:type="dxa"/>
+              <w:start w:w="100" w:type="dxa"/>
+              <w:bottom w:w="90" w:type="dxa"/>
+              <w:end w:w="100" w:type="dxa"/>
             </w:tcMar>
+            <w:vAlign w:val="center"/>
+            <w:shd w:fill="223A57"/>
           </w:tcPr>
           <w:p>
+            <w:pPr>
+              <w:spacing w:before="0" w:after="0" w:line="252" w:lineRule="auto"/>
+              <w:jc w:val="left"/>
+            </w:pPr>
             <w:r>
               <w:rPr>
-                <w:sz w:val="18"/>
+                <w:b/>
+                <w:color w:val="FFFFFF"/>
+                <w:sz w:val="16"/>
               </w:rPr>
               <w:t>아키텍트·개발 리드·운영 리드</w:t>
             </w:r>
@@ -97,21 +110,25 @@
       <w:tr>
         <w:tc>
           <w:tcPr>
-            <w:tcW w:type="dxa" w:w="7625"/>
+            <w:tcW w:type="dxa" w:w="3660"/>
             <w:tcMar>
-              <w:top w:w="100" w:type="dxa"/>
-              <w:start w:w="150" w:type="dxa"/>
-              <w:bottom w:w="100" w:type="dxa"/>
-              <w:end w:w="150" w:type="dxa"/>
+              <w:top w:w="90" w:type="dxa"/>
+              <w:start w:w="100" w:type="dxa"/>
+              <w:bottom w:w="90" w:type="dxa"/>
+              <w:end w:w="100" w:type="dxa"/>
             </w:tcMar>
             <w:shd w:fill="17324D"/>
+            <w:vAlign w:val="center"/>
           </w:tcPr>
           <w:p>
+            <w:pPr>
+              <w:spacing w:before="0" w:after="0" w:line="252" w:lineRule="auto"/>
+            </w:pPr>
             <w:r>
               <w:rPr>
                 <w:b/>
                 <w:color w:val="FFFFFF"/>
-                <w:sz w:val="18"/>
+                <w:sz w:val="17"/>
               </w:rPr>
               <w:t>이 문서로 끝낼 일</w:t>
             </w:r>
@@ -119,18 +136,22 @@
         </w:tc>
         <w:tc>
           <w:tcPr>
-            <w:tcW w:type="dxa" w:w="7625"/>
+            <w:tcW w:type="dxa" w:w="11590"/>
             <w:tcMar>
-              <w:top w:w="100" w:type="dxa"/>
-              <w:start w:w="150" w:type="dxa"/>
-              <w:bottom w:w="100" w:type="dxa"/>
-              <w:end w:w="150" w:type="dxa"/>
+              <w:top w:w="90" w:type="dxa"/>
+              <w:start w:w="100" w:type="dxa"/>
+              <w:bottom w:w="90" w:type="dxa"/>
+              <w:end w:w="100" w:type="dxa"/>
             </w:tcMar>
+            <w:vAlign w:val="center"/>
           </w:tcPr>
           <w:p>
+            <w:pPr>
+              <w:spacing w:before="0" w:after="0" w:line="252" w:lineRule="auto"/>
+            </w:pPr>
             <w:r>
               <w:rPr>
-                <w:sz w:val="18"/>
+                <w:sz w:val="17"/>
               </w:rPr>
               <w:t>어디에 구현하고 어떤 방향으로 호출해야 하는지 결정한다</w:t>
             </w:r>
@@ -140,21 +161,25 @@
       <w:tr>
         <w:tc>
           <w:tcPr>
-            <w:tcW w:type="dxa" w:w="7625"/>
+            <w:tcW w:type="dxa" w:w="3660"/>
             <w:tcMar>
-              <w:top w:w="100" w:type="dxa"/>
-              <w:start w:w="150" w:type="dxa"/>
-              <w:bottom w:w="100" w:type="dxa"/>
-              <w:end w:w="150" w:type="dxa"/>
+              <w:top w:w="90" w:type="dxa"/>
+              <w:start w:w="100" w:type="dxa"/>
+              <w:bottom w:w="90" w:type="dxa"/>
+              <w:end w:w="100" w:type="dxa"/>
             </w:tcMar>
-            <w:shd w:fill="17324D"/>
+            <w:shd w:fill="F5F8FB"/>
+            <w:vAlign w:val="center"/>
           </w:tcPr>
           <w:p>
+            <w:pPr>
+              <w:spacing w:before="0" w:after="0" w:line="252" w:lineRule="auto"/>
+            </w:pPr>
             <w:r>
               <w:rPr>
                 <w:b/>
                 <w:color w:val="FFFFFF"/>
-                <w:sz w:val="18"/>
+                <w:sz w:val="17"/>
               </w:rPr>
               <w:t>기준</w:t>
             </w:r>
@@ -162,20 +187,23 @@
         </w:tc>
         <w:tc>
           <w:tcPr>
-            <w:tcW w:type="dxa" w:w="7625"/>
+            <w:tcW w:type="dxa" w:w="11590"/>
             <w:tcMar>
-              <w:top w:w="100" w:type="dxa"/>
-              <w:start w:w="150" w:type="dxa"/>
-              <w:bottom w:w="100" w:type="dxa"/>
-              <w:end w:w="150" w:type="dxa"/>
+              <w:top w:w="90" w:type="dxa"/>
+              <w:start w:w="100" w:type="dxa"/>
+              <w:bottom w:w="90" w:type="dxa"/>
+              <w:end w:w="100" w:type="dxa"/>
             </w:tcMar>
+            <w:vAlign w:val="center"/>
+            <w:shd w:fill="F5F8FB"/>
           </w:tcPr>
           <w:p>
             <w:r>
               <w:rPr>
-                <w:sz w:val="18"/>
+                <w:color w:val="26374C"/>
+                <w:sz w:val="16"/>
               </w:rPr>
-              <w:t>Harness 2.2.0 · Source 054d894b47f4 · Oracle/PostgreSQL/MariaDB</w:t>
+              <w:t>Harness 2.3.0 · Source A5B7844665F4 · Oracle/PostgreSQL/MariaDB</w:t>
             </w:r>
           </w:p>
         </w:tc>
@@ -224,6 +252,7 @@
     <w:p>
       <w:pPr>
         <w:pStyle w:val="Heading1"/>
+        <w:keepNext/>
       </w:pPr>
       <w:r>
         <w:t>찾아보기</w:t>
@@ -237,357 +266,76 @@
         <w:t>필요한 작업을 먼저 찾고 해당 장으로 이동합니다. 페이지 번호는 최종 PDF 기준입니다.</w:t>
       </w:r>
     </w:p>
-    <w:tbl>
-      <w:tblPr>
-        <w:tblW w:type="auto" w:w="0"/>
-        <w:jc w:val="left"/>
-        <w:tblLayout w:type="fixed"/>
-        <w:tblLook w:firstColumn="1" w:firstRow="1" w:lastColumn="0" w:lastRow="0" w:noHBand="0" w:noVBand="1" w:val="04A0"/>
-      </w:tblPr>
-      <w:tblGrid>
-        <w:gridCol w:w="5083"/>
-        <w:gridCol w:w="5083"/>
-        <w:gridCol w:w="5083"/>
-      </w:tblGrid>
-      <w:tr>
-        <w:trPr>
-          <w:tblHeader w:val="true"/>
-        </w:trPr>
-        <w:tc>
-          <w:tcPr>
-            <w:tcW w:type="dxa" w:w="1247"/>
-            <w:shd w:fill="17324D"/>
-          </w:tcPr>
-          <w:p>
-            <w:r>
-              <w:rPr>
-                <w:b/>
-                <w:color w:val="FFFFFF"/>
-                <w:sz w:val="17"/>
-              </w:rPr>
-              <w:t>구분</w:t>
-            </w:r>
-          </w:p>
-        </w:tc>
-        <w:tc>
-          <w:tcPr>
-            <w:tcW w:type="dxa" w:w="12190"/>
-            <w:shd w:fill="17324D"/>
-          </w:tcPr>
-          <w:p>
-            <w:r>
-              <w:rPr>
-                <w:b/>
-                <w:color w:val="FFFFFF"/>
-                <w:sz w:val="17"/>
-              </w:rPr>
-              <w:t>내용</w:t>
-            </w:r>
-          </w:p>
-        </w:tc>
-        <w:tc>
-          <w:tcPr>
-            <w:tcW w:type="dxa" w:w="1020"/>
-            <w:shd w:fill="17324D"/>
-          </w:tcPr>
-          <w:p>
-            <w:r>
-              <w:rPr>
-                <w:b/>
-                <w:color w:val="FFFFFF"/>
-                <w:sz w:val="17"/>
-              </w:rPr>
-              <w:t>쪽</w:t>
-            </w:r>
-          </w:p>
-        </w:tc>
-      </w:tr>
-      <w:tr>
-        <w:trPr>
-          <w:cantSplit/>
-        </w:trPr>
-        <w:tc>
-          <w:tcPr>
-            <w:tcW w:type="dxa" w:w="1247"/>
-            <w:shd w:fill="E9F6F2"/>
-            <w:tcMar>
-              <w:top w:w="70" w:type="dxa"/>
-              <w:start w:w="100" w:type="dxa"/>
-              <w:bottom w:w="70" w:type="dxa"/>
-              <w:end w:w="100" w:type="dxa"/>
-            </w:tcMar>
-          </w:tcPr>
-          <w:p>
-            <w:r>
-              <w:t>대메뉴</w:t>
-            </w:r>
-          </w:p>
-        </w:tc>
-        <w:tc>
-          <w:tcPr>
-            <w:tcW w:type="dxa" w:w="12190"/>
-            <w:tcMar>
-              <w:top w:w="70" w:type="dxa"/>
-              <w:start w:w="100" w:type="dxa"/>
-              <w:bottom w:w="70" w:type="dxa"/>
-              <w:end w:w="100" w:type="dxa"/>
-            </w:tcMar>
-          </w:tcPr>
-          <w:p>
-            <w:r>
-              <w:rPr>
-                <w:b/>
-              </w:rPr>
-              <w:t>1 전체 구조를 한눈에 읽기</w:t>
-            </w:r>
-          </w:p>
-        </w:tc>
-        <w:tc>
-          <w:tcPr>
-            <w:tcW w:type="dxa" w:w="1020"/>
-            <w:tcMar>
-              <w:top w:w="70" w:type="dxa"/>
-              <w:start w:w="100" w:type="dxa"/>
-              <w:bottom w:w="70" w:type="dxa"/>
-              <w:end w:w="100" w:type="dxa"/>
-            </w:tcMar>
-          </w:tcPr>
-          <w:p>
-            <w:r>
-              <w:t>3</w:t>
-            </w:r>
-          </w:p>
-        </w:tc>
-      </w:tr>
-      <w:tr>
-        <w:trPr>
-          <w:cantSplit/>
-        </w:trPr>
-        <w:tc>
-          <w:tcPr>
-            <w:tcW w:type="dxa" w:w="1247"/>
-            <w:shd w:fill="E9F6F2"/>
-            <w:tcMar>
-              <w:top w:w="70" w:type="dxa"/>
-              <w:start w:w="100" w:type="dxa"/>
-              <w:bottom w:w="70" w:type="dxa"/>
-              <w:end w:w="100" w:type="dxa"/>
-            </w:tcMar>
-          </w:tcPr>
-          <w:p>
-            <w:r>
-              <w:t>대메뉴</w:t>
-            </w:r>
-          </w:p>
-        </w:tc>
-        <w:tc>
-          <w:tcPr>
-            <w:tcW w:type="dxa" w:w="12190"/>
-            <w:tcMar>
-              <w:top w:w="70" w:type="dxa"/>
-              <w:start w:w="100" w:type="dxa"/>
-              <w:bottom w:w="70" w:type="dxa"/>
-              <w:end w:w="100" w:type="dxa"/>
-            </w:tcMar>
-          </w:tcPr>
-          <w:p>
-            <w:r>
-              <w:rPr>
-                <w:b/>
-              </w:rPr>
-              <w:t>2 호출 경계</w:t>
-            </w:r>
-          </w:p>
-        </w:tc>
-        <w:tc>
-          <w:tcPr>
-            <w:tcW w:type="dxa" w:w="1020"/>
-            <w:tcMar>
-              <w:top w:w="70" w:type="dxa"/>
-              <w:start w:w="100" w:type="dxa"/>
-              <w:bottom w:w="70" w:type="dxa"/>
-              <w:end w:w="100" w:type="dxa"/>
-            </w:tcMar>
-          </w:tcPr>
-          <w:p>
-            <w:r>
-              <w:t>4</w:t>
-            </w:r>
-          </w:p>
-        </w:tc>
-      </w:tr>
-      <w:tr>
-        <w:trPr>
-          <w:cantSplit/>
-        </w:trPr>
-        <w:tc>
-          <w:tcPr>
-            <w:tcW w:type="dxa" w:w="1247"/>
-            <w:shd w:fill="E9F6F2"/>
-            <w:tcMar>
-              <w:top w:w="70" w:type="dxa"/>
-              <w:start w:w="100" w:type="dxa"/>
-              <w:bottom w:w="70" w:type="dxa"/>
-              <w:end w:w="100" w:type="dxa"/>
-            </w:tcMar>
-          </w:tcPr>
-          <w:p>
-            <w:r>
-              <w:t>대메뉴</w:t>
-            </w:r>
-          </w:p>
-        </w:tc>
-        <w:tc>
-          <w:tcPr>
-            <w:tcW w:type="dxa" w:w="12190"/>
-            <w:tcMar>
-              <w:top w:w="70" w:type="dxa"/>
-              <w:start w:w="100" w:type="dxa"/>
-              <w:bottom w:w="70" w:type="dxa"/>
-              <w:end w:w="100" w:type="dxa"/>
-            </w:tcMar>
-          </w:tcPr>
-          <w:p>
-            <w:r>
-              <w:rPr>
-                <w:b/>
-              </w:rPr>
-              <w:t>3 Generated Domain과 Starter</w:t>
-            </w:r>
-          </w:p>
-        </w:tc>
-        <w:tc>
-          <w:tcPr>
-            <w:tcW w:type="dxa" w:w="1020"/>
-            <w:tcMar>
-              <w:top w:w="70" w:type="dxa"/>
-              <w:start w:w="100" w:type="dxa"/>
-              <w:bottom w:w="70" w:type="dxa"/>
-              <w:end w:w="100" w:type="dxa"/>
-            </w:tcMar>
-          </w:tcPr>
-          <w:p>
-            <w:r>
-              <w:t>6</w:t>
-            </w:r>
-          </w:p>
-        </w:tc>
-      </w:tr>
-      <w:tr>
-        <w:trPr>
-          <w:cantSplit/>
-        </w:trPr>
-        <w:tc>
-          <w:tcPr>
-            <w:tcW w:type="dxa" w:w="1247"/>
-            <w:shd w:fill="E9F6F2"/>
-            <w:tcMar>
-              <w:top w:w="70" w:type="dxa"/>
-              <w:start w:w="100" w:type="dxa"/>
-              <w:bottom w:w="70" w:type="dxa"/>
-              <w:end w:w="100" w:type="dxa"/>
-            </w:tcMar>
-          </w:tcPr>
-          <w:p>
-            <w:r>
-              <w:t>대메뉴</w:t>
-            </w:r>
-          </w:p>
-        </w:tc>
-        <w:tc>
-          <w:tcPr>
-            <w:tcW w:type="dxa" w:w="12190"/>
-            <w:tcMar>
-              <w:top w:w="70" w:type="dxa"/>
-              <w:start w:w="100" w:type="dxa"/>
-              <w:bottom w:w="70" w:type="dxa"/>
-              <w:end w:w="100" w:type="dxa"/>
-            </w:tcMar>
-          </w:tcPr>
-          <w:p>
-            <w:r>
-              <w:rPr>
-                <w:b/>
-              </w:rPr>
-              <w:t>4 DB3 Lifecycle</w:t>
-            </w:r>
-          </w:p>
-        </w:tc>
-        <w:tc>
-          <w:tcPr>
-            <w:tcW w:type="dxa" w:w="1020"/>
-            <w:tcMar>
-              <w:top w:w="70" w:type="dxa"/>
-              <w:start w:w="100" w:type="dxa"/>
-              <w:bottom w:w="70" w:type="dxa"/>
-              <w:end w:w="100" w:type="dxa"/>
-            </w:tcMar>
-          </w:tcPr>
-          <w:p>
-            <w:r>
-              <w:t>6</w:t>
-            </w:r>
-          </w:p>
-        </w:tc>
-      </w:tr>
-      <w:tr>
-        <w:trPr>
-          <w:cantSplit/>
-        </w:trPr>
-        <w:tc>
-          <w:tcPr>
-            <w:tcW w:type="dxa" w:w="1247"/>
-            <w:shd w:fill="E9F6F2"/>
-            <w:tcMar>
-              <w:top w:w="70" w:type="dxa"/>
-              <w:start w:w="100" w:type="dxa"/>
-              <w:bottom w:w="70" w:type="dxa"/>
-              <w:end w:w="100" w:type="dxa"/>
-            </w:tcMar>
-          </w:tcPr>
-          <w:p>
-            <w:r>
-              <w:t>대메뉴</w:t>
-            </w:r>
-          </w:p>
-        </w:tc>
-        <w:tc>
-          <w:tcPr>
-            <w:tcW w:type="dxa" w:w="12190"/>
-            <w:tcMar>
-              <w:top w:w="70" w:type="dxa"/>
-              <w:start w:w="100" w:type="dxa"/>
-              <w:bottom w:w="70" w:type="dxa"/>
-              <w:end w:w="100" w:type="dxa"/>
-            </w:tcMar>
-          </w:tcPr>
-          <w:p>
-            <w:r>
-              <w:rPr>
-                <w:b/>
-              </w:rPr>
-              <w:t>5 운영 · 보안 · 추적</w:t>
-            </w:r>
-          </w:p>
-        </w:tc>
-        <w:tc>
-          <w:tcPr>
-            <w:tcW w:type="dxa" w:w="1020"/>
-            <w:tcMar>
-              <w:top w:w="70" w:type="dxa"/>
-              <w:start w:w="100" w:type="dxa"/>
-              <w:bottom w:w="70" w:type="dxa"/>
-              <w:end w:w="100" w:type="dxa"/>
-            </w:tcMar>
-          </w:tcPr>
-          <w:p>
-            <w:r>
-              <w:t>6</w:t>
-            </w:r>
-          </w:p>
-        </w:tc>
-      </w:tr>
-    </w:tbl>
+    <w:p>
+      <w:pPr>
+        <w:spacing w:after="60"/>
+        <w:ind w:left="259"/>
+      </w:pPr>
+      <w:r>
+        <w:rPr>
+          <w:b/>
+          <w:color w:val="1F3349"/>
+          <w:sz w:val="21"/>
+        </w:rPr>
+        <w:t>1 전체 구조를 한눈에 읽기</w:t>
+      </w:r>
+    </w:p>
+    <w:p>
+      <w:pPr>
+        <w:spacing w:after="60"/>
+        <w:ind w:left="259"/>
+      </w:pPr>
+      <w:r>
+        <w:rPr>
+          <w:b/>
+          <w:color w:val="1F3349"/>
+          <w:sz w:val="21"/>
+        </w:rPr>
+        <w:t>2 호출 경계</w:t>
+      </w:r>
+    </w:p>
+    <w:p>
+      <w:pPr>
+        <w:spacing w:after="60"/>
+        <w:ind w:left="259"/>
+      </w:pPr>
+      <w:r>
+        <w:rPr>
+          <w:b/>
+          <w:color w:val="1F3349"/>
+          <w:sz w:val="21"/>
+        </w:rPr>
+        <w:t>3 Generated Domain과 Starter</w:t>
+      </w:r>
+    </w:p>
+    <w:p>
+      <w:pPr>
+        <w:spacing w:after="60"/>
+        <w:ind w:left="259"/>
+      </w:pPr>
+      <w:r>
+        <w:rPr>
+          <w:b/>
+          <w:color w:val="1F3349"/>
+          <w:sz w:val="21"/>
+        </w:rPr>
+        <w:t>4 DB3 Lifecycle</w:t>
+      </w:r>
+    </w:p>
+    <w:p>
+      <w:pPr>
+        <w:spacing w:after="60"/>
+        <w:ind w:left="259"/>
+      </w:pPr>
+      <w:r>
+        <w:rPr>
+          <w:b/>
+          <w:color w:val="1F3349"/>
+          <w:sz w:val="21"/>
+        </w:rPr>
+        <w:t>5 운영 · 보안 · 추적</w:t>
+      </w:r>
+    </w:p>
     <w:p>
       <w:r>
         <w:br w:type="page"/>
@@ -596,65 +344,37 @@
     <w:p>
       <w:pPr>
         <w:pStyle w:val="Heading1"/>
+        <w:keepNext/>
       </w:pPr>
       <w:r>
         <w:t>1 전체 구조를 한눈에 읽기</w:t>
       </w:r>
     </w:p>
-    <w:tbl>
-      <w:tblPr>
-        <w:tblW w:type="auto" w:w="0"/>
-        <w:jc w:val="left"/>
-        <w:tblLayout w:type="fixed"/>
-        <w:tblLook w:firstColumn="1" w:firstRow="1" w:lastColumn="0" w:lastRow="0" w:noHBand="0" w:noVBand="1" w:val="04A0"/>
-      </w:tblPr>
-      <w:tblGrid>
-        <w:gridCol w:w="7625"/>
-        <w:gridCol w:w="7625"/>
-      </w:tblGrid>
-      <w:tr>
-        <w:trPr>
-          <w:tblHeader w:val="true"/>
-        </w:trPr>
-        <w:tc>
-          <w:tcPr>
-            <w:tcW w:type="dxa" w:w="1927"/>
-            <w:shd w:fill="17324D"/>
-            <w:tcMar>
-              <w:top w:w="110" w:type="dxa"/>
-              <w:start w:w="140" w:type="dxa"/>
-              <w:bottom w:w="110" w:type="dxa"/>
-              <w:end w:w="140" w:type="dxa"/>
-            </w:tcMar>
-          </w:tcPr>
-          <w:p>
-            <w:r>
-              <w:rPr>
-                <w:b/>
-                <w:color w:val="FFFFFF"/>
-              </w:rPr>
-              <w:t>이 장을 보는 이유</w:t>
-            </w:r>
-          </w:p>
-        </w:tc>
-        <w:tc>
-          <w:tcPr>
-            <w:tcW w:type="dxa" w:w="11623"/>
-            <w:tcMar>
-              <w:top w:w="110" w:type="dxa"/>
-              <w:start w:w="140" w:type="dxa"/>
-              <w:bottom w:w="110" w:type="dxa"/>
-              <w:end w:w="140" w:type="dxa"/>
-            </w:tcMar>
-          </w:tcPr>
-          <w:p>
-            <w:r>
-              <w:t>어떤 모듈이 무엇을 소유하고 호출 방향이 어디로 향하는지 확인합니다.</w:t>
-            </w:r>
-          </w:p>
-        </w:tc>
-      </w:tr>
-    </w:tbl>
+    <w:p>
+      <w:pPr>
+        <w:spacing w:before="80" w:after="200"/>
+        <w:ind w:left="173" w:right="58"/>
+        <w:shd w:fill="F3F7FB"/>
+        <w:pBdr>
+          <w:left w:val="single" w:sz="18" w:space="8" w:color="4F46E5"/>
+        </w:pBdr>
+      </w:pPr>
+      <w:r>
+        <w:rPr>
+          <w:b/>
+          <w:color w:val="362D91"/>
+          <w:sz w:val="20"/>
+        </w:rPr>
+        <w:t xml:space="preserve">이 장을 보는 이유  </w:t>
+      </w:r>
+      <w:r>
+        <w:rPr>
+          <w:color w:val="26374C"/>
+          <w:sz w:val="20"/>
+        </w:rPr>
+        <w:t>어떤 모듈이 무엇을 소유하고 호출 방향이 어디로 향하는지 확인합니다.</w:t>
+      </w:r>
+    </w:p>
     <w:p>
       <w:pPr>
         <w:spacing w:before="60" w:after="40"/>
@@ -715,7 +435,7 @@
     <w:tbl>
       <w:tblPr>
         <w:tblW w:type="auto" w:w="0"/>
-        <w:jc w:val="left"/>
+        <w:jc w:val="center"/>
         <w:tblLayout w:type="fixed"/>
         <w:tblLook w:firstColumn="1" w:firstRow="1" w:lastColumn="0" w:lastRow="0" w:noHBand="0" w:noVBand="1" w:val="04A0"/>
       </w:tblPr>
@@ -731,16 +451,21 @@
         </w:trPr>
         <w:tc>
           <w:tcPr>
-            <w:tcW w:type="dxa" w:w="2003"/>
-            <w:shd w:fill="17324D"/>
+            <w:tcW w:type="dxa" w:w="1812"/>
+            <w:shd w:fill="223A57"/>
             <w:tcMar>
               <w:top w:w="90" w:type="dxa"/>
-              <w:start w:w="110" w:type="dxa"/>
+              <w:start w:w="100" w:type="dxa"/>
               <w:bottom w:w="90" w:type="dxa"/>
-              <w:end w:w="110" w:type="dxa"/>
+              <w:end w:w="100" w:type="dxa"/>
             </w:tcMar>
+            <w:vAlign w:val="center"/>
           </w:tcPr>
           <w:p>
+            <w:pPr>
+              <w:spacing w:before="0" w:after="0" w:line="252" w:lineRule="auto"/>
+              <w:jc w:val="left"/>
+            </w:pPr>
             <w:r>
               <w:rPr>
                 <w:b/>
@@ -753,16 +478,21 @@
         </w:tc>
         <w:tc>
           <w:tcPr>
-            <w:tcW w:type="dxa" w:w="3105"/>
-            <w:shd w:fill="17324D"/>
+            <w:tcW w:type="dxa" w:w="3897"/>
+            <w:shd w:fill="223A57"/>
             <w:tcMar>
               <w:top w:w="90" w:type="dxa"/>
-              <w:start w:w="110" w:type="dxa"/>
+              <w:start w:w="100" w:type="dxa"/>
               <w:bottom w:w="90" w:type="dxa"/>
-              <w:end w:w="110" w:type="dxa"/>
+              <w:end w:w="100" w:type="dxa"/>
             </w:tcMar>
+            <w:vAlign w:val="center"/>
           </w:tcPr>
           <w:p>
+            <w:pPr>
+              <w:spacing w:before="0" w:after="0" w:line="252" w:lineRule="auto"/>
+              <w:jc w:val="left"/>
+            </w:pPr>
             <w:r>
               <w:rPr>
                 <w:b/>
@@ -775,16 +505,21 @@
         </w:tc>
         <w:tc>
           <w:tcPr>
-            <w:tcW w:type="dxa" w:w="5409"/>
-            <w:shd w:fill="17324D"/>
+            <w:tcW w:type="dxa" w:w="4716"/>
+            <w:shd w:fill="223A57"/>
             <w:tcMar>
               <w:top w:w="90" w:type="dxa"/>
-              <w:start w:w="110" w:type="dxa"/>
+              <w:start w:w="100" w:type="dxa"/>
               <w:bottom w:w="90" w:type="dxa"/>
-              <w:end w:w="110" w:type="dxa"/>
+              <w:end w:w="100" w:type="dxa"/>
             </w:tcMar>
+            <w:vAlign w:val="center"/>
           </w:tcPr>
           <w:p>
+            <w:pPr>
+              <w:spacing w:before="0" w:after="0" w:line="252" w:lineRule="auto"/>
+              <w:jc w:val="left"/>
+            </w:pPr>
             <w:r>
               <w:rPr>
                 <w:b/>
@@ -797,16 +532,21 @@
         </w:tc>
         <w:tc>
           <w:tcPr>
-            <w:tcW w:type="dxa" w:w="4507"/>
-            <w:shd w:fill="17324D"/>
+            <w:tcW w:type="dxa" w:w="4823"/>
+            <w:shd w:fill="223A57"/>
             <w:tcMar>
               <w:top w:w="90" w:type="dxa"/>
-              <w:start w:w="110" w:type="dxa"/>
+              <w:start w:w="100" w:type="dxa"/>
               <w:bottom w:w="90" w:type="dxa"/>
-              <w:end w:w="110" w:type="dxa"/>
+              <w:end w:w="100" w:type="dxa"/>
             </w:tcMar>
+            <w:vAlign w:val="center"/>
           </w:tcPr>
           <w:p>
+            <w:pPr>
+              <w:spacing w:before="0" w:after="0" w:line="252" w:lineRule="auto"/>
+              <w:jc w:val="left"/>
+            </w:pPr>
             <w:r>
               <w:rPr>
                 <w:b/>
@@ -824,23 +564,23 @@
         </w:trPr>
         <w:tc>
           <w:tcPr>
-            <w:tcW w:type="dxa" w:w="2003"/>
+            <w:tcW w:type="dxa" w:w="1812"/>
             <w:tcMar>
-              <w:top w:w="80" w:type="dxa"/>
+              <w:top w:w="90" w:type="dxa"/>
               <w:start w:w="100" w:type="dxa"/>
-              <w:bottom w:w="80" w:type="dxa"/>
+              <w:bottom w:w="90" w:type="dxa"/>
               <w:end w:w="100" w:type="dxa"/>
             </w:tcMar>
             <w:vAlign w:val="center"/>
           </w:tcPr>
           <w:p>
             <w:pPr>
-              <w:spacing w:after="0" w:line="252" w:lineRule="auto"/>
+              <w:spacing w:after="0" w:line="252" w:lineRule="auto" w:before="0"/>
             </w:pPr>
             <w:r>
               <w:rPr>
                 <w:rFonts w:ascii="Noto Sans KR" w:hAnsi="Noto Sans KR" w:eastAsia="Noto Sans KR"/>
-                <w:sz w:val="16"/>
+                <w:sz w:val="17"/>
               </w:rPr>
               <w:t>기술 핵심</w:t>
             </w:r>
@@ -848,23 +588,23 @@
         </w:tc>
         <w:tc>
           <w:tcPr>
-            <w:tcW w:type="dxa" w:w="3105"/>
+            <w:tcW w:type="dxa" w:w="3897"/>
             <w:tcMar>
-              <w:top w:w="80" w:type="dxa"/>
+              <w:top w:w="90" w:type="dxa"/>
               <w:start w:w="100" w:type="dxa"/>
-              <w:bottom w:w="80" w:type="dxa"/>
+              <w:bottom w:w="90" w:type="dxa"/>
               <w:end w:w="100" w:type="dxa"/>
             </w:tcMar>
             <w:vAlign w:val="center"/>
           </w:tcPr>
           <w:p>
             <w:pPr>
-              <w:spacing w:after="0" w:line="252" w:lineRule="auto"/>
+              <w:spacing w:after="0" w:line="252" w:lineRule="auto" w:before="0"/>
             </w:pPr>
             <w:r>
               <w:rPr>
                 <w:rFonts w:ascii="Noto Sans KR" w:hAnsi="Noto Sans KR" w:eastAsia="Noto Sans KR"/>
-                <w:sz w:val="16"/>
+                <w:sz w:val="17"/>
               </w:rPr>
               <w:t>cpf-core</w:t>
             </w:r>
@@ -872,23 +612,23 @@
         </w:tc>
         <w:tc>
           <w:tcPr>
-            <w:tcW w:type="dxa" w:w="5409"/>
+            <w:tcW w:type="dxa" w:w="4716"/>
             <w:tcMar>
-              <w:top w:w="80" w:type="dxa"/>
+              <w:top w:w="90" w:type="dxa"/>
               <w:start w:w="100" w:type="dxa"/>
-              <w:bottom w:w="80" w:type="dxa"/>
+              <w:bottom w:w="90" w:type="dxa"/>
               <w:end w:w="100" w:type="dxa"/>
             </w:tcMar>
             <w:vAlign w:val="center"/>
           </w:tcPr>
           <w:p>
             <w:pPr>
-              <w:spacing w:after="0" w:line="252" w:lineRule="auto"/>
+              <w:spacing w:after="0" w:line="252" w:lineRule="auto" w:before="0"/>
             </w:pPr>
             <w:r>
               <w:rPr>
                 <w:rFonts w:ascii="Noto Sans KR" w:hAnsi="Noto Sans KR" w:eastAsia="Noto Sans KR"/>
-                <w:sz w:val="16"/>
+                <w:sz w:val="17"/>
               </w:rPr>
               <w:t>topology-independent core contracts</w:t>
             </w:r>
@@ -896,23 +636,23 @@
         </w:tc>
         <w:tc>
           <w:tcPr>
-            <w:tcW w:type="dxa" w:w="4507"/>
+            <w:tcW w:type="dxa" w:w="4823"/>
             <w:tcMar>
-              <w:top w:w="80" w:type="dxa"/>
+              <w:top w:w="90" w:type="dxa"/>
               <w:start w:w="100" w:type="dxa"/>
-              <w:bottom w:w="80" w:type="dxa"/>
+              <w:bottom w:w="90" w:type="dxa"/>
               <w:end w:w="100" w:type="dxa"/>
             </w:tcMar>
             <w:vAlign w:val="center"/>
           </w:tcPr>
           <w:p>
             <w:pPr>
-              <w:spacing w:after="0" w:line="252" w:lineRule="auto"/>
+              <w:spacing w:after="0" w:line="252" w:lineRule="auto" w:before="0"/>
             </w:pPr>
             <w:r>
               <w:rPr>
                 <w:rFonts w:ascii="Noto Sans KR" w:hAnsi="Noto Sans KR" w:eastAsia="Noto Sans KR"/>
-                <w:sz w:val="16"/>
+                <w:sz w:val="17"/>
               </w:rPr>
               <w:t>Admin/Batch Runtime/업무 구현 적치 금지</w:t>
             </w:r>
@@ -925,24 +665,24 @@
         </w:trPr>
         <w:tc>
           <w:tcPr>
-            <w:tcW w:type="dxa" w:w="2003"/>
+            <w:tcW w:type="dxa" w:w="1812"/>
             <w:tcMar>
-              <w:top w:w="80" w:type="dxa"/>
+              <w:top w:w="90" w:type="dxa"/>
               <w:start w:w="100" w:type="dxa"/>
-              <w:bottom w:w="80" w:type="dxa"/>
+              <w:bottom w:w="90" w:type="dxa"/>
               <w:end w:w="100" w:type="dxa"/>
             </w:tcMar>
             <w:vAlign w:val="center"/>
-            <w:shd w:fill="F7FAFC"/>
+            <w:shd w:fill="F5F8FB"/>
           </w:tcPr>
           <w:p>
             <w:pPr>
-              <w:spacing w:after="0" w:line="252" w:lineRule="auto"/>
+              <w:spacing w:after="0" w:line="252" w:lineRule="auto" w:before="0"/>
             </w:pPr>
             <w:r>
               <w:rPr>
                 <w:rFonts w:ascii="Noto Sans KR" w:hAnsi="Noto Sans KR" w:eastAsia="Noto Sans KR"/>
-                <w:sz w:val="16"/>
+                <w:sz w:val="17"/>
               </w:rPr>
               <w:t>프레임워크 공통</w:t>
             </w:r>
@@ -950,24 +690,24 @@
         </w:tc>
         <w:tc>
           <w:tcPr>
-            <w:tcW w:type="dxa" w:w="3105"/>
+            <w:tcW w:type="dxa" w:w="3897"/>
             <w:tcMar>
-              <w:top w:w="80" w:type="dxa"/>
+              <w:top w:w="90" w:type="dxa"/>
               <w:start w:w="100" w:type="dxa"/>
-              <w:bottom w:w="80" w:type="dxa"/>
+              <w:bottom w:w="90" w:type="dxa"/>
               <w:end w:w="100" w:type="dxa"/>
             </w:tcMar>
             <w:vAlign w:val="center"/>
-            <w:shd w:fill="F7FAFC"/>
+            <w:shd w:fill="F5F8FB"/>
           </w:tcPr>
           <w:p>
             <w:pPr>
-              <w:spacing w:after="0" w:line="252" w:lineRule="auto"/>
+              <w:spacing w:after="0" w:line="252" w:lineRule="auto" w:before="0"/>
             </w:pPr>
             <w:r>
               <w:rPr>
                 <w:rFonts w:ascii="Noto Sans KR" w:hAnsi="Noto Sans KR" w:eastAsia="Noto Sans KR"/>
-                <w:sz w:val="16"/>
+                <w:sz w:val="17"/>
               </w:rPr>
               <w:t>cpf-common</w:t>
             </w:r>
@@ -975,24 +715,24 @@
         </w:tc>
         <w:tc>
           <w:tcPr>
-            <w:tcW w:type="dxa" w:w="5409"/>
+            <w:tcW w:type="dxa" w:w="4716"/>
             <w:tcMar>
-              <w:top w:w="80" w:type="dxa"/>
+              <w:top w:w="90" w:type="dxa"/>
               <w:start w:w="100" w:type="dxa"/>
-              <w:bottom w:w="80" w:type="dxa"/>
+              <w:bottom w:w="90" w:type="dxa"/>
               <w:end w:w="100" w:type="dxa"/>
             </w:tcMar>
             <w:vAlign w:val="center"/>
-            <w:shd w:fill="F7FAFC"/>
+            <w:shd w:fill="F5F8FB"/>
           </w:tcPr>
           <w:p>
             <w:pPr>
-              <w:spacing w:after="0" w:line="252" w:lineRule="auto"/>
+              <w:spacing w:after="0" w:line="252" w:lineRule="auto" w:before="0"/>
             </w:pPr>
             <w:r>
               <w:rPr>
                 <w:rFonts w:ascii="Noto Sans KR" w:hAnsi="Noto Sans KR" w:eastAsia="Noto Sans KR"/>
-                <w:sz w:val="16"/>
+                <w:sz w:val="17"/>
               </w:rPr>
               <w:t>공통 기능/계약</w:t>
             </w:r>
@@ -1000,24 +740,24 @@
         </w:tc>
         <w:tc>
           <w:tcPr>
-            <w:tcW w:type="dxa" w:w="4507"/>
+            <w:tcW w:type="dxa" w:w="4823"/>
             <w:tcMar>
-              <w:top w:w="80" w:type="dxa"/>
+              <w:top w:w="90" w:type="dxa"/>
               <w:start w:w="100" w:type="dxa"/>
-              <w:bottom w:w="80" w:type="dxa"/>
+              <w:bottom w:w="90" w:type="dxa"/>
               <w:end w:w="100" w:type="dxa"/>
             </w:tcMar>
             <w:vAlign w:val="center"/>
-            <w:shd w:fill="F7FAFC"/>
+            <w:shd w:fill="F5F8FB"/>
           </w:tcPr>
           <w:p>
             <w:pPr>
-              <w:spacing w:after="0" w:line="252" w:lineRule="auto"/>
+              <w:spacing w:after="0" w:line="252" w:lineRule="auto" w:before="0"/>
             </w:pPr>
             <w:r>
               <w:rPr>
                 <w:rFonts w:ascii="Noto Sans KR" w:hAnsi="Noto Sans KR" w:eastAsia="Noto Sans KR"/>
-                <w:sz w:val="16"/>
+                <w:sz w:val="17"/>
               </w:rPr>
               <w:t>특정 고객 Domain 원장 소유 금지</w:t>
             </w:r>
@@ -1030,23 +770,23 @@
         </w:trPr>
         <w:tc>
           <w:tcPr>
-            <w:tcW w:type="dxa" w:w="2003"/>
+            <w:tcW w:type="dxa" w:w="1812"/>
             <w:tcMar>
-              <w:top w:w="80" w:type="dxa"/>
+              <w:top w:w="90" w:type="dxa"/>
               <w:start w:w="100" w:type="dxa"/>
-              <w:bottom w:w="80" w:type="dxa"/>
+              <w:bottom w:w="90" w:type="dxa"/>
               <w:end w:w="100" w:type="dxa"/>
             </w:tcMar>
             <w:vAlign w:val="center"/>
           </w:tcPr>
           <w:p>
             <w:pPr>
-              <w:spacing w:after="0" w:line="252" w:lineRule="auto"/>
+              <w:spacing w:after="0" w:line="252" w:lineRule="auto" w:before="0"/>
             </w:pPr>
             <w:r>
               <w:rPr>
                 <w:rFonts w:ascii="Noto Sans KR" w:hAnsi="Noto Sans KR" w:eastAsia="Noto Sans KR"/>
-                <w:sz w:val="16"/>
+                <w:sz w:val="17"/>
               </w:rPr>
               <w:t>플랫폼 운영</w:t>
             </w:r>
@@ -1054,23 +794,23 @@
         </w:tc>
         <w:tc>
           <w:tcPr>
-            <w:tcW w:type="dxa" w:w="3105"/>
+            <w:tcW w:type="dxa" w:w="3897"/>
             <w:tcMar>
-              <w:top w:w="80" w:type="dxa"/>
+              <w:top w:w="90" w:type="dxa"/>
               <w:start w:w="100" w:type="dxa"/>
-              <w:bottom w:w="80" w:type="dxa"/>
+              <w:bottom w:w="90" w:type="dxa"/>
               <w:end w:w="100" w:type="dxa"/>
             </w:tcMar>
             <w:vAlign w:val="center"/>
           </w:tcPr>
           <w:p>
             <w:pPr>
-              <w:spacing w:after="0" w:line="252" w:lineRule="auto"/>
+              <w:spacing w:after="0" w:line="252" w:lineRule="auto" w:before="0"/>
             </w:pPr>
             <w:r>
               <w:rPr>
                 <w:rFonts w:ascii="Noto Sans KR" w:hAnsi="Noto Sans KR" w:eastAsia="Noto Sans KR"/>
-                <w:sz w:val="16"/>
+                <w:sz w:val="17"/>
               </w:rPr>
               <w:t>cpf-admin</w:t>
             </w:r>
@@ -1078,23 +818,23 @@
         </w:tc>
         <w:tc>
           <w:tcPr>
-            <w:tcW w:type="dxa" w:w="5409"/>
+            <w:tcW w:type="dxa" w:w="4716"/>
             <w:tcMar>
-              <w:top w:w="80" w:type="dxa"/>
+              <w:top w:w="90" w:type="dxa"/>
               <w:start w:w="100" w:type="dxa"/>
-              <w:bottom w:w="80" w:type="dxa"/>
+              <w:bottom w:w="90" w:type="dxa"/>
               <w:end w:w="100" w:type="dxa"/>
             </w:tcMar>
             <w:vAlign w:val="center"/>
           </w:tcPr>
           <w:p>
             <w:pPr>
-              <w:spacing w:after="0" w:line="252" w:lineRule="auto"/>
+              <w:spacing w:after="0" w:line="252" w:lineRule="auto" w:before="0"/>
             </w:pPr>
             <w:r>
               <w:rPr>
                 <w:rFonts w:ascii="Noto Sans KR" w:hAnsi="Noto Sans KR" w:eastAsia="Noto Sans KR"/>
-                <w:sz w:val="16"/>
+                <w:sz w:val="17"/>
               </w:rPr>
               <w:t>플랫폼 운영/관리</w:t>
             </w:r>
@@ -1102,23 +842,23 @@
         </w:tc>
         <w:tc>
           <w:tcPr>
-            <w:tcW w:type="dxa" w:w="4507"/>
+            <w:tcW w:type="dxa" w:w="4823"/>
             <w:tcMar>
-              <w:top w:w="80" w:type="dxa"/>
+              <w:top w:w="90" w:type="dxa"/>
               <w:start w:w="100" w:type="dxa"/>
-              <w:bottom w:w="80" w:type="dxa"/>
+              <w:bottom w:w="90" w:type="dxa"/>
               <w:end w:w="100" w:type="dxa"/>
             </w:tcMar>
             <w:vAlign w:val="center"/>
           </w:tcPr>
           <w:p>
             <w:pPr>
-              <w:spacing w:after="0" w:line="252" w:lineRule="auto"/>
+              <w:spacing w:after="0" w:line="252" w:lineRule="auto" w:before="0"/>
             </w:pPr>
             <w:r>
               <w:rPr>
                 <w:rFonts w:ascii="Noto Sans KR" w:hAnsi="Noto Sans KR" w:eastAsia="Noto Sans KR"/>
-                <w:sz w:val="16"/>
+                <w:sz w:val="17"/>
               </w:rPr>
               <w:t>업무 원장 직접 소유 금지</w:t>
             </w:r>
@@ -1131,24 +871,24 @@
         </w:trPr>
         <w:tc>
           <w:tcPr>
-            <w:tcW w:type="dxa" w:w="2003"/>
+            <w:tcW w:type="dxa" w:w="1812"/>
             <w:tcMar>
-              <w:top w:w="80" w:type="dxa"/>
+              <w:top w:w="90" w:type="dxa"/>
               <w:start w:w="100" w:type="dxa"/>
-              <w:bottom w:w="80" w:type="dxa"/>
+              <w:bottom w:w="90" w:type="dxa"/>
               <w:end w:w="100" w:type="dxa"/>
             </w:tcMar>
             <w:vAlign w:val="center"/>
-            <w:shd w:fill="F7FAFC"/>
+            <w:shd w:fill="F5F8FB"/>
           </w:tcPr>
           <w:p>
             <w:pPr>
-              <w:spacing w:after="0" w:line="252" w:lineRule="auto"/>
+              <w:spacing w:after="0" w:line="252" w:lineRule="auto" w:before="0"/>
             </w:pPr>
             <w:r>
               <w:rPr>
                 <w:rFonts w:ascii="Noto Sans KR" w:hAnsi="Noto Sans KR" w:eastAsia="Noto Sans KR"/>
-                <w:sz w:val="16"/>
+                <w:sz w:val="17"/>
               </w:rPr>
               <w:t>Backoffice</w:t>
             </w:r>
@@ -1156,24 +896,24 @@
         </w:tc>
         <w:tc>
           <w:tcPr>
-            <w:tcW w:type="dxa" w:w="3105"/>
+            <w:tcW w:type="dxa" w:w="3897"/>
             <w:tcMar>
-              <w:top w:w="80" w:type="dxa"/>
+              <w:top w:w="90" w:type="dxa"/>
               <w:start w:w="100" w:type="dxa"/>
-              <w:bottom w:w="80" w:type="dxa"/>
+              <w:bottom w:w="90" w:type="dxa"/>
               <w:end w:w="100" w:type="dxa"/>
             </w:tcMar>
             <w:vAlign w:val="center"/>
-            <w:shd w:fill="F7FAFC"/>
+            <w:shd w:fill="F5F8FB"/>
           </w:tcPr>
           <w:p>
             <w:pPr>
-              <w:spacing w:after="0" w:line="252" w:lineRule="auto"/>
+              <w:spacing w:after="0" w:line="252" w:lineRule="auto" w:before="0"/>
             </w:pPr>
             <w:r>
               <w:rPr>
                 <w:rFonts w:ascii="Noto Sans KR" w:hAnsi="Noto Sans KR" w:eastAsia="Noto Sans KR"/>
-                <w:sz w:val="16"/>
+                <w:sz w:val="17"/>
               </w:rPr>
               <w:t>cpf-backoffice</w:t>
             </w:r>
@@ -1181,24 +921,24 @@
         </w:tc>
         <w:tc>
           <w:tcPr>
-            <w:tcW w:type="dxa" w:w="5409"/>
+            <w:tcW w:type="dxa" w:w="4716"/>
             <w:tcMar>
-              <w:top w:w="80" w:type="dxa"/>
+              <w:top w:w="90" w:type="dxa"/>
               <w:start w:w="100" w:type="dxa"/>
-              <w:bottom w:w="80" w:type="dxa"/>
+              <w:bottom w:w="90" w:type="dxa"/>
               <w:end w:w="100" w:type="dxa"/>
             </w:tcMar>
             <w:vAlign w:val="center"/>
-            <w:shd w:fill="F7FAFC"/>
+            <w:shd w:fill="F5F8FB"/>
           </w:tcPr>
           <w:p>
             <w:pPr>
-              <w:spacing w:after="0" w:line="252" w:lineRule="auto"/>
+              <w:spacing w:after="0" w:line="252" w:lineRule="auto" w:before="0"/>
             </w:pPr>
             <w:r>
               <w:rPr>
                 <w:rFonts w:ascii="Noto Sans KR" w:hAnsi="Noto Sans KR" w:eastAsia="Noto Sans KR"/>
-                <w:sz w:val="16"/>
+                <w:sz w:val="17"/>
               </w:rPr>
               <w:t>업무 관리자/Backoffice Owner</w:t>
             </w:r>
@@ -1206,24 +946,24 @@
         </w:tc>
         <w:tc>
           <w:tcPr>
-            <w:tcW w:type="dxa" w:w="4507"/>
+            <w:tcW w:type="dxa" w:w="4823"/>
             <w:tcMar>
-              <w:top w:w="80" w:type="dxa"/>
+              <w:top w:w="90" w:type="dxa"/>
               <w:start w:w="100" w:type="dxa"/>
-              <w:bottom w:w="80" w:type="dxa"/>
+              <w:bottom w:w="90" w:type="dxa"/>
               <w:end w:w="100" w:type="dxa"/>
             </w:tcMar>
             <w:vAlign w:val="center"/>
-            <w:shd w:fill="F7FAFC"/>
+            <w:shd w:fill="F5F8FB"/>
           </w:tcPr>
           <w:p>
             <w:pPr>
-              <w:spacing w:after="0" w:line="252" w:lineRule="auto"/>
+              <w:spacing w:after="0" w:line="252" w:lineRule="auto" w:before="0"/>
             </w:pPr>
             <w:r>
               <w:rPr>
                 <w:rFonts w:ascii="Noto Sans KR" w:hAnsi="Noto Sans KR" w:eastAsia="Noto Sans KR"/>
-                <w:sz w:val="16"/>
+                <w:sz w:val="17"/>
               </w:rPr>
               <w:t>Backoffice 외 별도 업무 관리자 Owner 중복 금지</w:t>
             </w:r>
@@ -1236,23 +976,23 @@
         </w:trPr>
         <w:tc>
           <w:tcPr>
-            <w:tcW w:type="dxa" w:w="2003"/>
+            <w:tcW w:type="dxa" w:w="1812"/>
             <w:tcMar>
-              <w:top w:w="80" w:type="dxa"/>
+              <w:top w:w="90" w:type="dxa"/>
               <w:start w:w="100" w:type="dxa"/>
-              <w:bottom w:w="80" w:type="dxa"/>
+              <w:bottom w:w="90" w:type="dxa"/>
               <w:end w:w="100" w:type="dxa"/>
             </w:tcMar>
             <w:vAlign w:val="center"/>
           </w:tcPr>
           <w:p>
             <w:pPr>
-              <w:spacing w:after="0" w:line="252" w:lineRule="auto"/>
+              <w:spacing w:after="0" w:line="252" w:lineRule="auto" w:before="0"/>
             </w:pPr>
             <w:r>
               <w:rPr>
                 <w:rFonts w:ascii="Noto Sans KR" w:hAnsi="Noto Sans KR" w:eastAsia="Noto Sans KR"/>
-                <w:sz w:val="16"/>
+                <w:sz w:val="17"/>
               </w:rPr>
               <w:t>Batch</w:t>
             </w:r>
@@ -1260,23 +1000,23 @@
         </w:tc>
         <w:tc>
           <w:tcPr>
-            <w:tcW w:type="dxa" w:w="3105"/>
+            <w:tcW w:type="dxa" w:w="3897"/>
             <w:tcMar>
-              <w:top w:w="80" w:type="dxa"/>
+              <w:top w:w="90" w:type="dxa"/>
               <w:start w:w="100" w:type="dxa"/>
-              <w:bottom w:w="80" w:type="dxa"/>
+              <w:bottom w:w="90" w:type="dxa"/>
               <w:end w:w="100" w:type="dxa"/>
             </w:tcMar>
             <w:vAlign w:val="center"/>
           </w:tcPr>
           <w:p>
             <w:pPr>
-              <w:spacing w:after="0" w:line="252" w:lineRule="auto"/>
+              <w:spacing w:after="0" w:line="252" w:lineRule="auto" w:before="0"/>
             </w:pPr>
             <w:r>
               <w:rPr>
                 <w:rFonts w:ascii="Noto Sans KR" w:hAnsi="Noto Sans KR" w:eastAsia="Noto Sans KR"/>
-                <w:sz w:val="16"/>
+                <w:sz w:val="17"/>
               </w:rPr>
               <w:t>cpf-batch</w:t>
             </w:r>
@@ -1284,23 +1024,23 @@
         </w:tc>
         <w:tc>
           <w:tcPr>
-            <w:tcW w:type="dxa" w:w="5409"/>
+            <w:tcW w:type="dxa" w:w="4716"/>
             <w:tcMar>
-              <w:top w:w="80" w:type="dxa"/>
+              <w:top w:w="90" w:type="dxa"/>
               <w:start w:w="100" w:type="dxa"/>
-              <w:bottom w:w="80" w:type="dxa"/>
+              <w:bottom w:w="90" w:type="dxa"/>
               <w:end w:w="100" w:type="dxa"/>
             </w:tcMar>
             <w:vAlign w:val="center"/>
           </w:tcPr>
           <w:p>
             <w:pPr>
-              <w:spacing w:after="0" w:line="252" w:lineRule="auto"/>
+              <w:spacing w:after="0" w:line="252" w:lineRule="auto" w:before="0"/>
             </w:pPr>
             <w:r>
               <w:rPr>
                 <w:rFonts w:ascii="Noto Sans KR" w:hAnsi="Noto Sans KR" w:eastAsia="Noto Sans KR"/>
-                <w:sz w:val="16"/>
+                <w:sz w:val="17"/>
               </w:rPr>
               <w:t>Batch/Worker/Scheduler/Center-Cut</w:t>
             </w:r>
@@ -1308,23 +1048,23 @@
         </w:tc>
         <w:tc>
           <w:tcPr>
-            <w:tcW w:type="dxa" w:w="4507"/>
+            <w:tcW w:type="dxa" w:w="4823"/>
             <w:tcMar>
-              <w:top w:w="80" w:type="dxa"/>
+              <w:top w:w="90" w:type="dxa"/>
               <w:start w:w="100" w:type="dxa"/>
-              <w:bottom w:w="80" w:type="dxa"/>
+              <w:bottom w:w="90" w:type="dxa"/>
               <w:end w:w="100" w:type="dxa"/>
             </w:tcMar>
             <w:vAlign w:val="center"/>
           </w:tcPr>
           <w:p>
             <w:pPr>
-              <w:spacing w:after="0" w:line="252" w:lineRule="auto"/>
+              <w:spacing w:after="0" w:line="252" w:lineRule="auto" w:before="0"/>
             </w:pPr>
             <w:r>
               <w:rPr>
                 <w:rFonts w:ascii="Noto Sans KR" w:hAnsi="Noto Sans KR" w:eastAsia="Noto Sans KR"/>
-                <w:sz w:val="16"/>
+                <w:sz w:val="17"/>
               </w:rPr>
               <w:t>core로 Runtime 역유입 금지</w:t>
             </w:r>
@@ -1337,24 +1077,24 @@
         </w:trPr>
         <w:tc>
           <w:tcPr>
-            <w:tcW w:type="dxa" w:w="2003"/>
+            <w:tcW w:type="dxa" w:w="1812"/>
             <w:tcMar>
-              <w:top w:w="80" w:type="dxa"/>
+              <w:top w:w="90" w:type="dxa"/>
               <w:start w:w="100" w:type="dxa"/>
-              <w:bottom w:w="80" w:type="dxa"/>
+              <w:bottom w:w="90" w:type="dxa"/>
               <w:end w:w="100" w:type="dxa"/>
             </w:tcMar>
             <w:vAlign w:val="center"/>
-            <w:shd w:fill="F7FAFC"/>
+            <w:shd w:fill="F5F8FB"/>
           </w:tcPr>
           <w:p>
             <w:pPr>
-              <w:spacing w:after="0" w:line="252" w:lineRule="auto"/>
+              <w:spacing w:after="0" w:line="252" w:lineRule="auto" w:before="0"/>
             </w:pPr>
             <w:r>
               <w:rPr>
                 <w:rFonts w:ascii="Noto Sans KR" w:hAnsi="Noto Sans KR" w:eastAsia="Noto Sans KR"/>
-                <w:sz w:val="16"/>
+                <w:sz w:val="17"/>
               </w:rPr>
               <w:t>업무 Domain</w:t>
             </w:r>
@@ -1362,24 +1102,24 @@
         </w:tc>
         <w:tc>
           <w:tcPr>
-            <w:tcW w:type="dxa" w:w="3105"/>
+            <w:tcW w:type="dxa" w:w="3897"/>
             <w:tcMar>
-              <w:top w:w="80" w:type="dxa"/>
+              <w:top w:w="90" w:type="dxa"/>
               <w:start w:w="100" w:type="dxa"/>
-              <w:bottom w:w="80" w:type="dxa"/>
+              <w:bottom w:w="90" w:type="dxa"/>
               <w:end w:w="100" w:type="dxa"/>
             </w:tcMar>
             <w:vAlign w:val="center"/>
-            <w:shd w:fill="F7FAFC"/>
+            <w:shd w:fill="F5F8FB"/>
           </w:tcPr>
           <w:p>
             <w:pPr>
-              <w:spacing w:after="0" w:line="252" w:lineRule="auto"/>
+              <w:spacing w:after="0" w:line="252" w:lineRule="auto" w:before="0"/>
             </w:pPr>
             <w:r>
               <w:rPr>
                 <w:rFonts w:ascii="Noto Sans KR" w:hAnsi="Noto Sans KR" w:eastAsia="Noto Sans KR"/>
-                <w:sz w:val="16"/>
+                <w:sz w:val="17"/>
               </w:rPr>
               <w:t>Generated cpf-&lt;domain&gt;</w:t>
             </w:r>
@@ -1387,24 +1127,24 @@
         </w:tc>
         <w:tc>
           <w:tcPr>
-            <w:tcW w:type="dxa" w:w="5409"/>
+            <w:tcW w:type="dxa" w:w="4716"/>
             <w:tcMar>
-              <w:top w:w="80" w:type="dxa"/>
+              <w:top w:w="90" w:type="dxa"/>
               <w:start w:w="100" w:type="dxa"/>
-              <w:bottom w:w="80" w:type="dxa"/>
+              <w:bottom w:w="90" w:type="dxa"/>
               <w:end w:w="100" w:type="dxa"/>
             </w:tcMar>
             <w:vAlign w:val="center"/>
-            <w:shd w:fill="F7FAFC"/>
+            <w:shd w:fill="F5F8FB"/>
           </w:tcPr>
           <w:p>
             <w:pPr>
-              <w:spacing w:after="0" w:line="252" w:lineRule="auto"/>
+              <w:spacing w:after="0" w:line="252" w:lineRule="auto" w:before="0"/>
             </w:pPr>
             <w:r>
               <w:rPr>
                 <w:rFonts w:ascii="Noto Sans KR" w:hAnsi="Noto Sans KR" w:eastAsia="Noto Sans KR"/>
-                <w:sz w:val="16"/>
+                <w:sz w:val="17"/>
               </w:rPr>
               <w:t>업무 원장/Operation</w:t>
             </w:r>
@@ -1412,24 +1152,24 @@
         </w:tc>
         <w:tc>
           <w:tcPr>
-            <w:tcW w:type="dxa" w:w="4507"/>
+            <w:tcW w:type="dxa" w:w="4823"/>
             <w:tcMar>
-              <w:top w:w="80" w:type="dxa"/>
+              <w:top w:w="90" w:type="dxa"/>
               <w:start w:w="100" w:type="dxa"/>
-              <w:bottom w:w="80" w:type="dxa"/>
+              <w:bottom w:w="90" w:type="dxa"/>
               <w:end w:w="100" w:type="dxa"/>
             </w:tcMar>
             <w:vAlign w:val="center"/>
-            <w:shd w:fill="F7FAFC"/>
+            <w:shd w:fill="F5F8FB"/>
           </w:tcPr>
           <w:p>
             <w:pPr>
-              <w:spacing w:after="0" w:line="252" w:lineRule="auto"/>
+              <w:spacing w:after="0" w:line="252" w:lineRule="auto" w:before="0"/>
             </w:pPr>
             <w:r>
               <w:rPr>
                 <w:rFonts w:ascii="Noto Sans KR" w:hAnsi="Noto Sans KR" w:eastAsia="Noto Sans KR"/>
-                <w:sz w:val="16"/>
+                <w:sz w:val="17"/>
               </w:rPr>
               <w:t>타 Domain DB 직접 접근 금지</w:t>
             </w:r>
@@ -1440,65 +1180,37 @@
     <w:p>
       <w:pPr>
         <w:pStyle w:val="Heading1"/>
+        <w:keepNext/>
       </w:pPr>
       <w:r>
         <w:t>2 호출 경계</w:t>
       </w:r>
     </w:p>
-    <w:tbl>
-      <w:tblPr>
-        <w:tblW w:type="auto" w:w="0"/>
-        <w:jc w:val="left"/>
-        <w:tblLayout w:type="fixed"/>
-        <w:tblLook w:firstColumn="1" w:firstRow="1" w:lastColumn="0" w:lastRow="0" w:noHBand="0" w:noVBand="1" w:val="04A0"/>
-      </w:tblPr>
-      <w:tblGrid>
-        <w:gridCol w:w="7625"/>
-        <w:gridCol w:w="7625"/>
-      </w:tblGrid>
-      <w:tr>
-        <w:trPr>
-          <w:tblHeader w:val="true"/>
-        </w:trPr>
-        <w:tc>
-          <w:tcPr>
-            <w:tcW w:type="dxa" w:w="1927"/>
-            <w:shd w:fill="17324D"/>
-            <w:tcMar>
-              <w:top w:w="110" w:type="dxa"/>
-              <w:start w:w="140" w:type="dxa"/>
-              <w:bottom w:w="110" w:type="dxa"/>
-              <w:end w:w="140" w:type="dxa"/>
-            </w:tcMar>
-          </w:tcPr>
-          <w:p>
-            <w:r>
-              <w:rPr>
-                <w:b/>
-                <w:color w:val="FFFFFF"/>
-              </w:rPr>
-              <w:t>이 장을 보는 이유</w:t>
-            </w:r>
-          </w:p>
-        </w:tc>
-        <w:tc>
-          <w:tcPr>
-            <w:tcW w:type="dxa" w:w="11623"/>
-            <w:tcMar>
-              <w:top w:w="110" w:type="dxa"/>
-              <w:start w:w="140" w:type="dxa"/>
-              <w:bottom w:w="110" w:type="dxa"/>
-              <w:end w:w="140" w:type="dxa"/>
-            </w:tcMar>
-          </w:tcPr>
-          <w:p>
-            <w:r>
-              <w:t>Same JVM과 Remote를 같은 업무 계약으로 유지하되 물리 호출과 Transaction 경계는 구분합니다.</w:t>
-            </w:r>
-          </w:p>
-        </w:tc>
-      </w:tr>
-    </w:tbl>
+    <w:p>
+      <w:pPr>
+        <w:spacing w:before="80" w:after="200"/>
+        <w:ind w:left="173" w:right="58"/>
+        <w:shd w:fill="F3F7FB"/>
+        <w:pBdr>
+          <w:left w:val="single" w:sz="18" w:space="8" w:color="4F46E5"/>
+        </w:pBdr>
+      </w:pPr>
+      <w:r>
+        <w:rPr>
+          <w:b/>
+          <w:color w:val="362D91"/>
+          <w:sz w:val="20"/>
+        </w:rPr>
+        <w:t xml:space="preserve">이 장을 보는 이유  </w:t>
+      </w:r>
+      <w:r>
+        <w:rPr>
+          <w:color w:val="26374C"/>
+          <w:sz w:val="20"/>
+        </w:rPr>
+        <w:t>Same JVM과 Remote를 같은 업무 계약으로 유지하되 물리 호출과 Transaction 경계는 구분합니다.</w:t>
+      </w:r>
+    </w:p>
     <w:p>
       <w:pPr>
         <w:spacing w:before="60" w:after="40"/>
@@ -1559,7 +1271,7 @@
     <w:tbl>
       <w:tblPr>
         <w:tblW w:type="auto" w:w="0"/>
-        <w:jc w:val="left"/>
+        <w:jc w:val="center"/>
         <w:tblLayout w:type="fixed"/>
         <w:tblLook w:firstColumn="1" w:firstRow="1" w:lastColumn="0" w:lastRow="0" w:noHBand="0" w:noVBand="1" w:val="04A0"/>
       </w:tblPr>
@@ -1575,16 +1287,21 @@
         </w:trPr>
         <w:tc>
           <w:tcPr>
-            <w:tcW w:type="dxa" w:w="2404"/>
-            <w:shd w:fill="17324D"/>
+            <w:tcW w:type="dxa" w:w="2681"/>
+            <w:shd w:fill="223A57"/>
             <w:tcMar>
               <w:top w:w="90" w:type="dxa"/>
-              <w:start w:w="110" w:type="dxa"/>
+              <w:start w:w="100" w:type="dxa"/>
               <w:bottom w:w="90" w:type="dxa"/>
-              <w:end w:w="110" w:type="dxa"/>
+              <w:end w:w="100" w:type="dxa"/>
             </w:tcMar>
+            <w:vAlign w:val="center"/>
           </w:tcPr>
           <w:p>
+            <w:pPr>
+              <w:spacing w:before="0" w:after="0" w:line="252" w:lineRule="auto"/>
+              <w:jc w:val="left"/>
+            </w:pPr>
             <w:r>
               <w:rPr>
                 <w:b/>
@@ -1597,16 +1314,21 @@
         </w:tc>
         <w:tc>
           <w:tcPr>
-            <w:tcW w:type="dxa" w:w="3906"/>
-            <w:shd w:fill="17324D"/>
+            <w:tcW w:type="dxa" w:w="4683"/>
+            <w:shd w:fill="223A57"/>
             <w:tcMar>
               <w:top w:w="90" w:type="dxa"/>
-              <w:start w:w="110" w:type="dxa"/>
+              <w:start w:w="100" w:type="dxa"/>
               <w:bottom w:w="90" w:type="dxa"/>
-              <w:end w:w="110" w:type="dxa"/>
+              <w:end w:w="100" w:type="dxa"/>
             </w:tcMar>
+            <w:vAlign w:val="center"/>
           </w:tcPr>
           <w:p>
+            <w:pPr>
+              <w:spacing w:before="0" w:after="0" w:line="252" w:lineRule="auto"/>
+              <w:jc w:val="left"/>
+            </w:pPr>
             <w:r>
               <w:rPr>
                 <w:b/>
@@ -1619,16 +1341,21 @@
         </w:tc>
         <w:tc>
           <w:tcPr>
-            <w:tcW w:type="dxa" w:w="3906"/>
-            <w:shd w:fill="17324D"/>
+            <w:tcW w:type="dxa" w:w="4598"/>
+            <w:shd w:fill="223A57"/>
             <w:tcMar>
               <w:top w:w="90" w:type="dxa"/>
-              <w:start w:w="110" w:type="dxa"/>
+              <w:start w:w="100" w:type="dxa"/>
               <w:bottom w:w="90" w:type="dxa"/>
-              <w:end w:w="110" w:type="dxa"/>
+              <w:end w:w="100" w:type="dxa"/>
             </w:tcMar>
+            <w:vAlign w:val="center"/>
           </w:tcPr>
           <w:p>
+            <w:pPr>
+              <w:spacing w:before="0" w:after="0" w:line="252" w:lineRule="auto"/>
+              <w:jc w:val="left"/>
+            </w:pPr>
             <w:r>
               <w:rPr>
                 <w:b/>
@@ -1641,16 +1368,21 @@
         </w:tc>
         <w:tc>
           <w:tcPr>
-            <w:tcW w:type="dxa" w:w="4808"/>
-            <w:shd w:fill="17324D"/>
+            <w:tcW w:type="dxa" w:w="3286"/>
+            <w:shd w:fill="223A57"/>
             <w:tcMar>
               <w:top w:w="90" w:type="dxa"/>
-              <w:start w:w="110" w:type="dxa"/>
+              <w:start w:w="100" w:type="dxa"/>
               <w:bottom w:w="90" w:type="dxa"/>
-              <w:end w:w="110" w:type="dxa"/>
+              <w:end w:w="100" w:type="dxa"/>
             </w:tcMar>
+            <w:vAlign w:val="center"/>
           </w:tcPr>
           <w:p>
+            <w:pPr>
+              <w:spacing w:before="0" w:after="0" w:line="252" w:lineRule="auto"/>
+              <w:jc w:val="left"/>
+            </w:pPr>
             <w:r>
               <w:rPr>
                 <w:b/>
@@ -1668,23 +1400,23 @@
         </w:trPr>
         <w:tc>
           <w:tcPr>
-            <w:tcW w:type="dxa" w:w="2404"/>
+            <w:tcW w:type="dxa" w:w="2681"/>
             <w:tcMar>
-              <w:top w:w="80" w:type="dxa"/>
+              <w:top w:w="90" w:type="dxa"/>
               <w:start w:w="100" w:type="dxa"/>
-              <w:bottom w:w="80" w:type="dxa"/>
+              <w:bottom w:w="90" w:type="dxa"/>
               <w:end w:w="100" w:type="dxa"/>
             </w:tcMar>
             <w:vAlign w:val="center"/>
           </w:tcPr>
           <w:p>
             <w:pPr>
-              <w:spacing w:after="0" w:line="252" w:lineRule="auto"/>
+              <w:spacing w:after="0" w:line="252" w:lineRule="auto" w:before="0"/>
             </w:pPr>
             <w:r>
               <w:rPr>
                 <w:rFonts w:ascii="Noto Sans KR" w:hAnsi="Noto Sans KR" w:eastAsia="Noto Sans KR"/>
-                <w:sz w:val="16"/>
+                <w:sz w:val="17"/>
               </w:rPr>
               <w:t>Same JVM</w:t>
             </w:r>
@@ -1692,23 +1424,23 @@
         </w:tc>
         <w:tc>
           <w:tcPr>
-            <w:tcW w:type="dxa" w:w="3906"/>
+            <w:tcW w:type="dxa" w:w="4683"/>
             <w:tcMar>
-              <w:top w:w="80" w:type="dxa"/>
+              <w:top w:w="90" w:type="dxa"/>
               <w:start w:w="100" w:type="dxa"/>
-              <w:bottom w:w="80" w:type="dxa"/>
+              <w:bottom w:w="90" w:type="dxa"/>
               <w:end w:w="100" w:type="dxa"/>
             </w:tcMar>
             <w:vAlign w:val="center"/>
           </w:tcPr>
           <w:p>
             <w:pPr>
-              <w:spacing w:after="0" w:line="252" w:lineRule="auto"/>
+              <w:spacing w:after="0" w:line="252" w:lineRule="auto" w:before="0"/>
             </w:pPr>
             <w:r>
               <w:rPr>
                 <w:rFonts w:ascii="Noto Sans KR" w:hAnsi="Noto Sans KR" w:eastAsia="Noto Sans KR"/>
-                <w:sz w:val="16"/>
+                <w:sz w:val="17"/>
               </w:rPr>
               <w:t>CpfContext</w:t>
             </w:r>
@@ -1716,23 +1448,23 @@
         </w:tc>
         <w:tc>
           <w:tcPr>
-            <w:tcW w:type="dxa" w:w="3906"/>
+            <w:tcW w:type="dxa" w:w="4598"/>
             <w:tcMar>
-              <w:top w:w="80" w:type="dxa"/>
+              <w:top w:w="90" w:type="dxa"/>
               <w:start w:w="100" w:type="dxa"/>
-              <w:bottom w:w="80" w:type="dxa"/>
+              <w:bottom w:w="90" w:type="dxa"/>
               <w:end w:w="100" w:type="dxa"/>
             </w:tcMar>
             <w:vAlign w:val="center"/>
           </w:tcPr>
           <w:p>
             <w:pPr>
-              <w:spacing w:after="0" w:line="252" w:lineRule="auto"/>
+              <w:spacing w:after="0" w:line="252" w:lineRule="auto" w:before="0"/>
             </w:pPr>
             <w:r>
               <w:rPr>
                 <w:rFonts w:ascii="Noto Sans KR" w:hAnsi="Noto Sans KR" w:eastAsia="Noto Sans KR"/>
-                <w:sz w:val="16"/>
+                <w:sz w:val="17"/>
               </w:rPr>
               <w:t>현재 Local Tx 정책</w:t>
             </w:r>
@@ -1740,23 +1472,23 @@
         </w:tc>
         <w:tc>
           <w:tcPr>
-            <w:tcW w:type="dxa" w:w="4808"/>
+            <w:tcW w:type="dxa" w:w="3286"/>
             <w:tcMar>
-              <w:top w:w="80" w:type="dxa"/>
+              <w:top w:w="90" w:type="dxa"/>
               <w:start w:w="100" w:type="dxa"/>
-              <w:bottom w:w="80" w:type="dxa"/>
+              <w:bottom w:w="90" w:type="dxa"/>
               <w:end w:w="100" w:type="dxa"/>
             </w:tcMar>
             <w:vAlign w:val="center"/>
           </w:tcPr>
           <w:p>
             <w:pPr>
-              <w:spacing w:after="0" w:line="252" w:lineRule="auto"/>
+              <w:spacing w:after="0" w:line="252" w:lineRule="auto" w:before="0"/>
             </w:pPr>
             <w:r>
               <w:rPr>
                 <w:rFonts w:ascii="Noto Sans KR" w:hAnsi="Noto Sans KR" w:eastAsia="Noto Sans KR"/>
-                <w:sz w:val="16"/>
+                <w:sz w:val="17"/>
               </w:rPr>
               <w:t>즉시 결과</w:t>
             </w:r>
@@ -1769,24 +1501,24 @@
         </w:trPr>
         <w:tc>
           <w:tcPr>
-            <w:tcW w:type="dxa" w:w="2404"/>
+            <w:tcW w:type="dxa" w:w="2681"/>
             <w:tcMar>
-              <w:top w:w="80" w:type="dxa"/>
+              <w:top w:w="90" w:type="dxa"/>
               <w:start w:w="100" w:type="dxa"/>
-              <w:bottom w:w="80" w:type="dxa"/>
+              <w:bottom w:w="90" w:type="dxa"/>
               <w:end w:w="100" w:type="dxa"/>
             </w:tcMar>
             <w:vAlign w:val="center"/>
-            <w:shd w:fill="F7FAFC"/>
+            <w:shd w:fill="F5F8FB"/>
           </w:tcPr>
           <w:p>
             <w:pPr>
-              <w:spacing w:after="0" w:line="252" w:lineRule="auto"/>
+              <w:spacing w:after="0" w:line="252" w:lineRule="auto" w:before="0"/>
             </w:pPr>
             <w:r>
               <w:rPr>
                 <w:rFonts w:ascii="Noto Sans KR" w:hAnsi="Noto Sans KR" w:eastAsia="Noto Sans KR"/>
-                <w:sz w:val="16"/>
+                <w:sz w:val="17"/>
               </w:rPr>
               <w:t>Remote Domain</w:t>
             </w:r>
@@ -1794,24 +1526,24 @@
         </w:tc>
         <w:tc>
           <w:tcPr>
-            <w:tcW w:type="dxa" w:w="3906"/>
+            <w:tcW w:type="dxa" w:w="4683"/>
             <w:tcMar>
-              <w:top w:w="80" w:type="dxa"/>
+              <w:top w:w="90" w:type="dxa"/>
               <w:start w:w="100" w:type="dxa"/>
-              <w:bottom w:w="80" w:type="dxa"/>
+              <w:bottom w:w="90" w:type="dxa"/>
               <w:end w:w="100" w:type="dxa"/>
             </w:tcMar>
             <w:vAlign w:val="center"/>
-            <w:shd w:fill="F7FAFC"/>
+            <w:shd w:fill="F5F8FB"/>
           </w:tcPr>
           <w:p>
             <w:pPr>
-              <w:spacing w:after="0" w:line="252" w:lineRule="auto"/>
+              <w:spacing w:after="0" w:line="252" w:lineRule="auto" w:before="0"/>
             </w:pPr>
             <w:r>
               <w:rPr>
                 <w:rFonts w:ascii="Noto Sans KR" w:hAnsi="Noto Sans KR" w:eastAsia="Noto Sans KR"/>
-                <w:sz w:val="16"/>
+                <w:sz w:val="17"/>
               </w:rPr>
               <w:t>System6 serialize</w:t>
             </w:r>
@@ -1819,24 +1551,24 @@
         </w:tc>
         <w:tc>
           <w:tcPr>
-            <w:tcW w:type="dxa" w:w="3906"/>
+            <w:tcW w:type="dxa" w:w="4598"/>
             <w:tcMar>
-              <w:top w:w="80" w:type="dxa"/>
+              <w:top w:w="90" w:type="dxa"/>
               <w:start w:w="100" w:type="dxa"/>
-              <w:bottom w:w="80" w:type="dxa"/>
+              <w:bottom w:w="90" w:type="dxa"/>
               <w:end w:w="100" w:type="dxa"/>
             </w:tcMar>
             <w:vAlign w:val="center"/>
-            <w:shd w:fill="F7FAFC"/>
+            <w:shd w:fill="F5F8FB"/>
           </w:tcPr>
           <w:p>
             <w:pPr>
-              <w:spacing w:after="0" w:line="252" w:lineRule="auto"/>
+              <w:spacing w:after="0" w:line="252" w:lineRule="auto" w:before="0"/>
             </w:pPr>
             <w:r>
               <w:rPr>
                 <w:rFonts w:ascii="Noto Sans KR" w:hAnsi="Noto Sans KR" w:eastAsia="Noto Sans KR"/>
-                <w:sz w:val="16"/>
+                <w:sz w:val="17"/>
               </w:rPr>
               <w:t>WAS별 Local Tx</w:t>
             </w:r>
@@ -1844,24 +1576,24 @@
         </w:tc>
         <w:tc>
           <w:tcPr>
-            <w:tcW w:type="dxa" w:w="4808"/>
+            <w:tcW w:type="dxa" w:w="3286"/>
             <w:tcMar>
-              <w:top w:w="80" w:type="dxa"/>
+              <w:top w:w="90" w:type="dxa"/>
               <w:start w:w="100" w:type="dxa"/>
-              <w:bottom w:w="80" w:type="dxa"/>
+              <w:bottom w:w="90" w:type="dxa"/>
               <w:end w:w="100" w:type="dxa"/>
             </w:tcMar>
             <w:vAlign w:val="center"/>
-            <w:shd w:fill="F7FAFC"/>
+            <w:shd w:fill="F5F8FB"/>
           </w:tcPr>
           <w:p>
             <w:pPr>
-              <w:spacing w:after="0" w:line="252" w:lineRule="auto"/>
+              <w:spacing w:after="0" w:line="252" w:lineRule="auto" w:before="0"/>
             </w:pPr>
             <w:r>
               <w:rPr>
                 <w:rFonts w:ascii="Noto Sans KR" w:hAnsi="Noto Sans KR" w:eastAsia="Noto Sans KR"/>
-                <w:sz w:val="16"/>
+                <w:sz w:val="17"/>
               </w:rPr>
               <w:t>UNKNOWN/Reconcile 가능</w:t>
             </w:r>
@@ -1874,23 +1606,23 @@
         </w:trPr>
         <w:tc>
           <w:tcPr>
-            <w:tcW w:type="dxa" w:w="2404"/>
+            <w:tcW w:type="dxa" w:w="2681"/>
             <w:tcMar>
-              <w:top w:w="80" w:type="dxa"/>
+              <w:top w:w="90" w:type="dxa"/>
               <w:start w:w="100" w:type="dxa"/>
-              <w:bottom w:w="80" w:type="dxa"/>
+              <w:bottom w:w="90" w:type="dxa"/>
               <w:end w:w="100" w:type="dxa"/>
             </w:tcMar>
             <w:vAlign w:val="center"/>
           </w:tcPr>
           <w:p>
             <w:pPr>
-              <w:spacing w:after="0" w:line="252" w:lineRule="auto"/>
+              <w:spacing w:after="0" w:line="252" w:lineRule="auto" w:before="0"/>
             </w:pPr>
             <w:r>
               <w:rPr>
                 <w:rFonts w:ascii="Noto Sans KR" w:hAnsi="Noto Sans KR" w:eastAsia="Noto Sans KR"/>
-                <w:sz w:val="16"/>
+                <w:sz w:val="17"/>
               </w:rPr>
               <w:t>External Integration</w:t>
             </w:r>
@@ -1898,23 +1630,23 @@
         </w:tc>
         <w:tc>
           <w:tcPr>
-            <w:tcW w:type="dxa" w:w="3906"/>
+            <w:tcW w:type="dxa" w:w="4683"/>
             <w:tcMar>
-              <w:top w:w="80" w:type="dxa"/>
+              <w:top w:w="90" w:type="dxa"/>
               <w:start w:w="100" w:type="dxa"/>
-              <w:bottom w:w="80" w:type="dxa"/>
+              <w:bottom w:w="90" w:type="dxa"/>
               <w:end w:w="100" w:type="dxa"/>
             </w:tcMar>
             <w:vAlign w:val="center"/>
           </w:tcPr>
           <w:p>
             <w:pPr>
-              <w:spacing w:after="0" w:line="252" w:lineRule="auto"/>
+              <w:spacing w:after="0" w:line="252" w:lineRule="auto" w:before="0"/>
             </w:pPr>
             <w:r>
               <w:rPr>
                 <w:rFonts w:ascii="Noto Sans KR" w:hAnsi="Noto Sans KR" w:eastAsia="Noto Sans KR"/>
-                <w:sz w:val="16"/>
+                <w:sz w:val="17"/>
               </w:rPr>
               <w:t>System6/Integration Context</w:t>
             </w:r>
@@ -1922,23 +1654,23 @@
         </w:tc>
         <w:tc>
           <w:tcPr>
-            <w:tcW w:type="dxa" w:w="3906"/>
+            <w:tcW w:type="dxa" w:w="4598"/>
             <w:tcMar>
-              <w:top w:w="80" w:type="dxa"/>
+              <w:top w:w="90" w:type="dxa"/>
               <w:start w:w="100" w:type="dxa"/>
-              <w:bottom w:w="80" w:type="dxa"/>
+              <w:bottom w:w="90" w:type="dxa"/>
               <w:end w:w="100" w:type="dxa"/>
             </w:tcMar>
             <w:vAlign w:val="center"/>
           </w:tcPr>
           <w:p>
             <w:pPr>
-              <w:spacing w:after="0" w:line="252" w:lineRule="auto"/>
+              <w:spacing w:after="0" w:line="252" w:lineRule="auto" w:before="0"/>
             </w:pPr>
             <w:r>
               <w:rPr>
                 <w:rFonts w:ascii="Noto Sans KR" w:hAnsi="Noto Sans KR" w:eastAsia="Noto Sans KR"/>
-                <w:sz w:val="16"/>
+                <w:sz w:val="17"/>
               </w:rPr>
               <w:t>Local Tx와 분리</w:t>
             </w:r>
@@ -1946,23 +1678,23 @@
         </w:tc>
         <w:tc>
           <w:tcPr>
-            <w:tcW w:type="dxa" w:w="4808"/>
+            <w:tcW w:type="dxa" w:w="3286"/>
             <w:tcMar>
-              <w:top w:w="80" w:type="dxa"/>
+              <w:top w:w="90" w:type="dxa"/>
               <w:start w:w="100" w:type="dxa"/>
-              <w:bottom w:w="80" w:type="dxa"/>
+              <w:bottom w:w="90" w:type="dxa"/>
               <w:end w:w="100" w:type="dxa"/>
             </w:tcMar>
             <w:vAlign w:val="center"/>
           </w:tcPr>
           <w:p>
             <w:pPr>
-              <w:spacing w:after="0" w:line="252" w:lineRule="auto"/>
+              <w:spacing w:after="0" w:line="252" w:lineRule="auto" w:before="0"/>
             </w:pPr>
             <w:r>
               <w:rPr>
                 <w:rFonts w:ascii="Noto Sans KR" w:hAnsi="Noto Sans KR" w:eastAsia="Noto Sans KR"/>
-                <w:sz w:val="16"/>
+                <w:sz w:val="17"/>
               </w:rPr>
               <w:t>Timeout/Retry/Idempotency</w:t>
             </w:r>
@@ -1975,24 +1707,24 @@
         </w:trPr>
         <w:tc>
           <w:tcPr>
-            <w:tcW w:type="dxa" w:w="2404"/>
+            <w:tcW w:type="dxa" w:w="2681"/>
             <w:tcMar>
-              <w:top w:w="80" w:type="dxa"/>
+              <w:top w:w="90" w:type="dxa"/>
               <w:start w:w="100" w:type="dxa"/>
-              <w:bottom w:w="80" w:type="dxa"/>
+              <w:bottom w:w="90" w:type="dxa"/>
               <w:end w:w="100" w:type="dxa"/>
             </w:tcMar>
             <w:vAlign w:val="center"/>
-            <w:shd w:fill="F7FAFC"/>
+            <w:shd w:fill="F5F8FB"/>
           </w:tcPr>
           <w:p>
             <w:pPr>
-              <w:spacing w:after="0" w:line="252" w:lineRule="auto"/>
+              <w:spacing w:after="0" w:line="252" w:lineRule="auto" w:before="0"/>
             </w:pPr>
             <w:r>
               <w:rPr>
                 <w:rFonts w:ascii="Noto Sans KR" w:hAnsi="Noto Sans KR" w:eastAsia="Noto Sans KR"/>
-                <w:sz w:val="16"/>
+                <w:sz w:val="17"/>
               </w:rPr>
               <w:t>Async/Message</w:t>
             </w:r>
@@ -2000,24 +1732,24 @@
         </w:tc>
         <w:tc>
           <w:tcPr>
-            <w:tcW w:type="dxa" w:w="3906"/>
+            <w:tcW w:type="dxa" w:w="4683"/>
             <w:tcMar>
-              <w:top w:w="80" w:type="dxa"/>
+              <w:top w:w="90" w:type="dxa"/>
               <w:start w:w="100" w:type="dxa"/>
-              <w:bottom w:w="80" w:type="dxa"/>
+              <w:bottom w:w="90" w:type="dxa"/>
               <w:end w:w="100" w:type="dxa"/>
             </w:tcMar>
             <w:vAlign w:val="center"/>
-            <w:shd w:fill="F7FAFC"/>
+            <w:shd w:fill="F5F8FB"/>
           </w:tcPr>
           <w:p>
             <w:pPr>
-              <w:spacing w:after="0" w:line="252" w:lineRule="auto"/>
+              <w:spacing w:after="0" w:line="252" w:lineRule="auto" w:before="0"/>
             </w:pPr>
             <w:r>
               <w:rPr>
                 <w:rFonts w:ascii="Noto Sans KR" w:hAnsi="Noto Sans KR" w:eastAsia="Noto Sans KR"/>
-                <w:sz w:val="16"/>
+                <w:sz w:val="17"/>
               </w:rPr>
               <w:t>Context snapshot/header</w:t>
             </w:r>
@@ -2025,24 +1757,24 @@
         </w:tc>
         <w:tc>
           <w:tcPr>
-            <w:tcW w:type="dxa" w:w="3906"/>
+            <w:tcW w:type="dxa" w:w="4598"/>
             <w:tcMar>
-              <w:top w:w="80" w:type="dxa"/>
+              <w:top w:w="90" w:type="dxa"/>
               <w:start w:w="100" w:type="dxa"/>
-              <w:bottom w:w="80" w:type="dxa"/>
+              <w:bottom w:w="90" w:type="dxa"/>
               <w:end w:w="100" w:type="dxa"/>
             </w:tcMar>
             <w:vAlign w:val="center"/>
-            <w:shd w:fill="F7FAFC"/>
+            <w:shd w:fill="F5F8FB"/>
           </w:tcPr>
           <w:p>
             <w:pPr>
-              <w:spacing w:after="0" w:line="252" w:lineRule="auto"/>
+              <w:spacing w:after="0" w:line="252" w:lineRule="auto" w:before="0"/>
             </w:pPr>
             <w:r>
               <w:rPr>
                 <w:rFonts w:ascii="Noto Sans KR" w:hAnsi="Noto Sans KR" w:eastAsia="Noto Sans KR"/>
-                <w:sz w:val="16"/>
+                <w:sz w:val="17"/>
               </w:rPr>
               <w:t>consumer Local Tx</w:t>
             </w:r>
@@ -2050,24 +1782,24 @@
         </w:tc>
         <w:tc>
           <w:tcPr>
-            <w:tcW w:type="dxa" w:w="4808"/>
+            <w:tcW w:type="dxa" w:w="3286"/>
             <w:tcMar>
-              <w:top w:w="80" w:type="dxa"/>
+              <w:top w:w="90" w:type="dxa"/>
               <w:start w:w="100" w:type="dxa"/>
-              <w:bottom w:w="80" w:type="dxa"/>
+              <w:bottom w:w="90" w:type="dxa"/>
               <w:end w:w="100" w:type="dxa"/>
             </w:tcMar>
             <w:vAlign w:val="center"/>
-            <w:shd w:fill="F7FAFC"/>
+            <w:shd w:fill="F5F8FB"/>
           </w:tcPr>
           <w:p>
             <w:pPr>
-              <w:spacing w:after="0" w:line="252" w:lineRule="auto"/>
+              <w:spacing w:after="0" w:line="252" w:lineRule="auto" w:before="0"/>
             </w:pPr>
             <w:r>
               <w:rPr>
                 <w:rFonts w:ascii="Noto Sans KR" w:hAnsi="Noto Sans KR" w:eastAsia="Noto Sans KR"/>
-                <w:sz w:val="16"/>
+                <w:sz w:val="17"/>
               </w:rPr>
               <w:t>Inbox/Idempotency/DLQ</w:t>
             </w:r>
@@ -2078,65 +1810,37 @@
     <w:p>
       <w:pPr>
         <w:pStyle w:val="Heading1"/>
+        <w:keepNext/>
       </w:pPr>
       <w:r>
         <w:t>3 Generated Domain과 Starter</w:t>
       </w:r>
     </w:p>
-    <w:tbl>
-      <w:tblPr>
-        <w:tblW w:type="auto" w:w="0"/>
-        <w:jc w:val="left"/>
-        <w:tblLayout w:type="fixed"/>
-        <w:tblLook w:firstColumn="1" w:firstRow="1" w:lastColumn="0" w:lastRow="0" w:noHBand="0" w:noVBand="1" w:val="04A0"/>
-      </w:tblPr>
-      <w:tblGrid>
-        <w:gridCol w:w="7625"/>
-        <w:gridCol w:w="7625"/>
-      </w:tblGrid>
-      <w:tr>
-        <w:trPr>
-          <w:tblHeader w:val="true"/>
-        </w:trPr>
-        <w:tc>
-          <w:tcPr>
-            <w:tcW w:type="dxa" w:w="1927"/>
-            <w:shd w:fill="17324D"/>
-            <w:tcMar>
-              <w:top w:w="110" w:type="dxa"/>
-              <w:start w:w="140" w:type="dxa"/>
-              <w:bottom w:w="110" w:type="dxa"/>
-              <w:end w:w="140" w:type="dxa"/>
-            </w:tcMar>
-          </w:tcPr>
-          <w:p>
-            <w:r>
-              <w:rPr>
-                <w:b/>
-                <w:color w:val="FFFFFF"/>
-              </w:rPr>
-              <w:t>이 장을 보는 이유</w:t>
-            </w:r>
-          </w:p>
-        </w:tc>
-        <w:tc>
-          <w:tcPr>
-            <w:tcW w:type="dxa" w:w="11623"/>
-            <w:tcMar>
-              <w:top w:w="110" w:type="dxa"/>
-              <w:start w:w="140" w:type="dxa"/>
-              <w:bottom w:w="110" w:type="dxa"/>
-              <w:end w:w="140" w:type="dxa"/>
-            </w:tcMar>
-          </w:tcPr>
-          <w:p>
-            <w:r>
-              <w:t>Generator가 만든 Domain은 Public Starter와 Canonical package IA를 사용합니다.</w:t>
-            </w:r>
-          </w:p>
-        </w:tc>
-      </w:tr>
-    </w:tbl>
+    <w:p>
+      <w:pPr>
+        <w:spacing w:before="80" w:after="200"/>
+        <w:ind w:left="173" w:right="58"/>
+        <w:shd w:fill="F3F7FB"/>
+        <w:pBdr>
+          <w:left w:val="single" w:sz="18" w:space="8" w:color="4F46E5"/>
+        </w:pBdr>
+      </w:pPr>
+      <w:r>
+        <w:rPr>
+          <w:b/>
+          <w:color w:val="362D91"/>
+          <w:sz w:val="20"/>
+        </w:rPr>
+        <w:t xml:space="preserve">이 장을 보는 이유  </w:t>
+      </w:r>
+      <w:r>
+        <w:rPr>
+          <w:color w:val="26374C"/>
+          <w:sz w:val="20"/>
+        </w:rPr>
+        <w:t>Generator가 만든 Domain은 Public Starter와 Canonical package IA를 사용합니다.</w:t>
+      </w:r>
+    </w:p>
     <w:p>
       <w:pPr>
         <w:pStyle w:val="ListBullet"/>
@@ -2180,15 +1884,49 @@
     <w:p>
       <w:pPr>
         <w:pStyle w:val="Heading1"/>
+        <w:keepNext/>
       </w:pPr>
       <w:r>
         <w:t>4 DB3 Lifecycle</w:t>
       </w:r>
     </w:p>
+    <w:p>
+      <w:pPr>
+        <w:spacing w:before="80" w:after="200"/>
+        <w:ind w:left="173" w:right="58"/>
+        <w:shd w:fill="F3F7FB"/>
+        <w:pBdr>
+          <w:left w:val="single" w:sz="18" w:space="8" w:color="4F46E5"/>
+        </w:pBdr>
+      </w:pPr>
+      <w:r>
+        <w:rPr>
+          <w:b/>
+          <w:color w:val="362D91"/>
+          <w:sz w:val="20"/>
+        </w:rPr>
+        <w:t xml:space="preserve">이 장을 보는 이유  </w:t>
+      </w:r>
+      <w:r>
+        <w:rPr>
+          <w:color w:val="26374C"/>
+          <w:sz w:val="20"/>
+        </w:rPr>
+        <w:t>Canonical DB Source가 Oracle/PostgreSQL/MariaDB의 Install/Upgrade/Rollback/Runtime까지 이어집니다.</w:t>
+      </w:r>
+    </w:p>
+    <w:p>
+      <w:pPr>
+        <w:pStyle w:val="CPFLabel"/>
+      </w:pPr>
+      <w:r>
+        <w:t>DB lifecycle</w:t>
+      </w:r>
+    </w:p>
     <w:tbl>
       <w:tblPr>
         <w:tblW w:type="auto" w:w="0"/>
-        <w:jc w:val="left"/>
+        <w:jc w:val="center"/>
         <w:tblLayout w:type="fixed"/>
         <w:tblLook w:firstColumn="1" w:firstRow="1" w:lastColumn="0" w:lastRow="0" w:noHBand="0" w:noVBand="1" w:val="04A0"/>
       </w:tblPr>
@@ -2202,78 +1940,21 @@
         </w:trPr>
         <w:tc>
           <w:tcPr>
-            <w:tcW w:type="dxa" w:w="1927"/>
-            <w:shd w:fill="17324D"/>
+            <w:tcW w:type="dxa" w:w="3812"/>
+            <w:shd w:fill="223A57"/>
             <w:tcMar>
-              <w:top w:w="110" w:type="dxa"/>
-              <w:start w:w="140" w:type="dxa"/>
-              <w:bottom w:w="110" w:type="dxa"/>
-              <w:end w:w="140" w:type="dxa"/>
+              <w:top w:w="90" w:type="dxa"/>
+              <w:start w:w="100" w:type="dxa"/>
+              <w:bottom w:w="90" w:type="dxa"/>
+              <w:end w:w="100" w:type="dxa"/>
             </w:tcMar>
+            <w:vAlign w:val="center"/>
           </w:tcPr>
           <w:p>
-            <w:r>
-              <w:rPr>
-                <w:b/>
-                <w:color w:val="FFFFFF"/>
-              </w:rPr>
-              <w:t>이 장을 보는 이유</w:t>
-            </w:r>
-          </w:p>
-        </w:tc>
-        <w:tc>
-          <w:tcPr>
-            <w:tcW w:type="dxa" w:w="11623"/>
-            <w:tcMar>
-              <w:top w:w="110" w:type="dxa"/>
-              <w:start w:w="140" w:type="dxa"/>
-              <w:bottom w:w="110" w:type="dxa"/>
-              <w:end w:w="140" w:type="dxa"/>
-            </w:tcMar>
-          </w:tcPr>
-          <w:p>
-            <w:r>
-              <w:t>Canonical DB Source가 Oracle/PostgreSQL/MariaDB의 Install/Upgrade/Rollback/Runtime까지 이어집니다.</w:t>
-            </w:r>
-          </w:p>
-        </w:tc>
-      </w:tr>
-    </w:tbl>
-    <w:p>
-      <w:pPr>
-        <w:pStyle w:val="CPFLabel"/>
-      </w:pPr>
-      <w:r>
-        <w:t>DB lifecycle</w:t>
-      </w:r>
-    </w:p>
-    <w:tbl>
-      <w:tblPr>
-        <w:tblW w:type="auto" w:w="0"/>
-        <w:jc w:val="left"/>
-        <w:tblLayout w:type="fixed"/>
-        <w:tblLook w:firstColumn="1" w:firstRow="1" w:lastColumn="0" w:lastRow="0" w:noHBand="0" w:noVBand="1" w:val="04A0"/>
-      </w:tblPr>
-      <w:tblGrid>
-        <w:gridCol w:w="7625"/>
-        <w:gridCol w:w="7625"/>
-      </w:tblGrid>
-      <w:tr>
-        <w:trPr>
-          <w:tblHeader w:val="true"/>
-        </w:trPr>
-        <w:tc>
-          <w:tcPr>
-            <w:tcW w:type="dxa" w:w="3555"/>
-            <w:shd w:fill="17324D"/>
-            <w:tcMar>
-              <w:top w:w="90" w:type="dxa"/>
-              <w:start w:w="110" w:type="dxa"/>
-              <w:bottom w:w="90" w:type="dxa"/>
-              <w:end w:w="110" w:type="dxa"/>
-            </w:tcMar>
-          </w:tcPr>
-          <w:p>
+            <w:pPr>
+              <w:spacing w:before="0" w:after="0" w:line="252" w:lineRule="auto"/>
+              <w:jc w:val="left"/>
+            </w:pPr>
             <w:r>
               <w:rPr>
                 <w:b/>
@@ -2286,16 +1967,21 @@
         </w:tc>
         <w:tc>
           <w:tcPr>
-            <w:tcW w:type="dxa" w:w="11469"/>
-            <w:shd w:fill="17324D"/>
+            <w:tcW w:type="dxa" w:w="11437"/>
+            <w:shd w:fill="223A57"/>
             <w:tcMar>
               <w:top w:w="90" w:type="dxa"/>
-              <w:start w:w="110" w:type="dxa"/>
+              <w:start w:w="100" w:type="dxa"/>
               <w:bottom w:w="90" w:type="dxa"/>
-              <w:end w:w="110" w:type="dxa"/>
+              <w:end w:w="100" w:type="dxa"/>
             </w:tcMar>
+            <w:vAlign w:val="center"/>
           </w:tcPr>
           <w:p>
+            <w:pPr>
+              <w:spacing w:before="0" w:after="0" w:line="252" w:lineRule="auto"/>
+              <w:jc w:val="left"/>
+            </w:pPr>
             <w:r>
               <w:rPr>
                 <w:b/>
@@ -2313,23 +1999,23 @@
         </w:trPr>
         <w:tc>
           <w:tcPr>
-            <w:tcW w:type="dxa" w:w="3555"/>
+            <w:tcW w:type="dxa" w:w="3812"/>
             <w:tcMar>
-              <w:top w:w="80" w:type="dxa"/>
+              <w:top w:w="90" w:type="dxa"/>
               <w:start w:w="100" w:type="dxa"/>
-              <w:bottom w:w="80" w:type="dxa"/>
+              <w:bottom w:w="90" w:type="dxa"/>
               <w:end w:w="100" w:type="dxa"/>
             </w:tcMar>
             <w:vAlign w:val="center"/>
           </w:tcPr>
           <w:p>
             <w:pPr>
-              <w:spacing w:after="0" w:line="252" w:lineRule="auto"/>
+              <w:spacing w:after="0" w:line="252" w:lineRule="auto" w:before="0"/>
             </w:pPr>
             <w:r>
               <w:rPr>
                 <w:rFonts w:ascii="Noto Sans KR" w:hAnsi="Noto Sans KR" w:eastAsia="Noto Sans KR"/>
-                <w:sz w:val="16"/>
+                <w:sz w:val="17"/>
               </w:rPr>
               <w:t>Canonical Source</w:t>
             </w:r>
@@ -2337,23 +2023,23 @@
         </w:tc>
         <w:tc>
           <w:tcPr>
-            <w:tcW w:type="dxa" w:w="11469"/>
+            <w:tcW w:type="dxa" w:w="11437"/>
             <w:tcMar>
-              <w:top w:w="80" w:type="dxa"/>
+              <w:top w:w="90" w:type="dxa"/>
               <w:start w:w="100" w:type="dxa"/>
-              <w:bottom w:w="80" w:type="dxa"/>
+              <w:bottom w:w="90" w:type="dxa"/>
               <w:end w:w="100" w:type="dxa"/>
             </w:tcMar>
             <w:vAlign w:val="center"/>
           </w:tcPr>
           <w:p>
             <w:pPr>
-              <w:spacing w:after="0" w:line="252" w:lineRule="auto"/>
+              <w:spacing w:after="0" w:line="252" w:lineRule="auto" w:before="0"/>
             </w:pPr>
             <w:r>
               <w:rPr>
                 <w:rFonts w:ascii="Noto Sans KR" w:hAnsi="Noto Sans KR" w:eastAsia="Noto Sans KR"/>
-                <w:sz w:val="16"/>
+                <w:sz w:val="17"/>
               </w:rPr>
               <w:t>단일 정의/metadata</w:t>
             </w:r>
@@ -2366,24 +2052,24 @@
         </w:trPr>
         <w:tc>
           <w:tcPr>
-            <w:tcW w:type="dxa" w:w="3555"/>
+            <w:tcW w:type="dxa" w:w="3812"/>
             <w:tcMar>
-              <w:top w:w="80" w:type="dxa"/>
+              <w:top w:w="90" w:type="dxa"/>
               <w:start w:w="100" w:type="dxa"/>
-              <w:bottom w:w="80" w:type="dxa"/>
+              <w:bottom w:w="90" w:type="dxa"/>
               <w:end w:w="100" w:type="dxa"/>
             </w:tcMar>
             <w:vAlign w:val="center"/>
-            <w:shd w:fill="F7FAFC"/>
+            <w:shd w:fill="F5F8FB"/>
           </w:tcPr>
           <w:p>
             <w:pPr>
-              <w:spacing w:after="0" w:line="252" w:lineRule="auto"/>
+              <w:spacing w:after="0" w:line="252" w:lineRule="auto" w:before="0"/>
             </w:pPr>
             <w:r>
               <w:rPr>
                 <w:rFonts w:ascii="Noto Sans KR" w:hAnsi="Noto Sans KR" w:eastAsia="Noto Sans KR"/>
-                <w:sz w:val="16"/>
+                <w:sz w:val="17"/>
               </w:rPr>
               <w:t>Vendor Render</w:t>
             </w:r>
@@ -2391,24 +2077,24 @@
         </w:tc>
         <w:tc>
           <w:tcPr>
-            <w:tcW w:type="dxa" w:w="11469"/>
+            <w:tcW w:type="dxa" w:w="11437"/>
             <w:tcMar>
-              <w:top w:w="80" w:type="dxa"/>
+              <w:top w:w="90" w:type="dxa"/>
               <w:start w:w="100" w:type="dxa"/>
-              <w:bottom w:w="80" w:type="dxa"/>
+              <w:bottom w:w="90" w:type="dxa"/>
               <w:end w:w="100" w:type="dxa"/>
             </w:tcMar>
             <w:vAlign w:val="center"/>
-            <w:shd w:fill="F7FAFC"/>
+            <w:shd w:fill="F5F8FB"/>
           </w:tcPr>
           <w:p>
             <w:pPr>
-              <w:spacing w:after="0" w:line="252" w:lineRule="auto"/>
+              <w:spacing w:after="0" w:line="252" w:lineRule="auto" w:before="0"/>
             </w:pPr>
             <w:r>
               <w:rPr>
                 <w:rFonts w:ascii="Noto Sans KR" w:hAnsi="Noto Sans KR" w:eastAsia="Noto Sans KR"/>
-                <w:sz w:val="16"/>
+                <w:sz w:val="17"/>
               </w:rPr>
               <w:t>Oracle/PostgreSQL/MariaDB</w:t>
             </w:r>
@@ -2421,23 +2107,23 @@
         </w:trPr>
         <w:tc>
           <w:tcPr>
-            <w:tcW w:type="dxa" w:w="3555"/>
+            <w:tcW w:type="dxa" w:w="3812"/>
             <w:tcMar>
-              <w:top w:w="80" w:type="dxa"/>
+              <w:top w:w="90" w:type="dxa"/>
               <w:start w:w="100" w:type="dxa"/>
-              <w:bottom w:w="80" w:type="dxa"/>
+              <w:bottom w:w="90" w:type="dxa"/>
               <w:end w:w="100" w:type="dxa"/>
             </w:tcMar>
             <w:vAlign w:val="center"/>
           </w:tcPr>
           <w:p>
             <w:pPr>
-              <w:spacing w:after="0" w:line="252" w:lineRule="auto"/>
+              <w:spacing w:after="0" w:line="252" w:lineRule="auto" w:before="0"/>
             </w:pPr>
             <w:r>
               <w:rPr>
                 <w:rFonts w:ascii="Noto Sans KR" w:hAnsi="Noto Sans KR" w:eastAsia="Noto Sans KR"/>
-                <w:sz w:val="16"/>
+                <w:sz w:val="17"/>
               </w:rPr>
               <w:t>Migration</w:t>
             </w:r>
@@ -2445,23 +2131,23 @@
         </w:tc>
         <w:tc>
           <w:tcPr>
-            <w:tcW w:type="dxa" w:w="11469"/>
+            <w:tcW w:type="dxa" w:w="11437"/>
             <w:tcMar>
-              <w:top w:w="80" w:type="dxa"/>
+              <w:top w:w="90" w:type="dxa"/>
               <w:start w:w="100" w:type="dxa"/>
-              <w:bottom w:w="80" w:type="dxa"/>
+              <w:bottom w:w="90" w:type="dxa"/>
               <w:end w:w="100" w:type="dxa"/>
             </w:tcMar>
             <w:vAlign w:val="center"/>
           </w:tcPr>
           <w:p>
             <w:pPr>
-              <w:spacing w:after="0" w:line="252" w:lineRule="auto"/>
+              <w:spacing w:after="0" w:line="252" w:lineRule="auto" w:before="0"/>
             </w:pPr>
             <w:r>
               <w:rPr>
                 <w:rFonts w:ascii="Noto Sans KR" w:hAnsi="Noto Sans KR" w:eastAsia="Noto Sans KR"/>
-                <w:sz w:val="16"/>
+                <w:sz w:val="17"/>
               </w:rPr>
               <w:t>upgrade plan/hash</w:t>
             </w:r>
@@ -2474,24 +2160,24 @@
         </w:trPr>
         <w:tc>
           <w:tcPr>
-            <w:tcW w:type="dxa" w:w="3555"/>
+            <w:tcW w:type="dxa" w:w="3812"/>
             <w:tcMar>
-              <w:top w:w="80" w:type="dxa"/>
+              <w:top w:w="90" w:type="dxa"/>
               <w:start w:w="100" w:type="dxa"/>
-              <w:bottom w:w="80" w:type="dxa"/>
+              <w:bottom w:w="90" w:type="dxa"/>
               <w:end w:w="100" w:type="dxa"/>
             </w:tcMar>
             <w:vAlign w:val="center"/>
-            <w:shd w:fill="F7FAFC"/>
+            <w:shd w:fill="F5F8FB"/>
           </w:tcPr>
           <w:p>
             <w:pPr>
-              <w:spacing w:after="0" w:line="252" w:lineRule="auto"/>
+              <w:spacing w:after="0" w:line="252" w:lineRule="auto" w:before="0"/>
             </w:pPr>
             <w:r>
               <w:rPr>
                 <w:rFonts w:ascii="Noto Sans KR" w:hAnsi="Noto Sans KR" w:eastAsia="Noto Sans KR"/>
-                <w:sz w:val="16"/>
+                <w:sz w:val="17"/>
               </w:rPr>
               <w:t>Seed</w:t>
             </w:r>
@@ -2499,24 +2185,24 @@
         </w:tc>
         <w:tc>
           <w:tcPr>
-            <w:tcW w:type="dxa" w:w="11469"/>
+            <w:tcW w:type="dxa" w:w="11437"/>
             <w:tcMar>
-              <w:top w:w="80" w:type="dxa"/>
+              <w:top w:w="90" w:type="dxa"/>
               <w:start w:w="100" w:type="dxa"/>
-              <w:bottom w:w="80" w:type="dxa"/>
+              <w:bottom w:w="90" w:type="dxa"/>
               <w:end w:w="100" w:type="dxa"/>
             </w:tcMar>
             <w:vAlign w:val="center"/>
-            <w:shd w:fill="F7FAFC"/>
+            <w:shd w:fill="F5F8FB"/>
           </w:tcPr>
           <w:p>
             <w:pPr>
-              <w:spacing w:after="0" w:line="252" w:lineRule="auto"/>
+              <w:spacing w:after="0" w:line="252" w:lineRule="auto" w:before="0"/>
             </w:pPr>
             <w:r>
               <w:rPr>
                 <w:rFonts w:ascii="Noto Sans KR" w:hAnsi="Noto Sans KR" w:eastAsia="Noto Sans KR"/>
-                <w:sz w:val="16"/>
+                <w:sz w:val="17"/>
               </w:rPr>
               <w:t>초기 업무/운영 데이터</w:t>
             </w:r>
@@ -2529,23 +2215,23 @@
         </w:trPr>
         <w:tc>
           <w:tcPr>
-            <w:tcW w:type="dxa" w:w="3555"/>
+            <w:tcW w:type="dxa" w:w="3812"/>
             <w:tcMar>
-              <w:top w:w="80" w:type="dxa"/>
+              <w:top w:w="90" w:type="dxa"/>
               <w:start w:w="100" w:type="dxa"/>
-              <w:bottom w:w="80" w:type="dxa"/>
+              <w:bottom w:w="90" w:type="dxa"/>
               <w:end w:w="100" w:type="dxa"/>
             </w:tcMar>
             <w:vAlign w:val="center"/>
           </w:tcPr>
           <w:p>
             <w:pPr>
-              <w:spacing w:after="0" w:line="252" w:lineRule="auto"/>
+              <w:spacing w:after="0" w:line="252" w:lineRule="auto" w:before="0"/>
             </w:pPr>
             <w:r>
               <w:rPr>
                 <w:rFonts w:ascii="Noto Sans KR" w:hAnsi="Noto Sans KR" w:eastAsia="Noto Sans KR"/>
-                <w:sz w:val="16"/>
+                <w:sz w:val="17"/>
               </w:rPr>
               <w:t>Runtime</w:t>
             </w:r>
@@ -2553,23 +2239,23 @@
         </w:tc>
         <w:tc>
           <w:tcPr>
-            <w:tcW w:type="dxa" w:w="11469"/>
+            <w:tcW w:type="dxa" w:w="11437"/>
             <w:tcMar>
-              <w:top w:w="80" w:type="dxa"/>
+              <w:top w:w="90" w:type="dxa"/>
               <w:start w:w="100" w:type="dxa"/>
-              <w:bottom w:w="80" w:type="dxa"/>
+              <w:bottom w:w="90" w:type="dxa"/>
               <w:end w:w="100" w:type="dxa"/>
             </w:tcMar>
             <w:vAlign w:val="center"/>
           </w:tcPr>
           <w:p>
             <w:pPr>
-              <w:spacing w:after="0" w:line="252" w:lineRule="auto"/>
+              <w:spacing w:after="0" w:line="252" w:lineRule="auto" w:before="0"/>
             </w:pPr>
             <w:r>
               <w:rPr>
                 <w:rFonts w:ascii="Noto Sans KR" w:hAnsi="Noto Sans KR" w:eastAsia="Noto Sans KR"/>
-                <w:sz w:val="16"/>
+                <w:sz w:val="17"/>
               </w:rPr>
               <w:t>Repository/Query/Index/FK</w:t>
             </w:r>
@@ -2582,24 +2268,24 @@
         </w:trPr>
         <w:tc>
           <w:tcPr>
-            <w:tcW w:type="dxa" w:w="3555"/>
+            <w:tcW w:type="dxa" w:w="3812"/>
             <w:tcMar>
-              <w:top w:w="80" w:type="dxa"/>
+              <w:top w:w="90" w:type="dxa"/>
               <w:start w:w="100" w:type="dxa"/>
-              <w:bottom w:w="80" w:type="dxa"/>
+              <w:bottom w:w="90" w:type="dxa"/>
               <w:end w:w="100" w:type="dxa"/>
             </w:tcMar>
             <w:vAlign w:val="center"/>
-            <w:shd w:fill="F7FAFC"/>
+            <w:shd w:fill="F5F8FB"/>
           </w:tcPr>
           <w:p>
             <w:pPr>
-              <w:spacing w:after="0" w:line="252" w:lineRule="auto"/>
+              <w:spacing w:after="0" w:line="252" w:lineRule="auto" w:before="0"/>
             </w:pPr>
             <w:r>
               <w:rPr>
                 <w:rFonts w:ascii="Noto Sans KR" w:hAnsi="Noto Sans KR" w:eastAsia="Noto Sans KR"/>
-                <w:sz w:val="16"/>
+                <w:sz w:val="17"/>
               </w:rPr>
               <w:t>Rollback/Recovery</w:t>
             </w:r>
@@ -2607,24 +2293,24 @@
         </w:tc>
         <w:tc>
           <w:tcPr>
-            <w:tcW w:type="dxa" w:w="11469"/>
+            <w:tcW w:type="dxa" w:w="11437"/>
             <w:tcMar>
-              <w:top w:w="80" w:type="dxa"/>
+              <w:top w:w="90" w:type="dxa"/>
               <w:start w:w="100" w:type="dxa"/>
-              <w:bottom w:w="80" w:type="dxa"/>
+              <w:bottom w:w="90" w:type="dxa"/>
               <w:end w:w="100" w:type="dxa"/>
             </w:tcMar>
             <w:vAlign w:val="center"/>
-            <w:shd w:fill="F7FAFC"/>
+            <w:shd w:fill="F5F8FB"/>
           </w:tcPr>
           <w:p>
             <w:pPr>
-              <w:spacing w:after="0" w:line="252" w:lineRule="auto"/>
+              <w:spacing w:after="0" w:line="252" w:lineRule="auto" w:before="0"/>
             </w:pPr>
             <w:r>
               <w:rPr>
                 <w:rFonts w:ascii="Noto Sans KR" w:hAnsi="Noto Sans KR" w:eastAsia="Noto Sans KR"/>
-                <w:sz w:val="16"/>
+                <w:sz w:val="17"/>
               </w:rPr>
               <w:t>명시적 reverse 또는 recovery</w:t>
             </w:r>
@@ -2637,23 +2323,23 @@
         </w:trPr>
         <w:tc>
           <w:tcPr>
-            <w:tcW w:type="dxa" w:w="3555"/>
+            <w:tcW w:type="dxa" w:w="3812"/>
             <w:tcMar>
-              <w:top w:w="80" w:type="dxa"/>
+              <w:top w:w="90" w:type="dxa"/>
               <w:start w:w="100" w:type="dxa"/>
-              <w:bottom w:w="80" w:type="dxa"/>
+              <w:bottom w:w="90" w:type="dxa"/>
               <w:end w:w="100" w:type="dxa"/>
             </w:tcMar>
             <w:vAlign w:val="center"/>
           </w:tcPr>
           <w:p>
             <w:pPr>
-              <w:spacing w:after="0" w:line="252" w:lineRule="auto"/>
+              <w:spacing w:after="0" w:line="252" w:lineRule="auto" w:before="0"/>
             </w:pPr>
             <w:r>
               <w:rPr>
                 <w:rFonts w:ascii="Noto Sans KR" w:hAnsi="Noto Sans KR" w:eastAsia="Noto Sans KR"/>
-                <w:sz w:val="16"/>
+                <w:sz w:val="17"/>
               </w:rPr>
               <w:t>Generator/Test</w:t>
             </w:r>
@@ -2661,23 +2347,23 @@
         </w:tc>
         <w:tc>
           <w:tcPr>
-            <w:tcW w:type="dxa" w:w="11469"/>
+            <w:tcW w:type="dxa" w:w="11437"/>
             <w:tcMar>
-              <w:top w:w="80" w:type="dxa"/>
+              <w:top w:w="90" w:type="dxa"/>
               <w:start w:w="100" w:type="dxa"/>
-              <w:bottom w:w="80" w:type="dxa"/>
+              <w:bottom w:w="90" w:type="dxa"/>
               <w:end w:w="100" w:type="dxa"/>
             </w:tcMar>
             <w:vAlign w:val="center"/>
           </w:tcPr>
           <w:p>
             <w:pPr>
-              <w:spacing w:after="0" w:line="252" w:lineRule="auto"/>
+              <w:spacing w:after="0" w:line="252" w:lineRule="auto" w:before="0"/>
             </w:pPr>
             <w:r>
               <w:rPr>
                 <w:rFonts w:ascii="Noto Sans KR" w:hAnsi="Noto Sans KR" w:eastAsia="Noto Sans KR"/>
-                <w:sz w:val="16"/>
+                <w:sz w:val="17"/>
               </w:rPr>
               <w:t>생성 Domain + DB3 parity</w:t>
             </w:r>
@@ -2688,65 +2374,37 @@
     <w:p>
       <w:pPr>
         <w:pStyle w:val="Heading1"/>
+        <w:keepNext/>
       </w:pPr>
       <w:r>
         <w:t>5 운영 · 보안 · 추적</w:t>
       </w:r>
     </w:p>
-    <w:tbl>
-      <w:tblPr>
-        <w:tblW w:type="auto" w:w="0"/>
-        <w:jc w:val="left"/>
-        <w:tblLayout w:type="fixed"/>
-        <w:tblLook w:firstColumn="1" w:firstRow="1" w:lastColumn="0" w:lastRow="0" w:noHBand="0" w:noVBand="1" w:val="04A0"/>
-      </w:tblPr>
-      <w:tblGrid>
-        <w:gridCol w:w="7625"/>
-        <w:gridCol w:w="7625"/>
-      </w:tblGrid>
-      <w:tr>
-        <w:trPr>
-          <w:tblHeader w:val="true"/>
-        </w:trPr>
-        <w:tc>
-          <w:tcPr>
-            <w:tcW w:type="dxa" w:w="1927"/>
-            <w:shd w:fill="17324D"/>
-            <w:tcMar>
-              <w:top w:w="110" w:type="dxa"/>
-              <w:start w:w="140" w:type="dxa"/>
-              <w:bottom w:w="110" w:type="dxa"/>
-              <w:end w:w="140" w:type="dxa"/>
-            </w:tcMar>
-          </w:tcPr>
-          <w:p>
-            <w:r>
-              <w:rPr>
-                <w:b/>
-                <w:color w:val="FFFFFF"/>
-              </w:rPr>
-              <w:t>이 장을 보는 이유</w:t>
-            </w:r>
-          </w:p>
-        </w:tc>
-        <w:tc>
-          <w:tcPr>
-            <w:tcW w:type="dxa" w:w="11623"/>
-            <w:tcMar>
-              <w:top w:w="110" w:type="dxa"/>
-              <w:start w:w="140" w:type="dxa"/>
-              <w:bottom w:w="110" w:type="dxa"/>
-              <w:end w:w="140" w:type="dxa"/>
-            </w:tcMar>
-          </w:tcPr>
-          <w:p>
-            <w:r>
-              <w:t>거래·실행·인스턴스를 연결하고 위험 조치는 승인과 감사를 남깁니다.</w:t>
-            </w:r>
-          </w:p>
-        </w:tc>
-      </w:tr>
-    </w:tbl>
+    <w:p>
+      <w:pPr>
+        <w:spacing w:before="80" w:after="200"/>
+        <w:ind w:left="173" w:right="58"/>
+        <w:shd w:fill="F3F7FB"/>
+        <w:pBdr>
+          <w:left w:val="single" w:sz="18" w:space="8" w:color="4F46E5"/>
+        </w:pBdr>
+      </w:pPr>
+      <w:r>
+        <w:rPr>
+          <w:b/>
+          <w:color w:val="362D91"/>
+          <w:sz w:val="20"/>
+        </w:rPr>
+        <w:t xml:space="preserve">이 장을 보는 이유  </w:t>
+      </w:r>
+      <w:r>
+        <w:rPr>
+          <w:color w:val="26374C"/>
+          <w:sz w:val="20"/>
+        </w:rPr>
+        <w:t>거래·실행·인스턴스를 연결하고 위험 조치는 승인과 감사를 남깁니다.</w:t>
+      </w:r>
+    </w:p>
     <w:p>
       <w:pPr>
         <w:spacing w:before="60" w:after="40"/>
@@ -2794,15 +2452,6 @@
       </w:pPr>
       <w:r>
         <w:t>Transaction/Operation/Instance 단위 추적과 Permission/Approval/Audit/Recovery를 하나의 운영 흐름으로 연결합니다.</w:t>
-      </w:r>
-    </w:p>
-    <w:p>
-      <w:pPr>
-        <w:pStyle w:val="CPFCaption"/>
-        <w:spacing w:before="160"/>
-      </w:pPr>
-      <w:r>
-        <w:t>근거: Source snapshot ZIP-SHA256:B47BCE7700700BF4의 Public 계약과 CPF 정본 문서. Source에 없는 API·옵션은 작성하지 않음.</w:t>
       </w:r>
     </w:p>
     <w:sectPr>
@@ -3224,12 +2873,12 @@
     <w:qFormat/>
     <w:rsid w:val="00FC693F"/>
     <w:pPr>
-      <w:spacing w:after="86" w:line="283" w:lineRule="auto"/>
+      <w:spacing w:after="100" w:line="281" w:lineRule="auto"/>
     </w:pPr>
     <w:rPr>
       <w:rFonts w:ascii="Noto Sans KR" w:hAnsi="Noto Sans KR" w:eastAsia="Noto Sans KR"/>
       <w:color w:val="243547"/>
-      <w:sz w:val="18"/>
+      <w:sz w:val="19"/>
     </w:rPr>
   </w:style>
   <w:style w:type="paragraph" w:styleId="Header">
@@ -3287,7 +2936,7 @@
     <w:pPr>
       <w:keepNext/>
       <w:keepLines/>
-      <w:spacing w:before="300" w:after="100"/>
+      <w:spacing w:before="480" w:after="180"/>
       <w:outlineLvl w:val="0"/>
     </w:pPr>
     <w:rPr>
@@ -3295,7 +2944,7 @@
       <w:b/>
       <w:bCs/>
       <w:color w:val="17324D"/>
-      <w:sz w:val="34"/>
+      <w:sz w:val="38"/>
       <w:szCs w:val="28"/>
     </w:rPr>
   </w:style>
@@ -3311,7 +2960,7 @@
     <w:pPr>
       <w:keepNext/>
       <w:keepLines/>
-      <w:spacing w:before="200" w:after="60"/>
+      <w:spacing w:before="340" w:after="120"/>
       <w:ind w:left="113"/>
       <w:outlineLvl w:val="1"/>
     </w:pPr>
@@ -3319,8 +2968,8 @@
       <w:rFonts w:asciiTheme="majorHAnsi" w:eastAsiaTheme="majorEastAsia" w:hAnsiTheme="majorHAnsi" w:cstheme="majorBidi" w:ascii="Noto Sans KR" w:hAnsi="Noto Sans KR" w:eastAsia="Noto Sans KR"/>
       <w:b/>
       <w:bCs/>
-      <w:color w:val="17324D"/>
-      <w:sz w:val="25"/>
+      <w:color w:val="4F46E5"/>
+      <w:sz w:val="28"/>
       <w:szCs w:val="26"/>
     </w:rPr>
   </w:style>
@@ -3336,7 +2985,7 @@
     <w:pPr>
       <w:keepNext/>
       <w:keepLines/>
-      <w:spacing w:before="140" w:after="40"/>
+      <w:spacing w:before="240" w:after="80"/>
       <w:ind w:left="255"/>
       <w:outlineLvl w:val="2"/>
     </w:pPr>
@@ -3344,8 +2993,8 @@
       <w:rFonts w:asciiTheme="majorHAnsi" w:eastAsiaTheme="majorEastAsia" w:hAnsiTheme="majorHAnsi" w:cstheme="majorBidi" w:ascii="Noto Sans KR" w:hAnsi="Noto Sans KR" w:eastAsia="Noto Sans KR"/>
       <w:b/>
       <w:bCs/>
-      <w:color w:val="7154C7"/>
-      <w:sz w:val="21"/>
+      <w:color w:val="17324D"/>
+      <w:sz w:val="22"/>
     </w:rPr>
   </w:style>
   <w:style w:type="paragraph" w:styleId="Heading4">
@@ -3579,7 +3228,7 @@
       <w:pBdr>
         <w:bottom w:val="single" w:sz="8" w:space="4" w:color="4F81BD" w:themeColor="accent1"/>
       </w:pBdr>
-      <w:spacing w:after="300" w:line="240" w:lineRule="auto"/>
+      <w:spacing w:after="200" w:line="240" w:lineRule="auto"/>
       <w:contextualSpacing/>
     </w:pPr>
     <w:rPr>
@@ -3588,7 +3237,7 @@
       <w:color w:val="071A2B"/>
       <w:spacing w:val="5"/>
       <w:kern w:val="28"/>
-      <w:sz w:val="60"/>
+      <w:sz w:val="50"/>
       <w:szCs w:val="52"/>
     </w:rPr>
   </w:style>

--- a/cpf-docs/deliverables/아키텍처설계서.docx
+++ b/cpf-docs/deliverables/아키텍처설계서.docx
@@ -4,14 +4,14 @@
   <w:body>
     <w:p>
       <w:pPr>
-        <w:spacing w:before="280"/>
+        <w:spacing w:before="280" w:after="60"/>
       </w:pPr>
       <w:r>
         <w:rPr>
-          <w:rFonts w:ascii="Noto Sans KR" w:hAnsi="Noto Sans KR"/>
+          <w:rFonts w:ascii="Noto Sans KR" w:hAnsi="Noto Sans KR" w:eastAsia="Noto Sans KR" w:cs="Noto Sans KR"/>
           <w:b/>
-          <w:color w:val="00B882"/>
-          <w:sz w:val="22"/>
+          <w:color w:val="0F9D7A"/>
+          <w:sz w:val="16"/>
         </w:rPr>
         <w:t>CORE PLATFORM FRAMEWORK</w:t>
       </w:r>
@@ -21,6 +21,9 @@
         <w:pStyle w:val="Title"/>
       </w:pPr>
       <w:r>
+        <w:rPr>
+          <w:rFonts w:ascii="Noto Sans KR" w:hAnsi="Noto Sans KR" w:eastAsia="Noto Sans KR" w:cs="Noto Sans KR"/>
+        </w:rPr>
         <w:t>아키텍처설계서</w:t>
       </w:r>
     </w:p>
@@ -29,218 +32,68 @@
         <w:pStyle w:val="Subtitle"/>
       </w:pPr>
       <w:r>
+        <w:rPr>
+          <w:rFonts w:ascii="Noto Sans KR" w:hAnsi="Noto Sans KR" w:eastAsia="Noto Sans KR" w:cs="Noto Sans KR"/>
+        </w:rPr>
         <w:t>모듈 Owner·호출 경계·Generated Domain·DB3·Operations 구조</w:t>
       </w:r>
     </w:p>
     <w:p>
       <w:pPr>
-        <w:spacing w:before="240" w:after="160"/>
+        <w:pStyle w:val="CPFLead"/>
+        <w:shd w:fill="EEF5FB"/>
+        <w:pBdr>
+          <w:left w:val="single" w:sz="20" w:space="8" w:color="0F9D7A"/>
+        </w:pBdr>
+        <w:spacing w:before="80" w:after="180"/>
+        <w:ind w:left="170" w:right="113"/>
       </w:pPr>
-    </w:p>
-    <w:tbl>
-      <w:tblPr>
-        <w:tblW w:type="auto" w:w="0"/>
-        <w:jc w:val="center"/>
-        <w:tblLayout w:type="fixed"/>
-        <w:tblLook w:firstColumn="1" w:firstRow="1" w:lastColumn="0" w:lastRow="0" w:noHBand="0" w:noVBand="1" w:val="04A0"/>
-      </w:tblPr>
-      <w:tblGrid>
-        <w:gridCol w:w="7625"/>
-        <w:gridCol w:w="7625"/>
-      </w:tblGrid>
-      <w:tr>
-        <w:trPr>
-          <w:tblHeader w:val="true"/>
-        </w:trPr>
-        <w:tc>
-          <w:tcPr>
-            <w:tcW w:type="dxa" w:w="3660"/>
-            <w:tcMar>
-              <w:top w:w="90" w:type="dxa"/>
-              <w:start w:w="100" w:type="dxa"/>
-              <w:bottom w:w="90" w:type="dxa"/>
-              <w:end w:w="100" w:type="dxa"/>
-            </w:tcMar>
-            <w:shd w:fill="223A57"/>
-            <w:vAlign w:val="center"/>
-          </w:tcPr>
-          <w:p>
-            <w:pPr>
-              <w:spacing w:before="0" w:after="0" w:line="252" w:lineRule="auto"/>
-              <w:jc w:val="left"/>
-            </w:pPr>
-            <w:r>
-              <w:rPr>
-                <w:b/>
-                <w:color w:val="FFFFFF"/>
-                <w:sz w:val="16"/>
-              </w:rPr>
-              <w:t>누가 보는가</w:t>
-            </w:r>
-          </w:p>
-        </w:tc>
-        <w:tc>
-          <w:tcPr>
-            <w:tcW w:type="dxa" w:w="11590"/>
-            <w:tcMar>
-              <w:top w:w="90" w:type="dxa"/>
-              <w:start w:w="100" w:type="dxa"/>
-              <w:bottom w:w="90" w:type="dxa"/>
-              <w:end w:w="100" w:type="dxa"/>
-            </w:tcMar>
-            <w:vAlign w:val="center"/>
-            <w:shd w:fill="223A57"/>
-          </w:tcPr>
-          <w:p>
-            <w:pPr>
-              <w:spacing w:before="0" w:after="0" w:line="252" w:lineRule="auto"/>
-              <w:jc w:val="left"/>
-            </w:pPr>
-            <w:r>
-              <w:rPr>
-                <w:b/>
-                <w:color w:val="FFFFFF"/>
-                <w:sz w:val="16"/>
-              </w:rPr>
-              <w:t>아키텍트·개발 리드·운영 리드</w:t>
-            </w:r>
-          </w:p>
-        </w:tc>
-      </w:tr>
-      <w:tr>
-        <w:tc>
-          <w:tcPr>
-            <w:tcW w:type="dxa" w:w="3660"/>
-            <w:tcMar>
-              <w:top w:w="90" w:type="dxa"/>
-              <w:start w:w="100" w:type="dxa"/>
-              <w:bottom w:w="90" w:type="dxa"/>
-              <w:end w:w="100" w:type="dxa"/>
-            </w:tcMar>
-            <w:shd w:fill="17324D"/>
-            <w:vAlign w:val="center"/>
-          </w:tcPr>
-          <w:p>
-            <w:pPr>
-              <w:spacing w:before="0" w:after="0" w:line="252" w:lineRule="auto"/>
-            </w:pPr>
-            <w:r>
-              <w:rPr>
-                <w:b/>
-                <w:color w:val="FFFFFF"/>
-                <w:sz w:val="17"/>
-              </w:rPr>
-              <w:t>이 문서로 끝낼 일</w:t>
-            </w:r>
-          </w:p>
-        </w:tc>
-        <w:tc>
-          <w:tcPr>
-            <w:tcW w:type="dxa" w:w="11590"/>
-            <w:tcMar>
-              <w:top w:w="90" w:type="dxa"/>
-              <w:start w:w="100" w:type="dxa"/>
-              <w:bottom w:w="90" w:type="dxa"/>
-              <w:end w:w="100" w:type="dxa"/>
-            </w:tcMar>
-            <w:vAlign w:val="center"/>
-          </w:tcPr>
-          <w:p>
-            <w:pPr>
-              <w:spacing w:before="0" w:after="0" w:line="252" w:lineRule="auto"/>
-            </w:pPr>
-            <w:r>
-              <w:rPr>
-                <w:sz w:val="17"/>
-              </w:rPr>
-              <w:t>어디에 구현하고 어떤 방향으로 호출해야 하는지 결정한다</w:t>
-            </w:r>
-          </w:p>
-        </w:tc>
-      </w:tr>
-      <w:tr>
-        <w:tc>
-          <w:tcPr>
-            <w:tcW w:type="dxa" w:w="3660"/>
-            <w:tcMar>
-              <w:top w:w="90" w:type="dxa"/>
-              <w:start w:w="100" w:type="dxa"/>
-              <w:bottom w:w="90" w:type="dxa"/>
-              <w:end w:w="100" w:type="dxa"/>
-            </w:tcMar>
-            <w:shd w:fill="F5F8FB"/>
-            <w:vAlign w:val="center"/>
-          </w:tcPr>
-          <w:p>
-            <w:pPr>
-              <w:spacing w:before="0" w:after="0" w:line="252" w:lineRule="auto"/>
-            </w:pPr>
-            <w:r>
-              <w:rPr>
-                <w:b/>
-                <w:color w:val="FFFFFF"/>
-                <w:sz w:val="17"/>
-              </w:rPr>
-              <w:t>기준</w:t>
-            </w:r>
-          </w:p>
-        </w:tc>
-        <w:tc>
-          <w:tcPr>
-            <w:tcW w:type="dxa" w:w="11590"/>
-            <w:tcMar>
-              <w:top w:w="90" w:type="dxa"/>
-              <w:start w:w="100" w:type="dxa"/>
-              <w:bottom w:w="90" w:type="dxa"/>
-              <w:end w:w="100" w:type="dxa"/>
-            </w:tcMar>
-            <w:vAlign w:val="center"/>
-            <w:shd w:fill="F5F8FB"/>
-          </w:tcPr>
-          <w:p>
-            <w:r>
-              <w:rPr>
-                <w:color w:val="26374C"/>
-                <w:sz w:val="16"/>
-              </w:rPr>
-              <w:t>Harness 2.3.0 · Source A5B7844665F4 · Oracle/PostgreSQL/MariaDB</w:t>
-            </w:r>
-          </w:p>
-        </w:tc>
-      </w:tr>
-    </w:tbl>
-    <w:p>
-      <w:pPr>
-        <w:spacing w:before="200"/>
-      </w:pPr>
+      <w:r>
+        <w:t>아키텍트·개발 리드·운영 리드를 위한 설계 문서입니다. 어디에 구현하고 어떤 방향으로 호출해야 하는지 결정합니다.</w:t>
+      </w:r>
     </w:p>
     <w:p>
       <w:pPr>
         <w:pStyle w:val="ListBullet"/>
-        <w:spacing w:after="60"/>
+        <w:spacing w:after="64" w:line="269" w:lineRule="auto"/>
         <w:ind w:left="283"/>
       </w:pPr>
       <w:r>
+        <w:rPr>
+          <w:rFonts w:ascii="Noto Sans KR" w:hAnsi="Noto Sans KR" w:eastAsia="Noto Sans KR" w:cs="Noto Sans KR"/>
+          <w:color w:val="243547"/>
+          <w:sz w:val="20"/>
+        </w:rPr>
         <w:t>Owner와 Dependency 방향을 먼저 확인합니다.</w:t>
       </w:r>
     </w:p>
     <w:p>
       <w:pPr>
         <w:pStyle w:val="ListBullet"/>
-        <w:spacing w:after="60"/>
+        <w:spacing w:after="64" w:line="269" w:lineRule="auto"/>
         <w:ind w:left="283"/>
       </w:pPr>
       <w:r>
+        <w:rPr>
+          <w:rFonts w:ascii="Noto Sans KR" w:hAnsi="Noto Sans KR" w:eastAsia="Noto Sans KR" w:cs="Noto Sans KR"/>
+          <w:color w:val="243547"/>
+          <w:sz w:val="20"/>
+        </w:rPr>
         <w:t>Same JVM/Remote/External 경계를 구분합니다.</w:t>
       </w:r>
     </w:p>
     <w:p>
       <w:pPr>
         <w:pStyle w:val="ListBullet"/>
-        <w:spacing w:after="60"/>
+        <w:spacing w:after="64" w:line="269" w:lineRule="auto"/>
         <w:ind w:left="283"/>
       </w:pPr>
       <w:r>
+        <w:rPr>
+          <w:rFonts w:ascii="Noto Sans KR" w:hAnsi="Noto Sans KR" w:eastAsia="Noto Sans KR" w:cs="Noto Sans KR"/>
+          <w:color w:val="243547"/>
+          <w:sz w:val="20"/>
+        </w:rPr>
         <w:t>DB3와 Operations까지 lifecycle로 연결합니다.</w:t>
       </w:r>
     </w:p>
@@ -255,6 +108,9 @@
         <w:keepNext/>
       </w:pPr>
       <w:r>
+        <w:rPr>
+          <w:rFonts w:ascii="Noto Sans KR" w:hAnsi="Noto Sans KR" w:eastAsia="Noto Sans KR" w:cs="Noto Sans KR"/>
+        </w:rPr>
         <w:t>찾아보기</w:t>
       </w:r>
     </w:p>
@@ -268,77 +124,152 @@
     </w:p>
     <w:p>
       <w:pPr>
-        <w:spacing w:after="60"/>
+        <w:pStyle w:val="CPFTOCEntry"/>
+        <w:tabs>
+          <w:tab w:pos="15357" w:val="right" w:leader="dot"/>
+        </w:tabs>
+        <w:spacing w:after="56"/>
         <w:ind w:left="259"/>
       </w:pPr>
       <w:r>
         <w:rPr>
-          <w:b/>
-          <w:color w:val="1F3349"/>
-          <w:sz w:val="21"/>
+          <w:rFonts w:ascii="Noto Sans KR" w:hAnsi="Noto Sans KR"/>
+          <w:color w:val="243547"/>
+          <w:sz w:val="20"/>
         </w:rPr>
         <w:t>1 전체 구조를 한눈에 읽기</w:t>
+      </w:r>
+      <w:r>
+        <w:tab/>
+      </w:r>
+      <w:r>
+        <w:rPr>
+          <w:rFonts w:ascii="Noto Sans KR" w:hAnsi="Noto Sans KR"/>
+          <w:b/>
+          <w:color w:val="17324D"/>
+          <w:sz w:val="20"/>
+        </w:rPr>
+        <w:t>2</w:t>
       </w:r>
     </w:p>
     <w:p>
       <w:pPr>
-        <w:spacing w:after="60"/>
+        <w:pStyle w:val="CPFTOCEntry"/>
+        <w:tabs>
+          <w:tab w:pos="15357" w:val="right" w:leader="dot"/>
+        </w:tabs>
+        <w:spacing w:after="56"/>
         <w:ind w:left="259"/>
       </w:pPr>
       <w:r>
         <w:rPr>
-          <w:b/>
-          <w:color w:val="1F3349"/>
-          <w:sz w:val="21"/>
+          <w:rFonts w:ascii="Noto Sans KR" w:hAnsi="Noto Sans KR"/>
+          <w:color w:val="243547"/>
+          <w:sz w:val="20"/>
         </w:rPr>
         <w:t>2 호출 경계</w:t>
+      </w:r>
+      <w:r>
+        <w:tab/>
+      </w:r>
+      <w:r>
+        <w:rPr>
+          <w:rFonts w:ascii="Noto Sans KR" w:hAnsi="Noto Sans KR"/>
+          <w:b/>
+          <w:color w:val="17324D"/>
+          <w:sz w:val="20"/>
+        </w:rPr>
+        <w:t>2</w:t>
       </w:r>
     </w:p>
     <w:p>
       <w:pPr>
-        <w:spacing w:after="60"/>
+        <w:pStyle w:val="CPFTOCEntry"/>
+        <w:tabs>
+          <w:tab w:pos="15357" w:val="right" w:leader="dot"/>
+        </w:tabs>
+        <w:spacing w:after="56"/>
         <w:ind w:left="259"/>
       </w:pPr>
       <w:r>
         <w:rPr>
-          <w:b/>
-          <w:color w:val="1F3349"/>
-          <w:sz w:val="21"/>
+          <w:rFonts w:ascii="Noto Sans KR" w:hAnsi="Noto Sans KR"/>
+          <w:color w:val="243547"/>
+          <w:sz w:val="20"/>
         </w:rPr>
         <w:t>3 Generated Domain과 Starter</w:t>
+      </w:r>
+      <w:r>
+        <w:tab/>
+      </w:r>
+      <w:r>
+        <w:rPr>
+          <w:rFonts w:ascii="Noto Sans KR" w:hAnsi="Noto Sans KR"/>
+          <w:b/>
+          <w:color w:val="17324D"/>
+          <w:sz w:val="20"/>
+        </w:rPr>
+        <w:t>3</w:t>
       </w:r>
     </w:p>
     <w:p>
       <w:pPr>
-        <w:spacing w:after="60"/>
+        <w:pStyle w:val="CPFTOCEntry"/>
+        <w:tabs>
+          <w:tab w:pos="15357" w:val="right" w:leader="dot"/>
+        </w:tabs>
+        <w:spacing w:after="56"/>
         <w:ind w:left="259"/>
       </w:pPr>
       <w:r>
         <w:rPr>
-          <w:b/>
-          <w:color w:val="1F3349"/>
-          <w:sz w:val="21"/>
+          <w:rFonts w:ascii="Noto Sans KR" w:hAnsi="Noto Sans KR"/>
+          <w:color w:val="243547"/>
+          <w:sz w:val="20"/>
         </w:rPr>
         <w:t>4 DB3 Lifecycle</w:t>
+      </w:r>
+      <w:r>
+        <w:tab/>
+      </w:r>
+      <w:r>
+        <w:rPr>
+          <w:rFonts w:ascii="Noto Sans KR" w:hAnsi="Noto Sans KR"/>
+          <w:b/>
+          <w:color w:val="17324D"/>
+          <w:sz w:val="20"/>
+        </w:rPr>
+        <w:t>3</w:t>
       </w:r>
     </w:p>
     <w:p>
       <w:pPr>
-        <w:spacing w:after="60"/>
+        <w:pStyle w:val="CPFTOCEntry"/>
+        <w:tabs>
+          <w:tab w:pos="15357" w:val="right" w:leader="dot"/>
+        </w:tabs>
+        <w:spacing w:after="56"/>
         <w:ind w:left="259"/>
       </w:pPr>
       <w:r>
         <w:rPr>
-          <w:b/>
-          <w:color w:val="1F3349"/>
-          <w:sz w:val="21"/>
+          <w:rFonts w:ascii="Noto Sans KR" w:hAnsi="Noto Sans KR"/>
+          <w:color w:val="243547"/>
+          <w:sz w:val="20"/>
         </w:rPr>
         <w:t>5 운영 · 보안 · 추적</w:t>
       </w:r>
-    </w:p>
-    <w:p>
       <w:r>
-        <w:br w:type="page"/>
+        <w:tab/>
+      </w:r>
+      <w:r>
+        <w:rPr>
+          <w:rFonts w:ascii="Noto Sans KR" w:hAnsi="Noto Sans KR"/>
+          <w:b/>
+          <w:color w:val="17324D"/>
+          <w:sz w:val="20"/>
+        </w:rPr>
+        <w:t>4</w:t>
       </w:r>
     </w:p>
     <w:p>
@@ -347,72 +278,27 @@
         <w:keepNext/>
       </w:pPr>
       <w:r>
+        <w:rPr>
+          <w:rFonts w:ascii="Noto Sans KR" w:hAnsi="Noto Sans KR" w:eastAsia="Noto Sans KR" w:cs="Noto Sans KR"/>
+        </w:rPr>
         <w:t>1 전체 구조를 한눈에 읽기</w:t>
       </w:r>
     </w:p>
     <w:p>
       <w:pPr>
         <w:spacing w:before="80" w:after="200"/>
-        <w:ind w:left="173" w:right="58"/>
-        <w:shd w:fill="F3F7FB"/>
+        <w:ind w:left="170" w:right="113"/>
+        <w:shd w:fill="F3F7FA"/>
+        <w:pStyle w:val="CPFSectionLead"/>
         <w:pBdr>
-          <w:left w:val="single" w:sz="18" w:space="8" w:color="4F46E5"/>
+          <w:left w:val="single" w:sz="16" w:space="7" w:color="8AA4BE"/>
         </w:pBdr>
       </w:pPr>
       <w:r>
         <w:rPr>
-          <w:b/>
-          <w:color w:val="362D91"/>
-          <w:sz w:val="20"/>
-        </w:rPr>
-        <w:t xml:space="preserve">이 장을 보는 이유  </w:t>
-      </w:r>
-      <w:r>
-        <w:rPr>
-          <w:color w:val="26374C"/>
-          <w:sz w:val="20"/>
+          <w:rFonts w:ascii="Noto Sans KR" w:hAnsi="Noto Sans KR" w:eastAsia="Noto Sans KR" w:cs="Noto Sans KR"/>
         </w:rPr>
         <w:t>어떤 모듈이 무엇을 소유하고 호출 방향이 어디로 향하는지 확인합니다.</w:t>
-      </w:r>
-    </w:p>
-    <w:p>
-      <w:pPr>
-        <w:spacing w:before="60" w:after="40"/>
-        <w:jc w:val="center"/>
-      </w:pPr>
-      <w:r>
-        <w:drawing>
-          <wp:inline xmlns:a="http://schemas.openxmlformats.org/drawingml/2006/main" xmlns:pic="http://schemas.openxmlformats.org/drawingml/2006/picture">
-            <wp:extent cx="8251545" cy="4584192"/>
-            <wp:docPr id="1" name="Picture 1" descr="CPF 전체 Architecture Map" title="CPF 전체 Architecture Map"/>
-            <wp:cNvGraphicFramePr>
-              <a:graphicFrameLocks noChangeAspect="1"/>
-            </wp:cNvGraphicFramePr>
-            <a:graphic>
-              <a:graphicData uri="http://schemas.openxmlformats.org/drawingml/2006/picture">
-                <pic:pic>
-                  <pic:nvPicPr>
-                    <pic:cNvPr id="0" name="architecture.png"/>
-                    <pic:cNvPicPr/>
-                  </pic:nvPicPr>
-                  <pic:blipFill>
-                    <a:blip r:embed="rId11"/>
-                    <a:stretch>
-                      <a:fillRect/>
-                    </a:stretch>
-                  </pic:blipFill>
-                  <pic:spPr>
-                    <a:xfrm>
-                      <a:off x="0" y="0"/>
-                      <a:ext cx="8251545" cy="4584192"/>
-                    </a:xfrm>
-                    <a:prstGeom prst="rect"/>
-                  </pic:spPr>
-                </pic:pic>
-              </a:graphicData>
-            </a:graphic>
-          </wp:inline>
-        </w:drawing>
       </w:r>
     </w:p>
     <w:p>
@@ -421,6 +307,9 @@
         <w:jc w:val="left"/>
       </w:pPr>
       <w:r>
+        <w:rPr>
+          <w:rFonts w:ascii="Noto Sans KR" w:hAnsi="Noto Sans KR" w:eastAsia="Noto Sans KR" w:cs="Noto Sans KR"/>
+        </w:rPr>
         <w:t>Generated Business Domain, Framework/Capability, 선택형 Gateway/Backoffice, Operations, DB3의 Owner 경계를 한 화면에서 구분합니다.</w:t>
       </w:r>
     </w:p>
@@ -429,6 +318,9 @@
         <w:pStyle w:val="CPFLabel"/>
       </w:pPr>
       <w:r>
+        <w:rPr>
+          <w:rFonts w:ascii="Noto Sans KR" w:hAnsi="Noto Sans KR" w:eastAsia="Noto Sans KR" w:cs="Noto Sans KR"/>
+        </w:rPr>
         <w:t>공식 Owner</w:t>
       </w:r>
     </w:p>
@@ -447,16 +339,17 @@
       </w:tblGrid>
       <w:tr>
         <w:trPr>
+          <w:trHeight w:hRule="atLeast" w:val="397"/>
           <w:tblHeader w:val="true"/>
         </w:trPr>
         <w:tc>
           <w:tcPr>
-            <w:tcW w:type="dxa" w:w="1812"/>
-            <w:shd w:fill="223A57"/>
+            <w:tcW w:type="dxa" w:w="2259"/>
+            <w:shd w:fill="0D2B45"/>
             <w:tcMar>
-              <w:top w:w="90" w:type="dxa"/>
+              <w:top w:w="70" w:type="dxa"/>
               <w:start w:w="100" w:type="dxa"/>
-              <w:bottom w:w="90" w:type="dxa"/>
+              <w:bottom w:w="70" w:type="dxa"/>
               <w:end w:w="100" w:type="dxa"/>
             </w:tcMar>
             <w:vAlign w:val="center"/>
@@ -464,13 +357,14 @@
           <w:p>
             <w:pPr>
               <w:spacing w:before="0" w:after="0" w:line="252" w:lineRule="auto"/>
-              <w:jc w:val="left"/>
+              <w:jc w:val="center"/>
             </w:pPr>
             <w:r>
               <w:rPr>
+                <w:rFonts w:ascii="Noto Sans KR" w:hAnsi="Noto Sans KR" w:eastAsia="Noto Sans KR" w:cs="Noto Sans KR"/>
                 <w:b/>
                 <w:color w:val="FFFFFF"/>
-                <w:sz w:val="16"/>
+                <w:sz w:val="18"/>
               </w:rPr>
               <w:t>영역</w:t>
             </w:r>
@@ -478,12 +372,12 @@
         </w:tc>
         <w:tc>
           <w:tcPr>
-            <w:tcW w:type="dxa" w:w="3897"/>
-            <w:shd w:fill="223A57"/>
+            <w:tcW w:type="dxa" w:w="2531"/>
+            <w:shd w:fill="0D2B45"/>
             <w:tcMar>
-              <w:top w:w="90" w:type="dxa"/>
+              <w:top w:w="70" w:type="dxa"/>
               <w:start w:w="100" w:type="dxa"/>
-              <w:bottom w:w="90" w:type="dxa"/>
+              <w:bottom w:w="70" w:type="dxa"/>
               <w:end w:w="100" w:type="dxa"/>
             </w:tcMar>
             <w:vAlign w:val="center"/>
@@ -491,13 +385,14 @@
           <w:p>
             <w:pPr>
               <w:spacing w:before="0" w:after="0" w:line="252" w:lineRule="auto"/>
-              <w:jc w:val="left"/>
+              <w:jc w:val="center"/>
             </w:pPr>
             <w:r>
               <w:rPr>
+                <w:rFonts w:ascii="Noto Sans KR" w:hAnsi="Noto Sans KR" w:eastAsia="Noto Sans KR" w:cs="Noto Sans KR"/>
                 <w:b/>
                 <w:color w:val="FFFFFF"/>
-                <w:sz w:val="16"/>
+                <w:sz w:val="18"/>
               </w:rPr>
               <w:t>Owner</w:t>
             </w:r>
@@ -505,12 +400,12 @@
         </w:tc>
         <w:tc>
           <w:tcPr>
-            <w:tcW w:type="dxa" w:w="4716"/>
-            <w:shd w:fill="223A57"/>
+            <w:tcW w:type="dxa" w:w="5885"/>
+            <w:shd w:fill="0D2B45"/>
             <w:tcMar>
-              <w:top w:w="90" w:type="dxa"/>
+              <w:top w:w="70" w:type="dxa"/>
               <w:start w:w="100" w:type="dxa"/>
-              <w:bottom w:w="90" w:type="dxa"/>
+              <w:bottom w:w="70" w:type="dxa"/>
               <w:end w:w="100" w:type="dxa"/>
             </w:tcMar>
             <w:vAlign w:val="center"/>
@@ -518,13 +413,14 @@
           <w:p>
             <w:pPr>
               <w:spacing w:before="0" w:after="0" w:line="252" w:lineRule="auto"/>
-              <w:jc w:val="left"/>
+              <w:jc w:val="center"/>
             </w:pPr>
             <w:r>
               <w:rPr>
+                <w:rFonts w:ascii="Noto Sans KR" w:hAnsi="Noto Sans KR" w:eastAsia="Noto Sans KR" w:cs="Noto Sans KR"/>
                 <w:b/>
                 <w:color w:val="FFFFFF"/>
-                <w:sz w:val="16"/>
+                <w:sz w:val="18"/>
               </w:rPr>
               <w:t>책임</w:t>
             </w:r>
@@ -532,12 +428,12 @@
         </w:tc>
         <w:tc>
           <w:tcPr>
-            <w:tcW w:type="dxa" w:w="4823"/>
-            <w:shd w:fill="223A57"/>
+            <w:tcW w:type="dxa" w:w="5142"/>
+            <w:shd w:fill="0D2B45"/>
             <w:tcMar>
-              <w:top w:w="90" w:type="dxa"/>
+              <w:top w:w="70" w:type="dxa"/>
               <w:start w:w="100" w:type="dxa"/>
-              <w:bottom w:w="90" w:type="dxa"/>
+              <w:bottom w:w="70" w:type="dxa"/>
               <w:end w:w="100" w:type="dxa"/>
             </w:tcMar>
             <w:vAlign w:val="center"/>
@@ -545,13 +441,14 @@
           <w:p>
             <w:pPr>
               <w:spacing w:before="0" w:after="0" w:line="252" w:lineRule="auto"/>
-              <w:jc w:val="left"/>
+              <w:jc w:val="center"/>
             </w:pPr>
             <w:r>
               <w:rPr>
+                <w:rFonts w:ascii="Noto Sans KR" w:hAnsi="Noto Sans KR" w:eastAsia="Noto Sans KR" w:cs="Noto Sans KR"/>
                 <w:b/>
                 <w:color w:val="FFFFFF"/>
-                <w:sz w:val="16"/>
+                <w:sz w:val="18"/>
               </w:rPr>
               <w:t>금지</w:t>
             </w:r>
@@ -561,26 +458,31 @@
       <w:tr>
         <w:trPr>
           <w:cantSplit/>
+          <w:trHeight w:hRule="atLeast" w:val="351"/>
         </w:trPr>
         <w:tc>
           <w:tcPr>
-            <w:tcW w:type="dxa" w:w="1812"/>
+            <w:tcW w:type="dxa" w:w="2259"/>
             <w:tcMar>
-              <w:top w:w="90" w:type="dxa"/>
+              <w:top w:w="70" w:type="dxa"/>
               <w:start w:w="100" w:type="dxa"/>
-              <w:bottom w:w="90" w:type="dxa"/>
+              <w:bottom w:w="70" w:type="dxa"/>
               <w:end w:w="100" w:type="dxa"/>
             </w:tcMar>
             <w:vAlign w:val="center"/>
+            <w:shd w:fill="FFFFFF"/>
           </w:tcPr>
           <w:p>
             <w:pPr>
               <w:spacing w:after="0" w:line="252" w:lineRule="auto" w:before="0"/>
+              <w:jc w:val="left"/>
             </w:pPr>
             <w:r>
               <w:rPr>
-                <w:rFonts w:ascii="Noto Sans KR" w:hAnsi="Noto Sans KR" w:eastAsia="Noto Sans KR"/>
-                <w:sz w:val="17"/>
+                <w:rFonts w:ascii="Noto Sans KR" w:hAnsi="Noto Sans KR" w:eastAsia="Noto Sans KR" w:cs="Noto Sans KR"/>
+                <w:b w:val="0"/>
+                <w:color w:val="243547"/>
+                <w:sz w:val="18"/>
               </w:rPr>
               <w:t>기술 핵심</w:t>
             </w:r>
@@ -588,23 +490,27 @@
         </w:tc>
         <w:tc>
           <w:tcPr>
-            <w:tcW w:type="dxa" w:w="3897"/>
+            <w:tcW w:type="dxa" w:w="2531"/>
             <w:tcMar>
-              <w:top w:w="90" w:type="dxa"/>
+              <w:top w:w="70" w:type="dxa"/>
               <w:start w:w="100" w:type="dxa"/>
-              <w:bottom w:w="90" w:type="dxa"/>
+              <w:bottom w:w="70" w:type="dxa"/>
               <w:end w:w="100" w:type="dxa"/>
             </w:tcMar>
             <w:vAlign w:val="center"/>
+            <w:shd w:fill="FFFFFF"/>
           </w:tcPr>
           <w:p>
             <w:pPr>
               <w:spacing w:after="0" w:line="252" w:lineRule="auto" w:before="0"/>
+              <w:jc w:val="left"/>
             </w:pPr>
             <w:r>
               <w:rPr>
-                <w:rFonts w:ascii="Noto Sans KR" w:hAnsi="Noto Sans KR" w:eastAsia="Noto Sans KR"/>
-                <w:sz w:val="17"/>
+                <w:rFonts w:ascii="Noto Sans KR" w:hAnsi="Noto Sans KR" w:eastAsia="Noto Sans KR" w:cs="Noto Sans KR"/>
+                <w:b w:val="0"/>
+                <w:color w:val="243547"/>
+                <w:sz w:val="18"/>
               </w:rPr>
               <w:t>cpf-core</w:t>
             </w:r>
@@ -612,23 +518,27 @@
         </w:tc>
         <w:tc>
           <w:tcPr>
-            <w:tcW w:type="dxa" w:w="4716"/>
+            <w:tcW w:type="dxa" w:w="5885"/>
             <w:tcMar>
-              <w:top w:w="90" w:type="dxa"/>
+              <w:top w:w="70" w:type="dxa"/>
               <w:start w:w="100" w:type="dxa"/>
-              <w:bottom w:w="90" w:type="dxa"/>
+              <w:bottom w:w="70" w:type="dxa"/>
               <w:end w:w="100" w:type="dxa"/>
             </w:tcMar>
             <w:vAlign w:val="center"/>
+            <w:shd w:fill="FFFFFF"/>
           </w:tcPr>
           <w:p>
             <w:pPr>
               <w:spacing w:after="0" w:line="252" w:lineRule="auto" w:before="0"/>
+              <w:jc w:val="left"/>
             </w:pPr>
             <w:r>
               <w:rPr>
-                <w:rFonts w:ascii="Noto Sans KR" w:hAnsi="Noto Sans KR" w:eastAsia="Noto Sans KR"/>
-                <w:sz w:val="17"/>
+                <w:rFonts w:ascii="Noto Sans KR" w:hAnsi="Noto Sans KR" w:eastAsia="Noto Sans KR" w:cs="Noto Sans KR"/>
+                <w:b w:val="0"/>
+                <w:color w:val="243547"/>
+                <w:sz w:val="18"/>
               </w:rPr>
               <w:t>topology-independent core contracts</w:t>
             </w:r>
@@ -636,23 +546,27 @@
         </w:tc>
         <w:tc>
           <w:tcPr>
-            <w:tcW w:type="dxa" w:w="4823"/>
+            <w:tcW w:type="dxa" w:w="5142"/>
             <w:tcMar>
-              <w:top w:w="90" w:type="dxa"/>
+              <w:top w:w="70" w:type="dxa"/>
               <w:start w:w="100" w:type="dxa"/>
-              <w:bottom w:w="90" w:type="dxa"/>
+              <w:bottom w:w="70" w:type="dxa"/>
               <w:end w:w="100" w:type="dxa"/>
             </w:tcMar>
             <w:vAlign w:val="center"/>
+            <w:shd w:fill="FFFFFF"/>
           </w:tcPr>
           <w:p>
             <w:pPr>
               <w:spacing w:after="0" w:line="252" w:lineRule="auto" w:before="0"/>
+              <w:jc w:val="left"/>
             </w:pPr>
             <w:r>
               <w:rPr>
-                <w:rFonts w:ascii="Noto Sans KR" w:hAnsi="Noto Sans KR" w:eastAsia="Noto Sans KR"/>
-                <w:sz w:val="17"/>
+                <w:rFonts w:ascii="Noto Sans KR" w:hAnsi="Noto Sans KR" w:eastAsia="Noto Sans KR" w:cs="Noto Sans KR"/>
+                <w:b w:val="0"/>
+                <w:color w:val="243547"/>
+                <w:sz w:val="18"/>
               </w:rPr>
               <w:t>Admin/Batch Runtime/업무 구현 적치 금지</w:t>
             </w:r>
@@ -662,27 +576,31 @@
       <w:tr>
         <w:trPr>
           <w:cantSplit/>
+          <w:trHeight w:hRule="atLeast" w:val="351"/>
         </w:trPr>
         <w:tc>
           <w:tcPr>
-            <w:tcW w:type="dxa" w:w="1812"/>
+            <w:tcW w:type="dxa" w:w="2259"/>
             <w:tcMar>
-              <w:top w:w="90" w:type="dxa"/>
+              <w:top w:w="70" w:type="dxa"/>
               <w:start w:w="100" w:type="dxa"/>
-              <w:bottom w:w="90" w:type="dxa"/>
+              <w:bottom w:w="70" w:type="dxa"/>
               <w:end w:w="100" w:type="dxa"/>
             </w:tcMar>
             <w:vAlign w:val="center"/>
-            <w:shd w:fill="F5F8FB"/>
+            <w:shd w:fill="F7FAFC"/>
           </w:tcPr>
           <w:p>
             <w:pPr>
               <w:spacing w:after="0" w:line="252" w:lineRule="auto" w:before="0"/>
+              <w:jc w:val="left"/>
             </w:pPr>
             <w:r>
               <w:rPr>
-                <w:rFonts w:ascii="Noto Sans KR" w:hAnsi="Noto Sans KR" w:eastAsia="Noto Sans KR"/>
-                <w:sz w:val="17"/>
+                <w:rFonts w:ascii="Noto Sans KR" w:hAnsi="Noto Sans KR" w:eastAsia="Noto Sans KR" w:cs="Noto Sans KR"/>
+                <w:b w:val="0"/>
+                <w:color w:val="243547"/>
+                <w:sz w:val="18"/>
               </w:rPr>
               <w:t>프레임워크 공통</w:t>
             </w:r>
@@ -690,24 +608,27 @@
         </w:tc>
         <w:tc>
           <w:tcPr>
-            <w:tcW w:type="dxa" w:w="3897"/>
+            <w:tcW w:type="dxa" w:w="2531"/>
             <w:tcMar>
-              <w:top w:w="90" w:type="dxa"/>
+              <w:top w:w="70" w:type="dxa"/>
               <w:start w:w="100" w:type="dxa"/>
-              <w:bottom w:w="90" w:type="dxa"/>
+              <w:bottom w:w="70" w:type="dxa"/>
               <w:end w:w="100" w:type="dxa"/>
             </w:tcMar>
             <w:vAlign w:val="center"/>
-            <w:shd w:fill="F5F8FB"/>
+            <w:shd w:fill="F7FAFC"/>
           </w:tcPr>
           <w:p>
             <w:pPr>
               <w:spacing w:after="0" w:line="252" w:lineRule="auto" w:before="0"/>
+              <w:jc w:val="left"/>
             </w:pPr>
             <w:r>
               <w:rPr>
-                <w:rFonts w:ascii="Noto Sans KR" w:hAnsi="Noto Sans KR" w:eastAsia="Noto Sans KR"/>
-                <w:sz w:val="17"/>
+                <w:rFonts w:ascii="Noto Sans KR" w:hAnsi="Noto Sans KR" w:eastAsia="Noto Sans KR" w:cs="Noto Sans KR"/>
+                <w:b w:val="0"/>
+                <w:color w:val="243547"/>
+                <w:sz w:val="18"/>
               </w:rPr>
               <w:t>cpf-common</w:t>
             </w:r>
@@ -715,24 +636,27 @@
         </w:tc>
         <w:tc>
           <w:tcPr>
-            <w:tcW w:type="dxa" w:w="4716"/>
+            <w:tcW w:type="dxa" w:w="5885"/>
             <w:tcMar>
-              <w:top w:w="90" w:type="dxa"/>
+              <w:top w:w="70" w:type="dxa"/>
               <w:start w:w="100" w:type="dxa"/>
-              <w:bottom w:w="90" w:type="dxa"/>
+              <w:bottom w:w="70" w:type="dxa"/>
               <w:end w:w="100" w:type="dxa"/>
             </w:tcMar>
             <w:vAlign w:val="center"/>
-            <w:shd w:fill="F5F8FB"/>
+            <w:shd w:fill="F7FAFC"/>
           </w:tcPr>
           <w:p>
             <w:pPr>
               <w:spacing w:after="0" w:line="252" w:lineRule="auto" w:before="0"/>
+              <w:jc w:val="left"/>
             </w:pPr>
             <w:r>
               <w:rPr>
-                <w:rFonts w:ascii="Noto Sans KR" w:hAnsi="Noto Sans KR" w:eastAsia="Noto Sans KR"/>
-                <w:sz w:val="17"/>
+                <w:rFonts w:ascii="Noto Sans KR" w:hAnsi="Noto Sans KR" w:eastAsia="Noto Sans KR" w:cs="Noto Sans KR"/>
+                <w:b w:val="0"/>
+                <w:color w:val="243547"/>
+                <w:sz w:val="18"/>
               </w:rPr>
               <w:t>공통 기능/계약</w:t>
             </w:r>
@@ -740,24 +664,27 @@
         </w:tc>
         <w:tc>
           <w:tcPr>
-            <w:tcW w:type="dxa" w:w="4823"/>
+            <w:tcW w:type="dxa" w:w="5142"/>
             <w:tcMar>
-              <w:top w:w="90" w:type="dxa"/>
+              <w:top w:w="70" w:type="dxa"/>
               <w:start w:w="100" w:type="dxa"/>
-              <w:bottom w:w="90" w:type="dxa"/>
+              <w:bottom w:w="70" w:type="dxa"/>
               <w:end w:w="100" w:type="dxa"/>
             </w:tcMar>
             <w:vAlign w:val="center"/>
-            <w:shd w:fill="F5F8FB"/>
+            <w:shd w:fill="F7FAFC"/>
           </w:tcPr>
           <w:p>
             <w:pPr>
               <w:spacing w:after="0" w:line="252" w:lineRule="auto" w:before="0"/>
+              <w:jc w:val="left"/>
             </w:pPr>
             <w:r>
               <w:rPr>
-                <w:rFonts w:ascii="Noto Sans KR" w:hAnsi="Noto Sans KR" w:eastAsia="Noto Sans KR"/>
-                <w:sz w:val="17"/>
+                <w:rFonts w:ascii="Noto Sans KR" w:hAnsi="Noto Sans KR" w:eastAsia="Noto Sans KR" w:cs="Noto Sans KR"/>
+                <w:b w:val="0"/>
+                <w:color w:val="243547"/>
+                <w:sz w:val="18"/>
               </w:rPr>
               <w:t>특정 고객 Domain 원장 소유 금지</w:t>
             </w:r>
@@ -767,26 +694,31 @@
       <w:tr>
         <w:trPr>
           <w:cantSplit/>
+          <w:trHeight w:hRule="atLeast" w:val="351"/>
         </w:trPr>
         <w:tc>
           <w:tcPr>
-            <w:tcW w:type="dxa" w:w="1812"/>
+            <w:tcW w:type="dxa" w:w="2259"/>
             <w:tcMar>
-              <w:top w:w="90" w:type="dxa"/>
+              <w:top w:w="70" w:type="dxa"/>
               <w:start w:w="100" w:type="dxa"/>
-              <w:bottom w:w="90" w:type="dxa"/>
+              <w:bottom w:w="70" w:type="dxa"/>
               <w:end w:w="100" w:type="dxa"/>
             </w:tcMar>
             <w:vAlign w:val="center"/>
+            <w:shd w:fill="FFFFFF"/>
           </w:tcPr>
           <w:p>
             <w:pPr>
               <w:spacing w:after="0" w:line="252" w:lineRule="auto" w:before="0"/>
+              <w:jc w:val="left"/>
             </w:pPr>
             <w:r>
               <w:rPr>
-                <w:rFonts w:ascii="Noto Sans KR" w:hAnsi="Noto Sans KR" w:eastAsia="Noto Sans KR"/>
-                <w:sz w:val="17"/>
+                <w:rFonts w:ascii="Noto Sans KR" w:hAnsi="Noto Sans KR" w:eastAsia="Noto Sans KR" w:cs="Noto Sans KR"/>
+                <w:b w:val="0"/>
+                <w:color w:val="243547"/>
+                <w:sz w:val="18"/>
               </w:rPr>
               <w:t>플랫폼 운영</w:t>
             </w:r>
@@ -794,23 +726,27 @@
         </w:tc>
         <w:tc>
           <w:tcPr>
-            <w:tcW w:type="dxa" w:w="3897"/>
+            <w:tcW w:type="dxa" w:w="2531"/>
             <w:tcMar>
-              <w:top w:w="90" w:type="dxa"/>
+              <w:top w:w="70" w:type="dxa"/>
               <w:start w:w="100" w:type="dxa"/>
-              <w:bottom w:w="90" w:type="dxa"/>
+              <w:bottom w:w="70" w:type="dxa"/>
               <w:end w:w="100" w:type="dxa"/>
             </w:tcMar>
             <w:vAlign w:val="center"/>
+            <w:shd w:fill="FFFFFF"/>
           </w:tcPr>
           <w:p>
             <w:pPr>
               <w:spacing w:after="0" w:line="252" w:lineRule="auto" w:before="0"/>
+              <w:jc w:val="left"/>
             </w:pPr>
             <w:r>
               <w:rPr>
-                <w:rFonts w:ascii="Noto Sans KR" w:hAnsi="Noto Sans KR" w:eastAsia="Noto Sans KR"/>
-                <w:sz w:val="17"/>
+                <w:rFonts w:ascii="Noto Sans KR" w:hAnsi="Noto Sans KR" w:eastAsia="Noto Sans KR" w:cs="Noto Sans KR"/>
+                <w:b w:val="0"/>
+                <w:color w:val="243547"/>
+                <w:sz w:val="18"/>
               </w:rPr>
               <w:t>cpf-admin</w:t>
             </w:r>
@@ -818,23 +754,27 @@
         </w:tc>
         <w:tc>
           <w:tcPr>
-            <w:tcW w:type="dxa" w:w="4716"/>
+            <w:tcW w:type="dxa" w:w="5885"/>
             <w:tcMar>
-              <w:top w:w="90" w:type="dxa"/>
+              <w:top w:w="70" w:type="dxa"/>
               <w:start w:w="100" w:type="dxa"/>
-              <w:bottom w:w="90" w:type="dxa"/>
+              <w:bottom w:w="70" w:type="dxa"/>
               <w:end w:w="100" w:type="dxa"/>
             </w:tcMar>
             <w:vAlign w:val="center"/>
+            <w:shd w:fill="FFFFFF"/>
           </w:tcPr>
           <w:p>
             <w:pPr>
               <w:spacing w:after="0" w:line="252" w:lineRule="auto" w:before="0"/>
+              <w:jc w:val="left"/>
             </w:pPr>
             <w:r>
               <w:rPr>
-                <w:rFonts w:ascii="Noto Sans KR" w:hAnsi="Noto Sans KR" w:eastAsia="Noto Sans KR"/>
-                <w:sz w:val="17"/>
+                <w:rFonts w:ascii="Noto Sans KR" w:hAnsi="Noto Sans KR" w:eastAsia="Noto Sans KR" w:cs="Noto Sans KR"/>
+                <w:b w:val="0"/>
+                <w:color w:val="243547"/>
+                <w:sz w:val="18"/>
               </w:rPr>
               <w:t>플랫폼 운영/관리</w:t>
             </w:r>
@@ -842,23 +782,27 @@
         </w:tc>
         <w:tc>
           <w:tcPr>
-            <w:tcW w:type="dxa" w:w="4823"/>
+            <w:tcW w:type="dxa" w:w="5142"/>
             <w:tcMar>
-              <w:top w:w="90" w:type="dxa"/>
+              <w:top w:w="70" w:type="dxa"/>
               <w:start w:w="100" w:type="dxa"/>
-              <w:bottom w:w="90" w:type="dxa"/>
+              <w:bottom w:w="70" w:type="dxa"/>
               <w:end w:w="100" w:type="dxa"/>
             </w:tcMar>
             <w:vAlign w:val="center"/>
+            <w:shd w:fill="FFFFFF"/>
           </w:tcPr>
           <w:p>
             <w:pPr>
               <w:spacing w:after="0" w:line="252" w:lineRule="auto" w:before="0"/>
+              <w:jc w:val="left"/>
             </w:pPr>
             <w:r>
               <w:rPr>
-                <w:rFonts w:ascii="Noto Sans KR" w:hAnsi="Noto Sans KR" w:eastAsia="Noto Sans KR"/>
-                <w:sz w:val="17"/>
+                <w:rFonts w:ascii="Noto Sans KR" w:hAnsi="Noto Sans KR" w:eastAsia="Noto Sans KR" w:cs="Noto Sans KR"/>
+                <w:b w:val="0"/>
+                <w:color w:val="243547"/>
+                <w:sz w:val="18"/>
               </w:rPr>
               <w:t>업무 원장 직접 소유 금지</w:t>
             </w:r>
@@ -868,27 +812,31 @@
       <w:tr>
         <w:trPr>
           <w:cantSplit/>
+          <w:trHeight w:hRule="atLeast" w:val="351"/>
         </w:trPr>
         <w:tc>
           <w:tcPr>
-            <w:tcW w:type="dxa" w:w="1812"/>
+            <w:tcW w:type="dxa" w:w="2259"/>
             <w:tcMar>
-              <w:top w:w="90" w:type="dxa"/>
+              <w:top w:w="70" w:type="dxa"/>
               <w:start w:w="100" w:type="dxa"/>
-              <w:bottom w:w="90" w:type="dxa"/>
+              <w:bottom w:w="70" w:type="dxa"/>
               <w:end w:w="100" w:type="dxa"/>
             </w:tcMar>
             <w:vAlign w:val="center"/>
-            <w:shd w:fill="F5F8FB"/>
+            <w:shd w:fill="F7FAFC"/>
           </w:tcPr>
           <w:p>
             <w:pPr>
               <w:spacing w:after="0" w:line="252" w:lineRule="auto" w:before="0"/>
+              <w:jc w:val="left"/>
             </w:pPr>
             <w:r>
               <w:rPr>
-                <w:rFonts w:ascii="Noto Sans KR" w:hAnsi="Noto Sans KR" w:eastAsia="Noto Sans KR"/>
-                <w:sz w:val="17"/>
+                <w:rFonts w:ascii="Noto Sans KR" w:hAnsi="Noto Sans KR" w:eastAsia="Noto Sans KR" w:cs="Noto Sans KR"/>
+                <w:b w:val="0"/>
+                <w:color w:val="243547"/>
+                <w:sz w:val="18"/>
               </w:rPr>
               <w:t>Backoffice</w:t>
             </w:r>
@@ -896,24 +844,27 @@
         </w:tc>
         <w:tc>
           <w:tcPr>
-            <w:tcW w:type="dxa" w:w="3897"/>
+            <w:tcW w:type="dxa" w:w="2531"/>
             <w:tcMar>
-              <w:top w:w="90" w:type="dxa"/>
+              <w:top w:w="70" w:type="dxa"/>
               <w:start w:w="100" w:type="dxa"/>
-              <w:bottom w:w="90" w:type="dxa"/>
+              <w:bottom w:w="70" w:type="dxa"/>
               <w:end w:w="100" w:type="dxa"/>
             </w:tcMar>
             <w:vAlign w:val="center"/>
-            <w:shd w:fill="F5F8FB"/>
+            <w:shd w:fill="F7FAFC"/>
           </w:tcPr>
           <w:p>
             <w:pPr>
               <w:spacing w:after="0" w:line="252" w:lineRule="auto" w:before="0"/>
+              <w:jc w:val="left"/>
             </w:pPr>
             <w:r>
               <w:rPr>
-                <w:rFonts w:ascii="Noto Sans KR" w:hAnsi="Noto Sans KR" w:eastAsia="Noto Sans KR"/>
-                <w:sz w:val="17"/>
+                <w:rFonts w:ascii="Noto Sans KR" w:hAnsi="Noto Sans KR" w:eastAsia="Noto Sans KR" w:cs="Noto Sans KR"/>
+                <w:b w:val="0"/>
+                <w:color w:val="243547"/>
+                <w:sz w:val="18"/>
               </w:rPr>
               <w:t>cpf-backoffice</w:t>
             </w:r>
@@ -921,24 +872,27 @@
         </w:tc>
         <w:tc>
           <w:tcPr>
-            <w:tcW w:type="dxa" w:w="4716"/>
+            <w:tcW w:type="dxa" w:w="5885"/>
             <w:tcMar>
-              <w:top w:w="90" w:type="dxa"/>
+              <w:top w:w="70" w:type="dxa"/>
               <w:start w:w="100" w:type="dxa"/>
-              <w:bottom w:w="90" w:type="dxa"/>
+              <w:bottom w:w="70" w:type="dxa"/>
               <w:end w:w="100" w:type="dxa"/>
             </w:tcMar>
             <w:vAlign w:val="center"/>
-            <w:shd w:fill="F5F8FB"/>
+            <w:shd w:fill="F7FAFC"/>
           </w:tcPr>
           <w:p>
             <w:pPr>
               <w:spacing w:after="0" w:line="252" w:lineRule="auto" w:before="0"/>
+              <w:jc w:val="left"/>
             </w:pPr>
             <w:r>
               <w:rPr>
-                <w:rFonts w:ascii="Noto Sans KR" w:hAnsi="Noto Sans KR" w:eastAsia="Noto Sans KR"/>
-                <w:sz w:val="17"/>
+                <w:rFonts w:ascii="Noto Sans KR" w:hAnsi="Noto Sans KR" w:eastAsia="Noto Sans KR" w:cs="Noto Sans KR"/>
+                <w:b w:val="0"/>
+                <w:color w:val="243547"/>
+                <w:sz w:val="18"/>
               </w:rPr>
               <w:t>업무 관리자/Backoffice Owner</w:t>
             </w:r>
@@ -946,24 +900,27 @@
         </w:tc>
         <w:tc>
           <w:tcPr>
-            <w:tcW w:type="dxa" w:w="4823"/>
+            <w:tcW w:type="dxa" w:w="5142"/>
             <w:tcMar>
-              <w:top w:w="90" w:type="dxa"/>
+              <w:top w:w="70" w:type="dxa"/>
               <w:start w:w="100" w:type="dxa"/>
-              <w:bottom w:w="90" w:type="dxa"/>
+              <w:bottom w:w="70" w:type="dxa"/>
               <w:end w:w="100" w:type="dxa"/>
             </w:tcMar>
             <w:vAlign w:val="center"/>
-            <w:shd w:fill="F5F8FB"/>
+            <w:shd w:fill="F7FAFC"/>
           </w:tcPr>
           <w:p>
             <w:pPr>
               <w:spacing w:after="0" w:line="252" w:lineRule="auto" w:before="0"/>
+              <w:jc w:val="left"/>
             </w:pPr>
             <w:r>
               <w:rPr>
-                <w:rFonts w:ascii="Noto Sans KR" w:hAnsi="Noto Sans KR" w:eastAsia="Noto Sans KR"/>
-                <w:sz w:val="17"/>
+                <w:rFonts w:ascii="Noto Sans KR" w:hAnsi="Noto Sans KR" w:eastAsia="Noto Sans KR" w:cs="Noto Sans KR"/>
+                <w:b w:val="0"/>
+                <w:color w:val="243547"/>
+                <w:sz w:val="18"/>
               </w:rPr>
               <w:t>Backoffice 외 별도 업무 관리자 Owner 중복 금지</w:t>
             </w:r>
@@ -973,26 +930,31 @@
       <w:tr>
         <w:trPr>
           <w:cantSplit/>
+          <w:trHeight w:hRule="atLeast" w:val="351"/>
         </w:trPr>
         <w:tc>
           <w:tcPr>
-            <w:tcW w:type="dxa" w:w="1812"/>
+            <w:tcW w:type="dxa" w:w="2259"/>
             <w:tcMar>
-              <w:top w:w="90" w:type="dxa"/>
+              <w:top w:w="70" w:type="dxa"/>
               <w:start w:w="100" w:type="dxa"/>
-              <w:bottom w:w="90" w:type="dxa"/>
+              <w:bottom w:w="70" w:type="dxa"/>
               <w:end w:w="100" w:type="dxa"/>
             </w:tcMar>
             <w:vAlign w:val="center"/>
+            <w:shd w:fill="FFFFFF"/>
           </w:tcPr>
           <w:p>
             <w:pPr>
               <w:spacing w:after="0" w:line="252" w:lineRule="auto" w:before="0"/>
+              <w:jc w:val="left"/>
             </w:pPr>
             <w:r>
               <w:rPr>
-                <w:rFonts w:ascii="Noto Sans KR" w:hAnsi="Noto Sans KR" w:eastAsia="Noto Sans KR"/>
-                <w:sz w:val="17"/>
+                <w:rFonts w:ascii="Noto Sans KR" w:hAnsi="Noto Sans KR" w:eastAsia="Noto Sans KR" w:cs="Noto Sans KR"/>
+                <w:b w:val="0"/>
+                <w:color w:val="243547"/>
+                <w:sz w:val="18"/>
               </w:rPr>
               <w:t>Batch</w:t>
             </w:r>
@@ -1000,23 +962,27 @@
         </w:tc>
         <w:tc>
           <w:tcPr>
-            <w:tcW w:type="dxa" w:w="3897"/>
+            <w:tcW w:type="dxa" w:w="2531"/>
             <w:tcMar>
-              <w:top w:w="90" w:type="dxa"/>
+              <w:top w:w="70" w:type="dxa"/>
               <w:start w:w="100" w:type="dxa"/>
-              <w:bottom w:w="90" w:type="dxa"/>
+              <w:bottom w:w="70" w:type="dxa"/>
               <w:end w:w="100" w:type="dxa"/>
             </w:tcMar>
             <w:vAlign w:val="center"/>
+            <w:shd w:fill="FFFFFF"/>
           </w:tcPr>
           <w:p>
             <w:pPr>
               <w:spacing w:after="0" w:line="252" w:lineRule="auto" w:before="0"/>
+              <w:jc w:val="left"/>
             </w:pPr>
             <w:r>
               <w:rPr>
-                <w:rFonts w:ascii="Noto Sans KR" w:hAnsi="Noto Sans KR" w:eastAsia="Noto Sans KR"/>
-                <w:sz w:val="17"/>
+                <w:rFonts w:ascii="Noto Sans KR" w:hAnsi="Noto Sans KR" w:eastAsia="Noto Sans KR" w:cs="Noto Sans KR"/>
+                <w:b w:val="0"/>
+                <w:color w:val="243547"/>
+                <w:sz w:val="18"/>
               </w:rPr>
               <w:t>cpf-batch</w:t>
             </w:r>
@@ -1024,23 +990,27 @@
         </w:tc>
         <w:tc>
           <w:tcPr>
-            <w:tcW w:type="dxa" w:w="4716"/>
+            <w:tcW w:type="dxa" w:w="5885"/>
             <w:tcMar>
-              <w:top w:w="90" w:type="dxa"/>
+              <w:top w:w="70" w:type="dxa"/>
               <w:start w:w="100" w:type="dxa"/>
-              <w:bottom w:w="90" w:type="dxa"/>
+              <w:bottom w:w="70" w:type="dxa"/>
               <w:end w:w="100" w:type="dxa"/>
             </w:tcMar>
             <w:vAlign w:val="center"/>
+            <w:shd w:fill="FFFFFF"/>
           </w:tcPr>
           <w:p>
             <w:pPr>
               <w:spacing w:after="0" w:line="252" w:lineRule="auto" w:before="0"/>
+              <w:jc w:val="left"/>
             </w:pPr>
             <w:r>
               <w:rPr>
-                <w:rFonts w:ascii="Noto Sans KR" w:hAnsi="Noto Sans KR" w:eastAsia="Noto Sans KR"/>
-                <w:sz w:val="17"/>
+                <w:rFonts w:ascii="Noto Sans KR" w:hAnsi="Noto Sans KR" w:eastAsia="Noto Sans KR" w:cs="Noto Sans KR"/>
+                <w:b w:val="0"/>
+                <w:color w:val="243547"/>
+                <w:sz w:val="18"/>
               </w:rPr>
               <w:t>Batch/Worker/Scheduler/Center-Cut</w:t>
             </w:r>
@@ -1048,23 +1018,27 @@
         </w:tc>
         <w:tc>
           <w:tcPr>
-            <w:tcW w:type="dxa" w:w="4823"/>
+            <w:tcW w:type="dxa" w:w="5142"/>
             <w:tcMar>
-              <w:top w:w="90" w:type="dxa"/>
+              <w:top w:w="70" w:type="dxa"/>
               <w:start w:w="100" w:type="dxa"/>
-              <w:bottom w:w="90" w:type="dxa"/>
+              <w:bottom w:w="70" w:type="dxa"/>
               <w:end w:w="100" w:type="dxa"/>
             </w:tcMar>
             <w:vAlign w:val="center"/>
+            <w:shd w:fill="FFFFFF"/>
           </w:tcPr>
           <w:p>
             <w:pPr>
               <w:spacing w:after="0" w:line="252" w:lineRule="auto" w:before="0"/>
+              <w:jc w:val="left"/>
             </w:pPr>
             <w:r>
               <w:rPr>
-                <w:rFonts w:ascii="Noto Sans KR" w:hAnsi="Noto Sans KR" w:eastAsia="Noto Sans KR"/>
-                <w:sz w:val="17"/>
+                <w:rFonts w:ascii="Noto Sans KR" w:hAnsi="Noto Sans KR" w:eastAsia="Noto Sans KR" w:cs="Noto Sans KR"/>
+                <w:b w:val="0"/>
+                <w:color w:val="243547"/>
+                <w:sz w:val="18"/>
               </w:rPr>
               <w:t>core로 Runtime 역유입 금지</w:t>
             </w:r>
@@ -1074,27 +1048,31 @@
       <w:tr>
         <w:trPr>
           <w:cantSplit/>
+          <w:trHeight w:hRule="atLeast" w:val="351"/>
         </w:trPr>
         <w:tc>
           <w:tcPr>
-            <w:tcW w:type="dxa" w:w="1812"/>
+            <w:tcW w:type="dxa" w:w="2259"/>
             <w:tcMar>
-              <w:top w:w="90" w:type="dxa"/>
+              <w:top w:w="70" w:type="dxa"/>
               <w:start w:w="100" w:type="dxa"/>
-              <w:bottom w:w="90" w:type="dxa"/>
+              <w:bottom w:w="70" w:type="dxa"/>
               <w:end w:w="100" w:type="dxa"/>
             </w:tcMar>
             <w:vAlign w:val="center"/>
-            <w:shd w:fill="F5F8FB"/>
+            <w:shd w:fill="F7FAFC"/>
           </w:tcPr>
           <w:p>
             <w:pPr>
               <w:spacing w:after="0" w:line="252" w:lineRule="auto" w:before="0"/>
+              <w:jc w:val="left"/>
             </w:pPr>
             <w:r>
               <w:rPr>
-                <w:rFonts w:ascii="Noto Sans KR" w:hAnsi="Noto Sans KR" w:eastAsia="Noto Sans KR"/>
-                <w:sz w:val="17"/>
+                <w:rFonts w:ascii="Noto Sans KR" w:hAnsi="Noto Sans KR" w:eastAsia="Noto Sans KR" w:cs="Noto Sans KR"/>
+                <w:b w:val="0"/>
+                <w:color w:val="243547"/>
+                <w:sz w:val="18"/>
               </w:rPr>
               <w:t>업무 Domain</w:t>
             </w:r>
@@ -1102,24 +1080,27 @@
         </w:tc>
         <w:tc>
           <w:tcPr>
-            <w:tcW w:type="dxa" w:w="3897"/>
+            <w:tcW w:type="dxa" w:w="2531"/>
             <w:tcMar>
-              <w:top w:w="90" w:type="dxa"/>
+              <w:top w:w="70" w:type="dxa"/>
               <w:start w:w="100" w:type="dxa"/>
-              <w:bottom w:w="90" w:type="dxa"/>
+              <w:bottom w:w="70" w:type="dxa"/>
               <w:end w:w="100" w:type="dxa"/>
             </w:tcMar>
             <w:vAlign w:val="center"/>
-            <w:shd w:fill="F5F8FB"/>
+            <w:shd w:fill="F7FAFC"/>
           </w:tcPr>
           <w:p>
             <w:pPr>
               <w:spacing w:after="0" w:line="252" w:lineRule="auto" w:before="0"/>
+              <w:jc w:val="left"/>
             </w:pPr>
             <w:r>
               <w:rPr>
-                <w:rFonts w:ascii="Noto Sans KR" w:hAnsi="Noto Sans KR" w:eastAsia="Noto Sans KR"/>
-                <w:sz w:val="17"/>
+                <w:rFonts w:ascii="Noto Sans KR" w:hAnsi="Noto Sans KR" w:eastAsia="Noto Sans KR" w:cs="Noto Sans KR"/>
+                <w:b w:val="0"/>
+                <w:color w:val="243547"/>
+                <w:sz w:val="18"/>
               </w:rPr>
               <w:t>Generated cpf-&lt;domain&gt;</w:t>
             </w:r>
@@ -1127,24 +1108,27 @@
         </w:tc>
         <w:tc>
           <w:tcPr>
-            <w:tcW w:type="dxa" w:w="4716"/>
+            <w:tcW w:type="dxa" w:w="5885"/>
             <w:tcMar>
-              <w:top w:w="90" w:type="dxa"/>
+              <w:top w:w="70" w:type="dxa"/>
               <w:start w:w="100" w:type="dxa"/>
-              <w:bottom w:w="90" w:type="dxa"/>
+              <w:bottom w:w="70" w:type="dxa"/>
               <w:end w:w="100" w:type="dxa"/>
             </w:tcMar>
             <w:vAlign w:val="center"/>
-            <w:shd w:fill="F5F8FB"/>
+            <w:shd w:fill="F7FAFC"/>
           </w:tcPr>
           <w:p>
             <w:pPr>
               <w:spacing w:after="0" w:line="252" w:lineRule="auto" w:before="0"/>
+              <w:jc w:val="left"/>
             </w:pPr>
             <w:r>
               <w:rPr>
-                <w:rFonts w:ascii="Noto Sans KR" w:hAnsi="Noto Sans KR" w:eastAsia="Noto Sans KR"/>
-                <w:sz w:val="17"/>
+                <w:rFonts w:ascii="Noto Sans KR" w:hAnsi="Noto Sans KR" w:eastAsia="Noto Sans KR" w:cs="Noto Sans KR"/>
+                <w:b w:val="0"/>
+                <w:color w:val="243547"/>
+                <w:sz w:val="18"/>
               </w:rPr>
               <w:t>업무 원장/Operation</w:t>
             </w:r>
@@ -1152,24 +1136,27 @@
         </w:tc>
         <w:tc>
           <w:tcPr>
-            <w:tcW w:type="dxa" w:w="4823"/>
+            <w:tcW w:type="dxa" w:w="5142"/>
             <w:tcMar>
-              <w:top w:w="90" w:type="dxa"/>
+              <w:top w:w="70" w:type="dxa"/>
               <w:start w:w="100" w:type="dxa"/>
-              <w:bottom w:w="90" w:type="dxa"/>
+              <w:bottom w:w="70" w:type="dxa"/>
               <w:end w:w="100" w:type="dxa"/>
             </w:tcMar>
             <w:vAlign w:val="center"/>
-            <w:shd w:fill="F5F8FB"/>
+            <w:shd w:fill="F7FAFC"/>
           </w:tcPr>
           <w:p>
             <w:pPr>
               <w:spacing w:after="0" w:line="252" w:lineRule="auto" w:before="0"/>
+              <w:jc w:val="left"/>
             </w:pPr>
             <w:r>
               <w:rPr>
-                <w:rFonts w:ascii="Noto Sans KR" w:hAnsi="Noto Sans KR" w:eastAsia="Noto Sans KR"/>
-                <w:sz w:val="17"/>
+                <w:rFonts w:ascii="Noto Sans KR" w:hAnsi="Noto Sans KR" w:eastAsia="Noto Sans KR" w:cs="Noto Sans KR"/>
+                <w:b w:val="0"/>
+                <w:color w:val="243547"/>
+                <w:sz w:val="18"/>
               </w:rPr>
               <w:t>타 Domain DB 직접 접근 금지</w:t>
             </w:r>
@@ -1183,72 +1170,27 @@
         <w:keepNext/>
       </w:pPr>
       <w:r>
+        <w:rPr>
+          <w:rFonts w:ascii="Noto Sans KR" w:hAnsi="Noto Sans KR" w:eastAsia="Noto Sans KR" w:cs="Noto Sans KR"/>
+        </w:rPr>
         <w:t>2 호출 경계</w:t>
       </w:r>
     </w:p>
     <w:p>
       <w:pPr>
         <w:spacing w:before="80" w:after="200"/>
-        <w:ind w:left="173" w:right="58"/>
-        <w:shd w:fill="F3F7FB"/>
+        <w:ind w:left="170" w:right="113"/>
+        <w:shd w:fill="F3F7FA"/>
+        <w:pStyle w:val="CPFSectionLead"/>
         <w:pBdr>
-          <w:left w:val="single" w:sz="18" w:space="8" w:color="4F46E5"/>
+          <w:left w:val="single" w:sz="16" w:space="7" w:color="8AA4BE"/>
         </w:pBdr>
       </w:pPr>
       <w:r>
         <w:rPr>
-          <w:b/>
-          <w:color w:val="362D91"/>
-          <w:sz w:val="20"/>
-        </w:rPr>
-        <w:t xml:space="preserve">이 장을 보는 이유  </w:t>
-      </w:r>
-      <w:r>
-        <w:rPr>
-          <w:color w:val="26374C"/>
-          <w:sz w:val="20"/>
+          <w:rFonts w:ascii="Noto Sans KR" w:hAnsi="Noto Sans KR" w:eastAsia="Noto Sans KR" w:cs="Noto Sans KR"/>
         </w:rPr>
         <w:t>Same JVM과 Remote를 같은 업무 계약으로 유지하되 물리 호출과 Transaction 경계는 구분합니다.</w:t>
-      </w:r>
-    </w:p>
-    <w:p>
-      <w:pPr>
-        <w:spacing w:before="60" w:after="40"/>
-        <w:jc w:val="center"/>
-      </w:pPr>
-      <w:r>
-        <w:drawing>
-          <wp:inline xmlns:a="http://schemas.openxmlformats.org/drawingml/2006/main" xmlns:pic="http://schemas.openxmlformats.org/drawingml/2006/picture">
-            <wp:extent cx="8251545" cy="4584192"/>
-            <wp:docPr id="2" name="Picture 2" descr="Same JVM과 Remote 호출 경계" title="Same JVM과 Remote 호출 경계"/>
-            <wp:cNvGraphicFramePr>
-              <a:graphicFrameLocks noChangeAspect="1"/>
-            </wp:cNvGraphicFramePr>
-            <a:graphic>
-              <a:graphicData uri="http://schemas.openxmlformats.org/drawingml/2006/picture">
-                <pic:pic>
-                  <pic:nvPicPr>
-                    <pic:cNvPr id="0" name="invoke.png"/>
-                    <pic:cNvPicPr/>
-                  </pic:nvPicPr>
-                  <pic:blipFill>
-                    <a:blip r:embed="rId12"/>
-                    <a:stretch>
-                      <a:fillRect/>
-                    </a:stretch>
-                  </pic:blipFill>
-                  <pic:spPr>
-                    <a:xfrm>
-                      <a:off x="0" y="0"/>
-                      <a:ext cx="8251545" cy="4584192"/>
-                    </a:xfrm>
-                    <a:prstGeom prst="rect"/>
-                  </pic:spPr>
-                </pic:pic>
-              </a:graphicData>
-            </a:graphic>
-          </wp:inline>
-        </w:drawing>
       </w:r>
     </w:p>
     <w:p>
@@ -1257,6 +1199,9 @@
         <w:jc w:val="left"/>
       </w:pPr>
       <w:r>
+        <w:rPr>
+          <w:rFonts w:ascii="Noto Sans KR" w:hAnsi="Noto Sans KR" w:eastAsia="Noto Sans KR" w:cs="Noto Sans KR"/>
+        </w:rPr>
         <w:t>같은 JVM에서는 in-process binding을 사용하고 self-HTTP를 만들지 않습니다. 분리 WAS에서는 Remote Adapter와 Registry를 사용하지만 내부 호출을 Gateway로 보내지 않습니다.</w:t>
       </w:r>
     </w:p>
@@ -1265,6 +1210,9 @@
         <w:pStyle w:val="CPFLabel"/>
       </w:pPr>
       <w:r>
+        <w:rPr>
+          <w:rFonts w:ascii="Noto Sans KR" w:hAnsi="Noto Sans KR" w:eastAsia="Noto Sans KR" w:cs="Noto Sans KR"/>
+        </w:rPr>
         <w:t>경계별 책임</w:t>
       </w:r>
     </w:p>
@@ -1283,16 +1231,17 @@
       </w:tblGrid>
       <w:tr>
         <w:trPr>
+          <w:trHeight w:hRule="atLeast" w:val="397"/>
           <w:tblHeader w:val="true"/>
         </w:trPr>
         <w:tc>
           <w:tcPr>
-            <w:tcW w:type="dxa" w:w="2681"/>
-            <w:shd w:fill="223A57"/>
+            <w:tcW w:type="dxa" w:w="3568"/>
+            <w:shd w:fill="0D2B45"/>
             <w:tcMar>
-              <w:top w:w="90" w:type="dxa"/>
+              <w:top w:w="70" w:type="dxa"/>
               <w:start w:w="100" w:type="dxa"/>
-              <w:bottom w:w="90" w:type="dxa"/>
+              <w:bottom w:w="70" w:type="dxa"/>
               <w:end w:w="100" w:type="dxa"/>
             </w:tcMar>
             <w:vAlign w:val="center"/>
@@ -1300,13 +1249,14 @@
           <w:p>
             <w:pPr>
               <w:spacing w:before="0" w:after="0" w:line="252" w:lineRule="auto"/>
-              <w:jc w:val="left"/>
+              <w:jc w:val="center"/>
             </w:pPr>
             <w:r>
               <w:rPr>
+                <w:rFonts w:ascii="Noto Sans KR" w:hAnsi="Noto Sans KR" w:eastAsia="Noto Sans KR" w:cs="Noto Sans KR"/>
                 <w:b/>
                 <w:color w:val="FFFFFF"/>
-                <w:sz w:val="16"/>
+                <w:sz w:val="18"/>
               </w:rPr>
               <w:t>경계</w:t>
             </w:r>
@@ -1314,12 +1264,12 @@
         </w:tc>
         <w:tc>
           <w:tcPr>
-            <w:tcW w:type="dxa" w:w="4683"/>
-            <w:shd w:fill="223A57"/>
+            <w:tcW w:type="dxa" w:w="3882"/>
+            <w:shd w:fill="0D2B45"/>
             <w:tcMar>
-              <w:top w:w="90" w:type="dxa"/>
+              <w:top w:w="70" w:type="dxa"/>
               <w:start w:w="100" w:type="dxa"/>
-              <w:bottom w:w="90" w:type="dxa"/>
+              <w:bottom w:w="70" w:type="dxa"/>
               <w:end w:w="100" w:type="dxa"/>
             </w:tcMar>
             <w:vAlign w:val="center"/>
@@ -1327,13 +1277,14 @@
           <w:p>
             <w:pPr>
               <w:spacing w:before="0" w:after="0" w:line="252" w:lineRule="auto"/>
-              <w:jc w:val="left"/>
+              <w:jc w:val="center"/>
             </w:pPr>
             <w:r>
               <w:rPr>
+                <w:rFonts w:ascii="Noto Sans KR" w:hAnsi="Noto Sans KR" w:eastAsia="Noto Sans KR" w:cs="Noto Sans KR"/>
                 <w:b/>
                 <w:color w:val="FFFFFF"/>
-                <w:sz w:val="16"/>
+                <w:sz w:val="18"/>
               </w:rPr>
               <w:t>Context</w:t>
             </w:r>
@@ -1341,12 +1292,12 @@
         </w:tc>
         <w:tc>
           <w:tcPr>
-            <w:tcW w:type="dxa" w:w="4598"/>
-            <w:shd w:fill="223A57"/>
+            <w:tcW w:type="dxa" w:w="3239"/>
+            <w:shd w:fill="0D2B45"/>
             <w:tcMar>
-              <w:top w:w="90" w:type="dxa"/>
+              <w:top w:w="70" w:type="dxa"/>
               <w:start w:w="100" w:type="dxa"/>
-              <w:bottom w:w="90" w:type="dxa"/>
+              <w:bottom w:w="70" w:type="dxa"/>
               <w:end w:w="100" w:type="dxa"/>
             </w:tcMar>
             <w:vAlign w:val="center"/>
@@ -1354,13 +1305,14 @@
           <w:p>
             <w:pPr>
               <w:spacing w:before="0" w:after="0" w:line="252" w:lineRule="auto"/>
-              <w:jc w:val="left"/>
+              <w:jc w:val="center"/>
             </w:pPr>
             <w:r>
               <w:rPr>
+                <w:rFonts w:ascii="Noto Sans KR" w:hAnsi="Noto Sans KR" w:eastAsia="Noto Sans KR" w:cs="Noto Sans KR"/>
                 <w:b/>
                 <w:color w:val="FFFFFF"/>
-                <w:sz w:val="16"/>
+                <w:sz w:val="18"/>
               </w:rPr>
               <w:t>Transaction</w:t>
             </w:r>
@@ -1368,12 +1320,12 @@
         </w:tc>
         <w:tc>
           <w:tcPr>
-            <w:tcW w:type="dxa" w:w="3286"/>
-            <w:shd w:fill="223A57"/>
+            <w:tcW w:type="dxa" w:w="5128"/>
+            <w:shd w:fill="0D2B45"/>
             <w:tcMar>
-              <w:top w:w="90" w:type="dxa"/>
+              <w:top w:w="70" w:type="dxa"/>
               <w:start w:w="100" w:type="dxa"/>
-              <w:bottom w:w="90" w:type="dxa"/>
+              <w:bottom w:w="70" w:type="dxa"/>
               <w:end w:w="100" w:type="dxa"/>
             </w:tcMar>
             <w:vAlign w:val="center"/>
@@ -1381,13 +1333,14 @@
           <w:p>
             <w:pPr>
               <w:spacing w:before="0" w:after="0" w:line="252" w:lineRule="auto"/>
-              <w:jc w:val="left"/>
+              <w:jc w:val="center"/>
             </w:pPr>
             <w:r>
               <w:rPr>
+                <w:rFonts w:ascii="Noto Sans KR" w:hAnsi="Noto Sans KR" w:eastAsia="Noto Sans KR" w:cs="Noto Sans KR"/>
                 <w:b/>
                 <w:color w:val="FFFFFF"/>
-                <w:sz w:val="16"/>
+                <w:sz w:val="18"/>
               </w:rPr>
               <w:t>복구</w:t>
             </w:r>
@@ -1397,26 +1350,31 @@
       <w:tr>
         <w:trPr>
           <w:cantSplit/>
+          <w:trHeight w:hRule="atLeast" w:val="351"/>
         </w:trPr>
         <w:tc>
           <w:tcPr>
-            <w:tcW w:type="dxa" w:w="2681"/>
+            <w:tcW w:type="dxa" w:w="3568"/>
             <w:tcMar>
-              <w:top w:w="90" w:type="dxa"/>
+              <w:top w:w="70" w:type="dxa"/>
               <w:start w:w="100" w:type="dxa"/>
-              <w:bottom w:w="90" w:type="dxa"/>
+              <w:bottom w:w="70" w:type="dxa"/>
               <w:end w:w="100" w:type="dxa"/>
             </w:tcMar>
             <w:vAlign w:val="center"/>
+            <w:shd w:fill="FFFFFF"/>
           </w:tcPr>
           <w:p>
             <w:pPr>
               <w:spacing w:after="0" w:line="252" w:lineRule="auto" w:before="0"/>
+              <w:jc w:val="left"/>
             </w:pPr>
             <w:r>
               <w:rPr>
-                <w:rFonts w:ascii="Noto Sans KR" w:hAnsi="Noto Sans KR" w:eastAsia="Noto Sans KR"/>
-                <w:sz w:val="17"/>
+                <w:rFonts w:ascii="Noto Sans KR" w:hAnsi="Noto Sans KR" w:eastAsia="Noto Sans KR" w:cs="Noto Sans KR"/>
+                <w:b w:val="0"/>
+                <w:color w:val="243547"/>
+                <w:sz w:val="18"/>
               </w:rPr>
               <w:t>Same JVM</w:t>
             </w:r>
@@ -1424,23 +1382,27 @@
         </w:tc>
         <w:tc>
           <w:tcPr>
-            <w:tcW w:type="dxa" w:w="4683"/>
+            <w:tcW w:type="dxa" w:w="3882"/>
             <w:tcMar>
-              <w:top w:w="90" w:type="dxa"/>
+              <w:top w:w="70" w:type="dxa"/>
               <w:start w:w="100" w:type="dxa"/>
-              <w:bottom w:w="90" w:type="dxa"/>
+              <w:bottom w:w="70" w:type="dxa"/>
               <w:end w:w="100" w:type="dxa"/>
             </w:tcMar>
             <w:vAlign w:val="center"/>
+            <w:shd w:fill="FFFFFF"/>
           </w:tcPr>
           <w:p>
             <w:pPr>
               <w:spacing w:after="0" w:line="252" w:lineRule="auto" w:before="0"/>
+              <w:jc w:val="left"/>
             </w:pPr>
             <w:r>
               <w:rPr>
-                <w:rFonts w:ascii="Noto Sans KR" w:hAnsi="Noto Sans KR" w:eastAsia="Noto Sans KR"/>
-                <w:sz w:val="17"/>
+                <w:rFonts w:ascii="Noto Sans KR" w:hAnsi="Noto Sans KR" w:eastAsia="Noto Sans KR" w:cs="Noto Sans KR"/>
+                <w:b w:val="0"/>
+                <w:color w:val="243547"/>
+                <w:sz w:val="18"/>
               </w:rPr>
               <w:t>CpfContext</w:t>
             </w:r>
@@ -1448,23 +1410,27 @@
         </w:tc>
         <w:tc>
           <w:tcPr>
-            <w:tcW w:type="dxa" w:w="4598"/>
+            <w:tcW w:type="dxa" w:w="3239"/>
             <w:tcMar>
-              <w:top w:w="90" w:type="dxa"/>
+              <w:top w:w="70" w:type="dxa"/>
               <w:start w:w="100" w:type="dxa"/>
-              <w:bottom w:w="90" w:type="dxa"/>
+              <w:bottom w:w="70" w:type="dxa"/>
               <w:end w:w="100" w:type="dxa"/>
             </w:tcMar>
             <w:vAlign w:val="center"/>
+            <w:shd w:fill="FFFFFF"/>
           </w:tcPr>
           <w:p>
             <w:pPr>
               <w:spacing w:after="0" w:line="252" w:lineRule="auto" w:before="0"/>
+              <w:jc w:val="left"/>
             </w:pPr>
             <w:r>
               <w:rPr>
-                <w:rFonts w:ascii="Noto Sans KR" w:hAnsi="Noto Sans KR" w:eastAsia="Noto Sans KR"/>
-                <w:sz w:val="17"/>
+                <w:rFonts w:ascii="Noto Sans KR" w:hAnsi="Noto Sans KR" w:eastAsia="Noto Sans KR" w:cs="Noto Sans KR"/>
+                <w:b w:val="0"/>
+                <w:color w:val="243547"/>
+                <w:sz w:val="18"/>
               </w:rPr>
               <w:t>현재 Local Tx 정책</w:t>
             </w:r>
@@ -1472,23 +1438,27 @@
         </w:tc>
         <w:tc>
           <w:tcPr>
-            <w:tcW w:type="dxa" w:w="3286"/>
+            <w:tcW w:type="dxa" w:w="5128"/>
             <w:tcMar>
-              <w:top w:w="90" w:type="dxa"/>
+              <w:top w:w="70" w:type="dxa"/>
               <w:start w:w="100" w:type="dxa"/>
-              <w:bottom w:w="90" w:type="dxa"/>
+              <w:bottom w:w="70" w:type="dxa"/>
               <w:end w:w="100" w:type="dxa"/>
             </w:tcMar>
             <w:vAlign w:val="center"/>
+            <w:shd w:fill="FFFFFF"/>
           </w:tcPr>
           <w:p>
             <w:pPr>
               <w:spacing w:after="0" w:line="252" w:lineRule="auto" w:before="0"/>
+              <w:jc w:val="left"/>
             </w:pPr>
             <w:r>
               <w:rPr>
-                <w:rFonts w:ascii="Noto Sans KR" w:hAnsi="Noto Sans KR" w:eastAsia="Noto Sans KR"/>
-                <w:sz w:val="17"/>
+                <w:rFonts w:ascii="Noto Sans KR" w:hAnsi="Noto Sans KR" w:eastAsia="Noto Sans KR" w:cs="Noto Sans KR"/>
+                <w:b w:val="0"/>
+                <w:color w:val="243547"/>
+                <w:sz w:val="18"/>
               </w:rPr>
               <w:t>즉시 결과</w:t>
             </w:r>
@@ -1498,27 +1468,31 @@
       <w:tr>
         <w:trPr>
           <w:cantSplit/>
+          <w:trHeight w:hRule="atLeast" w:val="351"/>
         </w:trPr>
         <w:tc>
           <w:tcPr>
-            <w:tcW w:type="dxa" w:w="2681"/>
+            <w:tcW w:type="dxa" w:w="3568"/>
             <w:tcMar>
-              <w:top w:w="90" w:type="dxa"/>
+              <w:top w:w="70" w:type="dxa"/>
               <w:start w:w="100" w:type="dxa"/>
-              <w:bottom w:w="90" w:type="dxa"/>
+              <w:bottom w:w="70" w:type="dxa"/>
               <w:end w:w="100" w:type="dxa"/>
             </w:tcMar>
             <w:vAlign w:val="center"/>
-            <w:shd w:fill="F5F8FB"/>
+            <w:shd w:fill="F7FAFC"/>
           </w:tcPr>
           <w:p>
             <w:pPr>
               <w:spacing w:after="0" w:line="252" w:lineRule="auto" w:before="0"/>
+              <w:jc w:val="left"/>
             </w:pPr>
             <w:r>
               <w:rPr>
-                <w:rFonts w:ascii="Noto Sans KR" w:hAnsi="Noto Sans KR" w:eastAsia="Noto Sans KR"/>
-                <w:sz w:val="17"/>
+                <w:rFonts w:ascii="Noto Sans KR" w:hAnsi="Noto Sans KR" w:eastAsia="Noto Sans KR" w:cs="Noto Sans KR"/>
+                <w:b w:val="0"/>
+                <w:color w:val="243547"/>
+                <w:sz w:val="18"/>
               </w:rPr>
               <w:t>Remote Domain</w:t>
             </w:r>
@@ -1526,24 +1500,27 @@
         </w:tc>
         <w:tc>
           <w:tcPr>
-            <w:tcW w:type="dxa" w:w="4683"/>
+            <w:tcW w:type="dxa" w:w="3882"/>
             <w:tcMar>
-              <w:top w:w="90" w:type="dxa"/>
+              <w:top w:w="70" w:type="dxa"/>
               <w:start w:w="100" w:type="dxa"/>
-              <w:bottom w:w="90" w:type="dxa"/>
+              <w:bottom w:w="70" w:type="dxa"/>
               <w:end w:w="100" w:type="dxa"/>
             </w:tcMar>
             <w:vAlign w:val="center"/>
-            <w:shd w:fill="F5F8FB"/>
+            <w:shd w:fill="F7FAFC"/>
           </w:tcPr>
           <w:p>
             <w:pPr>
               <w:spacing w:after="0" w:line="252" w:lineRule="auto" w:before="0"/>
+              <w:jc w:val="left"/>
             </w:pPr>
             <w:r>
               <w:rPr>
-                <w:rFonts w:ascii="Noto Sans KR" w:hAnsi="Noto Sans KR" w:eastAsia="Noto Sans KR"/>
-                <w:sz w:val="17"/>
+                <w:rFonts w:ascii="Noto Sans KR" w:hAnsi="Noto Sans KR" w:eastAsia="Noto Sans KR" w:cs="Noto Sans KR"/>
+                <w:b w:val="0"/>
+                <w:color w:val="243547"/>
+                <w:sz w:val="18"/>
               </w:rPr>
               <w:t>System6 serialize</w:t>
             </w:r>
@@ -1551,24 +1528,27 @@
         </w:tc>
         <w:tc>
           <w:tcPr>
-            <w:tcW w:type="dxa" w:w="4598"/>
+            <w:tcW w:type="dxa" w:w="3239"/>
             <w:tcMar>
-              <w:top w:w="90" w:type="dxa"/>
+              <w:top w:w="70" w:type="dxa"/>
               <w:start w:w="100" w:type="dxa"/>
-              <w:bottom w:w="90" w:type="dxa"/>
+              <w:bottom w:w="70" w:type="dxa"/>
               <w:end w:w="100" w:type="dxa"/>
             </w:tcMar>
             <w:vAlign w:val="center"/>
-            <w:shd w:fill="F5F8FB"/>
+            <w:shd w:fill="F7FAFC"/>
           </w:tcPr>
           <w:p>
             <w:pPr>
               <w:spacing w:after="0" w:line="252" w:lineRule="auto" w:before="0"/>
+              <w:jc w:val="left"/>
             </w:pPr>
             <w:r>
               <w:rPr>
-                <w:rFonts w:ascii="Noto Sans KR" w:hAnsi="Noto Sans KR" w:eastAsia="Noto Sans KR"/>
-                <w:sz w:val="17"/>
+                <w:rFonts w:ascii="Noto Sans KR" w:hAnsi="Noto Sans KR" w:eastAsia="Noto Sans KR" w:cs="Noto Sans KR"/>
+                <w:b w:val="0"/>
+                <w:color w:val="243547"/>
+                <w:sz w:val="18"/>
               </w:rPr>
               <w:t>WAS별 Local Tx</w:t>
             </w:r>
@@ -1576,24 +1556,27 @@
         </w:tc>
         <w:tc>
           <w:tcPr>
-            <w:tcW w:type="dxa" w:w="3286"/>
+            <w:tcW w:type="dxa" w:w="5128"/>
             <w:tcMar>
-              <w:top w:w="90" w:type="dxa"/>
+              <w:top w:w="70" w:type="dxa"/>
               <w:start w:w="100" w:type="dxa"/>
-              <w:bottom w:w="90" w:type="dxa"/>
+              <w:bottom w:w="70" w:type="dxa"/>
               <w:end w:w="100" w:type="dxa"/>
             </w:tcMar>
             <w:vAlign w:val="center"/>
-            <w:shd w:fill="F5F8FB"/>
+            <w:shd w:fill="F7FAFC"/>
           </w:tcPr>
           <w:p>
             <w:pPr>
               <w:spacing w:after="0" w:line="252" w:lineRule="auto" w:before="0"/>
+              <w:jc w:val="left"/>
             </w:pPr>
             <w:r>
               <w:rPr>
-                <w:rFonts w:ascii="Noto Sans KR" w:hAnsi="Noto Sans KR" w:eastAsia="Noto Sans KR"/>
-                <w:sz w:val="17"/>
+                <w:rFonts w:ascii="Noto Sans KR" w:hAnsi="Noto Sans KR" w:eastAsia="Noto Sans KR" w:cs="Noto Sans KR"/>
+                <w:b w:val="0"/>
+                <w:color w:val="243547"/>
+                <w:sz w:val="18"/>
               </w:rPr>
               <w:t>UNKNOWN/Reconcile 가능</w:t>
             </w:r>
@@ -1603,26 +1586,31 @@
       <w:tr>
         <w:trPr>
           <w:cantSplit/>
+          <w:trHeight w:hRule="atLeast" w:val="351"/>
         </w:trPr>
         <w:tc>
           <w:tcPr>
-            <w:tcW w:type="dxa" w:w="2681"/>
+            <w:tcW w:type="dxa" w:w="3568"/>
             <w:tcMar>
-              <w:top w:w="90" w:type="dxa"/>
+              <w:top w:w="70" w:type="dxa"/>
               <w:start w:w="100" w:type="dxa"/>
-              <w:bottom w:w="90" w:type="dxa"/>
+              <w:bottom w:w="70" w:type="dxa"/>
               <w:end w:w="100" w:type="dxa"/>
             </w:tcMar>
             <w:vAlign w:val="center"/>
+            <w:shd w:fill="FFFFFF"/>
           </w:tcPr>
           <w:p>
             <w:pPr>
               <w:spacing w:after="0" w:line="252" w:lineRule="auto" w:before="0"/>
+              <w:jc w:val="left"/>
             </w:pPr>
             <w:r>
               <w:rPr>
-                <w:rFonts w:ascii="Noto Sans KR" w:hAnsi="Noto Sans KR" w:eastAsia="Noto Sans KR"/>
-                <w:sz w:val="17"/>
+                <w:rFonts w:ascii="Noto Sans KR" w:hAnsi="Noto Sans KR" w:eastAsia="Noto Sans KR" w:cs="Noto Sans KR"/>
+                <w:b w:val="0"/>
+                <w:color w:val="243547"/>
+                <w:sz w:val="18"/>
               </w:rPr>
               <w:t>External Integration</w:t>
             </w:r>
@@ -1630,23 +1618,27 @@
         </w:tc>
         <w:tc>
           <w:tcPr>
-            <w:tcW w:type="dxa" w:w="4683"/>
+            <w:tcW w:type="dxa" w:w="3882"/>
             <w:tcMar>
-              <w:top w:w="90" w:type="dxa"/>
+              <w:top w:w="70" w:type="dxa"/>
               <w:start w:w="100" w:type="dxa"/>
-              <w:bottom w:w="90" w:type="dxa"/>
+              <w:bottom w:w="70" w:type="dxa"/>
               <w:end w:w="100" w:type="dxa"/>
             </w:tcMar>
             <w:vAlign w:val="center"/>
+            <w:shd w:fill="FFFFFF"/>
           </w:tcPr>
           <w:p>
             <w:pPr>
               <w:spacing w:after="0" w:line="252" w:lineRule="auto" w:before="0"/>
+              <w:jc w:val="left"/>
             </w:pPr>
             <w:r>
               <w:rPr>
-                <w:rFonts w:ascii="Noto Sans KR" w:hAnsi="Noto Sans KR" w:eastAsia="Noto Sans KR"/>
-                <w:sz w:val="17"/>
+                <w:rFonts w:ascii="Noto Sans KR" w:hAnsi="Noto Sans KR" w:eastAsia="Noto Sans KR" w:cs="Noto Sans KR"/>
+                <w:b w:val="0"/>
+                <w:color w:val="243547"/>
+                <w:sz w:val="18"/>
               </w:rPr>
               <w:t>System6/Integration Context</w:t>
             </w:r>
@@ -1654,23 +1646,27 @@
         </w:tc>
         <w:tc>
           <w:tcPr>
-            <w:tcW w:type="dxa" w:w="4598"/>
+            <w:tcW w:type="dxa" w:w="3239"/>
             <w:tcMar>
-              <w:top w:w="90" w:type="dxa"/>
+              <w:top w:w="70" w:type="dxa"/>
               <w:start w:w="100" w:type="dxa"/>
-              <w:bottom w:w="90" w:type="dxa"/>
+              <w:bottom w:w="70" w:type="dxa"/>
               <w:end w:w="100" w:type="dxa"/>
             </w:tcMar>
             <w:vAlign w:val="center"/>
+            <w:shd w:fill="FFFFFF"/>
           </w:tcPr>
           <w:p>
             <w:pPr>
               <w:spacing w:after="0" w:line="252" w:lineRule="auto" w:before="0"/>
+              <w:jc w:val="left"/>
             </w:pPr>
             <w:r>
               <w:rPr>
-                <w:rFonts w:ascii="Noto Sans KR" w:hAnsi="Noto Sans KR" w:eastAsia="Noto Sans KR"/>
-                <w:sz w:val="17"/>
+                <w:rFonts w:ascii="Noto Sans KR" w:hAnsi="Noto Sans KR" w:eastAsia="Noto Sans KR" w:cs="Noto Sans KR"/>
+                <w:b w:val="0"/>
+                <w:color w:val="243547"/>
+                <w:sz w:val="18"/>
               </w:rPr>
               <w:t>Local Tx와 분리</w:t>
             </w:r>
@@ -1678,23 +1674,27 @@
         </w:tc>
         <w:tc>
           <w:tcPr>
-            <w:tcW w:type="dxa" w:w="3286"/>
+            <w:tcW w:type="dxa" w:w="5128"/>
             <w:tcMar>
-              <w:top w:w="90" w:type="dxa"/>
+              <w:top w:w="70" w:type="dxa"/>
               <w:start w:w="100" w:type="dxa"/>
-              <w:bottom w:w="90" w:type="dxa"/>
+              <w:bottom w:w="70" w:type="dxa"/>
               <w:end w:w="100" w:type="dxa"/>
             </w:tcMar>
             <w:vAlign w:val="center"/>
+            <w:shd w:fill="FFFFFF"/>
           </w:tcPr>
           <w:p>
             <w:pPr>
               <w:spacing w:after="0" w:line="252" w:lineRule="auto" w:before="0"/>
+              <w:jc w:val="left"/>
             </w:pPr>
             <w:r>
               <w:rPr>
-                <w:rFonts w:ascii="Noto Sans KR" w:hAnsi="Noto Sans KR" w:eastAsia="Noto Sans KR"/>
-                <w:sz w:val="17"/>
+                <w:rFonts w:ascii="Noto Sans KR" w:hAnsi="Noto Sans KR" w:eastAsia="Noto Sans KR" w:cs="Noto Sans KR"/>
+                <w:b w:val="0"/>
+                <w:color w:val="243547"/>
+                <w:sz w:val="18"/>
               </w:rPr>
               <w:t>Timeout/Retry/Idempotency</w:t>
             </w:r>
@@ -1704,27 +1704,31 @@
       <w:tr>
         <w:trPr>
           <w:cantSplit/>
+          <w:trHeight w:hRule="atLeast" w:val="351"/>
         </w:trPr>
         <w:tc>
           <w:tcPr>
-            <w:tcW w:type="dxa" w:w="2681"/>
+            <w:tcW w:type="dxa" w:w="3568"/>
             <w:tcMar>
-              <w:top w:w="90" w:type="dxa"/>
+              <w:top w:w="70" w:type="dxa"/>
               <w:start w:w="100" w:type="dxa"/>
-              <w:bottom w:w="90" w:type="dxa"/>
+              <w:bottom w:w="70" w:type="dxa"/>
               <w:end w:w="100" w:type="dxa"/>
             </w:tcMar>
             <w:vAlign w:val="center"/>
-            <w:shd w:fill="F5F8FB"/>
+            <w:shd w:fill="F7FAFC"/>
           </w:tcPr>
           <w:p>
             <w:pPr>
               <w:spacing w:after="0" w:line="252" w:lineRule="auto" w:before="0"/>
+              <w:jc w:val="left"/>
             </w:pPr>
             <w:r>
               <w:rPr>
-                <w:rFonts w:ascii="Noto Sans KR" w:hAnsi="Noto Sans KR" w:eastAsia="Noto Sans KR"/>
-                <w:sz w:val="17"/>
+                <w:rFonts w:ascii="Noto Sans KR" w:hAnsi="Noto Sans KR" w:eastAsia="Noto Sans KR" w:cs="Noto Sans KR"/>
+                <w:b w:val="0"/>
+                <w:color w:val="243547"/>
+                <w:sz w:val="18"/>
               </w:rPr>
               <w:t>Async/Message</w:t>
             </w:r>
@@ -1732,24 +1736,27 @@
         </w:tc>
         <w:tc>
           <w:tcPr>
-            <w:tcW w:type="dxa" w:w="4683"/>
+            <w:tcW w:type="dxa" w:w="3882"/>
             <w:tcMar>
-              <w:top w:w="90" w:type="dxa"/>
+              <w:top w:w="70" w:type="dxa"/>
               <w:start w:w="100" w:type="dxa"/>
-              <w:bottom w:w="90" w:type="dxa"/>
+              <w:bottom w:w="70" w:type="dxa"/>
               <w:end w:w="100" w:type="dxa"/>
             </w:tcMar>
             <w:vAlign w:val="center"/>
-            <w:shd w:fill="F5F8FB"/>
+            <w:shd w:fill="F7FAFC"/>
           </w:tcPr>
           <w:p>
             <w:pPr>
               <w:spacing w:after="0" w:line="252" w:lineRule="auto" w:before="0"/>
+              <w:jc w:val="left"/>
             </w:pPr>
             <w:r>
               <w:rPr>
-                <w:rFonts w:ascii="Noto Sans KR" w:hAnsi="Noto Sans KR" w:eastAsia="Noto Sans KR"/>
-                <w:sz w:val="17"/>
+                <w:rFonts w:ascii="Noto Sans KR" w:hAnsi="Noto Sans KR" w:eastAsia="Noto Sans KR" w:cs="Noto Sans KR"/>
+                <w:b w:val="0"/>
+                <w:color w:val="243547"/>
+                <w:sz w:val="18"/>
               </w:rPr>
               <w:t>Context snapshot/header</w:t>
             </w:r>
@@ -1757,24 +1764,27 @@
         </w:tc>
         <w:tc>
           <w:tcPr>
-            <w:tcW w:type="dxa" w:w="4598"/>
+            <w:tcW w:type="dxa" w:w="3239"/>
             <w:tcMar>
-              <w:top w:w="90" w:type="dxa"/>
+              <w:top w:w="70" w:type="dxa"/>
               <w:start w:w="100" w:type="dxa"/>
-              <w:bottom w:w="90" w:type="dxa"/>
+              <w:bottom w:w="70" w:type="dxa"/>
               <w:end w:w="100" w:type="dxa"/>
             </w:tcMar>
             <w:vAlign w:val="center"/>
-            <w:shd w:fill="F5F8FB"/>
+            <w:shd w:fill="F7FAFC"/>
           </w:tcPr>
           <w:p>
             <w:pPr>
               <w:spacing w:after="0" w:line="252" w:lineRule="auto" w:before="0"/>
+              <w:jc w:val="left"/>
             </w:pPr>
             <w:r>
               <w:rPr>
-                <w:rFonts w:ascii="Noto Sans KR" w:hAnsi="Noto Sans KR" w:eastAsia="Noto Sans KR"/>
-                <w:sz w:val="17"/>
+                <w:rFonts w:ascii="Noto Sans KR" w:hAnsi="Noto Sans KR" w:eastAsia="Noto Sans KR" w:cs="Noto Sans KR"/>
+                <w:b w:val="0"/>
+                <w:color w:val="243547"/>
+                <w:sz w:val="18"/>
               </w:rPr>
               <w:t>consumer Local Tx</w:t>
             </w:r>
@@ -1782,24 +1792,27 @@
         </w:tc>
         <w:tc>
           <w:tcPr>
-            <w:tcW w:type="dxa" w:w="3286"/>
+            <w:tcW w:type="dxa" w:w="5128"/>
             <w:tcMar>
-              <w:top w:w="90" w:type="dxa"/>
+              <w:top w:w="70" w:type="dxa"/>
               <w:start w:w="100" w:type="dxa"/>
-              <w:bottom w:w="90" w:type="dxa"/>
+              <w:bottom w:w="70" w:type="dxa"/>
               <w:end w:w="100" w:type="dxa"/>
             </w:tcMar>
             <w:vAlign w:val="center"/>
-            <w:shd w:fill="F5F8FB"/>
+            <w:shd w:fill="F7FAFC"/>
           </w:tcPr>
           <w:p>
             <w:pPr>
               <w:spacing w:after="0" w:line="252" w:lineRule="auto" w:before="0"/>
+              <w:jc w:val="left"/>
             </w:pPr>
             <w:r>
               <w:rPr>
-                <w:rFonts w:ascii="Noto Sans KR" w:hAnsi="Noto Sans KR" w:eastAsia="Noto Sans KR"/>
-                <w:sz w:val="17"/>
+                <w:rFonts w:ascii="Noto Sans KR" w:hAnsi="Noto Sans KR" w:eastAsia="Noto Sans KR" w:cs="Noto Sans KR"/>
+                <w:b w:val="0"/>
+                <w:color w:val="243547"/>
+                <w:sz w:val="18"/>
               </w:rPr>
               <w:t>Inbox/Idempotency/DLQ</w:t>
             </w:r>
@@ -1813,30 +1826,25 @@
         <w:keepNext/>
       </w:pPr>
       <w:r>
+        <w:rPr>
+          <w:rFonts w:ascii="Noto Sans KR" w:hAnsi="Noto Sans KR" w:eastAsia="Noto Sans KR" w:cs="Noto Sans KR"/>
+        </w:rPr>
         <w:t>3 Generated Domain과 Starter</w:t>
       </w:r>
     </w:p>
     <w:p>
       <w:pPr>
         <w:spacing w:before="80" w:after="200"/>
-        <w:ind w:left="173" w:right="58"/>
-        <w:shd w:fill="F3F7FB"/>
+        <w:ind w:left="170" w:right="113"/>
+        <w:shd w:fill="F3F7FA"/>
+        <w:pStyle w:val="CPFSectionLead"/>
         <w:pBdr>
-          <w:left w:val="single" w:sz="18" w:space="8" w:color="4F46E5"/>
+          <w:left w:val="single" w:sz="16" w:space="7" w:color="8AA4BE"/>
         </w:pBdr>
       </w:pPr>
       <w:r>
         <w:rPr>
-          <w:b/>
-          <w:color w:val="362D91"/>
-          <w:sz w:val="20"/>
-        </w:rPr>
-        <w:t xml:space="preserve">이 장을 보는 이유  </w:t>
-      </w:r>
-      <w:r>
-        <w:rPr>
-          <w:color w:val="26374C"/>
-          <w:sz w:val="20"/>
+          <w:rFonts w:ascii="Noto Sans KR" w:hAnsi="Noto Sans KR" w:eastAsia="Noto Sans KR" w:cs="Noto Sans KR"/>
         </w:rPr>
         <w:t>Generator가 만든 Domain은 Public Starter와 Canonical package IA를 사용합니다.</w:t>
       </w:r>
@@ -1844,40 +1852,60 @@
     <w:p>
       <w:pPr>
         <w:pStyle w:val="ListBullet"/>
-        <w:spacing w:after="40"/>
+        <w:spacing w:after="64" w:line="269" w:lineRule="auto"/>
         <w:ind w:left="454" w:hanging="198"/>
       </w:pPr>
       <w:r>
+        <w:rPr>
+          <w:rFonts w:ascii="Noto Sans KR" w:hAnsi="Noto Sans KR" w:eastAsia="Noto Sans KR" w:cs="Noto Sans KR"/>
+          <w:color w:val="243547"/>
+          <w:sz w:val="20"/>
+        </w:rPr>
         <w:t>Canonical: cpf-&lt;domain&gt;/online/src/main/java/&lt;domain-package&gt;/&lt;business-feature&gt;/&lt;technical-role&gt;.</w:t>
       </w:r>
     </w:p>
     <w:p>
       <w:pPr>
         <w:pStyle w:val="ListBullet"/>
-        <w:spacing w:after="40"/>
+        <w:spacing w:after="64" w:line="269" w:lineRule="auto"/>
         <w:ind w:left="454" w:hanging="198"/>
       </w:pPr>
       <w:r>
+        <w:rPr>
+          <w:rFonts w:ascii="Noto Sans KR" w:hAnsi="Noto Sans KR" w:eastAsia="Noto Sans KR" w:cs="Noto Sans KR"/>
+          <w:color w:val="243547"/>
+          <w:sz w:val="20"/>
+        </w:rPr>
         <w:t>중복 &lt;domain&gt;.online.&lt;domain&gt; 또는 &lt;domain&gt;/&lt;domain&gt; 구조를 생성하지 않습니다.</w:t>
       </w:r>
     </w:p>
     <w:p>
       <w:pPr>
         <w:pStyle w:val="ListBullet"/>
-        <w:spacing w:after="40"/>
+        <w:spacing w:after="64" w:line="269" w:lineRule="auto"/>
         <w:ind w:left="454" w:hanging="198"/>
       </w:pPr>
       <w:r>
+        <w:rPr>
+          <w:rFonts w:ascii="Noto Sans KR" w:hAnsi="Noto Sans KR" w:eastAsia="Noto Sans KR" w:cs="Noto Sans KR"/>
+          <w:color w:val="243547"/>
+          <w:sz w:val="20"/>
+        </w:rPr>
         <w:t>online은 필수, batch는 선택입니다.</w:t>
       </w:r>
     </w:p>
     <w:p>
       <w:pPr>
         <w:pStyle w:val="ListBullet"/>
-        <w:spacing w:after="40"/>
+        <w:spacing w:after="64" w:line="269" w:lineRule="auto"/>
         <w:ind w:left="454" w:hanging="198"/>
       </w:pPr>
       <w:r>
+        <w:rPr>
+          <w:rFonts w:ascii="Noto Sans KR" w:hAnsi="Noto Sans KR" w:eastAsia="Noto Sans KR" w:cs="Noto Sans KR"/>
+          <w:color w:val="243547"/>
+          <w:sz w:val="20"/>
+        </w:rPr>
         <w:t>Public BOM에는 Internal Leaf를 노출하지 않습니다.</w:t>
       </w:r>
     </w:p>
@@ -1887,30 +1915,25 @@
         <w:keepNext/>
       </w:pPr>
       <w:r>
+        <w:rPr>
+          <w:rFonts w:ascii="Noto Sans KR" w:hAnsi="Noto Sans KR" w:eastAsia="Noto Sans KR" w:cs="Noto Sans KR"/>
+        </w:rPr>
         <w:t>4 DB3 Lifecycle</w:t>
       </w:r>
     </w:p>
     <w:p>
       <w:pPr>
         <w:spacing w:before="80" w:after="200"/>
-        <w:ind w:left="173" w:right="58"/>
-        <w:shd w:fill="F3F7FB"/>
+        <w:ind w:left="170" w:right="113"/>
+        <w:shd w:fill="F3F7FA"/>
+        <w:pStyle w:val="CPFSectionLead"/>
         <w:pBdr>
-          <w:left w:val="single" w:sz="18" w:space="8" w:color="4F46E5"/>
+          <w:left w:val="single" w:sz="16" w:space="7" w:color="8AA4BE"/>
         </w:pBdr>
       </w:pPr>
       <w:r>
         <w:rPr>
-          <w:b/>
-          <w:color w:val="362D91"/>
-          <w:sz w:val="20"/>
-        </w:rPr>
-        <w:t xml:space="preserve">이 장을 보는 이유  </w:t>
-      </w:r>
-      <w:r>
-        <w:rPr>
-          <w:color w:val="26374C"/>
-          <w:sz w:val="20"/>
+          <w:rFonts w:ascii="Noto Sans KR" w:hAnsi="Noto Sans KR" w:eastAsia="Noto Sans KR" w:cs="Noto Sans KR"/>
         </w:rPr>
         <w:t>Canonical DB Source가 Oracle/PostgreSQL/MariaDB의 Install/Upgrade/Rollback/Runtime까지 이어집니다.</w:t>
       </w:r>
@@ -1920,6 +1943,9 @@
         <w:pStyle w:val="CPFLabel"/>
       </w:pPr>
       <w:r>
+        <w:rPr>
+          <w:rFonts w:ascii="Noto Sans KR" w:hAnsi="Noto Sans KR" w:eastAsia="Noto Sans KR" w:cs="Noto Sans KR"/>
+        </w:rPr>
         <w:t>DB lifecycle</w:t>
       </w:r>
     </w:p>
@@ -1936,16 +1962,17 @@
       </w:tblGrid>
       <w:tr>
         <w:trPr>
+          <w:trHeight w:hRule="atLeast" w:val="397"/>
           <w:tblHeader w:val="true"/>
         </w:trPr>
         <w:tc>
           <w:tcPr>
-            <w:tcW w:type="dxa" w:w="3812"/>
-            <w:shd w:fill="223A57"/>
+            <w:tcW w:type="dxa" w:w="6422"/>
+            <w:shd w:fill="0D2B45"/>
             <w:tcMar>
-              <w:top w:w="90" w:type="dxa"/>
+              <w:top w:w="70" w:type="dxa"/>
               <w:start w:w="100" w:type="dxa"/>
-              <w:bottom w:w="90" w:type="dxa"/>
+              <w:bottom w:w="70" w:type="dxa"/>
               <w:end w:w="100" w:type="dxa"/>
             </w:tcMar>
             <w:vAlign w:val="center"/>
@@ -1953,13 +1980,14 @@
           <w:p>
             <w:pPr>
               <w:spacing w:before="0" w:after="0" w:line="252" w:lineRule="auto"/>
-              <w:jc w:val="left"/>
+              <w:jc w:val="center"/>
             </w:pPr>
             <w:r>
               <w:rPr>
+                <w:rFonts w:ascii="Noto Sans KR" w:hAnsi="Noto Sans KR" w:eastAsia="Noto Sans KR" w:cs="Noto Sans KR"/>
                 <w:b/>
                 <w:color w:val="FFFFFF"/>
-                <w:sz w:val="16"/>
+                <w:sz w:val="18"/>
               </w:rPr>
               <w:t>단계</w:t>
             </w:r>
@@ -1967,12 +1995,12 @@
         </w:tc>
         <w:tc>
           <w:tcPr>
-            <w:tcW w:type="dxa" w:w="11437"/>
-            <w:shd w:fill="223A57"/>
+            <w:tcW w:type="dxa" w:w="9395"/>
+            <w:shd w:fill="0D2B45"/>
             <w:tcMar>
-              <w:top w:w="90" w:type="dxa"/>
+              <w:top w:w="70" w:type="dxa"/>
               <w:start w:w="100" w:type="dxa"/>
-              <w:bottom w:w="90" w:type="dxa"/>
+              <w:bottom w:w="70" w:type="dxa"/>
               <w:end w:w="100" w:type="dxa"/>
             </w:tcMar>
             <w:vAlign w:val="center"/>
@@ -1980,13 +2008,14 @@
           <w:p>
             <w:pPr>
               <w:spacing w:before="0" w:after="0" w:line="252" w:lineRule="auto"/>
-              <w:jc w:val="left"/>
+              <w:jc w:val="center"/>
             </w:pPr>
             <w:r>
               <w:rPr>
+                <w:rFonts w:ascii="Noto Sans KR" w:hAnsi="Noto Sans KR" w:eastAsia="Noto Sans KR" w:cs="Noto Sans KR"/>
                 <w:b/>
                 <w:color w:val="FFFFFF"/>
-                <w:sz w:val="16"/>
+                <w:sz w:val="18"/>
               </w:rPr>
               <w:t>필수 결과</w:t>
             </w:r>
@@ -1996,26 +2025,31 @@
       <w:tr>
         <w:trPr>
           <w:cantSplit/>
+          <w:trHeight w:hRule="atLeast" w:val="351"/>
         </w:trPr>
         <w:tc>
           <w:tcPr>
-            <w:tcW w:type="dxa" w:w="3812"/>
+            <w:tcW w:type="dxa" w:w="6422"/>
             <w:tcMar>
-              <w:top w:w="90" w:type="dxa"/>
+              <w:top w:w="70" w:type="dxa"/>
               <w:start w:w="100" w:type="dxa"/>
-              <w:bottom w:w="90" w:type="dxa"/>
+              <w:bottom w:w="70" w:type="dxa"/>
               <w:end w:w="100" w:type="dxa"/>
             </w:tcMar>
             <w:vAlign w:val="center"/>
+            <w:shd w:fill="FFFFFF"/>
           </w:tcPr>
           <w:p>
             <w:pPr>
               <w:spacing w:after="0" w:line="252" w:lineRule="auto" w:before="0"/>
+              <w:jc w:val="left"/>
             </w:pPr>
             <w:r>
               <w:rPr>
-                <w:rFonts w:ascii="Noto Sans KR" w:hAnsi="Noto Sans KR" w:eastAsia="Noto Sans KR"/>
-                <w:sz w:val="17"/>
+                <w:rFonts w:ascii="Noto Sans KR" w:hAnsi="Noto Sans KR" w:eastAsia="Noto Sans KR" w:cs="Noto Sans KR"/>
+                <w:b w:val="0"/>
+                <w:color w:val="243547"/>
+                <w:sz w:val="18"/>
               </w:rPr>
               <w:t>Canonical Source</w:t>
             </w:r>
@@ -2023,23 +2057,27 @@
         </w:tc>
         <w:tc>
           <w:tcPr>
-            <w:tcW w:type="dxa" w:w="11437"/>
+            <w:tcW w:type="dxa" w:w="9395"/>
             <w:tcMar>
-              <w:top w:w="90" w:type="dxa"/>
+              <w:top w:w="70" w:type="dxa"/>
               <w:start w:w="100" w:type="dxa"/>
-              <w:bottom w:w="90" w:type="dxa"/>
+              <w:bottom w:w="70" w:type="dxa"/>
               <w:end w:w="100" w:type="dxa"/>
             </w:tcMar>
             <w:vAlign w:val="center"/>
+            <w:shd w:fill="FFFFFF"/>
           </w:tcPr>
           <w:p>
             <w:pPr>
               <w:spacing w:after="0" w:line="252" w:lineRule="auto" w:before="0"/>
+              <w:jc w:val="left"/>
             </w:pPr>
             <w:r>
               <w:rPr>
-                <w:rFonts w:ascii="Noto Sans KR" w:hAnsi="Noto Sans KR" w:eastAsia="Noto Sans KR"/>
-                <w:sz w:val="17"/>
+                <w:rFonts w:ascii="Noto Sans KR" w:hAnsi="Noto Sans KR" w:eastAsia="Noto Sans KR" w:cs="Noto Sans KR"/>
+                <w:b w:val="0"/>
+                <w:color w:val="243547"/>
+                <w:sz w:val="18"/>
               </w:rPr>
               <w:t>단일 정의/metadata</w:t>
             </w:r>
@@ -2049,27 +2087,31 @@
       <w:tr>
         <w:trPr>
           <w:cantSplit/>
+          <w:trHeight w:hRule="atLeast" w:val="351"/>
         </w:trPr>
         <w:tc>
           <w:tcPr>
-            <w:tcW w:type="dxa" w:w="3812"/>
+            <w:tcW w:type="dxa" w:w="6422"/>
             <w:tcMar>
-              <w:top w:w="90" w:type="dxa"/>
+              <w:top w:w="70" w:type="dxa"/>
               <w:start w:w="100" w:type="dxa"/>
-              <w:bottom w:w="90" w:type="dxa"/>
+              <w:bottom w:w="70" w:type="dxa"/>
               <w:end w:w="100" w:type="dxa"/>
             </w:tcMar>
             <w:vAlign w:val="center"/>
-            <w:shd w:fill="F5F8FB"/>
+            <w:shd w:fill="F7FAFC"/>
           </w:tcPr>
           <w:p>
             <w:pPr>
               <w:spacing w:after="0" w:line="252" w:lineRule="auto" w:before="0"/>
+              <w:jc w:val="left"/>
             </w:pPr>
             <w:r>
               <w:rPr>
-                <w:rFonts w:ascii="Noto Sans KR" w:hAnsi="Noto Sans KR" w:eastAsia="Noto Sans KR"/>
-                <w:sz w:val="17"/>
+                <w:rFonts w:ascii="Noto Sans KR" w:hAnsi="Noto Sans KR" w:eastAsia="Noto Sans KR" w:cs="Noto Sans KR"/>
+                <w:b w:val="0"/>
+                <w:color w:val="243547"/>
+                <w:sz w:val="18"/>
               </w:rPr>
               <w:t>Vendor Render</w:t>
             </w:r>
@@ -2077,24 +2119,27 @@
         </w:tc>
         <w:tc>
           <w:tcPr>
-            <w:tcW w:type="dxa" w:w="11437"/>
+            <w:tcW w:type="dxa" w:w="9395"/>
             <w:tcMar>
-              <w:top w:w="90" w:type="dxa"/>
+              <w:top w:w="70" w:type="dxa"/>
               <w:start w:w="100" w:type="dxa"/>
-              <w:bottom w:w="90" w:type="dxa"/>
+              <w:bottom w:w="70" w:type="dxa"/>
               <w:end w:w="100" w:type="dxa"/>
             </w:tcMar>
             <w:vAlign w:val="center"/>
-            <w:shd w:fill="F5F8FB"/>
+            <w:shd w:fill="F7FAFC"/>
           </w:tcPr>
           <w:p>
             <w:pPr>
               <w:spacing w:after="0" w:line="252" w:lineRule="auto" w:before="0"/>
+              <w:jc w:val="left"/>
             </w:pPr>
             <w:r>
               <w:rPr>
-                <w:rFonts w:ascii="Noto Sans KR" w:hAnsi="Noto Sans KR" w:eastAsia="Noto Sans KR"/>
-                <w:sz w:val="17"/>
+                <w:rFonts w:ascii="Noto Sans KR" w:hAnsi="Noto Sans KR" w:eastAsia="Noto Sans KR" w:cs="Noto Sans KR"/>
+                <w:b w:val="0"/>
+                <w:color w:val="243547"/>
+                <w:sz w:val="18"/>
               </w:rPr>
               <w:t>Oracle/PostgreSQL/MariaDB</w:t>
             </w:r>
@@ -2104,26 +2149,31 @@
       <w:tr>
         <w:trPr>
           <w:cantSplit/>
+          <w:trHeight w:hRule="atLeast" w:val="351"/>
         </w:trPr>
         <w:tc>
           <w:tcPr>
-            <w:tcW w:type="dxa" w:w="3812"/>
+            <w:tcW w:type="dxa" w:w="6422"/>
             <w:tcMar>
-              <w:top w:w="90" w:type="dxa"/>
+              <w:top w:w="70" w:type="dxa"/>
               <w:start w:w="100" w:type="dxa"/>
-              <w:bottom w:w="90" w:type="dxa"/>
+              <w:bottom w:w="70" w:type="dxa"/>
               <w:end w:w="100" w:type="dxa"/>
             </w:tcMar>
             <w:vAlign w:val="center"/>
+            <w:shd w:fill="FFFFFF"/>
           </w:tcPr>
           <w:p>
             <w:pPr>
               <w:spacing w:after="0" w:line="252" w:lineRule="auto" w:before="0"/>
+              <w:jc w:val="left"/>
             </w:pPr>
             <w:r>
               <w:rPr>
-                <w:rFonts w:ascii="Noto Sans KR" w:hAnsi="Noto Sans KR" w:eastAsia="Noto Sans KR"/>
-                <w:sz w:val="17"/>
+                <w:rFonts w:ascii="Noto Sans KR" w:hAnsi="Noto Sans KR" w:eastAsia="Noto Sans KR" w:cs="Noto Sans KR"/>
+                <w:b w:val="0"/>
+                <w:color w:val="243547"/>
+                <w:sz w:val="18"/>
               </w:rPr>
               <w:t>Migration</w:t>
             </w:r>
@@ -2131,23 +2181,27 @@
         </w:tc>
         <w:tc>
           <w:tcPr>
-            <w:tcW w:type="dxa" w:w="11437"/>
+            <w:tcW w:type="dxa" w:w="9395"/>
             <w:tcMar>
-              <w:top w:w="90" w:type="dxa"/>
+              <w:top w:w="70" w:type="dxa"/>
               <w:start w:w="100" w:type="dxa"/>
-              <w:bottom w:w="90" w:type="dxa"/>
+              <w:bottom w:w="70" w:type="dxa"/>
               <w:end w:w="100" w:type="dxa"/>
             </w:tcMar>
             <w:vAlign w:val="center"/>
+            <w:shd w:fill="FFFFFF"/>
           </w:tcPr>
           <w:p>
             <w:pPr>
               <w:spacing w:after="0" w:line="252" w:lineRule="auto" w:before="0"/>
+              <w:jc w:val="left"/>
             </w:pPr>
             <w:r>
               <w:rPr>
-                <w:rFonts w:ascii="Noto Sans KR" w:hAnsi="Noto Sans KR" w:eastAsia="Noto Sans KR"/>
-                <w:sz w:val="17"/>
+                <w:rFonts w:ascii="Noto Sans KR" w:hAnsi="Noto Sans KR" w:eastAsia="Noto Sans KR" w:cs="Noto Sans KR"/>
+                <w:b w:val="0"/>
+                <w:color w:val="243547"/>
+                <w:sz w:val="18"/>
               </w:rPr>
               <w:t>upgrade plan/hash</w:t>
             </w:r>
@@ -2157,27 +2211,31 @@
       <w:tr>
         <w:trPr>
           <w:cantSplit/>
+          <w:trHeight w:hRule="atLeast" w:val="351"/>
         </w:trPr>
         <w:tc>
           <w:tcPr>
-            <w:tcW w:type="dxa" w:w="3812"/>
+            <w:tcW w:type="dxa" w:w="6422"/>
             <w:tcMar>
-              <w:top w:w="90" w:type="dxa"/>
+              <w:top w:w="70" w:type="dxa"/>
               <w:start w:w="100" w:type="dxa"/>
-              <w:bottom w:w="90" w:type="dxa"/>
+              <w:bottom w:w="70" w:type="dxa"/>
               <w:end w:w="100" w:type="dxa"/>
             </w:tcMar>
             <w:vAlign w:val="center"/>
-            <w:shd w:fill="F5F8FB"/>
+            <w:shd w:fill="F7FAFC"/>
           </w:tcPr>
           <w:p>
             <w:pPr>
               <w:spacing w:after="0" w:line="252" w:lineRule="auto" w:before="0"/>
+              <w:jc w:val="left"/>
             </w:pPr>
             <w:r>
               <w:rPr>
-                <w:rFonts w:ascii="Noto Sans KR" w:hAnsi="Noto Sans KR" w:eastAsia="Noto Sans KR"/>
-                <w:sz w:val="17"/>
+                <w:rFonts w:ascii="Noto Sans KR" w:hAnsi="Noto Sans KR" w:eastAsia="Noto Sans KR" w:cs="Noto Sans KR"/>
+                <w:b w:val="0"/>
+                <w:color w:val="243547"/>
+                <w:sz w:val="18"/>
               </w:rPr>
               <w:t>Seed</w:t>
             </w:r>
@@ -2185,24 +2243,27 @@
         </w:tc>
         <w:tc>
           <w:tcPr>
-            <w:tcW w:type="dxa" w:w="11437"/>
+            <w:tcW w:type="dxa" w:w="9395"/>
             <w:tcMar>
-              <w:top w:w="90" w:type="dxa"/>
+              <w:top w:w="70" w:type="dxa"/>
               <w:start w:w="100" w:type="dxa"/>
-              <w:bottom w:w="90" w:type="dxa"/>
+              <w:bottom w:w="70" w:type="dxa"/>
               <w:end w:w="100" w:type="dxa"/>
             </w:tcMar>
             <w:vAlign w:val="center"/>
-            <w:shd w:fill="F5F8FB"/>
+            <w:shd w:fill="F7FAFC"/>
           </w:tcPr>
           <w:p>
             <w:pPr>
               <w:spacing w:after="0" w:line="252" w:lineRule="auto" w:before="0"/>
+              <w:jc w:val="left"/>
             </w:pPr>
             <w:r>
               <w:rPr>
-                <w:rFonts w:ascii="Noto Sans KR" w:hAnsi="Noto Sans KR" w:eastAsia="Noto Sans KR"/>
-                <w:sz w:val="17"/>
+                <w:rFonts w:ascii="Noto Sans KR" w:hAnsi="Noto Sans KR" w:eastAsia="Noto Sans KR" w:cs="Noto Sans KR"/>
+                <w:b w:val="0"/>
+                <w:color w:val="243547"/>
+                <w:sz w:val="18"/>
               </w:rPr>
               <w:t>초기 업무/운영 데이터</w:t>
             </w:r>
@@ -2212,26 +2273,31 @@
       <w:tr>
         <w:trPr>
           <w:cantSplit/>
+          <w:trHeight w:hRule="atLeast" w:val="351"/>
         </w:trPr>
         <w:tc>
           <w:tcPr>
-            <w:tcW w:type="dxa" w:w="3812"/>
+            <w:tcW w:type="dxa" w:w="6422"/>
             <w:tcMar>
-              <w:top w:w="90" w:type="dxa"/>
+              <w:top w:w="70" w:type="dxa"/>
               <w:start w:w="100" w:type="dxa"/>
-              <w:bottom w:w="90" w:type="dxa"/>
+              <w:bottom w:w="70" w:type="dxa"/>
               <w:end w:w="100" w:type="dxa"/>
             </w:tcMar>
             <w:vAlign w:val="center"/>
+            <w:shd w:fill="FFFFFF"/>
           </w:tcPr>
           <w:p>
             <w:pPr>
               <w:spacing w:after="0" w:line="252" w:lineRule="auto" w:before="0"/>
+              <w:jc w:val="left"/>
             </w:pPr>
             <w:r>
               <w:rPr>
-                <w:rFonts w:ascii="Noto Sans KR" w:hAnsi="Noto Sans KR" w:eastAsia="Noto Sans KR"/>
-                <w:sz w:val="17"/>
+                <w:rFonts w:ascii="Noto Sans KR" w:hAnsi="Noto Sans KR" w:eastAsia="Noto Sans KR" w:cs="Noto Sans KR"/>
+                <w:b w:val="0"/>
+                <w:color w:val="243547"/>
+                <w:sz w:val="18"/>
               </w:rPr>
               <w:t>Runtime</w:t>
             </w:r>
@@ -2239,23 +2305,27 @@
         </w:tc>
         <w:tc>
           <w:tcPr>
-            <w:tcW w:type="dxa" w:w="11437"/>
+            <w:tcW w:type="dxa" w:w="9395"/>
             <w:tcMar>
-              <w:top w:w="90" w:type="dxa"/>
+              <w:top w:w="70" w:type="dxa"/>
               <w:start w:w="100" w:type="dxa"/>
-              <w:bottom w:w="90" w:type="dxa"/>
+              <w:bottom w:w="70" w:type="dxa"/>
               <w:end w:w="100" w:type="dxa"/>
             </w:tcMar>
             <w:vAlign w:val="center"/>
+            <w:shd w:fill="FFFFFF"/>
           </w:tcPr>
           <w:p>
             <w:pPr>
               <w:spacing w:after="0" w:line="252" w:lineRule="auto" w:before="0"/>
+              <w:jc w:val="left"/>
             </w:pPr>
             <w:r>
               <w:rPr>
-                <w:rFonts w:ascii="Noto Sans KR" w:hAnsi="Noto Sans KR" w:eastAsia="Noto Sans KR"/>
-                <w:sz w:val="17"/>
+                <w:rFonts w:ascii="Noto Sans KR" w:hAnsi="Noto Sans KR" w:eastAsia="Noto Sans KR" w:cs="Noto Sans KR"/>
+                <w:b w:val="0"/>
+                <w:color w:val="243547"/>
+                <w:sz w:val="18"/>
               </w:rPr>
               <w:t>Repository/Query/Index/FK</w:t>
             </w:r>
@@ -2265,27 +2335,31 @@
       <w:tr>
         <w:trPr>
           <w:cantSplit/>
+          <w:trHeight w:hRule="atLeast" w:val="351"/>
         </w:trPr>
         <w:tc>
           <w:tcPr>
-            <w:tcW w:type="dxa" w:w="3812"/>
+            <w:tcW w:type="dxa" w:w="6422"/>
             <w:tcMar>
-              <w:top w:w="90" w:type="dxa"/>
+              <w:top w:w="70" w:type="dxa"/>
               <w:start w:w="100" w:type="dxa"/>
-              <w:bottom w:w="90" w:type="dxa"/>
+              <w:bottom w:w="70" w:type="dxa"/>
               <w:end w:w="100" w:type="dxa"/>
             </w:tcMar>
             <w:vAlign w:val="center"/>
-            <w:shd w:fill="F5F8FB"/>
+            <w:shd w:fill="F7FAFC"/>
           </w:tcPr>
           <w:p>
             <w:pPr>
               <w:spacing w:after="0" w:line="252" w:lineRule="auto" w:before="0"/>
+              <w:jc w:val="left"/>
             </w:pPr>
             <w:r>
               <w:rPr>
-                <w:rFonts w:ascii="Noto Sans KR" w:hAnsi="Noto Sans KR" w:eastAsia="Noto Sans KR"/>
-                <w:sz w:val="17"/>
+                <w:rFonts w:ascii="Noto Sans KR" w:hAnsi="Noto Sans KR" w:eastAsia="Noto Sans KR" w:cs="Noto Sans KR"/>
+                <w:b w:val="0"/>
+                <w:color w:val="243547"/>
+                <w:sz w:val="18"/>
               </w:rPr>
               <w:t>Rollback/Recovery</w:t>
             </w:r>
@@ -2293,24 +2367,27 @@
         </w:tc>
         <w:tc>
           <w:tcPr>
-            <w:tcW w:type="dxa" w:w="11437"/>
+            <w:tcW w:type="dxa" w:w="9395"/>
             <w:tcMar>
-              <w:top w:w="90" w:type="dxa"/>
+              <w:top w:w="70" w:type="dxa"/>
               <w:start w:w="100" w:type="dxa"/>
-              <w:bottom w:w="90" w:type="dxa"/>
+              <w:bottom w:w="70" w:type="dxa"/>
               <w:end w:w="100" w:type="dxa"/>
             </w:tcMar>
             <w:vAlign w:val="center"/>
-            <w:shd w:fill="F5F8FB"/>
+            <w:shd w:fill="F7FAFC"/>
           </w:tcPr>
           <w:p>
             <w:pPr>
               <w:spacing w:after="0" w:line="252" w:lineRule="auto" w:before="0"/>
+              <w:jc w:val="left"/>
             </w:pPr>
             <w:r>
               <w:rPr>
-                <w:rFonts w:ascii="Noto Sans KR" w:hAnsi="Noto Sans KR" w:eastAsia="Noto Sans KR"/>
-                <w:sz w:val="17"/>
+                <w:rFonts w:ascii="Noto Sans KR" w:hAnsi="Noto Sans KR" w:eastAsia="Noto Sans KR" w:cs="Noto Sans KR"/>
+                <w:b w:val="0"/>
+                <w:color w:val="243547"/>
+                <w:sz w:val="18"/>
               </w:rPr>
               <w:t>명시적 reverse 또는 recovery</w:t>
             </w:r>
@@ -2320,26 +2397,31 @@
       <w:tr>
         <w:trPr>
           <w:cantSplit/>
+          <w:trHeight w:hRule="atLeast" w:val="351"/>
         </w:trPr>
         <w:tc>
           <w:tcPr>
-            <w:tcW w:type="dxa" w:w="3812"/>
+            <w:tcW w:type="dxa" w:w="6422"/>
             <w:tcMar>
-              <w:top w:w="90" w:type="dxa"/>
+              <w:top w:w="70" w:type="dxa"/>
               <w:start w:w="100" w:type="dxa"/>
-              <w:bottom w:w="90" w:type="dxa"/>
+              <w:bottom w:w="70" w:type="dxa"/>
               <w:end w:w="100" w:type="dxa"/>
             </w:tcMar>
             <w:vAlign w:val="center"/>
+            <w:shd w:fill="FFFFFF"/>
           </w:tcPr>
           <w:p>
             <w:pPr>
               <w:spacing w:after="0" w:line="252" w:lineRule="auto" w:before="0"/>
+              <w:jc w:val="left"/>
             </w:pPr>
             <w:r>
               <w:rPr>
-                <w:rFonts w:ascii="Noto Sans KR" w:hAnsi="Noto Sans KR" w:eastAsia="Noto Sans KR"/>
-                <w:sz w:val="17"/>
+                <w:rFonts w:ascii="Noto Sans KR" w:hAnsi="Noto Sans KR" w:eastAsia="Noto Sans KR" w:cs="Noto Sans KR"/>
+                <w:b w:val="0"/>
+                <w:color w:val="243547"/>
+                <w:sz w:val="18"/>
               </w:rPr>
               <w:t>Generator/Test</w:t>
             </w:r>
@@ -2347,23 +2429,27 @@
         </w:tc>
         <w:tc>
           <w:tcPr>
-            <w:tcW w:type="dxa" w:w="11437"/>
+            <w:tcW w:type="dxa" w:w="9395"/>
             <w:tcMar>
-              <w:top w:w="90" w:type="dxa"/>
+              <w:top w:w="70" w:type="dxa"/>
               <w:start w:w="100" w:type="dxa"/>
-              <w:bottom w:w="90" w:type="dxa"/>
+              <w:bottom w:w="70" w:type="dxa"/>
               <w:end w:w="100" w:type="dxa"/>
             </w:tcMar>
             <w:vAlign w:val="center"/>
+            <w:shd w:fill="FFFFFF"/>
           </w:tcPr>
           <w:p>
             <w:pPr>
               <w:spacing w:after="0" w:line="252" w:lineRule="auto" w:before="0"/>
+              <w:jc w:val="left"/>
             </w:pPr>
             <w:r>
               <w:rPr>
-                <w:rFonts w:ascii="Noto Sans KR" w:hAnsi="Noto Sans KR" w:eastAsia="Noto Sans KR"/>
-                <w:sz w:val="17"/>
+                <w:rFonts w:ascii="Noto Sans KR" w:hAnsi="Noto Sans KR" w:eastAsia="Noto Sans KR" w:cs="Noto Sans KR"/>
+                <w:b w:val="0"/>
+                <w:color w:val="243547"/>
+                <w:sz w:val="18"/>
               </w:rPr>
               <w:t>생성 Domain + DB3 parity</w:t>
             </w:r>
@@ -2377,72 +2463,27 @@
         <w:keepNext/>
       </w:pPr>
       <w:r>
+        <w:rPr>
+          <w:rFonts w:ascii="Noto Sans KR" w:hAnsi="Noto Sans KR" w:eastAsia="Noto Sans KR" w:cs="Noto Sans KR"/>
+        </w:rPr>
         <w:t>5 운영 · 보안 · 추적</w:t>
       </w:r>
     </w:p>
     <w:p>
       <w:pPr>
         <w:spacing w:before="80" w:after="200"/>
-        <w:ind w:left="173" w:right="58"/>
-        <w:shd w:fill="F3F7FB"/>
+        <w:ind w:left="170" w:right="113"/>
+        <w:shd w:fill="F3F7FA"/>
+        <w:pStyle w:val="CPFSectionLead"/>
         <w:pBdr>
-          <w:left w:val="single" w:sz="18" w:space="8" w:color="4F46E5"/>
+          <w:left w:val="single" w:sz="16" w:space="7" w:color="8AA4BE"/>
         </w:pBdr>
       </w:pPr>
       <w:r>
         <w:rPr>
-          <w:b/>
-          <w:color w:val="362D91"/>
-          <w:sz w:val="20"/>
-        </w:rPr>
-        <w:t xml:space="preserve">이 장을 보는 이유  </w:t>
-      </w:r>
-      <w:r>
-        <w:rPr>
-          <w:color w:val="26374C"/>
-          <w:sz w:val="20"/>
+          <w:rFonts w:ascii="Noto Sans KR" w:hAnsi="Noto Sans KR" w:eastAsia="Noto Sans KR" w:cs="Noto Sans KR"/>
         </w:rPr>
         <w:t>거래·실행·인스턴스를 연결하고 위험 조치는 승인과 감사를 남깁니다.</w:t>
-      </w:r>
-    </w:p>
-    <w:p>
-      <w:pPr>
-        <w:spacing w:before="60" w:after="40"/>
-        <w:jc w:val="center"/>
-      </w:pPr>
-      <w:r>
-        <w:drawing>
-          <wp:inline xmlns:a="http://schemas.openxmlformats.org/drawingml/2006/main" xmlns:pic="http://schemas.openxmlformats.org/drawingml/2006/picture">
-            <wp:extent cx="8251545" cy="4584192"/>
-            <wp:docPr id="3" name="Picture 3" descr="CPF Operations Plane" title="CPF Operations Plane"/>
-            <wp:cNvGraphicFramePr>
-              <a:graphicFrameLocks noChangeAspect="1"/>
-            </wp:cNvGraphicFramePr>
-            <a:graphic>
-              <a:graphicData uri="http://schemas.openxmlformats.org/drawingml/2006/picture">
-                <pic:pic>
-                  <pic:nvPicPr>
-                    <pic:cNvPr id="0" name="ops.png"/>
-                    <pic:cNvPicPr/>
-                  </pic:nvPicPr>
-                  <pic:blipFill>
-                    <a:blip r:embed="rId13"/>
-                    <a:stretch>
-                      <a:fillRect/>
-                    </a:stretch>
-                  </pic:blipFill>
-                  <pic:spPr>
-                    <a:xfrm>
-                      <a:off x="0" y="0"/>
-                      <a:ext cx="8251545" cy="4584192"/>
-                    </a:xfrm>
-                    <a:prstGeom prst="rect"/>
-                  </pic:spPr>
-                </pic:pic>
-              </a:graphicData>
-            </a:graphic>
-          </wp:inline>
-        </w:drawing>
       </w:r>
     </w:p>
     <w:p>
@@ -2451,6 +2492,9 @@
         <w:jc w:val="left"/>
       </w:pPr>
       <w:r>
+        <w:rPr>
+          <w:rFonts w:ascii="Noto Sans KR" w:hAnsi="Noto Sans KR" w:eastAsia="Noto Sans KR" w:cs="Noto Sans KR"/>
+        </w:rPr>
         <w:t>Transaction/Operation/Instance 단위 추적과 Permission/Approval/Audit/Recovery를 하나의 운영 흐름으로 연결합니다.</w:t>
       </w:r>
     </w:p>
@@ -2458,7 +2502,7 @@
       <w:headerReference w:type="default" r:id="rId9"/>
       <w:footerReference w:type="default" r:id="rId10"/>
       <w:pgSz w:w="16838" w:h="11906" w:orient="landscape"/>
-      <w:pgMar w:top="737" w:right="794" w:bottom="794" w:left="794" w:header="397" w:footer="454" w:gutter="0"/>
+      <w:pgMar w:top="510" w:right="510" w:bottom="510" w:left="510" w:header="255" w:footer="312" w:gutter="0"/>
       <w:cols w:space="720"/>
       <w:docGrid w:linePitch="360"/>
     </w:sectPr>
@@ -2878,7 +2922,7 @@
     <w:rPr>
       <w:rFonts w:ascii="Noto Sans KR" w:hAnsi="Noto Sans KR" w:eastAsia="Noto Sans KR"/>
       <w:color w:val="243547"/>
-      <w:sz w:val="19"/>
+      <w:sz w:val="20"/>
     </w:rPr>
   </w:style>
   <w:style w:type="paragraph" w:styleId="Header">
@@ -2936,7 +2980,7 @@
     <w:pPr>
       <w:keepNext/>
       <w:keepLines/>
-      <w:spacing w:before="480" w:after="180"/>
+      <w:spacing w:before="800" w:after="160"/>
       <w:outlineLvl w:val="0"/>
     </w:pPr>
     <w:rPr>
@@ -2944,7 +2988,7 @@
       <w:b/>
       <w:bCs/>
       <w:color w:val="17324D"/>
-      <w:sz w:val="38"/>
+      <w:sz w:val="34"/>
       <w:szCs w:val="28"/>
     </w:rPr>
   </w:style>
@@ -2960,7 +3004,7 @@
     <w:pPr>
       <w:keepNext/>
       <w:keepLines/>
-      <w:spacing w:before="340" w:after="120"/>
+      <w:spacing w:before="360" w:after="80"/>
       <w:ind w:left="113"/>
       <w:outlineLvl w:val="1"/>
     </w:pPr>
@@ -2969,7 +3013,7 @@
       <w:b/>
       <w:bCs/>
       <w:color w:val="4F46E5"/>
-      <w:sz w:val="28"/>
+      <w:sz w:val="27"/>
       <w:szCs w:val="26"/>
     </w:rPr>
   </w:style>
@@ -2985,7 +3029,7 @@
     <w:pPr>
       <w:keepNext/>
       <w:keepLines/>
-      <w:spacing w:before="240" w:after="80"/>
+      <w:spacing w:before="240" w:after="60"/>
       <w:ind w:left="255"/>
       <w:outlineLvl w:val="2"/>
     </w:pPr>
@@ -2994,7 +3038,7 @@
       <w:b/>
       <w:bCs/>
       <w:color w:val="17324D"/>
-      <w:sz w:val="22"/>
+      <w:sz w:val="23"/>
     </w:rPr>
   </w:style>
   <w:style w:type="paragraph" w:styleId="Heading4">
@@ -3225,10 +3269,12 @@
     <w:qFormat/>
     <w:rsid w:val="00FC693F"/>
     <w:pPr>
+      <w:keepNext/>
+      <w:keepLines/>
       <w:pBdr>
         <w:bottom w:val="single" w:sz="8" w:space="4" w:color="4F81BD" w:themeColor="accent1"/>
       </w:pBdr>
-      <w:spacing w:after="200" w:line="240" w:lineRule="auto"/>
+      <w:spacing w:after="140" w:line="240" w:lineRule="auto" w:before="0"/>
       <w:contextualSpacing/>
     </w:pPr>
     <w:rPr>
@@ -3237,7 +3283,7 @@
       <w:color w:val="071A2B"/>
       <w:spacing w:val="5"/>
       <w:kern w:val="28"/>
-      <w:sz w:val="50"/>
+      <w:sz w:val="48"/>
       <w:szCs w:val="52"/>
     </w:rPr>
   </w:style>
@@ -3265,9 +3311,12 @@
     <w:qFormat/>
     <w:rsid w:val="00FC693F"/>
     <w:pPr>
+      <w:keepNext/>
+      <w:keepLines/>
       <w:numPr>
         <w:ilvl w:val="1"/>
       </w:numPr>
+      <w:spacing w:before="0" w:after="180"/>
     </w:pPr>
     <w:rPr>
       <w:rFonts w:asciiTheme="majorHAnsi" w:eastAsiaTheme="majorEastAsia" w:hAnsiTheme="majorHAnsi" w:cstheme="majorBidi" w:ascii="Noto Sans KR" w:hAnsi="Noto Sans KR" w:eastAsia="Noto Sans KR"/>
@@ -3276,7 +3325,7 @@
       <w:iCs/>
       <w:color w:val="5E7186"/>
       <w:spacing w:val="15"/>
-      <w:sz w:val="22"/>
+      <w:sz w:val="23"/>
       <w:szCs w:val="24"/>
     </w:rPr>
   </w:style>
@@ -14571,39 +14620,119 @@
   <w:style w:type="paragraph" w:customStyle="1" w:styleId="CPFCode">
     <w:name w:val="CPF Code"/>
     <w:pPr>
-      <w:spacing w:before="40" w:after="80"/>
+      <w:spacing w:before="100" w:after="140" w:line="240" w:lineRule="auto"/>
       <w:ind w:left="283" w:right="170"/>
     </w:pPr>
     <w:rPr>
-      <w:rFonts w:ascii="DejaVu Sans Mono" w:hAnsi="DejaVu Sans Mono" w:eastAsia="DejaVu Sans Mono"/>
-      <w:color w:val="071A2B"/>
-      <w:sz w:val="16"/>
+      <w:rFonts w:ascii="Noto Sans KR" w:hAnsi="Noto Sans KR" w:eastAsia="DejaVu Sans Mono"/>
+      <w:b w:val="0"/>
+      <w:color w:val="F4F8FC"/>
+      <w:sz w:val="18"/>
     </w:rPr>
   </w:style>
   <w:style w:type="paragraph" w:customStyle="1" w:styleId="CPFCaption">
     <w:name w:val="CPF Caption"/>
     <w:pPr>
-      <w:spacing w:before="40" w:after="100"/>
+      <w:spacing w:before="60" w:after="160"/>
       <w:ind w:left="255" w:right="255"/>
     </w:pPr>
     <w:rPr>
       <w:rFonts w:ascii="Noto Sans KR" w:hAnsi="Noto Sans KR" w:eastAsia="Noto Sans KR"/>
       <w:color w:val="5E7186"/>
-      <w:sz w:val="16"/>
+      <w:sz w:val="18"/>
     </w:rPr>
   </w:style>
   <w:style w:type="paragraph" w:customStyle="1" w:styleId="CPFLabel">
     <w:name w:val="CPF Label"/>
     <w:pPr>
       <w:keepNext/>
-      <w:spacing w:before="140" w:after="40"/>
+      <w:spacing w:before="200" w:after="80"/>
       <w:ind w:left="255"/>
     </w:pPr>
     <w:rPr>
       <w:rFonts w:ascii="Noto Sans KR" w:hAnsi="Noto Sans KR" w:eastAsia="Noto Sans KR"/>
       <w:b/>
-      <w:color w:val="7154C7"/>
-      <w:sz w:val="21"/>
+      <w:color w:val="4F46E5"/>
+      <w:sz w:val="20"/>
+    </w:rPr>
+  </w:style>
+  <w:style w:type="paragraph" w:customStyle="1" w:styleId="CPFLead">
+    <w:name w:val="CPF Lead"/>
+    <w:basedOn w:val="Normal"/>
+    <w:pPr>
+      <w:spacing w:before="60" w:after="180" w:line="283" w:lineRule="auto"/>
+    </w:pPr>
+    <w:rPr>
+      <w:rFonts w:ascii="Noto Sans KR" w:hAnsi="Noto Sans KR"/>
+      <w:b w:val="0"/>
+      <w:color w:val="243547"/>
+      <w:sz w:val="20"/>
+    </w:rPr>
+  </w:style>
+  <w:style w:type="paragraph" w:customStyle="1" w:styleId="CPFSectionLead">
+    <w:name w:val="CPF Section Lead"/>
+    <w:basedOn w:val="Normal"/>
+    <w:pPr>
+      <w:spacing w:before="40" w:after="160" w:line="276" w:lineRule="auto"/>
+    </w:pPr>
+    <w:rPr>
+      <w:rFonts w:ascii="Noto Sans KR" w:hAnsi="Noto Sans KR"/>
+      <w:b w:val="0"/>
+      <w:color w:val="243547"/>
+      <w:sz w:val="19"/>
+    </w:rPr>
+  </w:style>
+  <w:style w:type="paragraph" w:customStyle="1" w:styleId="CPFCallout">
+    <w:name w:val="CPF Callout"/>
+    <w:basedOn w:val="Normal"/>
+    <w:pPr>
+      <w:spacing w:before="80" w:after="140" w:line="269" w:lineRule="auto"/>
+    </w:pPr>
+    <w:rPr>
+      <w:rFonts w:ascii="Noto Sans KR" w:hAnsi="Noto Sans KR"/>
+      <w:b w:val="0"/>
+      <w:color w:val="243547"/>
+      <w:sz w:val="19"/>
+    </w:rPr>
+  </w:style>
+  <w:style w:type="paragraph" w:customStyle="1" w:styleId="CPFWarning">
+    <w:name w:val="CPF Warning"/>
+    <w:basedOn w:val="Normal"/>
+    <w:pPr>
+      <w:spacing w:before="80" w:after="140" w:line="269" w:lineRule="auto"/>
+    </w:pPr>
+    <w:rPr>
+      <w:rFonts w:ascii="Noto Sans KR" w:hAnsi="Noto Sans KR"/>
+      <w:b w:val="0"/>
+      <w:color w:val="A85600"/>
+      <w:sz w:val="19"/>
+    </w:rPr>
+  </w:style>
+  <w:style w:type="paragraph" w:customStyle="1" w:styleId="CPFSource">
+    <w:name w:val="CPF Source"/>
+    <w:basedOn w:val="Normal"/>
+    <w:pPr>
+      <w:spacing w:before="60" w:after="120" w:line="252" w:lineRule="auto"/>
+    </w:pPr>
+    <w:rPr>
+      <w:rFonts w:ascii="Noto Sans KR" w:hAnsi="Noto Sans KR"/>
+      <w:b w:val="0"/>
+      <w:color w:val="5E7186"/>
+      <w:sz w:val="18"/>
+    </w:rPr>
+  </w:style>
+  <w:style w:type="paragraph" w:customStyle="1" w:styleId="CPFTOCEntry">
+    <w:name w:val="CPF TOC Entry"/>
+    <w:basedOn w:val="Normal"/>
+    <w:pPr>
+      <w:spacing w:before="0" w:after="50" w:line="252" w:lineRule="auto"/>
+      <w:ind w:left="113"/>
+    </w:pPr>
+    <w:rPr>
+      <w:rFonts w:ascii="Noto Sans KR" w:hAnsi="Noto Sans KR"/>
+      <w:b w:val="0"/>
+      <w:color w:val="243547"/>
+      <w:sz w:val="20"/>
     </w:rPr>
   </w:style>
 </w:styles>

--- a/cpf-docs/deliverables/아키텍처설계서.docx
+++ b/cpf-docs/deliverables/아키텍처설계서.docx
@@ -301,7 +301,6 @@
         <w:rPr>
           <w:rFonts w:ascii="Noto Sans KR" w:hAnsi="Noto Sans KR" w:eastAsia="Noto Sans KR" w:cs="Noto Sans KR"/>
         </w:rPr>
-        <w:br w:type="page"/>
       </w:r>
     </w:p>
     <w:p>
@@ -1180,16 +1179,16 @@
             <w:shd w:fill="183B63" w:val="clear"/>
             <w:vAlign w:val="center"/>
             <w:tcMar>
-              <w:top w:w="70" w:type="dxa"/>
-              <w:start w:w="90" w:type="dxa"/>
-              <w:bottom w:w="70" w:type="dxa"/>
-              <w:end w:w="90" w:type="dxa"/>
+              <w:top w:w="80" w:type="dxa"/>
+              <w:start w:w="100" w:type="dxa"/>
+              <w:bottom w:w="80" w:type="dxa"/>
+              <w:end w:w="100" w:type="dxa"/>
             </w:tcMar>
           </w:tcPr>
           <w:p>
             <w:pPr>
               <w:pStyle w:val="Normal"/>
-              <w:spacing w:lineRule="auto" w:line="274" w:before="0" w:after="46"/>
+              <w:spacing w:lineRule="auto" w:line="269" w:before="0" w:after="70"/>
               <w:ind w:start="0" w:end="0"/>
               <w:jc w:val="center"/>
               <w:rPr/>
@@ -1198,8 +1197,8 @@
               <w:rPr>
                 <w:rFonts w:ascii="Noto Sans KR" w:hAnsi="Noto Sans KR" w:cs="Noto Sans KR" w:eastAsia="Noto Sans KR"/>
                 <w:b/>
+                <w:sz w:val="19"/>
                 <w:color w:val="FFFFFF"/>
-                <w:sz w:val="18"/>
               </w:rPr>
               <w:t>영역</w:t>
             </w:r>
@@ -1217,16 +1216,16 @@
             <w:shd w:fill="183B63" w:val="clear"/>
             <w:vAlign w:val="center"/>
             <w:tcMar>
-              <w:top w:w="70" w:type="dxa"/>
-              <w:start w:w="90" w:type="dxa"/>
-              <w:bottom w:w="70" w:type="dxa"/>
-              <w:end w:w="90" w:type="dxa"/>
+              <w:top w:w="80" w:type="dxa"/>
+              <w:start w:w="100" w:type="dxa"/>
+              <w:bottom w:w="80" w:type="dxa"/>
+              <w:end w:w="100" w:type="dxa"/>
             </w:tcMar>
           </w:tcPr>
           <w:p>
             <w:pPr>
               <w:pStyle w:val="Normal"/>
-              <w:spacing w:lineRule="auto" w:line="274" w:before="0" w:after="46"/>
+              <w:spacing w:lineRule="auto" w:line="269" w:before="0" w:after="70"/>
               <w:ind w:start="0" w:end="0"/>
               <w:jc w:val="center"/>
               <w:rPr/>
@@ -1235,8 +1234,8 @@
               <w:rPr>
                 <w:rFonts w:eastAsia="Noto Sans KR" w:cs="Noto Sans KR" w:ascii="Noto Sans KR" w:hAnsi="Noto Sans KR"/>
                 <w:b/>
+                <w:sz w:val="19"/>
                 <w:color w:val="FFFFFF"/>
-                <w:sz w:val="18"/>
               </w:rPr>
               <w:t>Owner</w:t>
             </w:r>
@@ -1254,16 +1253,16 @@
             <w:shd w:fill="183B63" w:val="clear"/>
             <w:vAlign w:val="center"/>
             <w:tcMar>
-              <w:top w:w="70" w:type="dxa"/>
-              <w:start w:w="90" w:type="dxa"/>
-              <w:bottom w:w="70" w:type="dxa"/>
-              <w:end w:w="90" w:type="dxa"/>
+              <w:top w:w="80" w:type="dxa"/>
+              <w:start w:w="100" w:type="dxa"/>
+              <w:bottom w:w="80" w:type="dxa"/>
+              <w:end w:w="100" w:type="dxa"/>
             </w:tcMar>
           </w:tcPr>
           <w:p>
             <w:pPr>
               <w:pStyle w:val="Normal"/>
-              <w:spacing w:lineRule="auto" w:line="274" w:before="0" w:after="46"/>
+              <w:spacing w:lineRule="auto" w:line="269" w:before="0" w:after="70"/>
               <w:ind w:start="0" w:end="0"/>
               <w:jc w:val="center"/>
               <w:rPr/>
@@ -1272,8 +1271,8 @@
               <w:rPr>
                 <w:rFonts w:ascii="Noto Sans KR" w:hAnsi="Noto Sans KR" w:cs="Noto Sans KR" w:eastAsia="Noto Sans KR"/>
                 <w:b/>
+                <w:sz w:val="19"/>
                 <w:color w:val="FFFFFF"/>
-                <w:sz w:val="18"/>
               </w:rPr>
               <w:t>책임</w:t>
             </w:r>
@@ -1291,16 +1290,16 @@
             <w:shd w:fill="183B63" w:val="clear"/>
             <w:vAlign w:val="center"/>
             <w:tcMar>
-              <w:top w:w="70" w:type="dxa"/>
-              <w:start w:w="90" w:type="dxa"/>
-              <w:bottom w:w="70" w:type="dxa"/>
-              <w:end w:w="90" w:type="dxa"/>
+              <w:top w:w="80" w:type="dxa"/>
+              <w:start w:w="100" w:type="dxa"/>
+              <w:bottom w:w="80" w:type="dxa"/>
+              <w:end w:w="100" w:type="dxa"/>
             </w:tcMar>
           </w:tcPr>
           <w:p>
             <w:pPr>
               <w:pStyle w:val="Normal"/>
-              <w:spacing w:lineRule="auto" w:line="274" w:before="0" w:after="46"/>
+              <w:spacing w:lineRule="auto" w:line="269" w:before="0" w:after="70"/>
               <w:ind w:start="0" w:end="0"/>
               <w:jc w:val="center"/>
               <w:rPr/>
@@ -1309,8 +1308,8 @@
               <w:rPr>
                 <w:rFonts w:ascii="Noto Sans KR" w:hAnsi="Noto Sans KR" w:cs="Noto Sans KR" w:eastAsia="Noto Sans KR"/>
                 <w:b/>
+                <w:sz w:val="19"/>
                 <w:color w:val="FFFFFF"/>
-                <w:sz w:val="18"/>
               </w:rPr>
               <w:t>금지</w:t>
             </w:r>
@@ -1334,16 +1333,16 @@
             <w:shd w:fill="FFFFFF" w:val="clear"/>
             <w:vAlign w:val="center"/>
             <w:tcMar>
-              <w:top w:w="58" w:type="dxa"/>
-              <w:start w:w="90" w:type="dxa"/>
-              <w:bottom w:w="58" w:type="dxa"/>
-              <w:end w:w="90" w:type="dxa"/>
+              <w:top w:w="80" w:type="dxa"/>
+              <w:start w:w="100" w:type="dxa"/>
+              <w:bottom w:w="80" w:type="dxa"/>
+              <w:end w:w="100" w:type="dxa"/>
             </w:tcMar>
           </w:tcPr>
           <w:p>
             <w:pPr>
               <w:pStyle w:val="Normal"/>
-              <w:spacing w:lineRule="auto" w:line="274" w:before="0" w:after="46"/>
+              <w:spacing w:lineRule="auto" w:line="269" w:before="0" w:after="70"/>
               <w:ind w:start="0" w:end="0"/>
               <w:jc w:val="left"/>
               <w:rPr/>
@@ -1371,16 +1370,16 @@
             <w:shd w:fill="FFFFFF" w:val="clear"/>
             <w:vAlign w:val="center"/>
             <w:tcMar>
-              <w:top w:w="58" w:type="dxa"/>
-              <w:start w:w="90" w:type="dxa"/>
-              <w:bottom w:w="58" w:type="dxa"/>
-              <w:end w:w="90" w:type="dxa"/>
+              <w:top w:w="80" w:type="dxa"/>
+              <w:start w:w="100" w:type="dxa"/>
+              <w:bottom w:w="80" w:type="dxa"/>
+              <w:end w:w="100" w:type="dxa"/>
             </w:tcMar>
           </w:tcPr>
           <w:p>
             <w:pPr>
               <w:pStyle w:val="Normal"/>
-              <w:spacing w:lineRule="auto" w:line="274" w:before="0" w:after="46"/>
+              <w:spacing w:lineRule="auto" w:line="269" w:before="0" w:after="70"/>
               <w:ind w:start="0" w:end="0"/>
               <w:jc w:val="left"/>
               <w:rPr/>
@@ -1408,16 +1407,16 @@
             <w:shd w:fill="FFFFFF" w:val="clear"/>
             <w:vAlign w:val="center"/>
             <w:tcMar>
-              <w:top w:w="58" w:type="dxa"/>
-              <w:start w:w="90" w:type="dxa"/>
-              <w:bottom w:w="58" w:type="dxa"/>
-              <w:end w:w="90" w:type="dxa"/>
+              <w:top w:w="80" w:type="dxa"/>
+              <w:start w:w="100" w:type="dxa"/>
+              <w:bottom w:w="80" w:type="dxa"/>
+              <w:end w:w="100" w:type="dxa"/>
             </w:tcMar>
           </w:tcPr>
           <w:p>
             <w:pPr>
               <w:pStyle w:val="Normal"/>
-              <w:spacing w:lineRule="auto" w:line="274" w:before="0" w:after="46"/>
+              <w:spacing w:lineRule="auto" w:line="269" w:before="0" w:after="70"/>
               <w:ind w:start="0" w:end="0"/>
               <w:jc w:val="left"/>
               <w:rPr/>
@@ -1445,16 +1444,16 @@
             <w:shd w:fill="FFFFFF" w:val="clear"/>
             <w:vAlign w:val="center"/>
             <w:tcMar>
-              <w:top w:w="58" w:type="dxa"/>
-              <w:start w:w="90" w:type="dxa"/>
-              <w:bottom w:w="58" w:type="dxa"/>
-              <w:end w:w="90" w:type="dxa"/>
+              <w:top w:w="80" w:type="dxa"/>
+              <w:start w:w="100" w:type="dxa"/>
+              <w:bottom w:w="80" w:type="dxa"/>
+              <w:end w:w="100" w:type="dxa"/>
             </w:tcMar>
           </w:tcPr>
           <w:p>
             <w:pPr>
               <w:pStyle w:val="Normal"/>
-              <w:spacing w:lineRule="auto" w:line="274" w:before="0" w:after="46"/>
+              <w:spacing w:lineRule="auto" w:line="269" w:before="0" w:after="70"/>
               <w:ind w:start="0" w:end="0"/>
               <w:jc w:val="left"/>
               <w:rPr/>
@@ -1497,16 +1496,16 @@
             <w:shd w:fill="F4F7FB" w:val="clear"/>
             <w:vAlign w:val="center"/>
             <w:tcMar>
-              <w:top w:w="58" w:type="dxa"/>
-              <w:start w:w="90" w:type="dxa"/>
-              <w:bottom w:w="58" w:type="dxa"/>
-              <w:end w:w="90" w:type="dxa"/>
+              <w:top w:w="80" w:type="dxa"/>
+              <w:start w:w="100" w:type="dxa"/>
+              <w:bottom w:w="80" w:type="dxa"/>
+              <w:end w:w="100" w:type="dxa"/>
             </w:tcMar>
           </w:tcPr>
           <w:p>
             <w:pPr>
               <w:pStyle w:val="Normal"/>
-              <w:spacing w:lineRule="auto" w:line="274" w:before="0" w:after="46"/>
+              <w:spacing w:lineRule="auto" w:line="269" w:before="0" w:after="70"/>
               <w:ind w:start="0" w:end="0"/>
               <w:jc w:val="left"/>
               <w:rPr/>
@@ -1534,16 +1533,16 @@
             <w:shd w:fill="F4F7FB" w:val="clear"/>
             <w:vAlign w:val="center"/>
             <w:tcMar>
-              <w:top w:w="58" w:type="dxa"/>
-              <w:start w:w="90" w:type="dxa"/>
-              <w:bottom w:w="58" w:type="dxa"/>
-              <w:end w:w="90" w:type="dxa"/>
+              <w:top w:w="80" w:type="dxa"/>
+              <w:start w:w="100" w:type="dxa"/>
+              <w:bottom w:w="80" w:type="dxa"/>
+              <w:end w:w="100" w:type="dxa"/>
             </w:tcMar>
           </w:tcPr>
           <w:p>
             <w:pPr>
               <w:pStyle w:val="Normal"/>
-              <w:spacing w:lineRule="auto" w:line="274" w:before="0" w:after="46"/>
+              <w:spacing w:lineRule="auto" w:line="269" w:before="0" w:after="70"/>
               <w:ind w:start="0" w:end="0"/>
               <w:jc w:val="left"/>
               <w:rPr/>
@@ -1571,16 +1570,16 @@
             <w:shd w:fill="F4F7FB" w:val="clear"/>
             <w:vAlign w:val="center"/>
             <w:tcMar>
-              <w:top w:w="58" w:type="dxa"/>
-              <w:start w:w="90" w:type="dxa"/>
-              <w:bottom w:w="58" w:type="dxa"/>
-              <w:end w:w="90" w:type="dxa"/>
+              <w:top w:w="80" w:type="dxa"/>
+              <w:start w:w="100" w:type="dxa"/>
+              <w:bottom w:w="80" w:type="dxa"/>
+              <w:end w:w="100" w:type="dxa"/>
             </w:tcMar>
           </w:tcPr>
           <w:p>
             <w:pPr>
               <w:pStyle w:val="Normal"/>
-              <w:spacing w:lineRule="auto" w:line="274" w:before="0" w:after="46"/>
+              <w:spacing w:lineRule="auto" w:line="269" w:before="0" w:after="70"/>
               <w:ind w:start="0" w:end="0"/>
               <w:jc w:val="left"/>
               <w:rPr/>
@@ -1626,16 +1625,16 @@
             <w:shd w:fill="F4F7FB" w:val="clear"/>
             <w:vAlign w:val="center"/>
             <w:tcMar>
-              <w:top w:w="58" w:type="dxa"/>
-              <w:start w:w="90" w:type="dxa"/>
-              <w:bottom w:w="58" w:type="dxa"/>
-              <w:end w:w="90" w:type="dxa"/>
+              <w:top w:w="80" w:type="dxa"/>
+              <w:start w:w="100" w:type="dxa"/>
+              <w:bottom w:w="80" w:type="dxa"/>
+              <w:end w:w="100" w:type="dxa"/>
             </w:tcMar>
           </w:tcPr>
           <w:p>
             <w:pPr>
               <w:pStyle w:val="Normal"/>
-              <w:spacing w:lineRule="auto" w:line="274" w:before="0" w:after="46"/>
+              <w:spacing w:lineRule="auto" w:line="269" w:before="0" w:after="70"/>
               <w:ind w:start="0" w:end="0"/>
               <w:jc w:val="left"/>
               <w:rPr/>
@@ -1687,16 +1686,16 @@
             <w:shd w:fill="FFFFFF" w:val="clear"/>
             <w:vAlign w:val="center"/>
             <w:tcMar>
-              <w:top w:w="58" w:type="dxa"/>
-              <w:start w:w="90" w:type="dxa"/>
-              <w:bottom w:w="58" w:type="dxa"/>
-              <w:end w:w="90" w:type="dxa"/>
+              <w:top w:w="80" w:type="dxa"/>
+              <w:start w:w="100" w:type="dxa"/>
+              <w:bottom w:w="80" w:type="dxa"/>
+              <w:end w:w="100" w:type="dxa"/>
             </w:tcMar>
           </w:tcPr>
           <w:p>
             <w:pPr>
               <w:pStyle w:val="Normal"/>
-              <w:spacing w:lineRule="auto" w:line="274" w:before="0" w:after="46"/>
+              <w:spacing w:lineRule="auto" w:line="269" w:before="0" w:after="70"/>
               <w:ind w:start="0" w:end="0"/>
               <w:jc w:val="left"/>
               <w:rPr/>
@@ -1724,16 +1723,16 @@
             <w:shd w:fill="FFFFFF" w:val="clear"/>
             <w:vAlign w:val="center"/>
             <w:tcMar>
-              <w:top w:w="58" w:type="dxa"/>
-              <w:start w:w="90" w:type="dxa"/>
-              <w:bottom w:w="58" w:type="dxa"/>
-              <w:end w:w="90" w:type="dxa"/>
+              <w:top w:w="80" w:type="dxa"/>
+              <w:start w:w="100" w:type="dxa"/>
+              <w:bottom w:w="80" w:type="dxa"/>
+              <w:end w:w="100" w:type="dxa"/>
             </w:tcMar>
           </w:tcPr>
           <w:p>
             <w:pPr>
               <w:pStyle w:val="Normal"/>
-              <w:spacing w:lineRule="auto" w:line="274" w:before="0" w:after="46"/>
+              <w:spacing w:lineRule="auto" w:line="269" w:before="0" w:after="70"/>
               <w:ind w:start="0" w:end="0"/>
               <w:jc w:val="left"/>
               <w:rPr/>
@@ -1761,16 +1760,16 @@
             <w:shd w:fill="FFFFFF" w:val="clear"/>
             <w:vAlign w:val="center"/>
             <w:tcMar>
-              <w:top w:w="58" w:type="dxa"/>
-              <w:start w:w="90" w:type="dxa"/>
-              <w:bottom w:w="58" w:type="dxa"/>
-              <w:end w:w="90" w:type="dxa"/>
+              <w:top w:w="80" w:type="dxa"/>
+              <w:start w:w="100" w:type="dxa"/>
+              <w:bottom w:w="80" w:type="dxa"/>
+              <w:end w:w="100" w:type="dxa"/>
             </w:tcMar>
           </w:tcPr>
           <w:p>
             <w:pPr>
               <w:pStyle w:val="Normal"/>
-              <w:spacing w:lineRule="auto" w:line="274" w:before="0" w:after="46"/>
+              <w:spacing w:lineRule="auto" w:line="269" w:before="0" w:after="70"/>
               <w:ind w:start="0" w:end="0"/>
               <w:jc w:val="left"/>
               <w:rPr/>
@@ -1816,16 +1815,16 @@
             <w:shd w:fill="FFFFFF" w:val="clear"/>
             <w:vAlign w:val="center"/>
             <w:tcMar>
-              <w:top w:w="58" w:type="dxa"/>
-              <w:start w:w="90" w:type="dxa"/>
-              <w:bottom w:w="58" w:type="dxa"/>
-              <w:end w:w="90" w:type="dxa"/>
+              <w:top w:w="80" w:type="dxa"/>
+              <w:start w:w="100" w:type="dxa"/>
+              <w:bottom w:w="80" w:type="dxa"/>
+              <w:end w:w="100" w:type="dxa"/>
             </w:tcMar>
           </w:tcPr>
           <w:p>
             <w:pPr>
               <w:pStyle w:val="Normal"/>
-              <w:spacing w:lineRule="auto" w:line="274" w:before="0" w:after="46"/>
+              <w:spacing w:lineRule="auto" w:line="269" w:before="0" w:after="70"/>
               <w:ind w:start="0" w:end="0"/>
               <w:jc w:val="left"/>
               <w:rPr/>
@@ -1859,16 +1858,16 @@
             <w:shd w:fill="F4F7FB" w:val="clear"/>
             <w:vAlign w:val="center"/>
             <w:tcMar>
-              <w:top w:w="58" w:type="dxa"/>
-              <w:start w:w="90" w:type="dxa"/>
-              <w:bottom w:w="58" w:type="dxa"/>
-              <w:end w:w="90" w:type="dxa"/>
+              <w:top w:w="80" w:type="dxa"/>
+              <w:start w:w="100" w:type="dxa"/>
+              <w:bottom w:w="80" w:type="dxa"/>
+              <w:end w:w="100" w:type="dxa"/>
             </w:tcMar>
           </w:tcPr>
           <w:p>
             <w:pPr>
               <w:pStyle w:val="Normal"/>
-              <w:spacing w:lineRule="auto" w:line="274" w:before="0" w:after="46"/>
+              <w:spacing w:lineRule="auto" w:line="269" w:before="0" w:after="70"/>
               <w:ind w:start="0" w:end="0"/>
               <w:jc w:val="left"/>
               <w:rPr/>
@@ -1896,16 +1895,16 @@
             <w:shd w:fill="F4F7FB" w:val="clear"/>
             <w:vAlign w:val="center"/>
             <w:tcMar>
-              <w:top w:w="58" w:type="dxa"/>
-              <w:start w:w="90" w:type="dxa"/>
-              <w:bottom w:w="58" w:type="dxa"/>
-              <w:end w:w="90" w:type="dxa"/>
+              <w:top w:w="80" w:type="dxa"/>
+              <w:start w:w="100" w:type="dxa"/>
+              <w:bottom w:w="80" w:type="dxa"/>
+              <w:end w:w="100" w:type="dxa"/>
             </w:tcMar>
           </w:tcPr>
           <w:p>
             <w:pPr>
               <w:pStyle w:val="Normal"/>
-              <w:spacing w:lineRule="auto" w:line="274" w:before="0" w:after="46"/>
+              <w:spacing w:lineRule="auto" w:line="269" w:before="0" w:after="70"/>
               <w:ind w:start="0" w:end="0"/>
               <w:jc w:val="left"/>
               <w:rPr/>
@@ -1933,16 +1932,16 @@
             <w:shd w:fill="F4F7FB" w:val="clear"/>
             <w:vAlign w:val="center"/>
             <w:tcMar>
-              <w:top w:w="58" w:type="dxa"/>
-              <w:start w:w="90" w:type="dxa"/>
-              <w:bottom w:w="58" w:type="dxa"/>
-              <w:end w:w="90" w:type="dxa"/>
+              <w:top w:w="80" w:type="dxa"/>
+              <w:start w:w="100" w:type="dxa"/>
+              <w:bottom w:w="80" w:type="dxa"/>
+              <w:end w:w="100" w:type="dxa"/>
             </w:tcMar>
           </w:tcPr>
           <w:p>
             <w:pPr>
               <w:pStyle w:val="Normal"/>
-              <w:spacing w:lineRule="auto" w:line="274" w:before="0" w:after="46"/>
+              <w:spacing w:lineRule="auto" w:line="269" w:before="0" w:after="70"/>
               <w:ind w:start="0" w:end="0"/>
               <w:jc w:val="left"/>
               <w:rPr/>
@@ -1979,16 +1978,16 @@
             <w:shd w:fill="F4F7FB" w:val="clear"/>
             <w:vAlign w:val="center"/>
             <w:tcMar>
-              <w:top w:w="58" w:type="dxa"/>
-              <w:start w:w="90" w:type="dxa"/>
-              <w:bottom w:w="58" w:type="dxa"/>
-              <w:end w:w="90" w:type="dxa"/>
+              <w:top w:w="80" w:type="dxa"/>
+              <w:start w:w="100" w:type="dxa"/>
+              <w:bottom w:w="80" w:type="dxa"/>
+              <w:end w:w="100" w:type="dxa"/>
             </w:tcMar>
           </w:tcPr>
           <w:p>
             <w:pPr>
               <w:pStyle w:val="Normal"/>
-              <w:spacing w:lineRule="auto" w:line="274" w:before="0" w:after="46"/>
+              <w:spacing w:lineRule="auto" w:line="269" w:before="0" w:after="70"/>
               <w:ind w:start="0" w:end="0"/>
               <w:jc w:val="left"/>
               <w:rPr/>
@@ -2049,16 +2048,16 @@
             <w:shd w:fill="FFFFFF" w:val="clear"/>
             <w:vAlign w:val="center"/>
             <w:tcMar>
-              <w:top w:w="58" w:type="dxa"/>
-              <w:start w:w="90" w:type="dxa"/>
-              <w:bottom w:w="58" w:type="dxa"/>
-              <w:end w:w="90" w:type="dxa"/>
+              <w:top w:w="80" w:type="dxa"/>
+              <w:start w:w="100" w:type="dxa"/>
+              <w:bottom w:w="80" w:type="dxa"/>
+              <w:end w:w="100" w:type="dxa"/>
             </w:tcMar>
           </w:tcPr>
           <w:p>
             <w:pPr>
               <w:pStyle w:val="Normal"/>
-              <w:spacing w:lineRule="auto" w:line="274" w:before="0" w:after="46"/>
+              <w:spacing w:lineRule="auto" w:line="269" w:before="0" w:after="70"/>
               <w:ind w:start="0" w:end="0"/>
               <w:jc w:val="left"/>
               <w:rPr/>
@@ -2086,16 +2085,16 @@
             <w:shd w:fill="FFFFFF" w:val="clear"/>
             <w:vAlign w:val="center"/>
             <w:tcMar>
-              <w:top w:w="58" w:type="dxa"/>
-              <w:start w:w="90" w:type="dxa"/>
-              <w:bottom w:w="58" w:type="dxa"/>
-              <w:end w:w="90" w:type="dxa"/>
+              <w:top w:w="80" w:type="dxa"/>
+              <w:start w:w="100" w:type="dxa"/>
+              <w:bottom w:w="80" w:type="dxa"/>
+              <w:end w:w="100" w:type="dxa"/>
             </w:tcMar>
           </w:tcPr>
           <w:p>
             <w:pPr>
               <w:pStyle w:val="Normal"/>
-              <w:spacing w:lineRule="auto" w:line="274" w:before="0" w:after="46"/>
+              <w:spacing w:lineRule="auto" w:line="269" w:before="0" w:after="70"/>
               <w:ind w:start="0" w:end="0"/>
               <w:jc w:val="left"/>
               <w:rPr/>
@@ -2123,16 +2122,16 @@
             <w:shd w:fill="FFFFFF" w:val="clear"/>
             <w:vAlign w:val="center"/>
             <w:tcMar>
-              <w:top w:w="58" w:type="dxa"/>
-              <w:start w:w="90" w:type="dxa"/>
-              <w:bottom w:w="58" w:type="dxa"/>
-              <w:end w:w="90" w:type="dxa"/>
+              <w:top w:w="80" w:type="dxa"/>
+              <w:start w:w="100" w:type="dxa"/>
+              <w:bottom w:w="80" w:type="dxa"/>
+              <w:end w:w="100" w:type="dxa"/>
             </w:tcMar>
           </w:tcPr>
           <w:p>
             <w:pPr>
               <w:pStyle w:val="Normal"/>
-              <w:spacing w:lineRule="auto" w:line="274" w:before="0" w:after="46"/>
+              <w:spacing w:lineRule="auto" w:line="269" w:before="0" w:after="70"/>
               <w:ind w:start="0" w:end="0"/>
               <w:jc w:val="left"/>
               <w:rPr/>
@@ -2160,16 +2159,16 @@
             <w:shd w:fill="FFFFFF" w:val="clear"/>
             <w:vAlign w:val="center"/>
             <w:tcMar>
-              <w:top w:w="58" w:type="dxa"/>
-              <w:start w:w="90" w:type="dxa"/>
-              <w:bottom w:w="58" w:type="dxa"/>
-              <w:end w:w="90" w:type="dxa"/>
+              <w:top w:w="80" w:type="dxa"/>
+              <w:start w:w="100" w:type="dxa"/>
+              <w:bottom w:w="80" w:type="dxa"/>
+              <w:end w:w="100" w:type="dxa"/>
             </w:tcMar>
           </w:tcPr>
           <w:p>
             <w:pPr>
               <w:pStyle w:val="Normal"/>
-              <w:spacing w:lineRule="auto" w:line="274" w:before="0" w:after="46"/>
+              <w:spacing w:lineRule="auto" w:line="269" w:before="0" w:after="70"/>
               <w:ind w:start="0" w:end="0"/>
               <w:jc w:val="left"/>
               <w:rPr/>
@@ -2230,16 +2229,16 @@
             <w:shd w:fill="F4F7FB" w:val="clear"/>
             <w:vAlign w:val="center"/>
             <w:tcMar>
-              <w:top w:w="58" w:type="dxa"/>
-              <w:start w:w="90" w:type="dxa"/>
-              <w:bottom w:w="58" w:type="dxa"/>
-              <w:end w:w="90" w:type="dxa"/>
+              <w:top w:w="80" w:type="dxa"/>
+              <w:start w:w="100" w:type="dxa"/>
+              <w:bottom w:w="80" w:type="dxa"/>
+              <w:end w:w="100" w:type="dxa"/>
             </w:tcMar>
           </w:tcPr>
           <w:p>
             <w:pPr>
               <w:pStyle w:val="Normal"/>
-              <w:spacing w:lineRule="auto" w:line="274" w:before="0" w:after="46"/>
+              <w:spacing w:lineRule="auto" w:line="269" w:before="0" w:after="70"/>
               <w:ind w:start="0" w:end="0"/>
               <w:jc w:val="left"/>
               <w:rPr/>
@@ -2276,16 +2275,16 @@
             <w:shd w:fill="F4F7FB" w:val="clear"/>
             <w:vAlign w:val="center"/>
             <w:tcMar>
-              <w:top w:w="58" w:type="dxa"/>
-              <w:start w:w="90" w:type="dxa"/>
-              <w:bottom w:w="58" w:type="dxa"/>
-              <w:end w:w="90" w:type="dxa"/>
+              <w:top w:w="80" w:type="dxa"/>
+              <w:start w:w="100" w:type="dxa"/>
+              <w:bottom w:w="80" w:type="dxa"/>
+              <w:end w:w="100" w:type="dxa"/>
             </w:tcMar>
           </w:tcPr>
           <w:p>
             <w:pPr>
               <w:pStyle w:val="Normal"/>
-              <w:spacing w:lineRule="auto" w:line="274" w:before="0" w:after="46"/>
+              <w:spacing w:lineRule="auto" w:line="269" w:before="0" w:after="70"/>
               <w:ind w:start="0" w:end="0"/>
               <w:jc w:val="left"/>
               <w:rPr/>
@@ -2313,16 +2312,16 @@
             <w:shd w:fill="F4F7FB" w:val="clear"/>
             <w:vAlign w:val="center"/>
             <w:tcMar>
-              <w:top w:w="58" w:type="dxa"/>
-              <w:start w:w="90" w:type="dxa"/>
-              <w:bottom w:w="58" w:type="dxa"/>
-              <w:end w:w="90" w:type="dxa"/>
+              <w:top w:w="80" w:type="dxa"/>
+              <w:start w:w="100" w:type="dxa"/>
+              <w:bottom w:w="80" w:type="dxa"/>
+              <w:end w:w="100" w:type="dxa"/>
             </w:tcMar>
           </w:tcPr>
           <w:p>
             <w:pPr>
               <w:pStyle w:val="Normal"/>
-              <w:spacing w:lineRule="auto" w:line="274" w:before="0" w:after="46"/>
+              <w:spacing w:lineRule="auto" w:line="269" w:before="0" w:after="70"/>
               <w:ind w:start="0" w:end="0"/>
               <w:jc w:val="left"/>
               <w:rPr/>
@@ -2359,16 +2358,16 @@
             <w:shd w:fill="F4F7FB" w:val="clear"/>
             <w:vAlign w:val="center"/>
             <w:tcMar>
-              <w:top w:w="58" w:type="dxa"/>
-              <w:start w:w="90" w:type="dxa"/>
-              <w:bottom w:w="58" w:type="dxa"/>
-              <w:end w:w="90" w:type="dxa"/>
+              <w:top w:w="80" w:type="dxa"/>
+              <w:start w:w="100" w:type="dxa"/>
+              <w:bottom w:w="80" w:type="dxa"/>
+              <w:end w:w="100" w:type="dxa"/>
             </w:tcMar>
           </w:tcPr>
           <w:p>
             <w:pPr>
               <w:pStyle w:val="Normal"/>
-              <w:spacing w:lineRule="auto" w:line="274" w:before="0" w:after="46"/>
+              <w:spacing w:lineRule="auto" w:line="269" w:before="0" w:after="70"/>
               <w:ind w:start="0" w:end="0"/>
               <w:jc w:val="left"/>
               <w:rPr/>
@@ -2712,16 +2711,16 @@
             <w:shd w:fill="183B63" w:val="clear"/>
             <w:vAlign w:val="center"/>
             <w:tcMar>
-              <w:top w:w="70" w:type="dxa"/>
-              <w:start w:w="90" w:type="dxa"/>
-              <w:bottom w:w="70" w:type="dxa"/>
-              <w:end w:w="90" w:type="dxa"/>
+              <w:top w:w="80" w:type="dxa"/>
+              <w:start w:w="100" w:type="dxa"/>
+              <w:bottom w:w="80" w:type="dxa"/>
+              <w:end w:w="100" w:type="dxa"/>
             </w:tcMar>
           </w:tcPr>
           <w:p>
             <w:pPr>
               <w:pStyle w:val="Normal"/>
-              <w:spacing w:lineRule="auto" w:line="274" w:before="0" w:after="46"/>
+              <w:spacing w:lineRule="auto" w:line="269" w:before="0" w:after="70"/>
               <w:ind w:start="0" w:end="0"/>
               <w:jc w:val="center"/>
               <w:rPr/>
@@ -2730,8 +2729,8 @@
               <w:rPr>
                 <w:rFonts w:ascii="Noto Sans KR" w:hAnsi="Noto Sans KR" w:cs="Noto Sans KR" w:eastAsia="Noto Sans KR"/>
                 <w:b/>
+                <w:sz w:val="19"/>
                 <w:color w:val="FFFFFF"/>
-                <w:sz w:val="18"/>
               </w:rPr>
               <w:t>경계</w:t>
             </w:r>
@@ -2749,16 +2748,16 @@
             <w:shd w:fill="183B63" w:val="clear"/>
             <w:vAlign w:val="center"/>
             <w:tcMar>
-              <w:top w:w="70" w:type="dxa"/>
-              <w:start w:w="90" w:type="dxa"/>
-              <w:bottom w:w="70" w:type="dxa"/>
-              <w:end w:w="90" w:type="dxa"/>
+              <w:top w:w="80" w:type="dxa"/>
+              <w:start w:w="100" w:type="dxa"/>
+              <w:bottom w:w="80" w:type="dxa"/>
+              <w:end w:w="100" w:type="dxa"/>
             </w:tcMar>
           </w:tcPr>
           <w:p>
             <w:pPr>
               <w:pStyle w:val="Normal"/>
-              <w:spacing w:lineRule="auto" w:line="274" w:before="0" w:after="46"/>
+              <w:spacing w:lineRule="auto" w:line="269" w:before="0" w:after="70"/>
               <w:ind w:start="0" w:end="0"/>
               <w:jc w:val="center"/>
               <w:rPr/>
@@ -2767,8 +2766,8 @@
               <w:rPr>
                 <w:rFonts w:eastAsia="Noto Sans KR" w:cs="Noto Sans KR" w:ascii="Noto Sans KR" w:hAnsi="Noto Sans KR"/>
                 <w:b/>
+                <w:sz w:val="19"/>
                 <w:color w:val="FFFFFF"/>
-                <w:sz w:val="18"/>
               </w:rPr>
               <w:t>Context</w:t>
             </w:r>
@@ -2786,16 +2785,16 @@
             <w:shd w:fill="183B63" w:val="clear"/>
             <w:vAlign w:val="center"/>
             <w:tcMar>
-              <w:top w:w="70" w:type="dxa"/>
-              <w:start w:w="90" w:type="dxa"/>
-              <w:bottom w:w="70" w:type="dxa"/>
-              <w:end w:w="90" w:type="dxa"/>
+              <w:top w:w="80" w:type="dxa"/>
+              <w:start w:w="100" w:type="dxa"/>
+              <w:bottom w:w="80" w:type="dxa"/>
+              <w:end w:w="100" w:type="dxa"/>
             </w:tcMar>
           </w:tcPr>
           <w:p>
             <w:pPr>
               <w:pStyle w:val="Normal"/>
-              <w:spacing w:lineRule="auto" w:line="274" w:before="0" w:after="46"/>
+              <w:spacing w:lineRule="auto" w:line="269" w:before="0" w:after="70"/>
               <w:ind w:start="0" w:end="0"/>
               <w:jc w:val="center"/>
               <w:rPr/>
@@ -2804,8 +2803,8 @@
               <w:rPr>
                 <w:rFonts w:eastAsia="Noto Sans KR" w:cs="Noto Sans KR" w:ascii="Noto Sans KR" w:hAnsi="Noto Sans KR"/>
                 <w:b/>
+                <w:sz w:val="19"/>
                 <w:color w:val="FFFFFF"/>
-                <w:sz w:val="18"/>
               </w:rPr>
               <w:t>Transaction</w:t>
             </w:r>
@@ -2823,16 +2822,16 @@
             <w:shd w:fill="183B63" w:val="clear"/>
             <w:vAlign w:val="center"/>
             <w:tcMar>
-              <w:top w:w="70" w:type="dxa"/>
-              <w:start w:w="90" w:type="dxa"/>
-              <w:bottom w:w="70" w:type="dxa"/>
-              <w:end w:w="90" w:type="dxa"/>
+              <w:top w:w="80" w:type="dxa"/>
+              <w:start w:w="100" w:type="dxa"/>
+              <w:bottom w:w="80" w:type="dxa"/>
+              <w:end w:w="100" w:type="dxa"/>
             </w:tcMar>
           </w:tcPr>
           <w:p>
             <w:pPr>
               <w:pStyle w:val="Normal"/>
-              <w:spacing w:lineRule="auto" w:line="274" w:before="0" w:after="46"/>
+              <w:spacing w:lineRule="auto" w:line="269" w:before="0" w:after="70"/>
               <w:ind w:start="0" w:end="0"/>
               <w:jc w:val="center"/>
               <w:rPr/>
@@ -2841,8 +2840,8 @@
               <w:rPr>
                 <w:rFonts w:ascii="Noto Sans KR" w:hAnsi="Noto Sans KR" w:cs="Noto Sans KR" w:eastAsia="Noto Sans KR"/>
                 <w:b/>
+                <w:sz w:val="19"/>
                 <w:color w:val="FFFFFF"/>
-                <w:sz w:val="18"/>
               </w:rPr>
               <w:t>복구</w:t>
             </w:r>
@@ -2866,16 +2865,16 @@
             <w:shd w:fill="FFFFFF" w:val="clear"/>
             <w:vAlign w:val="center"/>
             <w:tcMar>
-              <w:top w:w="58" w:type="dxa"/>
-              <w:start w:w="90" w:type="dxa"/>
-              <w:bottom w:w="58" w:type="dxa"/>
-              <w:end w:w="90" w:type="dxa"/>
+              <w:top w:w="80" w:type="dxa"/>
+              <w:start w:w="100" w:type="dxa"/>
+              <w:bottom w:w="80" w:type="dxa"/>
+              <w:end w:w="100" w:type="dxa"/>
             </w:tcMar>
           </w:tcPr>
           <w:p>
             <w:pPr>
               <w:pStyle w:val="Normal"/>
-              <w:spacing w:lineRule="auto" w:line="274" w:before="0" w:after="46"/>
+              <w:spacing w:lineRule="auto" w:line="269" w:before="0" w:after="70"/>
               <w:ind w:start="0" w:end="0"/>
               <w:jc w:val="left"/>
               <w:rPr/>
@@ -2903,16 +2902,16 @@
             <w:shd w:fill="FFFFFF" w:val="clear"/>
             <w:vAlign w:val="center"/>
             <w:tcMar>
-              <w:top w:w="58" w:type="dxa"/>
-              <w:start w:w="90" w:type="dxa"/>
-              <w:bottom w:w="58" w:type="dxa"/>
-              <w:end w:w="90" w:type="dxa"/>
+              <w:top w:w="80" w:type="dxa"/>
+              <w:start w:w="100" w:type="dxa"/>
+              <w:bottom w:w="80" w:type="dxa"/>
+              <w:end w:w="100" w:type="dxa"/>
             </w:tcMar>
           </w:tcPr>
           <w:p>
             <w:pPr>
               <w:pStyle w:val="Normal"/>
-              <w:spacing w:lineRule="auto" w:line="274" w:before="0" w:after="46"/>
+              <w:spacing w:lineRule="auto" w:line="269" w:before="0" w:after="70"/>
               <w:ind w:start="0" w:end="0"/>
               <w:jc w:val="left"/>
               <w:rPr/>
@@ -2940,16 +2939,16 @@
             <w:shd w:fill="FFFFFF" w:val="clear"/>
             <w:vAlign w:val="center"/>
             <w:tcMar>
-              <w:top w:w="58" w:type="dxa"/>
-              <w:start w:w="90" w:type="dxa"/>
-              <w:bottom w:w="58" w:type="dxa"/>
-              <w:end w:w="90" w:type="dxa"/>
+              <w:top w:w="80" w:type="dxa"/>
+              <w:start w:w="100" w:type="dxa"/>
+              <w:bottom w:w="80" w:type="dxa"/>
+              <w:end w:w="100" w:type="dxa"/>
             </w:tcMar>
           </w:tcPr>
           <w:p>
             <w:pPr>
               <w:pStyle w:val="Normal"/>
-              <w:spacing w:lineRule="auto" w:line="274" w:before="0" w:after="46"/>
+              <w:spacing w:lineRule="auto" w:line="269" w:before="0" w:after="70"/>
               <w:ind w:start="0" w:end="0"/>
               <w:jc w:val="left"/>
               <w:rPr/>
@@ -2995,16 +2994,16 @@
             <w:shd w:fill="FFFFFF" w:val="clear"/>
             <w:vAlign w:val="center"/>
             <w:tcMar>
-              <w:top w:w="58" w:type="dxa"/>
-              <w:start w:w="90" w:type="dxa"/>
-              <w:bottom w:w="58" w:type="dxa"/>
-              <w:end w:w="90" w:type="dxa"/>
+              <w:top w:w="80" w:type="dxa"/>
+              <w:start w:w="100" w:type="dxa"/>
+              <w:bottom w:w="80" w:type="dxa"/>
+              <w:end w:w="100" w:type="dxa"/>
             </w:tcMar>
           </w:tcPr>
           <w:p>
             <w:pPr>
               <w:pStyle w:val="Normal"/>
-              <w:spacing w:lineRule="auto" w:line="274" w:before="0" w:after="46"/>
+              <w:spacing w:lineRule="auto" w:line="269" w:before="0" w:after="70"/>
               <w:ind w:start="0" w:end="0"/>
               <w:jc w:val="left"/>
               <w:rPr/>
@@ -3038,16 +3037,16 @@
             <w:shd w:fill="F4F7FB" w:val="clear"/>
             <w:vAlign w:val="center"/>
             <w:tcMar>
-              <w:top w:w="58" w:type="dxa"/>
-              <w:start w:w="90" w:type="dxa"/>
-              <w:bottom w:w="58" w:type="dxa"/>
-              <w:end w:w="90" w:type="dxa"/>
+              <w:top w:w="80" w:type="dxa"/>
+              <w:start w:w="100" w:type="dxa"/>
+              <w:bottom w:w="80" w:type="dxa"/>
+              <w:end w:w="100" w:type="dxa"/>
             </w:tcMar>
           </w:tcPr>
           <w:p>
             <w:pPr>
               <w:pStyle w:val="Normal"/>
-              <w:spacing w:lineRule="auto" w:line="274" w:before="0" w:after="46"/>
+              <w:spacing w:lineRule="auto" w:line="269" w:before="0" w:after="70"/>
               <w:ind w:start="0" w:end="0"/>
               <w:jc w:val="left"/>
               <w:rPr/>
@@ -3075,16 +3074,16 @@
             <w:shd w:fill="F4F7FB" w:val="clear"/>
             <w:vAlign w:val="center"/>
             <w:tcMar>
-              <w:top w:w="58" w:type="dxa"/>
-              <w:start w:w="90" w:type="dxa"/>
-              <w:bottom w:w="58" w:type="dxa"/>
-              <w:end w:w="90" w:type="dxa"/>
+              <w:top w:w="80" w:type="dxa"/>
+              <w:start w:w="100" w:type="dxa"/>
+              <w:bottom w:w="80" w:type="dxa"/>
+              <w:end w:w="100" w:type="dxa"/>
             </w:tcMar>
           </w:tcPr>
           <w:p>
             <w:pPr>
               <w:pStyle w:val="Normal"/>
-              <w:spacing w:lineRule="auto" w:line="274" w:before="0" w:after="46"/>
+              <w:spacing w:lineRule="auto" w:line="269" w:before="0" w:after="70"/>
               <w:ind w:start="0" w:end="0"/>
               <w:jc w:val="left"/>
               <w:rPr/>
@@ -3112,16 +3111,16 @@
             <w:shd w:fill="F4F7FB" w:val="clear"/>
             <w:vAlign w:val="center"/>
             <w:tcMar>
-              <w:top w:w="58" w:type="dxa"/>
-              <w:start w:w="90" w:type="dxa"/>
-              <w:bottom w:w="58" w:type="dxa"/>
-              <w:end w:w="90" w:type="dxa"/>
+              <w:top w:w="80" w:type="dxa"/>
+              <w:start w:w="100" w:type="dxa"/>
+              <w:bottom w:w="80" w:type="dxa"/>
+              <w:end w:w="100" w:type="dxa"/>
             </w:tcMar>
           </w:tcPr>
           <w:p>
             <w:pPr>
               <w:pStyle w:val="Normal"/>
-              <w:spacing w:lineRule="auto" w:line="274" w:before="0" w:after="46"/>
+              <w:spacing w:lineRule="auto" w:line="269" w:before="0" w:after="70"/>
               <w:ind w:start="0" w:end="0"/>
               <w:jc w:val="left"/>
               <w:rPr/>
@@ -3167,16 +3166,16 @@
             <w:shd w:fill="F4F7FB" w:val="clear"/>
             <w:vAlign w:val="center"/>
             <w:tcMar>
-              <w:top w:w="58" w:type="dxa"/>
-              <w:start w:w="90" w:type="dxa"/>
-              <w:bottom w:w="58" w:type="dxa"/>
-              <w:end w:w="90" w:type="dxa"/>
+              <w:top w:w="80" w:type="dxa"/>
+              <w:start w:w="100" w:type="dxa"/>
+              <w:bottom w:w="80" w:type="dxa"/>
+              <w:end w:w="100" w:type="dxa"/>
             </w:tcMar>
           </w:tcPr>
           <w:p>
             <w:pPr>
               <w:pStyle w:val="Normal"/>
-              <w:spacing w:lineRule="auto" w:line="274" w:before="0" w:after="46"/>
+              <w:spacing w:lineRule="auto" w:line="269" w:before="0" w:after="70"/>
               <w:ind w:start="0" w:end="0"/>
               <w:jc w:val="left"/>
               <w:rPr/>
@@ -3219,16 +3218,16 @@
             <w:shd w:fill="FFFFFF" w:val="clear"/>
             <w:vAlign w:val="center"/>
             <w:tcMar>
-              <w:top w:w="58" w:type="dxa"/>
-              <w:start w:w="90" w:type="dxa"/>
-              <w:bottom w:w="58" w:type="dxa"/>
-              <w:end w:w="90" w:type="dxa"/>
+              <w:top w:w="80" w:type="dxa"/>
+              <w:start w:w="100" w:type="dxa"/>
+              <w:bottom w:w="80" w:type="dxa"/>
+              <w:end w:w="100" w:type="dxa"/>
             </w:tcMar>
           </w:tcPr>
           <w:p>
             <w:pPr>
               <w:pStyle w:val="Normal"/>
-              <w:spacing w:lineRule="auto" w:line="274" w:before="0" w:after="46"/>
+              <w:spacing w:lineRule="auto" w:line="269" w:before="0" w:after="70"/>
               <w:ind w:start="0" w:end="0"/>
               <w:jc w:val="left"/>
               <w:rPr/>
@@ -3256,16 +3255,16 @@
             <w:shd w:fill="FFFFFF" w:val="clear"/>
             <w:vAlign w:val="center"/>
             <w:tcMar>
-              <w:top w:w="58" w:type="dxa"/>
-              <w:start w:w="90" w:type="dxa"/>
-              <w:bottom w:w="58" w:type="dxa"/>
-              <w:end w:w="90" w:type="dxa"/>
+              <w:top w:w="80" w:type="dxa"/>
+              <w:start w:w="100" w:type="dxa"/>
+              <w:bottom w:w="80" w:type="dxa"/>
+              <w:end w:w="100" w:type="dxa"/>
             </w:tcMar>
           </w:tcPr>
           <w:p>
             <w:pPr>
               <w:pStyle w:val="Normal"/>
-              <w:spacing w:lineRule="auto" w:line="274" w:before="0" w:after="46"/>
+              <w:spacing w:lineRule="auto" w:line="269" w:before="0" w:after="70"/>
               <w:ind w:start="0" w:end="0"/>
               <w:jc w:val="left"/>
               <w:rPr/>
@@ -3293,16 +3292,16 @@
             <w:shd w:fill="FFFFFF" w:val="clear"/>
             <w:vAlign w:val="center"/>
             <w:tcMar>
-              <w:top w:w="58" w:type="dxa"/>
-              <w:start w:w="90" w:type="dxa"/>
-              <w:bottom w:w="58" w:type="dxa"/>
-              <w:end w:w="90" w:type="dxa"/>
+              <w:top w:w="80" w:type="dxa"/>
+              <w:start w:w="100" w:type="dxa"/>
+              <w:bottom w:w="80" w:type="dxa"/>
+              <w:end w:w="100" w:type="dxa"/>
             </w:tcMar>
           </w:tcPr>
           <w:p>
             <w:pPr>
               <w:pStyle w:val="Normal"/>
-              <w:spacing w:lineRule="auto" w:line="274" w:before="0" w:after="46"/>
+              <w:spacing w:lineRule="auto" w:line="269" w:before="0" w:after="70"/>
               <w:ind w:start="0" w:end="0"/>
               <w:jc w:val="left"/>
               <w:rPr/>
@@ -3339,16 +3338,16 @@
             <w:shd w:fill="FFFFFF" w:val="clear"/>
             <w:vAlign w:val="center"/>
             <w:tcMar>
-              <w:top w:w="58" w:type="dxa"/>
-              <w:start w:w="90" w:type="dxa"/>
-              <w:bottom w:w="58" w:type="dxa"/>
-              <w:end w:w="90" w:type="dxa"/>
+              <w:top w:w="80" w:type="dxa"/>
+              <w:start w:w="100" w:type="dxa"/>
+              <w:bottom w:w="80" w:type="dxa"/>
+              <w:end w:w="100" w:type="dxa"/>
             </w:tcMar>
           </w:tcPr>
           <w:p>
             <w:pPr>
               <w:pStyle w:val="Normal"/>
-              <w:spacing w:lineRule="auto" w:line="274" w:before="0" w:after="46"/>
+              <w:spacing w:lineRule="auto" w:line="269" w:before="0" w:after="70"/>
               <w:ind w:start="0" w:end="0"/>
               <w:jc w:val="left"/>
               <w:rPr/>
@@ -3382,16 +3381,16 @@
             <w:shd w:fill="F4F7FB" w:val="clear"/>
             <w:vAlign w:val="center"/>
             <w:tcMar>
-              <w:top w:w="58" w:type="dxa"/>
-              <w:start w:w="90" w:type="dxa"/>
-              <w:bottom w:w="58" w:type="dxa"/>
-              <w:end w:w="90" w:type="dxa"/>
+              <w:top w:w="80" w:type="dxa"/>
+              <w:start w:w="100" w:type="dxa"/>
+              <w:bottom w:w="80" w:type="dxa"/>
+              <w:end w:w="100" w:type="dxa"/>
             </w:tcMar>
           </w:tcPr>
           <w:p>
             <w:pPr>
               <w:pStyle w:val="Normal"/>
-              <w:spacing w:lineRule="auto" w:line="274" w:before="0" w:after="46"/>
+              <w:spacing w:lineRule="auto" w:line="269" w:before="0" w:after="70"/>
               <w:ind w:start="0" w:end="0"/>
               <w:jc w:val="left"/>
               <w:rPr/>
@@ -3419,16 +3418,16 @@
             <w:shd w:fill="F4F7FB" w:val="clear"/>
             <w:vAlign w:val="center"/>
             <w:tcMar>
-              <w:top w:w="58" w:type="dxa"/>
-              <w:start w:w="90" w:type="dxa"/>
-              <w:bottom w:w="58" w:type="dxa"/>
-              <w:end w:w="90" w:type="dxa"/>
+              <w:top w:w="80" w:type="dxa"/>
+              <w:start w:w="100" w:type="dxa"/>
+              <w:bottom w:w="80" w:type="dxa"/>
+              <w:end w:w="100" w:type="dxa"/>
             </w:tcMar>
           </w:tcPr>
           <w:p>
             <w:pPr>
               <w:pStyle w:val="Normal"/>
-              <w:spacing w:lineRule="auto" w:line="274" w:before="0" w:after="46"/>
+              <w:spacing w:lineRule="auto" w:line="269" w:before="0" w:after="70"/>
               <w:ind w:start="0" w:end="0"/>
               <w:jc w:val="left"/>
               <w:rPr/>
@@ -3456,16 +3455,16 @@
             <w:shd w:fill="F4F7FB" w:val="clear"/>
             <w:vAlign w:val="center"/>
             <w:tcMar>
-              <w:top w:w="58" w:type="dxa"/>
-              <w:start w:w="90" w:type="dxa"/>
-              <w:bottom w:w="58" w:type="dxa"/>
-              <w:end w:w="90" w:type="dxa"/>
+              <w:top w:w="80" w:type="dxa"/>
+              <w:start w:w="100" w:type="dxa"/>
+              <w:bottom w:w="80" w:type="dxa"/>
+              <w:end w:w="100" w:type="dxa"/>
             </w:tcMar>
           </w:tcPr>
           <w:p>
             <w:pPr>
               <w:pStyle w:val="Normal"/>
-              <w:spacing w:lineRule="auto" w:line="274" w:before="0" w:after="46"/>
+              <w:spacing w:lineRule="auto" w:line="269" w:before="0" w:after="70"/>
               <w:ind w:start="0" w:end="0"/>
               <w:jc w:val="left"/>
               <w:rPr/>
@@ -3493,16 +3492,16 @@
             <w:shd w:fill="F4F7FB" w:val="clear"/>
             <w:vAlign w:val="center"/>
             <w:tcMar>
-              <w:top w:w="58" w:type="dxa"/>
-              <w:start w:w="90" w:type="dxa"/>
-              <w:bottom w:w="58" w:type="dxa"/>
-              <w:end w:w="90" w:type="dxa"/>
+              <w:top w:w="80" w:type="dxa"/>
+              <w:start w:w="100" w:type="dxa"/>
+              <w:bottom w:w="80" w:type="dxa"/>
+              <w:end w:w="100" w:type="dxa"/>
             </w:tcMar>
           </w:tcPr>
           <w:p>
             <w:pPr>
               <w:pStyle w:val="Normal"/>
-              <w:spacing w:lineRule="auto" w:line="274" w:before="0" w:after="46"/>
+              <w:spacing w:lineRule="auto" w:line="269" w:before="0" w:after="70"/>
               <w:ind w:start="0" w:end="0"/>
               <w:jc w:val="left"/>
               <w:rPr/>
@@ -3985,16 +3984,16 @@
             <w:shd w:fill="183B63" w:val="clear"/>
             <w:vAlign w:val="center"/>
             <w:tcMar>
-              <w:top w:w="70" w:type="dxa"/>
-              <w:start w:w="90" w:type="dxa"/>
-              <w:bottom w:w="70" w:type="dxa"/>
-              <w:end w:w="90" w:type="dxa"/>
+              <w:top w:w="80" w:type="dxa"/>
+              <w:start w:w="100" w:type="dxa"/>
+              <w:bottom w:w="80" w:type="dxa"/>
+              <w:end w:w="100" w:type="dxa"/>
             </w:tcMar>
           </w:tcPr>
           <w:p>
             <w:pPr>
               <w:pStyle w:val="Normal"/>
-              <w:spacing w:lineRule="auto" w:line="274" w:before="0" w:after="46"/>
+              <w:spacing w:lineRule="auto" w:line="269" w:before="0" w:after="70"/>
               <w:ind w:start="0" w:end="0"/>
               <w:jc w:val="center"/>
               <w:rPr/>
@@ -4003,8 +4002,8 @@
               <w:rPr>
                 <w:rFonts w:ascii="Noto Sans KR" w:hAnsi="Noto Sans KR" w:cs="Noto Sans KR" w:eastAsia="Noto Sans KR"/>
                 <w:b/>
+                <w:sz w:val="19"/>
                 <w:color w:val="FFFFFF"/>
-                <w:sz w:val="18"/>
               </w:rPr>
               <w:t>단계</w:t>
             </w:r>
@@ -4022,16 +4021,16 @@
             <w:shd w:fill="183B63" w:val="clear"/>
             <w:vAlign w:val="center"/>
             <w:tcMar>
-              <w:top w:w="70" w:type="dxa"/>
-              <w:start w:w="90" w:type="dxa"/>
-              <w:bottom w:w="70" w:type="dxa"/>
-              <w:end w:w="90" w:type="dxa"/>
+              <w:top w:w="80" w:type="dxa"/>
+              <w:start w:w="100" w:type="dxa"/>
+              <w:bottom w:w="80" w:type="dxa"/>
+              <w:end w:w="100" w:type="dxa"/>
             </w:tcMar>
           </w:tcPr>
           <w:p>
             <w:pPr>
               <w:pStyle w:val="Normal"/>
-              <w:spacing w:lineRule="auto" w:line="274" w:before="0" w:after="46"/>
+              <w:spacing w:lineRule="auto" w:line="269" w:before="0" w:after="70"/>
               <w:ind w:start="0" w:end="0"/>
               <w:jc w:val="center"/>
               <w:rPr/>
@@ -4040,8 +4039,8 @@
               <w:rPr>
                 <w:rFonts w:ascii="Noto Sans KR" w:hAnsi="Noto Sans KR" w:cs="Noto Sans KR" w:eastAsia="Noto Sans KR"/>
                 <w:b/>
+                <w:sz w:val="19"/>
                 <w:color w:val="FFFFFF"/>
-                <w:sz w:val="18"/>
               </w:rPr>
               <w:t>필수 결과</w:t>
             </w:r>
@@ -4065,16 +4064,16 @@
             <w:shd w:fill="FFFFFF" w:val="clear"/>
             <w:vAlign w:val="center"/>
             <w:tcMar>
-              <w:top w:w="58" w:type="dxa"/>
-              <w:start w:w="90" w:type="dxa"/>
-              <w:bottom w:w="58" w:type="dxa"/>
-              <w:end w:w="90" w:type="dxa"/>
+              <w:top w:w="80" w:type="dxa"/>
+              <w:start w:w="100" w:type="dxa"/>
+              <w:bottom w:w="80" w:type="dxa"/>
+              <w:end w:w="100" w:type="dxa"/>
             </w:tcMar>
           </w:tcPr>
           <w:p>
             <w:pPr>
               <w:pStyle w:val="Normal"/>
-              <w:spacing w:lineRule="auto" w:line="274" w:before="0" w:after="46"/>
+              <w:spacing w:lineRule="auto" w:line="269" w:before="0" w:after="70"/>
               <w:ind w:start="0" w:end="0"/>
               <w:jc w:val="left"/>
               <w:rPr/>
@@ -4102,16 +4101,16 @@
             <w:shd w:fill="FFFFFF" w:val="clear"/>
             <w:vAlign w:val="center"/>
             <w:tcMar>
-              <w:top w:w="58" w:type="dxa"/>
-              <w:start w:w="90" w:type="dxa"/>
-              <w:bottom w:w="58" w:type="dxa"/>
-              <w:end w:w="90" w:type="dxa"/>
+              <w:top w:w="80" w:type="dxa"/>
+              <w:start w:w="100" w:type="dxa"/>
+              <w:bottom w:w="80" w:type="dxa"/>
+              <w:end w:w="100" w:type="dxa"/>
             </w:tcMar>
           </w:tcPr>
           <w:p>
             <w:pPr>
               <w:pStyle w:val="Normal"/>
-              <w:spacing w:lineRule="auto" w:line="274" w:before="0" w:after="46"/>
+              <w:spacing w:lineRule="auto" w:line="269" w:before="0" w:after="70"/>
               <w:ind w:start="0" w:end="0"/>
               <w:jc w:val="left"/>
               <w:rPr/>
@@ -4154,16 +4153,16 @@
             <w:shd w:fill="F4F7FB" w:val="clear"/>
             <w:vAlign w:val="center"/>
             <w:tcMar>
-              <w:top w:w="58" w:type="dxa"/>
-              <w:start w:w="90" w:type="dxa"/>
-              <w:bottom w:w="58" w:type="dxa"/>
-              <w:end w:w="90" w:type="dxa"/>
+              <w:top w:w="80" w:type="dxa"/>
+              <w:start w:w="100" w:type="dxa"/>
+              <w:bottom w:w="80" w:type="dxa"/>
+              <w:end w:w="100" w:type="dxa"/>
             </w:tcMar>
           </w:tcPr>
           <w:p>
             <w:pPr>
               <w:pStyle w:val="Normal"/>
-              <w:spacing w:lineRule="auto" w:line="274" w:before="0" w:after="46"/>
+              <w:spacing w:lineRule="auto" w:line="269" w:before="0" w:after="70"/>
               <w:ind w:start="0" w:end="0"/>
               <w:jc w:val="left"/>
               <w:rPr/>
@@ -4191,16 +4190,16 @@
             <w:shd w:fill="F4F7FB" w:val="clear"/>
             <w:vAlign w:val="center"/>
             <w:tcMar>
-              <w:top w:w="58" w:type="dxa"/>
-              <w:start w:w="90" w:type="dxa"/>
-              <w:bottom w:w="58" w:type="dxa"/>
-              <w:end w:w="90" w:type="dxa"/>
+              <w:top w:w="80" w:type="dxa"/>
+              <w:start w:w="100" w:type="dxa"/>
+              <w:bottom w:w="80" w:type="dxa"/>
+              <w:end w:w="100" w:type="dxa"/>
             </w:tcMar>
           </w:tcPr>
           <w:p>
             <w:pPr>
               <w:pStyle w:val="Normal"/>
-              <w:spacing w:lineRule="auto" w:line="274" w:before="0" w:after="46"/>
+              <w:spacing w:lineRule="auto" w:line="269" w:before="0" w:after="70"/>
               <w:ind w:start="0" w:end="0"/>
               <w:jc w:val="left"/>
               <w:rPr/>
@@ -4234,16 +4233,16 @@
             <w:shd w:fill="FFFFFF" w:val="clear"/>
             <w:vAlign w:val="center"/>
             <w:tcMar>
-              <w:top w:w="58" w:type="dxa"/>
-              <w:start w:w="90" w:type="dxa"/>
-              <w:bottom w:w="58" w:type="dxa"/>
-              <w:end w:w="90" w:type="dxa"/>
+              <w:top w:w="80" w:type="dxa"/>
+              <w:start w:w="100" w:type="dxa"/>
+              <w:bottom w:w="80" w:type="dxa"/>
+              <w:end w:w="100" w:type="dxa"/>
             </w:tcMar>
           </w:tcPr>
           <w:p>
             <w:pPr>
               <w:pStyle w:val="Normal"/>
-              <w:spacing w:lineRule="auto" w:line="274" w:before="0" w:after="46"/>
+              <w:spacing w:lineRule="auto" w:line="269" w:before="0" w:after="70"/>
               <w:ind w:start="0" w:end="0"/>
               <w:jc w:val="left"/>
               <w:rPr/>
@@ -4271,16 +4270,16 @@
             <w:shd w:fill="FFFFFF" w:val="clear"/>
             <w:vAlign w:val="center"/>
             <w:tcMar>
-              <w:top w:w="58" w:type="dxa"/>
-              <w:start w:w="90" w:type="dxa"/>
-              <w:bottom w:w="58" w:type="dxa"/>
-              <w:end w:w="90" w:type="dxa"/>
+              <w:top w:w="80" w:type="dxa"/>
+              <w:start w:w="100" w:type="dxa"/>
+              <w:bottom w:w="80" w:type="dxa"/>
+              <w:end w:w="100" w:type="dxa"/>
             </w:tcMar>
           </w:tcPr>
           <w:p>
             <w:pPr>
               <w:pStyle w:val="Normal"/>
-              <w:spacing w:lineRule="auto" w:line="274" w:before="0" w:after="46"/>
+              <w:spacing w:lineRule="auto" w:line="269" w:before="0" w:after="70"/>
               <w:ind w:start="0" w:end="0"/>
               <w:jc w:val="left"/>
               <w:rPr/>
@@ -4314,16 +4313,16 @@
             <w:shd w:fill="F4F7FB" w:val="clear"/>
             <w:vAlign w:val="center"/>
             <w:tcMar>
-              <w:top w:w="58" w:type="dxa"/>
-              <w:start w:w="90" w:type="dxa"/>
-              <w:bottom w:w="58" w:type="dxa"/>
-              <w:end w:w="90" w:type="dxa"/>
+              <w:top w:w="80" w:type="dxa"/>
+              <w:start w:w="100" w:type="dxa"/>
+              <w:bottom w:w="80" w:type="dxa"/>
+              <w:end w:w="100" w:type="dxa"/>
             </w:tcMar>
           </w:tcPr>
           <w:p>
             <w:pPr>
               <w:pStyle w:val="Normal"/>
-              <w:spacing w:lineRule="auto" w:line="274" w:before="0" w:after="46"/>
+              <w:spacing w:lineRule="auto" w:line="269" w:before="0" w:after="70"/>
               <w:ind w:start="0" w:end="0"/>
               <w:jc w:val="left"/>
               <w:rPr/>
@@ -4351,16 +4350,16 @@
             <w:shd w:fill="F4F7FB" w:val="clear"/>
             <w:vAlign w:val="center"/>
             <w:tcMar>
-              <w:top w:w="58" w:type="dxa"/>
-              <w:start w:w="90" w:type="dxa"/>
-              <w:bottom w:w="58" w:type="dxa"/>
-              <w:end w:w="90" w:type="dxa"/>
+              <w:top w:w="80" w:type="dxa"/>
+              <w:start w:w="100" w:type="dxa"/>
+              <w:bottom w:w="80" w:type="dxa"/>
+              <w:end w:w="100" w:type="dxa"/>
             </w:tcMar>
           </w:tcPr>
           <w:p>
             <w:pPr>
               <w:pStyle w:val="Normal"/>
-              <w:spacing w:lineRule="auto" w:line="274" w:before="0" w:after="46"/>
+              <w:spacing w:lineRule="auto" w:line="269" w:before="0" w:after="70"/>
               <w:ind w:start="0" w:end="0"/>
               <w:jc w:val="left"/>
               <w:rPr/>
@@ -4412,16 +4411,16 @@
             <w:shd w:fill="FFFFFF" w:val="clear"/>
             <w:vAlign w:val="center"/>
             <w:tcMar>
-              <w:top w:w="58" w:type="dxa"/>
-              <w:start w:w="90" w:type="dxa"/>
-              <w:bottom w:w="58" w:type="dxa"/>
-              <w:end w:w="90" w:type="dxa"/>
+              <w:top w:w="80" w:type="dxa"/>
+              <w:start w:w="100" w:type="dxa"/>
+              <w:bottom w:w="80" w:type="dxa"/>
+              <w:end w:w="100" w:type="dxa"/>
             </w:tcMar>
           </w:tcPr>
           <w:p>
             <w:pPr>
               <w:pStyle w:val="Normal"/>
-              <w:spacing w:lineRule="auto" w:line="274" w:before="0" w:after="46"/>
+              <w:spacing w:lineRule="auto" w:line="269" w:before="0" w:after="70"/>
               <w:ind w:start="0" w:end="0"/>
               <w:jc w:val="left"/>
               <w:rPr/>
@@ -4449,16 +4448,16 @@
             <w:shd w:fill="FFFFFF" w:val="clear"/>
             <w:vAlign w:val="center"/>
             <w:tcMar>
-              <w:top w:w="58" w:type="dxa"/>
-              <w:start w:w="90" w:type="dxa"/>
-              <w:bottom w:w="58" w:type="dxa"/>
-              <w:end w:w="90" w:type="dxa"/>
+              <w:top w:w="80" w:type="dxa"/>
+              <w:start w:w="100" w:type="dxa"/>
+              <w:bottom w:w="80" w:type="dxa"/>
+              <w:end w:w="100" w:type="dxa"/>
             </w:tcMar>
           </w:tcPr>
           <w:p>
             <w:pPr>
               <w:pStyle w:val="Normal"/>
-              <w:spacing w:lineRule="auto" w:line="274" w:before="0" w:after="46"/>
+              <w:spacing w:lineRule="auto" w:line="269" w:before="0" w:after="70"/>
               <w:ind w:start="0" w:end="0"/>
               <w:jc w:val="left"/>
               <w:rPr/>
@@ -4492,16 +4491,16 @@
             <w:shd w:fill="F4F7FB" w:val="clear"/>
             <w:vAlign w:val="center"/>
             <w:tcMar>
-              <w:top w:w="58" w:type="dxa"/>
-              <w:start w:w="90" w:type="dxa"/>
-              <w:bottom w:w="58" w:type="dxa"/>
-              <w:end w:w="90" w:type="dxa"/>
+              <w:top w:w="80" w:type="dxa"/>
+              <w:start w:w="100" w:type="dxa"/>
+              <w:bottom w:w="80" w:type="dxa"/>
+              <w:end w:w="100" w:type="dxa"/>
             </w:tcMar>
           </w:tcPr>
           <w:p>
             <w:pPr>
               <w:pStyle w:val="Normal"/>
-              <w:spacing w:lineRule="auto" w:line="274" w:before="0" w:after="46"/>
+              <w:spacing w:lineRule="auto" w:line="269" w:before="0" w:after="70"/>
               <w:ind w:start="0" w:end="0"/>
               <w:jc w:val="left"/>
               <w:rPr/>
@@ -4529,16 +4528,16 @@
             <w:shd w:fill="F4F7FB" w:val="clear"/>
             <w:vAlign w:val="center"/>
             <w:tcMar>
-              <w:top w:w="58" w:type="dxa"/>
-              <w:start w:w="90" w:type="dxa"/>
-              <w:bottom w:w="58" w:type="dxa"/>
-              <w:end w:w="90" w:type="dxa"/>
+              <w:top w:w="80" w:type="dxa"/>
+              <w:start w:w="100" w:type="dxa"/>
+              <w:bottom w:w="80" w:type="dxa"/>
+              <w:end w:w="100" w:type="dxa"/>
             </w:tcMar>
           </w:tcPr>
           <w:p>
             <w:pPr>
               <w:pStyle w:val="Normal"/>
-              <w:spacing w:lineRule="auto" w:line="274" w:before="0" w:after="46"/>
+              <w:spacing w:lineRule="auto" w:line="269" w:before="0" w:after="70"/>
               <w:ind w:start="0" w:end="0"/>
               <w:jc w:val="left"/>
               <w:rPr/>
@@ -4599,16 +4598,16 @@
             <w:shd w:fill="FFFFFF" w:val="clear"/>
             <w:vAlign w:val="center"/>
             <w:tcMar>
-              <w:top w:w="58" w:type="dxa"/>
-              <w:start w:w="90" w:type="dxa"/>
-              <w:bottom w:w="58" w:type="dxa"/>
-              <w:end w:w="90" w:type="dxa"/>
+              <w:top w:w="80" w:type="dxa"/>
+              <w:start w:w="100" w:type="dxa"/>
+              <w:bottom w:w="80" w:type="dxa"/>
+              <w:end w:w="100" w:type="dxa"/>
             </w:tcMar>
           </w:tcPr>
           <w:p>
             <w:pPr>
               <w:pStyle w:val="Normal"/>
-              <w:spacing w:lineRule="auto" w:line="274" w:before="0" w:after="46"/>
+              <w:spacing w:lineRule="auto" w:line="269" w:before="0" w:after="70"/>
               <w:ind w:start="0" w:end="0"/>
               <w:jc w:val="left"/>
               <w:rPr/>
@@ -4636,16 +4635,16 @@
             <w:shd w:fill="FFFFFF" w:val="clear"/>
             <w:vAlign w:val="center"/>
             <w:tcMar>
-              <w:top w:w="58" w:type="dxa"/>
-              <w:start w:w="90" w:type="dxa"/>
-              <w:bottom w:w="58" w:type="dxa"/>
-              <w:end w:w="90" w:type="dxa"/>
+              <w:top w:w="80" w:type="dxa"/>
+              <w:start w:w="100" w:type="dxa"/>
+              <w:bottom w:w="80" w:type="dxa"/>
+              <w:end w:w="100" w:type="dxa"/>
             </w:tcMar>
           </w:tcPr>
           <w:p>
             <w:pPr>
               <w:pStyle w:val="Normal"/>
-              <w:spacing w:lineRule="auto" w:line="274" w:before="0" w:after="46"/>
+              <w:spacing w:lineRule="auto" w:line="269" w:before="0" w:after="70"/>
               <w:ind w:start="0" w:end="0"/>
               <w:jc w:val="left"/>
               <w:rPr/>
@@ -4806,6 +4805,7 @@
     <w:p>
       <w:pPr>
         <w:pStyle w:val="Heading1"/>
+        <w:pageBreakBefore/>
         <w:rPr/>
       </w:pPr>
       <w:bookmarkStart w:id="8" w:name="__RefHeading___Toc4864_1421710836"/>
@@ -5208,6 +5208,7 @@
     <w:p>
       <w:pPr>
         <w:pStyle w:val="Heading1"/>
+        <w:pageBreakBefore/>
         <w:rPr/>
       </w:pPr>
       <w:bookmarkStart w:id="12" w:name="__RefHeading___Toc4872_1421710836"/>
@@ -5622,6 +5623,7 @@
     <w:p>
       <w:pPr>
         <w:pStyle w:val="Heading1"/>
+        <w:pageBreakBefore/>
         <w:rPr/>
       </w:pPr>
       <w:bookmarkStart w:id="16" w:name="__RefHeading___Toc4880_1421710836"/>
@@ -6023,18 +6025,24 @@
             <w:tcW w:type="dxa" w:w="1057921"/>
             <w:vAlign w:val="center"/>
             <w:shd w:fill="183B63" w:val="clear"/>
+            <w:tcMar>
+              <w:top w:w="80" w:type="dxa"/>
+              <w:start w:w="100" w:type="dxa"/>
+              <w:bottom w:w="80" w:type="dxa"/>
+              <w:end w:w="100" w:type="dxa"/>
+            </w:tcMar>
           </w:tcPr>
           <w:p>
             <w:pPr>
-              <w:spacing w:after="40" w:line="274" w:lineRule="auto"/>
+              <w:spacing w:after="70" w:line="269" w:lineRule="auto"/>
               <w:jc w:val="center"/>
             </w:pPr>
             <w:r>
               <w:rPr>
                 <w:rFonts w:ascii="Noto Sans KR" w:hAnsi="Noto Sans KR" w:eastAsia="Noto Sans KR" w:cs="Noto Sans KR"/>
                 <w:b/>
+                <w:sz w:val="19"/>
                 <w:color w:val="FFFFFF"/>
-                <w:sz w:val="17"/>
               </w:rPr>
               <w:t>Topology</w:t>
             </w:r>
@@ -6045,18 +6053,24 @@
             <w:tcW w:type="dxa" w:w="3227773"/>
             <w:vAlign w:val="center"/>
             <w:shd w:fill="183B63" w:val="clear"/>
+            <w:tcMar>
+              <w:top w:w="80" w:type="dxa"/>
+              <w:start w:w="100" w:type="dxa"/>
+              <w:bottom w:w="80" w:type="dxa"/>
+              <w:end w:w="100" w:type="dxa"/>
+            </w:tcMar>
           </w:tcPr>
           <w:p>
             <w:pPr>
-              <w:spacing w:after="40" w:line="274" w:lineRule="auto"/>
+              <w:spacing w:after="70" w:line="269" w:lineRule="auto"/>
               <w:jc w:val="center"/>
             </w:pPr>
             <w:r>
               <w:rPr>
                 <w:rFonts w:ascii="Noto Sans KR" w:hAnsi="Noto Sans KR" w:eastAsia="Noto Sans KR" w:cs="Noto Sans KR"/>
                 <w:b/>
+                <w:sz w:val="19"/>
                 <w:color w:val="FFFFFF"/>
-                <w:sz w:val="17"/>
               </w:rPr>
               <w:t>선택 신호</w:t>
             </w:r>
@@ -6067,18 +6081,24 @@
             <w:tcW w:type="dxa" w:w="3148466"/>
             <w:vAlign w:val="center"/>
             <w:shd w:fill="183B63" w:val="clear"/>
+            <w:tcMar>
+              <w:top w:w="80" w:type="dxa"/>
+              <w:start w:w="100" w:type="dxa"/>
+              <w:bottom w:w="80" w:type="dxa"/>
+              <w:end w:w="100" w:type="dxa"/>
+            </w:tcMar>
           </w:tcPr>
           <w:p>
             <w:pPr>
-              <w:spacing w:after="40" w:line="274" w:lineRule="auto"/>
+              <w:spacing w:after="70" w:line="269" w:lineRule="auto"/>
               <w:jc w:val="center"/>
             </w:pPr>
             <w:r>
               <w:rPr>
                 <w:rFonts w:ascii="Noto Sans KR" w:hAnsi="Noto Sans KR" w:eastAsia="Noto Sans KR" w:cs="Noto Sans KR"/>
                 <w:b/>
+                <w:sz w:val="19"/>
                 <w:color w:val="FFFFFF"/>
-                <w:sz w:val="17"/>
               </w:rPr>
               <w:t>반드시 유지할 계약</w:t>
             </w:r>
@@ -6089,18 +6109,24 @@
             <w:tcW w:type="dxa" w:w="2610270"/>
             <w:vAlign w:val="center"/>
             <w:shd w:fill="183B63" w:val="clear"/>
+            <w:tcMar>
+              <w:top w:w="80" w:type="dxa"/>
+              <w:start w:w="100" w:type="dxa"/>
+              <w:bottom w:w="80" w:type="dxa"/>
+              <w:end w:w="100" w:type="dxa"/>
+            </w:tcMar>
           </w:tcPr>
           <w:p>
             <w:pPr>
-              <w:spacing w:after="40" w:line="274" w:lineRule="auto"/>
+              <w:spacing w:after="70" w:line="269" w:lineRule="auto"/>
               <w:jc w:val="center"/>
             </w:pPr>
             <w:r>
               <w:rPr>
                 <w:rFonts w:ascii="Noto Sans KR" w:hAnsi="Noto Sans KR" w:eastAsia="Noto Sans KR" w:cs="Noto Sans KR"/>
                 <w:b/>
+                <w:sz w:val="19"/>
                 <w:color w:val="FFFFFF"/>
-                <w:sz w:val="17"/>
               </w:rPr>
               <w:t>금지</w:t>
             </w:r>
@@ -6116,17 +6142,23 @@
             <w:tcW w:type="dxa" w:w="1057921"/>
             <w:vAlign w:val="center"/>
             <w:shd w:fill="FFFFFF" w:val="clear"/>
+            <w:tcMar>
+              <w:top w:w="80" w:type="dxa"/>
+              <w:start w:w="100" w:type="dxa"/>
+              <w:bottom w:w="80" w:type="dxa"/>
+              <w:end w:w="100" w:type="dxa"/>
+            </w:tcMar>
           </w:tcPr>
           <w:p>
             <w:pPr>
-              <w:spacing w:after="40" w:line="274" w:lineRule="auto"/>
+              <w:spacing w:after="70" w:line="269" w:lineRule="auto"/>
               <w:jc w:val="left"/>
             </w:pPr>
             <w:r>
               <w:rPr>
                 <w:rFonts w:ascii="Noto Sans KR" w:hAnsi="Noto Sans KR" w:eastAsia="Noto Sans KR" w:cs="Noto Sans KR"/>
                 <w:color w:val="1C3553"/>
-                <w:sz w:val="17"/>
+                <w:sz w:val="18"/>
               </w:rPr>
               <w:t>Same JVM</w:t>
             </w:r>
@@ -6137,17 +6169,23 @@
             <w:tcW w:type="dxa" w:w="3227773"/>
             <w:vAlign w:val="center"/>
             <w:shd w:fill="FFFFFF" w:val="clear"/>
+            <w:tcMar>
+              <w:top w:w="80" w:type="dxa"/>
+              <w:start w:w="100" w:type="dxa"/>
+              <w:bottom w:w="80" w:type="dxa"/>
+              <w:end w:w="100" w:type="dxa"/>
+            </w:tcMar>
           </w:tcPr>
           <w:p>
             <w:pPr>
-              <w:spacing w:after="40" w:line="274" w:lineRule="auto"/>
+              <w:spacing w:after="70" w:line="269" w:lineRule="auto"/>
               <w:jc w:val="left"/>
             </w:pPr>
             <w:r>
               <w:rPr>
                 <w:rFonts w:ascii="Noto Sans KR" w:hAnsi="Noto Sans KR" w:eastAsia="Noto Sans KR" w:cs="Noto Sans KR"/>
                 <w:color w:val="1C3553"/>
-                <w:sz w:val="17"/>
+                <w:sz w:val="18"/>
               </w:rPr>
               <w:t>동일 Process에서 낮은 지연과 단순 배포가 우선</w:t>
             </w:r>
@@ -6158,17 +6196,23 @@
             <w:tcW w:type="dxa" w:w="3148466"/>
             <w:vAlign w:val="center"/>
             <w:shd w:fill="FFFFFF" w:val="clear"/>
+            <w:tcMar>
+              <w:top w:w="80" w:type="dxa"/>
+              <w:start w:w="100" w:type="dxa"/>
+              <w:bottom w:w="80" w:type="dxa"/>
+              <w:end w:w="100" w:type="dxa"/>
+            </w:tcMar>
           </w:tcPr>
           <w:p>
             <w:pPr>
-              <w:spacing w:after="40" w:line="274" w:lineRule="auto"/>
+              <w:spacing w:after="70" w:line="269" w:lineRule="auto"/>
               <w:jc w:val="left"/>
             </w:pPr>
             <w:r>
               <w:rPr>
                 <w:rFonts w:ascii="Noto Sans KR" w:hAnsi="Noto Sans KR" w:eastAsia="Noto Sans KR" w:cs="Noto Sans KR"/>
                 <w:color w:val="1C3553"/>
-                <w:sz w:val="17"/>
+                <w:sz w:val="18"/>
               </w:rPr>
               <w:t>CpfContext·Domain Operation·Local Tx 경계</w:t>
             </w:r>
@@ -6179,17 +6223,23 @@
             <w:tcW w:type="dxa" w:w="2610270"/>
             <w:vAlign w:val="center"/>
             <w:shd w:fill="FFFFFF" w:val="clear"/>
+            <w:tcMar>
+              <w:top w:w="80" w:type="dxa"/>
+              <w:start w:w="100" w:type="dxa"/>
+              <w:bottom w:w="80" w:type="dxa"/>
+              <w:end w:w="100" w:type="dxa"/>
+            </w:tcMar>
           </w:tcPr>
           <w:p>
             <w:pPr>
-              <w:spacing w:after="40" w:line="274" w:lineRule="auto"/>
+              <w:spacing w:after="70" w:line="269" w:lineRule="auto"/>
               <w:jc w:val="left"/>
             </w:pPr>
             <w:r>
               <w:rPr>
                 <w:rFonts w:ascii="Noto Sans KR" w:hAnsi="Noto Sans KR" w:eastAsia="Noto Sans KR" w:cs="Noto Sans KR"/>
                 <w:color w:val="1C3553"/>
-                <w:sz w:val="17"/>
+                <w:sz w:val="18"/>
               </w:rPr>
               <w:t>self-HTTP로 Remote 형태 흉내</w:t>
             </w:r>
@@ -6205,17 +6255,23 @@
             <w:tcW w:type="dxa" w:w="1057921"/>
             <w:vAlign w:val="center"/>
             <w:shd w:fill="F4F7FB" w:val="clear"/>
+            <w:tcMar>
+              <w:top w:w="80" w:type="dxa"/>
+              <w:start w:w="100" w:type="dxa"/>
+              <w:bottom w:w="80" w:type="dxa"/>
+              <w:end w:w="100" w:type="dxa"/>
+            </w:tcMar>
           </w:tcPr>
           <w:p>
             <w:pPr>
-              <w:spacing w:after="40" w:line="274" w:lineRule="auto"/>
+              <w:spacing w:after="70" w:line="269" w:lineRule="auto"/>
               <w:jc w:val="left"/>
             </w:pPr>
             <w:r>
               <w:rPr>
                 <w:rFonts w:ascii="Noto Sans KR" w:hAnsi="Noto Sans KR" w:eastAsia="Noto Sans KR" w:cs="Noto Sans KR"/>
                 <w:color w:val="1C3553"/>
-                <w:sz w:val="17"/>
+                <w:sz w:val="18"/>
               </w:rPr>
               <w:t>Remote/MSA</w:t>
             </w:r>
@@ -6226,17 +6282,23 @@
             <w:tcW w:type="dxa" w:w="3227773"/>
             <w:vAlign w:val="center"/>
             <w:shd w:fill="F4F7FB" w:val="clear"/>
+            <w:tcMar>
+              <w:top w:w="80" w:type="dxa"/>
+              <w:start w:w="100" w:type="dxa"/>
+              <w:bottom w:w="80" w:type="dxa"/>
+              <w:end w:w="100" w:type="dxa"/>
+            </w:tcMar>
           </w:tcPr>
           <w:p>
             <w:pPr>
-              <w:spacing w:after="40" w:line="274" w:lineRule="auto"/>
+              <w:spacing w:after="70" w:line="269" w:lineRule="auto"/>
               <w:jc w:val="left"/>
             </w:pPr>
             <w:r>
               <w:rPr>
                 <w:rFonts w:ascii="Noto Sans KR" w:hAnsi="Noto Sans KR" w:eastAsia="Noto Sans KR" w:cs="Noto Sans KR"/>
                 <w:color w:val="1C3553"/>
-                <w:sz w:val="17"/>
+                <w:sz w:val="18"/>
               </w:rPr>
               <w:t>독립 배포·확장·Failure Domain 분리가 필요</w:t>
             </w:r>
@@ -6247,17 +6309,23 @@
             <w:tcW w:type="dxa" w:w="3148466"/>
             <w:vAlign w:val="center"/>
             <w:shd w:fill="F4F7FB" w:val="clear"/>
+            <w:tcMar>
+              <w:top w:w="80" w:type="dxa"/>
+              <w:start w:w="100" w:type="dxa"/>
+              <w:bottom w:w="80" w:type="dxa"/>
+              <w:end w:w="100" w:type="dxa"/>
+            </w:tcMar>
           </w:tcPr>
           <w:p>
             <w:pPr>
-              <w:spacing w:after="40" w:line="274" w:lineRule="auto"/>
+              <w:spacing w:after="70" w:line="269" w:lineRule="auto"/>
               <w:jc w:val="left"/>
             </w:pPr>
             <w:r>
               <w:rPr>
                 <w:rFonts w:ascii="Noto Sans KR" w:hAnsi="Noto Sans KR" w:eastAsia="Noto Sans KR" w:cs="Noto Sans KR"/>
                 <w:color w:val="1C3553"/>
-                <w:sz w:val="17"/>
+                <w:sz w:val="18"/>
               </w:rPr>
               <w:t>System6·Timeout·Trace·Result 4상태</w:t>
             </w:r>
@@ -6268,17 +6336,23 @@
             <w:tcW w:type="dxa" w:w="2610270"/>
             <w:vAlign w:val="center"/>
             <w:shd w:fill="F4F7FB" w:val="clear"/>
+            <w:tcMar>
+              <w:top w:w="80" w:type="dxa"/>
+              <w:start w:w="100" w:type="dxa"/>
+              <w:bottom w:w="80" w:type="dxa"/>
+              <w:end w:w="100" w:type="dxa"/>
+            </w:tcMar>
           </w:tcPr>
           <w:p>
             <w:pPr>
-              <w:spacing w:after="40" w:line="274" w:lineRule="auto"/>
+              <w:spacing w:after="70" w:line="269" w:lineRule="auto"/>
               <w:jc w:val="left"/>
             </w:pPr>
             <w:r>
               <w:rPr>
                 <w:rFonts w:ascii="Noto Sans KR" w:hAnsi="Noto Sans KR" w:eastAsia="Noto Sans KR" w:cs="Noto Sans KR"/>
                 <w:color w:val="1C3553"/>
-                <w:sz w:val="17"/>
+                <w:sz w:val="18"/>
               </w:rPr>
               <w:t>Gateway를 내부 Domain bus로 사용</w:t>
             </w:r>
@@ -6294,17 +6368,23 @@
             <w:tcW w:type="dxa" w:w="1057921"/>
             <w:vAlign w:val="center"/>
             <w:shd w:fill="FFFFFF" w:val="clear"/>
+            <w:tcMar>
+              <w:top w:w="80" w:type="dxa"/>
+              <w:start w:w="100" w:type="dxa"/>
+              <w:bottom w:w="80" w:type="dxa"/>
+              <w:end w:w="100" w:type="dxa"/>
+            </w:tcMar>
           </w:tcPr>
           <w:p>
             <w:pPr>
-              <w:spacing w:after="40" w:line="274" w:lineRule="auto"/>
+              <w:spacing w:after="70" w:line="269" w:lineRule="auto"/>
               <w:jc w:val="left"/>
             </w:pPr>
             <w:r>
               <w:rPr>
                 <w:rFonts w:ascii="Noto Sans KR" w:hAnsi="Noto Sans KR" w:eastAsia="Noto Sans KR" w:cs="Noto Sans KR"/>
                 <w:color w:val="1C3553"/>
-                <w:sz w:val="17"/>
+                <w:sz w:val="18"/>
               </w:rPr>
               <w:t>External Entry</w:t>
             </w:r>
@@ -6315,17 +6395,23 @@
             <w:tcW w:type="dxa" w:w="3227773"/>
             <w:vAlign w:val="center"/>
             <w:shd w:fill="FFFFFF" w:val="clear"/>
+            <w:tcMar>
+              <w:top w:w="80" w:type="dxa"/>
+              <w:start w:w="100" w:type="dxa"/>
+              <w:bottom w:w="80" w:type="dxa"/>
+              <w:end w:w="100" w:type="dxa"/>
+            </w:tcMar>
           </w:tcPr>
           <w:p>
             <w:pPr>
-              <w:spacing w:after="40" w:line="274" w:lineRule="auto"/>
+              <w:spacing w:after="70" w:line="269" w:lineRule="auto"/>
               <w:jc w:val="left"/>
             </w:pPr>
             <w:r>
               <w:rPr>
                 <w:rFonts w:ascii="Noto Sans KR" w:hAnsi="Noto Sans KR" w:eastAsia="Noto Sans KR" w:cs="Noto Sans KR"/>
                 <w:color w:val="1C3553"/>
-                <w:sz w:val="17"/>
+                <w:sz w:val="18"/>
               </w:rPr>
               <w:t>Untrusted Client 인증·Route·Rate Limit 필요</w:t>
             </w:r>
@@ -6336,17 +6422,23 @@
             <w:tcW w:type="dxa" w:w="3148466"/>
             <w:vAlign w:val="center"/>
             <w:shd w:fill="FFFFFF" w:val="clear"/>
+            <w:tcMar>
+              <w:top w:w="80" w:type="dxa"/>
+              <w:start w:w="100" w:type="dxa"/>
+              <w:bottom w:w="80" w:type="dxa"/>
+              <w:end w:w="100" w:type="dxa"/>
+            </w:tcMar>
           </w:tcPr>
           <w:p>
             <w:pPr>
-              <w:spacing w:after="40" w:line="274" w:lineRule="auto"/>
+              <w:spacing w:after="70" w:line="269" w:lineRule="auto"/>
               <w:jc w:val="left"/>
             </w:pPr>
             <w:r>
               <w:rPr>
                 <w:rFonts w:ascii="Noto Sans KR" w:hAnsi="Noto Sans KR" w:eastAsia="Noto Sans KR" w:cs="Noto Sans KR"/>
                 <w:color w:val="1C3553"/>
-                <w:sz w:val="17"/>
+                <w:sz w:val="18"/>
               </w:rPr>
               <w:t>Edge에서 Header 재구성 후 Owner Domain 호출</w:t>
             </w:r>
@@ -6357,17 +6449,23 @@
             <w:tcW w:type="dxa" w:w="2610270"/>
             <w:vAlign w:val="center"/>
             <w:shd w:fill="FFFFFF" w:val="clear"/>
+            <w:tcMar>
+              <w:top w:w="80" w:type="dxa"/>
+              <w:start w:w="100" w:type="dxa"/>
+              <w:bottom w:w="80" w:type="dxa"/>
+              <w:end w:w="100" w:type="dxa"/>
+            </w:tcMar>
           </w:tcPr>
           <w:p>
             <w:pPr>
-              <w:spacing w:after="40" w:line="274" w:lineRule="auto"/>
+              <w:spacing w:after="70" w:line="269" w:lineRule="auto"/>
               <w:jc w:val="left"/>
             </w:pPr>
             <w:r>
               <w:rPr>
                 <w:rFonts w:ascii="Noto Sans KR" w:hAnsi="Noto Sans KR" w:eastAsia="Noto Sans KR" w:cs="Noto Sans KR"/>
                 <w:color w:val="1C3553"/>
-                <w:sz w:val="17"/>
+                <w:sz w:val="18"/>
               </w:rPr>
               <w:t>업무 원장/Domain Owner를 Gateway가 소유</w:t>
             </w:r>
@@ -6383,17 +6481,23 @@
             <w:tcW w:type="dxa" w:w="1057921"/>
             <w:vAlign w:val="center"/>
             <w:shd w:fill="F4F7FB" w:val="clear"/>
+            <w:tcMar>
+              <w:top w:w="80" w:type="dxa"/>
+              <w:start w:w="100" w:type="dxa"/>
+              <w:bottom w:w="80" w:type="dxa"/>
+              <w:end w:w="100" w:type="dxa"/>
+            </w:tcMar>
           </w:tcPr>
           <w:p>
             <w:pPr>
-              <w:spacing w:after="40" w:line="274" w:lineRule="auto"/>
+              <w:spacing w:after="70" w:line="269" w:lineRule="auto"/>
               <w:jc w:val="left"/>
             </w:pPr>
             <w:r>
               <w:rPr>
                 <w:rFonts w:ascii="Noto Sans KR" w:hAnsi="Noto Sans KR" w:eastAsia="Noto Sans KR" w:cs="Noto Sans KR"/>
                 <w:color w:val="1C3553"/>
-                <w:sz w:val="17"/>
+                <w:sz w:val="18"/>
               </w:rPr>
               <w:t>Batch Runtime</w:t>
             </w:r>
@@ -6404,17 +6508,23 @@
             <w:tcW w:type="dxa" w:w="3227773"/>
             <w:vAlign w:val="center"/>
             <w:shd w:fill="F4F7FB" w:val="clear"/>
+            <w:tcMar>
+              <w:top w:w="80" w:type="dxa"/>
+              <w:start w:w="100" w:type="dxa"/>
+              <w:bottom w:w="80" w:type="dxa"/>
+              <w:end w:w="100" w:type="dxa"/>
+            </w:tcMar>
           </w:tcPr>
           <w:p>
             <w:pPr>
-              <w:spacing w:after="40" w:line="274" w:lineRule="auto"/>
+              <w:spacing w:after="70" w:line="269" w:lineRule="auto"/>
               <w:jc w:val="left"/>
             </w:pPr>
             <w:r>
               <w:rPr>
                 <w:rFonts w:ascii="Noto Sans KR" w:hAnsi="Noto Sans KR" w:eastAsia="Noto Sans KR" w:cs="Noto Sans KR"/>
                 <w:color w:val="1C3553"/>
-                <w:sz w:val="17"/>
+                <w:sz w:val="18"/>
               </w:rPr>
               <w:t>장시간·대량·재시작 가능한 실행이 필요</w:t>
             </w:r>
@@ -6425,17 +6535,23 @@
             <w:tcW w:type="dxa" w:w="3148466"/>
             <w:vAlign w:val="center"/>
             <w:shd w:fill="F4F7FB" w:val="clear"/>
+            <w:tcMar>
+              <w:top w:w="80" w:type="dxa"/>
+              <w:start w:w="100" w:type="dxa"/>
+              <w:bottom w:w="80" w:type="dxa"/>
+              <w:end w:w="100" w:type="dxa"/>
+            </w:tcMar>
           </w:tcPr>
           <w:p>
             <w:pPr>
-              <w:spacing w:after="40" w:line="274" w:lineRule="auto"/>
+              <w:spacing w:after="70" w:line="269" w:lineRule="auto"/>
               <w:jc w:val="left"/>
             </w:pPr>
             <w:r>
               <w:rPr>
                 <w:rFonts w:ascii="Noto Sans KR" w:hAnsi="Noto Sans KR" w:eastAsia="Noto Sans KR" w:cs="Noto Sans KR"/>
                 <w:color w:val="1C3553"/>
-                <w:sz w:val="17"/>
+                <w:sz w:val="18"/>
               </w:rPr>
               <w:t>Lease·Fencing·Checkpoint·Recovery</w:t>
             </w:r>
@@ -6446,17 +6562,23 @@
             <w:tcW w:type="dxa" w:w="2610270"/>
             <w:vAlign w:val="center"/>
             <w:shd w:fill="F4F7FB" w:val="clear"/>
+            <w:tcMar>
+              <w:top w:w="80" w:type="dxa"/>
+              <w:start w:w="100" w:type="dxa"/>
+              <w:bottom w:w="80" w:type="dxa"/>
+              <w:end w:w="100" w:type="dxa"/>
+            </w:tcMar>
           </w:tcPr>
           <w:p>
             <w:pPr>
-              <w:spacing w:after="40" w:line="274" w:lineRule="auto"/>
+              <w:spacing w:after="70" w:line="269" w:lineRule="auto"/>
               <w:jc w:val="left"/>
             </w:pPr>
             <w:r>
               <w:rPr>
                 <w:rFonts w:ascii="Noto Sans KR" w:hAnsi="Noto Sans KR" w:eastAsia="Noto Sans KR" w:cs="Noto Sans KR"/>
                 <w:color w:val="1C3553"/>
-                <w:sz w:val="17"/>
+                <w:sz w:val="18"/>
               </w:rPr>
               <w:t>Scheduler/Worker/Control Plane 책임 혼합</w:t>
             </w:r>
@@ -6470,6 +6592,52 @@
       </w:pPr>
       <w:r>
         <w:t>Topology를 바꾸는 것은 업무 계약을 바꾸는 이유가 아닙니다. 호출 경계가 달라져도 Context·Failure·Security·Trace·Recovery 의미가 유지되어야 합니다.</w:t>
+      </w:r>
+    </w:p>
+    <w:p>
+      <w:pPr>
+        <w:pStyle w:val="Heading2"/>
+      </w:pPr>
+      <w:r>
+        <w:t>Failure Domain 검증</w:t>
+      </w:r>
+    </w:p>
+    <w:p>
+      <w:pPr/>
+      <w:r>
+        <w:t>Topology 선택은 배포 모양이 아니라 장애가 어디까지 전파되고 어떤 Owner가 복구하는지를 기준으로 최종 확인합니다.</w:t>
+      </w:r>
+    </w:p>
+    <w:p>
+      <w:pPr>
+        <w:pStyle w:val="ListBullet"/>
+      </w:pPr>
+      <w:r>
+        <w:t>Same JVM에서는 self-HTTP 없이 Local 경계를 사용하고 Remote/MSA에서는 Registry/Transport 실패가 BUSINESS 결과로 오염되지 않는지 확인합니다.</w:t>
+      </w:r>
+    </w:p>
+    <w:p>
+      <w:pPr>
+        <w:pStyle w:val="ListBullet"/>
+      </w:pPr>
+      <w:r>
+        <w:t>Gateway·Backoffice·Batch를 제거하거나 장애시켜도 각 Optional Surface의 책임 밖 Core/Domain 계약이 유지되는지 확인합니다.</w:t>
+      </w:r>
+    </w:p>
+    <w:p>
+      <w:pPr>
+        <w:pStyle w:val="ListBullet"/>
+      </w:pPr>
+      <w:r>
+        <w:t>다중 인스턴스에서 Config/Registry/Cache/Lease 상태가 수렴하며 stale Instance 또는 stale writer가 정상 Owner 상태를 덮어쓰지 못하는지 확인합니다.</w:t>
+      </w:r>
+    </w:p>
+    <w:p>
+      <w:pPr>
+        <w:pStyle w:val="ListBullet"/>
+      </w:pPr>
+      <w:r>
+        <w:t>transactionId→operationId→instanceId→recoveryId Timeline으로 장애 원인·복구·최종 업무 결과를 연결할 수 있어야 배포 Topology를 완료로 봅니다.</w:t>
       </w:r>
     </w:p>
     <w:sectPr>
@@ -7594,7 +7762,7 @@
     <w:pPr>
       <w:widowControl/>
       <w:bidi w:val="0"/>
-      <w:spacing w:lineRule="auto" w:line="312" w:before="0" w:after="180"/>
+      <w:spacing w:lineRule="auto" w:line="317" w:before="0" w:after="170"/>
       <w:jc w:val="start"/>
     </w:pPr>
     <w:rPr>
@@ -7618,7 +7786,7 @@
       <w:keepNext/>
       <w:keepLines/>
       <w:widowControl/>
-      <w:spacing w:lineRule="auto" w:line="259" w:before="1120" w:after="260"/>
+      <w:spacing w:lineRule="auto" w:line="259" w:before="1160" w:after="240"/>
       <w:outlineLvl w:val="0"/>
     </w:pPr>
     <w:rPr>
@@ -7643,7 +7811,7 @@
       <w:keepNext/>
       <w:keepLines/>
       <w:widowControl/>
-      <w:spacing w:lineRule="auto" w:line="259" w:before="640" w:after="170"/>
+      <w:spacing w:lineRule="auto" w:line="259" w:before="640" w:after="150"/>
       <w:ind w:start="113"/>
       <w:outlineLvl w:val="1"/>
     </w:pPr>
@@ -7669,7 +7837,7 @@
       <w:keepNext/>
       <w:keepLines/>
       <w:widowControl/>
-      <w:spacing w:lineRule="auto" w:line="264" w:before="420" w:after="130"/>
+      <w:spacing w:lineRule="auto" w:line="264" w:before="400" w:after="120"/>
       <w:ind w:start="255"/>
       <w:outlineLvl w:val="2"/>
     </w:pPr>
@@ -8770,7 +8938,7 @@
     <w:pPr>
       <w:keepNext w:val="false"/>
       <w:widowControl/>
-      <w:spacing w:lineRule="auto" w:line="324" w:before="0" w:after="220"/>
+      <w:spacing w:lineRule="auto" w:line="324" w:before="0" w:after="200"/>
     </w:pPr>
     <w:rPr>
       <w:rFonts w:ascii="Noto Sans KR" w:hAnsi="Noto Sans KR" w:eastAsia="Noto Sans KR" w:cs="Noto Sans KR"/>
@@ -8866,7 +9034,7 @@
       <w:keepNext/>
       <w:keepLines/>
       <w:widowControl/>
-      <w:spacing w:lineRule="auto" w:line="276" w:before="180" w:after="100"/>
+      <w:spacing w:lineRule="auto" w:line="276" w:before="180" w:after="120"/>
     </w:pPr>
     <w:rPr>
       <w:rFonts w:ascii="Noto Sans KR" w:hAnsi="Noto Sans KR" w:eastAsia="Noto Sans KR" w:cs="Noto Sans KR"/>
@@ -8882,7 +9050,7 @@
     <w:pPr>
       <w:keepNext w:val="true"/>
       <w:widowControl/>
-      <w:spacing w:lineRule="auto" w:line="288" w:before="0" w:after="140"/>
+      <w:spacing w:lineRule="auto" w:line="288" w:before="0" w:after="120"/>
     </w:pPr>
     <w:rPr>
       <w:rFonts w:ascii="Noto Sans KR" w:hAnsi="Noto Sans KR" w:eastAsia="Noto Sans KR" w:cs="Noto Sans KR"/>

--- a/cpf-docs/deliverables/아키텍처설계서.docx
+++ b/cpf-docs/deliverables/아키텍처설계서.docx
@@ -987,46 +987,46 @@
         <w:rPr/>
       </w:pPr>
       <w:r>
-        <w:rPr>
-          <w:rFonts w:eastAsia="Noto Sans KR" w:cs="Noto Sans KR" w:ascii="Noto Sans KR" w:hAnsi="Noto Sans KR"/>
-        </w:rPr>
-        <w:t xml:space="preserve">Generated Business Domain, Framework/Capability, </w:t>
-      </w:r>
-      <w:r>
-        <w:rPr>
-          <w:rFonts w:ascii="Noto Sans KR" w:hAnsi="Noto Sans KR" w:cs="Noto Sans KR" w:eastAsia="Noto Sans KR"/>
-        </w:rPr>
-        <w:t xml:space="preserve">선택형 </w:t>
-      </w:r>
-      <w:r>
-        <w:rPr>
-          <w:rFonts w:eastAsia="Noto Sans KR" w:cs="Noto Sans KR" w:ascii="Noto Sans KR" w:hAnsi="Noto Sans KR"/>
-        </w:rPr>
-        <w:t>Gateway/Backoffice, Operations, DB3</w:t>
-      </w:r>
-      <w:r>
-        <w:rPr>
-          <w:rFonts w:ascii="Noto Sans KR" w:hAnsi="Noto Sans KR" w:cs="Noto Sans KR" w:eastAsia="Noto Sans KR"/>
-        </w:rPr>
-        <w:t xml:space="preserve">의 </w:t>
-      </w:r>
-      <w:r>
-        <w:rPr>
-          <w:rFonts w:eastAsia="Noto Sans KR" w:cs="Noto Sans KR" w:ascii="Noto Sans KR" w:hAnsi="Noto Sans KR"/>
-        </w:rPr>
-        <w:t xml:space="preserve">Owner </w:t>
-      </w:r>
-      <w:r>
-        <w:rPr>
-          <w:rFonts w:ascii="Noto Sans KR" w:hAnsi="Noto Sans KR" w:cs="Noto Sans KR" w:eastAsia="Noto Sans KR"/>
-        </w:rPr>
-        <w:t>경계를 한 화면에서 구분합니다</w:t>
-      </w:r>
-      <w:r>
-        <w:rPr>
-          <w:rFonts w:eastAsia="Noto Sans KR" w:cs="Noto Sans KR" w:ascii="Noto Sans KR" w:hAnsi="Noto Sans KR"/>
-        </w:rPr>
-        <w:t>.</w:t>
+        <w:t>Channel/Edge(cpf-backoffice-web, Gateway), Business Domain(Generated Domain, cpf-backoffice), Platform Operations/Runtime(cpf-admin, cpf-batch), DB3의 Owner 경계를 구분합니다.</w:t>
+      </w:r>
+    </w:p>
+    <w:p>
+      <w:pPr>
+        <w:jc w:val="center"/>
+      </w:pPr>
+      <w:r>
+        <w:drawing>
+          <wp:inline xmlns:a="http://schemas.openxmlformats.org/drawingml/2006/main">
+            <wp:extent cx="9555480" cy="5374958"/>
+            <wp:docPr id="1" name="Picture 1"/>
+            <wp:cNvGraphicFramePr>
+              <a:graphicFrameLocks noChangeAspect="1"/>
+            </wp:cNvGraphicFramePr>
+            <a:graphic>
+              <a:graphicData uri="http://schemas.openxmlformats.org/drawingml/2006/picture">
+                <pic:pic>
+                  <pic:nvPicPr>
+                    <pic:cNvPr id="0" name="architecture.png"/>
+                    <pic:cNvPicPr/>
+                  </pic:nvPicPr>
+                  <pic:blipFill>
+                    <a:blip r:embed="rId13"/>
+                    <a:stretch>
+                      <a:fillRect/>
+                    </a:stretch>
+                  </pic:blipFill>
+                  <pic:spPr>
+                    <a:xfrm>
+                      <a:off x="0" y="0"/>
+                      <a:ext cx="9555480" cy="5374958"/>
+                    </a:xfrm>
+                    <a:prstGeom prst="rect"/>
+                  </pic:spPr>
+                </pic:pic>
+              </a:graphicData>
+            </a:graphic>
+          </wp:inline>
+        </w:drawing>
       </w:r>
     </w:p>
     <w:p>
@@ -5211,13 +5211,8 @@
         <w:pageBreakBefore/>
         <w:rPr/>
       </w:pPr>
-      <w:bookmarkStart w:id="12" w:name="__RefHeading___Toc4872_1421710836"/>
-      <w:bookmarkEnd w:id="12"/>
-      <w:r>
-        <w:rPr>
-          <w:rFonts w:ascii="Noto Sans KR" w:hAnsi="Noto Sans KR" w:eastAsia="Noto Sans KR" w:cs="Noto Sans KR"/>
-        </w:rPr>
-        <w:t>7 Gateway·Backoffice·Batch Architecture</w:t>
+      <w:r>
+        <w:t>7 Gateway·Backoffice·Batch 경계</w:t>
       </w:r>
     </w:p>
     <w:p>
@@ -5326,94 +5321,7 @@
         <w:rPr/>
       </w:pPr>
       <w:r>
-        <w:rPr>
-          <w:rFonts w:eastAsia="Noto Sans KR" w:ascii="Noto Sans KR" w:hAnsi="Noto Sans KR" w:cs="Noto Sans KR"/>
-        </w:rPr>
-        <w:t>Gateway</w:t>
-      </w:r>
-      <w:r>
-        <w:rPr>
-          <w:rFonts w:ascii="Noto Sans KR" w:hAnsi="Noto Sans KR" w:eastAsia="Noto Sans KR" w:cs="Noto Sans KR"/>
-        </w:rPr>
-        <w:t xml:space="preserve">는 외부 </w:t>
-      </w:r>
-      <w:r>
-        <w:rPr>
-          <w:rFonts w:eastAsia="Noto Sans KR" w:ascii="Noto Sans KR" w:hAnsi="Noto Sans KR" w:cs="Noto Sans KR"/>
-        </w:rPr>
-        <w:t xml:space="preserve">Entry </w:t>
-      </w:r>
-      <w:r>
-        <w:rPr>
-          <w:rFonts w:ascii="Noto Sans KR" w:hAnsi="Noto Sans KR" w:eastAsia="Noto Sans KR" w:cs="Noto Sans KR"/>
-        </w:rPr>
-        <w:t xml:space="preserve">정책이 필요한 경우 선택하며 제거 가능한 </w:t>
-      </w:r>
-      <w:r>
-        <w:rPr>
-          <w:rFonts w:eastAsia="Noto Sans KR" w:ascii="Noto Sans KR" w:hAnsi="Noto Sans KR" w:cs="Noto Sans KR"/>
-        </w:rPr>
-        <w:t>Edge</w:t>
-      </w:r>
-      <w:r>
-        <w:rPr>
-          <w:rFonts w:ascii="Noto Sans KR" w:hAnsi="Noto Sans KR" w:eastAsia="Noto Sans KR" w:cs="Noto Sans KR"/>
-        </w:rPr>
-        <w:t>입니다</w:t>
-      </w:r>
-      <w:r>
-        <w:rPr>
-          <w:rFonts w:eastAsia="Noto Sans KR" w:ascii="Noto Sans KR" w:hAnsi="Noto Sans KR" w:cs="Noto Sans KR"/>
-        </w:rPr>
-        <w:t>. cpf-backoffice</w:t>
-      </w:r>
-      <w:r>
-        <w:rPr>
-          <w:rFonts w:ascii="Noto Sans KR" w:hAnsi="Noto Sans KR" w:eastAsia="Noto Sans KR" w:cs="Noto Sans KR"/>
-        </w:rPr>
-        <w:t xml:space="preserve">와 </w:t>
-      </w:r>
-      <w:r>
-        <w:rPr>
-          <w:rFonts w:eastAsia="Noto Sans KR" w:ascii="Noto Sans KR" w:hAnsi="Noto Sans KR" w:cs="Noto Sans KR"/>
-        </w:rPr>
-        <w:t>Channel/BFF</w:t>
-      </w:r>
-      <w:r>
-        <w:rPr>
-          <w:rFonts w:ascii="Noto Sans KR" w:hAnsi="Noto Sans KR" w:eastAsia="Noto Sans KR" w:cs="Noto Sans KR"/>
-        </w:rPr>
-        <w:t xml:space="preserve">는 선택 </w:t>
-      </w:r>
-      <w:r>
-        <w:rPr>
-          <w:rFonts w:eastAsia="Noto Sans KR" w:ascii="Noto Sans KR" w:hAnsi="Noto Sans KR" w:cs="Noto Sans KR"/>
-        </w:rPr>
-        <w:t>Surface</w:t>
-      </w:r>
-      <w:r>
-        <w:rPr>
-          <w:rFonts w:ascii="Noto Sans KR" w:hAnsi="Noto Sans KR" w:eastAsia="Noto Sans KR" w:cs="Noto Sans KR"/>
-        </w:rPr>
-        <w:t xml:space="preserve">이고 </w:t>
-      </w:r>
-      <w:r>
-        <w:rPr>
-          <w:rFonts w:eastAsia="Noto Sans KR" w:ascii="Noto Sans KR" w:hAnsi="Noto Sans KR" w:cs="Noto Sans KR"/>
-        </w:rPr>
-        <w:t xml:space="preserve">Member/Account </w:t>
-      </w:r>
-      <w:r>
-        <w:rPr>
-          <w:rFonts w:ascii="Noto Sans KR" w:hAnsi="Noto Sans KR" w:eastAsia="Noto Sans KR" w:cs="Noto Sans KR"/>
-        </w:rPr>
-        <w:t>등 업무 원장을 직접 소유하거나 우회 조회하지 않습니다</w:t>
-      </w:r>
-      <w:r>
-        <w:rPr>
-          <w:rFonts w:eastAsia="Noto Sans KR" w:ascii="Noto Sans KR" w:hAnsi="Noto Sans KR" w:cs="Noto Sans KR"/>
-        </w:rPr>
-        <w:t>.</w:t>
+        <w:t>Gateway는 외부 Entry 정책을 소유하는 선택형 Edge입니다. cpf-backoffice-web은 DB와 CPF Internal Java 의존이 없는 Browser Channel/BFF이고, cpf-backoffice는 MBW 업무관리 기능을 소유하는 Optional Prebuilt Business Domain입니다. cpf-backoffice는 플랫폼 Control Plane이 아니며 Member/Account 등 타 Domain의 Repository/DB를 직접 접근하지 않고 Public Contract로 호출합니다.</w:t>
       </w:r>
     </w:p>
     <w:p>
@@ -6621,7 +6529,7 @@
         <w:pStyle w:val="ListBullet"/>
       </w:pPr>
       <w:r>
-        <w:t>Gateway·Backoffice·Batch를 제거하거나 장애시켜도 각 Optional Surface의 책임 밖 Core/Domain 계약이 유지되는지 확인합니다.</w:t>
+        <w:t>Gateway·cpf-backoffice-web·cpf-backoffice·Batch의 장애/제거 영향이 각 Owner 경계를 넘지 않는지 확인합니다. 특히 cpf-backoffice 장애를 플랫폼 Control Plane 장애로 간주하지 않고, cpf-backoffice-web은 Channel/BFF 책임만 갖는지 확인합니다.</w:t>
       </w:r>
     </w:p>
     <w:p>

--- a/cpf-docs/deliverables/아키텍처설계서.docx
+++ b/cpf-docs/deliverables/아키텍처설계서.docx
@@ -998,7 +998,7 @@
         <w:drawing>
           <wp:inline xmlns:a="http://schemas.openxmlformats.org/drawingml/2006/main">
             <wp:extent cx="9555480" cy="5374958"/>
-            <wp:docPr id="1" name="Picture 1"/>
+            <wp:docPr id="1" name="CPF 전체 Architecture" descr="CPF 전체 Architecture - Channel/Edge, Business Domain, Public Starter/Core/Common, Platform Operations/Batch, DB3 Owner와 호출 경계를 구분한 구조도"/>
             <wp:cNvGraphicFramePr>
               <a:graphicFrameLocks noChangeAspect="1"/>
             </wp:cNvGraphicFramePr>
@@ -6546,6 +6546,152 @@
       </w:pPr>
       <w:r>
         <w:t>transactionId→operationId→instanceId→recoveryId Timeline으로 장애 원인·복구·최종 업무 결과를 연결할 수 있어야 배포 Topology를 완료로 봅니다.</w:t>
+      </w:r>
+    </w:p>
+    <w:p>
+      <w:pPr>
+        <w:pStyle w:val="Heading1"/>
+      </w:pPr>
+      <w:r>
+        <w:t>9 Architecture 의사결정 체크</w:t>
+      </w:r>
+    </w:p>
+    <w:p>
+      <w:pPr>
+        <w:pStyle w:val="CPFSectionLead"/>
+      </w:pPr>
+      <w:r>
+        <w:t>새 Domain·Runtime·Gateway·Batch·Backoffice를 추가하거나 배포 구조를 바꿀 때 Owner와 호출 경계를 먼저 확인하는 최종 의사결정 체크입니다.</w:t>
+      </w:r>
+    </w:p>
+    <w:p>
+      <w:pPr>
+        <w:pStyle w:val="Heading2"/>
+      </w:pPr>
+      <w:r>
+        <w:t>Owner를 먼저 확정</w:t>
+      </w:r>
+    </w:p>
+    <w:p>
+      <w:pPr>
+        <w:pStyle w:val="ListBullet"/>
+      </w:pPr>
+      <w:r>
+        <w:t>업무 Logic과 업무 DB는 Generated Business Domain 또는 cpf-backoffice 같은 Business Domain이 소유합니다.</w:t>
+      </w:r>
+    </w:p>
+    <w:p>
+      <w:pPr>
+        <w:pStyle w:val="ListBullet"/>
+      </w:pPr>
+      <w:r>
+        <w:t>cpf-backoffice-web은 DB-less Channel/BFF, cpf-admin은 Platform Control Plane, cpf-gateway는 Optional Edge, cpf-batch는 Batch Runtime입니다.</w:t>
+      </w:r>
+    </w:p>
+    <w:p>
+      <w:pPr>
+        <w:pStyle w:val="ListBullet"/>
+      </w:pPr>
+      <w:r>
+        <w:t>다른 Owner의 DB/Repository/Internal Package를 직접 참조하는 설계는 금지합니다.</w:t>
+      </w:r>
+    </w:p>
+    <w:p>
+      <w:pPr>
+        <w:pStyle w:val="Heading2"/>
+      </w:pPr>
+      <w:r>
+        <w:t>Topology를 선택해도 계약은 유지</w:t>
+      </w:r>
+    </w:p>
+    <w:p>
+      <w:pPr>
+        <w:pStyle w:val="ListBullet"/>
+      </w:pPr>
+      <w:r>
+        <w:t>Same JVM은 Local Binding을 사용하고 self-HTTP를 만들지 않습니다.</w:t>
+      </w:r>
+    </w:p>
+    <w:p>
+      <w:pPr>
+        <w:pStyle w:val="ListBullet"/>
+      </w:pPr>
+      <w:r>
+        <w:t>분리 WAS/MSA는 Registry·Transport로 Endpoint를 선택하고 Canonical System6/Timeout/Trace 의미를 유지합니다.</w:t>
+      </w:r>
+    </w:p>
+    <w:p>
+      <w:pPr>
+        <w:pStyle w:val="ListBullet"/>
+      </w:pPr>
+      <w:r>
+        <w:t>외부 Entry는 L4 + Gateway / L4 only / Gateway only를 선택할 수 있지만 Security/Audit/Operation 검증 수준은 낮추지 않습니다.</w:t>
+      </w:r>
+    </w:p>
+    <w:p>
+      <w:pPr>
+        <w:pStyle w:val="Heading2"/>
+      </w:pPr>
+      <w:r>
+        <w:t>Failure Domain과 복구</w:t>
+      </w:r>
+    </w:p>
+    <w:p>
+      <w:r>
+        <w:t>다중 Instance, Gateway, Batch, DB3는 장애 단위를 서로 분리합니다. 장애 후 자동 우회나 재시도보다 Owner 상태·Fencing·UNKNOWN 여부를 먼저 판정하고, 실제 결과를 확인할 수 있는 Recovery Evidence를 남깁니다.</w:t>
+      </w:r>
+    </w:p>
+    <w:p>
+      <w:pPr>
+        <w:pStyle w:val="CPFCallout"/>
+      </w:pPr>
+      <w:r>
+        <w:t>Architecture 완료 조건  Owner → Public Contract → Consumer → Topology → 실패/복구 → DB/Config/Generator → Runtime/Evidence가 한 흐름으로 설명되어야 합니다.</w:t>
+      </w:r>
+    </w:p>
+    <w:p>
+      <w:pPr>
+        <w:pStyle w:val="Heading2"/>
+        <w:spacing w:before="320" w:after="120"/>
+      </w:pPr>
+      <w:r>
+        <w:t>Architecture 변경 시 필수 회귀 범위</w:t>
+      </w:r>
+    </w:p>
+    <w:p>
+      <w:pPr>
+        <w:pStyle w:val="ListBullet"/>
+        <w:spacing w:after="80" w:line="288" w:lineRule="auto"/>
+      </w:pPr>
+      <w:r>
+        <w:t>Owner 또는 Dependency Direction 변경은 Public API/Starter, 실제 Consumer, Generator/Sample과 운영 경계를 함께 재검토합니다.</w:t>
+      </w:r>
+    </w:p>
+    <w:p>
+      <w:pPr>
+        <w:pStyle w:val="ListBullet"/>
+        <w:spacing w:after="80" w:line="288" w:lineRule="auto"/>
+      </w:pPr>
+      <w:r>
+        <w:t>Gateway·Channel·Backoffice 경계를 바꾸면 L4 + Gateway / L4 only / Gateway only 세 경로에서 Security·Audit·Operation 검증 수준이 동일한지 확인합니다.</w:t>
+      </w:r>
+    </w:p>
+    <w:p>
+      <w:pPr>
+        <w:pStyle w:val="ListBullet"/>
+        <w:spacing w:after="80" w:line="288" w:lineRule="auto"/>
+      </w:pPr>
+      <w:r>
+        <w:t>Runtime Topology를 바꾸면 Same JVM/Remote, 다중 Instance, Process Kill/Takeover, Config·Registry·Cache·Lease 수렴을 함께 확인합니다.</w:t>
+      </w:r>
+    </w:p>
+    <w:p>
+      <w:pPr>
+        <w:pStyle w:val="ListBullet"/>
+        <w:spacing w:after="80" w:line="288" w:lineRule="auto"/>
+      </w:pPr>
+      <w:r>
+        <w:t>DB·Batch·외부 Side Effect가 포함되면 UNKNOWN, Retry, Probe, Reconcile, Rollback/Recovery와 최종 Evidence까지 Architecture 완료 조건에 포함합니다.</w:t>
       </w:r>
     </w:p>
     <w:sectPr>
